--- a/text-content.docx
+++ b/text-content.docx
@@ -19,7 +19,12 @@
     </w:p>
     <w:p>
       <w:r>
-        <w:t>Dashboard,US-003,User Stats,Display active session counts and user metrics on main dashboard,Low,Pending</w:t>
+        <w:t>Dashboard,US-003,User Stats,Display active session counts and user metrics on main dashboard,Low,Pending""",</w:t>
+      </w:r>
+    </w:p>
+    <w:p>
+      <w:r>
+        <w:t xml:space="preserve">    output_filename="test-strategy</w:t>
       </w:r>
     </w:p>
     <w:sectPr>

--- a/text-content.docx
+++ b/text-content.docx
@@ -4,27 +4,7 @@
   <w:body>
     <w:p>
       <w:r>
-        <w:t>Module,User Story ID,Title,Description,Priority,Status</w:t>
-      </w:r>
-    </w:p>
-    <w:p>
-      <w:r>
-        <w:t>Authentication,US-001,Login Page,Create user login screen with email and password fields,High,In Progress</w:t>
-      </w:r>
-    </w:p>
-    <w:p>
-      <w:r>
-        <w:t>Authentication,US-002,Password Reset,Implement forgot password workflow via email verification,Medium,Backlog</w:t>
-      </w:r>
-    </w:p>
-    <w:p>
-      <w:r>
-        <w:t>Dashboard,US-003,User Stats,Display active session counts and user metrics on main dashboard,Low,Pending""",</w:t>
-      </w:r>
-    </w:p>
-    <w:p>
-      <w:r>
-        <w:t xml:space="preserve">    output_filename="test-strategy</w:t>
+        <w:t>Module,User Story ID,Title,Priority\nAuthentication,US-001,Login Page,High\nDashboard,US-002,User Stats,Medium</w:t>
       </w:r>
     </w:p>
     <w:sectPr>

--- a/text-content.docx
+++ b/text-content.docx
@@ -4,7 +4,709 @@
   <w:body>
     <w:p>
       <w:r>
-        <w:t>Module,User Story ID,Title,Priority\nAuthentication,US-001,Login Page,High\nDashboard,US-002,User Stats,Medium</w:t>
+        <w:t>User Guide – Text File to Excel Conversion Workflow</w:t>
+      </w:r>
+    </w:p>
+    <w:p>
+      <w:r>
+        <w:t>Workflow documentation for text file to excel format normalizer</w:t>
+      </w:r>
+    </w:p>
+    <w:p>
+      <w:r>
+        <w:t>1. Overview</w:t>
+      </w:r>
+    </w:p>
+    <w:p>
+      <w:r>
+        <w:t>This document provides a comprehensive user guide for the Text File to Excel Conversion Workflow. The workflow is designed to automate the extraction, transformation, and conversion of structured or semi-structured text file data into Microsoft Excel format.</w:t>
+      </w:r>
+    </w:p>
+    <w:p>
+      <w:r>
+        <w:t>2. Workflow Details</w:t>
+      </w:r>
+    </w:p>
+    <w:p>
+      <w:r>
+        <w:t>Workflow Name: Text to Excel Conversion</w:t>
+      </w:r>
+    </w:p>
+    <w:p>
+      <w:r>
+        <w:t>Workflow Purpose: Convert input text files into formatted Excel spreadsheets</w:t>
+      </w:r>
+    </w:p>
+    <w:p>
+      <w:r>
+        <w:t>Workflow Type: Automated Data Transformation Workflow</w:t>
+      </w:r>
+    </w:p>
+    <w:p>
+      <w:r>
+        <w:t>Supported File Formats: .txt (customizable)</w:t>
+      </w:r>
+    </w:p>
+    <w:p>
+      <w:r>
+        <w:t>Output Format: Microsoft Excel (xlsx) (downloadable)</w:t>
+      </w:r>
+    </w:p>
+    <w:p>
+      <w:r>
+        <w:t>Execution Mode: Manual</w:t>
+      </w:r>
+    </w:p>
+    <w:p>
+      <w:r>
+        <w:t>Expected Output: Structured Excel workbook with mapped columns and formatted data</w:t>
+      </w:r>
+    </w:p>
+    <w:p>
+      <w:r>
+        <w:tab/>
+        <w:t>Workflow ID</w:t>
+      </w:r>
+    </w:p>
+    <w:p>
+      <w:r>
+        <w:tab/>
+        <w:t>Workflow Name</w:t>
+      </w:r>
+    </w:p>
+    <w:p>
+      <w:r>
+        <w:tab/>
+        <w:t>Workflow Actions</w:t>
+      </w:r>
+    </w:p>
+    <w:p>
+      <w:r>
+        <w:tab/>
+        <w:t>Input</w:t>
+      </w:r>
+    </w:p>
+    <w:p>
+      <w:r>
+        <w:tab/>
+        <w:t>Output</w:t>
+      </w:r>
+    </w:p>
+    <w:p/>
+    <w:p>
+      <w:r>
+        <w:tab/>
+        <w:t>17104</w:t>
+      </w:r>
+    </w:p>
+    <w:p/>
+    <w:p>
+      <w:r>
+        <w:tab/>
+        <w:t>Text to Excel Conversion 2</w:t>
+      </w:r>
+    </w:p>
+    <w:p>
+      <w:r>
+        <w:tab/>
+        <w:t>Convert input text files into formatted Excel spreadsheets</w:t>
+      </w:r>
+    </w:p>
+    <w:p>
+      <w:r>
+        <w:tab/>
+        <w:t>Text File</w:t>
+      </w:r>
+    </w:p>
+    <w:p>
+      <w:r>
+        <w:tab/>
+        <w:t>.xlsx document</w:t>
+      </w:r>
+    </w:p>
+    <w:p/>
+    <w:p/>
+    <w:p>
+      <w:r>
+        <w:t>3. Agent Details</w:t>
+      </w:r>
+    </w:p>
+    <w:p>
+      <w:r>
+        <w:t>Agent Name: Text To Excel Transformation Agent</w:t>
+      </w:r>
+    </w:p>
+    <w:p>
+      <w:r>
+        <w:t xml:space="preserve">Agent Description: This agent restructures unstructured or semi-structured text into clean Excel spreadsheets and provides users with a direct download link. </w:t>
+      </w:r>
+    </w:p>
+    <w:p>
+      <w:r>
+        <w:t>Execution Permissions: Read/Write access to source and destination folders in GitHub.</w:t>
+      </w:r>
+    </w:p>
+    <w:p>
+      <w:r>
+        <w:t>Monitoring Capability: Workflow execution logs and alert notifications</w:t>
+      </w:r>
+    </w:p>
+    <w:p>
+      <w:r>
+        <w:tab/>
+        <w:t>Agent Name</w:t>
+      </w:r>
+    </w:p>
+    <w:p>
+      <w:r>
+        <w:tab/>
+        <w:t>Mapped Workflow ID</w:t>
+      </w:r>
+    </w:p>
+    <w:p>
+      <w:r>
+        <w:tab/>
+        <w:t>Actions</w:t>
+      </w:r>
+    </w:p>
+    <w:p>
+      <w:r>
+        <w:tab/>
+        <w:t>Outputs</w:t>
+      </w:r>
+    </w:p>
+    <w:p>
+      <w:r>
+        <w:tab/>
+        <w:t>Tools Used</w:t>
+      </w:r>
+    </w:p>
+    <w:p>
+      <w:r>
+        <w:tab/>
+        <w:t>Knowledge Base</w:t>
+      </w:r>
+    </w:p>
+    <w:p/>
+    <w:p>
+      <w:r>
+        <w:tab/>
+        <w:t>Text To Excel Transformation Agent</w:t>
+      </w:r>
+    </w:p>
+    <w:p>
+      <w:r>
+        <w:tab/>
+        <w:t>17104</w:t>
+      </w:r>
+    </w:p>
+    <w:p>
+      <w:r>
+        <w:tab/>
+        <w:t>· File extraction and conversion</w:t>
+      </w:r>
+    </w:p>
+    <w:p>
+      <w:r>
+        <w:tab/>
+        <w:t>.xlsx document</w:t>
+      </w:r>
+    </w:p>
+    <w:p>
+      <w:r>
+        <w:tab/>
+        <w:t>Text-to-Excel Generator</w:t>
+      </w:r>
+    </w:p>
+    <w:p>
+      <w:r>
+        <w:tab/>
+        <w:t>NA</w:t>
+      </w:r>
+    </w:p>
+    <w:p/>
+    <w:p/>
+    <w:p>
+      <w:r>
+        <w:t>4. Tool Details</w:t>
+      </w:r>
+    </w:p>
+    <w:p>
+      <w:r>
+        <w:t>Tool Name: Text-to-Excel Generator</w:t>
+      </w:r>
+    </w:p>
+    <w:p>
+      <w:r>
+        <w:t>Primary Function: Converts raw text content into structured Excel spreadsheets dynamically.</w:t>
+      </w:r>
+    </w:p>
+    <w:p>
+      <w:r>
+        <w:t>Core Processing Engine: Uses Pandas DataFrame Transformation and OpenPyXL Excel generation.</w:t>
+      </w:r>
+    </w:p>
+    <w:p>
+      <w:r>
+        <w:t>Dynamic Header Detection: Automatically identifies delimiters such as pipe (|) and comma (,).</w:t>
+      </w:r>
+    </w:p>
+    <w:p>
+      <w:r>
+        <w:t>JSON Parsing Capability: Supports valid and malformed JSON structure recovery using heuristic repair logic.</w:t>
+      </w:r>
+    </w:p>
+    <w:p>
+      <w:r>
+        <w:t>Fallback Extraction Logic: Uses regex-based key-value extraction when standard JSON parsing fails.</w:t>
+      </w:r>
+    </w:p>
+    <w:p>
+      <w:r>
+        <w:t>Multi-line Record Handling: Merges broken or wrapped text lines into the correct data rows.</w:t>
+      </w:r>
+    </w:p>
+    <w:p>
+      <w:r>
+        <w:t>Schema Matrix Normalization: Dynamically aligns parent-child row structures into tabular format.</w:t>
+      </w:r>
+    </w:p>
+    <w:p>
+      <w:r>
+        <w:t>GitHub Integration: Uploads generated Excel files directly into a specified GitHub repository using GitHub REST API.</w:t>
+      </w:r>
+    </w:p>
+    <w:p>
+      <w:r>
+        <w:t>Authentication Method: Uses GitHub Personal Access Token (PAT) for secure repository access.</w:t>
+      </w:r>
+    </w:p>
+    <w:p>
+      <w:r>
+        <w:t>Supported Output Format: Microsoft Excel (.xlsx).</w:t>
+      </w:r>
+    </w:p>
+    <w:p>
+      <w:r>
+        <w:t>Error Handling: Detects empty content, invalid layouts, GitHub upload failures, and transformation exceptions.</w:t>
+      </w:r>
+    </w:p>
+    <w:p>
+      <w:r>
+        <w:t>Libraries Used: Pandas, Requests, OpenPyXL, Pydantic, Base64, Regex (re), JSON.</w:t>
+      </w:r>
+    </w:p>
+    <w:p>
+      <w:r>
+        <w:t>Logging Utility: Captures execution logs and error details</w:t>
+      </w:r>
+    </w:p>
+    <w:p>
+      <w:r>
+        <w:t>5. Input Parameters</w:t>
+      </w:r>
+    </w:p>
+    <w:p>
+      <w:r>
+        <w:t>The following parameters are required before executing the workflow:</w:t>
+      </w:r>
+    </w:p>
+    <w:p>
+      <w:r>
+        <w:tab/>
+        <w:t>Parameter</w:t>
+      </w:r>
+    </w:p>
+    <w:p>
+      <w:r>
+        <w:tab/>
+        <w:t>Description</w:t>
+      </w:r>
+    </w:p>
+    <w:p>
+      <w:r>
+        <w:tab/>
+        <w:t>Example</w:t>
+      </w:r>
+    </w:p>
+    <w:p/>
+    <w:p>
+      <w:r>
+        <w:tab/>
+        <w:t>Input text file</w:t>
+      </w:r>
+    </w:p>
+    <w:p>
+      <w:r>
+        <w:tab/>
+        <w:t>Text file input file to be uploaded</w:t>
+      </w:r>
+    </w:p>
+    <w:p>
+      <w:r>
+        <w:tab/>
+        <w:t>data.txt uploaded as workflow input</w:t>
+      </w:r>
+    </w:p>
+    <w:p/>
+    <w:p>
+      <w:r>
+        <w:tab/>
+        <w:t>GitHub token</w:t>
+      </w:r>
+    </w:p>
+    <w:p>
+      <w:r>
+        <w:tab/>
+        <w:t>Access token for GitHub</w:t>
+      </w:r>
+    </w:p>
+    <w:p>
+      <w:r>
+        <w:tab/>
+        <w:t>ghp_L3wDyRoieUYLZ49hPKt</w:t>
+      </w:r>
+    </w:p>
+    <w:p/>
+    <w:p>
+      <w:r>
+        <w:tab/>
+        <w:t>GitHub Repo Owner</w:t>
+      </w:r>
+    </w:p>
+    <w:p>
+      <w:r>
+        <w:tab/>
+        <w:t>Owner name for the GitHub repo</w:t>
+      </w:r>
+    </w:p>
+    <w:p>
+      <w:r>
+        <w:tab/>
+        <w:t>NavneetBN47</w:t>
+      </w:r>
+    </w:p>
+    <w:p/>
+    <w:p>
+      <w:r>
+        <w:tab/>
+        <w:t>GitHub Repo Name</w:t>
+      </w:r>
+    </w:p>
+    <w:p>
+      <w:r>
+        <w:tab/>
+        <w:t>Repository name</w:t>
+      </w:r>
+    </w:p>
+    <w:p>
+      <w:r>
+        <w:tab/>
+        <w:t>testX</w:t>
+      </w:r>
+    </w:p>
+    <w:p/>
+    <w:p>
+      <w:r>
+        <w:tab/>
+        <w:t>Output file Name</w:t>
+      </w:r>
+    </w:p>
+    <w:p>
+      <w:r>
+        <w:tab/>
+        <w:t>Required name for the downloadable excel file</w:t>
+      </w:r>
+    </w:p>
+    <w:p>
+      <w:r>
+        <w:tab/>
+        <w:t>Testcases (no suffix required)</w:t>
+      </w:r>
+    </w:p>
+    <w:p/>
+    <w:p/>
+    <w:p/>
+    <w:p/>
+    <w:p>
+      <w:r>
+        <w:t>6. Prerequisites</w:t>
+      </w:r>
+    </w:p>
+    <w:p>
+      <w:r>
+        <w:t xml:space="preserve">AAVA int 2.0 access </w:t>
+      </w:r>
+    </w:p>
+    <w:p>
+      <w:r>
+        <w:t>Access to Quality Engineering realm.</w:t>
+      </w:r>
+    </w:p>
+    <w:p>
+      <w:r>
+        <w:t>GitHub repository setup.</w:t>
+      </w:r>
+    </w:p>
+    <w:p>
+      <w:r>
+        <w:t>User must have access permissions to input/output directories.</w:t>
+      </w:r>
+    </w:p>
+    <w:p>
+      <w:r>
+        <w:t>Microsoft Excel or compatible spreadsheet software should be available for validation.</w:t>
+      </w:r>
+    </w:p>
+    <w:p>
+      <w:r>
+        <w:t>7. Execution Steps</w:t>
+      </w:r>
+    </w:p>
+    <w:p>
+      <w:r>
+        <w:t>Place the source text file in the configured input directory of the workflow.</w:t>
+      </w:r>
+    </w:p>
+    <w:p>
+      <w:r>
+        <w:t>Provide required input parameters and execute.</w:t>
+      </w:r>
+    </w:p>
+    <w:p>
+      <w:r>
+        <w:t>Monitor execution logs for successful completion.</w:t>
+      </w:r>
+    </w:p>
+    <w:p>
+      <w:r>
+        <w:t>Verify generated Excel output by downloading from the URL provided in the workflow output.</w:t>
+      </w:r>
+    </w:p>
+    <w:p>
+      <w:r>
+        <w:t>8. Error Handling &amp; Troubleshooting</w:t>
+      </w:r>
+    </w:p>
+    <w:p>
+      <w:r>
+        <w:t>Invalid file format – Ensure the source file is supported</w:t>
+      </w:r>
+    </w:p>
+    <w:p>
+      <w:r>
+        <w:t>Permission denied – Verify folder access permissions.</w:t>
+      </w:r>
+    </w:p>
+    <w:p>
+      <w:r>
+        <w:t>Empty output file – Validate source file contents.</w:t>
+      </w:r>
+    </w:p>
+    <w:p>
+      <w:r>
+        <w:t>Workflow failure – Review execution logs for detailed error messages</w:t>
+      </w:r>
+    </w:p>
+    <w:p>
+      <w:r>
+        <w:t>Common failure RCA – Ensure tool attachment in agent, verify repository access and token expiry.</w:t>
+      </w:r>
+    </w:p>
+    <w:p/>
+    <w:p>
+      <w:r>
+        <w:t>9. Example Execution Details</w:t>
+      </w:r>
+    </w:p>
+    <w:p>
+      <w:r>
+        <w:t>Execution ID : 740e7f859-3ff9-464a-aded-8c25e077c353</w:t>
+      </w:r>
+    </w:p>
+    <w:p>
+      <w:r>
+        <w:t>Execution logs : AAVA Launchpad – AI Agent Platform by Ascendion</w:t>
+      </w:r>
+    </w:p>
+    <w:p>
+      <w:r>
+        <w:t xml:space="preserve">Input file : </w:t>
+      </w:r>
+    </w:p>
+    <w:p/>
+    <w:p/>
+    <w:p>
+      <w:r>
+        <w:t xml:space="preserve">Output file : </w:t>
+      </w:r>
+    </w:p>
+    <w:p/>
+    <w:p/>
+    <w:p/>
+    <w:p>
+      <w:r>
+        <w:t>testcases delimited.txt</w:t>
+      </w:r>
+    </w:p>
+    <w:p>
+      <w:r>
+        <w:t>Scenario ID|Scenario Title|Test Case ID|Test Case Title|Preconditions|Test Type|Automation Feasible|Test Data|Step #|Test Step Description|Expected Result</w:t>
+      </w:r>
+    </w:p>
+    <w:p>
+      <w:r>
+        <w:t>TC001|US32275|Plan Recommendation|Verify side-by-side plan comparison|User is logged into the CareSource enrollment portal and has completed the health needs questionnaire|Functional|Yes|User with completed profile and at least two recommended plans|1|Navigate to plan recommendation page|System displays side-by-side comparison of at least two plans highlighting premiums, deductibles, co-pays, out-of-pocket maximums, and coverage for specified medications and doctors</w:t>
+      </w:r>
+    </w:p>
+    <w:p>
+      <w:r>
+        <w:t>||||||||2|Review plan features and select a plan|Selected plan is highlighted and user can proceed to enrollment</w:t>
+      </w:r>
+    </w:p>
+    <w:p>
+      <w:r>
+        <w:t>TC002|US32275|Plan Recommendation|Verify navigation to enrollment after plan selection|User is on the plan comparison page|Functional|Yes|User with at least one recommended plan|1|Select a plan and click 'Enroll'|System transitions to the enrollment process with the chosen plan pre-selected</w:t>
+      </w:r>
+    </w:p>
+    <w:p>
+      <w:r>
+        <w:t>TC003|US32275|Plan Recommendation|Negative - No recommended plans|User has completed health needs but no plans match criteria|Negative|Yes|User with uncommon criteria resulting in no matches|1|Navigate to plan recommendation page|System displays a message: "No plans match your criteria. Please adjust your preferences."</w:t>
+      </w:r>
+    </w:p>
+    <w:p>
+      <w:r>
+        <w:t>TC004|US32275|Plan Recommendation|Edge - Maximum number of plans|User qualifies for 10+ plans|Edge|Yes|User with broad criteria resulting in maximum recommendations|1|Navigate to plan recommendation page|System displays all recommended plans in a scrollable, readable format without UI breakage</w:t>
+      </w:r>
+    </w:p>
+    <w:p>
+      <w:r>
+        <w:t>TC005|US32274|Plan Personalization|Verify member can input medications and providers|User is authenticated|Functional|Yes|Medication: Metformin 500mg, Provider: Dr. Smith|1|Navigate to health needs input page|System displays input fields for medications and providers</w:t>
+      </w:r>
+    </w:p>
+    <w:p>
+      <w:r>
+        <w:t>||||||||2|Enter medication and provider information and submit|System accepts input, validates data, and confirms successful entry</w:t>
+      </w:r>
+    </w:p>
+    <w:p>
+      <w:r>
+        <w:t>TC006|US32274|Plan Personalization|Verify financial preference input|User is authenticated|Functional|Yes|Premium: $200, Deductible: $1000, OOP Max: $5000|1|Navigate to financial preferences section|System displays fields for premium, deductible, and out-of-pocket maximum</w:t>
+      </w:r>
+    </w:p>
+    <w:p>
+      <w:r>
+        <w:t>||||||||2|Enter preferences and submit|System saves preferences and updates recommendation criteria</w:t>
+      </w:r>
+    </w:p>
+    <w:p>
+      <w:r>
+        <w:t>TC007|US32274|Plan Personalization|Negative - Invalid medication entry|User is authenticated|Negative|Yes|Medication: "" (blank entry)|1|Leave medication field blank and submit|System displays error: "Medication name required"</w:t>
+      </w:r>
+    </w:p>
+    <w:p>
+      <w:r>
+        <w:t>TC008|US32274|Plan Personalization|Edge - Large medication list|User is authenticated|Edge|Yes|Medication: 20+ entries|1|Enter 20+ medications and submit|System accepts all entries and processes recommendations without error</w:t>
+      </w:r>
+    </w:p>
+    <w:p>
+      <w:r>
+        <w:t>TC009|US32273|Guided Enrollment|Verify guided workflow for plan selection|User is a prospective member|Functional|Yes|Health: Asthma, PCP: Dr. Lee, Premium: $150|1|Start guided enrollment|System prompts for health data, provider, and financial preferences in sequence</w:t>
+      </w:r>
+    </w:p>
+    <w:p>
+      <w:r>
+        <w:t>||||||||2|Complete all steps and submit|System generates and displays personalized plan recommendations with comparison tool</w:t>
+      </w:r>
+    </w:p>
+    <w:p>
+      <w:r>
+        <w:t>TC010|US32273|Guided Enrollment|Negative - Missing required fields|User is a prospective member|Negative|Yes|Omit required health data|1|Attempt to proceed without entering all required fields|System displays validation errors for missing fields</w:t>
+      </w:r>
+    </w:p>
+    <w:p>
+      <w:r>
+        <w:t>TC011|US32273|Guided Enrollment|Edge - Extreme cost preferences|User is a prospective member|Edge|Yes|Premium: $0, Deductible: $0|1|Enter extreme values and submit|System processes and displays only plans meeting criteria, or a message if none available</w:t>
+      </w:r>
+    </w:p>
+    <w:p>
+      <w:r>
+        <w:t>TC012|US31822|Demographic Input|Verify demographic and health needs input|User is a prospective member|Functional|Yes|Age: 40, Location: OH, Doctor: Dr. Adams, Medication: Lisinopril|1|Navigate to demographic input page|System displays fields for age, location, doctors, medications</w:t>
+      </w:r>
+    </w:p>
+    <w:p>
+      <w:r>
+        <w:t>||||||||2|Enter data and submit|System validates and accepts input, proceeding to recommendations</w:t>
+      </w:r>
+    </w:p>
+    <w:p>
+      <w:r>
+        <w:t>TC013|US31822|Demographic Input|Negative - Invalid age|User is a prospective member|Negative|Yes|Age: -1|1|Enter invalid age and submit|System displays error: "Invalid age"</w:t>
+      </w:r>
+    </w:p>
+    <w:p>
+      <w:r>
+        <w:t>TC014|US31822|Demographic Input|Edge - Maximum field length|User is a prospective member|Edge|Yes|Doctor name: 100+ characters|1|Enter maximum length for doctor name and submit|System accepts or displays appropriate error without crashing</w:t>
+      </w:r>
+    </w:p>
+    <w:p>
+      <w:r>
+        <w:t>TC015|US32306|Profile|Verify profile view|User is logged in|Functional|Yes|User with profile data|1|Navigate to profile page|System displays correct profile information</w:t>
+      </w:r>
+    </w:p>
+    <w:p>
+      <w:r>
+        <w:t>TC016|US32307|Settings|Verify settings update|User is logged in|Functional|Yes|New notification preference|1|Go to settings, change preference, save|System updates and confirms setting change</w:t>
+      </w:r>
+    </w:p>
+    <w:p>
+      <w:r>
+        <w:t>TC017|US32308|Transaction History|Verify transaction history view|User is logged in|Functional|Yes|User with transaction history|1|Navigate to transaction history|System displays all past transactions</w:t>
+      </w:r>
+    </w:p>
+    <w:p>
+      <w:r>
+        <w:t>TC018|US32309|Search and Filter|Verify data search and filter|User is logged in|Functional|Yes|Search: "Diabetes", Filter: Date range|1|Enter search term and filter|System returns correct filtered data</w:t>
+      </w:r>
+    </w:p>
+    <w:p>
+      <w:r>
+        <w:t>TC019|US32310|Export Reports|Verify report export|User is logged in|Functional|Yes|Report: Claims|1|Click export on claims report|System downloads report in selected format</w:t>
+      </w:r>
+    </w:p>
+    <w:p>
+      <w:r>
+        <w:t>TC020|US32311|User Permissions|Verify permission management|Admin user logged in|Functional|Yes|Assign 'Editor' to user X|1|Navigate to permissions, assign role|System saves and reflects new permission</w:t>
+      </w:r>
+    </w:p>
+    <w:p>
+      <w:r>
+        <w:t>TC021|US32312|System Logs|Verify system log view|Admin user logged in|Functional|Yes|Any log record|1|Navigate to system logs|System displays logs with timestamp, user, action</w:t>
+      </w:r>
+    </w:p>
+    <w:p>
+      <w:r>
+        <w:t>TC022|US32304|Password Reset|Verify password reset|User on login page|Functional|Yes|Registered email|1|Click 'Forgot Password', enter email|System sends reset link to email</w:t>
+      </w:r>
+    </w:p>
+    <w:p>
+      <w:r>
+        <w:t>TC023|US32305|Two-Factor Authentication|Verify 2FA enablement|User is logged in|Functional|Yes|Valid phone number|1|Navigate to security, enable 2FA|System sends code and confirms setup</w:t>
+      </w:r>
+    </w:p>
+    <w:p>
+      <w:r>
+        <w:t>TC024|US32303|Login|Verify email login|User is registered|Functional|Yes|Valid email/password|1|Enter credentials, click login|System authenticates and redirects to dashboard</w:t>
+      </w:r>
+    </w:p>
+    <w:p>
+      <w:r>
+        <w:t>TC025|US32983|NEW STORY TETS|Basic smoke test|System available|Functional|Yes|N/A|1|Access feature|Feature loads without error</w:t>
+      </w:r>
+    </w:p>
+    <w:p>
+      <w:r>
+        <w:t>TC026|US32744|member 1|Basic smoke test|System available|Functional|Yes|N/A|1|Access feature|Feature loads without error</w:t>
       </w:r>
     </w:p>
     <w:sectPr>

--- a/text-content.docx
+++ b/text-content.docx
@@ -4,709 +4,5678 @@
   <w:body>
     <w:p>
       <w:r>
-        <w:t>User Guide – Text File to Excel Conversion Workflow</w:t>
+        <w:tab/>
+        <w:t xml:space="preserve">Work Item ID: 1572 </w:t>
+        <w:tab/>
+        <w:t xml:space="preserve"> Module: Claims Adjudication </w:t>
+        <w:tab/>
+        <w:t xml:space="preserve"> Name: EOB Document Generation - Variant 23 </w:t>
+        <w:tab/>
+        <w:t xml:space="preserve"> Id: TC1371 </w:t>
+        <w:tab/>
+        <w:t xml:space="preserve"> Description: Verify system handles invalid or missing data during EOB Document Generation </w:t>
+        <w:tab/>
+        <w:t xml:space="preserve"> Precondition: Inbound EDI 837 claim processing queue online. </w:t>
+        <w:tab/>
+        <w:t xml:space="preserve"> Test Step: 1 </w:t>
+        <w:tab/>
+        <w:t xml:space="preserve"> Test Step Description: Submit claim batch containing edge case scenarios for EOB Document Generation </w:t>
+        <w:tab/>
+        <w:t xml:space="preserve"> Test Step Expected Result: System flags anomaly and routed claim to review queue instantly.</w:t>
       </w:r>
     </w:p>
     <w:p>
       <w:r>
-        <w:t>Workflow documentation for text file to excel format normalizer</w:t>
+        <w:tab/>
+        <w:t xml:space="preserve">Work Item ID: 1572 </w:t>
+        <w:tab/>
+        <w:t xml:space="preserve"> Module: Claims Adjudication </w:t>
+        <w:tab/>
+        <w:t xml:space="preserve"> Name: Interest Penalty Calculation - Variant 11 </w:t>
+        <w:tab/>
+        <w:t xml:space="preserve"> Id: TC0699 </w:t>
+        <w:tab/>
+        <w:t xml:space="preserve"> Description: Verify system handles invalid or missing data during Interest Penalty Calculation </w:t>
+        <w:tab/>
+        <w:t xml:space="preserve"> Precondition: Inbound EDI 837 claim processing queue online. </w:t>
+        <w:tab/>
+        <w:t xml:space="preserve"> Test Step: 1 </w:t>
+        <w:tab/>
+        <w:t xml:space="preserve"> Test Step Description: Submit claim batch containing edge case scenarios for Interest Penalty Calculation </w:t>
+        <w:tab/>
+        <w:t xml:space="preserve"> Test Step Expected Result: System flags anomaly and routed claim to review queue instantly.</w:t>
       </w:r>
     </w:p>
     <w:p>
       <w:r>
-        <w:t>1. Overview</w:t>
+        <w:tab/>
+        <w:t xml:space="preserve">Work Item ID: 1572 </w:t>
+        <w:tab/>
+        <w:t xml:space="preserve"> Module: Claims Adjudication </w:t>
+        <w:tab/>
+        <w:t xml:space="preserve"> Name: Provider NPI Verification - Variant 11 </w:t>
+        <w:tab/>
+        <w:t xml:space="preserve"> Id: TC0678 </w:t>
+        <w:tab/>
+        <w:t xml:space="preserve"> Description: Verify claims rules engine properly calculates Provider NPI Verification </w:t>
+        <w:tab/>
+        <w:t xml:space="preserve"> Precondition: Member eligibility database active and updated. </w:t>
+        <w:tab/>
+        <w:t xml:space="preserve"> Test Step: 1 </w:t>
+        <w:tab/>
+        <w:t xml:space="preserve"> Test Step Description: Trigger automated rules evaluation pipeline for Provider NPI Verification </w:t>
+        <w:tab/>
+        <w:t xml:space="preserve"> Test Step Expected Result: Claim status transitions to expected terminal state with proper reason code.</w:t>
       </w:r>
     </w:p>
     <w:p>
       <w:r>
-        <w:t>This document provides a comprehensive user guide for the Text File to Excel Conversion Workflow. The workflow is designed to automate the extraction, transformation, and conversion of structured or semi-structured text file data into Microsoft Excel format.</w:t>
+        <w:tab/>
+        <w:t xml:space="preserve">Work Item ID: 1571 </w:t>
+        <w:tab/>
+        <w:t xml:space="preserve"> Module: Patient Portal Appointments </w:t>
+        <w:tab/>
+        <w:t xml:space="preserve"> Name: Location Map View - Variant 4 </w:t>
+        <w:tab/>
+        <w:t xml:space="preserve"> Id: TC0242 </w:t>
+        <w:tab/>
+        <w:t xml:space="preserve"> Description: Verify behavior of Location Map View under standard network load conditions </w:t>
+        <w:tab/>
+        <w:t xml:space="preserve"> Precondition: Database populated with active patient appointment records. </w:t>
+        <w:tab/>
+        <w:t xml:space="preserve"> Test Step: 1 </w:t>
+        <w:tab/>
+        <w:t xml:space="preserve"> Test Step Description: Select the target option from 'My Appointments' view for Location Map View </w:t>
+        <w:tab/>
+        <w:t xml:space="preserve"> Test Step Expected Result: Correct data visual tags render cleanly without page overflow.</w:t>
       </w:r>
     </w:p>
     <w:p>
       <w:r>
-        <w:t>2. Workflow Details</w:t>
+        <w:tab/>
+        <w:t xml:space="preserve">Work Item ID: 1573 </w:t>
+        <w:tab/>
+        <w:t xml:space="preserve"> Module: AI Insights &amp; Anomaly Detection </w:t>
+        <w:tab/>
+        <w:t xml:space="preserve"> Name: Alert Dismissal Persistence - Variant 12 </w:t>
+        <w:tab/>
+        <w:t xml:space="preserve"> Id: TC0736 </w:t>
+        <w:tab/>
+        <w:t xml:space="preserve"> Description: Verify accuracy and SLA metrics for Alert Dismissal Persistence predictive execution </w:t>
+        <w:tab/>
+        <w:t xml:space="preserve"> Precondition: Model checkpoint v2.4 loaded in runtime environment. </w:t>
+        <w:tab/>
+        <w:t xml:space="preserve"> Test Step: 1 </w:t>
+        <w:tab/>
+        <w:t xml:space="preserve"> Test Step Description: Interact with AI insight card component for Alert Dismissal Persistence </w:t>
+        <w:tab/>
+        <w:t xml:space="preserve"> Test Step Expected Result: Explanation model outputs clear feature contribution breakdown.</w:t>
       </w:r>
     </w:p>
     <w:p>
       <w:r>
-        <w:t>Workflow Name: Text to Excel Conversion</w:t>
+        <w:tab/>
+        <w:t xml:space="preserve">Work Item ID: 1573 </w:t>
+        <w:tab/>
+        <w:t xml:space="preserve"> Module: AI Insights &amp; Anomaly Detection </w:t>
+        <w:tab/>
+        <w:t xml:space="preserve"> Name: Cost Spike Detection - Variant 19 </w:t>
+        <w:tab/>
+        <w:t xml:space="preserve"> Id: TC1129 </w:t>
+        <w:tab/>
+        <w:t xml:space="preserve"> Description: Verify AI pipeline capabilities when processing Cost Spike Detection </w:t>
+        <w:tab/>
+        <w:t xml:space="preserve"> Precondition: AI predictive inference service active. </w:t>
+        <w:tab/>
+        <w:t xml:space="preserve"> Test Step: 1 </w:t>
+        <w:tab/>
+        <w:t xml:space="preserve"> Test Step Description: Inject sample telemetry dataset into stream to evaluate Cost Spike Detection </w:t>
+        <w:tab/>
+        <w:t xml:space="preserve"> Test Step Expected Result: AI processing layer identifies pattern and updates UI cards within SLA.</w:t>
       </w:r>
     </w:p>
     <w:p>
       <w:r>
-        <w:t>Workflow Purpose: Convert input text files into formatted Excel spreadsheets</w:t>
+        <w:tab/>
+        <w:t xml:space="preserve">Work Item ID: 1572 </w:t>
+        <w:tab/>
+        <w:t xml:space="preserve"> Module: Claims Adjudication </w:t>
+        <w:tab/>
+        <w:t xml:space="preserve"> Name: Maximum Out-of-Pocket Cap - Variant 22 </w:t>
+        <w:tab/>
+        <w:t xml:space="preserve"> Id: TC1344 </w:t>
+        <w:tab/>
+        <w:t xml:space="preserve"> Description: Verify system flags exception when Maximum Out-of-Pocket Cap criteria are met </w:t>
+        <w:tab/>
+        <w:t xml:space="preserve"> Precondition: Fee schedule table configured in runtime memory. </w:t>
+        <w:tab/>
+        <w:t xml:space="preserve"> Test Step: 1 </w:t>
+        <w:tab/>
+        <w:t xml:space="preserve"> Test Step Description: Inspect adjudication output parameters for Maximum Out-of-Pocket Cap </w:t>
+        <w:tab/>
+        <w:t xml:space="preserve"> Test Step Expected Result: Financial liability split correctly between member and plan.</w:t>
       </w:r>
     </w:p>
     <w:p>
       <w:r>
-        <w:t>Workflow Type: Automated Data Transformation Workflow</w:t>
+        <w:tab/>
+        <w:t xml:space="preserve">Work Item ID: 1573 </w:t>
+        <w:tab/>
+        <w:t xml:space="preserve"> Module: AI Insights &amp; Anomaly Detection </w:t>
+        <w:tab/>
+        <w:t xml:space="preserve"> Name: Automated Summary Generation - Variant 4 </w:t>
+        <w:tab/>
+        <w:t xml:space="preserve"> Id: TC0277 </w:t>
+        <w:tab/>
+        <w:t xml:space="preserve"> Description: Verify AI pipeline capabilities when processing Automated Summary Generation </w:t>
+        <w:tab/>
+        <w:t xml:space="preserve"> Precondition: AI predictive inference service active. </w:t>
+        <w:tab/>
+        <w:t xml:space="preserve"> Test Step: 1 </w:t>
+        <w:tab/>
+        <w:t xml:space="preserve"> Test Step Description: Inject sample telemetry dataset into stream to evaluate Automated Summary Generation </w:t>
+        <w:tab/>
+        <w:t xml:space="preserve"> Test Step Expected Result: AI processing layer identifies pattern and updates UI cards within SLA.</w:t>
       </w:r>
     </w:p>
     <w:p>
       <w:r>
-        <w:t>Supported File Formats: .txt (customizable)</w:t>
+        <w:tab/>
+        <w:t xml:space="preserve">Work Item ID: 1572 </w:t>
+        <w:tab/>
+        <w:t xml:space="preserve"> Module: Claims Adjudication </w:t>
+        <w:tab/>
+        <w:t xml:space="preserve"> Name: Provider NPI Verification - Variant 8 </w:t>
+        <w:tab/>
+        <w:t xml:space="preserve"> Id: TC0498 </w:t>
+        <w:tab/>
+        <w:t xml:space="preserve"> Description: Verify claims rules engine properly calculates Provider NPI Verification </w:t>
+        <w:tab/>
+        <w:t xml:space="preserve"> Precondition: Member eligibility database active and updated. </w:t>
+        <w:tab/>
+        <w:t xml:space="preserve"> Test Step: 1 </w:t>
+        <w:tab/>
+        <w:t xml:space="preserve"> Test Step Description: Trigger automated rules evaluation pipeline for Provider NPI Verification </w:t>
+        <w:tab/>
+        <w:t xml:space="preserve"> Test Step Expected Result: Claim status transitions to expected terminal state with proper reason code.</w:t>
       </w:r>
     </w:p>
     <w:p>
       <w:r>
-        <w:t>Output Format: Microsoft Excel (xlsx) (downloadable)</w:t>
+        <w:tab/>
+        <w:t xml:space="preserve">Work Item ID: 1573 </w:t>
+        <w:tab/>
+        <w:t xml:space="preserve"> Module: AI Insights &amp; Anomaly Detection </w:t>
+        <w:tab/>
+        <w:t xml:space="preserve"> Name: Predictive No-Show Score - Variant 7 </w:t>
+        <w:tab/>
+        <w:t xml:space="preserve"> Id: TC0406 </w:t>
+        <w:tab/>
+        <w:t xml:space="preserve"> Description: Verify dashboard UI component displays output from Predictive No-Show Score </w:t>
+        <w:tab/>
+        <w:t xml:space="preserve"> Precondition: Historical baseline metrics ingested and indexed. </w:t>
+        <w:tab/>
+        <w:t xml:space="preserve"> Test Step: 1 </w:t>
+        <w:tab/>
+        <w:t xml:space="preserve"> Test Step Description: Trigger dashboard refresh and monitor response latency for Predictive No-Show Score </w:t>
+        <w:tab/>
+        <w:t xml:space="preserve"> Test Step Expected Result: Visualization widget renders top trends with accurate confidence scores.</w:t>
       </w:r>
     </w:p>
     <w:p>
       <w:r>
-        <w:t>Execution Mode: Manual</w:t>
+        <w:tab/>
+        <w:t xml:space="preserve">Work Item ID: 1571 </w:t>
+        <w:tab/>
+        <w:t xml:space="preserve"> Module: Patient Portal Appointments </w:t>
+        <w:tab/>
+        <w:t xml:space="preserve"> Name: Telehealth Link Generation - Variant 9 </w:t>
+        <w:tab/>
+        <w:t xml:space="preserve"> Id: TC0545 </w:t>
+        <w:tab/>
+        <w:t xml:space="preserve"> Description: Verify that Telehealth Link Generation operates correctly when loaded by patient user </w:t>
+        <w:tab/>
+        <w:t xml:space="preserve"> Precondition: Patient user logged in with valid session token. </w:t>
+        <w:tab/>
+        <w:t xml:space="preserve"> Test Step: 1 </w:t>
+        <w:tab/>
+        <w:t xml:space="preserve"> Test Step Description: Navigate to the Patient Portal dashboard and trigger Telehealth Link Generation </w:t>
+        <w:tab/>
+        <w:t xml:space="preserve"> Test Step Expected Result: System successfully processes request and updates UI state within 2 seconds.</w:t>
       </w:r>
     </w:p>
     <w:p>
       <w:r>
-        <w:t>Expected Output: Structured Excel workbook with mapped columns and formatted data</w:t>
+        <w:tab/>
+        <w:t xml:space="preserve">Work Item ID: 1573 </w:t>
+        <w:tab/>
+        <w:t xml:space="preserve"> Module: AI Insights &amp; Anomaly Detection </w:t>
+        <w:tab/>
+        <w:t xml:space="preserve"> Name: Historical Baseline Comparison - Variant 19 </w:t>
+        <w:tab/>
+        <w:t xml:space="preserve"> Id: TC1162 </w:t>
+        <w:tab/>
+        <w:t xml:space="preserve"> Description: Verify dashboard UI component displays output from Historical Baseline Comparison </w:t>
+        <w:tab/>
+        <w:t xml:space="preserve"> Precondition: Historical baseline metrics ingested and indexed. </w:t>
+        <w:tab/>
+        <w:t xml:space="preserve"> Test Step: 1 </w:t>
+        <w:tab/>
+        <w:t xml:space="preserve"> Test Step Description: Trigger dashboard refresh and monitor response latency for Historical Baseline Comparison </w:t>
+        <w:tab/>
+        <w:t xml:space="preserve"> Test Step Expected Result: Visualization widget renders top trends with accurate confidence scores.</w:t>
       </w:r>
     </w:p>
     <w:p>
       <w:r>
         <w:tab/>
-        <w:t>Workflow ID</w:t>
+        <w:t xml:space="preserve">Work Item ID: 1571 </w:t>
+        <w:tab/>
+        <w:t xml:space="preserve"> Module: Patient Portal Appointments </w:t>
+        <w:tab/>
+        <w:t xml:space="preserve"> Name: Reschedule Request - Variant 16 </w:t>
+        <w:tab/>
+        <w:t xml:space="preserve"> Id: TC0956 </w:t>
+        <w:tab/>
+        <w:t xml:space="preserve"> Description: Verify edge case data handling during Reschedule Request execution </w:t>
+        <w:tab/>
+        <w:t xml:space="preserve"> Precondition: User profile settings configured with default preferences. </w:t>
+        <w:tab/>
+        <w:t xml:space="preserve"> Test Step: 1 </w:t>
+        <w:tab/>
+        <w:t xml:space="preserve"> Test Step Description: Submit the request form and observe screen update for Reschedule Request </w:t>
+        <w:tab/>
+        <w:t xml:space="preserve"> Test Step Expected Result: System logs action correctly and maintains complete session data integrity.</w:t>
       </w:r>
     </w:p>
     <w:p>
       <w:r>
         <w:tab/>
-        <w:t>Workflow Name</w:t>
+        <w:t xml:space="preserve">Work Item ID: 1573 </w:t>
+        <w:tab/>
+        <w:t xml:space="preserve"> Module: AI Insights &amp; Anomaly Detection </w:t>
+        <w:tab/>
+        <w:t xml:space="preserve"> Name: Historical Baseline Comparison - Variant 18 </w:t>
+        <w:tab/>
+        <w:t xml:space="preserve"> Id: TC1102 </w:t>
+        <w:tab/>
+        <w:t xml:space="preserve"> Description: Verify dashboard UI component displays output from Historical Baseline Comparison </w:t>
+        <w:tab/>
+        <w:t xml:space="preserve"> Precondition: Historical baseline metrics ingested and indexed. </w:t>
+        <w:tab/>
+        <w:t xml:space="preserve"> Test Step: 1 </w:t>
+        <w:tab/>
+        <w:t xml:space="preserve"> Test Step Description: Trigger dashboard refresh and monitor response latency for Historical Baseline Comparison </w:t>
+        <w:tab/>
+        <w:t xml:space="preserve"> Test Step Expected Result: Visualization widget renders top trends with accurate confidence scores.</w:t>
       </w:r>
     </w:p>
     <w:p>
       <w:r>
         <w:tab/>
-        <w:t>Workflow Actions</w:t>
+        <w:t xml:space="preserve">Work Item ID: 1573 </w:t>
+        <w:tab/>
+        <w:t xml:space="preserve"> Module: AI Insights &amp; Anomaly Detection </w:t>
+        <w:tab/>
+        <w:t xml:space="preserve"> Name: Anomaly Detection Alert </w:t>
+        <w:tab/>
+        <w:t xml:space="preserve"> Id: TC002 </w:t>
+        <w:tab/>
+        <w:t xml:space="preserve"> Description: Verify alert generation SLA when a product metric deviates from historical distribution boundaries </w:t>
+        <w:tab/>
+        <w:t xml:space="preserve"> Precondition: Pre-trained predictive model cores are fully operational. </w:t>
+        <w:tab/>
+        <w:t xml:space="preserve"> Test Step: 1 </w:t>
+        <w:tab/>
+        <w:t xml:space="preserve"> Test Step Description: Inject anomalous sample data stream into active processing queue paths. </w:t>
+        <w:tab/>
+        <w:t xml:space="preserve"> Test Step Expected Result: AI processing layer intercepts structural boundary exception and sends a system alert UI notification within 2 seconds.</w:t>
       </w:r>
     </w:p>
     <w:p>
       <w:r>
         <w:tab/>
-        <w:t>Input</w:t>
+        <w:t xml:space="preserve">Work Item ID: 1572 </w:t>
+        <w:tab/>
+        <w:t xml:space="preserve"> Module: Claims Adjudication </w:t>
+        <w:tab/>
+        <w:t xml:space="preserve"> Name: Adjustment Code Processing - Variant 21 </w:t>
+        <w:tab/>
+        <w:t xml:space="preserve"> Id: TC1275 </w:t>
+        <w:tab/>
+        <w:t xml:space="preserve"> Description: Verify system handles invalid or missing data during Adjustment Code Processing </w:t>
+        <w:tab/>
+        <w:t xml:space="preserve"> Precondition: Inbound EDI 837 claim processing queue online. </w:t>
+        <w:tab/>
+        <w:t xml:space="preserve"> Test Step: 1 </w:t>
+        <w:tab/>
+        <w:t xml:space="preserve"> Test Step Description: Submit claim batch containing edge case scenarios for Adjustment Code Processing </w:t>
+        <w:tab/>
+        <w:t xml:space="preserve"> Test Step Expected Result: System flags anomaly and routed claim to review queue instantly.</w:t>
       </w:r>
     </w:p>
     <w:p>
       <w:r>
         <w:tab/>
-        <w:t>Output</w:t>
-      </w:r>
-    </w:p>
-    <w:p/>
-    <w:p>
-      <w:r>
-        <w:tab/>
-        <w:t>17104</w:t>
-      </w:r>
-    </w:p>
-    <w:p/>
-    <w:p>
-      <w:r>
-        <w:tab/>
-        <w:t>Text to Excel Conversion 2</w:t>
+        <w:t xml:space="preserve">Work Item ID: 1573 </w:t>
+        <w:tab/>
+        <w:t xml:space="preserve"> Module: AI Insights &amp; Anomaly Detection </w:t>
+        <w:tab/>
+        <w:t xml:space="preserve"> Name: Alert Dismissal Persistence - Variant 8 </w:t>
+        <w:tab/>
+        <w:t xml:space="preserve"> Id: TC0496 </w:t>
+        <w:tab/>
+        <w:t xml:space="preserve"> Description: Verify accuracy and SLA metrics for Alert Dismissal Persistence predictive execution </w:t>
+        <w:tab/>
+        <w:t xml:space="preserve"> Precondition: Model checkpoint v2.4 loaded in runtime environment. </w:t>
+        <w:tab/>
+        <w:t xml:space="preserve"> Test Step: 1 </w:t>
+        <w:tab/>
+        <w:t xml:space="preserve"> Test Step Description: Interact with AI insight card component for Alert Dismissal Persistence </w:t>
+        <w:tab/>
+        <w:t xml:space="preserve"> Test Step Expected Result: Explanation model outputs clear feature contribution breakdown.</w:t>
       </w:r>
     </w:p>
     <w:p>
       <w:r>
         <w:tab/>
-        <w:t>Convert input text files into formatted Excel spreadsheets</w:t>
+        <w:t xml:space="preserve">Work Item ID: 1571 </w:t>
+        <w:tab/>
+        <w:t xml:space="preserve"> Module: Patient Portal Appointments </w:t>
+        <w:tab/>
+        <w:t xml:space="preserve"> Name: Reschedule Request - Variant 12 </w:t>
+        <w:tab/>
+        <w:t xml:space="preserve"> Id: TC0716 </w:t>
+        <w:tab/>
+        <w:t xml:space="preserve"> Description: Verify edge case data handling during Reschedule Request execution </w:t>
+        <w:tab/>
+        <w:t xml:space="preserve"> Precondition: User profile settings configured with default preferences. </w:t>
+        <w:tab/>
+        <w:t xml:space="preserve"> Test Step: 1 </w:t>
+        <w:tab/>
+        <w:t xml:space="preserve"> Test Step Description: Submit the request form and observe screen update for Reschedule Request </w:t>
+        <w:tab/>
+        <w:t xml:space="preserve"> Test Step Expected Result: System logs action correctly and maintains complete session data integrity.</w:t>
       </w:r>
     </w:p>
     <w:p>
       <w:r>
         <w:tab/>
-        <w:t>Text File</w:t>
+        <w:t xml:space="preserve">Work Item ID: 1573 </w:t>
+        <w:tab/>
+        <w:t xml:space="preserve"> Module: AI Insights &amp; Anomaly Detection </w:t>
+        <w:tab/>
+        <w:t xml:space="preserve"> Name: False Positive Feedback Loop - Variant 23 </w:t>
+        <w:tab/>
+        <w:t xml:space="preserve"> Id: TC1387 </w:t>
+        <w:tab/>
+        <w:t xml:space="preserve"> Description: Verify real-time notification trigger during False Positive Feedback Loop </w:t>
+        <w:tab/>
+        <w:t xml:space="preserve"> Precondition: Kafka event streaming topic connected. </w:t>
+        <w:tab/>
+        <w:t xml:space="preserve"> Test Step: 1 </w:t>
+        <w:tab/>
+        <w:t xml:space="preserve"> Test Step Description: Simulate statistical deviation vector to validate False Positive Feedback Loop </w:t>
+        <w:tab/>
+        <w:t xml:space="preserve"> Test Step Expected Result: System generates high-priority notification banner instantly.</w:t>
       </w:r>
     </w:p>
     <w:p>
       <w:r>
         <w:tab/>
-        <w:t>.xlsx document</w:t>
-      </w:r>
-    </w:p>
-    <w:p/>
-    <w:p/>
-    <w:p>
-      <w:r>
-        <w:t>3. Agent Details</w:t>
+        <w:t xml:space="preserve">Work Item ID: 1571 </w:t>
+        <w:tab/>
+        <w:t xml:space="preserve"> Module: Patient Portal Appointments </w:t>
+        <w:tab/>
+        <w:t xml:space="preserve"> Name: Location Map View - Variant 21 </w:t>
+        <w:tab/>
+        <w:t xml:space="preserve"> Id: TC1262 </w:t>
+        <w:tab/>
+        <w:t xml:space="preserve"> Description: Verify behavior of Location Map View under standard network load conditions </w:t>
+        <w:tab/>
+        <w:t xml:space="preserve"> Precondition: Database populated with active patient appointment records. </w:t>
+        <w:tab/>
+        <w:t xml:space="preserve"> Test Step: 1 </w:t>
+        <w:tab/>
+        <w:t xml:space="preserve"> Test Step Description: Select the target option from 'My Appointments' view for Location Map View </w:t>
+        <w:tab/>
+        <w:t xml:space="preserve"> Test Step Expected Result: Correct data visual tags render cleanly without page overflow.</w:t>
       </w:r>
     </w:p>
     <w:p>
       <w:r>
-        <w:t>Agent Name: Text To Excel Transformation Agent</w:t>
+        <w:tab/>
+        <w:t xml:space="preserve">Work Item ID: 1572 </w:t>
+        <w:tab/>
+        <w:t xml:space="preserve"> Module: Claims Adjudication </w:t>
+        <w:tab/>
+        <w:t xml:space="preserve"> Name: EOB Document Generation - Variant 22 </w:t>
+        <w:tab/>
+        <w:t xml:space="preserve"> Id: TC1311 </w:t>
+        <w:tab/>
+        <w:t xml:space="preserve"> Description: Verify system handles invalid or missing data during EOB Document Generation </w:t>
+        <w:tab/>
+        <w:t xml:space="preserve"> Precondition: Inbound EDI 837 claim processing queue online. </w:t>
+        <w:tab/>
+        <w:t xml:space="preserve"> Test Step: 1 </w:t>
+        <w:tab/>
+        <w:t xml:space="preserve"> Test Step Description: Submit claim batch containing edge case scenarios for EOB Document Generation </w:t>
+        <w:tab/>
+        <w:t xml:space="preserve"> Test Step Expected Result: System flags anomaly and routed claim to review queue instantly.</w:t>
       </w:r>
     </w:p>
     <w:p>
       <w:r>
-        <w:t xml:space="preserve">Agent Description: This agent restructures unstructured or semi-structured text into clean Excel spreadsheets and provides users with a direct download link. </w:t>
+        <w:tab/>
+        <w:t xml:space="preserve">Work Item ID: 1572 </w:t>
+        <w:tab/>
+        <w:t xml:space="preserve"> Module: Claims Adjudication </w:t>
+        <w:tab/>
+        <w:t xml:space="preserve"> Name: Claim Line Item Split - Variant 4 </w:t>
+        <w:tab/>
+        <w:t xml:space="preserve"> Id: TC0234 </w:t>
+        <w:tab/>
+        <w:t xml:space="preserve"> Description: Verify claims rules engine properly calculates Claim Line Item Split </w:t>
+        <w:tab/>
+        <w:t xml:space="preserve"> Precondition: Member eligibility database active and updated. </w:t>
+        <w:tab/>
+        <w:t xml:space="preserve"> Test Step: 1 </w:t>
+        <w:tab/>
+        <w:t xml:space="preserve"> Test Step Description: Trigger automated rules evaluation pipeline for Claim Line Item Split </w:t>
+        <w:tab/>
+        <w:t xml:space="preserve"> Test Step Expected Result: Claim status transitions to expected terminal state with proper reason code.</w:t>
       </w:r>
     </w:p>
     <w:p>
       <w:r>
-        <w:t>Execution Permissions: Read/Write access to source and destination folders in GitHub.</w:t>
+        <w:tab/>
+        <w:t xml:space="preserve">Work Item ID: 1571 </w:t>
+        <w:tab/>
+        <w:t xml:space="preserve"> Module: Patient Portal Appointments </w:t>
+        <w:tab/>
+        <w:t xml:space="preserve"> Name: Location Map View - Variant 23 </w:t>
+        <w:tab/>
+        <w:t xml:space="preserve"> Id: TC1382 </w:t>
+        <w:tab/>
+        <w:t xml:space="preserve"> Description: Verify behavior of Location Map View under standard network load conditions </w:t>
+        <w:tab/>
+        <w:t xml:space="preserve"> Precondition: Database populated with active patient appointment records. </w:t>
+        <w:tab/>
+        <w:t xml:space="preserve"> Test Step: 1 </w:t>
+        <w:tab/>
+        <w:t xml:space="preserve"> Test Step Description: Select the target option from 'My Appointments' view for Location Map View </w:t>
+        <w:tab/>
+        <w:t xml:space="preserve"> Test Step Expected Result: Correct data visual tags render cleanly without page overflow.</w:t>
       </w:r>
     </w:p>
     <w:p>
       <w:r>
-        <w:t>Monitoring Capability: Workflow execution logs and alert notifications</w:t>
+        <w:tab/>
+        <w:t xml:space="preserve">Work Item ID: 1572 </w:t>
+        <w:tab/>
+        <w:t xml:space="preserve"> Module: Claims Adjudication </w:t>
+        <w:tab/>
+        <w:t xml:space="preserve"> Name: Provider NPI Verification - Variant 23 </w:t>
+        <w:tab/>
+        <w:t xml:space="preserve"> Id: TC1398 </w:t>
+        <w:tab/>
+        <w:t xml:space="preserve"> Description: Verify claims rules engine properly calculates Provider NPI Verification </w:t>
+        <w:tab/>
+        <w:t xml:space="preserve"> Precondition: Member eligibility database active and updated. </w:t>
+        <w:tab/>
+        <w:t xml:space="preserve"> Test Step: 1 </w:t>
+        <w:tab/>
+        <w:t xml:space="preserve"> Test Step Description: Trigger automated rules evaluation pipeline for Provider NPI Verification </w:t>
+        <w:tab/>
+        <w:t xml:space="preserve"> Test Step Expected Result: Claim status transitions to expected terminal state with proper reason code.</w:t>
       </w:r>
     </w:p>
     <w:p>
       <w:r>
         <w:tab/>
-        <w:t>Agent Name</w:t>
+        <w:t xml:space="preserve">Work Item ID: 1572 </w:t>
+        <w:tab/>
+        <w:t xml:space="preserve"> Module: Claims Adjudication </w:t>
+        <w:tab/>
+        <w:t xml:space="preserve"> Name: Bundled Service Deduction - Variant 22 </w:t>
+        <w:tab/>
+        <w:t xml:space="preserve"> Id: TC1341 </w:t>
+        <w:tab/>
+        <w:t xml:space="preserve"> Description: Verify adjudication engine logic for Bundled Service Deduction </w:t>
+        <w:tab/>
+        <w:t xml:space="preserve"> Precondition: Claim adjudication rules engine initialized. </w:t>
+        <w:tab/>
+        <w:t xml:space="preserve"> Test Step: 1 </w:t>
+        <w:tab/>
+        <w:t xml:space="preserve"> Test Step Description: Ingest synthetic claim payload testing Bundled Service Deduction into the engine </w:t>
+        <w:tab/>
+        <w:t xml:space="preserve"> Test Step Expected Result: Adjudication engine applies correct formula and outputs calculated totals.</w:t>
       </w:r>
     </w:p>
     <w:p>
       <w:r>
         <w:tab/>
-        <w:t>Mapped Workflow ID</w:t>
+        <w:t xml:space="preserve">Work Item ID: 1571 </w:t>
+        <w:tab/>
+        <w:t xml:space="preserve"> Module: Patient Portal Appointments </w:t>
+        <w:tab/>
+        <w:t xml:space="preserve"> Name: Print Summary - Variant 23 </w:t>
+        <w:tab/>
+        <w:t xml:space="preserve"> Id: TC1394 </w:t>
+        <w:tab/>
+        <w:t xml:space="preserve"> Description: Verify behavior of Print Summary under standard network load conditions </w:t>
+        <w:tab/>
+        <w:t xml:space="preserve"> Precondition: Database populated with active patient appointment records. </w:t>
+        <w:tab/>
+        <w:t xml:space="preserve"> Test Step: 1 </w:t>
+        <w:tab/>
+        <w:t xml:space="preserve"> Test Step Description: Select the target option from 'My Appointments' view for Print Summary </w:t>
+        <w:tab/>
+        <w:t xml:space="preserve"> Test Step Expected Result: Correct data visual tags render cleanly without page overflow.</w:t>
       </w:r>
     </w:p>
     <w:p>
       <w:r>
         <w:tab/>
-        <w:t>Actions</w:t>
+        <w:t xml:space="preserve">Work Item ID: 1573 </w:t>
+        <w:tab/>
+        <w:t xml:space="preserve"> Module: AI Insights &amp; Anomaly Detection </w:t>
+        <w:tab/>
+        <w:t xml:space="preserve"> Name: Explanation Tooltip Generation - Variant 3 </w:t>
+        <w:tab/>
+        <w:t xml:space="preserve"> Id: TC0193 </w:t>
+        <w:tab/>
+        <w:t xml:space="preserve"> Description: Verify AI pipeline capabilities when processing Explanation Tooltip Generation </w:t>
+        <w:tab/>
+        <w:t xml:space="preserve"> Precondition: AI predictive inference service active. </w:t>
+        <w:tab/>
+        <w:t xml:space="preserve"> Test Step: 1 </w:t>
+        <w:tab/>
+        <w:t xml:space="preserve"> Test Step Description: Inject sample telemetry dataset into stream to evaluate Explanation Tooltip Generation </w:t>
+        <w:tab/>
+        <w:t xml:space="preserve"> Test Step Expected Result: AI processing layer identifies pattern and updates UI cards within SLA.</w:t>
       </w:r>
     </w:p>
     <w:p>
       <w:r>
         <w:tab/>
-        <w:t>Outputs</w:t>
+        <w:t xml:space="preserve">Work Item ID: 1573 </w:t>
+        <w:tab/>
+        <w:t xml:space="preserve"> Module: AI Insights &amp; Anomaly Detection </w:t>
+        <w:tab/>
+        <w:t xml:space="preserve"> Name: Predictive No-Show Score - Variant 10 </w:t>
+        <w:tab/>
+        <w:t xml:space="preserve"> Id: TC0586 </w:t>
+        <w:tab/>
+        <w:t xml:space="preserve"> Description: Verify dashboard UI component displays output from Predictive No-Show Score </w:t>
+        <w:tab/>
+        <w:t xml:space="preserve"> Precondition: Historical baseline metrics ingested and indexed. </w:t>
+        <w:tab/>
+        <w:t xml:space="preserve"> Test Step: 1 </w:t>
+        <w:tab/>
+        <w:t xml:space="preserve"> Test Step Description: Trigger dashboard refresh and monitor response latency for Predictive No-Show Score </w:t>
+        <w:tab/>
+        <w:t xml:space="preserve"> Test Step Expected Result: Visualization widget renders top trends with accurate confidence scores.</w:t>
       </w:r>
     </w:p>
     <w:p>
       <w:r>
         <w:tab/>
-        <w:t>Tools Used</w:t>
+        <w:t xml:space="preserve">Work Item ID: 1572 </w:t>
+        <w:tab/>
+        <w:t xml:space="preserve"> Module: Claims Adjudication </w:t>
+        <w:tab/>
+        <w:t xml:space="preserve"> Name: Maximum Out-of-Pocket Cap - Variant 8 </w:t>
+        <w:tab/>
+        <w:t xml:space="preserve"> Id: TC0504 </w:t>
+        <w:tab/>
+        <w:t xml:space="preserve"> Description: Verify system flags exception when Maximum Out-of-Pocket Cap criteria are met </w:t>
+        <w:tab/>
+        <w:t xml:space="preserve"> Precondition: Fee schedule table configured in runtime memory. </w:t>
+        <w:tab/>
+        <w:t xml:space="preserve"> Test Step: 1 </w:t>
+        <w:tab/>
+        <w:t xml:space="preserve"> Test Step Description: Inspect adjudication output parameters for Maximum Out-of-Pocket Cap </w:t>
+        <w:tab/>
+        <w:t xml:space="preserve"> Test Step Expected Result: Financial liability split correctly between member and plan.</w:t>
       </w:r>
     </w:p>
     <w:p>
       <w:r>
         <w:tab/>
-        <w:t>Knowledge Base</w:t>
-      </w:r>
-    </w:p>
-    <w:p/>
-    <w:p>
-      <w:r>
-        <w:tab/>
-        <w:t>Text To Excel Transformation Agent</w:t>
+        <w:t xml:space="preserve">Work Item ID: 1571 </w:t>
+        <w:tab/>
+        <w:t xml:space="preserve"> Module: Patient Portal Appointments </w:t>
+        <w:tab/>
+        <w:t xml:space="preserve"> Name: Mobile Responsive Grid - Variant 10 </w:t>
+        <w:tab/>
+        <w:t xml:space="preserve"> Id: TC0635 </w:t>
+        <w:tab/>
+        <w:t xml:space="preserve"> Description: Verify UI validation and error handling for Mobile Responsive Grid </w:t>
+        <w:tab/>
+        <w:t xml:space="preserve"> Precondition: Mock scheduling API server online and reachable. </w:t>
+        <w:tab/>
+        <w:t xml:space="preserve"> Test Step: 1 </w:t>
+        <w:tab/>
+        <w:t xml:space="preserve"> Test Step Description: Execute user interaction sequence corresponding to Mobile Responsive Grid </w:t>
+        <w:tab/>
+        <w:t xml:space="preserve"> Test Step Expected Result: Appropriate status indicator displays with expected confirmation message.</w:t>
       </w:r>
     </w:p>
     <w:p>
       <w:r>
         <w:tab/>
-        <w:t>17104</w:t>
+        <w:t xml:space="preserve">Work Item ID: 1573 </w:t>
+        <w:tab/>
+        <w:t xml:space="preserve"> Module: AI Insights &amp; Anomaly Detection </w:t>
+        <w:tab/>
+        <w:t xml:space="preserve"> Name: Confidence Threshold Filter - Variant 3 </w:t>
+        <w:tab/>
+        <w:t xml:space="preserve"> Id: TC0184 </w:t>
+        <w:tab/>
+        <w:t xml:space="preserve"> Description: Verify accuracy and SLA metrics for Confidence Threshold Filter predictive execution </w:t>
+        <w:tab/>
+        <w:t xml:space="preserve"> Precondition: Model checkpoint v2.4 loaded in runtime environment. </w:t>
+        <w:tab/>
+        <w:t xml:space="preserve"> Test Step: 1 </w:t>
+        <w:tab/>
+        <w:t xml:space="preserve"> Test Step Description: Interact with AI insight card component for Confidence Threshold Filter </w:t>
+        <w:tab/>
+        <w:t xml:space="preserve"> Test Step Expected Result: Explanation model outputs clear feature contribution breakdown.</w:t>
       </w:r>
     </w:p>
     <w:p>
       <w:r>
         <w:tab/>
-        <w:t>· File extraction and conversion</w:t>
+        <w:t xml:space="preserve">Work Item ID: 1571 </w:t>
+        <w:tab/>
+        <w:t xml:space="preserve"> Module: Patient Portal Appointments </w:t>
+        <w:tab/>
+        <w:t xml:space="preserve"> Name: Timezone Sync - Variant 6 </w:t>
+        <w:tab/>
+        <w:t xml:space="preserve"> Id: TC0341 </w:t>
+        <w:tab/>
+        <w:t xml:space="preserve"> Description: Verify that Timezone Sync operates correctly when loaded by patient user </w:t>
+        <w:tab/>
+        <w:t xml:space="preserve"> Precondition: Patient user logged in with valid session token. </w:t>
+        <w:tab/>
+        <w:t xml:space="preserve"> Test Step: 1 </w:t>
+        <w:tab/>
+        <w:t xml:space="preserve"> Test Step Description: Navigate to the Patient Portal dashboard and trigger Timezone Sync </w:t>
+        <w:tab/>
+        <w:t xml:space="preserve"> Test Step Expected Result: System successfully processes request and updates UI state within 2 seconds.</w:t>
       </w:r>
     </w:p>
     <w:p>
       <w:r>
         <w:tab/>
-        <w:t>.xlsx document</w:t>
+        <w:t xml:space="preserve">Work Item ID: 1572 </w:t>
+        <w:tab/>
+        <w:t xml:space="preserve"> Module: Claims Adjudication </w:t>
+        <w:tab/>
+        <w:t xml:space="preserve"> Name: High Value Claim Audit Trigger - Variant 3 </w:t>
+        <w:tab/>
+        <w:t xml:space="preserve"> Id: TC0210 </w:t>
+        <w:tab/>
+        <w:t xml:space="preserve"> Description: Verify claims rules engine properly calculates High Value Claim Audit Trigger </w:t>
+        <w:tab/>
+        <w:t xml:space="preserve"> Precondition: Member eligibility database active and updated. </w:t>
+        <w:tab/>
+        <w:t xml:space="preserve"> Test Step: 1 </w:t>
+        <w:tab/>
+        <w:t xml:space="preserve"> Test Step Description: Trigger automated rules evaluation pipeline for High Value Claim Audit Trigger </w:t>
+        <w:tab/>
+        <w:t xml:space="preserve"> Test Step Expected Result: Claim status transitions to expected terminal state with proper reason code.</w:t>
       </w:r>
     </w:p>
     <w:p>
       <w:r>
         <w:tab/>
-        <w:t>Text-to-Excel Generator</w:t>
+        <w:t xml:space="preserve">Work Item ID: 1572 </w:t>
+        <w:tab/>
+        <w:t xml:space="preserve"> Module: Claims Adjudication </w:t>
+        <w:tab/>
+        <w:t xml:space="preserve"> Name: Timely Filing Limit Edge - Variant 7 </w:t>
+        <w:tab/>
+        <w:t xml:space="preserve"> Id: TC0426 </w:t>
+        <w:tab/>
+        <w:t xml:space="preserve"> Description: Verify claims rules engine properly calculates Timely Filing Limit Edge </w:t>
+        <w:tab/>
+        <w:t xml:space="preserve"> Precondition: Member eligibility database active and updated. </w:t>
+        <w:tab/>
+        <w:t xml:space="preserve"> Test Step: 1 </w:t>
+        <w:tab/>
+        <w:t xml:space="preserve"> Test Step Description: Trigger automated rules evaluation pipeline for Timely Filing Limit Edge </w:t>
+        <w:tab/>
+        <w:t xml:space="preserve"> Test Step Expected Result: Claim status transitions to expected terminal state with proper reason code.</w:t>
       </w:r>
     </w:p>
     <w:p>
       <w:r>
         <w:tab/>
-        <w:t>NA</w:t>
-      </w:r>
-    </w:p>
-    <w:p/>
-    <w:p/>
-    <w:p>
-      <w:r>
-        <w:t>4. Tool Details</w:t>
+        <w:t xml:space="preserve">Work Item ID: 1571 </w:t>
+        <w:tab/>
+        <w:t xml:space="preserve"> Module: Patient Portal Appointments </w:t>
+        <w:tab/>
+        <w:t xml:space="preserve"> Name: Reschedule Request - Variant 8 </w:t>
+        <w:tab/>
+        <w:t xml:space="preserve"> Id: TC0476 </w:t>
+        <w:tab/>
+        <w:t xml:space="preserve"> Description: Verify edge case data handling during Reschedule Request execution </w:t>
+        <w:tab/>
+        <w:t xml:space="preserve"> Precondition: User profile settings configured with default preferences. </w:t>
+        <w:tab/>
+        <w:t xml:space="preserve"> Test Step: 1 </w:t>
+        <w:tab/>
+        <w:t xml:space="preserve"> Test Step Description: Submit the request form and observe screen update for Reschedule Request </w:t>
+        <w:tab/>
+        <w:t xml:space="preserve"> Test Step Expected Result: System logs action correctly and maintains complete session data integrity.</w:t>
       </w:r>
     </w:p>
     <w:p>
       <w:r>
-        <w:t>Tool Name: Text-to-Excel Generator</w:t>
+        <w:tab/>
+        <w:t xml:space="preserve">Work Item ID: 1571 </w:t>
+        <w:tab/>
+        <w:t xml:space="preserve"> Module: Patient Portal Appointments </w:t>
+        <w:tab/>
+        <w:t xml:space="preserve"> Name: Check-in Status Indicator - Variant 20 </w:t>
+        <w:tab/>
+        <w:t xml:space="preserve"> Id: TC1226 </w:t>
+        <w:tab/>
+        <w:t xml:space="preserve"> Description: Verify behavior of Check-in Status Indicator under standard network load conditions </w:t>
+        <w:tab/>
+        <w:t xml:space="preserve"> Precondition: Database populated with active patient appointment records. </w:t>
+        <w:tab/>
+        <w:t xml:space="preserve"> Test Step: 1 </w:t>
+        <w:tab/>
+        <w:t xml:space="preserve"> Test Step Description: Select the target option from 'My Appointments' view for Check-in Status Indicator </w:t>
+        <w:tab/>
+        <w:t xml:space="preserve"> Test Step Expected Result: Correct data visual tags render cleanly without page overflow.</w:t>
       </w:r>
     </w:p>
     <w:p>
       <w:r>
-        <w:t>Primary Function: Converts raw text content into structured Excel spreadsheets dynamically.</w:t>
+        <w:tab/>
+        <w:t xml:space="preserve">Work Item ID: 1572 </w:t>
+        <w:tab/>
+        <w:t xml:space="preserve"> Module: Claims Adjudication </w:t>
+        <w:tab/>
+        <w:t xml:space="preserve"> Name: EOB Document Generation - Variant 9 </w:t>
+        <w:tab/>
+        <w:t xml:space="preserve"> Id: TC0531 </w:t>
+        <w:tab/>
+        <w:t xml:space="preserve"> Description: Verify system handles invalid or missing data during EOB Document Generation </w:t>
+        <w:tab/>
+        <w:t xml:space="preserve"> Precondition: Inbound EDI 837 claim processing queue online. </w:t>
+        <w:tab/>
+        <w:t xml:space="preserve"> Test Step: 1 </w:t>
+        <w:tab/>
+        <w:t xml:space="preserve"> Test Step Description: Submit claim batch containing edge case scenarios for EOB Document Generation </w:t>
+        <w:tab/>
+        <w:t xml:space="preserve"> Test Step Expected Result: System flags anomaly and routed claim to review queue instantly.</w:t>
       </w:r>
     </w:p>
     <w:p>
       <w:r>
-        <w:t>Core Processing Engine: Uses Pandas DataFrame Transformation and OpenPyXL Excel generation.</w:t>
+        <w:tab/>
+        <w:t xml:space="preserve">Work Item ID: 1572 </w:t>
+        <w:tab/>
+        <w:t xml:space="preserve"> Module: Claims Adjudication </w:t>
+        <w:tab/>
+        <w:t xml:space="preserve"> Name: Timely Filing Limit Edge - Variant 20 </w:t>
+        <w:tab/>
+        <w:t xml:space="preserve"> Id: TC1206 </w:t>
+        <w:tab/>
+        <w:t xml:space="preserve"> Description: Verify claims rules engine properly calculates Timely Filing Limit Edge </w:t>
+        <w:tab/>
+        <w:t xml:space="preserve"> Precondition: Member eligibility database active and updated. </w:t>
+        <w:tab/>
+        <w:t xml:space="preserve"> Test Step: 1 </w:t>
+        <w:tab/>
+        <w:t xml:space="preserve"> Test Step Description: Trigger automated rules evaluation pipeline for Timely Filing Limit Edge </w:t>
+        <w:tab/>
+        <w:t xml:space="preserve"> Test Step Expected Result: Claim status transitions to expected terminal state with proper reason code.</w:t>
       </w:r>
     </w:p>
     <w:p>
       <w:r>
-        <w:t>Dynamic Header Detection: Automatically identifies delimiters such as pipe (|) and comma (,).</w:t>
+        <w:tab/>
+        <w:t xml:space="preserve">Work Item ID: 1571 </w:t>
+        <w:tab/>
+        <w:t xml:space="preserve"> Module: Patient Portal Appointments </w:t>
+        <w:tab/>
+        <w:t xml:space="preserve"> Name: No Appointments Empty State - Variant 20 </w:t>
+        <w:tab/>
+        <w:t xml:space="preserve"> Id: TC1229 </w:t>
+        <w:tab/>
+        <w:t xml:space="preserve"> Description: Verify that No Appointments Empty State operates correctly when loaded by patient user </w:t>
+        <w:tab/>
+        <w:t xml:space="preserve"> Precondition: Patient user logged in with valid session token. </w:t>
+        <w:tab/>
+        <w:t xml:space="preserve"> Test Step: 1 </w:t>
+        <w:tab/>
+        <w:t xml:space="preserve"> Test Step Description: Navigate to the Patient Portal dashboard and trigger No Appointments Empty State </w:t>
+        <w:tab/>
+        <w:t xml:space="preserve"> Test Step Expected Result: System successfully processes request and updates UI state within 2 seconds.</w:t>
       </w:r>
     </w:p>
     <w:p>
       <w:r>
-        <w:t>JSON Parsing Capability: Supports valid and malformed JSON structure recovery using heuristic repair logic.</w:t>
+        <w:tab/>
+        <w:t xml:space="preserve">Work Item ID: 1573 </w:t>
+        <w:tab/>
+        <w:t xml:space="preserve"> Module: AI Insights &amp; Anomaly Detection </w:t>
+        <w:tab/>
+        <w:t xml:space="preserve"> Name: Historical Baseline Comparison - Variant 17 </w:t>
+        <w:tab/>
+        <w:t xml:space="preserve"> Id: TC1042 </w:t>
+        <w:tab/>
+        <w:t xml:space="preserve"> Description: Verify dashboard UI component displays output from Historical Baseline Comparison </w:t>
+        <w:tab/>
+        <w:t xml:space="preserve"> Precondition: Historical baseline metrics ingested and indexed. </w:t>
+        <w:tab/>
+        <w:t xml:space="preserve"> Test Step: 1 </w:t>
+        <w:tab/>
+        <w:t xml:space="preserve"> Test Step Description: Trigger dashboard refresh and monitor response latency for Historical Baseline Comparison </w:t>
+        <w:tab/>
+        <w:t xml:space="preserve"> Test Step Expected Result: Visualization widget renders top trends with accurate confidence scores.</w:t>
       </w:r>
     </w:p>
     <w:p>
       <w:r>
-        <w:t>Fallback Extraction Logic: Uses regex-based key-value extraction when standard JSON parsing fails.</w:t>
+        <w:tab/>
+        <w:t xml:space="preserve">Work Item ID: 1572 </w:t>
+        <w:tab/>
+        <w:t xml:space="preserve"> Module: Claims Adjudication </w:t>
+        <w:tab/>
+        <w:t xml:space="preserve"> Name: Timely Filing Limit Edge - Variant 9 </w:t>
+        <w:tab/>
+        <w:t xml:space="preserve"> Id: TC0546 </w:t>
+        <w:tab/>
+        <w:t xml:space="preserve"> Description: Verify claims rules engine properly calculates Timely Filing Limit Edge </w:t>
+        <w:tab/>
+        <w:t xml:space="preserve"> Precondition: Member eligibility database active and updated. </w:t>
+        <w:tab/>
+        <w:t xml:space="preserve"> Test Step: 1 </w:t>
+        <w:tab/>
+        <w:t xml:space="preserve"> Test Step Description: Trigger automated rules evaluation pipeline for Timely Filing Limit Edge </w:t>
+        <w:tab/>
+        <w:t xml:space="preserve"> Test Step Expected Result: Claim status transitions to expected terminal state with proper reason code.</w:t>
       </w:r>
     </w:p>
     <w:p>
       <w:r>
-        <w:t>Multi-line Record Handling: Merges broken or wrapped text lines into the correct data rows.</w:t>
+        <w:tab/>
+        <w:t xml:space="preserve">Work Item ID: 1573 </w:t>
+        <w:tab/>
+        <w:t xml:space="preserve"> Module: AI Insights &amp; Anomaly Detection </w:t>
+        <w:tab/>
+        <w:t xml:space="preserve"> Name: Unusual Billing Pattern Flag - Variant 9 </w:t>
+        <w:tab/>
+        <w:t xml:space="preserve"> Id: TC0571 </w:t>
+        <w:tab/>
+        <w:t xml:space="preserve"> Description: Verify real-time notification trigger during Unusual Billing Pattern Flag </w:t>
+        <w:tab/>
+        <w:t xml:space="preserve"> Precondition: Kafka event streaming topic connected. </w:t>
+        <w:tab/>
+        <w:t xml:space="preserve"> Test Step: 1 </w:t>
+        <w:tab/>
+        <w:t xml:space="preserve"> Test Step Description: Simulate statistical deviation vector to validate Unusual Billing Pattern Flag </w:t>
+        <w:tab/>
+        <w:t xml:space="preserve"> Test Step Expected Result: System generates high-priority notification banner instantly.</w:t>
       </w:r>
     </w:p>
     <w:p>
       <w:r>
-        <w:t>Schema Matrix Normalization: Dynamically aligns parent-child row structures into tabular format.</w:t>
+        <w:tab/>
+        <w:t xml:space="preserve">Work Item ID: 1572 </w:t>
+        <w:tab/>
+        <w:t xml:space="preserve"> Module: Claims Adjudication </w:t>
+        <w:tab/>
+        <w:t xml:space="preserve"> Name: Procedure Code Cross-check - Variant 3 </w:t>
+        <w:tab/>
+        <w:t xml:space="preserve"> Id: TC1593 </w:t>
+        <w:tab/>
+        <w:t xml:space="preserve"> Description: Verify adjudication engine logic for Procedure Code Cross-check </w:t>
+        <w:tab/>
+        <w:t xml:space="preserve"> Precondition: Claim adjudication rules engine initialized. </w:t>
+        <w:tab/>
+        <w:t xml:space="preserve"> Test Step: 1 </w:t>
+        <w:tab/>
+        <w:t xml:space="preserve"> Test Step Description: Ingest synthetic claim payload testing Procedure Code Cross-check into the engine </w:t>
+        <w:tab/>
+        <w:t xml:space="preserve"> Test Step Expected Result: Adjudication engine applies correct formula and outputs calculated totals.</w:t>
       </w:r>
     </w:p>
     <w:p>
       <w:r>
-        <w:t>GitHub Integration: Uploads generated Excel files directly into a specified GitHub repository using GitHub REST API.</w:t>
+        <w:tab/>
+        <w:t xml:space="preserve">Work Item ID: 1572 </w:t>
+        <w:tab/>
+        <w:t xml:space="preserve"> Module: Claims Adjudication </w:t>
+        <w:tab/>
+        <w:t xml:space="preserve"> Name: Interest Penalty Calculation - Variant 22 </w:t>
+        <w:tab/>
+        <w:t xml:space="preserve"> Id: TC2379 </w:t>
+        <w:tab/>
+        <w:t xml:space="preserve"> Description: Verify system handles invalid or missing data during Interest Penalty Calculation </w:t>
+        <w:tab/>
+        <w:t xml:space="preserve"> Precondition: Inbound EDI 837 claim processing queue online. </w:t>
+        <w:tab/>
+        <w:t xml:space="preserve"> Test Step: 1 </w:t>
+        <w:tab/>
+        <w:t xml:space="preserve"> Test Step Description: Submit claim batch containing edge case scenarios for Interest Penalty Calculation </w:t>
+        <w:tab/>
+        <w:t xml:space="preserve"> Test Step Expected Result: System flags anomaly and routed claim to review queue instantly.</w:t>
       </w:r>
     </w:p>
     <w:p>
       <w:r>
-        <w:t>Authentication Method: Uses GitHub Personal Access Token (PAT) for secure repository access.</w:t>
+        <w:tab/>
+        <w:t xml:space="preserve">Work Item ID: 1572 </w:t>
+        <w:tab/>
+        <w:t xml:space="preserve"> Module: Claims Adjudication </w:t>
+        <w:tab/>
+        <w:t xml:space="preserve"> Name: Bundled Service Deduction - Variant 10 </w:t>
+        <w:tab/>
+        <w:t xml:space="preserve"> Id: TC1887 </w:t>
+        <w:tab/>
+        <w:t xml:space="preserve"> Description: Verify system handles invalid or missing data during Bundled Service Deduction </w:t>
+        <w:tab/>
+        <w:t xml:space="preserve"> Precondition: Inbound EDI 837 claim processing queue online. </w:t>
+        <w:tab/>
+        <w:t xml:space="preserve"> Test Step: 1 </w:t>
+        <w:tab/>
+        <w:t xml:space="preserve"> Test Step Description: Submit claim batch containing edge case scenarios for Bundled Service Deduction </w:t>
+        <w:tab/>
+        <w:t xml:space="preserve"> Test Step Expected Result: System flags anomaly and routed claim to review queue instantly.</w:t>
       </w:r>
     </w:p>
     <w:p>
       <w:r>
-        <w:t>Supported Output Format: Microsoft Excel (.xlsx).</w:t>
+        <w:tab/>
+        <w:t xml:space="preserve">Work Item ID: 1573 </w:t>
+        <w:tab/>
+        <w:t xml:space="preserve"> Module: AI Insights &amp; Anomaly Detection </w:t>
+        <w:tab/>
+        <w:t xml:space="preserve"> Name: Real-time Stream Ingestion - Variant 19 </w:t>
+        <w:tab/>
+        <w:t xml:space="preserve"> Id: TC2234 </w:t>
+        <w:tab/>
+        <w:t xml:space="preserve"> Description: Verify dashboard UI component displays output from Real-time Stream Ingestion </w:t>
+        <w:tab/>
+        <w:t xml:space="preserve"> Precondition: Historical baseline metrics ingested and indexed. </w:t>
+        <w:tab/>
+        <w:t xml:space="preserve"> Test Step: 1 </w:t>
+        <w:tab/>
+        <w:t xml:space="preserve"> Test Step Description: Trigger dashboard refresh and monitor response latency for Real-time Stream Ingestion </w:t>
+        <w:tab/>
+        <w:t xml:space="preserve"> Test Step Expected Result: Visualization widget renders top trends with accurate confidence scores.</w:t>
       </w:r>
     </w:p>
     <w:p>
       <w:r>
-        <w:t>Error Handling: Detects empty content, invalid layouts, GitHub upload failures, and transformation exceptions.</w:t>
+        <w:tab/>
+        <w:t xml:space="preserve">Work Item ID: 1572 </w:t>
+        <w:tab/>
+        <w:t xml:space="preserve"> Module: Claims Adjudication </w:t>
+        <w:tab/>
+        <w:t xml:space="preserve"> Name: Corrected Claim Resubmission - Variant 9 </w:t>
+        <w:tab/>
+        <w:t xml:space="preserve"> Id: TC1857 </w:t>
+        <w:tab/>
+        <w:t xml:space="preserve"> Description: Verify adjudication engine logic for Corrected Claim Resubmission </w:t>
+        <w:tab/>
+        <w:t xml:space="preserve"> Precondition: Claim adjudication rules engine initialized. </w:t>
+        <w:tab/>
+        <w:t xml:space="preserve"> Test Step: 1 </w:t>
+        <w:tab/>
+        <w:t xml:space="preserve"> Test Step Description: Ingest synthetic claim payload testing Corrected Claim Resubmission into the engine </w:t>
+        <w:tab/>
+        <w:t xml:space="preserve"> Test Step Expected Result: Adjudication engine applies correct formula and outputs calculated totals.</w:t>
       </w:r>
     </w:p>
     <w:p>
       <w:r>
-        <w:t>Libraries Used: Pandas, Requests, OpenPyXL, Pydantic, Base64, Regex (re), JSON.</w:t>
+        <w:tab/>
+        <w:t xml:space="preserve">Work Item ID: 1572 </w:t>
+        <w:tab/>
+        <w:t xml:space="preserve"> Module: Claims Adjudication </w:t>
+        <w:tab/>
+        <w:t xml:space="preserve"> Name: Procedure Code Cross-check - Variant 25 </w:t>
+        <w:tab/>
+        <w:t xml:space="preserve"> Id: TC2473 </w:t>
+        <w:tab/>
+        <w:t xml:space="preserve"> Description: Verify adjudication engine logic for Procedure Code Cross-check </w:t>
+        <w:tab/>
+        <w:t xml:space="preserve"> Precondition: Claim adjudication rules engine initialized. </w:t>
+        <w:tab/>
+        <w:t xml:space="preserve"> Test Step: 1 </w:t>
+        <w:tab/>
+        <w:t xml:space="preserve"> Test Step Description: Ingest synthetic claim payload testing Procedure Code Cross-check into the engine </w:t>
+        <w:tab/>
+        <w:t xml:space="preserve"> Test Step Expected Result: Adjudication engine applies correct formula and outputs calculated totals.</w:t>
       </w:r>
     </w:p>
     <w:p>
       <w:r>
-        <w:t>Logging Utility: Captures execution logs and error details</w:t>
+        <w:tab/>
+        <w:t xml:space="preserve">Work Item ID: 1573 </w:t>
+        <w:tab/>
+        <w:t xml:space="preserve"> Module: AI Insights &amp; Anomaly Detection </w:t>
+        <w:tab/>
+        <w:t xml:space="preserve"> Name: Feature Attribution UI - Variant 14 </w:t>
+        <w:tab/>
+        <w:t xml:space="preserve"> Id: TC2032 </w:t>
+        <w:tab/>
+        <w:t xml:space="preserve"> Description: Verify accuracy and SLA metrics for Feature Attribution UI predictive execution </w:t>
+        <w:tab/>
+        <w:t xml:space="preserve"> Precondition: Model checkpoint v2.4 loaded in runtime environment. </w:t>
+        <w:tab/>
+        <w:t xml:space="preserve"> Test Step: 1 </w:t>
+        <w:tab/>
+        <w:t xml:space="preserve"> Test Step Description: Interact with AI insight card component for Feature Attribution UI </w:t>
+        <w:tab/>
+        <w:t xml:space="preserve"> Test Step Expected Result: Explanation model outputs clear feature contribution breakdown.</w:t>
       </w:r>
     </w:p>
     <w:p>
       <w:r>
-        <w:t>5. Input Parameters</w:t>
+        <w:tab/>
+        <w:t xml:space="preserve">Work Item ID: 1573 </w:t>
+        <w:tab/>
+        <w:t xml:space="preserve"> Module: AI Insights &amp; Anomaly Detection </w:t>
+        <w:tab/>
+        <w:t xml:space="preserve"> Name: False Positive Feedback Loop - Variant 2 </w:t>
+        <w:tab/>
+        <w:t xml:space="preserve"> Id: TC1558 </w:t>
+        <w:tab/>
+        <w:t xml:space="preserve"> Description: Verify dashboard UI component displays output from False Positive Feedback Loop </w:t>
+        <w:tab/>
+        <w:t xml:space="preserve"> Precondition: Historical baseline metrics ingested and indexed. </w:t>
+        <w:tab/>
+        <w:t xml:space="preserve"> Test Step: 1 </w:t>
+        <w:tab/>
+        <w:t xml:space="preserve"> Test Step Description: Trigger dashboard refresh and monitor response latency for False Positive Feedback Loop </w:t>
+        <w:tab/>
+        <w:t xml:space="preserve"> Test Step Expected Result: Visualization widget renders top trends with accurate confidence scores.</w:t>
       </w:r>
     </w:p>
     <w:p>
       <w:r>
-        <w:t>The following parameters are required before executing the workflow:</w:t>
+        <w:tab/>
+        <w:t xml:space="preserve">Work Item ID: 1573 </w:t>
+        <w:tab/>
+        <w:t xml:space="preserve"> Module: AI Insights &amp; Anomaly Detection </w:t>
+        <w:tab/>
+        <w:t xml:space="preserve"> Name: SLA Performance Tracking - Variant 26 </w:t>
+        <w:tab/>
+        <w:t xml:space="preserve"> Id: TC2530 </w:t>
+        <w:tab/>
+        <w:t xml:space="preserve"> Description: Verify dashboard UI component displays output from SLA Performance Tracking </w:t>
+        <w:tab/>
+        <w:t xml:space="preserve"> Precondition: Historical baseline metrics ingested and indexed. </w:t>
+        <w:tab/>
+        <w:t xml:space="preserve"> Test Step: 1 </w:t>
+        <w:tab/>
+        <w:t xml:space="preserve"> Test Step Description: Trigger dashboard refresh and monitor response latency for SLA Performance Tracking </w:t>
+        <w:tab/>
+        <w:t xml:space="preserve"> Test Step Expected Result: Visualization widget renders top trends with accurate confidence scores.</w:t>
       </w:r>
     </w:p>
     <w:p>
       <w:r>
         <w:tab/>
-        <w:t>Parameter</w:t>
+        <w:t xml:space="preserve">Work Item ID: 1573 </w:t>
+        <w:tab/>
+        <w:t xml:space="preserve"> Module: AI Insights &amp; Anomaly Detection </w:t>
+        <w:tab/>
+        <w:t xml:space="preserve"> Name: Custom Threshold Setting - Variant 12 </w:t>
+        <w:tab/>
+        <w:t xml:space="preserve"> Id: TC1966 </w:t>
+        <w:tab/>
+        <w:t xml:space="preserve"> Description: Verify dashboard UI component displays output from Custom Threshold Setting </w:t>
+        <w:tab/>
+        <w:t xml:space="preserve"> Precondition: Historical baseline metrics ingested and indexed. </w:t>
+        <w:tab/>
+        <w:t xml:space="preserve"> Test Step: 1 </w:t>
+        <w:tab/>
+        <w:t xml:space="preserve"> Test Step Description: Trigger dashboard refresh and monitor response latency for Custom Threshold Setting </w:t>
+        <w:tab/>
+        <w:t xml:space="preserve"> Test Step Expected Result: Visualization widget renders top trends with accurate confidence scores.</w:t>
       </w:r>
     </w:p>
     <w:p>
       <w:r>
         <w:tab/>
-        <w:t>Description</w:t>
+        <w:t xml:space="preserve">Work Item ID: 1573 </w:t>
+        <w:tab/>
+        <w:t xml:space="preserve"> Module: AI Insights &amp; Anomaly Detection </w:t>
+        <w:tab/>
+        <w:t xml:space="preserve"> Name: Unusual Billing Pattern Flag - Variant 22 </w:t>
+        <w:tab/>
+        <w:t xml:space="preserve"> Id: TC2374 </w:t>
+        <w:tab/>
+        <w:t xml:space="preserve"> Description: Verify dashboard UI component displays output from Unusual Billing Pattern Flag </w:t>
+        <w:tab/>
+        <w:t xml:space="preserve"> Precondition: Historical baseline metrics ingested and indexed. </w:t>
+        <w:tab/>
+        <w:t xml:space="preserve"> Test Step: 1 </w:t>
+        <w:tab/>
+        <w:t xml:space="preserve"> Test Step Description: Trigger dashboard refresh and monitor response latency for Unusual Billing Pattern Flag </w:t>
+        <w:tab/>
+        <w:t xml:space="preserve"> Test Step Expected Result: Visualization widget renders top trends with accurate confidence scores.</w:t>
       </w:r>
     </w:p>
     <w:p>
       <w:r>
         <w:tab/>
-        <w:t>Example</w:t>
-      </w:r>
-    </w:p>
-    <w:p/>
-    <w:p>
-      <w:r>
-        <w:tab/>
-        <w:t>Input text file</w:t>
+        <w:t xml:space="preserve">Work Item ID: 1572 </w:t>
+        <w:tab/>
+        <w:t xml:space="preserve"> Module: Claims Adjudication </w:t>
+        <w:tab/>
+        <w:t xml:space="preserve"> Name: Corrected Claim Resubmission - Variant 1 </w:t>
+        <w:tab/>
+        <w:t xml:space="preserve"> Id: TC1537 </w:t>
+        <w:tab/>
+        <w:t xml:space="preserve"> Description: Verify adjudication engine logic for Corrected Claim Resubmission </w:t>
+        <w:tab/>
+        <w:t xml:space="preserve"> Precondition: Claim adjudication rules engine initialized. </w:t>
+        <w:tab/>
+        <w:t xml:space="preserve"> Test Step: 1 </w:t>
+        <w:tab/>
+        <w:t xml:space="preserve"> Test Step Description: Ingest synthetic claim payload testing Corrected Claim Resubmission into the engine </w:t>
+        <w:tab/>
+        <w:t xml:space="preserve"> Test Step Expected Result: Adjudication engine applies correct formula and outputs calculated totals.</w:t>
       </w:r>
     </w:p>
     <w:p>
       <w:r>
         <w:tab/>
-        <w:t>Text file input file to be uploaded</w:t>
+        <w:t xml:space="preserve">Work Item ID: 1573 </w:t>
+        <w:tab/>
+        <w:t xml:space="preserve"> Module: AI Insights &amp; Anomaly Detection </w:t>
+        <w:tab/>
+        <w:t xml:space="preserve"> Name: Batch Model Scoring - Variant 1 </w:t>
+        <w:tab/>
+        <w:t xml:space="preserve"> Id: TC1520 </w:t>
+        <w:tab/>
+        <w:t xml:space="preserve"> Description: Verify accuracy and SLA metrics for Batch Model Scoring predictive execution </w:t>
+        <w:tab/>
+        <w:t xml:space="preserve"> Precondition: Model checkpoint v2.4 loaded in runtime environment. </w:t>
+        <w:tab/>
+        <w:t xml:space="preserve"> Test Step: 1 </w:t>
+        <w:tab/>
+        <w:t xml:space="preserve"> Test Step Description: Interact with AI insight card component for Batch Model Scoring </w:t>
+        <w:tab/>
+        <w:t xml:space="preserve"> Test Step Expected Result: Explanation model outputs clear feature contribution breakdown.</w:t>
       </w:r>
     </w:p>
     <w:p>
       <w:r>
         <w:tab/>
-        <w:t>data.txt uploaded as workflow input</w:t>
-      </w:r>
-    </w:p>
-    <w:p/>
-    <w:p>
-      <w:r>
-        <w:tab/>
-        <w:t>GitHub token</w:t>
+        <w:t xml:space="preserve">Work Item ID: 1572 </w:t>
+        <w:tab/>
+        <w:t xml:space="preserve"> Module: Claims Adjudication </w:t>
+        <w:tab/>
+        <w:t xml:space="preserve"> Name: High Value Claim Audit Trigger - Variant 11 </w:t>
+        <w:tab/>
+        <w:t xml:space="preserve"> Id: TC1933 </w:t>
+        <w:tab/>
+        <w:t xml:space="preserve"> Description: Verify adjudication engine logic for High Value Claim Audit Trigger </w:t>
+        <w:tab/>
+        <w:t xml:space="preserve"> Precondition: Claim adjudication rules engine initialized. </w:t>
+        <w:tab/>
+        <w:t xml:space="preserve"> Test Step: 1 </w:t>
+        <w:tab/>
+        <w:t xml:space="preserve"> Test Step Description: Ingest synthetic claim payload testing High Value Claim Audit Trigger into the engine </w:t>
+        <w:tab/>
+        <w:t xml:space="preserve"> Test Step Expected Result: Adjudication engine applies correct formula and outputs calculated totals.</w:t>
       </w:r>
     </w:p>
     <w:p>
       <w:r>
         <w:tab/>
-        <w:t>Access token for GitHub</w:t>
+        <w:t xml:space="preserve">Work Item ID: 1572 </w:t>
+        <w:tab/>
+        <w:t xml:space="preserve"> Module: Claims Adjudication </w:t>
+        <w:tab/>
+        <w:t xml:space="preserve"> Name: Corrected Claim Resubmission - Variant 8 </w:t>
+        <w:tab/>
+        <w:t xml:space="preserve"> Id: TC1817 </w:t>
+        <w:tab/>
+        <w:t xml:space="preserve"> Description: Verify adjudication engine logic for Corrected Claim Resubmission </w:t>
+        <w:tab/>
+        <w:t xml:space="preserve"> Precondition: Claim adjudication rules engine initialized. </w:t>
+        <w:tab/>
+        <w:t xml:space="preserve"> Test Step: 1 </w:t>
+        <w:tab/>
+        <w:t xml:space="preserve"> Test Step Description: Ingest synthetic claim payload testing Corrected Claim Resubmission into the engine </w:t>
+        <w:tab/>
+        <w:t xml:space="preserve"> Test Step Expected Result: Adjudication engine applies correct formula and outputs calculated totals.</w:t>
       </w:r>
     </w:p>
     <w:p>
       <w:r>
         <w:tab/>
-        <w:t>ghp_L3wDyRoieUYLZ49hPKt</w:t>
-      </w:r>
-    </w:p>
-    <w:p/>
-    <w:p>
-      <w:r>
-        <w:tab/>
-        <w:t>GitHub Repo Owner</w:t>
+        <w:t xml:space="preserve">Work Item ID: 1572 </w:t>
+        <w:tab/>
+        <w:t xml:space="preserve"> Module: Claims Adjudication </w:t>
+        <w:tab/>
+        <w:t xml:space="preserve"> Name: EOB Document Generation - Variant 26 </w:t>
+        <w:tab/>
+        <w:t xml:space="preserve"> Id: TC2507 </w:t>
+        <w:tab/>
+        <w:t xml:space="preserve"> Description: Verify system handles invalid or missing data during EOB Document Generation </w:t>
+        <w:tab/>
+        <w:t xml:space="preserve"> Precondition: Inbound EDI 837 claim processing queue online. </w:t>
+        <w:tab/>
+        <w:t xml:space="preserve"> Test Step: 1 </w:t>
+        <w:tab/>
+        <w:t xml:space="preserve"> Test Step Description: Submit claim batch containing edge case scenarios for EOB Document Generation </w:t>
+        <w:tab/>
+        <w:t xml:space="preserve"> Test Step Expected Result: System flags anomaly and routed claim to review queue instantly.</w:t>
       </w:r>
     </w:p>
     <w:p>
       <w:r>
         <w:tab/>
-        <w:t>Owner name for the GitHub repo</w:t>
+        <w:t xml:space="preserve">Work Item ID: 1573 </w:t>
+        <w:tab/>
+        <w:t xml:space="preserve"> Module: AI Insights &amp; Anomaly Detection </w:t>
+        <w:tab/>
+        <w:t xml:space="preserve"> Name: Patient Risk Stratification - Variant 19 </w:t>
+        <w:tab/>
+        <w:t xml:space="preserve"> Id: TC2256 </w:t>
+        <w:tab/>
+        <w:t xml:space="preserve"> Description: Verify accuracy and SLA metrics for Patient Risk Stratification predictive execution </w:t>
+        <w:tab/>
+        <w:t xml:space="preserve"> Precondition: Model checkpoint v2.4 loaded in runtime environment. </w:t>
+        <w:tab/>
+        <w:t xml:space="preserve"> Test Step: 1 </w:t>
+        <w:tab/>
+        <w:t xml:space="preserve"> Test Step Description: Interact with AI insight card component for Patient Risk Stratification </w:t>
+        <w:tab/>
+        <w:t xml:space="preserve"> Test Step Expected Result: Explanation model outputs clear feature contribution breakdown.</w:t>
       </w:r>
     </w:p>
     <w:p>
       <w:r>
         <w:tab/>
-        <w:t>NavneetBN47</w:t>
-      </w:r>
-    </w:p>
-    <w:p/>
-    <w:p>
-      <w:r>
-        <w:tab/>
-        <w:t>GitHub Repo Name</w:t>
+        <w:t xml:space="preserve">Work Item ID: 1573 </w:t>
+        <w:tab/>
+        <w:t xml:space="preserve"> Module: AI Insights &amp; Anomaly Detection </w:t>
+        <w:tab/>
+        <w:t xml:space="preserve"> Name: Recommendation Engine Ranking - Variant 29 </w:t>
+        <w:tab/>
+        <w:t xml:space="preserve"> Id: TC2630 </w:t>
+        <w:tab/>
+        <w:t xml:space="preserve"> Description: Verify dashboard UI component displays output from Recommendation Engine Ranking </w:t>
+        <w:tab/>
+        <w:t xml:space="preserve"> Precondition: Historical baseline metrics ingested and indexed. </w:t>
+        <w:tab/>
+        <w:t xml:space="preserve"> Test Step: 1 </w:t>
+        <w:tab/>
+        <w:t xml:space="preserve"> Test Step Description: Trigger dashboard refresh and monitor response latency for Recommendation Engine Ranking </w:t>
+        <w:tab/>
+        <w:t xml:space="preserve"> Test Step Expected Result: Visualization widget renders top trends with accurate confidence scores.</w:t>
       </w:r>
     </w:p>
     <w:p>
       <w:r>
         <w:tab/>
-        <w:t>Repository name</w:t>
+        <w:t xml:space="preserve">Work Item ID: 1572 </w:t>
+        <w:tab/>
+        <w:t xml:space="preserve"> Module: Claims Adjudication </w:t>
+        <w:tab/>
+        <w:t xml:space="preserve"> Name: Out-of-Network Coinsurance - Variant 8 </w:t>
+        <w:tab/>
+        <w:t xml:space="preserve"> Id: TC1783 </w:t>
+        <w:tab/>
+        <w:t xml:space="preserve"> Description: Verify system handles invalid or missing data during Out-of-Network Coinsurance </w:t>
+        <w:tab/>
+        <w:t xml:space="preserve"> Precondition: Inbound EDI 837 claim processing queue online. </w:t>
+        <w:tab/>
+        <w:t xml:space="preserve"> Test Step: 1 </w:t>
+        <w:tab/>
+        <w:t xml:space="preserve"> Test Step Description: Submit claim batch containing edge case scenarios for Out-of-Network Coinsurance </w:t>
+        <w:tab/>
+        <w:t xml:space="preserve"> Test Step Expected Result: System flags anomaly and routed claim to review queue instantly.</w:t>
       </w:r>
     </w:p>
     <w:p>
       <w:r>
         <w:tab/>
-        <w:t>testX</w:t>
-      </w:r>
-    </w:p>
-    <w:p/>
-    <w:p>
-      <w:r>
-        <w:tab/>
-        <w:t>Output file Name</w:t>
+        <w:t xml:space="preserve">Work Item ID: 1573 </w:t>
+        <w:tab/>
+        <w:t xml:space="preserve"> Module: AI Insights &amp; Anomaly Detection </w:t>
+        <w:tab/>
+        <w:t xml:space="preserve"> Name: Model Drift Monitoring - Variant 11 </w:t>
+        <w:tab/>
+        <w:t xml:space="preserve"> Id: TC1908 </w:t>
+        <w:tab/>
+        <w:t xml:space="preserve"> Description: Verify accuracy and SLA metrics for Model Drift Monitoring predictive execution </w:t>
+        <w:tab/>
+        <w:t xml:space="preserve"> Precondition: Model checkpoint v2.4 loaded in runtime environment. </w:t>
+        <w:tab/>
+        <w:t xml:space="preserve"> Test Step: 1 </w:t>
+        <w:tab/>
+        <w:t xml:space="preserve"> Test Step Description: Interact with AI insight card component for Model Drift Monitoring </w:t>
+        <w:tab/>
+        <w:t xml:space="preserve"> Test Step Expected Result: Explanation model outputs clear feature contribution breakdown.</w:t>
       </w:r>
     </w:p>
     <w:p>
       <w:r>
         <w:tab/>
-        <w:t>Required name for the downloadable excel file</w:t>
+        <w:t xml:space="preserve">Work Item ID: 1572 </w:t>
+        <w:tab/>
+        <w:t xml:space="preserve"> Module: Claims Adjudication </w:t>
+        <w:tab/>
+        <w:t xml:space="preserve"> Name: EOB Document Generation - Variant 15 </w:t>
+        <w:tab/>
+        <w:t xml:space="preserve"> Id: TC2067 </w:t>
+        <w:tab/>
+        <w:t xml:space="preserve"> Description: Verify system handles invalid or missing data during EOB Document Generation </w:t>
+        <w:tab/>
+        <w:t xml:space="preserve"> Precondition: Inbound EDI 837 claim processing queue online. </w:t>
+        <w:tab/>
+        <w:t xml:space="preserve"> Test Step: 1 </w:t>
+        <w:tab/>
+        <w:t xml:space="preserve"> Test Step Description: Submit claim batch containing edge case scenarios for EOB Document Generation </w:t>
+        <w:tab/>
+        <w:t xml:space="preserve"> Test Step Expected Result: System flags anomaly and routed claim to review queue instantly.</w:t>
       </w:r>
     </w:p>
     <w:p>
       <w:r>
         <w:tab/>
-        <w:t>Testcases (no suffix required)</w:t>
-      </w:r>
-    </w:p>
-    <w:p/>
-    <w:p/>
-    <w:p/>
-    <w:p/>
-    <w:p>
-      <w:r>
-        <w:t>6. Prerequisites</w:t>
+        <w:t xml:space="preserve">Work Item ID: 1573 </w:t>
+        <w:tab/>
+        <w:t xml:space="preserve"> Module: AI Insights &amp; Anomaly Detection </w:t>
+        <w:tab/>
+        <w:t xml:space="preserve"> Name: Model Drift Monitoring - Variant 15 </w:t>
+        <w:tab/>
+        <w:t xml:space="preserve"> Id: TC2068 </w:t>
+        <w:tab/>
+        <w:t xml:space="preserve"> Description: Verify accuracy and SLA metrics for Model Drift Monitoring predictive execution </w:t>
+        <w:tab/>
+        <w:t xml:space="preserve"> Precondition: Model checkpoint v2.4 loaded in runtime environment. </w:t>
+        <w:tab/>
+        <w:t xml:space="preserve"> Test Step: 1 </w:t>
+        <w:tab/>
+        <w:t xml:space="preserve"> Test Step Description: Interact with AI insight card component for Model Drift Monitoring </w:t>
+        <w:tab/>
+        <w:t xml:space="preserve"> Test Step Expected Result: Explanation model outputs clear feature contribution breakdown.</w:t>
       </w:r>
     </w:p>
     <w:p>
       <w:r>
-        <w:t xml:space="preserve">AAVA int 2.0 access </w:t>
+        <w:tab/>
+        <w:t xml:space="preserve">Work Item ID: 1572 </w:t>
+        <w:tab/>
+        <w:t xml:space="preserve"> Module: Claims Adjudication </w:t>
+        <w:tab/>
+        <w:t xml:space="preserve"> Name: Batch Claim Ingestion - Variant 20 </w:t>
+        <w:tab/>
+        <w:t xml:space="preserve"> Id: TC2291 </w:t>
+        <w:tab/>
+        <w:t xml:space="preserve"> Description: Verify system handles invalid or missing data during Batch Claim Ingestion </w:t>
+        <w:tab/>
+        <w:t xml:space="preserve"> Precondition: Inbound EDI 837 claim processing queue online. </w:t>
+        <w:tab/>
+        <w:t xml:space="preserve"> Test Step: 1 </w:t>
+        <w:tab/>
+        <w:t xml:space="preserve"> Test Step Description: Submit claim batch containing edge case scenarios for Batch Claim Ingestion </w:t>
+        <w:tab/>
+        <w:t xml:space="preserve"> Test Step Expected Result: System flags anomaly and routed claim to review queue instantly.</w:t>
       </w:r>
     </w:p>
     <w:p>
       <w:r>
-        <w:t>Access to Quality Engineering realm.</w:t>
+        <w:tab/>
+        <w:t xml:space="preserve">Work Item ID: 1572 </w:t>
+        <w:tab/>
+        <w:t xml:space="preserve"> Module: Claims Adjudication </w:t>
+        <w:tab/>
+        <w:t xml:space="preserve"> Name: Maximum Out-of-Pocket Cap - Variant 6 </w:t>
+        <w:tab/>
+        <w:t xml:space="preserve"> Id: TC1729 </w:t>
+        <w:tab/>
+        <w:t xml:space="preserve"> Description: Verify adjudication engine logic for Maximum Out-of-Pocket Cap </w:t>
+        <w:tab/>
+        <w:t xml:space="preserve"> Precondition: Claim adjudication rules engine initialized. </w:t>
+        <w:tab/>
+        <w:t xml:space="preserve"> Test Step: 1 </w:t>
+        <w:tab/>
+        <w:t xml:space="preserve"> Test Step Description: Ingest synthetic claim payload testing Maximum Out-of-Pocket Cap into the engine </w:t>
+        <w:tab/>
+        <w:t xml:space="preserve"> Test Step Expected Result: Adjudication engine applies correct formula and outputs calculated totals.</w:t>
       </w:r>
     </w:p>
     <w:p>
       <w:r>
-        <w:t>GitHub repository setup.</w:t>
+        <w:tab/>
+        <w:t xml:space="preserve">Work Item ID: 1573 </w:t>
+        <w:tab/>
+        <w:t xml:space="preserve"> Module: AI Insights &amp; Anomaly Detection </w:t>
+        <w:tab/>
+        <w:t xml:space="preserve"> Name: Alert Dismissal Persistence - Variant 4 </w:t>
+        <w:tab/>
+        <w:t xml:space="preserve"> Id: TC1644 </w:t>
+        <w:tab/>
+        <w:t xml:space="preserve"> Description: Verify accuracy and SLA metrics for Alert Dismissal Persistence predictive execution </w:t>
+        <w:tab/>
+        <w:t xml:space="preserve"> Precondition: Model checkpoint v2.4 loaded in runtime environment. </w:t>
+        <w:tab/>
+        <w:t xml:space="preserve"> Test Step: 1 </w:t>
+        <w:tab/>
+        <w:t xml:space="preserve"> Test Step Description: Interact with AI insight card component for Alert Dismissal Persistence </w:t>
+        <w:tab/>
+        <w:t xml:space="preserve"> Test Step Expected Result: Explanation model outputs clear feature contribution breakdown.</w:t>
       </w:r>
     </w:p>
     <w:p>
       <w:r>
-        <w:t>User must have access permissions to input/output directories.</w:t>
+        <w:tab/>
+        <w:t xml:space="preserve">Work Item ID: 1573 </w:t>
+        <w:tab/>
+        <w:t xml:space="preserve"> Module: AI Insights &amp; Anomaly Detection </w:t>
+        <w:tab/>
+        <w:t xml:space="preserve"> Name: Data Pipeline Health Monitor - Variant 4 </w:t>
+        <w:tab/>
+        <w:t xml:space="preserve"> Id: TC1652 </w:t>
+        <w:tab/>
+        <w:t xml:space="preserve"> Description: Verify accuracy and SLA metrics for Data Pipeline Health Monitor predictive execution </w:t>
+        <w:tab/>
+        <w:t xml:space="preserve"> Precondition: Model checkpoint v2.4 loaded in runtime environment. </w:t>
+        <w:tab/>
+        <w:t xml:space="preserve"> Test Step: 1 </w:t>
+        <w:tab/>
+        <w:t xml:space="preserve"> Test Step Description: Interact with AI insight card component for Data Pipeline Health Monitor </w:t>
+        <w:tab/>
+        <w:t xml:space="preserve"> Test Step Expected Result: Explanation model outputs clear feature contribution breakdown.</w:t>
       </w:r>
     </w:p>
     <w:p>
       <w:r>
-        <w:t>Microsoft Excel or compatible spreadsheet software should be available for validation.</w:t>
+        <w:tab/>
+        <w:t xml:space="preserve">Work Item ID: 1572 </w:t>
+        <w:tab/>
+        <w:t xml:space="preserve"> Module: Claims Adjudication </w:t>
+        <w:tab/>
+        <w:t xml:space="preserve"> Name: Batch Claim Ingestion - Variant 1 </w:t>
+        <w:tab/>
+        <w:t xml:space="preserve"> Id: TC1531 </w:t>
+        <w:tab/>
+        <w:t xml:space="preserve"> Description: Verify system handles invalid or missing data during Batch Claim Ingestion </w:t>
+        <w:tab/>
+        <w:t xml:space="preserve"> Precondition: Inbound EDI 837 claim processing queue online. </w:t>
+        <w:tab/>
+        <w:t xml:space="preserve"> Test Step: 1 </w:t>
+        <w:tab/>
+        <w:t xml:space="preserve"> Test Step Description: Submit claim batch containing edge case scenarios for Batch Claim Ingestion </w:t>
+        <w:tab/>
+        <w:t xml:space="preserve"> Test Step Expected Result: System flags anomaly and routed claim to review queue instantly.</w:t>
       </w:r>
     </w:p>
     <w:p>
       <w:r>
-        <w:t>7. Execution Steps</w:t>
+        <w:tab/>
+        <w:t xml:space="preserve">Work Item ID: 1573 </w:t>
+        <w:tab/>
+        <w:t xml:space="preserve"> Module: AI Insights &amp; Anomaly Detection </w:t>
+        <w:tab/>
+        <w:t xml:space="preserve"> Name: Feature Attribution UI - Variant 25 </w:t>
+        <w:tab/>
+        <w:t xml:space="preserve"> Id: TC2472 </w:t>
+        <w:tab/>
+        <w:t xml:space="preserve"> Description: Verify accuracy and SLA metrics for Feature Attribution UI predictive execution </w:t>
+        <w:tab/>
+        <w:t xml:space="preserve"> Precondition: Model checkpoint v2.4 loaded in runtime environment. </w:t>
+        <w:tab/>
+        <w:t xml:space="preserve"> Test Step: 1 </w:t>
+        <w:tab/>
+        <w:t xml:space="preserve"> Test Step Description: Interact with AI insight card component for Feature Attribution UI </w:t>
+        <w:tab/>
+        <w:t xml:space="preserve"> Test Step Expected Result: Explanation model outputs clear feature contribution breakdown.</w:t>
       </w:r>
     </w:p>
     <w:p>
       <w:r>
-        <w:t>Place the source text file in the configured input directory of the workflow.</w:t>
+        <w:tab/>
+        <w:t xml:space="preserve">Work Item ID: 1572 </w:t>
+        <w:tab/>
+        <w:t xml:space="preserve"> Module: Claims Adjudication </w:t>
+        <w:tab/>
+        <w:t xml:space="preserve"> Name: Primary vs Secondary Payer - Variant 12 </w:t>
+        <w:tab/>
+        <w:t xml:space="preserve"> Id: TC1959 </w:t>
+        <w:tab/>
+        <w:t xml:space="preserve"> Description: Verify system handles invalid or missing data during Primary vs Secondary Payer </w:t>
+        <w:tab/>
+        <w:t xml:space="preserve"> Precondition: Inbound EDI 837 claim processing queue online. </w:t>
+        <w:tab/>
+        <w:t xml:space="preserve"> Test Step: 1 </w:t>
+        <w:tab/>
+        <w:t xml:space="preserve"> Test Step Description: Submit claim batch containing edge case scenarios for Primary vs Secondary Payer </w:t>
+        <w:tab/>
+        <w:t xml:space="preserve"> Test Step Expected Result: System flags anomaly and routed claim to review queue instantly.</w:t>
       </w:r>
     </w:p>
     <w:p>
       <w:r>
-        <w:t>Provide required input parameters and execute.</w:t>
+        <w:tab/>
+        <w:t xml:space="preserve">Work Item ID: 1572 </w:t>
+        <w:tab/>
+        <w:t xml:space="preserve"> Module: Claims Adjudication </w:t>
+        <w:tab/>
+        <w:t xml:space="preserve"> Name: Claim Line Item Split - Variant 23 </w:t>
+        <w:tab/>
+        <w:t xml:space="preserve"> Id: TC2389 </w:t>
+        <w:tab/>
+        <w:t xml:space="preserve"> Description: Verify adjudication engine logic for Claim Line Item Split </w:t>
+        <w:tab/>
+        <w:t xml:space="preserve"> Precondition: Claim adjudication rules engine initialized. </w:t>
+        <w:tab/>
+        <w:t xml:space="preserve"> Test Step: 1 </w:t>
+        <w:tab/>
+        <w:t xml:space="preserve"> Test Step Description: Ingest synthetic claim payload testing Claim Line Item Split into the engine </w:t>
+        <w:tab/>
+        <w:t xml:space="preserve"> Test Step Expected Result: Adjudication engine applies correct formula and outputs calculated totals.</w:t>
       </w:r>
     </w:p>
     <w:p>
       <w:r>
-        <w:t>Monitor execution logs for successful completion.</w:t>
+        <w:tab/>
+        <w:t xml:space="preserve">Work Item ID: 1572 </w:t>
+        <w:tab/>
+        <w:t xml:space="preserve"> Module: Claims Adjudication </w:t>
+        <w:tab/>
+        <w:t xml:space="preserve"> Name: EOB Document Generation - Variant 27 </w:t>
+        <w:tab/>
+        <w:t xml:space="preserve"> Id: TC2547 </w:t>
+        <w:tab/>
+        <w:t xml:space="preserve"> Description: Verify system handles invalid or missing data during EOB Document Generation </w:t>
+        <w:tab/>
+        <w:t xml:space="preserve"> Precondition: Inbound EDI 837 claim processing queue online. </w:t>
+        <w:tab/>
+        <w:t xml:space="preserve"> Test Step: 1 </w:t>
+        <w:tab/>
+        <w:t xml:space="preserve"> Test Step Description: Submit claim batch containing edge case scenarios for EOB Document Generation </w:t>
+        <w:tab/>
+        <w:t xml:space="preserve"> Test Step Expected Result: System flags anomaly and routed claim to review queue instantly.</w:t>
       </w:r>
     </w:p>
     <w:p>
       <w:r>
-        <w:t>Verify generated Excel output by downloading from the URL provided in the workflow output.</w:t>
+        <w:tab/>
+        <w:t xml:space="preserve">Work Item ID: 1573 </w:t>
+        <w:tab/>
+        <w:t xml:space="preserve"> Module: AI Insights &amp; Anomaly Detection </w:t>
+        <w:tab/>
+        <w:t xml:space="preserve"> Name: Model Drift Monitoring - Variant 14 </w:t>
+        <w:tab/>
+        <w:t xml:space="preserve"> Id: TC2028 </w:t>
+        <w:tab/>
+        <w:t xml:space="preserve"> Description: Verify accuracy and SLA metrics for Model Drift Monitoring predictive execution </w:t>
+        <w:tab/>
+        <w:t xml:space="preserve"> Precondition: Model checkpoint v2.4 loaded in runtime environment. </w:t>
+        <w:tab/>
+        <w:t xml:space="preserve"> Test Step: 1 </w:t>
+        <w:tab/>
+        <w:t xml:space="preserve"> Test Step Description: Interact with AI insight card component for Model Drift Monitoring </w:t>
+        <w:tab/>
+        <w:t xml:space="preserve"> Test Step Expected Result: Explanation model outputs clear feature contribution breakdown.</w:t>
       </w:r>
     </w:p>
     <w:p>
       <w:r>
-        <w:t>8. Error Handling &amp; Troubleshooting</w:t>
+        <w:tab/>
+        <w:t xml:space="preserve">Work Item ID: 1573 </w:t>
+        <w:tab/>
+        <w:t xml:space="preserve"> Module: AI Insights &amp; Anomaly Detection </w:t>
+        <w:tab/>
+        <w:t xml:space="preserve"> Name: Model Retraining Trigger - Variant 16 </w:t>
+        <w:tab/>
+        <w:t xml:space="preserve"> Id: TC2140 </w:t>
+        <w:tab/>
+        <w:t xml:space="preserve"> Description: Verify accuracy and SLA metrics for Model Retraining Trigger predictive execution </w:t>
+        <w:tab/>
+        <w:t xml:space="preserve"> Precondition: Model checkpoint v2.4 loaded in runtime environment. </w:t>
+        <w:tab/>
+        <w:t xml:space="preserve"> Test Step: 1 </w:t>
+        <w:tab/>
+        <w:t xml:space="preserve"> Test Step Description: Interact with AI insight card component for Model Retraining Trigger </w:t>
+        <w:tab/>
+        <w:t xml:space="preserve"> Test Step Expected Result: Explanation model outputs clear feature contribution breakdown.</w:t>
       </w:r>
     </w:p>
     <w:p>
       <w:r>
-        <w:t>Invalid file format – Ensure the source file is supported</w:t>
+        <w:tab/>
+        <w:t xml:space="preserve">Work Item ID: 1573 </w:t>
+        <w:tab/>
+        <w:t xml:space="preserve"> Module: AI Insights &amp; Anomaly Detection </w:t>
+        <w:tab/>
+        <w:t xml:space="preserve"> Name: Unusual Billing Pattern Flag - Variant 18 </w:t>
+        <w:tab/>
+        <w:t xml:space="preserve"> Id: TC2214 </w:t>
+        <w:tab/>
+        <w:t xml:space="preserve"> Description: Verify dashboard UI component displays output from Unusual Billing Pattern Flag </w:t>
+        <w:tab/>
+        <w:t xml:space="preserve"> Precondition: Historical baseline metrics ingested and indexed. </w:t>
+        <w:tab/>
+        <w:t xml:space="preserve"> Test Step: 1 </w:t>
+        <w:tab/>
+        <w:t xml:space="preserve"> Test Step Description: Trigger dashboard refresh and monitor response latency for Unusual Billing Pattern Flag </w:t>
+        <w:tab/>
+        <w:t xml:space="preserve"> Test Step Expected Result: Visualization widget renders top trends with accurate confidence scores.</w:t>
       </w:r>
     </w:p>
     <w:p>
       <w:r>
-        <w:t>Permission denied – Verify folder access permissions.</w:t>
+        <w:tab/>
+        <w:t xml:space="preserve">Work Item ID: 1573 </w:t>
+        <w:tab/>
+        <w:t xml:space="preserve"> Module: AI Insights &amp; Anomaly Detection </w:t>
+        <w:tab/>
+        <w:t xml:space="preserve"> Name: Predictive No-Show Score - Variant 11 </w:t>
+        <w:tab/>
+        <w:t xml:space="preserve"> Id: TC1904 </w:t>
+        <w:tab/>
+        <w:t xml:space="preserve"> Description: Verify accuracy and SLA metrics for Predictive No-Show Score predictive execution </w:t>
+        <w:tab/>
+        <w:t xml:space="preserve"> Precondition: Model checkpoint v2.4 loaded in runtime environment. </w:t>
+        <w:tab/>
+        <w:t xml:space="preserve"> Test Step: 1 </w:t>
+        <w:tab/>
+        <w:t xml:space="preserve"> Test Step Description: Interact with AI insight card component for Predictive No-Show Score </w:t>
+        <w:tab/>
+        <w:t xml:space="preserve"> Test Step Expected Result: Explanation model outputs clear feature contribution breakdown.</w:t>
       </w:r>
     </w:p>
     <w:p>
       <w:r>
-        <w:t>Empty output file – Validate source file contents.</w:t>
+        <w:tab/>
+        <w:t xml:space="preserve">Work Item ID: 1573 </w:t>
+        <w:tab/>
+        <w:t xml:space="preserve"> Module: AI Insights &amp; Anomaly Detection </w:t>
+        <w:tab/>
+        <w:t xml:space="preserve"> Name: Alert Dismissal Persistence - Variant 6 </w:t>
+        <w:tab/>
+        <w:t xml:space="preserve"> Id: TC1724 </w:t>
+        <w:tab/>
+        <w:t xml:space="preserve"> Description: Verify accuracy and SLA metrics for Alert Dismissal Persistence predictive execution </w:t>
+        <w:tab/>
+        <w:t xml:space="preserve"> Precondition: Model checkpoint v2.4 loaded in runtime environment. </w:t>
+        <w:tab/>
+        <w:t xml:space="preserve"> Test Step: 1 </w:t>
+        <w:tab/>
+        <w:t xml:space="preserve"> Test Step Description: Interact with AI insight card component for Alert Dismissal Persistence </w:t>
+        <w:tab/>
+        <w:t xml:space="preserve"> Test Step Expected Result: Explanation model outputs clear feature contribution breakdown.</w:t>
       </w:r>
     </w:p>
     <w:p>
       <w:r>
-        <w:t>Workflow failure – Review execution logs for detailed error messages</w:t>
+        <w:tab/>
+        <w:t xml:space="preserve">Work Item ID: 1572 </w:t>
+        <w:tab/>
+        <w:t xml:space="preserve"> Module: Claims Adjudication </w:t>
+        <w:tab/>
+        <w:t xml:space="preserve"> Name: Corrected Claim Resubmission - Variant 21 </w:t>
+        <w:tab/>
+        <w:t xml:space="preserve"> Id: TC2337 </w:t>
+        <w:tab/>
+        <w:t xml:space="preserve"> Description: Verify adjudication engine logic for Corrected Claim Resubmission </w:t>
+        <w:tab/>
+        <w:t xml:space="preserve"> Precondition: Claim adjudication rules engine initialized. </w:t>
+        <w:tab/>
+        <w:t xml:space="preserve"> Test Step: 1 </w:t>
+        <w:tab/>
+        <w:t xml:space="preserve"> Test Step Description: Ingest synthetic claim payload testing Corrected Claim Resubmission into the engine </w:t>
+        <w:tab/>
+        <w:t xml:space="preserve"> Test Step Expected Result: Adjudication engine applies correct formula and outputs calculated totals.</w:t>
       </w:r>
     </w:p>
     <w:p>
       <w:r>
-        <w:t>Common failure RCA – Ensure tool attachment in agent, verify repository access and token expiry.</w:t>
-      </w:r>
-    </w:p>
-    <w:p/>
-    <w:p>
-      <w:r>
-        <w:t>9. Example Execution Details</w:t>
+        <w:tab/>
+        <w:t xml:space="preserve">Work Item ID: 1572 </w:t>
+        <w:tab/>
+        <w:t xml:space="preserve"> Module: Claims Adjudication </w:t>
+        <w:tab/>
+        <w:t xml:space="preserve"> Name: Interest Penalty Calculation - Variant 17 </w:t>
+        <w:tab/>
+        <w:t xml:space="preserve"> Id: TC2179 </w:t>
+        <w:tab/>
+        <w:t xml:space="preserve"> Description: Verify system handles invalid or missing data during Interest Penalty Calculation </w:t>
+        <w:tab/>
+        <w:t xml:space="preserve"> Precondition: Inbound EDI 837 claim processing queue online. </w:t>
+        <w:tab/>
+        <w:t xml:space="preserve"> Test Step: 1 </w:t>
+        <w:tab/>
+        <w:t xml:space="preserve"> Test Step Description: Submit claim batch containing edge case scenarios for Interest Penalty Calculation </w:t>
+        <w:tab/>
+        <w:t xml:space="preserve"> Test Step Expected Result: System flags anomaly and routed claim to review queue instantly.</w:t>
       </w:r>
     </w:p>
     <w:p>
       <w:r>
-        <w:t>Execution ID : 740e7f859-3ff9-464a-aded-8c25e077c353</w:t>
+        <w:tab/>
+        <w:t xml:space="preserve">Work Item ID: 1573 </w:t>
+        <w:tab/>
+        <w:t xml:space="preserve"> Module: AI Insights &amp; Anomaly Detection </w:t>
+        <w:tab/>
+        <w:t xml:space="preserve"> Name: Cost Spike Detection - Variant 10 </w:t>
+        <w:tab/>
+        <w:t xml:space="preserve"> Id: TC1866 </w:t>
+        <w:tab/>
+        <w:t xml:space="preserve"> Description: Verify dashboard UI component displays output from Cost Spike Detection </w:t>
+        <w:tab/>
+        <w:t xml:space="preserve"> Precondition: Historical baseline metrics ingested and indexed. </w:t>
+        <w:tab/>
+        <w:t xml:space="preserve"> Test Step: 1 </w:t>
+        <w:tab/>
+        <w:t xml:space="preserve"> Test Step Description: Trigger dashboard refresh and monitor response latency for Cost Spike Detection </w:t>
+        <w:tab/>
+        <w:t xml:space="preserve"> Test Step Expected Result: Visualization widget renders top trends with accurate confidence scores.</w:t>
       </w:r>
     </w:p>
     <w:p>
       <w:r>
-        <w:t>Execution logs : AAVA Launchpad – AI Agent Platform by Ascendion</w:t>
+        <w:tab/>
+        <w:t xml:space="preserve">Work Item ID: 1572 </w:t>
+        <w:tab/>
+        <w:t xml:space="preserve"> Module: Claims Adjudication </w:t>
+        <w:tab/>
+        <w:t xml:space="preserve"> Name: Diagnosis Code Validation - Variant 25 </w:t>
+        <w:tab/>
+        <w:t xml:space="preserve"> Id: TC2471 </w:t>
+        <w:tab/>
+        <w:t xml:space="preserve"> Description: Verify system handles invalid or missing data during Diagnosis Code Validation </w:t>
+        <w:tab/>
+        <w:t xml:space="preserve"> Precondition: Inbound EDI 837 claim processing queue online. </w:t>
+        <w:tab/>
+        <w:t xml:space="preserve"> Test Step: 1 </w:t>
+        <w:tab/>
+        <w:t xml:space="preserve"> Test Step Description: Submit claim batch containing edge case scenarios for Diagnosis Code Validation </w:t>
+        <w:tab/>
+        <w:t xml:space="preserve"> Test Step Expected Result: System flags anomaly and routed claim to review queue instantly.</w:t>
       </w:r>
     </w:p>
     <w:p>
       <w:r>
-        <w:t xml:space="preserve">Input file : </w:t>
-      </w:r>
-    </w:p>
-    <w:p/>
-    <w:p/>
-    <w:p>
-      <w:r>
-        <w:t xml:space="preserve">Output file : </w:t>
-      </w:r>
-    </w:p>
-    <w:p/>
-    <w:p/>
-    <w:p/>
-    <w:p>
-      <w:r>
-        <w:t>testcases delimited.txt</w:t>
+        <w:tab/>
+        <w:t xml:space="preserve">Work Item ID: 1573 </w:t>
+        <w:tab/>
+        <w:t xml:space="preserve"> Module: AI Insights &amp; Anomaly Detection </w:t>
+        <w:tab/>
+        <w:t xml:space="preserve"> Name: Patient Risk Stratification - Variant 10 </w:t>
+        <w:tab/>
+        <w:t xml:space="preserve"> Id: TC1896 </w:t>
+        <w:tab/>
+        <w:t xml:space="preserve"> Description: Verify accuracy and SLA metrics for Patient Risk Stratification predictive execution </w:t>
+        <w:tab/>
+        <w:t xml:space="preserve"> Precondition: Model checkpoint v2.4 loaded in runtime environment. </w:t>
+        <w:tab/>
+        <w:t xml:space="preserve"> Test Step: 1 </w:t>
+        <w:tab/>
+        <w:t xml:space="preserve"> Test Step Description: Interact with AI insight card component for Patient Risk Stratification </w:t>
+        <w:tab/>
+        <w:t xml:space="preserve"> Test Step Expected Result: Explanation model outputs clear feature contribution breakdown.</w:t>
       </w:r>
     </w:p>
     <w:p>
       <w:r>
-        <w:t>Scenario ID|Scenario Title|Test Case ID|Test Case Title|Preconditions|Test Type|Automation Feasible|Test Data|Step #|Test Step Description|Expected Result</w:t>
+        <w:tab/>
+        <w:t xml:space="preserve">Work Item ID: 1572 </w:t>
+        <w:tab/>
+        <w:t xml:space="preserve"> Module: Claims Adjudication </w:t>
+        <w:tab/>
+        <w:t xml:space="preserve"> Name: Interest Penalty Calculation - Variant 23 </w:t>
+        <w:tab/>
+        <w:t xml:space="preserve"> Id: TC2419 </w:t>
+        <w:tab/>
+        <w:t xml:space="preserve"> Description: Verify system handles invalid or missing data during Interest Penalty Calculation </w:t>
+        <w:tab/>
+        <w:t xml:space="preserve"> Precondition: Inbound EDI 837 claim processing queue online. </w:t>
+        <w:tab/>
+        <w:t xml:space="preserve"> Test Step: 1 </w:t>
+        <w:tab/>
+        <w:t xml:space="preserve"> Test Step Description: Submit claim batch containing edge case scenarios for Interest Penalty Calculation </w:t>
+        <w:tab/>
+        <w:t xml:space="preserve"> Test Step Expected Result: System flags anomaly and routed claim to review queue instantly.</w:t>
       </w:r>
     </w:p>
     <w:p>
       <w:r>
-        <w:t>TC001|US32275|Plan Recommendation|Verify side-by-side plan comparison|User is logged into the CareSource enrollment portal and has completed the health needs questionnaire|Functional|Yes|User with completed profile and at least two recommended plans|1|Navigate to plan recommendation page|System displays side-by-side comparison of at least two plans highlighting premiums, deductibles, co-pays, out-of-pocket maximums, and coverage for specified medications and doctors</w:t>
+        <w:tab/>
+        <w:t xml:space="preserve">Work Item ID: 1573 </w:t>
+        <w:tab/>
+        <w:t xml:space="preserve"> Module: AI Insights &amp; Anomaly Detection </w:t>
+        <w:tab/>
+        <w:t xml:space="preserve"> Name: Custom Threshold Setting - Variant 21 </w:t>
+        <w:tab/>
+        <w:t xml:space="preserve"> Id: TC2326 </w:t>
+        <w:tab/>
+        <w:t xml:space="preserve"> Description: Verify dashboard UI component displays output from Custom Threshold Setting </w:t>
+        <w:tab/>
+        <w:t xml:space="preserve"> Precondition: Historical baseline metrics ingested and indexed. </w:t>
+        <w:tab/>
+        <w:t xml:space="preserve"> Test Step: 1 </w:t>
+        <w:tab/>
+        <w:t xml:space="preserve"> Test Step Description: Trigger dashboard refresh and monitor response latency for Custom Threshold Setting </w:t>
+        <w:tab/>
+        <w:t xml:space="preserve"> Test Step Expected Result: Visualization widget renders top trends with accurate confidence scores.</w:t>
       </w:r>
     </w:p>
     <w:p>
       <w:r>
-        <w:t>||||||||2|Review plan features and select a plan|Selected plan is highlighted and user can proceed to enrollment</w:t>
+        <w:tab/>
+        <w:t xml:space="preserve">Work Item ID: 1572 </w:t>
+        <w:tab/>
+        <w:t xml:space="preserve"> Module: Claims Adjudication </w:t>
+        <w:tab/>
+        <w:t xml:space="preserve"> Name: Tax ID Validation - Variant 7 </w:t>
+        <w:tab/>
+        <w:t xml:space="preserve"> Id: TC1775 </w:t>
+        <w:tab/>
+        <w:t xml:space="preserve"> Description: Verify system handles invalid or missing data during Tax ID Validation </w:t>
+        <w:tab/>
+        <w:t xml:space="preserve"> Precondition: Inbound EDI 837 claim processing queue online. </w:t>
+        <w:tab/>
+        <w:t xml:space="preserve"> Test Step: 1 </w:t>
+        <w:tab/>
+        <w:t xml:space="preserve"> Test Step Description: Submit claim batch containing edge case scenarios for Tax ID Validation </w:t>
+        <w:tab/>
+        <w:t xml:space="preserve"> Test Step Expected Result: System flags anomaly and routed claim to review queue instantly.</w:t>
       </w:r>
     </w:p>
     <w:p>
       <w:r>
-        <w:t>TC002|US32275|Plan Recommendation|Verify navigation to enrollment after plan selection|User is on the plan comparison page|Functional|Yes|User with at least one recommended plan|1|Select a plan and click 'Enroll'|System transitions to the enrollment process with the chosen plan pre-selected</w:t>
+        <w:tab/>
+        <w:t xml:space="preserve">Work Item ID: 1573 </w:t>
+        <w:tab/>
+        <w:t xml:space="preserve"> Module: AI Insights &amp; Anomaly Detection </w:t>
+        <w:tab/>
+        <w:t xml:space="preserve"> Name: Confidence Threshold Filter - Variant 23 </w:t>
+        <w:tab/>
+        <w:t xml:space="preserve"> Id: TC2396 </w:t>
+        <w:tab/>
+        <w:t xml:space="preserve"> Description: Verify accuracy and SLA metrics for Confidence Threshold Filter predictive execution </w:t>
+        <w:tab/>
+        <w:t xml:space="preserve"> Precondition: Model checkpoint v2.4 loaded in runtime environment. </w:t>
+        <w:tab/>
+        <w:t xml:space="preserve"> Test Step: 1 </w:t>
+        <w:tab/>
+        <w:t xml:space="preserve"> Test Step Description: Interact with AI insight card component for Confidence Threshold Filter </w:t>
+        <w:tab/>
+        <w:t xml:space="preserve"> Test Step Expected Result: Explanation model outputs clear feature contribution breakdown.</w:t>
       </w:r>
     </w:p>
     <w:p>
       <w:r>
-        <w:t>TC003|US32275|Plan Recommendation|Negative - No recommended plans|User has completed health needs but no plans match criteria|Negative|Yes|User with uncommon criteria resulting in no matches|1|Navigate to plan recommendation page|System displays a message: "No plans match your criteria. Please adjust your preferences."</w:t>
+        <w:tab/>
+        <w:t xml:space="preserve">Work Item ID: 1572 </w:t>
+        <w:tab/>
+        <w:t xml:space="preserve"> Module: Claims Adjudication </w:t>
+        <w:tab/>
+        <w:t xml:space="preserve"> Name: Maximum Out-of-Pocket Cap - Variant 7 </w:t>
+        <w:tab/>
+        <w:t xml:space="preserve"> Id: TC1769 </w:t>
+        <w:tab/>
+        <w:t xml:space="preserve"> Description: Verify adjudication engine logic for Maximum Out-of-Pocket Cap </w:t>
+        <w:tab/>
+        <w:t xml:space="preserve"> Precondition: Claim adjudication rules engine initialized. </w:t>
+        <w:tab/>
+        <w:t xml:space="preserve"> Test Step: 1 </w:t>
+        <w:tab/>
+        <w:t xml:space="preserve"> Test Step Description: Ingest synthetic claim payload testing Maximum Out-of-Pocket Cap into the engine </w:t>
+        <w:tab/>
+        <w:t xml:space="preserve"> Test Step Expected Result: Adjudication engine applies correct formula and outputs calculated totals.</w:t>
       </w:r>
     </w:p>
     <w:p>
       <w:r>
-        <w:t>TC004|US32275|Plan Recommendation|Edge - Maximum number of plans|User qualifies for 10+ plans|Edge|Yes|User with broad criteria resulting in maximum recommendations|1|Navigate to plan recommendation page|System displays all recommended plans in a scrollable, readable format without UI breakage</w:t>
+        <w:tab/>
+        <w:t xml:space="preserve">Work Item ID: 1572 </w:t>
+        <w:tab/>
+        <w:t xml:space="preserve"> Module: Claims Adjudication </w:t>
+        <w:tab/>
+        <w:t xml:space="preserve"> Name: Duplicate Claim Rejection - Variant 11 </w:t>
+        <w:tab/>
+        <w:t xml:space="preserve"> Id: TC1915 </w:t>
+        <w:tab/>
+        <w:t xml:space="preserve"> Description: Verify system handles invalid or missing data during Duplicate Claim Rejection </w:t>
+        <w:tab/>
+        <w:t xml:space="preserve"> Precondition: Inbound EDI 837 claim processing queue online. </w:t>
+        <w:tab/>
+        <w:t xml:space="preserve"> Test Step: 1 </w:t>
+        <w:tab/>
+        <w:t xml:space="preserve"> Test Step Description: Submit claim batch containing edge case scenarios for Duplicate Claim Rejection </w:t>
+        <w:tab/>
+        <w:t xml:space="preserve"> Test Step Expected Result: System flags anomaly and routed claim to review queue instantly.</w:t>
       </w:r>
     </w:p>
     <w:p>
       <w:r>
-        <w:t>TC005|US32274|Plan Personalization|Verify member can input medications and providers|User is authenticated|Functional|Yes|Medication: Metformin 500mg, Provider: Dr. Smith|1|Navigate to health needs input page|System displays input fields for medications and providers</w:t>
+        <w:tab/>
+        <w:t xml:space="preserve">Work Item ID: 1573 </w:t>
+        <w:tab/>
+        <w:t xml:space="preserve"> Module: AI Insights &amp; Anomaly Detection </w:t>
+        <w:tab/>
+        <w:t xml:space="preserve"> Name: False Positive Feedback Loop - Variant 22 </w:t>
+        <w:tab/>
+        <w:t xml:space="preserve"> Id: TC2358 </w:t>
+        <w:tab/>
+        <w:t xml:space="preserve"> Description: Verify dashboard UI component displays output from False Positive Feedback Loop </w:t>
+        <w:tab/>
+        <w:t xml:space="preserve"> Precondition: Historical baseline metrics ingested and indexed. </w:t>
+        <w:tab/>
+        <w:t xml:space="preserve"> Test Step: 1 </w:t>
+        <w:tab/>
+        <w:t xml:space="preserve"> Test Step Description: Trigger dashboard refresh and monitor response latency for False Positive Feedback Loop </w:t>
+        <w:tab/>
+        <w:t xml:space="preserve"> Test Step Expected Result: Visualization widget renders top trends with accurate confidence scores.</w:t>
       </w:r>
     </w:p>
     <w:p>
       <w:r>
-        <w:t>||||||||2|Enter medication and provider information and submit|System accepts input, validates data, and confirms successful entry</w:t>
+        <w:tab/>
+        <w:t xml:space="preserve">Work Item ID: 1572 </w:t>
+        <w:tab/>
+        <w:t xml:space="preserve"> Module: Claims Adjudication </w:t>
+        <w:tab/>
+        <w:t xml:space="preserve"> Name: Provider NPI Verification - Variant 10 </w:t>
+        <w:tab/>
+        <w:t xml:space="preserve"> Id: TC1885 </w:t>
+        <w:tab/>
+        <w:t xml:space="preserve"> Description: Verify adjudication engine logic for Provider NPI Verification </w:t>
+        <w:tab/>
+        <w:t xml:space="preserve"> Precondition: Claim adjudication rules engine initialized. </w:t>
+        <w:tab/>
+        <w:t xml:space="preserve"> Test Step: 1 </w:t>
+        <w:tab/>
+        <w:t xml:space="preserve"> Test Step Description: Ingest synthetic claim payload testing Provider NPI Verification into the engine </w:t>
+        <w:tab/>
+        <w:t xml:space="preserve"> Test Step Expected Result: Adjudication engine applies correct formula and outputs calculated totals.</w:t>
       </w:r>
     </w:p>
     <w:p>
       <w:r>
-        <w:t>TC006|US32274|Plan Personalization|Verify financial preference input|User is authenticated|Functional|Yes|Premium: $200, Deductible: $1000, OOP Max: $5000|1|Navigate to financial preferences section|System displays fields for premium, deductible, and out-of-pocket maximum</w:t>
+        <w:tab/>
+        <w:t xml:space="preserve">Work Item ID: 1572 </w:t>
+        <w:tab/>
+        <w:t xml:space="preserve"> Module: Claims Adjudication </w:t>
+        <w:tab/>
+        <w:t xml:space="preserve"> Name: Corrected Claim Resubmission - Variant 25 </w:t>
+        <w:tab/>
+        <w:t xml:space="preserve"> Id: TC2497 </w:t>
+        <w:tab/>
+        <w:t xml:space="preserve"> Description: Verify adjudication engine logic for Corrected Claim Resubmission </w:t>
+        <w:tab/>
+        <w:t xml:space="preserve"> Precondition: Claim adjudication rules engine initialized. </w:t>
+        <w:tab/>
+        <w:t xml:space="preserve"> Test Step: 1 </w:t>
+        <w:tab/>
+        <w:t xml:space="preserve"> Test Step Description: Ingest synthetic claim payload testing Corrected Claim Resubmission into the engine </w:t>
+        <w:tab/>
+        <w:t xml:space="preserve"> Test Step Expected Result: Adjudication engine applies correct formula and outputs calculated totals.</w:t>
       </w:r>
     </w:p>
     <w:p>
       <w:r>
-        <w:t>||||||||2|Enter preferences and submit|System saves preferences and updates recommendation criteria</w:t>
+        <w:tab/>
+        <w:t xml:space="preserve">Work Item ID: 1573 </w:t>
+        <w:tab/>
+        <w:t xml:space="preserve"> Module: AI Insights &amp; Anomaly Detection </w:t>
+        <w:tab/>
+        <w:t xml:space="preserve"> Name: Historical Baseline Comparison - Variant 24 </w:t>
+        <w:tab/>
+        <w:t xml:space="preserve"> Id: TC2448 </w:t>
+        <w:tab/>
+        <w:t xml:space="preserve"> Description: Verify accuracy and SLA metrics for Historical Baseline Comparison predictive execution </w:t>
+        <w:tab/>
+        <w:t xml:space="preserve"> Precondition: Model checkpoint v2.4 loaded in runtime environment. </w:t>
+        <w:tab/>
+        <w:t xml:space="preserve"> Test Step: 1 </w:t>
+        <w:tab/>
+        <w:t xml:space="preserve"> Test Step Description: Interact with AI insight card component for Historical Baseline Comparison </w:t>
+        <w:tab/>
+        <w:t xml:space="preserve"> Test Step Expected Result: Explanation model outputs clear feature contribution breakdown.</w:t>
       </w:r>
     </w:p>
     <w:p>
       <w:r>
-        <w:t>TC007|US32274|Plan Personalization|Negative - Invalid medication entry|User is authenticated|Negative|Yes|Medication: "" (blank entry)|1|Leave medication field blank and submit|System displays error: "Medication name required"</w:t>
+        <w:tab/>
+        <w:t xml:space="preserve">Work Item ID: 1572 </w:t>
+        <w:tab/>
+        <w:t xml:space="preserve"> Module: Claims Adjudication </w:t>
+        <w:tab/>
+        <w:t xml:space="preserve"> Name: Pre-authorization Check - Variant 27 </w:t>
+        <w:tab/>
+        <w:t xml:space="preserve"> Id: TC2545 </w:t>
+        <w:tab/>
+        <w:t xml:space="preserve"> Description: Verify adjudication engine logic for Pre-authorization Check </w:t>
+        <w:tab/>
+        <w:t xml:space="preserve"> Precondition: Claim adjudication rules engine initialized. </w:t>
+        <w:tab/>
+        <w:t xml:space="preserve"> Test Step: 1 </w:t>
+        <w:tab/>
+        <w:t xml:space="preserve"> Test Step Description: Ingest synthetic claim payload testing Pre-authorization Check into the engine </w:t>
+        <w:tab/>
+        <w:t xml:space="preserve"> Test Step Expected Result: Adjudication engine applies correct formula and outputs calculated totals.</w:t>
       </w:r>
     </w:p>
     <w:p>
       <w:r>
-        <w:t>TC008|US32274|Plan Personalization|Edge - Large medication list|User is authenticated|Edge|Yes|Medication: 20+ entries|1|Enter 20+ medications and submit|System accepts all entries and processes recommendations without error</w:t>
+        <w:tab/>
+        <w:t xml:space="preserve">Work Item ID: 1572 </w:t>
+        <w:tab/>
+        <w:t xml:space="preserve"> Module: Claims Adjudication </w:t>
+        <w:tab/>
+        <w:t xml:space="preserve"> Name: Adjustment Code Processing - Variant 6 </w:t>
+        <w:tab/>
+        <w:t xml:space="preserve"> Id: TC1723 </w:t>
+        <w:tab/>
+        <w:t xml:space="preserve"> Description: Verify system handles invalid or missing data during Adjustment Code Processing </w:t>
+        <w:tab/>
+        <w:t xml:space="preserve"> Precondition: Inbound EDI 837 claim processing queue online. </w:t>
+        <w:tab/>
+        <w:t xml:space="preserve"> Test Step: 1 </w:t>
+        <w:tab/>
+        <w:t xml:space="preserve"> Test Step Description: Submit claim batch containing edge case scenarios for Adjustment Code Processing </w:t>
+        <w:tab/>
+        <w:t xml:space="preserve"> Test Step Expected Result: System flags anomaly and routed claim to review queue instantly.</w:t>
       </w:r>
     </w:p>
     <w:p>
       <w:r>
-        <w:t>TC009|US32273|Guided Enrollment|Verify guided workflow for plan selection|User is a prospective member|Functional|Yes|Health: Asthma, PCP: Dr. Lee, Premium: $150|1|Start guided enrollment|System prompts for health data, provider, and financial preferences in sequence</w:t>
+        <w:tab/>
+        <w:t xml:space="preserve">Work Item ID: 1572 </w:t>
+        <w:tab/>
+        <w:t xml:space="preserve"> Module: Claims Adjudication </w:t>
+        <w:tab/>
+        <w:t xml:space="preserve"> Name: Provider NPI Verification - Variant 15 </w:t>
+        <w:tab/>
+        <w:t xml:space="preserve"> Id: TC2085 </w:t>
+        <w:tab/>
+        <w:t xml:space="preserve"> Description: Verify adjudication engine logic for Provider NPI Verification </w:t>
+        <w:tab/>
+        <w:t xml:space="preserve"> Precondition: Claim adjudication rules engine initialized. </w:t>
+        <w:tab/>
+        <w:t xml:space="preserve"> Test Step: 1 </w:t>
+        <w:tab/>
+        <w:t xml:space="preserve"> Test Step Description: Ingest synthetic claim payload testing Provider NPI Verification into the engine </w:t>
+        <w:tab/>
+        <w:t xml:space="preserve"> Test Step Expected Result: Adjudication engine applies correct formula and outputs calculated totals.</w:t>
       </w:r>
     </w:p>
     <w:p>
       <w:r>
-        <w:t>||||||||2|Complete all steps and submit|System generates and displays personalized plan recommendations with comparison tool</w:t>
+        <w:tab/>
+        <w:t xml:space="preserve">Work Item ID: 1572 </w:t>
+        <w:tab/>
+        <w:t xml:space="preserve"> Module: Claims Adjudication </w:t>
+        <w:tab/>
+        <w:t xml:space="preserve"> Name: Primary vs Secondary Payer - Variant 17 </w:t>
+        <w:tab/>
+        <w:t xml:space="preserve"> Id: TC2159 </w:t>
+        <w:tab/>
+        <w:t xml:space="preserve"> Description: Verify system handles invalid or missing data during Primary vs Secondary Payer </w:t>
+        <w:tab/>
+        <w:t xml:space="preserve"> Precondition: Inbound EDI 837 claim processing queue online. </w:t>
+        <w:tab/>
+        <w:t xml:space="preserve"> Test Step: 1 </w:t>
+        <w:tab/>
+        <w:t xml:space="preserve"> Test Step Description: Submit claim batch containing edge case scenarios for Primary vs Secondary Payer </w:t>
+        <w:tab/>
+        <w:t xml:space="preserve"> Test Step Expected Result: System flags anomaly and routed claim to review queue instantly.</w:t>
       </w:r>
     </w:p>
     <w:p>
       <w:r>
-        <w:t>TC010|US32273|Guided Enrollment|Negative - Missing required fields|User is a prospective member|Negative|Yes|Omit required health data|1|Attempt to proceed without entering all required fields|System displays validation errors for missing fields</w:t>
+        <w:tab/>
+        <w:t xml:space="preserve">Work Item ID: 1573 </w:t>
+        <w:tab/>
+        <w:t xml:space="preserve"> Module: AI Insights &amp; Anomaly Detection </w:t>
+        <w:tab/>
+        <w:t xml:space="preserve"> Name: Historical Baseline Comparison - Variant 13 </w:t>
+        <w:tab/>
+        <w:t xml:space="preserve"> Id: TC2008 </w:t>
+        <w:tab/>
+        <w:t xml:space="preserve"> Description: Verify accuracy and SLA metrics for Historical Baseline Comparison predictive execution </w:t>
+        <w:tab/>
+        <w:t xml:space="preserve"> Precondition: Model checkpoint v2.4 loaded in runtime environment. </w:t>
+        <w:tab/>
+        <w:t xml:space="preserve"> Test Step: 1 </w:t>
+        <w:tab/>
+        <w:t xml:space="preserve"> Test Step Description: Interact with AI insight card component for Historical Baseline Comparison </w:t>
+        <w:tab/>
+        <w:t xml:space="preserve"> Test Step Expected Result: Explanation model outputs clear feature contribution breakdown.</w:t>
       </w:r>
     </w:p>
     <w:p>
       <w:r>
-        <w:t>TC011|US32273|Guided Enrollment|Edge - Extreme cost preferences|User is a prospective member|Edge|Yes|Premium: $0, Deductible: $0|1|Enter extreme values and submit|System processes and displays only plans meeting criteria, or a message if none available</w:t>
+        <w:tab/>
+        <w:t xml:space="preserve">Work Item ID: 1573 </w:t>
+        <w:tab/>
+        <w:t xml:space="preserve"> Module: AI Insights &amp; Anomaly Detection </w:t>
+        <w:tab/>
+        <w:t xml:space="preserve"> Name: SLA Performance Tracking - Variant 1 </w:t>
+        <w:tab/>
+        <w:t xml:space="preserve"> Id: TC1530 </w:t>
+        <w:tab/>
+        <w:t xml:space="preserve"> Description: Verify dashboard UI component displays output from SLA Performance Tracking </w:t>
+        <w:tab/>
+        <w:t xml:space="preserve"> Precondition: Historical baseline metrics ingested and indexed. </w:t>
+        <w:tab/>
+        <w:t xml:space="preserve"> Test Step: 1 </w:t>
+        <w:tab/>
+        <w:t xml:space="preserve"> Test Step Description: Trigger dashboard refresh and monitor response latency for SLA Performance Tracking </w:t>
+        <w:tab/>
+        <w:t xml:space="preserve"> Test Step Expected Result: Visualization widget renders top trends with accurate confidence scores.</w:t>
       </w:r>
     </w:p>
     <w:p>
       <w:r>
-        <w:t>TC012|US31822|Demographic Input|Verify demographic and health needs input|User is a prospective member|Functional|Yes|Age: 40, Location: OH, Doctor: Dr. Adams, Medication: Lisinopril|1|Navigate to demographic input page|System displays fields for age, location, doctors, medications</w:t>
+        <w:tab/>
+        <w:t xml:space="preserve">Work Item ID: 1572 </w:t>
+        <w:tab/>
+        <w:t xml:space="preserve"> Module: Claims Adjudication </w:t>
+        <w:tab/>
+        <w:t xml:space="preserve"> Name: Adjustment Code Processing - Variant 25 </w:t>
+        <w:tab/>
+        <w:t xml:space="preserve"> Id: TC2483 </w:t>
+        <w:tab/>
+        <w:t xml:space="preserve"> Description: Verify system handles invalid or missing data during Adjustment Code Processing </w:t>
+        <w:tab/>
+        <w:t xml:space="preserve"> Precondition: Inbound EDI 837 claim processing queue online. </w:t>
+        <w:tab/>
+        <w:t xml:space="preserve"> Test Step: 1 </w:t>
+        <w:tab/>
+        <w:t xml:space="preserve"> Test Step Description: Submit claim batch containing edge case scenarios for Adjustment Code Processing </w:t>
+        <w:tab/>
+        <w:t xml:space="preserve"> Test Step Expected Result: System flags anomaly and routed claim to review queue instantly.</w:t>
       </w:r>
     </w:p>
     <w:p>
       <w:r>
-        <w:t>||||||||2|Enter data and submit|System validates and accepts input, proceeding to recommendations</w:t>
+        <w:tab/>
+        <w:t xml:space="preserve">Work Item ID: 1573 </w:t>
+        <w:tab/>
+        <w:t xml:space="preserve"> Module: AI Insights &amp; Anomaly Detection </w:t>
+        <w:tab/>
+        <w:t xml:space="preserve"> Name: False Positive Feedback Loop - Variant 10 </w:t>
+        <w:tab/>
+        <w:t xml:space="preserve"> Id: TC1878 </w:t>
+        <w:tab/>
+        <w:t xml:space="preserve"> Description: Verify dashboard UI component displays output from False Positive Feedback Loop </w:t>
+        <w:tab/>
+        <w:t xml:space="preserve"> Precondition: Historical baseline metrics ingested and indexed. </w:t>
+        <w:tab/>
+        <w:t xml:space="preserve"> Test Step: 1 </w:t>
+        <w:tab/>
+        <w:t xml:space="preserve"> Test Step Description: Trigger dashboard refresh and monitor response latency for False Positive Feedback Loop </w:t>
+        <w:tab/>
+        <w:t xml:space="preserve"> Test Step Expected Result: Visualization widget renders top trends with accurate confidence scores.</w:t>
       </w:r>
     </w:p>
     <w:p>
       <w:r>
-        <w:t>TC013|US31822|Demographic Input|Negative - Invalid age|User is a prospective member|Negative|Yes|Age: -1|1|Enter invalid age and submit|System displays error: "Invalid age"</w:t>
+        <w:tab/>
+        <w:t xml:space="preserve">Work Item ID: 1573 </w:t>
+        <w:tab/>
+        <w:t xml:space="preserve"> Module: AI Insights &amp; Anomaly Detection </w:t>
+        <w:tab/>
+        <w:t xml:space="preserve"> Name: False Positive Feedback Loop - Variant 12 </w:t>
+        <w:tab/>
+        <w:t xml:space="preserve"> Id: TC1958 </w:t>
+        <w:tab/>
+        <w:t xml:space="preserve"> Description: Verify dashboard UI component displays output from False Positive Feedback Loop </w:t>
+        <w:tab/>
+        <w:t xml:space="preserve"> Precondition: Historical baseline metrics ingested and indexed. </w:t>
+        <w:tab/>
+        <w:t xml:space="preserve"> Test Step: 1 </w:t>
+        <w:tab/>
+        <w:t xml:space="preserve"> Test Step Description: Trigger dashboard refresh and monitor response latency for False Positive Feedback Loop </w:t>
+        <w:tab/>
+        <w:t xml:space="preserve"> Test Step Expected Result: Visualization widget renders top trends with accurate confidence scores.</w:t>
       </w:r>
     </w:p>
     <w:p>
       <w:r>
-        <w:t>TC014|US31822|Demographic Input|Edge - Maximum field length|User is a prospective member|Edge|Yes|Doctor name: 100+ characters|1|Enter maximum length for doctor name and submit|System accepts or displays appropriate error without crashing</w:t>
+        <w:tab/>
+        <w:t xml:space="preserve">Work Item ID: 1573 </w:t>
+        <w:tab/>
+        <w:t xml:space="preserve"> Module: AI Insights &amp; Anomaly Detection </w:t>
+        <w:tab/>
+        <w:t xml:space="preserve"> Name: Automated Summary Generation - Variant 5 </w:t>
+        <w:tab/>
+        <w:t xml:space="preserve"> Id: TC1698 </w:t>
+        <w:tab/>
+        <w:t xml:space="preserve"> Description: Verify dashboard UI component displays output from Automated Summary Generation </w:t>
+        <w:tab/>
+        <w:t xml:space="preserve"> Precondition: Historical baseline metrics ingested and indexed. </w:t>
+        <w:tab/>
+        <w:t xml:space="preserve"> Test Step: 1 </w:t>
+        <w:tab/>
+        <w:t xml:space="preserve"> Test Step Description: Trigger dashboard refresh and monitor response latency for Automated Summary Generation </w:t>
+        <w:tab/>
+        <w:t xml:space="preserve"> Test Step Expected Result: Visualization widget renders top trends with accurate confidence scores.</w:t>
       </w:r>
     </w:p>
     <w:p>
       <w:r>
-        <w:t>TC015|US32306|Profile|Verify profile view|User is logged in|Functional|Yes|User with profile data|1|Navigate to profile page|System displays correct profile information</w:t>
+        <w:tab/>
+        <w:t xml:space="preserve">Work Item ID: 1572 </w:t>
+        <w:tab/>
+        <w:t xml:space="preserve"> Module: Claims Adjudication </w:t>
+        <w:tab/>
+        <w:t xml:space="preserve"> Name: Interest Penalty Calculation - Variant 13 </w:t>
+        <w:tab/>
+        <w:t xml:space="preserve"> Id: TC2019 </w:t>
+        <w:tab/>
+        <w:t xml:space="preserve"> Description: Verify system handles invalid or missing data during Interest Penalty Calculation </w:t>
+        <w:tab/>
+        <w:t xml:space="preserve"> Precondition: Inbound EDI 837 claim processing queue online. </w:t>
+        <w:tab/>
+        <w:t xml:space="preserve"> Test Step: 1 </w:t>
+        <w:tab/>
+        <w:t xml:space="preserve"> Test Step Description: Submit claim batch containing edge case scenarios for Interest Penalty Calculation </w:t>
+        <w:tab/>
+        <w:t xml:space="preserve"> Test Step Expected Result: System flags anomaly and routed claim to review queue instantly.</w:t>
       </w:r>
     </w:p>
     <w:p>
       <w:r>
-        <w:t>TC016|US32307|Settings|Verify settings update|User is logged in|Functional|Yes|New notification preference|1|Go to settings, change preference, save|System updates and confirms setting change</w:t>
+        <w:tab/>
+        <w:t xml:space="preserve">Work Item ID: 1572 </w:t>
+        <w:tab/>
+        <w:t xml:space="preserve"> Module: Claims Adjudication </w:t>
+        <w:tab/>
+        <w:t xml:space="preserve"> Name: Adjustment Code Processing - Variant 15 </w:t>
+        <w:tab/>
+        <w:t xml:space="preserve"> Id: TC2083 </w:t>
+        <w:tab/>
+        <w:t xml:space="preserve"> Description: Verify system handles invalid or missing data during Adjustment Code Processing </w:t>
+        <w:tab/>
+        <w:t xml:space="preserve"> Precondition: Inbound EDI 837 claim processing queue online. </w:t>
+        <w:tab/>
+        <w:t xml:space="preserve"> Test Step: 1 </w:t>
+        <w:tab/>
+        <w:t xml:space="preserve"> Test Step Description: Submit claim batch containing edge case scenarios for Adjustment Code Processing </w:t>
+        <w:tab/>
+        <w:t xml:space="preserve"> Test Step Expected Result: System flags anomaly and routed claim to review queue instantly.</w:t>
       </w:r>
     </w:p>
     <w:p>
       <w:r>
-        <w:t>TC017|US32308|Transaction History|Verify transaction history view|User is logged in|Functional|Yes|User with transaction history|1|Navigate to transaction history|System displays all past transactions</w:t>
+        <w:tab/>
+        <w:t xml:space="preserve">Work Item ID: 1572 </w:t>
+        <w:tab/>
+        <w:t xml:space="preserve"> Module: Claims Adjudication </w:t>
+        <w:tab/>
+        <w:t xml:space="preserve"> Name: Pre-authorization Check - Variant 21 </w:t>
+        <w:tab/>
+        <w:t xml:space="preserve"> Id: TC2305 </w:t>
+        <w:tab/>
+        <w:t xml:space="preserve"> Description: Verify adjudication engine logic for Pre-authorization Check </w:t>
+        <w:tab/>
+        <w:t xml:space="preserve"> Precondition: Claim adjudication rules engine initialized. </w:t>
+        <w:tab/>
+        <w:t xml:space="preserve"> Test Step: 1 </w:t>
+        <w:tab/>
+        <w:t xml:space="preserve"> Test Step Description: Ingest synthetic claim payload testing Pre-authorization Check into the engine </w:t>
+        <w:tab/>
+        <w:t xml:space="preserve"> Test Step Expected Result: Adjudication engine applies correct formula and outputs calculated totals.</w:t>
       </w:r>
     </w:p>
     <w:p>
       <w:r>
-        <w:t>TC018|US32309|Search and Filter|Verify data search and filter|User is logged in|Functional|Yes|Search: "Diabetes", Filter: Date range|1|Enter search term and filter|System returns correct filtered data</w:t>
+        <w:tab/>
+        <w:t xml:space="preserve">Work Item ID: 1573 </w:t>
+        <w:tab/>
+        <w:t xml:space="preserve"> Module: AI Insights &amp; Anomaly Detection </w:t>
+        <w:tab/>
+        <w:t xml:space="preserve"> Name: Data Pipeline Health Monitor - Variant 6 </w:t>
+        <w:tab/>
+        <w:t xml:space="preserve"> Id: TC1732 </w:t>
+        <w:tab/>
+        <w:t xml:space="preserve"> Description: Verify accuracy and SLA metrics for Data Pipeline Health Monitor predictive execution </w:t>
+        <w:tab/>
+        <w:t xml:space="preserve"> Precondition: Model checkpoint v2.4 loaded in runtime environment. </w:t>
+        <w:tab/>
+        <w:t xml:space="preserve"> Test Step: 1 </w:t>
+        <w:tab/>
+        <w:t xml:space="preserve"> Test Step Description: Interact with AI insight card component for Data Pipeline Health Monitor </w:t>
+        <w:tab/>
+        <w:t xml:space="preserve"> Test Step Expected Result: Explanation model outputs clear feature contribution breakdown.</w:t>
       </w:r>
     </w:p>
     <w:p>
       <w:r>
-        <w:t>TC019|US32310|Export Reports|Verify report export|User is logged in|Functional|Yes|Report: Claims|1|Click export on claims report|System downloads report in selected format</w:t>
+        <w:tab/>
+        <w:t xml:space="preserve">Work Item ID: 1572 </w:t>
+        <w:tab/>
+        <w:t xml:space="preserve"> Module: Claims Adjudication </w:t>
+        <w:tab/>
+        <w:t xml:space="preserve"> Name: Tax ID Validation - Variant 1 </w:t>
+        <w:tab/>
+        <w:t xml:space="preserve"> Id: TC1535 </w:t>
+        <w:tab/>
+        <w:t xml:space="preserve"> Description: Verify system handles invalid or missing data during Tax ID Validation </w:t>
+        <w:tab/>
+        <w:t xml:space="preserve"> Precondition: Inbound EDI 837 claim processing queue online. </w:t>
+        <w:tab/>
+        <w:t xml:space="preserve"> Test Step: 1 </w:t>
+        <w:tab/>
+        <w:t xml:space="preserve"> Test Step Description: Submit claim batch containing edge case scenarios for Tax ID Validation </w:t>
+        <w:tab/>
+        <w:t xml:space="preserve"> Test Step Expected Result: System flags anomaly and routed claim to review queue instantly.</w:t>
       </w:r>
     </w:p>
     <w:p>
       <w:r>
-        <w:t>TC020|US32311|User Permissions|Verify permission management|Admin user logged in|Functional|Yes|Assign 'Editor' to user X|1|Navigate to permissions, assign role|System saves and reflects new permission</w:t>
+        <w:tab/>
+        <w:t xml:space="preserve">Work Item ID: 1573 </w:t>
+        <w:tab/>
+        <w:t xml:space="preserve"> Module: AI Insights &amp; Anomaly Detection </w:t>
+        <w:tab/>
+        <w:t xml:space="preserve"> Name: SLA Performance Tracking - Variant 5 </w:t>
+        <w:tab/>
+        <w:t xml:space="preserve"> Id: TC1690 </w:t>
+        <w:tab/>
+        <w:t xml:space="preserve"> Description: Verify dashboard UI component displays output from SLA Performance Tracking </w:t>
+        <w:tab/>
+        <w:t xml:space="preserve"> Precondition: Historical baseline metrics ingested and indexed. </w:t>
+        <w:tab/>
+        <w:t xml:space="preserve"> Test Step: 1 </w:t>
+        <w:tab/>
+        <w:t xml:space="preserve"> Test Step Description: Trigger dashboard refresh and monitor response latency for SLA Performance Tracking </w:t>
+        <w:tab/>
+        <w:t xml:space="preserve"> Test Step Expected Result: Visualization widget renders top trends with accurate confidence scores.</w:t>
       </w:r>
     </w:p>
     <w:p>
       <w:r>
-        <w:t>TC021|US32312|System Logs|Verify system log view|Admin user logged in|Functional|Yes|Any log record|1|Navigate to system logs|System displays logs with timestamp, user, action</w:t>
+        <w:tab/>
+        <w:t xml:space="preserve">Work Item ID: 1572 </w:t>
+        <w:tab/>
+        <w:t xml:space="preserve"> Module: Claims Adjudication </w:t>
+        <w:tab/>
+        <w:t xml:space="preserve"> Name: Claim Line Item Split - Variant 19 </w:t>
+        <w:tab/>
+        <w:t xml:space="preserve"> Id: TC2229 </w:t>
+        <w:tab/>
+        <w:t xml:space="preserve"> Description: Verify adjudication engine logic for Claim Line Item Split </w:t>
+        <w:tab/>
+        <w:t xml:space="preserve"> Precondition: Claim adjudication rules engine initialized. </w:t>
+        <w:tab/>
+        <w:t xml:space="preserve"> Test Step: 1 </w:t>
+        <w:tab/>
+        <w:t xml:space="preserve"> Test Step Description: Ingest synthetic claim payload testing Claim Line Item Split into the engine </w:t>
+        <w:tab/>
+        <w:t xml:space="preserve"> Test Step Expected Result: Adjudication engine applies correct formula and outputs calculated totals.</w:t>
       </w:r>
     </w:p>
     <w:p>
       <w:r>
-        <w:t>TC022|US32304|Password Reset|Verify password reset|User on login page|Functional|Yes|Registered email|1|Click 'Forgot Password', enter email|System sends reset link to email</w:t>
+        <w:tab/>
+        <w:t xml:space="preserve">Work Item ID: 1573 </w:t>
+        <w:tab/>
+        <w:t xml:space="preserve"> Module: AI Insights &amp; Anomaly Detection </w:t>
+        <w:tab/>
+        <w:t xml:space="preserve"> Name: Patient Risk Stratification - Variant 18 </w:t>
+        <w:tab/>
+        <w:t xml:space="preserve"> Id: TC2216 </w:t>
+        <w:tab/>
+        <w:t xml:space="preserve"> Description: Verify accuracy and SLA metrics for Patient Risk Stratification predictive execution </w:t>
+        <w:tab/>
+        <w:t xml:space="preserve"> Precondition: Model checkpoint v2.4 loaded in runtime environment. </w:t>
+        <w:tab/>
+        <w:t xml:space="preserve"> Test Step: 1 </w:t>
+        <w:tab/>
+        <w:t xml:space="preserve"> Test Step Description: Interact with AI insight card component for Patient Risk Stratification </w:t>
+        <w:tab/>
+        <w:t xml:space="preserve"> Test Step Expected Result: Explanation model outputs clear feature contribution breakdown.</w:t>
       </w:r>
     </w:p>
     <w:p>
       <w:r>
-        <w:t>TC023|US32305|Two-Factor Authentication|Verify 2FA enablement|User is logged in|Functional|Yes|Valid phone number|1|Navigate to security, enable 2FA|System sends code and confirms setup</w:t>
+        <w:tab/>
+        <w:t xml:space="preserve">Work Item ID: 1573 </w:t>
+        <w:tab/>
+        <w:t xml:space="preserve"> Module: AI Insights &amp; Anomaly Detection </w:t>
+        <w:tab/>
+        <w:t xml:space="preserve"> Name: Recommendation Engine Ranking - Variant 25 </w:t>
+        <w:tab/>
+        <w:t xml:space="preserve"> Id: TC2470 </w:t>
+        <w:tab/>
+        <w:t xml:space="preserve"> Description: Verify dashboard UI component displays output from Recommendation Engine Ranking </w:t>
+        <w:tab/>
+        <w:t xml:space="preserve"> Precondition: Historical baseline metrics ingested and indexed. </w:t>
+        <w:tab/>
+        <w:t xml:space="preserve"> Test Step: 1 </w:t>
+        <w:tab/>
+        <w:t xml:space="preserve"> Test Step Description: Trigger dashboard refresh and monitor response latency for Recommendation Engine Ranking </w:t>
+        <w:tab/>
+        <w:t xml:space="preserve"> Test Step Expected Result: Visualization widget renders top trends with accurate confidence scores.</w:t>
       </w:r>
     </w:p>
     <w:p>
       <w:r>
-        <w:t>TC024|US32303|Login|Verify email login|User is registered|Functional|Yes|Valid email/password|1|Enter credentials, click login|System authenticates and redirects to dashboard</w:t>
+        <w:tab/>
+        <w:t xml:space="preserve">Work Item ID: 1572 </w:t>
+        <w:tab/>
+        <w:t xml:space="preserve"> Module: Claims Adjudication </w:t>
+        <w:tab/>
+        <w:t xml:space="preserve"> Name: Interest Penalty Calculation - Variant 18 </w:t>
+        <w:tab/>
+        <w:t xml:space="preserve"> Id: TC2219 </w:t>
+        <w:tab/>
+        <w:t xml:space="preserve"> Description: Verify system handles invalid or missing data during Interest Penalty Calculation </w:t>
+        <w:tab/>
+        <w:t xml:space="preserve"> Precondition: Inbound EDI 837 claim processing queue online. </w:t>
+        <w:tab/>
+        <w:t xml:space="preserve"> Test Step: 1 </w:t>
+        <w:tab/>
+        <w:t xml:space="preserve"> Test Step Description: Submit claim batch containing edge case scenarios for Interest Penalty Calculation </w:t>
+        <w:tab/>
+        <w:t xml:space="preserve"> Test Step Expected Result: System flags anomaly and routed claim to review queue instantly.</w:t>
       </w:r>
     </w:p>
     <w:p>
       <w:r>
-        <w:t>TC025|US32983|NEW STORY TETS|Basic smoke test|System available|Functional|Yes|N/A|1|Access feature|Feature loads without error</w:t>
+        <w:tab/>
+        <w:t xml:space="preserve">Work Item ID: 1573 </w:t>
+        <w:tab/>
+        <w:t xml:space="preserve"> Module: AI Insights &amp; Anomaly Detection </w:t>
+        <w:tab/>
+        <w:t xml:space="preserve"> Name: Cost Spike Detection - Variant 26 </w:t>
+        <w:tab/>
+        <w:t xml:space="preserve"> Id: TC2506 </w:t>
+        <w:tab/>
+        <w:t xml:space="preserve"> Description: Verify dashboard UI component displays output from Cost Spike Detection </w:t>
+        <w:tab/>
+        <w:t xml:space="preserve"> Precondition: Historical baseline metrics ingested and indexed. </w:t>
+        <w:tab/>
+        <w:t xml:space="preserve"> Test Step: 1 </w:t>
+        <w:tab/>
+        <w:t xml:space="preserve"> Test Step Description: Trigger dashboard refresh and monitor response latency for Cost Spike Detection </w:t>
+        <w:tab/>
+        <w:t xml:space="preserve"> Test Step Expected Result: Visualization widget renders top trends with accurate confidence scores.</w:t>
       </w:r>
     </w:p>
     <w:p>
       <w:r>
-        <w:t>TC026|US32744|member 1|Basic smoke test|System available|Functional|Yes|N/A|1|Access feature|Feature loads without error</w:t>
+        <w:tab/>
+        <w:t xml:space="preserve">Work Item ID: 1573 </w:t>
+        <w:tab/>
+        <w:t xml:space="preserve"> Module: AI Insights &amp; Anomaly Detection </w:t>
+        <w:tab/>
+        <w:t xml:space="preserve"> Name: Cost Spike Detection - Variant 17 </w:t>
+        <w:tab/>
+        <w:t xml:space="preserve"> Id: TC2146 </w:t>
+        <w:tab/>
+        <w:t xml:space="preserve"> Description: Verify dashboard UI component displays output from Cost Spike Detection </w:t>
+        <w:tab/>
+        <w:t xml:space="preserve"> Precondition: Historical baseline metrics ingested and indexed. </w:t>
+        <w:tab/>
+        <w:t xml:space="preserve"> Test Step: 1 </w:t>
+        <w:tab/>
+        <w:t xml:space="preserve"> Test Step Description: Trigger dashboard refresh and monitor response latency for Cost Spike Detection </w:t>
+        <w:tab/>
+        <w:t xml:space="preserve"> Test Step Expected Result: Visualization widget renders top trends with accurate confidence scores.</w:t>
+      </w:r>
+    </w:p>
+    <w:p>
+      <w:r>
+        <w:tab/>
+        <w:t xml:space="preserve">Work Item ID: 1573 </w:t>
+        <w:tab/>
+        <w:t xml:space="preserve"> Module: AI Insights &amp; Anomaly Detection </w:t>
+        <w:tab/>
+        <w:t xml:space="preserve"> Name: False Positive Feedback Loop - Variant 14 </w:t>
+        <w:tab/>
+        <w:t xml:space="preserve"> Id: TC2038 </w:t>
+        <w:tab/>
+        <w:t xml:space="preserve"> Description: Verify dashboard UI component displays output from False Positive Feedback Loop </w:t>
+        <w:tab/>
+        <w:t xml:space="preserve"> Precondition: Historical baseline metrics ingested and indexed. </w:t>
+        <w:tab/>
+        <w:t xml:space="preserve"> Test Step: 1 </w:t>
+        <w:tab/>
+        <w:t xml:space="preserve"> Test Step Description: Trigger dashboard refresh and monitor response latency for False Positive Feedback Loop </w:t>
+        <w:tab/>
+        <w:t xml:space="preserve"> Test Step Expected Result: Visualization widget renders top trends with accurate confidence scores.</w:t>
+      </w:r>
+    </w:p>
+    <w:p>
+      <w:r>
+        <w:tab/>
+        <w:t xml:space="preserve">Work Item ID: 1573 </w:t>
+        <w:tab/>
+        <w:t xml:space="preserve"> Module: AI Insights &amp; Anomaly Detection </w:t>
+        <w:tab/>
+        <w:t xml:space="preserve"> Name: False Positive Feedback Loop - Variant 28 </w:t>
+        <w:tab/>
+        <w:t xml:space="preserve"> Id: TC2598 </w:t>
+        <w:tab/>
+        <w:t xml:space="preserve"> Description: Verify dashboard UI component displays output from False Positive Feedback Loop </w:t>
+        <w:tab/>
+        <w:t xml:space="preserve"> Precondition: Historical baseline metrics ingested and indexed. </w:t>
+        <w:tab/>
+        <w:t xml:space="preserve"> Test Step: 1 </w:t>
+        <w:tab/>
+        <w:t xml:space="preserve"> Test Step Description: Trigger dashboard refresh and monitor response latency for False Positive Feedback Loop </w:t>
+        <w:tab/>
+        <w:t xml:space="preserve"> Test Step Expected Result: Visualization widget renders top trends with accurate confidence scores.</w:t>
+      </w:r>
+    </w:p>
+    <w:p>
+      <w:r>
+        <w:tab/>
+        <w:t xml:space="preserve">Work Item ID: 1573 </w:t>
+        <w:tab/>
+        <w:t xml:space="preserve"> Module: AI Insights &amp; Anomaly Detection </w:t>
+        <w:tab/>
+        <w:t xml:space="preserve"> Name: Explanation Tooltip Generation - Variant 21 </w:t>
+        <w:tab/>
+        <w:t xml:space="preserve"> Id: TC2322 </w:t>
+        <w:tab/>
+        <w:t xml:space="preserve"> Description: Verify dashboard UI component displays output from Explanation Tooltip Generation </w:t>
+        <w:tab/>
+        <w:t xml:space="preserve"> Precondition: Historical baseline metrics ingested and indexed. </w:t>
+        <w:tab/>
+        <w:t xml:space="preserve"> Test Step: 1 </w:t>
+        <w:tab/>
+        <w:t xml:space="preserve"> Test Step Description: Trigger dashboard refresh and monitor response latency for Explanation Tooltip Generation </w:t>
+        <w:tab/>
+        <w:t xml:space="preserve"> Test Step Expected Result: Visualization widget renders top trends with accurate confidence scores.</w:t>
+      </w:r>
+    </w:p>
+    <w:p>
+      <w:r>
+        <w:tab/>
+        <w:t xml:space="preserve">Work Item ID: 1572 </w:t>
+        <w:tab/>
+        <w:t xml:space="preserve"> Module: Claims Adjudication </w:t>
+        <w:tab/>
+        <w:t xml:space="preserve"> Name: Denial Code ERR-ENR-02 - Variant 22 </w:t>
+        <w:tab/>
+        <w:t xml:space="preserve"> Id: TC2361 </w:t>
+        <w:tab/>
+        <w:t xml:space="preserve"> Description: Verify adjudication engine logic for Denial Code ERR-ENR-02 </w:t>
+        <w:tab/>
+        <w:t xml:space="preserve"> Precondition: Claim adjudication rules engine initialized. </w:t>
+        <w:tab/>
+        <w:t xml:space="preserve"> Test Step: 1 </w:t>
+        <w:tab/>
+        <w:t xml:space="preserve"> Test Step Description: Ingest synthetic claim payload testing Denial Code ERR-ENR-02 into the engine </w:t>
+        <w:tab/>
+        <w:t xml:space="preserve"> Test Step Expected Result: Adjudication engine applies correct formula and outputs calculated totals.</w:t>
+      </w:r>
+    </w:p>
+    <w:p>
+      <w:r>
+        <w:tab/>
+        <w:t xml:space="preserve">Work Item ID: 1573 </w:t>
+        <w:tab/>
+        <w:t xml:space="preserve"> Module: AI Insights &amp; Anomaly Detection </w:t>
+        <w:tab/>
+        <w:t xml:space="preserve"> Name: Model Drift Monitoring - Variant 17 </w:t>
+        <w:tab/>
+        <w:t xml:space="preserve"> Id: TC2148 </w:t>
+        <w:tab/>
+        <w:t xml:space="preserve"> Description: Verify accuracy and SLA metrics for Model Drift Monitoring predictive execution </w:t>
+        <w:tab/>
+        <w:t xml:space="preserve"> Precondition: Model checkpoint v2.4 loaded in runtime environment. </w:t>
+        <w:tab/>
+        <w:t xml:space="preserve"> Test Step: 1 </w:t>
+        <w:tab/>
+        <w:t xml:space="preserve"> Test Step Description: Interact with AI insight card component for Model Drift Monitoring </w:t>
+        <w:tab/>
+        <w:t xml:space="preserve"> Test Step Expected Result: Explanation model outputs clear feature contribution breakdown.</w:t>
+      </w:r>
+    </w:p>
+    <w:p>
+      <w:r>
+        <w:tab/>
+        <w:t xml:space="preserve">Work Item ID: 1573 </w:t>
+        <w:tab/>
+        <w:t xml:space="preserve"> Module: AI Insights &amp; Anomaly Detection </w:t>
+        <w:tab/>
+        <w:t xml:space="preserve"> Name: SLA Performance Tracking - Variant 11 </w:t>
+        <w:tab/>
+        <w:t xml:space="preserve"> Id: TC1930 </w:t>
+        <w:tab/>
+        <w:t xml:space="preserve"> Description: Verify dashboard UI component displays output from SLA Performance Tracking </w:t>
+        <w:tab/>
+        <w:t xml:space="preserve"> Precondition: Historical baseline metrics ingested and indexed. </w:t>
+        <w:tab/>
+        <w:t xml:space="preserve"> Test Step: 1 </w:t>
+        <w:tab/>
+        <w:t xml:space="preserve"> Test Step Description: Trigger dashboard refresh and monitor response latency for SLA Performance Tracking </w:t>
+        <w:tab/>
+        <w:t xml:space="preserve"> Test Step Expected Result: Visualization widget renders top trends with accurate confidence scores.</w:t>
+      </w:r>
+    </w:p>
+    <w:p>
+      <w:r>
+        <w:tab/>
+        <w:t xml:space="preserve">Work Item ID: 1572 </w:t>
+        <w:tab/>
+        <w:t xml:space="preserve"> Module: Claims Adjudication </w:t>
+        <w:tab/>
+        <w:t xml:space="preserve"> Name: Timely Filing Limit Edge - Variant 3 </w:t>
+        <w:tab/>
+        <w:t xml:space="preserve"> Id: TC1597 </w:t>
+        <w:tab/>
+        <w:t xml:space="preserve"> Description: Verify adjudication engine logic for Timely Filing Limit Edge </w:t>
+        <w:tab/>
+        <w:t xml:space="preserve"> Precondition: Claim adjudication rules engine initialized. </w:t>
+        <w:tab/>
+        <w:t xml:space="preserve"> Test Step: 1 </w:t>
+        <w:tab/>
+        <w:t xml:space="preserve"> Test Step Description: Ingest synthetic claim payload testing Timely Filing Limit Edge into the engine </w:t>
+        <w:tab/>
+        <w:t xml:space="preserve"> Test Step Expected Result: Adjudication engine applies correct formula and outputs calculated totals.</w:t>
+      </w:r>
+    </w:p>
+    <w:p>
+      <w:r>
+        <w:tab/>
+        <w:t xml:space="preserve">Work Item ID: 1573 </w:t>
+        <w:tab/>
+        <w:t xml:space="preserve"> Module: AI Insights &amp; Anomaly Detection </w:t>
+        <w:tab/>
+        <w:t xml:space="preserve"> Name: Explanation Tooltip Generation - Variant 16 </w:t>
+        <w:tab/>
+        <w:t xml:space="preserve"> Id: TC2122 </w:t>
+        <w:tab/>
+        <w:t xml:space="preserve"> Description: Verify dashboard UI component displays output from Explanation Tooltip Generation </w:t>
+        <w:tab/>
+        <w:t xml:space="preserve"> Precondition: Historical baseline metrics ingested and indexed. </w:t>
+        <w:tab/>
+        <w:t xml:space="preserve"> Test Step: 1 </w:t>
+        <w:tab/>
+        <w:t xml:space="preserve"> Test Step Description: Trigger dashboard refresh and monitor response latency for Explanation Tooltip Generation </w:t>
+        <w:tab/>
+        <w:t xml:space="preserve"> Test Step Expected Result: Visualization widget renders top trends with accurate confidence scores.</w:t>
+      </w:r>
+    </w:p>
+    <w:p>
+      <w:r>
+        <w:tab/>
+        <w:t xml:space="preserve">Work Item ID: 1572 </w:t>
+        <w:tab/>
+        <w:t xml:space="preserve"> Module: Claims Adjudication </w:t>
+        <w:tab/>
+        <w:t xml:space="preserve"> Name: Tax ID Validation - Variant 28 </w:t>
+        <w:tab/>
+        <w:t xml:space="preserve"> Id: TC2615 </w:t>
+        <w:tab/>
+        <w:t xml:space="preserve"> Description: Verify system handles invalid or missing data during Tax ID Validation </w:t>
+        <w:tab/>
+        <w:t xml:space="preserve"> Precondition: Inbound EDI 837 claim processing queue online. </w:t>
+        <w:tab/>
+        <w:t xml:space="preserve"> Test Step: 1 </w:t>
+        <w:tab/>
+        <w:t xml:space="preserve"> Test Step Description: Submit claim batch containing edge case scenarios for Tax ID Validation </w:t>
+        <w:tab/>
+        <w:t xml:space="preserve"> Test Step Expected Result: System flags anomaly and routed claim to review queue instantly.</w:t>
+      </w:r>
+    </w:p>
+    <w:p>
+      <w:r>
+        <w:tab/>
+        <w:t xml:space="preserve">Work Item ID: 1572 </w:t>
+        <w:tab/>
+        <w:t xml:space="preserve"> Module: Claims Adjudication </w:t>
+        <w:tab/>
+        <w:t xml:space="preserve"> Name: Claim Line Item Split - Variant 29 </w:t>
+        <w:tab/>
+        <w:t xml:space="preserve"> Id: TC2629 </w:t>
+        <w:tab/>
+        <w:t xml:space="preserve"> Description: Verify adjudication engine logic for Claim Line Item Split </w:t>
+        <w:tab/>
+        <w:t xml:space="preserve"> Precondition: Claim adjudication rules engine initialized. </w:t>
+        <w:tab/>
+        <w:t xml:space="preserve"> Test Step: 1 </w:t>
+        <w:tab/>
+        <w:t xml:space="preserve"> Test Step Description: Ingest synthetic claim payload testing Claim Line Item Split into the engine </w:t>
+        <w:tab/>
+        <w:t xml:space="preserve"> Test Step Expected Result: Adjudication engine applies correct formula and outputs calculated totals.</w:t>
+      </w:r>
+    </w:p>
+    <w:p>
+      <w:r>
+        <w:tab/>
+        <w:t xml:space="preserve">Work Item ID: 1573 </w:t>
+        <w:tab/>
+        <w:t xml:space="preserve"> Module: AI Insights &amp; Anomaly Detection </w:t>
+        <w:tab/>
+        <w:t xml:space="preserve"> Name: Custom Threshold Setting - Variant 5 </w:t>
+        <w:tab/>
+        <w:t xml:space="preserve"> Id: TC1686 </w:t>
+        <w:tab/>
+        <w:t xml:space="preserve"> Description: Verify dashboard UI component displays output from Custom Threshold Setting </w:t>
+        <w:tab/>
+        <w:t xml:space="preserve"> Precondition: Historical baseline metrics ingested and indexed. </w:t>
+        <w:tab/>
+        <w:t xml:space="preserve"> Test Step: 1 </w:t>
+        <w:tab/>
+        <w:t xml:space="preserve"> Test Step Description: Trigger dashboard refresh and monitor response latency for Custom Threshold Setting </w:t>
+        <w:tab/>
+        <w:t xml:space="preserve"> Test Step Expected Result: Visualization widget renders top trends with accurate confidence scores.</w:t>
+      </w:r>
+    </w:p>
+    <w:p>
+      <w:r>
+        <w:tab/>
+        <w:t xml:space="preserve">Work Item ID: 1572 </w:t>
+        <w:tab/>
+        <w:t xml:space="preserve"> Module: Claims Adjudication </w:t>
+        <w:tab/>
+        <w:t xml:space="preserve"> Name: Batch Claim Ingestion - Variant 29 </w:t>
+        <w:tab/>
+        <w:t xml:space="preserve"> Id: TC2651 </w:t>
+        <w:tab/>
+        <w:t xml:space="preserve"> Description: Verify system handles invalid or missing data during Batch Claim Ingestion </w:t>
+        <w:tab/>
+        <w:t xml:space="preserve"> Precondition: Inbound EDI 837 claim processing queue online. </w:t>
+        <w:tab/>
+        <w:t xml:space="preserve"> Test Step: 1 </w:t>
+        <w:tab/>
+        <w:t xml:space="preserve"> Test Step Description: Submit claim batch containing edge case scenarios for Batch Claim Ingestion </w:t>
+        <w:tab/>
+        <w:t xml:space="preserve"> Test Step Expected Result: System flags anomaly and routed claim to review queue instantly.</w:t>
+      </w:r>
+    </w:p>
+    <w:p>
+      <w:r>
+        <w:tab/>
+        <w:t xml:space="preserve">Work Item ID: 1573 </w:t>
+        <w:tab/>
+        <w:t xml:space="preserve"> Module: AI Insights &amp; Anomaly Detection </w:t>
+        <w:tab/>
+        <w:t xml:space="preserve"> Name: Negative - API Gateway Timeout </w:t>
+        <w:tab/>
+        <w:t xml:space="preserve"> Id: TC038 </w:t>
+        <w:tab/>
+        <w:t xml:space="preserve"> Description: Verify system message presentation layers when database connections time out </w:t>
+        <w:tab/>
+        <w:t xml:space="preserve"> Precondition: Telemetry services unavailable. </w:t>
+        <w:tab/>
+        <w:t xml:space="preserve"> Test Step: 1 </w:t>
+        <w:tab/>
+        <w:t xml:space="preserve"> Test Step Description: Force an artificial data refresh sequence during downstream infrastructure downtime. </w:t>
+        <w:tab/>
+        <w:t xml:space="preserve"> Test Step Expected Result: Dashboard handles timeout exception gracefully, rendering an alert mask: 'Analytics Data Synchronizer unavailable. Please retry later.'</w:t>
+      </w:r>
+    </w:p>
+    <w:p>
+      <w:r>
+        <w:tab/>
+        <w:t xml:space="preserve">Work Item ID: 1572 </w:t>
+        <w:tab/>
+        <w:t xml:space="preserve"> Module: Claims Adjudication </w:t>
+        <w:tab/>
+        <w:t xml:space="preserve"> Name: EOB Document Generation - Variant 4 </w:t>
+        <w:tab/>
+        <w:t xml:space="preserve"> Id: TC1627 </w:t>
+        <w:tab/>
+        <w:t xml:space="preserve"> Description: Verify system handles invalid or missing data during EOB Document Generation </w:t>
+        <w:tab/>
+        <w:t xml:space="preserve"> Precondition: Inbound EDI 837 claim processing queue online. </w:t>
+        <w:tab/>
+        <w:t xml:space="preserve"> Test Step: 1 </w:t>
+        <w:tab/>
+        <w:t xml:space="preserve"> Test Step Description: Submit claim batch containing edge case scenarios for EOB Document Generation </w:t>
+        <w:tab/>
+        <w:t xml:space="preserve"> Test Step Expected Result: System flags anomaly and routed claim to review queue instantly.</w:t>
+      </w:r>
+    </w:p>
+    <w:p>
+      <w:r>
+        <w:tab/>
+        <w:t xml:space="preserve">Work Item ID: 1573 </w:t>
+        <w:tab/>
+        <w:t xml:space="preserve"> Module: AI Insights &amp; Anomaly Detection </w:t>
+        <w:tab/>
+        <w:t xml:space="preserve"> Name: Custom Threshold Setting - Variant 4 </w:t>
+        <w:tab/>
+        <w:t xml:space="preserve"> Id: TC1646 </w:t>
+        <w:tab/>
+        <w:t xml:space="preserve"> Description: Verify dashboard UI component displays output from Custom Threshold Setting </w:t>
+        <w:tab/>
+        <w:t xml:space="preserve"> Precondition: Historical baseline metrics ingested and indexed. </w:t>
+        <w:tab/>
+        <w:t xml:space="preserve"> Test Step: 1 </w:t>
+        <w:tab/>
+        <w:t xml:space="preserve"> Test Step Description: Trigger dashboard refresh and monitor response latency for Custom Threshold Setting </w:t>
+        <w:tab/>
+        <w:t xml:space="preserve"> Test Step Expected Result: Visualization widget renders top trends with accurate confidence scores.</w:t>
+      </w:r>
+    </w:p>
+    <w:p>
+      <w:r>
+        <w:tab/>
+        <w:t xml:space="preserve">Work Item ID: 1573 </w:t>
+        <w:tab/>
+        <w:t xml:space="preserve"> Module: AI Insights &amp; Anomaly Detection </w:t>
+        <w:tab/>
+        <w:t xml:space="preserve"> Name: Predictive No-Show Score - Variant 16 </w:t>
+        <w:tab/>
+        <w:t xml:space="preserve"> Id: TC2104 </w:t>
+        <w:tab/>
+        <w:t xml:space="preserve"> Description: Verify accuracy and SLA metrics for Predictive No-Show Score predictive execution </w:t>
+        <w:tab/>
+        <w:t xml:space="preserve"> Precondition: Model checkpoint v2.4 loaded in runtime environment. </w:t>
+        <w:tab/>
+        <w:t xml:space="preserve"> Test Step: 1 </w:t>
+        <w:tab/>
+        <w:t xml:space="preserve"> Test Step Description: Interact with AI insight card component for Predictive No-Show Score </w:t>
+        <w:tab/>
+        <w:t xml:space="preserve"> Test Step Expected Result: Explanation model outputs clear feature contribution breakdown.</w:t>
+      </w:r>
+    </w:p>
+    <w:p>
+      <w:r>
+        <w:tab/>
+        <w:t xml:space="preserve">Work Item ID: 1573 </w:t>
+        <w:tab/>
+        <w:t xml:space="preserve"> Module: AI Insights &amp; Anomaly Detection </w:t>
+        <w:tab/>
+        <w:t xml:space="preserve"> Name: Model Drift Monitoring - Variant 12 </w:t>
+        <w:tab/>
+        <w:t xml:space="preserve"> Id: TC1948 </w:t>
+        <w:tab/>
+        <w:t xml:space="preserve"> Description: Verify accuracy and SLA metrics for Model Drift Monitoring predictive execution </w:t>
+        <w:tab/>
+        <w:t xml:space="preserve"> Precondition: Model checkpoint v2.4 loaded in runtime environment. </w:t>
+        <w:tab/>
+        <w:t xml:space="preserve"> Test Step: 1 </w:t>
+        <w:tab/>
+        <w:t xml:space="preserve"> Test Step Description: Interact with AI insight card component for Model Drift Monitoring </w:t>
+        <w:tab/>
+        <w:t xml:space="preserve"> Test Step Expected Result: Explanation model outputs clear feature contribution breakdown.</w:t>
+      </w:r>
+    </w:p>
+    <w:p>
+      <w:r>
+        <w:tab/>
+        <w:t xml:space="preserve">Work Item ID: 1572 </w:t>
+        <w:tab/>
+        <w:t xml:space="preserve"> Module: Claims Adjudication </w:t>
+        <w:tab/>
+        <w:t xml:space="preserve"> Name: Bundled Service Deduction - Variant 28 </w:t>
+        <w:tab/>
+        <w:t xml:space="preserve"> Id: TC2607 </w:t>
+        <w:tab/>
+        <w:t xml:space="preserve"> Description: Verify system handles invalid or missing data during Bundled Service Deduction </w:t>
+        <w:tab/>
+        <w:t xml:space="preserve"> Precondition: Inbound EDI 837 claim processing queue online. </w:t>
+        <w:tab/>
+        <w:t xml:space="preserve"> Test Step: 1 </w:t>
+        <w:tab/>
+        <w:t xml:space="preserve"> Test Step Description: Submit claim batch containing edge case scenarios for Bundled Service Deduction </w:t>
+        <w:tab/>
+        <w:t xml:space="preserve"> Test Step Expected Result: System flags anomaly and routed claim to review queue instantly.</w:t>
+      </w:r>
+    </w:p>
+    <w:p>
+      <w:r>
+        <w:tab/>
+        <w:t xml:space="preserve">Work Item ID: 1572 </w:t>
+        <w:tab/>
+        <w:t xml:space="preserve"> Module: Claims Adjudication </w:t>
+        <w:tab/>
+        <w:t xml:space="preserve"> Name: Claim Line Item Split - Variant 24 </w:t>
+        <w:tab/>
+        <w:t xml:space="preserve"> Id: TC2429 </w:t>
+        <w:tab/>
+        <w:t xml:space="preserve"> Description: Verify adjudication engine logic for Claim Line Item Split </w:t>
+        <w:tab/>
+        <w:t xml:space="preserve"> Precondition: Claim adjudication rules engine initialized. </w:t>
+        <w:tab/>
+        <w:t xml:space="preserve"> Test Step: 1 </w:t>
+        <w:tab/>
+        <w:t xml:space="preserve"> Test Step Description: Ingest synthetic claim payload testing Claim Line Item Split into the engine </w:t>
+        <w:tab/>
+        <w:t xml:space="preserve"> Test Step Expected Result: Adjudication engine applies correct formula and outputs calculated totals.</w:t>
+      </w:r>
+    </w:p>
+    <w:p>
+      <w:r>
+        <w:tab/>
+        <w:t xml:space="preserve">Work Item ID: 1572 </w:t>
+        <w:tab/>
+        <w:t xml:space="preserve"> Module: Claims Adjudication </w:t>
+        <w:tab/>
+        <w:t xml:space="preserve"> Name: Primary vs Secondary Payer - Variant 20 </w:t>
+        <w:tab/>
+        <w:t xml:space="preserve"> Id: TC2279 </w:t>
+        <w:tab/>
+        <w:t xml:space="preserve"> Description: Verify system handles invalid or missing data during Primary vs Secondary Payer </w:t>
+        <w:tab/>
+        <w:t xml:space="preserve"> Precondition: Inbound EDI 837 claim processing queue online. </w:t>
+        <w:tab/>
+        <w:t xml:space="preserve"> Test Step: 1 </w:t>
+        <w:tab/>
+        <w:t xml:space="preserve"> Test Step Description: Submit claim batch containing edge case scenarios for Primary vs Secondary Payer </w:t>
+        <w:tab/>
+        <w:t xml:space="preserve"> Test Step Expected Result: System flags anomaly and routed claim to review queue instantly.</w:t>
+      </w:r>
+    </w:p>
+    <w:p>
+      <w:r>
+        <w:tab/>
+        <w:t xml:space="preserve">Work Item ID: 1573 </w:t>
+        <w:tab/>
+        <w:t xml:space="preserve"> Module: AI Insights &amp; Anomaly Detection </w:t>
+        <w:tab/>
+        <w:t xml:space="preserve"> Name: SLA Performance Tracking - Variant 25 </w:t>
+        <w:tab/>
+        <w:t xml:space="preserve"> Id: TC2490 </w:t>
+        <w:tab/>
+        <w:t xml:space="preserve"> Description: Verify dashboard UI component displays output from SLA Performance Tracking </w:t>
+        <w:tab/>
+        <w:t xml:space="preserve"> Precondition: Historical baseline metrics ingested and indexed. </w:t>
+        <w:tab/>
+        <w:t xml:space="preserve"> Test Step: 1 </w:t>
+        <w:tab/>
+        <w:t xml:space="preserve"> Test Step Description: Trigger dashboard refresh and monitor response latency for SLA Performance Tracking </w:t>
+        <w:tab/>
+        <w:t xml:space="preserve"> Test Step Expected Result: Visualization widget renders top trends with accurate confidence scores.</w:t>
+      </w:r>
+    </w:p>
+    <w:p>
+      <w:r>
+        <w:tab/>
+        <w:t xml:space="preserve">Work Item ID: 1572 </w:t>
+        <w:tab/>
+        <w:t xml:space="preserve"> Module: Claims Adjudication </w:t>
+        <w:tab/>
+        <w:t xml:space="preserve"> Name: In-Network Co-pay Calculation - Variant 27 </w:t>
+        <w:tab/>
+        <w:t xml:space="preserve"> Id: TC2541 </w:t>
+        <w:tab/>
+        <w:t xml:space="preserve"> Description: Verify adjudication engine logic for In-Network Co-pay Calculation </w:t>
+        <w:tab/>
+        <w:t xml:space="preserve"> Precondition: Claim adjudication rules engine initialized. </w:t>
+        <w:tab/>
+        <w:t xml:space="preserve"> Test Step: 1 </w:t>
+        <w:tab/>
+        <w:t xml:space="preserve"> Test Step Description: Ingest synthetic claim payload testing In-Network Co-pay Calculation into the engine </w:t>
+        <w:tab/>
+        <w:t xml:space="preserve"> Test Step Expected Result: Adjudication engine applies correct formula and outputs calculated totals.</w:t>
+      </w:r>
+    </w:p>
+    <w:p>
+      <w:r>
+        <w:tab/>
+        <w:t xml:space="preserve">Work Item ID: 1572 </w:t>
+        <w:tab/>
+        <w:t xml:space="preserve"> Module: Claims Adjudication </w:t>
+        <w:tab/>
+        <w:t xml:space="preserve"> Name: Provider NPI Verification - Variant 3 </w:t>
+        <w:tab/>
+        <w:t xml:space="preserve"> Id: TC1605 </w:t>
+        <w:tab/>
+        <w:t xml:space="preserve"> Description: Verify adjudication engine logic for Provider NPI Verification </w:t>
+        <w:tab/>
+        <w:t xml:space="preserve"> Precondition: Claim adjudication rules engine initialized. </w:t>
+        <w:tab/>
+        <w:t xml:space="preserve"> Test Step: 1 </w:t>
+        <w:tab/>
+        <w:t xml:space="preserve"> Test Step Description: Ingest synthetic claim payload testing Provider NPI Verification into the engine </w:t>
+        <w:tab/>
+        <w:t xml:space="preserve"> Test Step Expected Result: Adjudication engine applies correct formula and outputs calculated totals.</w:t>
+      </w:r>
+    </w:p>
+    <w:p>
+      <w:r>
+        <w:tab/>
+        <w:t xml:space="preserve">Work Item ID: 1573 </w:t>
+        <w:tab/>
+        <w:t xml:space="preserve"> Module: AI Insights &amp; Anomaly Detection </w:t>
+        <w:tab/>
+        <w:t xml:space="preserve"> Name: Confidence Threshold Filter - Variant 25 </w:t>
+        <w:tab/>
+        <w:t xml:space="preserve"> Id: TC2476 </w:t>
+        <w:tab/>
+        <w:t xml:space="preserve"> Description: Verify accuracy and SLA metrics for Confidence Threshold Filter predictive execution </w:t>
+        <w:tab/>
+        <w:t xml:space="preserve"> Precondition: Model checkpoint v2.4 loaded in runtime environment. </w:t>
+        <w:tab/>
+        <w:t xml:space="preserve"> Test Step: 1 </w:t>
+        <w:tab/>
+        <w:t xml:space="preserve"> Test Step Description: Interact with AI insight card component for Confidence Threshold Filter </w:t>
+        <w:tab/>
+        <w:t xml:space="preserve"> Test Step Expected Result: Explanation model outputs clear feature contribution breakdown.</w:t>
+      </w:r>
+    </w:p>
+    <w:p>
+      <w:r>
+        <w:tab/>
+        <w:t xml:space="preserve">Work Item ID: 1573 </w:t>
+        <w:tab/>
+        <w:t xml:space="preserve"> Module: AI Insights &amp; Anomaly Detection </w:t>
+        <w:tab/>
+        <w:t xml:space="preserve"> Name: Alert Dismissal Persistence - Variant 19 </w:t>
+        <w:tab/>
+        <w:t xml:space="preserve"> Id: TC2244 </w:t>
+        <w:tab/>
+        <w:t xml:space="preserve"> Description: Verify accuracy and SLA metrics for Alert Dismissal Persistence predictive execution </w:t>
+        <w:tab/>
+        <w:t xml:space="preserve"> Precondition: Model checkpoint v2.4 loaded in runtime environment. </w:t>
+        <w:tab/>
+        <w:t xml:space="preserve"> Test Step: 1 </w:t>
+        <w:tab/>
+        <w:t xml:space="preserve"> Test Step Description: Interact with AI insight card component for Alert Dismissal Persistence </w:t>
+        <w:tab/>
+        <w:t xml:space="preserve"> Test Step Expected Result: Explanation model outputs clear feature contribution breakdown.</w:t>
+      </w:r>
+    </w:p>
+    <w:p>
+      <w:r>
+        <w:tab/>
+        <w:t xml:space="preserve">Work Item ID: 1573 </w:t>
+        <w:tab/>
+        <w:t xml:space="preserve"> Module: AI Insights &amp; Anomaly Detection </w:t>
+        <w:tab/>
+        <w:t xml:space="preserve"> Name: Explainability UI Popover </w:t>
+        <w:tab/>
+        <w:t xml:space="preserve"> Id: TC011 </w:t>
+        <w:tab/>
+        <w:t xml:space="preserve"> Description: Verify clear and understandable natural language explanation rendering for AI insights </w:t>
+        <w:tab/>
+        <w:t xml:space="preserve"> Precondition: AI generated insights are visible on screen. </w:t>
+        <w:tab/>
+        <w:t xml:space="preserve"> Test Step: 1 </w:t>
+        <w:tab/>
+        <w:t xml:space="preserve"> Test Step Description: Click 'Request Explanation' hyperlink on an active trend item card. </w:t>
+        <w:tab/>
+        <w:t xml:space="preserve"> Test Step Expected Result: System renders a popup window containing mathematical contribution factors in clear, plain text format.</w:t>
+      </w:r>
+    </w:p>
+    <w:p>
+      <w:r>
+        <w:tab/>
+        <w:t xml:space="preserve">Work Item ID: 1573 </w:t>
+        <w:tab/>
+        <w:t xml:space="preserve"> Module: AI Insights &amp; Anomaly Detection </w:t>
+        <w:tab/>
+        <w:t xml:space="preserve"> Name: Security - Data Leak Check </w:t>
+        <w:tab/>
+        <w:t xml:space="preserve"> Id: TC026 </w:t>
+        <w:tab/>
+        <w:t xml:space="preserve"> Description: Verify strict data privacy enforcement limits during ML telemetry generation passes </w:t>
+        <w:tab/>
+        <w:t xml:space="preserve"> Precondition: Multi-tenant data partitioning configured. </w:t>
+        <w:tab/>
+        <w:t xml:space="preserve"> Test Step: 1 </w:t>
+        <w:tab/>
+        <w:t xml:space="preserve"> Test Step Description: Execute batch analysis requests concurrently across tenant boundaries. </w:t>
+        <w:tab/>
+        <w:t xml:space="preserve"> Test Step Expected Result: Internal data isolation perimeter blocks crossover references; generated insights strictly contain isolated single-tenant telemetry scopes.</w:t>
+      </w:r>
+    </w:p>
+    <w:p>
+      <w:r>
+        <w:tab/>
+        <w:t xml:space="preserve">Work Item ID: 1573 </w:t>
+        <w:tab/>
+        <w:t xml:space="preserve"> Module: AI Insights &amp; Anomaly Detection </w:t>
+        <w:tab/>
+        <w:t xml:space="preserve"> Name: Confidence Threshold Filter - Variant 29 </w:t>
+        <w:tab/>
+        <w:t xml:space="preserve"> Id: TC2636 </w:t>
+        <w:tab/>
+        <w:t xml:space="preserve"> Description: Verify accuracy and SLA metrics for Confidence Threshold Filter predictive execution </w:t>
+        <w:tab/>
+        <w:t xml:space="preserve"> Precondition: Model checkpoint v2.4 loaded in runtime environment. </w:t>
+        <w:tab/>
+        <w:t xml:space="preserve"> Test Step: 1 </w:t>
+        <w:tab/>
+        <w:t xml:space="preserve"> Test Step Description: Interact with AI insight card component for Confidence Threshold Filter </w:t>
+        <w:tab/>
+        <w:t xml:space="preserve"> Test Step Expected Result: Explanation model outputs clear feature contribution breakdown.</w:t>
+      </w:r>
+    </w:p>
+    <w:p>
+      <w:r>
+        <w:tab/>
+        <w:t xml:space="preserve">Work Item ID: 1573 </w:t>
+        <w:tab/>
+        <w:t xml:space="preserve"> Module: AI Insights &amp; Anomaly Detection </w:t>
+        <w:tab/>
+        <w:t xml:space="preserve"> Name: Trend Anomaly Alert - Variant 16 </w:t>
+        <w:tab/>
+        <w:t xml:space="preserve"> Id: TC2102 </w:t>
+        <w:tab/>
+        <w:t xml:space="preserve"> Description: Verify dashboard UI component displays output from Trend Anomaly Alert </w:t>
+        <w:tab/>
+        <w:t xml:space="preserve"> Precondition: Historical baseline metrics ingested and indexed. </w:t>
+        <w:tab/>
+        <w:t xml:space="preserve"> Test Step: 1 </w:t>
+        <w:tab/>
+        <w:t xml:space="preserve"> Test Step Description: Trigger dashboard refresh and monitor response latency for Trend Anomaly Alert </w:t>
+        <w:tab/>
+        <w:t xml:space="preserve"> Test Step Expected Result: Visualization widget renders top trends with accurate confidence scores.</w:t>
+      </w:r>
+    </w:p>
+    <w:p>
+      <w:r>
+        <w:tab/>
+        <w:t xml:space="preserve">Work Item ID: 1573 </w:t>
+        <w:tab/>
+        <w:t xml:space="preserve"> Module: AI Insights &amp; Anomaly Detection </w:t>
+        <w:tab/>
+        <w:t xml:space="preserve"> Name: Predictive No-Show Score - Variant 28 </w:t>
+        <w:tab/>
+        <w:t xml:space="preserve"> Id: TC2584 </w:t>
+        <w:tab/>
+        <w:t xml:space="preserve"> Description: Verify accuracy and SLA metrics for Predictive No-Show Score predictive execution </w:t>
+        <w:tab/>
+        <w:t xml:space="preserve"> Precondition: Model checkpoint v2.4 loaded in runtime environment. </w:t>
+        <w:tab/>
+        <w:t xml:space="preserve"> Test Step: 1 </w:t>
+        <w:tab/>
+        <w:t xml:space="preserve"> Test Step Description: Interact with AI insight card component for Predictive No-Show Score </w:t>
+        <w:tab/>
+        <w:t xml:space="preserve"> Test Step Expected Result: Explanation model outputs clear feature contribution breakdown.</w:t>
+      </w:r>
+    </w:p>
+    <w:p>
+      <w:r>
+        <w:tab/>
+        <w:t xml:space="preserve">Work Item ID: 1573 </w:t>
+        <w:tab/>
+        <w:t xml:space="preserve"> Module: AI Insights &amp; Anomaly Detection </w:t>
+        <w:tab/>
+        <w:t xml:space="preserve"> Name: Automated Summary Generation - Variant 7 </w:t>
+        <w:tab/>
+        <w:t xml:space="preserve"> Id: TC1778 </w:t>
+        <w:tab/>
+        <w:t xml:space="preserve"> Description: Verify dashboard UI component displays output from Automated Summary Generation </w:t>
+        <w:tab/>
+        <w:t xml:space="preserve"> Precondition: Historical baseline metrics ingested and indexed. </w:t>
+        <w:tab/>
+        <w:t xml:space="preserve"> Test Step: 1 </w:t>
+        <w:tab/>
+        <w:t xml:space="preserve"> Test Step Description: Trigger dashboard refresh and monitor response latency for Automated Summary Generation </w:t>
+        <w:tab/>
+        <w:t xml:space="preserve"> Test Step Expected Result: Visualization widget renders top trends with accurate confidence scores.</w:t>
+      </w:r>
+    </w:p>
+    <w:p>
+      <w:r>
+        <w:tab/>
+        <w:t xml:space="preserve">Work Item ID: 1572 </w:t>
+        <w:tab/>
+        <w:t xml:space="preserve"> Module: Claims Adjudication </w:t>
+        <w:tab/>
+        <w:t xml:space="preserve"> Name: Timely Filing Limit Edge - Variant 10 </w:t>
+        <w:tab/>
+        <w:t xml:space="preserve"> Id: TC1877 </w:t>
+        <w:tab/>
+        <w:t xml:space="preserve"> Description: Verify adjudication engine logic for Timely Filing Limit Edge </w:t>
+        <w:tab/>
+        <w:t xml:space="preserve"> Precondition: Claim adjudication rules engine initialized. </w:t>
+        <w:tab/>
+        <w:t xml:space="preserve"> Test Step: 1 </w:t>
+        <w:tab/>
+        <w:t xml:space="preserve"> Test Step Description: Ingest synthetic claim payload testing Timely Filing Limit Edge into the engine </w:t>
+        <w:tab/>
+        <w:t xml:space="preserve"> Test Step Expected Result: Adjudication engine applies correct formula and outputs calculated totals.</w:t>
+      </w:r>
+    </w:p>
+    <w:p>
+      <w:r>
+        <w:tab/>
+        <w:t xml:space="preserve">Work Item ID: 1573 </w:t>
+        <w:tab/>
+        <w:t xml:space="preserve"> Module: AI Insights &amp; Anomaly Detection </w:t>
+        <w:tab/>
+        <w:t xml:space="preserve"> Name: Real-time Stream Ingestion - Variant 8 </w:t>
+        <w:tab/>
+        <w:t xml:space="preserve"> Id: TC1794 </w:t>
+        <w:tab/>
+        <w:t xml:space="preserve"> Description: Verify dashboard UI component displays output from Real-time Stream Ingestion </w:t>
+        <w:tab/>
+        <w:t xml:space="preserve"> Precondition: Historical baseline metrics ingested and indexed. </w:t>
+        <w:tab/>
+        <w:t xml:space="preserve"> Test Step: 1 </w:t>
+        <w:tab/>
+        <w:t xml:space="preserve"> Test Step Description: Trigger dashboard refresh and monitor response latency for Real-time Stream Ingestion </w:t>
+        <w:tab/>
+        <w:t xml:space="preserve"> Test Step Expected Result: Visualization widget renders top trends with accurate confidence scores.</w:t>
+      </w:r>
+    </w:p>
+    <w:p>
+      <w:r>
+        <w:tab/>
+        <w:t xml:space="preserve">Work Item ID: 1573 </w:t>
+        <w:tab/>
+        <w:t xml:space="preserve"> Module: AI Insights &amp; Anomaly Detection </w:t>
+        <w:tab/>
+        <w:t xml:space="preserve"> Name: Automated Summary Generation - Variant 16 </w:t>
+        <w:tab/>
+        <w:t xml:space="preserve"> Id: TC2138 </w:t>
+        <w:tab/>
+        <w:t xml:space="preserve"> Description: Verify dashboard UI component displays output from Automated Summary Generation </w:t>
+        <w:tab/>
+        <w:t xml:space="preserve"> Precondition: Historical baseline metrics ingested and indexed. </w:t>
+        <w:tab/>
+        <w:t xml:space="preserve"> Test Step: 1 </w:t>
+        <w:tab/>
+        <w:t xml:space="preserve"> Test Step Description: Trigger dashboard refresh and monitor response latency for Automated Summary Generation </w:t>
+        <w:tab/>
+        <w:t xml:space="preserve"> Test Step Expected Result: Visualization widget renders top trends with accurate confidence scores.</w:t>
+      </w:r>
+    </w:p>
+    <w:p>
+      <w:r>
+        <w:tab/>
+        <w:t xml:space="preserve">Work Item ID: 1573 </w:t>
+        <w:tab/>
+        <w:t xml:space="preserve"> Module: AI Insights &amp; Anomaly Detection </w:t>
+        <w:tab/>
+        <w:t xml:space="preserve"> Name: Trend Anomaly Alert - Variant 6 </w:t>
+        <w:tab/>
+        <w:t xml:space="preserve"> Id: TC1702 </w:t>
+        <w:tab/>
+        <w:t xml:space="preserve"> Description: Verify dashboard UI component displays output from Trend Anomaly Alert </w:t>
+        <w:tab/>
+        <w:t xml:space="preserve"> Precondition: Historical baseline metrics ingested and indexed. </w:t>
+        <w:tab/>
+        <w:t xml:space="preserve"> Test Step: 1 </w:t>
+        <w:tab/>
+        <w:t xml:space="preserve"> Test Step Description: Trigger dashboard refresh and monitor response latency for Trend Anomaly Alert </w:t>
+        <w:tab/>
+        <w:t xml:space="preserve"> Test Step Expected Result: Visualization widget renders top trends with accurate confidence scores.</w:t>
+      </w:r>
+    </w:p>
+    <w:p>
+      <w:r>
+        <w:tab/>
+        <w:t xml:space="preserve">Work Item ID: 1572 </w:t>
+        <w:tab/>
+        <w:t xml:space="preserve"> Module: Claims Adjudication </w:t>
+        <w:tab/>
+        <w:t xml:space="preserve"> Name: Maximum Out-of-Pocket Cap - Variant 4 </w:t>
+        <w:tab/>
+        <w:t xml:space="preserve"> Id: TC1649 </w:t>
+        <w:tab/>
+        <w:t xml:space="preserve"> Description: Verify adjudication engine logic for Maximum Out-of-Pocket Cap </w:t>
+        <w:tab/>
+        <w:t xml:space="preserve"> Precondition: Claim adjudication rules engine initialized. </w:t>
+        <w:tab/>
+        <w:t xml:space="preserve"> Test Step: 1 </w:t>
+        <w:tab/>
+        <w:t xml:space="preserve"> Test Step Description: Ingest synthetic claim payload testing Maximum Out-of-Pocket Cap into the engine </w:t>
+        <w:tab/>
+        <w:t xml:space="preserve"> Test Step Expected Result: Adjudication engine applies correct formula and outputs calculated totals.</w:t>
+      </w:r>
+    </w:p>
+    <w:p>
+      <w:r>
+        <w:tab/>
+        <w:t xml:space="preserve">Work Item ID: 1573 </w:t>
+        <w:tab/>
+        <w:t xml:space="preserve"> Module: AI Insights &amp; Anomaly Detection </w:t>
+        <w:tab/>
+        <w:t xml:space="preserve"> Name: Real-time Stream Ingestion - Variant 12 </w:t>
+        <w:tab/>
+        <w:t xml:space="preserve"> Id: TC1954 </w:t>
+        <w:tab/>
+        <w:t xml:space="preserve"> Description: Verify dashboard UI component displays output from Real-time Stream Ingestion </w:t>
+        <w:tab/>
+        <w:t xml:space="preserve"> Precondition: Historical baseline metrics ingested and indexed. </w:t>
+        <w:tab/>
+        <w:t xml:space="preserve"> Test Step: 1 </w:t>
+        <w:tab/>
+        <w:t xml:space="preserve"> Test Step Description: Trigger dashboard refresh and monitor response latency for Real-time Stream Ingestion </w:t>
+        <w:tab/>
+        <w:t xml:space="preserve"> Test Step Expected Result: Visualization widget renders top trends with accurate confidence scores.</w:t>
+      </w:r>
+    </w:p>
+    <w:p>
+      <w:r>
+        <w:tab/>
+        <w:t xml:space="preserve">Work Item ID: 1573 </w:t>
+        <w:tab/>
+        <w:t xml:space="preserve"> Module: AI Insights &amp; Anomaly Detection </w:t>
+        <w:tab/>
+        <w:t xml:space="preserve"> Name: Alert Dismissal Persistence - Variant 2 </w:t>
+        <w:tab/>
+        <w:t xml:space="preserve"> Id: TC1564 </w:t>
+        <w:tab/>
+        <w:t xml:space="preserve"> Description: Verify accuracy and SLA metrics for Alert Dismissal Persistence predictive execution </w:t>
+        <w:tab/>
+        <w:t xml:space="preserve"> Precondition: Model checkpoint v2.4 loaded in runtime environment. </w:t>
+        <w:tab/>
+        <w:t xml:space="preserve"> Test Step: 1 </w:t>
+        <w:tab/>
+        <w:t xml:space="preserve"> Test Step Description: Interact with AI insight card component for Alert Dismissal Persistence </w:t>
+        <w:tab/>
+        <w:t xml:space="preserve"> Test Step Expected Result: Explanation model outputs clear feature contribution breakdown.</w:t>
+      </w:r>
+    </w:p>
+    <w:p>
+      <w:r>
+        <w:tab/>
+        <w:t xml:space="preserve">Work Item ID: 1572 </w:t>
+        <w:tab/>
+        <w:t xml:space="preserve"> Module: Claims Adjudication </w:t>
+        <w:tab/>
+        <w:t xml:space="preserve"> Name: Duplicate Detection Flow </w:t>
+        <w:tab/>
+        <w:t xml:space="preserve"> Id: TC024 </w:t>
+        <w:tab/>
+        <w:t xml:space="preserve"> Description: Verify systemic blocking of duplicate out-of-network claims </w:t>
+        <w:tab/>
+        <w:t xml:space="preserve"> Precondition: Identical claim processed 5 minutes prior. </w:t>
+        <w:tab/>
+        <w:t xml:space="preserve"> Test Step: 1 </w:t>
+        <w:tab/>
+        <w:t xml:space="preserve"> Test Step Description: Submit an identical out-of-network claim for the same diagnostic service date. </w:t>
+        <w:tab/>
+        <w:t xml:space="preserve"> Test Step Expected Result: System intercepts row and flags status as 'Rejected-Duplicate' using reference block code 'ERR-DUP-04'.</w:t>
+      </w:r>
+    </w:p>
+    <w:p>
+      <w:r>
+        <w:tab/>
+        <w:t xml:space="preserve">Work Item ID: 1573 </w:t>
+        <w:tab/>
+        <w:t xml:space="preserve"> Module: AI Insights &amp; Anomaly Detection </w:t>
+        <w:tab/>
+        <w:t xml:space="preserve"> Name: Batch Model Scoring - Variant 22 </w:t>
+        <w:tab/>
+        <w:t xml:space="preserve"> Id: TC2360 </w:t>
+        <w:tab/>
+        <w:t xml:space="preserve"> Description: Verify accuracy and SLA metrics for Batch Model Scoring predictive execution </w:t>
+        <w:tab/>
+        <w:t xml:space="preserve"> Precondition: Model checkpoint v2.4 loaded in runtime environment. </w:t>
+        <w:tab/>
+        <w:t xml:space="preserve"> Test Step: 1 </w:t>
+        <w:tab/>
+        <w:t xml:space="preserve"> Test Step Description: Interact with AI insight card component for Batch Model Scoring </w:t>
+        <w:tab/>
+        <w:t xml:space="preserve"> Test Step Expected Result: Explanation model outputs clear feature contribution breakdown.</w:t>
+      </w:r>
+    </w:p>
+    <w:p>
+      <w:r>
+        <w:tab/>
+        <w:t xml:space="preserve">Work Item ID: 1572 </w:t>
+        <w:tab/>
+        <w:t xml:space="preserve"> Module: Claims Adjudication </w:t>
+        <w:tab/>
+        <w:t xml:space="preserve"> Name: High Value Claim Audit Trigger - Variant 26 </w:t>
+        <w:tab/>
+        <w:t xml:space="preserve"> Id: TC2533 </w:t>
+        <w:tab/>
+        <w:t xml:space="preserve"> Description: Verify adjudication engine logic for High Value Claim Audit Trigger </w:t>
+        <w:tab/>
+        <w:t xml:space="preserve"> Precondition: Claim adjudication rules engine initialized. </w:t>
+        <w:tab/>
+        <w:t xml:space="preserve"> Test Step: 1 </w:t>
+        <w:tab/>
+        <w:t xml:space="preserve"> Test Step Description: Ingest synthetic claim payload testing High Value Claim Audit Trigger into the engine </w:t>
+        <w:tab/>
+        <w:t xml:space="preserve"> Test Step Expected Result: Adjudication engine applies correct formula and outputs calculated totals.</w:t>
+      </w:r>
+    </w:p>
+    <w:p>
+      <w:r>
+        <w:tab/>
+        <w:t xml:space="preserve">Work Item ID: 1573 </w:t>
+        <w:tab/>
+        <w:t xml:space="preserve"> Module: AI Insights &amp; Anomaly Detection </w:t>
+        <w:tab/>
+        <w:t xml:space="preserve"> Name: Trend Anomaly Alert - Variant 20 </w:t>
+        <w:tab/>
+        <w:t xml:space="preserve"> Id: TC2262 </w:t>
+        <w:tab/>
+        <w:t xml:space="preserve"> Description: Verify dashboard UI component displays output from Trend Anomaly Alert </w:t>
+        <w:tab/>
+        <w:t xml:space="preserve"> Precondition: Historical baseline metrics ingested and indexed. </w:t>
+        <w:tab/>
+        <w:t xml:space="preserve"> Test Step: 1 </w:t>
+        <w:tab/>
+        <w:t xml:space="preserve"> Test Step Description: Trigger dashboard refresh and monitor response latency for Trend Anomaly Alert </w:t>
+        <w:tab/>
+        <w:t xml:space="preserve"> Test Step Expected Result: Visualization widget renders top trends with accurate confidence scores.</w:t>
+      </w:r>
+    </w:p>
+    <w:p>
+      <w:r>
+        <w:tab/>
+        <w:t xml:space="preserve">Work Item ID: 1573 </w:t>
+        <w:tab/>
+        <w:t xml:space="preserve"> Module: AI Insights &amp; Anomaly Detection </w:t>
+        <w:tab/>
+        <w:t xml:space="preserve"> Name: Model Retraining Trigger - Variant 7 </w:t>
+        <w:tab/>
+        <w:t xml:space="preserve"> Id: TC1780 </w:t>
+        <w:tab/>
+        <w:t xml:space="preserve"> Description: Verify accuracy and SLA metrics for Model Retraining Trigger predictive execution </w:t>
+        <w:tab/>
+        <w:t xml:space="preserve"> Precondition: Model checkpoint v2.4 loaded in runtime environment. </w:t>
+        <w:tab/>
+        <w:t xml:space="preserve"> Test Step: 1 </w:t>
+        <w:tab/>
+        <w:t xml:space="preserve"> Test Step Description: Interact with AI insight card component for Model Retraining Trigger </w:t>
+        <w:tab/>
+        <w:t xml:space="preserve"> Test Step Expected Result: Explanation model outputs clear feature contribution breakdown.</w:t>
+      </w:r>
+    </w:p>
+    <w:p>
+      <w:r>
+        <w:tab/>
+        <w:t xml:space="preserve">Work Item ID: 1573 </w:t>
+        <w:tab/>
+        <w:t xml:space="preserve"> Module: AI Insights &amp; Anomaly Detection </w:t>
+        <w:tab/>
+        <w:t xml:space="preserve"> Name: Model Drift Monitoring - Variant 25 </w:t>
+        <w:tab/>
+        <w:t xml:space="preserve"> Id: TC2468 </w:t>
+        <w:tab/>
+        <w:t xml:space="preserve"> Description: Verify accuracy and SLA metrics for Model Drift Monitoring predictive execution </w:t>
+        <w:tab/>
+        <w:t xml:space="preserve"> Precondition: Model checkpoint v2.4 loaded in runtime environment. </w:t>
+        <w:tab/>
+        <w:t xml:space="preserve"> Test Step: 1 </w:t>
+        <w:tab/>
+        <w:t xml:space="preserve"> Test Step Description: Interact with AI insight card component for Model Drift Monitoring </w:t>
+        <w:tab/>
+        <w:t xml:space="preserve"> Test Step Expected Result: Explanation model outputs clear feature contribution breakdown.</w:t>
+      </w:r>
+    </w:p>
+    <w:p>
+      <w:r>
+        <w:tab/>
+        <w:t xml:space="preserve">Work Item ID: 1572 </w:t>
+        <w:tab/>
+        <w:t xml:space="preserve"> Module: Claims Adjudication </w:t>
+        <w:tab/>
+        <w:t xml:space="preserve"> Name: Out-of-Network Coinsurance - Variant 7 </w:t>
+        <w:tab/>
+        <w:t xml:space="preserve"> Id: TC1743 </w:t>
+        <w:tab/>
+        <w:t xml:space="preserve"> Description: Verify system handles invalid or missing data during Out-of-Network Coinsurance </w:t>
+        <w:tab/>
+        <w:t xml:space="preserve"> Precondition: Inbound EDI 837 claim processing queue online. </w:t>
+        <w:tab/>
+        <w:t xml:space="preserve"> Test Step: 1 </w:t>
+        <w:tab/>
+        <w:t xml:space="preserve"> Test Step Description: Submit claim batch containing edge case scenarios for Out-of-Network Coinsurance </w:t>
+        <w:tab/>
+        <w:t xml:space="preserve"> Test Step Expected Result: System flags anomaly and routed claim to review queue instantly.</w:t>
+      </w:r>
+    </w:p>
+    <w:p>
+      <w:r>
+        <w:tab/>
+        <w:t xml:space="preserve">Work Item ID: 1572 </w:t>
+        <w:tab/>
+        <w:t xml:space="preserve"> Module: Claims Adjudication </w:t>
+        <w:tab/>
+        <w:t xml:space="preserve"> Name: Tax ID Validation - Variant 27 </w:t>
+        <w:tab/>
+        <w:t xml:space="preserve"> Id: TC2575 </w:t>
+        <w:tab/>
+        <w:t xml:space="preserve"> Description: Verify system handles invalid or missing data during Tax ID Validation </w:t>
+        <w:tab/>
+        <w:t xml:space="preserve"> Precondition: Inbound EDI 837 claim processing queue online. </w:t>
+        <w:tab/>
+        <w:t xml:space="preserve"> Test Step: 1 </w:t>
+        <w:tab/>
+        <w:t xml:space="preserve"> Test Step Description: Submit claim batch containing edge case scenarios for Tax ID Validation </w:t>
+        <w:tab/>
+        <w:t xml:space="preserve"> Test Step Expected Result: System flags anomaly and routed claim to review queue instantly.</w:t>
+      </w:r>
+    </w:p>
+    <w:p>
+      <w:r>
+        <w:tab/>
+        <w:t xml:space="preserve">Work Item ID: 1573 </w:t>
+        <w:tab/>
+        <w:t xml:space="preserve"> Module: AI Insights &amp; Anomaly Detection </w:t>
+        <w:tab/>
+        <w:t xml:space="preserve"> Name: Real-time Stream Ingestion - Variant 18 </w:t>
+        <w:tab/>
+        <w:t xml:space="preserve"> Id: TC2194 </w:t>
+        <w:tab/>
+        <w:t xml:space="preserve"> Description: Verify dashboard UI component displays output from Real-time Stream Ingestion </w:t>
+        <w:tab/>
+        <w:t xml:space="preserve"> Precondition: Historical baseline metrics ingested and indexed. </w:t>
+        <w:tab/>
+        <w:t xml:space="preserve"> Test Step: 1 </w:t>
+        <w:tab/>
+        <w:t xml:space="preserve"> Test Step Description: Trigger dashboard refresh and monitor response latency for Real-time Stream Ingestion </w:t>
+        <w:tab/>
+        <w:t xml:space="preserve"> Test Step Expected Result: Visualization widget renders top trends with accurate confidence scores.</w:t>
+      </w:r>
+    </w:p>
+    <w:p>
+      <w:r>
+        <w:tab/>
+        <w:t xml:space="preserve">Work Item ID: 1573 </w:t>
+        <w:tab/>
+        <w:t xml:space="preserve"> Module: AI Insights &amp; Anomaly Detection </w:t>
+        <w:tab/>
+        <w:t xml:space="preserve"> Name: Confidence Threshold Filter - Variant 28 </w:t>
+        <w:tab/>
+        <w:t xml:space="preserve"> Id: TC2596 </w:t>
+        <w:tab/>
+        <w:t xml:space="preserve"> Description: Verify accuracy and SLA metrics for Confidence Threshold Filter predictive execution </w:t>
+        <w:tab/>
+        <w:t xml:space="preserve"> Precondition: Model checkpoint v2.4 loaded in runtime environment. </w:t>
+        <w:tab/>
+        <w:t xml:space="preserve"> Test Step: 1 </w:t>
+        <w:tab/>
+        <w:t xml:space="preserve"> Test Step Description: Interact with AI insight card component for Confidence Threshold Filter </w:t>
+        <w:tab/>
+        <w:t xml:space="preserve"> Test Step Expected Result: Explanation model outputs clear feature contribution breakdown.</w:t>
+      </w:r>
+    </w:p>
+    <w:p>
+      <w:r>
+        <w:tab/>
+        <w:t xml:space="preserve">Work Item ID: 1573 </w:t>
+        <w:tab/>
+        <w:t xml:space="preserve"> Module: AI Insights &amp; Anomaly Detection </w:t>
+        <w:tab/>
+        <w:t xml:space="preserve"> Name: Explanation Tooltip Generation - Variant 22 </w:t>
+        <w:tab/>
+        <w:t xml:space="preserve"> Id: TC2362 </w:t>
+        <w:tab/>
+        <w:t xml:space="preserve"> Description: Verify dashboard UI component displays output from Explanation Tooltip Generation </w:t>
+        <w:tab/>
+        <w:t xml:space="preserve"> Precondition: Historical baseline metrics ingested and indexed. </w:t>
+        <w:tab/>
+        <w:t xml:space="preserve"> Test Step: 1 </w:t>
+        <w:tab/>
+        <w:t xml:space="preserve"> Test Step Description: Trigger dashboard refresh and monitor response latency for Explanation Tooltip Generation </w:t>
+        <w:tab/>
+        <w:t xml:space="preserve"> Test Step Expected Result: Visualization widget renders top trends with accurate confidence scores.</w:t>
+      </w:r>
+    </w:p>
+    <w:p>
+      <w:r>
+        <w:tab/>
+        <w:t xml:space="preserve">Work Item ID: 1572 </w:t>
+        <w:tab/>
+        <w:t xml:space="preserve"> Module: Claims Adjudication </w:t>
+        <w:tab/>
+        <w:t xml:space="preserve"> Name: Pre-authorization Check - Variant 18 </w:t>
+        <w:tab/>
+        <w:t xml:space="preserve"> Id: TC2185 </w:t>
+        <w:tab/>
+        <w:t xml:space="preserve"> Description: Verify adjudication engine logic for Pre-authorization Check </w:t>
+        <w:tab/>
+        <w:t xml:space="preserve"> Precondition: Claim adjudication rules engine initialized. </w:t>
+        <w:tab/>
+        <w:t xml:space="preserve"> Test Step: 1 </w:t>
+        <w:tab/>
+        <w:t xml:space="preserve"> Test Step Description: Ingest synthetic claim payload testing Pre-authorization Check into the engine </w:t>
+        <w:tab/>
+        <w:t xml:space="preserve"> Test Step Expected Result: Adjudication engine applies correct formula and outputs calculated totals.</w:t>
+      </w:r>
+    </w:p>
+    <w:p>
+      <w:r>
+        <w:tab/>
+        <w:t xml:space="preserve">Work Item ID: 1573 </w:t>
+        <w:tab/>
+        <w:t xml:space="preserve"> Module: AI Insights &amp; Anomaly Detection </w:t>
+        <w:tab/>
+        <w:t xml:space="preserve"> Name: Feature Attribution UI - Variant 12 </w:t>
+        <w:tab/>
+        <w:t xml:space="preserve"> Id: TC1952 </w:t>
+        <w:tab/>
+        <w:t xml:space="preserve"> Description: Verify accuracy and SLA metrics for Feature Attribution UI predictive execution </w:t>
+        <w:tab/>
+        <w:t xml:space="preserve"> Precondition: Model checkpoint v2.4 loaded in runtime environment. </w:t>
+        <w:tab/>
+        <w:t xml:space="preserve"> Test Step: 1 </w:t>
+        <w:tab/>
+        <w:t xml:space="preserve"> Test Step Description: Interact with AI insight card component for Feature Attribution UI </w:t>
+        <w:tab/>
+        <w:t xml:space="preserve"> Test Step Expected Result: Explanation model outputs clear feature contribution breakdown.</w:t>
+      </w:r>
+    </w:p>
+    <w:p>
+      <w:r>
+        <w:tab/>
+        <w:t xml:space="preserve">Work Item ID: 1572 </w:t>
+        <w:tab/>
+        <w:t xml:space="preserve"> Module: Claims Adjudication </w:t>
+        <w:tab/>
+        <w:t xml:space="preserve"> Name: Deductible Not Met Flow - EDI </w:t>
+        <w:tab/>
+        <w:t xml:space="preserve"> Id: TC027 </w:t>
+        <w:tab/>
+        <w:t xml:space="preserve"> Description: Verify EDI 277 generation status update occurs automatically </w:t>
+        <w:tab/>
+        <w:t xml:space="preserve"> Precondition: Member is enrolled. OON deductible balance is $1000. </w:t>
+        <w:tab/>
+        <w:t xml:space="preserve"> Test Step: 1 </w:t>
+        <w:tab/>
+        <w:t xml:space="preserve"> Test Step Description: Check outbound communication logs for transaction confirmation. </w:t>
+        <w:tab/>
+        <w:t xml:space="preserve"> Test Step Expected Result: System automatically triggers and transmits an EDI 277 status update detailing the pending status within SLA bounds.</w:t>
+      </w:r>
+    </w:p>
+    <w:p>
+      <w:r>
+        <w:tab/>
+        <w:t xml:space="preserve">Work Item ID: 1573 </w:t>
+        <w:tab/>
+        <w:t xml:space="preserve"> Module: AI Insights &amp; Anomaly Detection </w:t>
+        <w:tab/>
+        <w:t xml:space="preserve"> Name: Automated Summary Generation - Variant 15 </w:t>
+        <w:tab/>
+        <w:t xml:space="preserve"> Id: TC2098 </w:t>
+        <w:tab/>
+        <w:t xml:space="preserve"> Description: Verify dashboard UI component displays output from Automated Summary Generation </w:t>
+        <w:tab/>
+        <w:t xml:space="preserve"> Precondition: Historical baseline metrics ingested and indexed. </w:t>
+        <w:tab/>
+        <w:t xml:space="preserve"> Test Step: 1 </w:t>
+        <w:tab/>
+        <w:t xml:space="preserve"> Test Step Description: Trigger dashboard refresh and monitor response latency for Automated Summary Generation </w:t>
+        <w:tab/>
+        <w:t xml:space="preserve"> Test Step Expected Result: Visualization widget renders top trends with accurate confidence scores.</w:t>
+      </w:r>
+    </w:p>
+    <w:p>
+      <w:r>
+        <w:tab/>
+        <w:t xml:space="preserve">Work Item ID: 1573 </w:t>
+        <w:tab/>
+        <w:t xml:space="preserve"> Module: AI Insights &amp; Anomaly Detection </w:t>
+        <w:tab/>
+        <w:t xml:space="preserve"> Name: Trend Anomaly Alert - Variant 4 </w:t>
+        <w:tab/>
+        <w:t xml:space="preserve"> Id: TC1622 </w:t>
+        <w:tab/>
+        <w:t xml:space="preserve"> Description: Verify dashboard UI component displays output from Trend Anomaly Alert </w:t>
+        <w:tab/>
+        <w:t xml:space="preserve"> Precondition: Historical baseline metrics ingested and indexed. </w:t>
+        <w:tab/>
+        <w:t xml:space="preserve"> Test Step: 1 </w:t>
+        <w:tab/>
+        <w:t xml:space="preserve"> Test Step Description: Trigger dashboard refresh and monitor response latency for Trend Anomaly Alert </w:t>
+        <w:tab/>
+        <w:t xml:space="preserve"> Test Step Expected Result: Visualization widget renders top trends with accurate confidence scores.</w:t>
+      </w:r>
+    </w:p>
+    <w:p>
+      <w:r>
+        <w:tab/>
+        <w:t xml:space="preserve">Work Item ID: 1573 </w:t>
+        <w:tab/>
+        <w:t xml:space="preserve"> Module: AI Insights &amp; Anomaly Detection </w:t>
+        <w:tab/>
+        <w:t xml:space="preserve"> Name: Batch Model Scoring - Variant 20 </w:t>
+        <w:tab/>
+        <w:t xml:space="preserve"> Id: TC2280 </w:t>
+        <w:tab/>
+        <w:t xml:space="preserve"> Description: Verify accuracy and SLA metrics for Batch Model Scoring predictive execution </w:t>
+        <w:tab/>
+        <w:t xml:space="preserve"> Precondition: Model checkpoint v2.4 loaded in runtime environment. </w:t>
+        <w:tab/>
+        <w:t xml:space="preserve"> Test Step: 1 </w:t>
+        <w:tab/>
+        <w:t xml:space="preserve"> Test Step Description: Interact with AI insight card component for Batch Model Scoring </w:t>
+        <w:tab/>
+        <w:t xml:space="preserve"> Test Step Expected Result: Explanation model outputs clear feature contribution breakdown.</w:t>
+      </w:r>
+    </w:p>
+    <w:p>
+      <w:r>
+        <w:tab/>
+        <w:t xml:space="preserve">Work Item ID: 1573 </w:t>
+        <w:tab/>
+        <w:t xml:space="preserve"> Module: AI Insights &amp; Anomaly Detection </w:t>
+        <w:tab/>
+        <w:t xml:space="preserve"> Name: Feature Attribution UI - Variant 13 </w:t>
+        <w:tab/>
+        <w:t xml:space="preserve"> Id: TC1992 </w:t>
+        <w:tab/>
+        <w:t xml:space="preserve"> Description: Verify accuracy and SLA metrics for Feature Attribution UI predictive execution </w:t>
+        <w:tab/>
+        <w:t xml:space="preserve"> Precondition: Model checkpoint v2.4 loaded in runtime environment. </w:t>
+        <w:tab/>
+        <w:t xml:space="preserve"> Test Step: 1 </w:t>
+        <w:tab/>
+        <w:t xml:space="preserve"> Test Step Description: Interact with AI insight card component for Feature Attribution UI </w:t>
+        <w:tab/>
+        <w:t xml:space="preserve"> Test Step Expected Result: Explanation model outputs clear feature contribution breakdown.</w:t>
+      </w:r>
+    </w:p>
+    <w:p>
+      <w:r>
+        <w:tab/>
+        <w:t xml:space="preserve">Work Item ID: 1573 </w:t>
+        <w:tab/>
+        <w:t xml:space="preserve"> Module: AI Insights &amp; Anomaly Detection </w:t>
+        <w:tab/>
+        <w:t xml:space="preserve"> Name: Historical Baseline Comparison - Variant 3 </w:t>
+        <w:tab/>
+        <w:t xml:space="preserve"> Id: TC1608 </w:t>
+        <w:tab/>
+        <w:t xml:space="preserve"> Description: Verify accuracy and SLA metrics for Historical Baseline Comparison predictive execution </w:t>
+        <w:tab/>
+        <w:t xml:space="preserve"> Precondition: Model checkpoint v2.4 loaded in runtime environment. </w:t>
+        <w:tab/>
+        <w:t xml:space="preserve"> Test Step: 1 </w:t>
+        <w:tab/>
+        <w:t xml:space="preserve"> Test Step Description: Interact with AI insight card component for Historical Baseline Comparison </w:t>
+        <w:tab/>
+        <w:t xml:space="preserve"> Test Step Expected Result: Explanation model outputs clear feature contribution breakdown.</w:t>
+      </w:r>
+    </w:p>
+    <w:p>
+      <w:r>
+        <w:tab/>
+        <w:t xml:space="preserve">Work Item ID: 1573 </w:t>
+        <w:tab/>
+        <w:t xml:space="preserve"> Module: AI Insights &amp; Anomaly Detection </w:t>
+        <w:tab/>
+        <w:t xml:space="preserve"> Name: Recommendation Engine Ranking - Variant 22 </w:t>
+        <w:tab/>
+        <w:t xml:space="preserve"> Id: TC2350 </w:t>
+        <w:tab/>
+        <w:t xml:space="preserve"> Description: Verify dashboard UI component displays output from Recommendation Engine Ranking </w:t>
+        <w:tab/>
+        <w:t xml:space="preserve"> Precondition: Historical baseline metrics ingested and indexed. </w:t>
+        <w:tab/>
+        <w:t xml:space="preserve"> Test Step: 1 </w:t>
+        <w:tab/>
+        <w:t xml:space="preserve"> Test Step Description: Trigger dashboard refresh and monitor response latency for Recommendation Engine Ranking </w:t>
+        <w:tab/>
+        <w:t xml:space="preserve"> Test Step Expected Result: Visualization widget renders top trends with accurate confidence scores.</w:t>
+      </w:r>
+    </w:p>
+    <w:p>
+      <w:r>
+        <w:tab/>
+        <w:t xml:space="preserve">Work Item ID: 1572 </w:t>
+        <w:tab/>
+        <w:t xml:space="preserve"> Module: Claims Adjudication </w:t>
+        <w:tab/>
+        <w:t xml:space="preserve"> Name: Primary vs Secondary Payer - Variant 2 </w:t>
+        <w:tab/>
+        <w:t xml:space="preserve"> Id: TC1559 </w:t>
+        <w:tab/>
+        <w:t xml:space="preserve"> Description: Verify system handles invalid or missing data during Primary vs Secondary Payer </w:t>
+        <w:tab/>
+        <w:t xml:space="preserve"> Precondition: Inbound EDI 837 claim processing queue online. </w:t>
+        <w:tab/>
+        <w:t xml:space="preserve"> Test Step: 1 </w:t>
+        <w:tab/>
+        <w:t xml:space="preserve"> Test Step Description: Submit claim batch containing edge case scenarios for Primary vs Secondary Payer </w:t>
+        <w:tab/>
+        <w:t xml:space="preserve"> Test Step Expected Result: System flags anomaly and routed claim to review queue instantly.</w:t>
+      </w:r>
+    </w:p>
+    <w:p>
+      <w:r>
+        <w:tab/>
+        <w:t xml:space="preserve">Work Item ID: 1573 </w:t>
+        <w:tab/>
+        <w:t xml:space="preserve"> Module: AI Insights &amp; Anomaly Detection </w:t>
+        <w:tab/>
+        <w:t xml:space="preserve"> Name: Real-time Stream Ingestion - Variant 11 </w:t>
+        <w:tab/>
+        <w:t xml:space="preserve"> Id: TC1914 </w:t>
+        <w:tab/>
+        <w:t xml:space="preserve"> Description: Verify dashboard UI component displays output from Real-time Stream Ingestion </w:t>
+        <w:tab/>
+        <w:t xml:space="preserve"> Precondition: Historical baseline metrics ingested and indexed. </w:t>
+        <w:tab/>
+        <w:t xml:space="preserve"> Test Step: 1 </w:t>
+        <w:tab/>
+        <w:t xml:space="preserve"> Test Step Description: Trigger dashboard refresh and monitor response latency for Real-time Stream Ingestion </w:t>
+        <w:tab/>
+        <w:t xml:space="preserve"> Test Step Expected Result: Visualization widget renders top trends with accurate confidence scores.</w:t>
+      </w:r>
+    </w:p>
+    <w:p>
+      <w:r>
+        <w:tab/>
+        <w:t xml:space="preserve">Work Item ID: 1573 </w:t>
+        <w:tab/>
+        <w:t xml:space="preserve"> Module: AI Insights &amp; Anomaly Detection </w:t>
+        <w:tab/>
+        <w:t xml:space="preserve"> Name: Unusual Billing Pattern Flag - Variant 7 </w:t>
+        <w:tab/>
+        <w:t xml:space="preserve"> Id: TC1774 </w:t>
+        <w:tab/>
+        <w:t xml:space="preserve"> Description: Verify dashboard UI component displays output from Unusual Billing Pattern Flag </w:t>
+        <w:tab/>
+        <w:t xml:space="preserve"> Precondition: Historical baseline metrics ingested and indexed. </w:t>
+        <w:tab/>
+        <w:t xml:space="preserve"> Test Step: 1 </w:t>
+        <w:tab/>
+        <w:t xml:space="preserve"> Test Step Description: Trigger dashboard refresh and monitor response latency for Unusual Billing Pattern Flag </w:t>
+        <w:tab/>
+        <w:t xml:space="preserve"> Test Step Expected Result: Visualization widget renders top trends with accurate confidence scores.</w:t>
+      </w:r>
+    </w:p>
+    <w:p>
+      <w:r>
+        <w:tab/>
+        <w:t xml:space="preserve">Work Item ID: 1572 </w:t>
+        <w:tab/>
+        <w:t xml:space="preserve"> Module: Claims Adjudication </w:t>
+        <w:tab/>
+        <w:t xml:space="preserve"> Name: In-Network Co-pay Calculation - Variant 12 </w:t>
+        <w:tab/>
+        <w:t xml:space="preserve"> Id: TC1941 </w:t>
+        <w:tab/>
+        <w:t xml:space="preserve"> Description: Verify adjudication engine logic for In-Network Co-pay Calculation </w:t>
+        <w:tab/>
+        <w:t xml:space="preserve"> Precondition: Claim adjudication rules engine initialized. </w:t>
+        <w:tab/>
+        <w:t xml:space="preserve"> Test Step: 1 </w:t>
+        <w:tab/>
+        <w:t xml:space="preserve"> Test Step Description: Ingest synthetic claim payload testing In-Network Co-pay Calculation into the engine </w:t>
+        <w:tab/>
+        <w:t xml:space="preserve"> Test Step Expected Result: Adjudication engine applies correct formula and outputs calculated totals.</w:t>
+      </w:r>
+    </w:p>
+    <w:p>
+      <w:r>
+        <w:tab/>
+        <w:t xml:space="preserve">Work Item ID: 1572 </w:t>
+        <w:tab/>
+        <w:t xml:space="preserve"> Module: Claims Adjudication </w:t>
+        <w:tab/>
+        <w:t xml:space="preserve"> Name: In-Network Co-pay Calculation - Variant 16 </w:t>
+        <w:tab/>
+        <w:t xml:space="preserve"> Id: TC2101 </w:t>
+        <w:tab/>
+        <w:t xml:space="preserve"> Description: Verify adjudication engine logic for In-Network Co-pay Calculation </w:t>
+        <w:tab/>
+        <w:t xml:space="preserve"> Precondition: Claim adjudication rules engine initialized. </w:t>
+        <w:tab/>
+        <w:t xml:space="preserve"> Test Step: 1 </w:t>
+        <w:tab/>
+        <w:t xml:space="preserve"> Test Step Description: Ingest synthetic claim payload testing In-Network Co-pay Calculation into the engine </w:t>
+        <w:tab/>
+        <w:t xml:space="preserve"> Test Step Expected Result: Adjudication engine applies correct formula and outputs calculated totals.</w:t>
+      </w:r>
+    </w:p>
+    <w:p>
+      <w:r>
+        <w:tab/>
+        <w:t xml:space="preserve">Work Item ID: 1573 </w:t>
+        <w:tab/>
+        <w:t xml:space="preserve"> Module: AI Insights &amp; Anomaly Detection </w:t>
+        <w:tab/>
+        <w:t xml:space="preserve"> Name: Edge - Borderline Deviation Limit </w:t>
+        <w:tab/>
+        <w:t xml:space="preserve"> Id: TC008 </w:t>
+        <w:tab/>
+        <w:t xml:space="preserve"> Description: Verify anomaly classification threshold criteria right at model mathematical limits </w:t>
+        <w:tab/>
+        <w:t xml:space="preserve"> Precondition: Model boundary trigger point set precisely to 3.0 standard deviations. </w:t>
+        <w:tab/>
+        <w:t xml:space="preserve"> Test Step: 1 </w:t>
+        <w:tab/>
+        <w:t xml:space="preserve"> Test Step Description: Transmit precise edge metric adjustment dataset row items. </w:t>
+        <w:tab/>
+        <w:t xml:space="preserve"> Test Step Expected Result: System correctly isolates border fluctuation as an active deviation anomaly, outputting accurate diagnostic reporting values.</w:t>
+      </w:r>
+    </w:p>
+    <w:p>
+      <w:r>
+        <w:tab/>
+        <w:t xml:space="preserve">Work Item ID: 1572 </w:t>
+        <w:tab/>
+        <w:t xml:space="preserve"> Module: Claims Adjudication </w:t>
+        <w:tab/>
+        <w:t xml:space="preserve"> Name: Provider NPI Verification - Variant 24 </w:t>
+        <w:tab/>
+        <w:t xml:space="preserve"> Id: TC2445 </w:t>
+        <w:tab/>
+        <w:t xml:space="preserve"> Description: Verify adjudication engine logic for Provider NPI Verification </w:t>
+        <w:tab/>
+        <w:t xml:space="preserve"> Precondition: Claim adjudication rules engine initialized. </w:t>
+        <w:tab/>
+        <w:t xml:space="preserve"> Test Step: 1 </w:t>
+        <w:tab/>
+        <w:t xml:space="preserve"> Test Step Description: Ingest synthetic claim payload testing Provider NPI Verification into the engine </w:t>
+        <w:tab/>
+        <w:t xml:space="preserve"> Test Step Expected Result: Adjudication engine applies correct formula and outputs calculated totals.</w:t>
+      </w:r>
+    </w:p>
+    <w:p>
+      <w:r>
+        <w:tab/>
+        <w:t xml:space="preserve">Work Item ID: 1573 </w:t>
+        <w:tab/>
+        <w:t xml:space="preserve"> Module: AI Insights &amp; Anomaly Detection </w:t>
+        <w:tab/>
+        <w:t xml:space="preserve"> Name: Custom Threshold Setting - Variant 7 </w:t>
+        <w:tab/>
+        <w:t xml:space="preserve"> Id: TC1766 </w:t>
+        <w:tab/>
+        <w:t xml:space="preserve"> Description: Verify dashboard UI component displays output from Custom Threshold Setting </w:t>
+        <w:tab/>
+        <w:t xml:space="preserve"> Precondition: Historical baseline metrics ingested and indexed. </w:t>
+        <w:tab/>
+        <w:t xml:space="preserve"> Test Step: 1 </w:t>
+        <w:tab/>
+        <w:t xml:space="preserve"> Test Step Description: Trigger dashboard refresh and monitor response latency for Custom Threshold Setting </w:t>
+        <w:tab/>
+        <w:t xml:space="preserve"> Test Step Expected Result: Visualization widget renders top trends with accurate confidence scores.</w:t>
+      </w:r>
+    </w:p>
+    <w:p>
+      <w:r>
+        <w:tab/>
+        <w:t xml:space="preserve">Work Item ID: 1572 </w:t>
+        <w:tab/>
+        <w:t xml:space="preserve"> Module: Claims Adjudication </w:t>
+        <w:tab/>
+        <w:t xml:space="preserve"> Name: Adjustment Code Processing - Variant 27 </w:t>
+        <w:tab/>
+        <w:t xml:space="preserve"> Id: TC2563 </w:t>
+        <w:tab/>
+        <w:t xml:space="preserve"> Description: Verify system handles invalid or missing data during Adjustment Code Processing </w:t>
+        <w:tab/>
+        <w:t xml:space="preserve"> Precondition: Inbound EDI 837 claim processing queue online. </w:t>
+        <w:tab/>
+        <w:t xml:space="preserve"> Test Step: 1 </w:t>
+        <w:tab/>
+        <w:t xml:space="preserve"> Test Step Description: Submit claim batch containing edge case scenarios for Adjustment Code Processing </w:t>
+        <w:tab/>
+        <w:t xml:space="preserve"> Test Step Expected Result: System flags anomaly and routed claim to review queue instantly.</w:t>
+      </w:r>
+    </w:p>
+    <w:p>
+      <w:r>
+        <w:tab/>
+        <w:t xml:space="preserve">Work Item ID: 1573 </w:t>
+        <w:tab/>
+        <w:t xml:space="preserve"> Module: AI Insights &amp; Anomaly Detection </w:t>
+        <w:tab/>
+        <w:t xml:space="preserve"> Name: Trend Anomaly Alert - Variant 19 </w:t>
+        <w:tab/>
+        <w:t xml:space="preserve"> Id: TC2222 </w:t>
+        <w:tab/>
+        <w:t xml:space="preserve"> Description: Verify dashboard UI component displays output from Trend Anomaly Alert </w:t>
+        <w:tab/>
+        <w:t xml:space="preserve"> Precondition: Historical baseline metrics ingested and indexed. </w:t>
+        <w:tab/>
+        <w:t xml:space="preserve"> Test Step: 1 </w:t>
+        <w:tab/>
+        <w:t xml:space="preserve"> Test Step Description: Trigger dashboard refresh and monitor response latency for Trend Anomaly Alert </w:t>
+        <w:tab/>
+        <w:t xml:space="preserve"> Test Step Expected Result: Visualization widget renders top trends with accurate confidence scores.</w:t>
+      </w:r>
+    </w:p>
+    <w:p>
+      <w:r>
+        <w:tab/>
+        <w:t xml:space="preserve">Work Item ID: 1573 </w:t>
+        <w:tab/>
+        <w:t xml:space="preserve"> Module: AI Insights &amp; Anomaly Detection </w:t>
+        <w:tab/>
+        <w:t xml:space="preserve"> Name: Feature Attribution UI - Variant 7 </w:t>
+        <w:tab/>
+        <w:t xml:space="preserve"> Id: TC1752 </w:t>
+        <w:tab/>
+        <w:t xml:space="preserve"> Description: Verify accuracy and SLA metrics for Feature Attribution UI predictive execution </w:t>
+        <w:tab/>
+        <w:t xml:space="preserve"> Precondition: Model checkpoint v2.4 loaded in runtime environment. </w:t>
+        <w:tab/>
+        <w:t xml:space="preserve"> Test Step: 1 </w:t>
+        <w:tab/>
+        <w:t xml:space="preserve"> Test Step Description: Interact with AI insight card component for Feature Attribution UI </w:t>
+        <w:tab/>
+        <w:t xml:space="preserve"> Test Step Expected Result: Explanation model outputs clear feature contribution breakdown.</w:t>
+      </w:r>
+    </w:p>
+    <w:p>
+      <w:r>
+        <w:tab/>
+        <w:t xml:space="preserve">Work Item ID: 1573 </w:t>
+        <w:tab/>
+        <w:t xml:space="preserve"> Module: AI Insights &amp; Anomaly Detection </w:t>
+        <w:tab/>
+        <w:t xml:space="preserve"> Name: Trend Anomaly Alert - Variant 28 </w:t>
+        <w:tab/>
+        <w:t xml:space="preserve"> Id: TC2582 </w:t>
+        <w:tab/>
+        <w:t xml:space="preserve"> Description: Verify dashboard UI component displays output from Trend Anomaly Alert </w:t>
+        <w:tab/>
+        <w:t xml:space="preserve"> Precondition: Historical baseline metrics ingested and indexed. </w:t>
+        <w:tab/>
+        <w:t xml:space="preserve"> Test Step: 1 </w:t>
+        <w:tab/>
+        <w:t xml:space="preserve"> Test Step Description: Trigger dashboard refresh and monitor response latency for Trend Anomaly Alert </w:t>
+        <w:tab/>
+        <w:t xml:space="preserve"> Test Step Expected Result: Visualization widget renders top trends with accurate confidence scores.</w:t>
+      </w:r>
+    </w:p>
+    <w:p>
+      <w:r>
+        <w:tab/>
+        <w:t xml:space="preserve">Work Item ID: 1572 </w:t>
+        <w:tab/>
+        <w:t xml:space="preserve"> Module: Claims Adjudication </w:t>
+        <w:tab/>
+        <w:t xml:space="preserve"> Name: High Value Claim Audit Trigger - Variant 21 </w:t>
+        <w:tab/>
+        <w:t xml:space="preserve"> Id: TC2333 </w:t>
+        <w:tab/>
+        <w:t xml:space="preserve"> Description: Verify adjudication engine logic for High Value Claim Audit Trigger </w:t>
+        <w:tab/>
+        <w:t xml:space="preserve"> Precondition: Claim adjudication rules engine initialized. </w:t>
+        <w:tab/>
+        <w:t xml:space="preserve"> Test Step: 1 </w:t>
+        <w:tab/>
+        <w:t xml:space="preserve"> Test Step Description: Ingest synthetic claim payload testing High Value Claim Audit Trigger into the engine </w:t>
+        <w:tab/>
+        <w:t xml:space="preserve"> Test Step Expected Result: Adjudication engine applies correct formula and outputs calculated totals.</w:t>
+      </w:r>
+    </w:p>
+    <w:p>
+      <w:r>
+        <w:tab/>
+        <w:t xml:space="preserve">Work Item ID: 1572 </w:t>
+        <w:tab/>
+        <w:t xml:space="preserve"> Module: Claims Adjudication </w:t>
+        <w:tab/>
+        <w:t xml:space="preserve"> Name: Batch Claim Ingestion - Variant 14 </w:t>
+        <w:tab/>
+        <w:t xml:space="preserve"> Id: TC2051 </w:t>
+        <w:tab/>
+        <w:t xml:space="preserve"> Description: Verify system handles invalid or missing data during Batch Claim Ingestion </w:t>
+        <w:tab/>
+        <w:t xml:space="preserve"> Precondition: Inbound EDI 837 claim processing queue online. </w:t>
+        <w:tab/>
+        <w:t xml:space="preserve"> Test Step: 1 </w:t>
+        <w:tab/>
+        <w:t xml:space="preserve"> Test Step Description: Submit claim batch containing edge case scenarios for Batch Claim Ingestion </w:t>
+        <w:tab/>
+        <w:t xml:space="preserve"> Test Step Expected Result: System flags anomaly and routed claim to review queue instantly.</w:t>
+      </w:r>
+    </w:p>
+    <w:p>
+      <w:r>
+        <w:tab/>
+        <w:t xml:space="preserve">Work Item ID: 1573 </w:t>
+        <w:tab/>
+        <w:t xml:space="preserve"> Module: AI Insights &amp; Anomaly Detection </w:t>
+        <w:tab/>
+        <w:t xml:space="preserve"> Name: Model Retraining Trigger - Variant 4 </w:t>
+        <w:tab/>
+        <w:t xml:space="preserve"> Id: TC1660 </w:t>
+        <w:tab/>
+        <w:t xml:space="preserve"> Description: Verify accuracy and SLA metrics for Model Retraining Trigger predictive execution </w:t>
+        <w:tab/>
+        <w:t xml:space="preserve"> Precondition: Model checkpoint v2.4 loaded in runtime environment. </w:t>
+        <w:tab/>
+        <w:t xml:space="preserve"> Test Step: 1 </w:t>
+        <w:tab/>
+        <w:t xml:space="preserve"> Test Step Description: Interact with AI insight card component for Model Retraining Trigger </w:t>
+        <w:tab/>
+        <w:t xml:space="preserve"> Test Step Expected Result: Explanation model outputs clear feature contribution breakdown.</w:t>
+      </w:r>
+    </w:p>
+    <w:p>
+      <w:r>
+        <w:tab/>
+        <w:t xml:space="preserve">Work Item ID: 1573 </w:t>
+        <w:tab/>
+        <w:t xml:space="preserve"> Module: AI Insights &amp; Anomaly Detection </w:t>
+        <w:tab/>
+        <w:t xml:space="preserve"> Name: No Significant Insights </w:t>
+        <w:tab/>
+        <w:t xml:space="preserve"> Id: TC035 </w:t>
+        <w:tab/>
+        <w:t xml:space="preserve"> Description: Verify dashboard fallback layout when no significant data trends are detected </w:t>
+        <w:tab/>
+        <w:t xml:space="preserve"> Precondition: Product metrics reflect flat historical norms with zero variance anomalies. </w:t>
+        <w:tab/>
+        <w:t xml:space="preserve"> Test Step: 1 </w:t>
+        <w:tab/>
+        <w:t xml:space="preserve"> Test Step Description: Load product management analytics dashboard view. </w:t>
+        <w:tab/>
+        <w:t xml:space="preserve"> Test Step Expected Result: Dashboard cleanly outputs system fallback status notification layout stating: 'No significant insights found'.</w:t>
+      </w:r>
+    </w:p>
+    <w:p>
+      <w:r>
+        <w:tab/>
+        <w:t xml:space="preserve">Work Item ID: 1573 </w:t>
+        <w:tab/>
+        <w:t xml:space="preserve"> Module: AI Insights &amp; Anomaly Detection </w:t>
+        <w:tab/>
+        <w:t xml:space="preserve"> Name: Unusual Billing Pattern Flag - Variant 11 </w:t>
+        <w:tab/>
+        <w:t xml:space="preserve"> Id: TC1934 </w:t>
+        <w:tab/>
+        <w:t xml:space="preserve"> Description: Verify dashboard UI component displays output from Unusual Billing Pattern Flag </w:t>
+        <w:tab/>
+        <w:t xml:space="preserve"> Precondition: Historical baseline metrics ingested and indexed. </w:t>
+        <w:tab/>
+        <w:t xml:space="preserve"> Test Step: 1 </w:t>
+        <w:tab/>
+        <w:t xml:space="preserve"> Test Step Description: Trigger dashboard refresh and monitor response latency for Unusual Billing Pattern Flag </w:t>
+        <w:tab/>
+        <w:t xml:space="preserve"> Test Step Expected Result: Visualization widget renders top trends with accurate confidence scores.</w:t>
+      </w:r>
+    </w:p>
+    <w:p>
+      <w:r>
+        <w:tab/>
+        <w:t xml:space="preserve">Work Item ID: 1573 </w:t>
+        <w:tab/>
+        <w:t xml:space="preserve"> Module: AI Insights &amp; Anomaly Detection </w:t>
+        <w:tab/>
+        <w:t xml:space="preserve"> Name: Explanation Tooltip Generation - Variant 14 </w:t>
+        <w:tab/>
+        <w:t xml:space="preserve"> Id: TC2042 </w:t>
+        <w:tab/>
+        <w:t xml:space="preserve"> Description: Verify dashboard UI component displays output from Explanation Tooltip Generation </w:t>
+        <w:tab/>
+        <w:t xml:space="preserve"> Precondition: Historical baseline metrics ingested and indexed. </w:t>
+        <w:tab/>
+        <w:t xml:space="preserve"> Test Step: 1 </w:t>
+        <w:tab/>
+        <w:t xml:space="preserve"> Test Step Description: Trigger dashboard refresh and monitor response latency for Explanation Tooltip Generation </w:t>
+        <w:tab/>
+        <w:t xml:space="preserve"> Test Step Expected Result: Visualization widget renders top trends with accurate confidence scores.</w:t>
+      </w:r>
+    </w:p>
+    <w:p>
+      <w:r>
+        <w:tab/>
+        <w:t xml:space="preserve">Work Item ID: 1572 </w:t>
+        <w:tab/>
+        <w:t xml:space="preserve"> Module: Claims Adjudication </w:t>
+        <w:tab/>
+        <w:t xml:space="preserve"> Name: Provider NPI Verification - Variant 27 </w:t>
+        <w:tab/>
+        <w:t xml:space="preserve"> Id: TC2565 </w:t>
+        <w:tab/>
+        <w:t xml:space="preserve"> Description: Verify adjudication engine logic for Provider NPI Verification </w:t>
+        <w:tab/>
+        <w:t xml:space="preserve"> Precondition: Claim adjudication rules engine initialized. </w:t>
+        <w:tab/>
+        <w:t xml:space="preserve"> Test Step: 1 </w:t>
+        <w:tab/>
+        <w:t xml:space="preserve"> Test Step Description: Ingest synthetic claim payload testing Provider NPI Verification into the engine </w:t>
+        <w:tab/>
+        <w:t xml:space="preserve"> Test Step Expected Result: Adjudication engine applies correct formula and outputs calculated totals.</w:t>
+      </w:r>
+    </w:p>
+    <w:p>
+      <w:r>
+        <w:tab/>
+        <w:t xml:space="preserve">Work Item ID: 1572 </w:t>
+        <w:tab/>
+        <w:t xml:space="preserve"> Module: Claims Adjudication </w:t>
+        <w:tab/>
+        <w:t xml:space="preserve"> Name: Bundled Service Deduction - Variant 27 </w:t>
+        <w:tab/>
+        <w:t xml:space="preserve"> Id: TC2567 </w:t>
+        <w:tab/>
+        <w:t xml:space="preserve"> Description: Verify system handles invalid or missing data during Bundled Service Deduction </w:t>
+        <w:tab/>
+        <w:t xml:space="preserve"> Precondition: Inbound EDI 837 claim processing queue online. </w:t>
+        <w:tab/>
+        <w:t xml:space="preserve"> Test Step: 1 </w:t>
+        <w:tab/>
+        <w:t xml:space="preserve"> Test Step Description: Submit claim batch containing edge case scenarios for Bundled Service Deduction </w:t>
+        <w:tab/>
+        <w:t xml:space="preserve"> Test Step Expected Result: System flags anomaly and routed claim to review queue instantly.</w:t>
+      </w:r>
+    </w:p>
+    <w:p>
+      <w:r>
+        <w:tab/>
+        <w:t xml:space="preserve">Work Item ID: 1572 </w:t>
+        <w:tab/>
+        <w:t xml:space="preserve"> Module: Claims Adjudication </w:t>
+        <w:tab/>
+        <w:t xml:space="preserve"> Name: Out-of-Network Coinsurance - Variant 22 </w:t>
+        <w:tab/>
+        <w:t xml:space="preserve"> Id: TC2343 </w:t>
+        <w:tab/>
+        <w:t xml:space="preserve"> Description: Verify system handles invalid or missing data during Out-of-Network Coinsurance </w:t>
+        <w:tab/>
+        <w:t xml:space="preserve"> Precondition: Inbound EDI 837 claim processing queue online. </w:t>
+        <w:tab/>
+        <w:t xml:space="preserve"> Test Step: 1 </w:t>
+        <w:tab/>
+        <w:t xml:space="preserve"> Test Step Description: Submit claim batch containing edge case scenarios for Out-of-Network Coinsurance </w:t>
+        <w:tab/>
+        <w:t xml:space="preserve"> Test Step Expected Result: System flags anomaly and routed claim to review queue instantly.</w:t>
+      </w:r>
+    </w:p>
+    <w:p>
+      <w:r>
+        <w:tab/>
+        <w:t xml:space="preserve">Work Item ID: 1573 </w:t>
+        <w:tab/>
+        <w:t xml:space="preserve"> Module: AI Insights &amp; Anomaly Detection </w:t>
+        <w:tab/>
+        <w:t xml:space="preserve"> Name: Recommendation Engine Ranking - Variant 18 </w:t>
+        <w:tab/>
+        <w:t xml:space="preserve"> Id: TC2190 </w:t>
+        <w:tab/>
+        <w:t xml:space="preserve"> Description: Verify dashboard UI component displays output from Recommendation Engine Ranking </w:t>
+        <w:tab/>
+        <w:t xml:space="preserve"> Precondition: Historical baseline metrics ingested and indexed. </w:t>
+        <w:tab/>
+        <w:t xml:space="preserve"> Test Step: 1 </w:t>
+        <w:tab/>
+        <w:t xml:space="preserve"> Test Step Description: Trigger dashboard refresh and monitor response latency for Recommendation Engine Ranking </w:t>
+        <w:tab/>
+        <w:t xml:space="preserve"> Test Step Expected Result: Visualization widget renders top trends with accurate confidence scores.</w:t>
+      </w:r>
+    </w:p>
+    <w:p>
+      <w:r>
+        <w:tab/>
+        <w:t xml:space="preserve">Work Item ID: 1573 </w:t>
+        <w:tab/>
+        <w:t xml:space="preserve"> Module: AI Insights &amp; Anomaly Detection </w:t>
+        <w:tab/>
+        <w:t xml:space="preserve"> Name: False Positive Feedback Loop - Variant 23 </w:t>
+        <w:tab/>
+        <w:t xml:space="preserve"> Id: TC2398 </w:t>
+        <w:tab/>
+        <w:t xml:space="preserve"> Description: Verify dashboard UI component displays output from False Positive Feedback Loop </w:t>
+        <w:tab/>
+        <w:t xml:space="preserve"> Precondition: Historical baseline metrics ingested and indexed. </w:t>
+        <w:tab/>
+        <w:t xml:space="preserve"> Test Step: 1 </w:t>
+        <w:tab/>
+        <w:t xml:space="preserve"> Test Step Description: Trigger dashboard refresh and monitor response latency for False Positive Feedback Loop </w:t>
+        <w:tab/>
+        <w:t xml:space="preserve"> Test Step Expected Result: Visualization widget renders top trends with accurate confidence scores.</w:t>
+      </w:r>
+    </w:p>
+    <w:p>
+      <w:r>
+        <w:tab/>
+        <w:t xml:space="preserve">Work Item ID: 1573 </w:t>
+        <w:tab/>
+        <w:t xml:space="preserve"> Module: AI Insights &amp; Anomaly Detection </w:t>
+        <w:tab/>
+        <w:t xml:space="preserve"> Name: Recommendation Engine Ranking - Variant 1 </w:t>
+        <w:tab/>
+        <w:t xml:space="preserve"> Id: TC1510 </w:t>
+        <w:tab/>
+        <w:t xml:space="preserve"> Description: Verify dashboard UI component displays output from Recommendation Engine Ranking </w:t>
+        <w:tab/>
+        <w:t xml:space="preserve"> Precondition: Historical baseline metrics ingested and indexed. </w:t>
+        <w:tab/>
+        <w:t xml:space="preserve"> Test Step: 1 </w:t>
+        <w:tab/>
+        <w:t xml:space="preserve"> Test Step Description: Trigger dashboard refresh and monitor response latency for Recommendation Engine Ranking </w:t>
+        <w:tab/>
+        <w:t xml:space="preserve"> Test Step Expected Result: Visualization widget renders top trends with accurate confidence scores.</w:t>
+      </w:r>
+    </w:p>
+    <w:p>
+      <w:r>
+        <w:tab/>
+        <w:t xml:space="preserve">Work Item ID: 1572 </w:t>
+        <w:tab/>
+        <w:t xml:space="preserve"> Module: Claims Adjudication </w:t>
+        <w:tab/>
+        <w:t xml:space="preserve"> Name: Timely Filing Limit Edge - Variant 25 </w:t>
+        <w:tab/>
+        <w:t xml:space="preserve"> Id: TC2477 </w:t>
+        <w:tab/>
+        <w:t xml:space="preserve"> Description: Verify adjudication engine logic for Timely Filing Limit Edge </w:t>
+        <w:tab/>
+        <w:t xml:space="preserve"> Precondition: Claim adjudication rules engine initialized. </w:t>
+        <w:tab/>
+        <w:t xml:space="preserve"> Test Step: 1 </w:t>
+        <w:tab/>
+        <w:t xml:space="preserve"> Test Step Description: Ingest synthetic claim payload testing Timely Filing Limit Edge into the engine </w:t>
+        <w:tab/>
+        <w:t xml:space="preserve"> Test Step Expected Result: Adjudication engine applies correct formula and outputs calculated totals.</w:t>
+      </w:r>
+    </w:p>
+    <w:p>
+      <w:r>
+        <w:tab/>
+        <w:t xml:space="preserve">Work Item ID: 1573 </w:t>
+        <w:tab/>
+        <w:t xml:space="preserve"> Module: AI Insights &amp; Anomaly Detection </w:t>
+        <w:tab/>
+        <w:t xml:space="preserve"> Name: Anomaly Detection Alert </w:t>
+        <w:tab/>
+        <w:t xml:space="preserve"> Id: TC002 </w:t>
+        <w:tab/>
+        <w:t xml:space="preserve"> Description: Verify alert generation SLA when a product metric deviates from historical distribution boundaries </w:t>
+        <w:tab/>
+        <w:t xml:space="preserve"> Precondition: Pre-trained predictive model cores are fully operational. </w:t>
+        <w:tab/>
+        <w:t xml:space="preserve"> Test Step: 1 </w:t>
+        <w:tab/>
+        <w:t xml:space="preserve"> Test Step Description: Inject anomalous sample data stream into active processing queue paths. </w:t>
+        <w:tab/>
+        <w:t xml:space="preserve"> Test Step Expected Result: AI processing layer intercepts structural boundary exception and sends a system alert UI notification within 2 seconds.</w:t>
+      </w:r>
+    </w:p>
+    <w:p>
+      <w:r>
+        <w:tab/>
+        <w:t xml:space="preserve">Work Item ID: 1573 </w:t>
+        <w:tab/>
+        <w:t xml:space="preserve"> Module: AI Insights &amp; Anomaly Detection </w:t>
+        <w:tab/>
+        <w:t xml:space="preserve"> Name: Recommendation Engine Ranking - Variant 2 </w:t>
+        <w:tab/>
+        <w:t xml:space="preserve"> Id: TC1550 </w:t>
+        <w:tab/>
+        <w:t xml:space="preserve"> Description: Verify dashboard UI component displays output from Recommendation Engine Ranking </w:t>
+        <w:tab/>
+        <w:t xml:space="preserve"> Precondition: Historical baseline metrics ingested and indexed. </w:t>
+        <w:tab/>
+        <w:t xml:space="preserve"> Test Step: 1 </w:t>
+        <w:tab/>
+        <w:t xml:space="preserve"> Test Step Description: Trigger dashboard refresh and monitor response latency for Recommendation Engine Ranking </w:t>
+        <w:tab/>
+        <w:t xml:space="preserve"> Test Step Expected Result: Visualization widget renders top trends with accurate confidence scores.</w:t>
+      </w:r>
+    </w:p>
+    <w:p>
+      <w:r>
+        <w:tab/>
+        <w:t xml:space="preserve">Work Item ID: 1572 </w:t>
+        <w:tab/>
+        <w:t xml:space="preserve"> Module: Claims Adjudication </w:t>
+        <w:tab/>
+        <w:t xml:space="preserve"> Name: Claim Line Item Split - Variant 20 </w:t>
+        <w:tab/>
+        <w:t xml:space="preserve"> Id: TC2269 </w:t>
+        <w:tab/>
+        <w:t xml:space="preserve"> Description: Verify adjudication engine logic for Claim Line Item Split </w:t>
+        <w:tab/>
+        <w:t xml:space="preserve"> Precondition: Claim adjudication rules engine initialized. </w:t>
+        <w:tab/>
+        <w:t xml:space="preserve"> Test Step: 1 </w:t>
+        <w:tab/>
+        <w:t xml:space="preserve"> Test Step Description: Ingest synthetic claim payload testing Claim Line Item Split into the engine </w:t>
+        <w:tab/>
+        <w:t xml:space="preserve"> Test Step Expected Result: Adjudication engine applies correct formula and outputs calculated totals.</w:t>
+      </w:r>
+    </w:p>
+    <w:p>
+      <w:r>
+        <w:tab/>
+        <w:t xml:space="preserve">Work Item ID: 1573 </w:t>
+        <w:tab/>
+        <w:t xml:space="preserve"> Module: AI Insights &amp; Anomaly Detection </w:t>
+        <w:tab/>
+        <w:t xml:space="preserve"> Name: Patient Risk Stratification - Variant 21 </w:t>
+        <w:tab/>
+        <w:t xml:space="preserve"> Id: TC2336 </w:t>
+        <w:tab/>
+        <w:t xml:space="preserve"> Description: Verify accuracy and SLA metrics for Patient Risk Stratification predictive execution </w:t>
+        <w:tab/>
+        <w:t xml:space="preserve"> Precondition: Model checkpoint v2.4 loaded in runtime environment. </w:t>
+        <w:tab/>
+        <w:t xml:space="preserve"> Test Step: 1 </w:t>
+        <w:tab/>
+        <w:t xml:space="preserve"> Test Step Description: Interact with AI insight card component for Patient Risk Stratification </w:t>
+        <w:tab/>
+        <w:t xml:space="preserve"> Test Step Expected Result: Explanation model outputs clear feature contribution breakdown.</w:t>
+      </w:r>
+    </w:p>
+    <w:p>
+      <w:r>
+        <w:tab/>
+        <w:t xml:space="preserve">Work Item ID: 1572 </w:t>
+        <w:tab/>
+        <w:t xml:space="preserve"> Module: Claims Adjudication </w:t>
+        <w:tab/>
+        <w:t xml:space="preserve"> Name: Timely Filing Limit Edge - Variant 11 </w:t>
+        <w:tab/>
+        <w:t xml:space="preserve"> Id: TC1917 </w:t>
+        <w:tab/>
+        <w:t xml:space="preserve"> Description: Verify adjudication engine logic for Timely Filing Limit Edge </w:t>
+        <w:tab/>
+        <w:t xml:space="preserve"> Precondition: Claim adjudication rules engine initialized. </w:t>
+        <w:tab/>
+        <w:t xml:space="preserve"> Test Step: 1 </w:t>
+        <w:tab/>
+        <w:t xml:space="preserve"> Test Step Description: Ingest synthetic claim payload testing Timely Filing Limit Edge into the engine </w:t>
+        <w:tab/>
+        <w:t xml:space="preserve"> Test Step Expected Result: Adjudication engine applies correct formula and outputs calculated totals.</w:t>
+      </w:r>
+    </w:p>
+    <w:p>
+      <w:r>
+        <w:tab/>
+        <w:t xml:space="preserve">Work Item ID: 1573 </w:t>
+        <w:tab/>
+        <w:t xml:space="preserve"> Module: AI Insights &amp; Anomaly Detection </w:t>
+        <w:tab/>
+        <w:t xml:space="preserve"> Name: Data Pipeline Health Monitor - Variant 17 </w:t>
+        <w:tab/>
+        <w:t xml:space="preserve"> Id: TC2172 </w:t>
+        <w:tab/>
+        <w:t xml:space="preserve"> Description: Verify accuracy and SLA metrics for Data Pipeline Health Monitor predictive execution </w:t>
+        <w:tab/>
+        <w:t xml:space="preserve"> Precondition: Model checkpoint v2.4 loaded in runtime environment. </w:t>
+        <w:tab/>
+        <w:t xml:space="preserve"> Test Step: 1 </w:t>
+        <w:tab/>
+        <w:t xml:space="preserve"> Test Step Description: Interact with AI insight card component for Data Pipeline Health Monitor </w:t>
+        <w:tab/>
+        <w:t xml:space="preserve"> Test Step Expected Result: Explanation model outputs clear feature contribution breakdown.</w:t>
+      </w:r>
+    </w:p>
+    <w:p>
+      <w:r>
+        <w:tab/>
+        <w:t xml:space="preserve">Work Item ID: 1572 </w:t>
+        <w:tab/>
+        <w:t xml:space="preserve"> Module: Claims Adjudication </w:t>
+        <w:tab/>
+        <w:t xml:space="preserve"> Name: In-Network Co-pay Calculation - Variant 28 </w:t>
+        <w:tab/>
+        <w:t xml:space="preserve"> Id: TC2581 </w:t>
+        <w:tab/>
+        <w:t xml:space="preserve"> Description: Verify adjudication engine logic for In-Network Co-pay Calculation </w:t>
+        <w:tab/>
+        <w:t xml:space="preserve"> Precondition: Claim adjudication rules engine initialized. </w:t>
+        <w:tab/>
+        <w:t xml:space="preserve"> Test Step: 1 </w:t>
+        <w:tab/>
+        <w:t xml:space="preserve"> Test Step Description: Ingest synthetic claim payload testing In-Network Co-pay Calculation into the engine </w:t>
+        <w:tab/>
+        <w:t xml:space="preserve"> Test Step Expected Result: Adjudication engine applies correct formula and outputs calculated totals.</w:t>
+      </w:r>
+    </w:p>
+    <w:p>
+      <w:r>
+        <w:tab/>
+        <w:t xml:space="preserve">Work Item ID: 1573 </w:t>
+        <w:tab/>
+        <w:t xml:space="preserve"> Module: AI Insights &amp; Anomaly Detection </w:t>
+        <w:tab/>
+        <w:t xml:space="preserve"> Name: Model Drift Monitoring - Variant 16 </w:t>
+        <w:tab/>
+        <w:t xml:space="preserve"> Id: TC2108 </w:t>
+        <w:tab/>
+        <w:t xml:space="preserve"> Description: Verify accuracy and SLA metrics for Model Drift Monitoring predictive execution </w:t>
+        <w:tab/>
+        <w:t xml:space="preserve"> Precondition: Model checkpoint v2.4 loaded in runtime environment. </w:t>
+        <w:tab/>
+        <w:t xml:space="preserve"> Test Step: 1 </w:t>
+        <w:tab/>
+        <w:t xml:space="preserve"> Test Step Description: Interact with AI insight card component for Model Drift Monitoring </w:t>
+        <w:tab/>
+        <w:t xml:space="preserve"> Test Step Expected Result: Explanation model outputs clear feature contribution breakdown.</w:t>
+      </w:r>
+    </w:p>
+    <w:p>
+      <w:r>
+        <w:tab/>
+        <w:t xml:space="preserve">Work Item ID: 1573 </w:t>
+        <w:tab/>
+        <w:t xml:space="preserve"> Module: AI Insights &amp; Anomaly Detection </w:t>
+        <w:tab/>
+        <w:t xml:space="preserve"> Name: Cost Spike Detection - Variant 25 </w:t>
+        <w:tab/>
+        <w:t xml:space="preserve"> Id: TC2466 </w:t>
+        <w:tab/>
+        <w:t xml:space="preserve"> Description: Verify dashboard UI component displays output from Cost Spike Detection </w:t>
+        <w:tab/>
+        <w:t xml:space="preserve"> Precondition: Historical baseline metrics ingested and indexed. </w:t>
+        <w:tab/>
+        <w:t xml:space="preserve"> Test Step: 1 </w:t>
+        <w:tab/>
+        <w:t xml:space="preserve"> Test Step Description: Trigger dashboard refresh and monitor response latency for Cost Spike Detection </w:t>
+        <w:tab/>
+        <w:t xml:space="preserve"> Test Step Expected Result: Visualization widget renders top trends with accurate confidence scores.</w:t>
+      </w:r>
+    </w:p>
+    <w:p>
+      <w:r>
+        <w:tab/>
+        <w:t xml:space="preserve">Work Item ID: 1573 </w:t>
+        <w:tab/>
+        <w:t xml:space="preserve"> Module: AI Insights &amp; Anomaly Detection </w:t>
+        <w:tab/>
+        <w:t xml:space="preserve"> Name: Custom Threshold Setting - Variant 26 </w:t>
+        <w:tab/>
+        <w:t xml:space="preserve"> Id: TC2526 </w:t>
+        <w:tab/>
+        <w:t xml:space="preserve"> Description: Verify dashboard UI component displays output from Custom Threshold Setting </w:t>
+        <w:tab/>
+        <w:t xml:space="preserve"> Precondition: Historical baseline metrics ingested and indexed. </w:t>
+        <w:tab/>
+        <w:t xml:space="preserve"> Test Step: 1 </w:t>
+        <w:tab/>
+        <w:t xml:space="preserve"> Test Step Description: Trigger dashboard refresh and monitor response latency for Custom Threshold Setting </w:t>
+        <w:tab/>
+        <w:t xml:space="preserve"> Test Step Expected Result: Visualization widget renders top trends with accurate confidence scores.</w:t>
+      </w:r>
+    </w:p>
+    <w:p>
+      <w:r>
+        <w:tab/>
+        <w:t xml:space="preserve">Work Item ID: 1572 </w:t>
+        <w:tab/>
+        <w:t xml:space="preserve"> Module: Claims Adjudication </w:t>
+        <w:tab/>
+        <w:t xml:space="preserve"> Name: Claim Line Item Split - Variant 27 </w:t>
+        <w:tab/>
+        <w:t xml:space="preserve"> Id: TC2549 </w:t>
+        <w:tab/>
+        <w:t xml:space="preserve"> Description: Verify adjudication engine logic for Claim Line Item Split </w:t>
+        <w:tab/>
+        <w:t xml:space="preserve"> Precondition: Claim adjudication rules engine initialized. </w:t>
+        <w:tab/>
+        <w:t xml:space="preserve"> Test Step: 1 </w:t>
+        <w:tab/>
+        <w:t xml:space="preserve"> Test Step Description: Ingest synthetic claim payload testing Claim Line Item Split into the engine </w:t>
+        <w:tab/>
+        <w:t xml:space="preserve"> Test Step Expected Result: Adjudication engine applies correct formula and outputs calculated totals.</w:t>
+      </w:r>
+    </w:p>
+    <w:p>
+      <w:r>
+        <w:tab/>
+        <w:t xml:space="preserve">Work Item ID: 1573 </w:t>
+        <w:tab/>
+        <w:t xml:space="preserve"> Module: AI Insights &amp; Anomaly Detection </w:t>
+        <w:tab/>
+        <w:t xml:space="preserve"> Name: Unusual Billing Pattern Flag - Variant 16 </w:t>
+        <w:tab/>
+        <w:t xml:space="preserve"> Id: TC2134 </w:t>
+        <w:tab/>
+        <w:t xml:space="preserve"> Description: Verify dashboard UI component displays output from Unusual Billing Pattern Flag </w:t>
+        <w:tab/>
+        <w:t xml:space="preserve"> Precondition: Historical baseline metrics ingested and indexed. </w:t>
+        <w:tab/>
+        <w:t xml:space="preserve"> Test Step: 1 </w:t>
+        <w:tab/>
+        <w:t xml:space="preserve"> Test Step Description: Trigger dashboard refresh and monitor response latency for Unusual Billing Pattern Flag </w:t>
+        <w:tab/>
+        <w:t xml:space="preserve"> Test Step Expected Result: Visualization widget renders top trends with accurate confidence scores.</w:t>
+      </w:r>
+    </w:p>
+    <w:p>
+      <w:r>
+        <w:tab/>
+        <w:t xml:space="preserve">Work Item ID: 1573 </w:t>
+        <w:tab/>
+        <w:t xml:space="preserve"> Module: AI Insights &amp; Anomaly Detection </w:t>
+        <w:tab/>
+        <w:t xml:space="preserve"> Name: Recommendation Engine Ranking - Variant 27 </w:t>
+        <w:tab/>
+        <w:t xml:space="preserve"> Id: TC2550 </w:t>
+        <w:tab/>
+        <w:t xml:space="preserve"> Description: Verify dashboard UI component displays output from Recommendation Engine Ranking </w:t>
+        <w:tab/>
+        <w:t xml:space="preserve"> Precondition: Historical baseline metrics ingested and indexed. </w:t>
+        <w:tab/>
+        <w:t xml:space="preserve"> Test Step: 1 </w:t>
+        <w:tab/>
+        <w:t xml:space="preserve"> Test Step Description: Trigger dashboard refresh and monitor response latency for Recommendation Engine Ranking </w:t>
+        <w:tab/>
+        <w:t xml:space="preserve"> Test Step Expected Result: Visualization widget renders top trends with accurate confidence scores.</w:t>
+      </w:r>
+    </w:p>
+    <w:p>
+      <w:r>
+        <w:tab/>
+        <w:t xml:space="preserve">Work Item ID: 1573 </w:t>
+        <w:tab/>
+        <w:t xml:space="preserve"> Module: AI Insights &amp; Anomaly Detection </w:t>
+        <w:tab/>
+        <w:t xml:space="preserve"> Name: Recommendation Engine Ranking - Variant 12 </w:t>
+        <w:tab/>
+        <w:t xml:space="preserve"> Id: TC1950 </w:t>
+        <w:tab/>
+        <w:t xml:space="preserve"> Description: Verify dashboard UI component displays output from Recommendation Engine Ranking </w:t>
+        <w:tab/>
+        <w:t xml:space="preserve"> Precondition: Historical baseline metrics ingested and indexed. </w:t>
+        <w:tab/>
+        <w:t xml:space="preserve"> Test Step: 1 </w:t>
+        <w:tab/>
+        <w:t xml:space="preserve"> Test Step Description: Trigger dashboard refresh and monitor response latency for Recommendation Engine Ranking </w:t>
+        <w:tab/>
+        <w:t xml:space="preserve"> Test Step Expected Result: Visualization widget renders top trends with accurate confidence scores.</w:t>
+      </w:r>
+    </w:p>
+    <w:p>
+      <w:r>
+        <w:tab/>
+        <w:t xml:space="preserve">Work Item ID: 1573 </w:t>
+        <w:tab/>
+        <w:t xml:space="preserve"> Module: AI Insights &amp; Anomaly Detection </w:t>
+        <w:tab/>
+        <w:t xml:space="preserve"> Name: Model Drift Monitoring - Variant 18 </w:t>
+        <w:tab/>
+        <w:t xml:space="preserve"> Id: TC2188 </w:t>
+        <w:tab/>
+        <w:t xml:space="preserve"> Description: Verify accuracy and SLA metrics for Model Drift Monitoring predictive execution </w:t>
+        <w:tab/>
+        <w:t xml:space="preserve"> Precondition: Model checkpoint v2.4 loaded in runtime environment. </w:t>
+        <w:tab/>
+        <w:t xml:space="preserve"> Test Step: 1 </w:t>
+        <w:tab/>
+        <w:t xml:space="preserve"> Test Step Description: Interact with AI insight card component for Model Drift Monitoring </w:t>
+        <w:tab/>
+        <w:t xml:space="preserve"> Test Step Expected Result: Explanation model outputs clear feature contribution breakdown.</w:t>
+      </w:r>
+    </w:p>
+    <w:p>
+      <w:r>
+        <w:tab/>
+        <w:t xml:space="preserve">Work Item ID: 1573 </w:t>
+        <w:tab/>
+        <w:t xml:space="preserve"> Module: AI Insights &amp; Anomaly Detection </w:t>
+        <w:tab/>
+        <w:t xml:space="preserve"> Name: Batch Model Scoring - Variant 11 </w:t>
+        <w:tab/>
+        <w:t xml:space="preserve"> Id: TC1920 </w:t>
+        <w:tab/>
+        <w:t xml:space="preserve"> Description: Verify accuracy and SLA metrics for Batch Model Scoring predictive execution </w:t>
+        <w:tab/>
+        <w:t xml:space="preserve"> Precondition: Model checkpoint v2.4 loaded in runtime environment. </w:t>
+        <w:tab/>
+        <w:t xml:space="preserve"> Test Step: 1 </w:t>
+        <w:tab/>
+        <w:t xml:space="preserve"> Test Step Description: Interact with AI insight card component for Batch Model Scoring </w:t>
+        <w:tab/>
+        <w:t xml:space="preserve"> Test Step Expected Result: Explanation model outputs clear feature contribution breakdown.</w:t>
+      </w:r>
+    </w:p>
+    <w:p>
+      <w:r>
+        <w:tab/>
+        <w:t xml:space="preserve">Work Item ID: 1572 </w:t>
+        <w:tab/>
+        <w:t xml:space="preserve"> Module: Claims Adjudication </w:t>
+        <w:tab/>
+        <w:t xml:space="preserve"> Name: Out-of-Network Coinsurance - Variant 12 </w:t>
+        <w:tab/>
+        <w:t xml:space="preserve"> Id: TC1943 </w:t>
+        <w:tab/>
+        <w:t xml:space="preserve"> Description: Verify system handles invalid or missing data during Out-of-Network Coinsurance </w:t>
+        <w:tab/>
+        <w:t xml:space="preserve"> Precondition: Inbound EDI 837 claim processing queue online. </w:t>
+        <w:tab/>
+        <w:t xml:space="preserve"> Test Step: 1 </w:t>
+        <w:tab/>
+        <w:t xml:space="preserve"> Test Step Description: Submit claim batch containing edge case scenarios for Out-of-Network Coinsurance </w:t>
+        <w:tab/>
+        <w:t xml:space="preserve"> Test Step Expected Result: System flags anomaly and routed claim to review queue instantly.</w:t>
+      </w:r>
+    </w:p>
+    <w:p>
+      <w:r>
+        <w:tab/>
+        <w:t xml:space="preserve">Work Item ID: 1573 </w:t>
+        <w:tab/>
+        <w:t xml:space="preserve"> Module: AI Insights &amp; Anomaly Detection </w:t>
+        <w:tab/>
+        <w:t xml:space="preserve"> Name: Unusual Billing Pattern Flag - Variant 21 </w:t>
+        <w:tab/>
+        <w:t xml:space="preserve"> Id: TC2334 </w:t>
+        <w:tab/>
+        <w:t xml:space="preserve"> Description: Verify dashboard UI component displays output from Unusual Billing Pattern Flag </w:t>
+        <w:tab/>
+        <w:t xml:space="preserve"> Precondition: Historical baseline metrics ingested and indexed. </w:t>
+        <w:tab/>
+        <w:t xml:space="preserve"> Test Step: 1 </w:t>
+        <w:tab/>
+        <w:t xml:space="preserve"> Test Step Description: Trigger dashboard refresh and monitor response latency for Unusual Billing Pattern Flag </w:t>
+        <w:tab/>
+        <w:t xml:space="preserve"> Test Step Expected Result: Visualization widget renders top trends with accurate confidence scores.</w:t>
+      </w:r>
+    </w:p>
+    <w:p>
+      <w:r>
+        <w:tab/>
+        <w:t xml:space="preserve">Work Item ID: 1573 </w:t>
+        <w:tab/>
+        <w:t xml:space="preserve"> Module: AI Insights &amp; Anomaly Detection </w:t>
+        <w:tab/>
+        <w:t xml:space="preserve"> Name: Trend Anomaly Alert - Variant 17 </w:t>
+        <w:tab/>
+        <w:t xml:space="preserve"> Id: TC2142 </w:t>
+        <w:tab/>
+        <w:t xml:space="preserve"> Description: Verify dashboard UI component displays output from Trend Anomaly Alert </w:t>
+        <w:tab/>
+        <w:t xml:space="preserve"> Precondition: Historical baseline metrics ingested and indexed. </w:t>
+        <w:tab/>
+        <w:t xml:space="preserve"> Test Step: 1 </w:t>
+        <w:tab/>
+        <w:t xml:space="preserve"> Test Step Description: Trigger dashboard refresh and monitor response latency for Trend Anomaly Alert </w:t>
+        <w:tab/>
+        <w:t xml:space="preserve"> Test Step Expected Result: Visualization widget renders top trends with accurate confidence scores.</w:t>
+      </w:r>
+    </w:p>
+    <w:p>
+      <w:r>
+        <w:tab/>
+        <w:t xml:space="preserve">Work Item ID: 1572 </w:t>
+        <w:tab/>
+        <w:t xml:space="preserve"> Module: Claims Adjudication </w:t>
+        <w:tab/>
+        <w:t xml:space="preserve"> Name: In-Network Co-pay Calculation - Variant 20 </w:t>
+        <w:tab/>
+        <w:t xml:space="preserve"> Id: TC2261 </w:t>
+        <w:tab/>
+        <w:t xml:space="preserve"> Description: Verify adjudication engine logic for In-Network Co-pay Calculation </w:t>
+        <w:tab/>
+        <w:t xml:space="preserve"> Precondition: Claim adjudication rules engine initialized. </w:t>
+        <w:tab/>
+        <w:t xml:space="preserve"> Test Step: 1 </w:t>
+        <w:tab/>
+        <w:t xml:space="preserve"> Test Step Description: Ingest synthetic claim payload testing In-Network Co-pay Calculation into the engine </w:t>
+        <w:tab/>
+        <w:t xml:space="preserve"> Test Step Expected Result: Adjudication engine applies correct formula and outputs calculated totals.</w:t>
+      </w:r>
+    </w:p>
+    <w:p>
+      <w:r>
+        <w:tab/>
+        <w:t xml:space="preserve">Work Item ID: 1573 </w:t>
+        <w:tab/>
+        <w:t xml:space="preserve"> Module: AI Insights &amp; Anomaly Detection </w:t>
+        <w:tab/>
+        <w:t xml:space="preserve"> Name: Feature Attribution UI - Variant 3 </w:t>
+        <w:tab/>
+        <w:t xml:space="preserve"> Id: TC1592 </w:t>
+        <w:tab/>
+        <w:t xml:space="preserve"> Description: Verify accuracy and SLA metrics for Feature Attribution UI predictive execution </w:t>
+        <w:tab/>
+        <w:t xml:space="preserve"> Precondition: Model checkpoint v2.4 loaded in runtime environment. </w:t>
+        <w:tab/>
+        <w:t xml:space="preserve"> Test Step: 1 </w:t>
+        <w:tab/>
+        <w:t xml:space="preserve"> Test Step Description: Interact with AI insight card component for Feature Attribution UI </w:t>
+        <w:tab/>
+        <w:t xml:space="preserve"> Test Step Expected Result: Explanation model outputs clear feature contribution breakdown.</w:t>
+      </w:r>
+    </w:p>
+    <w:p>
+      <w:r>
+        <w:tab/>
+        <w:t xml:space="preserve">Work Item ID: 1573 </w:t>
+        <w:tab/>
+        <w:t xml:space="preserve"> Module: AI Insights &amp; Anomaly Detection </w:t>
+        <w:tab/>
+        <w:t xml:space="preserve"> Name: Automated Summary Generation - Variant 11 </w:t>
+        <w:tab/>
+        <w:t xml:space="preserve"> Id: TC1938 </w:t>
+        <w:tab/>
+        <w:t xml:space="preserve"> Description: Verify dashboard UI component displays output from Automated Summary Generation </w:t>
+        <w:tab/>
+        <w:t xml:space="preserve"> Precondition: Historical baseline metrics ingested and indexed. </w:t>
+        <w:tab/>
+        <w:t xml:space="preserve"> Test Step: 1 </w:t>
+        <w:tab/>
+        <w:t xml:space="preserve"> Test Step Description: Trigger dashboard refresh and monitor response latency for Automated Summary Generation </w:t>
+        <w:tab/>
+        <w:t xml:space="preserve"> Test Step Expected Result: Visualization widget renders top trends with accurate confidence scores.</w:t>
+      </w:r>
+    </w:p>
+    <w:p>
+      <w:r>
+        <w:tab/>
+        <w:t xml:space="preserve">Work Item ID: 1573 </w:t>
+        <w:tab/>
+        <w:t xml:space="preserve"> Module: AI Insights &amp; Anomaly Detection </w:t>
+        <w:tab/>
+        <w:t xml:space="preserve"> Name: Model Retraining Trigger - Variant 24 </w:t>
+        <w:tab/>
+        <w:t xml:space="preserve"> Id: TC2460 </w:t>
+        <w:tab/>
+        <w:t xml:space="preserve"> Description: Verify accuracy and SLA metrics for Model Retraining Trigger predictive execution </w:t>
+        <w:tab/>
+        <w:t xml:space="preserve"> Precondition: Model checkpoint v2.4 loaded in runtime environment. </w:t>
+        <w:tab/>
+        <w:t xml:space="preserve"> Test Step: 1 </w:t>
+        <w:tab/>
+        <w:t xml:space="preserve"> Test Step Description: Interact with AI insight card component for Model Retraining Trigger </w:t>
+        <w:tab/>
+        <w:t xml:space="preserve"> Test Step Expected Result: Explanation model outputs clear feature contribution breakdown.</w:t>
+      </w:r>
+    </w:p>
+    <w:p>
+      <w:r>
+        <w:tab/>
+        <w:t xml:space="preserve">Work Item ID: 1573 </w:t>
+        <w:tab/>
+        <w:t xml:space="preserve"> Module: AI Insights &amp; Anomaly Detection </w:t>
+        <w:tab/>
+        <w:t xml:space="preserve"> Name: Historical Baseline Comparison - Variant 4 </w:t>
+        <w:tab/>
+        <w:t xml:space="preserve"> Id: TC1648 </w:t>
+        <w:tab/>
+        <w:t xml:space="preserve"> Description: Verify accuracy and SLA metrics for Historical Baseline Comparison predictive execution </w:t>
+        <w:tab/>
+        <w:t xml:space="preserve"> Precondition: Model checkpoint v2.4 loaded in runtime environment. </w:t>
+        <w:tab/>
+        <w:t xml:space="preserve"> Test Step: 1 </w:t>
+        <w:tab/>
+        <w:t xml:space="preserve"> Test Step Description: Interact with AI insight card component for Historical Baseline Comparison </w:t>
+        <w:tab/>
+        <w:t xml:space="preserve"> Test Step Expected Result: Explanation model outputs clear feature contribution breakdown.</w:t>
+      </w:r>
+    </w:p>
+    <w:p>
+      <w:r>
+        <w:tab/>
+        <w:t xml:space="preserve">Work Item ID: 1572 </w:t>
+        <w:tab/>
+        <w:t xml:space="preserve"> Module: Claims Adjudication </w:t>
+        <w:tab/>
+        <w:t xml:space="preserve"> Name: Tax ID Validation - Variant 23 </w:t>
+        <w:tab/>
+        <w:t xml:space="preserve"> Id: TC2415 </w:t>
+        <w:tab/>
+        <w:t xml:space="preserve"> Description: Verify system handles invalid or missing data during Tax ID Validation </w:t>
+        <w:tab/>
+        <w:t xml:space="preserve"> Precondition: Inbound EDI 837 claim processing queue online. </w:t>
+        <w:tab/>
+        <w:t xml:space="preserve"> Test Step: 1 </w:t>
+        <w:tab/>
+        <w:t xml:space="preserve"> Test Step Description: Submit claim batch containing edge case scenarios for Tax ID Validation </w:t>
+        <w:tab/>
+        <w:t xml:space="preserve"> Test Step Expected Result: System flags anomaly and routed claim to review queue instantly.</w:t>
+      </w:r>
+    </w:p>
+    <w:p>
+      <w:r>
+        <w:tab/>
+        <w:t xml:space="preserve">Work Item ID: 1572 </w:t>
+        <w:tab/>
+        <w:t xml:space="preserve"> Module: Claims Adjudication </w:t>
+        <w:tab/>
+        <w:t xml:space="preserve"> Name: Duplicate Claim Rejection - Variant 21 </w:t>
+        <w:tab/>
+        <w:t xml:space="preserve"> Id: TC2315 </w:t>
+        <w:tab/>
+        <w:t xml:space="preserve"> Description: Verify system handles invalid or missing data during Duplicate Claim Rejection </w:t>
+        <w:tab/>
+        <w:t xml:space="preserve"> Precondition: Inbound EDI 837 claim processing queue online. </w:t>
+        <w:tab/>
+        <w:t xml:space="preserve"> Test Step: 1 </w:t>
+        <w:tab/>
+        <w:t xml:space="preserve"> Test Step Description: Submit claim batch containing edge case scenarios for Duplicate Claim Rejection </w:t>
+        <w:tab/>
+        <w:t xml:space="preserve"> Test Step Expected Result: System flags anomaly and routed claim to review queue instantly.</w:t>
+      </w:r>
+    </w:p>
+    <w:p>
+      <w:r>
+        <w:tab/>
+        <w:t xml:space="preserve">Work Item ID: 1573 </w:t>
+        <w:tab/>
+        <w:t xml:space="preserve"> Module: AI Insights &amp; Anomaly Detection </w:t>
+        <w:tab/>
+        <w:t xml:space="preserve"> Name: False Positive Feedback Loop - Variant 26 </w:t>
+        <w:tab/>
+        <w:t xml:space="preserve"> Id: TC2518 </w:t>
+        <w:tab/>
+        <w:t xml:space="preserve"> Description: Verify dashboard UI component displays output from False Positive Feedback Loop </w:t>
+        <w:tab/>
+        <w:t xml:space="preserve"> Precondition: Historical baseline metrics ingested and indexed. </w:t>
+        <w:tab/>
+        <w:t xml:space="preserve"> Test Step: 1 </w:t>
+        <w:tab/>
+        <w:t xml:space="preserve"> Test Step Description: Trigger dashboard refresh and monitor response latency for False Positive Feedback Loop </w:t>
+        <w:tab/>
+        <w:t xml:space="preserve"> Test Step Expected Result: Visualization widget renders top trends with accurate confidence scores.</w:t>
+      </w:r>
+    </w:p>
+    <w:p>
+      <w:r>
+        <w:tab/>
+        <w:t xml:space="preserve">Work Item ID: 1572 </w:t>
+        <w:tab/>
+        <w:t xml:space="preserve"> Module: Claims Adjudication </w:t>
+        <w:tab/>
+        <w:t xml:space="preserve"> Name: Out-of-Network Coinsurance - Variant 24 </w:t>
+        <w:tab/>
+        <w:t xml:space="preserve"> Id: TC2423 </w:t>
+        <w:tab/>
+        <w:t xml:space="preserve"> Description: Verify system handles invalid or missing data during Out-of-Network Coinsurance </w:t>
+        <w:tab/>
+        <w:t xml:space="preserve"> Precondition: Inbound EDI 837 claim processing queue online. </w:t>
+        <w:tab/>
+        <w:t xml:space="preserve"> Test Step: 1 </w:t>
+        <w:tab/>
+        <w:t xml:space="preserve"> Test Step Description: Submit claim batch containing edge case scenarios for Out-of-Network Coinsurance </w:t>
+        <w:tab/>
+        <w:t xml:space="preserve"> Test Step Expected Result: System flags anomaly and routed claim to review queue instantly.</w:t>
+      </w:r>
+    </w:p>
+    <w:p>
+      <w:r>
+        <w:tab/>
+        <w:t xml:space="preserve">Work Item ID: 1572 </w:t>
+        <w:tab/>
+        <w:t xml:space="preserve"> Module: Claims Adjudication </w:t>
+        <w:tab/>
+        <w:t xml:space="preserve"> Name: Corrected Claim Resubmission - Variant 20 </w:t>
+        <w:tab/>
+        <w:t xml:space="preserve"> Id: TC2297 </w:t>
+        <w:tab/>
+        <w:t xml:space="preserve"> Description: Verify adjudication engine logic for Corrected Claim Resubmission </w:t>
+        <w:tab/>
+        <w:t xml:space="preserve"> Precondition: Claim adjudication rules engine initialized. </w:t>
+        <w:tab/>
+        <w:t xml:space="preserve"> Test Step: 1 </w:t>
+        <w:tab/>
+        <w:t xml:space="preserve"> Test Step Description: Ingest synthetic claim payload testing Corrected Claim Resubmission into the engine </w:t>
+        <w:tab/>
+        <w:t xml:space="preserve"> Test Step Expected Result: Adjudication engine applies correct formula and outputs calculated totals.</w:t>
+      </w:r>
+    </w:p>
+    <w:p>
+      <w:r>
+        <w:tab/>
+        <w:t xml:space="preserve">Work Item ID: 1572 </w:t>
+        <w:tab/>
+        <w:t xml:space="preserve"> Module: Claims Adjudication </w:t>
+        <w:tab/>
+        <w:t xml:space="preserve"> Name: Pre-authorization Check - Variant 19 </w:t>
+        <w:tab/>
+        <w:t xml:space="preserve"> Id: TC2225 </w:t>
+        <w:tab/>
+        <w:t xml:space="preserve"> Description: Verify adjudication engine logic for Pre-authorization Check </w:t>
+        <w:tab/>
+        <w:t xml:space="preserve"> Precondition: Claim adjudication rules engine initialized. </w:t>
+        <w:tab/>
+        <w:t xml:space="preserve"> Test Step: 1 </w:t>
+        <w:tab/>
+        <w:t xml:space="preserve"> Test Step Description: Ingest synthetic claim payload testing Pre-authorization Check into the engine </w:t>
+        <w:tab/>
+        <w:t xml:space="preserve"> Test Step Expected Result: Adjudication engine applies correct formula and outputs calculated totals.</w:t>
+      </w:r>
+    </w:p>
+    <w:p>
+      <w:r>
+        <w:tab/>
+        <w:t xml:space="preserve">Work Item ID: 1573 </w:t>
+        <w:tab/>
+        <w:t xml:space="preserve"> Module: AI Insights &amp; Anomaly Detection </w:t>
+        <w:tab/>
+        <w:t xml:space="preserve"> Name: Cost Spike Detection - Variant 7 </w:t>
+        <w:tab/>
+        <w:t xml:space="preserve"> Id: TC1746 </w:t>
+        <w:tab/>
+        <w:t xml:space="preserve"> Description: Verify dashboard UI component displays output from Cost Spike Detection </w:t>
+        <w:tab/>
+        <w:t xml:space="preserve"> Precondition: Historical baseline metrics ingested and indexed. </w:t>
+        <w:tab/>
+        <w:t xml:space="preserve"> Test Step: 1 </w:t>
+        <w:tab/>
+        <w:t xml:space="preserve"> Test Step Description: Trigger dashboard refresh and monitor response latency for Cost Spike Detection </w:t>
+        <w:tab/>
+        <w:t xml:space="preserve"> Test Step Expected Result: Visualization widget renders top trends with accurate confidence scores.</w:t>
+      </w:r>
+    </w:p>
+    <w:p>
+      <w:r>
+        <w:tab/>
+        <w:t xml:space="preserve">Work Item ID: 1572 </w:t>
+        <w:tab/>
+        <w:t xml:space="preserve"> Module: Claims Adjudication </w:t>
+        <w:tab/>
+        <w:t xml:space="preserve"> Name: Duplicate Claim Rejection - Variant 29 </w:t>
+        <w:tab/>
+        <w:t xml:space="preserve"> Id: TC2635 </w:t>
+        <w:tab/>
+        <w:t xml:space="preserve"> Description: Verify system handles invalid or missing data during Duplicate Claim Rejection </w:t>
+        <w:tab/>
+        <w:t xml:space="preserve"> Precondition: Inbound EDI 837 claim processing queue online. </w:t>
+        <w:tab/>
+        <w:t xml:space="preserve"> Test Step: 1 </w:t>
+        <w:tab/>
+        <w:t xml:space="preserve"> Test Step Description: Submit claim batch containing edge case scenarios for Duplicate Claim Rejection </w:t>
+        <w:tab/>
+        <w:t xml:space="preserve"> Test Step Expected Result: System flags anomaly and routed claim to review queue instantly.</w:t>
+      </w:r>
+    </w:p>
+    <w:p>
+      <w:r>
+        <w:tab/>
+        <w:t xml:space="preserve">Work Item ID: 1572 </w:t>
+        <w:tab/>
+        <w:t xml:space="preserve"> Module: Claims Adjudication </w:t>
+        <w:tab/>
+        <w:t xml:space="preserve"> Name: High Value Claim Audit Trigger - Variant 10 </w:t>
+        <w:tab/>
+        <w:t xml:space="preserve"> Id: TC1893 </w:t>
+        <w:tab/>
+        <w:t xml:space="preserve"> Description: Verify adjudication engine logic for High Value Claim Audit Trigger </w:t>
+        <w:tab/>
+        <w:t xml:space="preserve"> Precondition: Claim adjudication rules engine initialized. </w:t>
+        <w:tab/>
+        <w:t xml:space="preserve"> Test Step: 1 </w:t>
+        <w:tab/>
+        <w:t xml:space="preserve"> Test Step Description: Ingest synthetic claim payload testing High Value Claim Audit Trigger into the engine </w:t>
+        <w:tab/>
+        <w:t xml:space="preserve"> Test Step Expected Result: Adjudication engine applies correct formula and outputs calculated totals.</w:t>
+      </w:r>
+    </w:p>
+    <w:p>
+      <w:r>
+        <w:tab/>
+        <w:t xml:space="preserve">Work Item ID: 1572 </w:t>
+        <w:tab/>
+        <w:t xml:space="preserve"> Module: Claims Adjudication </w:t>
+        <w:tab/>
+        <w:t xml:space="preserve"> Name: Batch Claim Ingestion - Variant 27 </w:t>
+        <w:tab/>
+        <w:t xml:space="preserve"> Id: TC2571 </w:t>
+        <w:tab/>
+        <w:t xml:space="preserve"> Description: Verify system handles invalid or missing data during Batch Claim Ingestion </w:t>
+        <w:tab/>
+        <w:t xml:space="preserve"> Precondition: Inbound EDI 837 claim processing queue online. </w:t>
+        <w:tab/>
+        <w:t xml:space="preserve"> Test Step: 1 </w:t>
+        <w:tab/>
+        <w:t xml:space="preserve"> Test Step Description: Submit claim batch containing edge case scenarios for Batch Claim Ingestion </w:t>
+        <w:tab/>
+        <w:t xml:space="preserve"> Test Step Expected Result: System flags anomaly and routed claim to review queue instantly.</w:t>
+      </w:r>
+    </w:p>
+    <w:p>
+      <w:r>
+        <w:tab/>
+        <w:t xml:space="preserve">Work Item ID: 1572 </w:t>
+        <w:tab/>
+        <w:t xml:space="preserve"> Module: Claims Adjudication </w:t>
+        <w:tab/>
+        <w:t xml:space="preserve"> Name: Pre-authorization Check - Variant 16 </w:t>
+        <w:tab/>
+        <w:t xml:space="preserve"> Id: TC2105 </w:t>
+        <w:tab/>
+        <w:t xml:space="preserve"> Description: Verify adjudication engine logic for Pre-authorization Check </w:t>
+        <w:tab/>
+        <w:t xml:space="preserve"> Precondition: Claim adjudication rules engine initialized. </w:t>
+        <w:tab/>
+        <w:t xml:space="preserve"> Test Step: 1 </w:t>
+        <w:tab/>
+        <w:t xml:space="preserve"> Test Step Description: Ingest synthetic claim payload testing Pre-authorization Check into the engine </w:t>
+        <w:tab/>
+        <w:t xml:space="preserve"> Test Step Expected Result: Adjudication engine applies correct formula and outputs calculated totals.</w:t>
+      </w:r>
+    </w:p>
+    <w:p>
+      <w:r>
+        <w:tab/>
+        <w:t xml:space="preserve">Work Item ID: 1572 </w:t>
+        <w:tab/>
+        <w:t xml:space="preserve"> Module: Claims Adjudication </w:t>
+        <w:tab/>
+        <w:t xml:space="preserve"> Name: Denial Code ERR-ENR-02 - Variant 9 </w:t>
+        <w:tab/>
+        <w:t xml:space="preserve"> Id: TC1841 </w:t>
+        <w:tab/>
+        <w:t xml:space="preserve"> Description: Verify adjudication engine logic for Denial Code ERR-ENR-02 </w:t>
+        <w:tab/>
+        <w:t xml:space="preserve"> Precondition: Claim adjudication rules engine initialized. </w:t>
+        <w:tab/>
+        <w:t xml:space="preserve"> Test Step: 1 </w:t>
+        <w:tab/>
+        <w:t xml:space="preserve"> Test Step Description: Ingest synthetic claim payload testing Denial Code ERR-ENR-02 into the engine </w:t>
+        <w:tab/>
+        <w:t xml:space="preserve"> Test Step Expected Result: Adjudication engine applies correct formula and outputs calculated totals.</w:t>
+      </w:r>
+    </w:p>
+    <w:p>
+      <w:r>
+        <w:tab/>
+        <w:t xml:space="preserve">Work Item ID: 1572 </w:t>
+        <w:tab/>
+        <w:t xml:space="preserve"> Module: Claims Adjudication </w:t>
+        <w:tab/>
+        <w:t xml:space="preserve"> Name: Out-of-Network Coinsurance - Variant 23 </w:t>
+        <w:tab/>
+        <w:t xml:space="preserve"> Id: TC2383 </w:t>
+        <w:tab/>
+        <w:t xml:space="preserve"> Description: Verify system handles invalid or missing data during Out-of-Network Coinsurance </w:t>
+        <w:tab/>
+        <w:t xml:space="preserve"> Precondition: Inbound EDI 837 claim processing queue online. </w:t>
+        <w:tab/>
+        <w:t xml:space="preserve"> Test Step: 1 </w:t>
+        <w:tab/>
+        <w:t xml:space="preserve"> Test Step Description: Submit claim batch containing edge case scenarios for Out-of-Network Coinsurance </w:t>
+        <w:tab/>
+        <w:t xml:space="preserve"> Test Step Expected Result: System flags anomaly and routed claim to review queue instantly.</w:t>
+      </w:r>
+    </w:p>
+    <w:p>
+      <w:r>
+        <w:tab/>
+        <w:t xml:space="preserve">Work Item ID: 1572 </w:t>
+        <w:tab/>
+        <w:t xml:space="preserve"> Module: Claims Adjudication </w:t>
+        <w:tab/>
+        <w:t xml:space="preserve"> Name: Diagnosis Code Validation - Variant 23 </w:t>
+        <w:tab/>
+        <w:t xml:space="preserve"> Id: TC2391 </w:t>
+        <w:tab/>
+        <w:t xml:space="preserve"> Description: Verify system handles invalid or missing data during Diagnosis Code Validation </w:t>
+        <w:tab/>
+        <w:t xml:space="preserve"> Precondition: Inbound EDI 837 claim processing queue online. </w:t>
+        <w:tab/>
+        <w:t xml:space="preserve"> Test Step: 1 </w:t>
+        <w:tab/>
+        <w:t xml:space="preserve"> Test Step Description: Submit claim batch containing edge case scenarios for Diagnosis Code Validation </w:t>
+        <w:tab/>
+        <w:t xml:space="preserve"> Test Step Expected Result: System flags anomaly and routed claim to review queue instantly.</w:t>
+      </w:r>
+    </w:p>
+    <w:p>
+      <w:r>
+        <w:tab/>
+        <w:t xml:space="preserve">Work Item ID: 1572 </w:t>
+        <w:tab/>
+        <w:t xml:space="preserve"> Module: Claims Adjudication </w:t>
+        <w:tab/>
+        <w:t xml:space="preserve"> Name: Provider NPI Verification - Variant 18 </w:t>
+        <w:tab/>
+        <w:t xml:space="preserve"> Id: TC2205 </w:t>
+        <w:tab/>
+        <w:t xml:space="preserve"> Description: Verify adjudication engine logic for Provider NPI Verification </w:t>
+        <w:tab/>
+        <w:t xml:space="preserve"> Precondition: Claim adjudication rules engine initialized. </w:t>
+        <w:tab/>
+        <w:t xml:space="preserve"> Test Step: 1 </w:t>
+        <w:tab/>
+        <w:t xml:space="preserve"> Test Step Description: Ingest synthetic claim payload testing Provider NPI Verification into the engine </w:t>
+        <w:tab/>
+        <w:t xml:space="preserve"> Test Step Expected Result: Adjudication engine applies correct formula and outputs calculated totals.</w:t>
+      </w:r>
+    </w:p>
+    <w:p>
+      <w:r>
+        <w:tab/>
+        <w:t xml:space="preserve">Work Item ID: 1573 </w:t>
+        <w:tab/>
+        <w:t xml:space="preserve"> Module: AI Insights &amp; Anomaly Detection </w:t>
+        <w:tab/>
+        <w:t xml:space="preserve"> Name: Model Retraining Trigger - Variant 25 </w:t>
+        <w:tab/>
+        <w:t xml:space="preserve"> Id: TC2500 </w:t>
+        <w:tab/>
+        <w:t xml:space="preserve"> Description: Verify accuracy and SLA metrics for Model Retraining Trigger predictive execution </w:t>
+        <w:tab/>
+        <w:t xml:space="preserve"> Precondition: Model checkpoint v2.4 loaded in runtime environment. </w:t>
+        <w:tab/>
+        <w:t xml:space="preserve"> Test Step: 1 </w:t>
+        <w:tab/>
+        <w:t xml:space="preserve"> Test Step Description: Interact with AI insight card component for Model Retraining Trigger </w:t>
+        <w:tab/>
+        <w:t xml:space="preserve"> Test Step Expected Result: Explanation model outputs clear feature contribution breakdown.</w:t>
+      </w:r>
+    </w:p>
+    <w:p>
+      <w:r>
+        <w:tab/>
+        <w:t xml:space="preserve">Work Item ID: 1572 </w:t>
+        <w:tab/>
+        <w:t xml:space="preserve"> Module: Claims Adjudication </w:t>
+        <w:tab/>
+        <w:t xml:space="preserve"> Name: Maximum Out-of-Pocket Cap - Variant 25 </w:t>
+        <w:tab/>
+        <w:t xml:space="preserve"> Id: TC2489 </w:t>
+        <w:tab/>
+        <w:t xml:space="preserve"> Description: Verify adjudication engine logic for Maximum Out-of-Pocket Cap </w:t>
+        <w:tab/>
+        <w:t xml:space="preserve"> Precondition: Claim adjudication rules engine initialized. </w:t>
+        <w:tab/>
+        <w:t xml:space="preserve"> Test Step: 1 </w:t>
+        <w:tab/>
+        <w:t xml:space="preserve"> Test Step Description: Ingest synthetic claim payload testing Maximum Out-of-Pocket Cap into the engine </w:t>
+        <w:tab/>
+        <w:t xml:space="preserve"> Test Step Expected Result: Adjudication engine applies correct formula and outputs calculated totals.</w:t>
+      </w:r>
+    </w:p>
+    <w:p>
+      <w:r>
+        <w:tab/>
+        <w:t xml:space="preserve">Work Item ID: 1572 </w:t>
+        <w:tab/>
+        <w:t xml:space="preserve"> Module: Claims Adjudication </w:t>
+        <w:tab/>
+        <w:t xml:space="preserve"> Name: Claim Line Item Split - Variant 22 </w:t>
+        <w:tab/>
+        <w:t xml:space="preserve"> Id: TC2349 </w:t>
+        <w:tab/>
+        <w:t xml:space="preserve"> Description: Verify adjudication engine logic for Claim Line Item Split </w:t>
+        <w:tab/>
+        <w:t xml:space="preserve"> Precondition: Claim adjudication rules engine initialized. </w:t>
+        <w:tab/>
+        <w:t xml:space="preserve"> Test Step: 1 </w:t>
+        <w:tab/>
+        <w:t xml:space="preserve"> Test Step Description: Ingest synthetic claim payload testing Claim Line Item Split into the engine </w:t>
+        <w:tab/>
+        <w:t xml:space="preserve"> Test Step Expected Result: Adjudication engine applies correct formula and outputs calculated totals.</w:t>
+      </w:r>
+    </w:p>
+    <w:p>
+      <w:r>
+        <w:tab/>
+        <w:t xml:space="preserve">Work Item ID: 1573 </w:t>
+        <w:tab/>
+        <w:t xml:space="preserve"> Module: AI Insights &amp; Anomaly Detection </w:t>
+        <w:tab/>
+        <w:t xml:space="preserve"> Name: Predictive No-Show Score - Variant 22 </w:t>
+        <w:tab/>
+        <w:t xml:space="preserve"> Id: TC2344 </w:t>
+        <w:tab/>
+        <w:t xml:space="preserve"> Description: Verify accuracy and SLA metrics for Predictive No-Show Score predictive execution </w:t>
+        <w:tab/>
+        <w:t xml:space="preserve"> Precondition: Model checkpoint v2.4 loaded in runtime environment. </w:t>
+        <w:tab/>
+        <w:t xml:space="preserve"> Test Step: 1 </w:t>
+        <w:tab/>
+        <w:t xml:space="preserve"> Test Step Description: Interact with AI insight card component for Predictive No-Show Score </w:t>
+        <w:tab/>
+        <w:t xml:space="preserve"> Test Step Expected Result: Explanation model outputs clear feature contribution breakdown.</w:t>
+      </w:r>
+    </w:p>
+    <w:p>
+      <w:r>
+        <w:tab/>
+        <w:t xml:space="preserve">Work Item ID: 1573 </w:t>
+        <w:tab/>
+        <w:t xml:space="preserve"> Module: AI Insights &amp; Anomaly Detection </w:t>
+        <w:tab/>
+        <w:t xml:space="preserve"> Name: Patient Risk Stratification - Variant 26 </w:t>
+        <w:tab/>
+        <w:t xml:space="preserve"> Id: TC2536 </w:t>
+        <w:tab/>
+        <w:t xml:space="preserve"> Description: Verify accuracy and SLA metrics for Patient Risk Stratification predictive execution </w:t>
+        <w:tab/>
+        <w:t xml:space="preserve"> Precondition: Model checkpoint v2.4 loaded in runtime environment. </w:t>
+        <w:tab/>
+        <w:t xml:space="preserve"> Test Step: 1 </w:t>
+        <w:tab/>
+        <w:t xml:space="preserve"> Test Step Description: Interact with AI insight card component for Patient Risk Stratification </w:t>
+        <w:tab/>
+        <w:t xml:space="preserve"> Test Step Expected Result: Explanation model outputs clear feature contribution breakdown.</w:t>
+      </w:r>
+    </w:p>
+    <w:p>
+      <w:r>
+        <w:tab/>
+        <w:t xml:space="preserve">Work Item ID: 1572 </w:t>
+        <w:tab/>
+        <w:t xml:space="preserve"> Module: Claims Adjudication </w:t>
+        <w:tab/>
+        <w:t xml:space="preserve"> Name: Bundled Service Deduction - Variant 22 </w:t>
+        <w:tab/>
+        <w:t xml:space="preserve"> Id: TC2367 </w:t>
+        <w:tab/>
+        <w:t xml:space="preserve"> Description: Verify system handles invalid or missing data during Bundled Service Deduction </w:t>
+        <w:tab/>
+        <w:t xml:space="preserve"> Precondition: Inbound EDI 837 claim processing queue online. </w:t>
+        <w:tab/>
+        <w:t xml:space="preserve"> Test Step: 1 </w:t>
+        <w:tab/>
+        <w:t xml:space="preserve"> Test Step Description: Submit claim batch containing edge case scenarios for Bundled Service Deduction </w:t>
+        <w:tab/>
+        <w:t xml:space="preserve"> Test Step Expected Result: System flags anomaly and routed claim to review queue instantly.</w:t>
+      </w:r>
+    </w:p>
+    <w:p>
+      <w:r>
+        <w:tab/>
+        <w:t xml:space="preserve">Work Item ID: 1573 </w:t>
+        <w:tab/>
+        <w:t xml:space="preserve"> Module: AI Insights &amp; Anomaly Detection </w:t>
+        <w:tab/>
+        <w:t xml:space="preserve"> Name: Confidence Threshold Filter - Variant 21 </w:t>
+        <w:tab/>
+        <w:t xml:space="preserve"> Id: TC2316 </w:t>
+        <w:tab/>
+        <w:t xml:space="preserve"> Description: Verify accuracy and SLA metrics for Confidence Threshold Filter predictive execution </w:t>
+        <w:tab/>
+        <w:t xml:space="preserve"> Precondition: Model checkpoint v2.4 loaded in runtime environment. </w:t>
+        <w:tab/>
+        <w:t xml:space="preserve"> Test Step: 1 </w:t>
+        <w:tab/>
+        <w:t xml:space="preserve"> Test Step Description: Interact with AI insight card component for Confidence Threshold Filter </w:t>
+        <w:tab/>
+        <w:t xml:space="preserve"> Test Step Expected Result: Explanation model outputs clear feature contribution breakdown.</w:t>
+      </w:r>
+    </w:p>
+    <w:p>
+      <w:r>
+        <w:tab/>
+        <w:t xml:space="preserve">Work Item ID: 1573 </w:t>
+        <w:tab/>
+        <w:t xml:space="preserve"> Module: AI Insights &amp; Anomaly Detection </w:t>
+        <w:tab/>
+        <w:t xml:space="preserve"> Name: Cost Spike Detection - Variant 2 </w:t>
+        <w:tab/>
+        <w:t xml:space="preserve"> Id: TC1546 </w:t>
+        <w:tab/>
+        <w:t xml:space="preserve"> Description: Verify dashboard UI component displays output from Cost Spike Detection </w:t>
+        <w:tab/>
+        <w:t xml:space="preserve"> Precondition: Historical baseline metrics ingested and indexed. </w:t>
+        <w:tab/>
+        <w:t xml:space="preserve"> Test Step: 1 </w:t>
+        <w:tab/>
+        <w:t xml:space="preserve"> Test Step Description: Trigger dashboard refresh and monitor response latency for Cost Spike Detection </w:t>
+        <w:tab/>
+        <w:t xml:space="preserve"> Test Step Expected Result: Visualization widget renders top trends with accurate confidence scores.</w:t>
+      </w:r>
+    </w:p>
+    <w:p>
+      <w:r>
+        <w:tab/>
+        <w:t xml:space="preserve">Work Item ID: 1573 </w:t>
+        <w:tab/>
+        <w:t xml:space="preserve"> Module: AI Insights &amp; Anomaly Detection </w:t>
+        <w:tab/>
+        <w:t xml:space="preserve"> Name: Historical Baseline Comparison - Variant 2 </w:t>
+        <w:tab/>
+        <w:t xml:space="preserve"> Id: TC1568 </w:t>
+        <w:tab/>
+        <w:t xml:space="preserve"> Description: Verify accuracy and SLA metrics for Historical Baseline Comparison predictive execution </w:t>
+        <w:tab/>
+        <w:t xml:space="preserve"> Precondition: Model checkpoint v2.4 loaded in runtime environment. </w:t>
+        <w:tab/>
+        <w:t xml:space="preserve"> Test Step: 1 </w:t>
+        <w:tab/>
+        <w:t xml:space="preserve"> Test Step Description: Interact with AI insight card component for Historical Baseline Comparison </w:t>
+        <w:tab/>
+        <w:t xml:space="preserve"> Test Step Expected Result: Explanation model outputs clear feature contribution breakdown.</w:t>
+      </w:r>
+    </w:p>
+    <w:p>
+      <w:r>
+        <w:tab/>
+        <w:t xml:space="preserve">Work Item ID: 1572 </w:t>
+        <w:tab/>
+        <w:t xml:space="preserve"> Module: Claims Adjudication </w:t>
+        <w:tab/>
+        <w:t xml:space="preserve"> Name: Denial Code ERR-ENR-02 - Variant 6 </w:t>
+        <w:tab/>
+        <w:t xml:space="preserve"> Id: TC1721 </w:t>
+        <w:tab/>
+        <w:t xml:space="preserve"> Description: Verify adjudication engine logic for Denial Code ERR-ENR-02 </w:t>
+        <w:tab/>
+        <w:t xml:space="preserve"> Precondition: Claim adjudication rules engine initialized. </w:t>
+        <w:tab/>
+        <w:t xml:space="preserve"> Test Step: 1 </w:t>
+        <w:tab/>
+        <w:t xml:space="preserve"> Test Step Description: Ingest synthetic claim payload testing Denial Code ERR-ENR-02 into the engine </w:t>
+        <w:tab/>
+        <w:t xml:space="preserve"> Test Step Expected Result: Adjudication engine applies correct formula and outputs calculated totals.</w:t>
+      </w:r>
+    </w:p>
+    <w:p>
+      <w:r>
+        <w:tab/>
+        <w:t xml:space="preserve">Work Item ID: 1572 </w:t>
+        <w:tab/>
+        <w:t xml:space="preserve"> Module: Claims Adjudication </w:t>
+        <w:tab/>
+        <w:t xml:space="preserve"> Name: In-Network Co-pay Calculation - Variant 23 </w:t>
+        <w:tab/>
+        <w:t xml:space="preserve"> Id: TC2381 </w:t>
+        <w:tab/>
+        <w:t xml:space="preserve"> Description: Verify adjudication engine logic for In-Network Co-pay Calculation </w:t>
+        <w:tab/>
+        <w:t xml:space="preserve"> Precondition: Claim adjudication rules engine initialized. </w:t>
+        <w:tab/>
+        <w:t xml:space="preserve"> Test Step: 1 </w:t>
+        <w:tab/>
+        <w:t xml:space="preserve"> Test Step Description: Ingest synthetic claim payload testing In-Network Co-pay Calculation into the engine </w:t>
+        <w:tab/>
+        <w:t xml:space="preserve"> Test Step Expected Result: Adjudication engine applies correct formula and outputs calculated totals.</w:t>
+      </w:r>
+    </w:p>
+    <w:p>
+      <w:r>
+        <w:tab/>
+        <w:t xml:space="preserve">Work Item ID: 1573 </w:t>
+        <w:tab/>
+        <w:t xml:space="preserve"> Module: AI Insights &amp; Anomaly Detection </w:t>
+        <w:tab/>
+        <w:t xml:space="preserve"> Name: Real-time Stream Ingestion - Variant 20 </w:t>
+        <w:tab/>
+        <w:t xml:space="preserve"> Id: TC2274 </w:t>
+        <w:tab/>
+        <w:t xml:space="preserve"> Description: Verify dashboard UI component displays output from Real-time Stream Ingestion </w:t>
+        <w:tab/>
+        <w:t xml:space="preserve"> Precondition: Historical baseline metrics ingested and indexed. </w:t>
+        <w:tab/>
+        <w:t xml:space="preserve"> Test Step: 1 </w:t>
+        <w:tab/>
+        <w:t xml:space="preserve"> Test Step Description: Trigger dashboard refresh and monitor response latency for Real-time Stream Ingestion </w:t>
+        <w:tab/>
+        <w:t xml:space="preserve"> Test Step Expected Result: Visualization widget renders top trends with accurate confidence scores.</w:t>
+      </w:r>
+    </w:p>
+    <w:p>
+      <w:r>
+        <w:tab/>
+        <w:t xml:space="preserve">Work Item ID: 1573 </w:t>
+        <w:tab/>
+        <w:t xml:space="preserve"> Module: AI Insights &amp; Anomaly Detection </w:t>
+        <w:tab/>
+        <w:t xml:space="preserve"> Name: Model Retraining Trigger - Variant 18 </w:t>
+        <w:tab/>
+        <w:t xml:space="preserve"> Id: TC2220 </w:t>
+        <w:tab/>
+        <w:t xml:space="preserve"> Description: Verify accuracy and SLA metrics for Model Retraining Trigger predictive execution </w:t>
+        <w:tab/>
+        <w:t xml:space="preserve"> Precondition: Model checkpoint v2.4 loaded in runtime environment. </w:t>
+        <w:tab/>
+        <w:t xml:space="preserve"> Test Step: 1 </w:t>
+        <w:tab/>
+        <w:t xml:space="preserve"> Test Step Description: Interact with AI insight card component for Model Retraining Trigger </w:t>
+        <w:tab/>
+        <w:t xml:space="preserve"> Test Step Expected Result: Explanation model outputs clear feature contribution breakdown.</w:t>
+      </w:r>
+    </w:p>
+    <w:p>
+      <w:r>
+        <w:tab/>
+        <w:t xml:space="preserve">Work Item ID: 1573 </w:t>
+        <w:tab/>
+        <w:t xml:space="preserve"> Module: AI Insights &amp; Anomaly Detection </w:t>
+        <w:tab/>
+        <w:t xml:space="preserve"> Name: Automated Summary Generation - Variant 18 </w:t>
+        <w:tab/>
+        <w:t xml:space="preserve"> Id: TC2218 </w:t>
+        <w:tab/>
+        <w:t xml:space="preserve"> Description: Verify dashboard UI component displays output from Automated Summary Generation </w:t>
+        <w:tab/>
+        <w:t xml:space="preserve"> Precondition: Historical baseline metrics ingested and indexed. </w:t>
+        <w:tab/>
+        <w:t xml:space="preserve"> Test Step: 1 </w:t>
+        <w:tab/>
+        <w:t xml:space="preserve"> Test Step Description: Trigger dashboard refresh and monitor response latency for Automated Summary Generation </w:t>
+        <w:tab/>
+        <w:t xml:space="preserve"> Test Step Expected Result: Visualization widget renders top trends with accurate confidence scores.</w:t>
+      </w:r>
+    </w:p>
+    <w:p>
+      <w:r>
+        <w:tab/>
+        <w:t xml:space="preserve">Work Item ID: 1572 </w:t>
+        <w:tab/>
+        <w:t xml:space="preserve"> Module: Claims Adjudication </w:t>
+        <w:tab/>
+        <w:t xml:space="preserve"> Name: Maximum Out-of-Pocket Cap - Variant 1 </w:t>
+        <w:tab/>
+        <w:t xml:space="preserve"> Id: TC1529 </w:t>
+        <w:tab/>
+        <w:t xml:space="preserve"> Description: Verify adjudication engine logic for Maximum Out-of-Pocket Cap </w:t>
+        <w:tab/>
+        <w:t xml:space="preserve"> Precondition: Claim adjudication rules engine initialized. </w:t>
+        <w:tab/>
+        <w:t xml:space="preserve"> Test Step: 1 </w:t>
+        <w:tab/>
+        <w:t xml:space="preserve"> Test Step Description: Ingest synthetic claim payload testing Maximum Out-of-Pocket Cap into the engine </w:t>
+        <w:tab/>
+        <w:t xml:space="preserve"> Test Step Expected Result: Adjudication engine applies correct formula and outputs calculated totals.</w:t>
+      </w:r>
+    </w:p>
+    <w:p>
+      <w:r>
+        <w:tab/>
+        <w:t xml:space="preserve">Work Item ID: 1573 </w:t>
+        <w:tab/>
+        <w:t xml:space="preserve"> Module: AI Insights &amp; Anomaly Detection </w:t>
+        <w:tab/>
+        <w:t xml:space="preserve"> Name: Real-time Stream Ingestion - Variant 27 </w:t>
+        <w:tab/>
+        <w:t xml:space="preserve"> Id: TC2554 </w:t>
+        <w:tab/>
+        <w:t xml:space="preserve"> Description: Verify dashboard UI component displays output from Real-time Stream Ingestion </w:t>
+        <w:tab/>
+        <w:t xml:space="preserve"> Precondition: Historical baseline metrics ingested and indexed. </w:t>
+        <w:tab/>
+        <w:t xml:space="preserve"> Test Step: 1 </w:t>
+        <w:tab/>
+        <w:t xml:space="preserve"> Test Step Description: Trigger dashboard refresh and monitor response latency for Real-time Stream Ingestion </w:t>
+        <w:tab/>
+        <w:t xml:space="preserve"> Test Step Expected Result: Visualization widget renders top trends with accurate confidence scores.</w:t>
+      </w:r>
+    </w:p>
+    <w:p>
+      <w:r>
+        <w:tab/>
+        <w:t xml:space="preserve">Work Item ID: 1573 </w:t>
+        <w:tab/>
+        <w:t xml:space="preserve"> Module: AI Insights &amp; Anomaly Detection </w:t>
+        <w:tab/>
+        <w:t xml:space="preserve"> Name: False Positive Feedback Loop - Variant 25 </w:t>
+        <w:tab/>
+        <w:t xml:space="preserve"> Id: TC2478 </w:t>
+        <w:tab/>
+        <w:t xml:space="preserve"> Description: Verify dashboard UI component displays output from False Positive Feedback Loop </w:t>
+        <w:tab/>
+        <w:t xml:space="preserve"> Precondition: Historical baseline metrics ingested and indexed. </w:t>
+        <w:tab/>
+        <w:t xml:space="preserve"> Test Step: 1 </w:t>
+        <w:tab/>
+        <w:t xml:space="preserve"> Test Step Description: Trigger dashboard refresh and monitor response latency for False Positive Feedback Loop </w:t>
+        <w:tab/>
+        <w:t xml:space="preserve"> Test Step Expected Result: Visualization widget renders top trends with accurate confidence scores.</w:t>
+      </w:r>
+    </w:p>
+    <w:p>
+      <w:r>
+        <w:tab/>
+        <w:t xml:space="preserve">Work Item ID: 1573 </w:t>
+        <w:tab/>
+        <w:t xml:space="preserve"> Module: AI Insights &amp; Anomaly Detection </w:t>
+        <w:tab/>
+        <w:t xml:space="preserve"> Name: Model Retraining Trigger - Variant 22 </w:t>
+        <w:tab/>
+        <w:t xml:space="preserve"> Id: TC2380 </w:t>
+        <w:tab/>
+        <w:t xml:space="preserve"> Description: Verify accuracy and SLA metrics for Model Retraining Trigger predictive execution </w:t>
+        <w:tab/>
+        <w:t xml:space="preserve"> Precondition: Model checkpoint v2.4 loaded in runtime environment. </w:t>
+        <w:tab/>
+        <w:t xml:space="preserve"> Test Step: 1 </w:t>
+        <w:tab/>
+        <w:t xml:space="preserve"> Test Step Description: Interact with AI insight card component for Model Retraining Trigger </w:t>
+        <w:tab/>
+        <w:t xml:space="preserve"> Test Step Expected Result: Explanation model outputs clear feature contribution breakdown.</w:t>
+      </w:r>
+    </w:p>
+    <w:p>
+      <w:r>
+        <w:tab/>
+        <w:t xml:space="preserve">Work Item ID: 1572 </w:t>
+        <w:tab/>
+        <w:t xml:space="preserve"> Module: Claims Adjudication </w:t>
+        <w:tab/>
+        <w:t xml:space="preserve"> Name: Primary vs Secondary Payer - Variant 26 </w:t>
+        <w:tab/>
+        <w:t xml:space="preserve"> Id: TC2519 </w:t>
+        <w:tab/>
+        <w:t xml:space="preserve"> Description: Verify system handles invalid or missing data during Primary vs Secondary Payer </w:t>
+        <w:tab/>
+        <w:t xml:space="preserve"> Precondition: Inbound EDI 837 claim processing queue online. </w:t>
+        <w:tab/>
+        <w:t xml:space="preserve"> Test Step: 1 </w:t>
+        <w:tab/>
+        <w:t xml:space="preserve"> Test Step Description: Submit claim batch containing edge case scenarios for Primary vs Secondary Payer </w:t>
+        <w:tab/>
+        <w:t xml:space="preserve"> Test Step Expected Result: System flags anomaly and routed claim to review queue instantly.</w:t>
+      </w:r>
+    </w:p>
+    <w:p>
+      <w:r>
+        <w:tab/>
+        <w:t xml:space="preserve">Work Item ID: 1573 </w:t>
+        <w:tab/>
+        <w:t xml:space="preserve"> Module: AI Insights &amp; Anomaly Detection </w:t>
+        <w:tab/>
+        <w:t xml:space="preserve"> Name: Model Drift Monitoring - Variant 24 </w:t>
+        <w:tab/>
+        <w:t xml:space="preserve"> Id: TC2428 </w:t>
+        <w:tab/>
+        <w:t xml:space="preserve"> Description: Verify accuracy and SLA metrics for Model Drift Monitoring predictive execution </w:t>
+        <w:tab/>
+        <w:t xml:space="preserve"> Precondition: Model checkpoint v2.4 loaded in runtime environment. </w:t>
+        <w:tab/>
+        <w:t xml:space="preserve"> Test Step: 1 </w:t>
+        <w:tab/>
+        <w:t xml:space="preserve"> Test Step Description: Interact with AI insight card component for Model Drift Monitoring </w:t>
+        <w:tab/>
+        <w:t xml:space="preserve"> Test Step Expected Result: Explanation model outputs clear feature contribution breakdown.</w:t>
+      </w:r>
+    </w:p>
+    <w:p>
+      <w:r>
+        <w:tab/>
+        <w:t xml:space="preserve">Work Item ID: 1572 </w:t>
+        <w:tab/>
+        <w:t xml:space="preserve"> Module: Claims Adjudication </w:t>
+        <w:tab/>
+        <w:t xml:space="preserve"> Name: Duplicate Claim Rejection - Variant 25 </w:t>
+        <w:tab/>
+        <w:t xml:space="preserve"> Id: TC2475 </w:t>
+        <w:tab/>
+        <w:t xml:space="preserve"> Description: Verify system handles invalid or missing data during Duplicate Claim Rejection </w:t>
+        <w:tab/>
+        <w:t xml:space="preserve"> Precondition: Inbound EDI 837 claim processing queue online. </w:t>
+        <w:tab/>
+        <w:t xml:space="preserve"> Test Step: 1 </w:t>
+        <w:tab/>
+        <w:t xml:space="preserve"> Test Step Description: Submit claim batch containing edge case scenarios for Duplicate Claim Rejection </w:t>
+        <w:tab/>
+        <w:t xml:space="preserve"> Test Step Expected Result: System flags anomaly and routed claim to review queue instantly.</w:t>
       </w:r>
     </w:p>
     <w:sectPr>

--- a/text-content.docx
+++ b/text-content.docx
@@ -3,5679 +3,26 @@
 <w:document xmlns:wpc="http://schemas.microsoft.com/office/word/2010/wordprocessingCanvas" xmlns:mo="http://schemas.microsoft.com/office/mac/office/2008/main" xmlns:mc="http://schemas.openxmlformats.org/markup-compatibility/2006" xmlns:mv="urn:schemas-microsoft-com:mac:vml" xmlns:o="urn:schemas-microsoft-com:office:office" xmlns:r="http://schemas.openxmlformats.org/officeDocument/2006/relationships" xmlns:m="http://schemas.openxmlformats.org/officeDocument/2006/math" xmlns:v="urn:schemas-microsoft-com:vml" xmlns:wp14="http://schemas.microsoft.com/office/word/2010/wordprocessingDrawing" xmlns:wp="http://schemas.openxmlformats.org/drawingml/2006/wordprocessingDrawing" xmlns:w10="urn:schemas-microsoft-com:office:word" xmlns:w="http://schemas.openxmlformats.org/wordprocessingml/2006/main" xmlns:w14="http://schemas.microsoft.com/office/word/2010/wordml" xmlns:wpg="http://schemas.microsoft.com/office/word/2010/wordprocessingGroup" xmlns:wpi="http://schemas.microsoft.com/office/word/2010/wordprocessingInk" xmlns:wne="http://schemas.microsoft.com/office/word/2006/wordml" xmlns:wps="http://schemas.microsoft.com/office/word/2010/wordprocessingShape" mc:Ignorable="w14 wp14">
   <w:body>
     <w:p>
+      <w:pPr>
+        <w:pStyle w:val="Heading1"/>
+      </w:pPr>
       <w:r>
-        <w:tab/>
-        <w:t xml:space="preserve">Work Item ID: 1572 </w:t>
-        <w:tab/>
-        <w:t xml:space="preserve"> Module: Claims Adjudication </w:t>
-        <w:tab/>
-        <w:t xml:space="preserve"> Name: EOB Document Generation - Variant 23 </w:t>
-        <w:tab/>
-        <w:t xml:space="preserve"> Id: TC1371 </w:t>
-        <w:tab/>
-        <w:t xml:space="preserve"> Description: Verify system handles invalid or missing data during EOB Document Generation </w:t>
-        <w:tab/>
-        <w:t xml:space="preserve"> Precondition: Inbound EDI 837 claim processing queue online. </w:t>
-        <w:tab/>
-        <w:t xml:space="preserve"> Test Step: 1 </w:t>
-        <w:tab/>
-        <w:t xml:space="preserve"> Test Step Description: Submit claim batch containing edge case scenarios for EOB Document Generation </w:t>
-        <w:tab/>
-        <w:t xml:space="preserve"> Test Step Expected Result: System flags anomaly and routed claim to review queue instantly.</w:t>
+        <w:t>Document Export: text-content</w:t>
       </w:r>
     </w:p>
     <w:p>
       <w:r>
-        <w:tab/>
-        <w:t xml:space="preserve">Work Item ID: 1572 </w:t>
-        <w:tab/>
-        <w:t xml:space="preserve"> Module: Claims Adjudication </w:t>
-        <w:tab/>
-        <w:t xml:space="preserve"> Name: Interest Penalty Calculation - Variant 11 </w:t>
-        <w:tab/>
-        <w:t xml:space="preserve"> Id: TC0699 </w:t>
-        <w:tab/>
-        <w:t xml:space="preserve"> Description: Verify system handles invalid or missing data during Interest Penalty Calculation </w:t>
-        <w:tab/>
-        <w:t xml:space="preserve"> Precondition: Inbound EDI 837 claim processing queue online. </w:t>
-        <w:tab/>
-        <w:t xml:space="preserve"> Test Step: 1 </w:t>
-        <w:tab/>
-        <w:t xml:space="preserve"> Test Step Description: Submit claim batch containing edge case scenarios for Interest Penalty Calculation </w:t>
-        <w:tab/>
-        <w:t xml:space="preserve"> Test Step Expected Result: System flags anomaly and routed claim to review queue instantly.</w:t>
+        <w:t>Module,User Story ID,Title,Priority</w:t>
       </w:r>
     </w:p>
     <w:p>
       <w:r>
-        <w:tab/>
-        <w:t xml:space="preserve">Work Item ID: 1572 </w:t>
-        <w:tab/>
-        <w:t xml:space="preserve"> Module: Claims Adjudication </w:t>
-        <w:tab/>
-        <w:t xml:space="preserve"> Name: Provider NPI Verification - Variant 11 </w:t>
-        <w:tab/>
-        <w:t xml:space="preserve"> Id: TC0678 </w:t>
-        <w:tab/>
-        <w:t xml:space="preserve"> Description: Verify claims rules engine properly calculates Provider NPI Verification </w:t>
-        <w:tab/>
-        <w:t xml:space="preserve"> Precondition: Member eligibility database active and updated. </w:t>
-        <w:tab/>
-        <w:t xml:space="preserve"> Test Step: 1 </w:t>
-        <w:tab/>
-        <w:t xml:space="preserve"> Test Step Description: Trigger automated rules evaluation pipeline for Provider NPI Verification </w:t>
-        <w:tab/>
-        <w:t xml:space="preserve"> Test Step Expected Result: Claim status transitions to expected terminal state with proper reason code.</w:t>
+        <w:t>Authentication,US-001,Login Page,High</w:t>
       </w:r>
     </w:p>
     <w:p>
       <w:r>
-        <w:tab/>
-        <w:t xml:space="preserve">Work Item ID: 1571 </w:t>
-        <w:tab/>
-        <w:t xml:space="preserve"> Module: Patient Portal Appointments </w:t>
-        <w:tab/>
-        <w:t xml:space="preserve"> Name: Location Map View - Variant 4 </w:t>
-        <w:tab/>
-        <w:t xml:space="preserve"> Id: TC0242 </w:t>
-        <w:tab/>
-        <w:t xml:space="preserve"> Description: Verify behavior of Location Map View under standard network load conditions </w:t>
-        <w:tab/>
-        <w:t xml:space="preserve"> Precondition: Database populated with active patient appointment records. </w:t>
-        <w:tab/>
-        <w:t xml:space="preserve"> Test Step: 1 </w:t>
-        <w:tab/>
-        <w:t xml:space="preserve"> Test Step Description: Select the target option from 'My Appointments' view for Location Map View </w:t>
-        <w:tab/>
-        <w:t xml:space="preserve"> Test Step Expected Result: Correct data visual tags render cleanly without page overflow.</w:t>
-      </w:r>
-    </w:p>
-    <w:p>
-      <w:r>
-        <w:tab/>
-        <w:t xml:space="preserve">Work Item ID: 1573 </w:t>
-        <w:tab/>
-        <w:t xml:space="preserve"> Module: AI Insights &amp; Anomaly Detection </w:t>
-        <w:tab/>
-        <w:t xml:space="preserve"> Name: Alert Dismissal Persistence - Variant 12 </w:t>
-        <w:tab/>
-        <w:t xml:space="preserve"> Id: TC0736 </w:t>
-        <w:tab/>
-        <w:t xml:space="preserve"> Description: Verify accuracy and SLA metrics for Alert Dismissal Persistence predictive execution </w:t>
-        <w:tab/>
-        <w:t xml:space="preserve"> Precondition: Model checkpoint v2.4 loaded in runtime environment. </w:t>
-        <w:tab/>
-        <w:t xml:space="preserve"> Test Step: 1 </w:t>
-        <w:tab/>
-        <w:t xml:space="preserve"> Test Step Description: Interact with AI insight card component for Alert Dismissal Persistence </w:t>
-        <w:tab/>
-        <w:t xml:space="preserve"> Test Step Expected Result: Explanation model outputs clear feature contribution breakdown.</w:t>
-      </w:r>
-    </w:p>
-    <w:p>
-      <w:r>
-        <w:tab/>
-        <w:t xml:space="preserve">Work Item ID: 1573 </w:t>
-        <w:tab/>
-        <w:t xml:space="preserve"> Module: AI Insights &amp; Anomaly Detection </w:t>
-        <w:tab/>
-        <w:t xml:space="preserve"> Name: Cost Spike Detection - Variant 19 </w:t>
-        <w:tab/>
-        <w:t xml:space="preserve"> Id: TC1129 </w:t>
-        <w:tab/>
-        <w:t xml:space="preserve"> Description: Verify AI pipeline capabilities when processing Cost Spike Detection </w:t>
-        <w:tab/>
-        <w:t xml:space="preserve"> Precondition: AI predictive inference service active. </w:t>
-        <w:tab/>
-        <w:t xml:space="preserve"> Test Step: 1 </w:t>
-        <w:tab/>
-        <w:t xml:space="preserve"> Test Step Description: Inject sample telemetry dataset into stream to evaluate Cost Spike Detection </w:t>
-        <w:tab/>
-        <w:t xml:space="preserve"> Test Step Expected Result: AI processing layer identifies pattern and updates UI cards within SLA.</w:t>
-      </w:r>
-    </w:p>
-    <w:p>
-      <w:r>
-        <w:tab/>
-        <w:t xml:space="preserve">Work Item ID: 1572 </w:t>
-        <w:tab/>
-        <w:t xml:space="preserve"> Module: Claims Adjudication </w:t>
-        <w:tab/>
-        <w:t xml:space="preserve"> Name: Maximum Out-of-Pocket Cap - Variant 22 </w:t>
-        <w:tab/>
-        <w:t xml:space="preserve"> Id: TC1344 </w:t>
-        <w:tab/>
-        <w:t xml:space="preserve"> Description: Verify system flags exception when Maximum Out-of-Pocket Cap criteria are met </w:t>
-        <w:tab/>
-        <w:t xml:space="preserve"> Precondition: Fee schedule table configured in runtime memory. </w:t>
-        <w:tab/>
-        <w:t xml:space="preserve"> Test Step: 1 </w:t>
-        <w:tab/>
-        <w:t xml:space="preserve"> Test Step Description: Inspect adjudication output parameters for Maximum Out-of-Pocket Cap </w:t>
-        <w:tab/>
-        <w:t xml:space="preserve"> Test Step Expected Result: Financial liability split correctly between member and plan.</w:t>
-      </w:r>
-    </w:p>
-    <w:p>
-      <w:r>
-        <w:tab/>
-        <w:t xml:space="preserve">Work Item ID: 1573 </w:t>
-        <w:tab/>
-        <w:t xml:space="preserve"> Module: AI Insights &amp; Anomaly Detection </w:t>
-        <w:tab/>
-        <w:t xml:space="preserve"> Name: Automated Summary Generation - Variant 4 </w:t>
-        <w:tab/>
-        <w:t xml:space="preserve"> Id: TC0277 </w:t>
-        <w:tab/>
-        <w:t xml:space="preserve"> Description: Verify AI pipeline capabilities when processing Automated Summary Generation </w:t>
-        <w:tab/>
-        <w:t xml:space="preserve"> Precondition: AI predictive inference service active. </w:t>
-        <w:tab/>
-        <w:t xml:space="preserve"> Test Step: 1 </w:t>
-        <w:tab/>
-        <w:t xml:space="preserve"> Test Step Description: Inject sample telemetry dataset into stream to evaluate Automated Summary Generation </w:t>
-        <w:tab/>
-        <w:t xml:space="preserve"> Test Step Expected Result: AI processing layer identifies pattern and updates UI cards within SLA.</w:t>
-      </w:r>
-    </w:p>
-    <w:p>
-      <w:r>
-        <w:tab/>
-        <w:t xml:space="preserve">Work Item ID: 1572 </w:t>
-        <w:tab/>
-        <w:t xml:space="preserve"> Module: Claims Adjudication </w:t>
-        <w:tab/>
-        <w:t xml:space="preserve"> Name: Provider NPI Verification - Variant 8 </w:t>
-        <w:tab/>
-        <w:t xml:space="preserve"> Id: TC0498 </w:t>
-        <w:tab/>
-        <w:t xml:space="preserve"> Description: Verify claims rules engine properly calculates Provider NPI Verification </w:t>
-        <w:tab/>
-        <w:t xml:space="preserve"> Precondition: Member eligibility database active and updated. </w:t>
-        <w:tab/>
-        <w:t xml:space="preserve"> Test Step: 1 </w:t>
-        <w:tab/>
-        <w:t xml:space="preserve"> Test Step Description: Trigger automated rules evaluation pipeline for Provider NPI Verification </w:t>
-        <w:tab/>
-        <w:t xml:space="preserve"> Test Step Expected Result: Claim status transitions to expected terminal state with proper reason code.</w:t>
-      </w:r>
-    </w:p>
-    <w:p>
-      <w:r>
-        <w:tab/>
-        <w:t xml:space="preserve">Work Item ID: 1573 </w:t>
-        <w:tab/>
-        <w:t xml:space="preserve"> Module: AI Insights &amp; Anomaly Detection </w:t>
-        <w:tab/>
-        <w:t xml:space="preserve"> Name: Predictive No-Show Score - Variant 7 </w:t>
-        <w:tab/>
-        <w:t xml:space="preserve"> Id: TC0406 </w:t>
-        <w:tab/>
-        <w:t xml:space="preserve"> Description: Verify dashboard UI component displays output from Predictive No-Show Score </w:t>
-        <w:tab/>
-        <w:t xml:space="preserve"> Precondition: Historical baseline metrics ingested and indexed. </w:t>
-        <w:tab/>
-        <w:t xml:space="preserve"> Test Step: 1 </w:t>
-        <w:tab/>
-        <w:t xml:space="preserve"> Test Step Description: Trigger dashboard refresh and monitor response latency for Predictive No-Show Score </w:t>
-        <w:tab/>
-        <w:t xml:space="preserve"> Test Step Expected Result: Visualization widget renders top trends with accurate confidence scores.</w:t>
-      </w:r>
-    </w:p>
-    <w:p>
-      <w:r>
-        <w:tab/>
-        <w:t xml:space="preserve">Work Item ID: 1571 </w:t>
-        <w:tab/>
-        <w:t xml:space="preserve"> Module: Patient Portal Appointments </w:t>
-        <w:tab/>
-        <w:t xml:space="preserve"> Name: Telehealth Link Generation - Variant 9 </w:t>
-        <w:tab/>
-        <w:t xml:space="preserve"> Id: TC0545 </w:t>
-        <w:tab/>
-        <w:t xml:space="preserve"> Description: Verify that Telehealth Link Generation operates correctly when loaded by patient user </w:t>
-        <w:tab/>
-        <w:t xml:space="preserve"> Precondition: Patient user logged in with valid session token. </w:t>
-        <w:tab/>
-        <w:t xml:space="preserve"> Test Step: 1 </w:t>
-        <w:tab/>
-        <w:t xml:space="preserve"> Test Step Description: Navigate to the Patient Portal dashboard and trigger Telehealth Link Generation </w:t>
-        <w:tab/>
-        <w:t xml:space="preserve"> Test Step Expected Result: System successfully processes request and updates UI state within 2 seconds.</w:t>
-      </w:r>
-    </w:p>
-    <w:p>
-      <w:r>
-        <w:tab/>
-        <w:t xml:space="preserve">Work Item ID: 1573 </w:t>
-        <w:tab/>
-        <w:t xml:space="preserve"> Module: AI Insights &amp; Anomaly Detection </w:t>
-        <w:tab/>
-        <w:t xml:space="preserve"> Name: Historical Baseline Comparison - Variant 19 </w:t>
-        <w:tab/>
-        <w:t xml:space="preserve"> Id: TC1162 </w:t>
-        <w:tab/>
-        <w:t xml:space="preserve"> Description: Verify dashboard UI component displays output from Historical Baseline Comparison </w:t>
-        <w:tab/>
-        <w:t xml:space="preserve"> Precondition: Historical baseline metrics ingested and indexed. </w:t>
-        <w:tab/>
-        <w:t xml:space="preserve"> Test Step: 1 </w:t>
-        <w:tab/>
-        <w:t xml:space="preserve"> Test Step Description: Trigger dashboard refresh and monitor response latency for Historical Baseline Comparison </w:t>
-        <w:tab/>
-        <w:t xml:space="preserve"> Test Step Expected Result: Visualization widget renders top trends with accurate confidence scores.</w:t>
-      </w:r>
-    </w:p>
-    <w:p>
-      <w:r>
-        <w:tab/>
-        <w:t xml:space="preserve">Work Item ID: 1571 </w:t>
-        <w:tab/>
-        <w:t xml:space="preserve"> Module: Patient Portal Appointments </w:t>
-        <w:tab/>
-        <w:t xml:space="preserve"> Name: Reschedule Request - Variant 16 </w:t>
-        <w:tab/>
-        <w:t xml:space="preserve"> Id: TC0956 </w:t>
-        <w:tab/>
-        <w:t xml:space="preserve"> Description: Verify edge case data handling during Reschedule Request execution </w:t>
-        <w:tab/>
-        <w:t xml:space="preserve"> Precondition: User profile settings configured with default preferences. </w:t>
-        <w:tab/>
-        <w:t xml:space="preserve"> Test Step: 1 </w:t>
-        <w:tab/>
-        <w:t xml:space="preserve"> Test Step Description: Submit the request form and observe screen update for Reschedule Request </w:t>
-        <w:tab/>
-        <w:t xml:space="preserve"> Test Step Expected Result: System logs action correctly and maintains complete session data integrity.</w:t>
-      </w:r>
-    </w:p>
-    <w:p>
-      <w:r>
-        <w:tab/>
-        <w:t xml:space="preserve">Work Item ID: 1573 </w:t>
-        <w:tab/>
-        <w:t xml:space="preserve"> Module: AI Insights &amp; Anomaly Detection </w:t>
-        <w:tab/>
-        <w:t xml:space="preserve"> Name: Historical Baseline Comparison - Variant 18 </w:t>
-        <w:tab/>
-        <w:t xml:space="preserve"> Id: TC1102 </w:t>
-        <w:tab/>
-        <w:t xml:space="preserve"> Description: Verify dashboard UI component displays output from Historical Baseline Comparison </w:t>
-        <w:tab/>
-        <w:t xml:space="preserve"> Precondition: Historical baseline metrics ingested and indexed. </w:t>
-        <w:tab/>
-        <w:t xml:space="preserve"> Test Step: 1 </w:t>
-        <w:tab/>
-        <w:t xml:space="preserve"> Test Step Description: Trigger dashboard refresh and monitor response latency for Historical Baseline Comparison </w:t>
-        <w:tab/>
-        <w:t xml:space="preserve"> Test Step Expected Result: Visualization widget renders top trends with accurate confidence scores.</w:t>
-      </w:r>
-    </w:p>
-    <w:p>
-      <w:r>
-        <w:tab/>
-        <w:t xml:space="preserve">Work Item ID: 1573 </w:t>
-        <w:tab/>
-        <w:t xml:space="preserve"> Module: AI Insights &amp; Anomaly Detection </w:t>
-        <w:tab/>
-        <w:t xml:space="preserve"> Name: Anomaly Detection Alert </w:t>
-        <w:tab/>
-        <w:t xml:space="preserve"> Id: TC002 </w:t>
-        <w:tab/>
-        <w:t xml:space="preserve"> Description: Verify alert generation SLA when a product metric deviates from historical distribution boundaries </w:t>
-        <w:tab/>
-        <w:t xml:space="preserve"> Precondition: Pre-trained predictive model cores are fully operational. </w:t>
-        <w:tab/>
-        <w:t xml:space="preserve"> Test Step: 1 </w:t>
-        <w:tab/>
-        <w:t xml:space="preserve"> Test Step Description: Inject anomalous sample data stream into active processing queue paths. </w:t>
-        <w:tab/>
-        <w:t xml:space="preserve"> Test Step Expected Result: AI processing layer intercepts structural boundary exception and sends a system alert UI notification within 2 seconds.</w:t>
-      </w:r>
-    </w:p>
-    <w:p>
-      <w:r>
-        <w:tab/>
-        <w:t xml:space="preserve">Work Item ID: 1572 </w:t>
-        <w:tab/>
-        <w:t xml:space="preserve"> Module: Claims Adjudication </w:t>
-        <w:tab/>
-        <w:t xml:space="preserve"> Name: Adjustment Code Processing - Variant 21 </w:t>
-        <w:tab/>
-        <w:t xml:space="preserve"> Id: TC1275 </w:t>
-        <w:tab/>
-        <w:t xml:space="preserve"> Description: Verify system handles invalid or missing data during Adjustment Code Processing </w:t>
-        <w:tab/>
-        <w:t xml:space="preserve"> Precondition: Inbound EDI 837 claim processing queue online. </w:t>
-        <w:tab/>
-        <w:t xml:space="preserve"> Test Step: 1 </w:t>
-        <w:tab/>
-        <w:t xml:space="preserve"> Test Step Description: Submit claim batch containing edge case scenarios for Adjustment Code Processing </w:t>
-        <w:tab/>
-        <w:t xml:space="preserve"> Test Step Expected Result: System flags anomaly and routed claim to review queue instantly.</w:t>
-      </w:r>
-    </w:p>
-    <w:p>
-      <w:r>
-        <w:tab/>
-        <w:t xml:space="preserve">Work Item ID: 1573 </w:t>
-        <w:tab/>
-        <w:t xml:space="preserve"> Module: AI Insights &amp; Anomaly Detection </w:t>
-        <w:tab/>
-        <w:t xml:space="preserve"> Name: Alert Dismissal Persistence - Variant 8 </w:t>
-        <w:tab/>
-        <w:t xml:space="preserve"> Id: TC0496 </w:t>
-        <w:tab/>
-        <w:t xml:space="preserve"> Description: Verify accuracy and SLA metrics for Alert Dismissal Persistence predictive execution </w:t>
-        <w:tab/>
-        <w:t xml:space="preserve"> Precondition: Model checkpoint v2.4 loaded in runtime environment. </w:t>
-        <w:tab/>
-        <w:t xml:space="preserve"> Test Step: 1 </w:t>
-        <w:tab/>
-        <w:t xml:space="preserve"> Test Step Description: Interact with AI insight card component for Alert Dismissal Persistence </w:t>
-        <w:tab/>
-        <w:t xml:space="preserve"> Test Step Expected Result: Explanation model outputs clear feature contribution breakdown.</w:t>
-      </w:r>
-    </w:p>
-    <w:p>
-      <w:r>
-        <w:tab/>
-        <w:t xml:space="preserve">Work Item ID: 1571 </w:t>
-        <w:tab/>
-        <w:t xml:space="preserve"> Module: Patient Portal Appointments </w:t>
-        <w:tab/>
-        <w:t xml:space="preserve"> Name: Reschedule Request - Variant 12 </w:t>
-        <w:tab/>
-        <w:t xml:space="preserve"> Id: TC0716 </w:t>
-        <w:tab/>
-        <w:t xml:space="preserve"> Description: Verify edge case data handling during Reschedule Request execution </w:t>
-        <w:tab/>
-        <w:t xml:space="preserve"> Precondition: User profile settings configured with default preferences. </w:t>
-        <w:tab/>
-        <w:t xml:space="preserve"> Test Step: 1 </w:t>
-        <w:tab/>
-        <w:t xml:space="preserve"> Test Step Description: Submit the request form and observe screen update for Reschedule Request </w:t>
-        <w:tab/>
-        <w:t xml:space="preserve"> Test Step Expected Result: System logs action correctly and maintains complete session data integrity.</w:t>
-      </w:r>
-    </w:p>
-    <w:p>
-      <w:r>
-        <w:tab/>
-        <w:t xml:space="preserve">Work Item ID: 1573 </w:t>
-        <w:tab/>
-        <w:t xml:space="preserve"> Module: AI Insights &amp; Anomaly Detection </w:t>
-        <w:tab/>
-        <w:t xml:space="preserve"> Name: False Positive Feedback Loop - Variant 23 </w:t>
-        <w:tab/>
-        <w:t xml:space="preserve"> Id: TC1387 </w:t>
-        <w:tab/>
-        <w:t xml:space="preserve"> Description: Verify real-time notification trigger during False Positive Feedback Loop </w:t>
-        <w:tab/>
-        <w:t xml:space="preserve"> Precondition: Kafka event streaming topic connected. </w:t>
-        <w:tab/>
-        <w:t xml:space="preserve"> Test Step: 1 </w:t>
-        <w:tab/>
-        <w:t xml:space="preserve"> Test Step Description: Simulate statistical deviation vector to validate False Positive Feedback Loop </w:t>
-        <w:tab/>
-        <w:t xml:space="preserve"> Test Step Expected Result: System generates high-priority notification banner instantly.</w:t>
-      </w:r>
-    </w:p>
-    <w:p>
-      <w:r>
-        <w:tab/>
-        <w:t xml:space="preserve">Work Item ID: 1571 </w:t>
-        <w:tab/>
-        <w:t xml:space="preserve"> Module: Patient Portal Appointments </w:t>
-        <w:tab/>
-        <w:t xml:space="preserve"> Name: Location Map View - Variant 21 </w:t>
-        <w:tab/>
-        <w:t xml:space="preserve"> Id: TC1262 </w:t>
-        <w:tab/>
-        <w:t xml:space="preserve"> Description: Verify behavior of Location Map View under standard network load conditions </w:t>
-        <w:tab/>
-        <w:t xml:space="preserve"> Precondition: Database populated with active patient appointment records. </w:t>
-        <w:tab/>
-        <w:t xml:space="preserve"> Test Step: 1 </w:t>
-        <w:tab/>
-        <w:t xml:space="preserve"> Test Step Description: Select the target option from 'My Appointments' view for Location Map View </w:t>
-        <w:tab/>
-        <w:t xml:space="preserve"> Test Step Expected Result: Correct data visual tags render cleanly without page overflow.</w:t>
-      </w:r>
-    </w:p>
-    <w:p>
-      <w:r>
-        <w:tab/>
-        <w:t xml:space="preserve">Work Item ID: 1572 </w:t>
-        <w:tab/>
-        <w:t xml:space="preserve"> Module: Claims Adjudication </w:t>
-        <w:tab/>
-        <w:t xml:space="preserve"> Name: EOB Document Generation - Variant 22 </w:t>
-        <w:tab/>
-        <w:t xml:space="preserve"> Id: TC1311 </w:t>
-        <w:tab/>
-        <w:t xml:space="preserve"> Description: Verify system handles invalid or missing data during EOB Document Generation </w:t>
-        <w:tab/>
-        <w:t xml:space="preserve"> Precondition: Inbound EDI 837 claim processing queue online. </w:t>
-        <w:tab/>
-        <w:t xml:space="preserve"> Test Step: 1 </w:t>
-        <w:tab/>
-        <w:t xml:space="preserve"> Test Step Description: Submit claim batch containing edge case scenarios for EOB Document Generation </w:t>
-        <w:tab/>
-        <w:t xml:space="preserve"> Test Step Expected Result: System flags anomaly and routed claim to review queue instantly.</w:t>
-      </w:r>
-    </w:p>
-    <w:p>
-      <w:r>
-        <w:tab/>
-        <w:t xml:space="preserve">Work Item ID: 1572 </w:t>
-        <w:tab/>
-        <w:t xml:space="preserve"> Module: Claims Adjudication </w:t>
-        <w:tab/>
-        <w:t xml:space="preserve"> Name: Claim Line Item Split - Variant 4 </w:t>
-        <w:tab/>
-        <w:t xml:space="preserve"> Id: TC0234 </w:t>
-        <w:tab/>
-        <w:t xml:space="preserve"> Description: Verify claims rules engine properly calculates Claim Line Item Split </w:t>
-        <w:tab/>
-        <w:t xml:space="preserve"> Precondition: Member eligibility database active and updated. </w:t>
-        <w:tab/>
-        <w:t xml:space="preserve"> Test Step: 1 </w:t>
-        <w:tab/>
-        <w:t xml:space="preserve"> Test Step Description: Trigger automated rules evaluation pipeline for Claim Line Item Split </w:t>
-        <w:tab/>
-        <w:t xml:space="preserve"> Test Step Expected Result: Claim status transitions to expected terminal state with proper reason code.</w:t>
-      </w:r>
-    </w:p>
-    <w:p>
-      <w:r>
-        <w:tab/>
-        <w:t xml:space="preserve">Work Item ID: 1571 </w:t>
-        <w:tab/>
-        <w:t xml:space="preserve"> Module: Patient Portal Appointments </w:t>
-        <w:tab/>
-        <w:t xml:space="preserve"> Name: Location Map View - Variant 23 </w:t>
-        <w:tab/>
-        <w:t xml:space="preserve"> Id: TC1382 </w:t>
-        <w:tab/>
-        <w:t xml:space="preserve"> Description: Verify behavior of Location Map View under standard network load conditions </w:t>
-        <w:tab/>
-        <w:t xml:space="preserve"> Precondition: Database populated with active patient appointment records. </w:t>
-        <w:tab/>
-        <w:t xml:space="preserve"> Test Step: 1 </w:t>
-        <w:tab/>
-        <w:t xml:space="preserve"> Test Step Description: Select the target option from 'My Appointments' view for Location Map View </w:t>
-        <w:tab/>
-        <w:t xml:space="preserve"> Test Step Expected Result: Correct data visual tags render cleanly without page overflow.</w:t>
-      </w:r>
-    </w:p>
-    <w:p>
-      <w:r>
-        <w:tab/>
-        <w:t xml:space="preserve">Work Item ID: 1572 </w:t>
-        <w:tab/>
-        <w:t xml:space="preserve"> Module: Claims Adjudication </w:t>
-        <w:tab/>
-        <w:t xml:space="preserve"> Name: Provider NPI Verification - Variant 23 </w:t>
-        <w:tab/>
-        <w:t xml:space="preserve"> Id: TC1398 </w:t>
-        <w:tab/>
-        <w:t xml:space="preserve"> Description: Verify claims rules engine properly calculates Provider NPI Verification </w:t>
-        <w:tab/>
-        <w:t xml:space="preserve"> Precondition: Member eligibility database active and updated. </w:t>
-        <w:tab/>
-        <w:t xml:space="preserve"> Test Step: 1 </w:t>
-        <w:tab/>
-        <w:t xml:space="preserve"> Test Step Description: Trigger automated rules evaluation pipeline for Provider NPI Verification </w:t>
-        <w:tab/>
-        <w:t xml:space="preserve"> Test Step Expected Result: Claim status transitions to expected terminal state with proper reason code.</w:t>
-      </w:r>
-    </w:p>
-    <w:p>
-      <w:r>
-        <w:tab/>
-        <w:t xml:space="preserve">Work Item ID: 1572 </w:t>
-        <w:tab/>
-        <w:t xml:space="preserve"> Module: Claims Adjudication </w:t>
-        <w:tab/>
-        <w:t xml:space="preserve"> Name: Bundled Service Deduction - Variant 22 </w:t>
-        <w:tab/>
-        <w:t xml:space="preserve"> Id: TC1341 </w:t>
-        <w:tab/>
-        <w:t xml:space="preserve"> Description: Verify adjudication engine logic for Bundled Service Deduction </w:t>
-        <w:tab/>
-        <w:t xml:space="preserve"> Precondition: Claim adjudication rules engine initialized. </w:t>
-        <w:tab/>
-        <w:t xml:space="preserve"> Test Step: 1 </w:t>
-        <w:tab/>
-        <w:t xml:space="preserve"> Test Step Description: Ingest synthetic claim payload testing Bundled Service Deduction into the engine </w:t>
-        <w:tab/>
-        <w:t xml:space="preserve"> Test Step Expected Result: Adjudication engine applies correct formula and outputs calculated totals.</w:t>
-      </w:r>
-    </w:p>
-    <w:p>
-      <w:r>
-        <w:tab/>
-        <w:t xml:space="preserve">Work Item ID: 1571 </w:t>
-        <w:tab/>
-        <w:t xml:space="preserve"> Module: Patient Portal Appointments </w:t>
-        <w:tab/>
-        <w:t xml:space="preserve"> Name: Print Summary - Variant 23 </w:t>
-        <w:tab/>
-        <w:t xml:space="preserve"> Id: TC1394 </w:t>
-        <w:tab/>
-        <w:t xml:space="preserve"> Description: Verify behavior of Print Summary under standard network load conditions </w:t>
-        <w:tab/>
-        <w:t xml:space="preserve"> Precondition: Database populated with active patient appointment records. </w:t>
-        <w:tab/>
-        <w:t xml:space="preserve"> Test Step: 1 </w:t>
-        <w:tab/>
-        <w:t xml:space="preserve"> Test Step Description: Select the target option from 'My Appointments' view for Print Summary </w:t>
-        <w:tab/>
-        <w:t xml:space="preserve"> Test Step Expected Result: Correct data visual tags render cleanly without page overflow.</w:t>
-      </w:r>
-    </w:p>
-    <w:p>
-      <w:r>
-        <w:tab/>
-        <w:t xml:space="preserve">Work Item ID: 1573 </w:t>
-        <w:tab/>
-        <w:t xml:space="preserve"> Module: AI Insights &amp; Anomaly Detection </w:t>
-        <w:tab/>
-        <w:t xml:space="preserve"> Name: Explanation Tooltip Generation - Variant 3 </w:t>
-        <w:tab/>
-        <w:t xml:space="preserve"> Id: TC0193 </w:t>
-        <w:tab/>
-        <w:t xml:space="preserve"> Description: Verify AI pipeline capabilities when processing Explanation Tooltip Generation </w:t>
-        <w:tab/>
-        <w:t xml:space="preserve"> Precondition: AI predictive inference service active. </w:t>
-        <w:tab/>
-        <w:t xml:space="preserve"> Test Step: 1 </w:t>
-        <w:tab/>
-        <w:t xml:space="preserve"> Test Step Description: Inject sample telemetry dataset into stream to evaluate Explanation Tooltip Generation </w:t>
-        <w:tab/>
-        <w:t xml:space="preserve"> Test Step Expected Result: AI processing layer identifies pattern and updates UI cards within SLA.</w:t>
-      </w:r>
-    </w:p>
-    <w:p>
-      <w:r>
-        <w:tab/>
-        <w:t xml:space="preserve">Work Item ID: 1573 </w:t>
-        <w:tab/>
-        <w:t xml:space="preserve"> Module: AI Insights &amp; Anomaly Detection </w:t>
-        <w:tab/>
-        <w:t xml:space="preserve"> Name: Predictive No-Show Score - Variant 10 </w:t>
-        <w:tab/>
-        <w:t xml:space="preserve"> Id: TC0586 </w:t>
-        <w:tab/>
-        <w:t xml:space="preserve"> Description: Verify dashboard UI component displays output from Predictive No-Show Score </w:t>
-        <w:tab/>
-        <w:t xml:space="preserve"> Precondition: Historical baseline metrics ingested and indexed. </w:t>
-        <w:tab/>
-        <w:t xml:space="preserve"> Test Step: 1 </w:t>
-        <w:tab/>
-        <w:t xml:space="preserve"> Test Step Description: Trigger dashboard refresh and monitor response latency for Predictive No-Show Score </w:t>
-        <w:tab/>
-        <w:t xml:space="preserve"> Test Step Expected Result: Visualization widget renders top trends with accurate confidence scores.</w:t>
-      </w:r>
-    </w:p>
-    <w:p>
-      <w:r>
-        <w:tab/>
-        <w:t xml:space="preserve">Work Item ID: 1572 </w:t>
-        <w:tab/>
-        <w:t xml:space="preserve"> Module: Claims Adjudication </w:t>
-        <w:tab/>
-        <w:t xml:space="preserve"> Name: Maximum Out-of-Pocket Cap - Variant 8 </w:t>
-        <w:tab/>
-        <w:t xml:space="preserve"> Id: TC0504 </w:t>
-        <w:tab/>
-        <w:t xml:space="preserve"> Description: Verify system flags exception when Maximum Out-of-Pocket Cap criteria are met </w:t>
-        <w:tab/>
-        <w:t xml:space="preserve"> Precondition: Fee schedule table configured in runtime memory. </w:t>
-        <w:tab/>
-        <w:t xml:space="preserve"> Test Step: 1 </w:t>
-        <w:tab/>
-        <w:t xml:space="preserve"> Test Step Description: Inspect adjudication output parameters for Maximum Out-of-Pocket Cap </w:t>
-        <w:tab/>
-        <w:t xml:space="preserve"> Test Step Expected Result: Financial liability split correctly between member and plan.</w:t>
-      </w:r>
-    </w:p>
-    <w:p>
-      <w:r>
-        <w:tab/>
-        <w:t xml:space="preserve">Work Item ID: 1571 </w:t>
-        <w:tab/>
-        <w:t xml:space="preserve"> Module: Patient Portal Appointments </w:t>
-        <w:tab/>
-        <w:t xml:space="preserve"> Name: Mobile Responsive Grid - Variant 10 </w:t>
-        <w:tab/>
-        <w:t xml:space="preserve"> Id: TC0635 </w:t>
-        <w:tab/>
-        <w:t xml:space="preserve"> Description: Verify UI validation and error handling for Mobile Responsive Grid </w:t>
-        <w:tab/>
-        <w:t xml:space="preserve"> Precondition: Mock scheduling API server online and reachable. </w:t>
-        <w:tab/>
-        <w:t xml:space="preserve"> Test Step: 1 </w:t>
-        <w:tab/>
-        <w:t xml:space="preserve"> Test Step Description: Execute user interaction sequence corresponding to Mobile Responsive Grid </w:t>
-        <w:tab/>
-        <w:t xml:space="preserve"> Test Step Expected Result: Appropriate status indicator displays with expected confirmation message.</w:t>
-      </w:r>
-    </w:p>
-    <w:p>
-      <w:r>
-        <w:tab/>
-        <w:t xml:space="preserve">Work Item ID: 1573 </w:t>
-        <w:tab/>
-        <w:t xml:space="preserve"> Module: AI Insights &amp; Anomaly Detection </w:t>
-        <w:tab/>
-        <w:t xml:space="preserve"> Name: Confidence Threshold Filter - Variant 3 </w:t>
-        <w:tab/>
-        <w:t xml:space="preserve"> Id: TC0184 </w:t>
-        <w:tab/>
-        <w:t xml:space="preserve"> Description: Verify accuracy and SLA metrics for Confidence Threshold Filter predictive execution </w:t>
-        <w:tab/>
-        <w:t xml:space="preserve"> Precondition: Model checkpoint v2.4 loaded in runtime environment. </w:t>
-        <w:tab/>
-        <w:t xml:space="preserve"> Test Step: 1 </w:t>
-        <w:tab/>
-        <w:t xml:space="preserve"> Test Step Description: Interact with AI insight card component for Confidence Threshold Filter </w:t>
-        <w:tab/>
-        <w:t xml:space="preserve"> Test Step Expected Result: Explanation model outputs clear feature contribution breakdown.</w:t>
-      </w:r>
-    </w:p>
-    <w:p>
-      <w:r>
-        <w:tab/>
-        <w:t xml:space="preserve">Work Item ID: 1571 </w:t>
-        <w:tab/>
-        <w:t xml:space="preserve"> Module: Patient Portal Appointments </w:t>
-        <w:tab/>
-        <w:t xml:space="preserve"> Name: Timezone Sync - Variant 6 </w:t>
-        <w:tab/>
-        <w:t xml:space="preserve"> Id: TC0341 </w:t>
-        <w:tab/>
-        <w:t xml:space="preserve"> Description: Verify that Timezone Sync operates correctly when loaded by patient user </w:t>
-        <w:tab/>
-        <w:t xml:space="preserve"> Precondition: Patient user logged in with valid session token. </w:t>
-        <w:tab/>
-        <w:t xml:space="preserve"> Test Step: 1 </w:t>
-        <w:tab/>
-        <w:t xml:space="preserve"> Test Step Description: Navigate to the Patient Portal dashboard and trigger Timezone Sync </w:t>
-        <w:tab/>
-        <w:t xml:space="preserve"> Test Step Expected Result: System successfully processes request and updates UI state within 2 seconds.</w:t>
-      </w:r>
-    </w:p>
-    <w:p>
-      <w:r>
-        <w:tab/>
-        <w:t xml:space="preserve">Work Item ID: 1572 </w:t>
-        <w:tab/>
-        <w:t xml:space="preserve"> Module: Claims Adjudication </w:t>
-        <w:tab/>
-        <w:t xml:space="preserve"> Name: High Value Claim Audit Trigger - Variant 3 </w:t>
-        <w:tab/>
-        <w:t xml:space="preserve"> Id: TC0210 </w:t>
-        <w:tab/>
-        <w:t xml:space="preserve"> Description: Verify claims rules engine properly calculates High Value Claim Audit Trigger </w:t>
-        <w:tab/>
-        <w:t xml:space="preserve"> Precondition: Member eligibility database active and updated. </w:t>
-        <w:tab/>
-        <w:t xml:space="preserve"> Test Step: 1 </w:t>
-        <w:tab/>
-        <w:t xml:space="preserve"> Test Step Description: Trigger automated rules evaluation pipeline for High Value Claim Audit Trigger </w:t>
-        <w:tab/>
-        <w:t xml:space="preserve"> Test Step Expected Result: Claim status transitions to expected terminal state with proper reason code.</w:t>
-      </w:r>
-    </w:p>
-    <w:p>
-      <w:r>
-        <w:tab/>
-        <w:t xml:space="preserve">Work Item ID: 1572 </w:t>
-        <w:tab/>
-        <w:t xml:space="preserve"> Module: Claims Adjudication </w:t>
-        <w:tab/>
-        <w:t xml:space="preserve"> Name: Timely Filing Limit Edge - Variant 7 </w:t>
-        <w:tab/>
-        <w:t xml:space="preserve"> Id: TC0426 </w:t>
-        <w:tab/>
-        <w:t xml:space="preserve"> Description: Verify claims rules engine properly calculates Timely Filing Limit Edge </w:t>
-        <w:tab/>
-        <w:t xml:space="preserve"> Precondition: Member eligibility database active and updated. </w:t>
-        <w:tab/>
-        <w:t xml:space="preserve"> Test Step: 1 </w:t>
-        <w:tab/>
-        <w:t xml:space="preserve"> Test Step Description: Trigger automated rules evaluation pipeline for Timely Filing Limit Edge </w:t>
-        <w:tab/>
-        <w:t xml:space="preserve"> Test Step Expected Result: Claim status transitions to expected terminal state with proper reason code.</w:t>
-      </w:r>
-    </w:p>
-    <w:p>
-      <w:r>
-        <w:tab/>
-        <w:t xml:space="preserve">Work Item ID: 1571 </w:t>
-        <w:tab/>
-        <w:t xml:space="preserve"> Module: Patient Portal Appointments </w:t>
-        <w:tab/>
-        <w:t xml:space="preserve"> Name: Reschedule Request - Variant 8 </w:t>
-        <w:tab/>
-        <w:t xml:space="preserve"> Id: TC0476 </w:t>
-        <w:tab/>
-        <w:t xml:space="preserve"> Description: Verify edge case data handling during Reschedule Request execution </w:t>
-        <w:tab/>
-        <w:t xml:space="preserve"> Precondition: User profile settings configured with default preferences. </w:t>
-        <w:tab/>
-        <w:t xml:space="preserve"> Test Step: 1 </w:t>
-        <w:tab/>
-        <w:t xml:space="preserve"> Test Step Description: Submit the request form and observe screen update for Reschedule Request </w:t>
-        <w:tab/>
-        <w:t xml:space="preserve"> Test Step Expected Result: System logs action correctly and maintains complete session data integrity.</w:t>
-      </w:r>
-    </w:p>
-    <w:p>
-      <w:r>
-        <w:tab/>
-        <w:t xml:space="preserve">Work Item ID: 1571 </w:t>
-        <w:tab/>
-        <w:t xml:space="preserve"> Module: Patient Portal Appointments </w:t>
-        <w:tab/>
-        <w:t xml:space="preserve"> Name: Check-in Status Indicator - Variant 20 </w:t>
-        <w:tab/>
-        <w:t xml:space="preserve"> Id: TC1226 </w:t>
-        <w:tab/>
-        <w:t xml:space="preserve"> Description: Verify behavior of Check-in Status Indicator under standard network load conditions </w:t>
-        <w:tab/>
-        <w:t xml:space="preserve"> Precondition: Database populated with active patient appointment records. </w:t>
-        <w:tab/>
-        <w:t xml:space="preserve"> Test Step: 1 </w:t>
-        <w:tab/>
-        <w:t xml:space="preserve"> Test Step Description: Select the target option from 'My Appointments' view for Check-in Status Indicator </w:t>
-        <w:tab/>
-        <w:t xml:space="preserve"> Test Step Expected Result: Correct data visual tags render cleanly without page overflow.</w:t>
-      </w:r>
-    </w:p>
-    <w:p>
-      <w:r>
-        <w:tab/>
-        <w:t xml:space="preserve">Work Item ID: 1572 </w:t>
-        <w:tab/>
-        <w:t xml:space="preserve"> Module: Claims Adjudication </w:t>
-        <w:tab/>
-        <w:t xml:space="preserve"> Name: EOB Document Generation - Variant 9 </w:t>
-        <w:tab/>
-        <w:t xml:space="preserve"> Id: TC0531 </w:t>
-        <w:tab/>
-        <w:t xml:space="preserve"> Description: Verify system handles invalid or missing data during EOB Document Generation </w:t>
-        <w:tab/>
-        <w:t xml:space="preserve"> Precondition: Inbound EDI 837 claim processing queue online. </w:t>
-        <w:tab/>
-        <w:t xml:space="preserve"> Test Step: 1 </w:t>
-        <w:tab/>
-        <w:t xml:space="preserve"> Test Step Description: Submit claim batch containing edge case scenarios for EOB Document Generation </w:t>
-        <w:tab/>
-        <w:t xml:space="preserve"> Test Step Expected Result: System flags anomaly and routed claim to review queue instantly.</w:t>
-      </w:r>
-    </w:p>
-    <w:p>
-      <w:r>
-        <w:tab/>
-        <w:t xml:space="preserve">Work Item ID: 1572 </w:t>
-        <w:tab/>
-        <w:t xml:space="preserve"> Module: Claims Adjudication </w:t>
-        <w:tab/>
-        <w:t xml:space="preserve"> Name: Timely Filing Limit Edge - Variant 20 </w:t>
-        <w:tab/>
-        <w:t xml:space="preserve"> Id: TC1206 </w:t>
-        <w:tab/>
-        <w:t xml:space="preserve"> Description: Verify claims rules engine properly calculates Timely Filing Limit Edge </w:t>
-        <w:tab/>
-        <w:t xml:space="preserve"> Precondition: Member eligibility database active and updated. </w:t>
-        <w:tab/>
-        <w:t xml:space="preserve"> Test Step: 1 </w:t>
-        <w:tab/>
-        <w:t xml:space="preserve"> Test Step Description: Trigger automated rules evaluation pipeline for Timely Filing Limit Edge </w:t>
-        <w:tab/>
-        <w:t xml:space="preserve"> Test Step Expected Result: Claim status transitions to expected terminal state with proper reason code.</w:t>
-      </w:r>
-    </w:p>
-    <w:p>
-      <w:r>
-        <w:tab/>
-        <w:t xml:space="preserve">Work Item ID: 1571 </w:t>
-        <w:tab/>
-        <w:t xml:space="preserve"> Module: Patient Portal Appointments </w:t>
-        <w:tab/>
-        <w:t xml:space="preserve"> Name: No Appointments Empty State - Variant 20 </w:t>
-        <w:tab/>
-        <w:t xml:space="preserve"> Id: TC1229 </w:t>
-        <w:tab/>
-        <w:t xml:space="preserve"> Description: Verify that No Appointments Empty State operates correctly when loaded by patient user </w:t>
-        <w:tab/>
-        <w:t xml:space="preserve"> Precondition: Patient user logged in with valid session token. </w:t>
-        <w:tab/>
-        <w:t xml:space="preserve"> Test Step: 1 </w:t>
-        <w:tab/>
-        <w:t xml:space="preserve"> Test Step Description: Navigate to the Patient Portal dashboard and trigger No Appointments Empty State </w:t>
-        <w:tab/>
-        <w:t xml:space="preserve"> Test Step Expected Result: System successfully processes request and updates UI state within 2 seconds.</w:t>
-      </w:r>
-    </w:p>
-    <w:p>
-      <w:r>
-        <w:tab/>
-        <w:t xml:space="preserve">Work Item ID: 1573 </w:t>
-        <w:tab/>
-        <w:t xml:space="preserve"> Module: AI Insights &amp; Anomaly Detection </w:t>
-        <w:tab/>
-        <w:t xml:space="preserve"> Name: Historical Baseline Comparison - Variant 17 </w:t>
-        <w:tab/>
-        <w:t xml:space="preserve"> Id: TC1042 </w:t>
-        <w:tab/>
-        <w:t xml:space="preserve"> Description: Verify dashboard UI component displays output from Historical Baseline Comparison </w:t>
-        <w:tab/>
-        <w:t xml:space="preserve"> Precondition: Historical baseline metrics ingested and indexed. </w:t>
-        <w:tab/>
-        <w:t xml:space="preserve"> Test Step: 1 </w:t>
-        <w:tab/>
-        <w:t xml:space="preserve"> Test Step Description: Trigger dashboard refresh and monitor response latency for Historical Baseline Comparison </w:t>
-        <w:tab/>
-        <w:t xml:space="preserve"> Test Step Expected Result: Visualization widget renders top trends with accurate confidence scores.</w:t>
-      </w:r>
-    </w:p>
-    <w:p>
-      <w:r>
-        <w:tab/>
-        <w:t xml:space="preserve">Work Item ID: 1572 </w:t>
-        <w:tab/>
-        <w:t xml:space="preserve"> Module: Claims Adjudication </w:t>
-        <w:tab/>
-        <w:t xml:space="preserve"> Name: Timely Filing Limit Edge - Variant 9 </w:t>
-        <w:tab/>
-        <w:t xml:space="preserve"> Id: TC0546 </w:t>
-        <w:tab/>
-        <w:t xml:space="preserve"> Description: Verify claims rules engine properly calculates Timely Filing Limit Edge </w:t>
-        <w:tab/>
-        <w:t xml:space="preserve"> Precondition: Member eligibility database active and updated. </w:t>
-        <w:tab/>
-        <w:t xml:space="preserve"> Test Step: 1 </w:t>
-        <w:tab/>
-        <w:t xml:space="preserve"> Test Step Description: Trigger automated rules evaluation pipeline for Timely Filing Limit Edge </w:t>
-        <w:tab/>
-        <w:t xml:space="preserve"> Test Step Expected Result: Claim status transitions to expected terminal state with proper reason code.</w:t>
-      </w:r>
-    </w:p>
-    <w:p>
-      <w:r>
-        <w:tab/>
-        <w:t xml:space="preserve">Work Item ID: 1573 </w:t>
-        <w:tab/>
-        <w:t xml:space="preserve"> Module: AI Insights &amp; Anomaly Detection </w:t>
-        <w:tab/>
-        <w:t xml:space="preserve"> Name: Unusual Billing Pattern Flag - Variant 9 </w:t>
-        <w:tab/>
-        <w:t xml:space="preserve"> Id: TC0571 </w:t>
-        <w:tab/>
-        <w:t xml:space="preserve"> Description: Verify real-time notification trigger during Unusual Billing Pattern Flag </w:t>
-        <w:tab/>
-        <w:t xml:space="preserve"> Precondition: Kafka event streaming topic connected. </w:t>
-        <w:tab/>
-        <w:t xml:space="preserve"> Test Step: 1 </w:t>
-        <w:tab/>
-        <w:t xml:space="preserve"> Test Step Description: Simulate statistical deviation vector to validate Unusual Billing Pattern Flag </w:t>
-        <w:tab/>
-        <w:t xml:space="preserve"> Test Step Expected Result: System generates high-priority notification banner instantly.</w:t>
-      </w:r>
-    </w:p>
-    <w:p>
-      <w:r>
-        <w:tab/>
-        <w:t xml:space="preserve">Work Item ID: 1572 </w:t>
-        <w:tab/>
-        <w:t xml:space="preserve"> Module: Claims Adjudication </w:t>
-        <w:tab/>
-        <w:t xml:space="preserve"> Name: Procedure Code Cross-check - Variant 3 </w:t>
-        <w:tab/>
-        <w:t xml:space="preserve"> Id: TC1593 </w:t>
-        <w:tab/>
-        <w:t xml:space="preserve"> Description: Verify adjudication engine logic for Procedure Code Cross-check </w:t>
-        <w:tab/>
-        <w:t xml:space="preserve"> Precondition: Claim adjudication rules engine initialized. </w:t>
-        <w:tab/>
-        <w:t xml:space="preserve"> Test Step: 1 </w:t>
-        <w:tab/>
-        <w:t xml:space="preserve"> Test Step Description: Ingest synthetic claim payload testing Procedure Code Cross-check into the engine </w:t>
-        <w:tab/>
-        <w:t xml:space="preserve"> Test Step Expected Result: Adjudication engine applies correct formula and outputs calculated totals.</w:t>
-      </w:r>
-    </w:p>
-    <w:p>
-      <w:r>
-        <w:tab/>
-        <w:t xml:space="preserve">Work Item ID: 1572 </w:t>
-        <w:tab/>
-        <w:t xml:space="preserve"> Module: Claims Adjudication </w:t>
-        <w:tab/>
-        <w:t xml:space="preserve"> Name: Interest Penalty Calculation - Variant 22 </w:t>
-        <w:tab/>
-        <w:t xml:space="preserve"> Id: TC2379 </w:t>
-        <w:tab/>
-        <w:t xml:space="preserve"> Description: Verify system handles invalid or missing data during Interest Penalty Calculation </w:t>
-        <w:tab/>
-        <w:t xml:space="preserve"> Precondition: Inbound EDI 837 claim processing queue online. </w:t>
-        <w:tab/>
-        <w:t xml:space="preserve"> Test Step: 1 </w:t>
-        <w:tab/>
-        <w:t xml:space="preserve"> Test Step Description: Submit claim batch containing edge case scenarios for Interest Penalty Calculation </w:t>
-        <w:tab/>
-        <w:t xml:space="preserve"> Test Step Expected Result: System flags anomaly and routed claim to review queue instantly.</w:t>
-      </w:r>
-    </w:p>
-    <w:p>
-      <w:r>
-        <w:tab/>
-        <w:t xml:space="preserve">Work Item ID: 1572 </w:t>
-        <w:tab/>
-        <w:t xml:space="preserve"> Module: Claims Adjudication </w:t>
-        <w:tab/>
-        <w:t xml:space="preserve"> Name: Bundled Service Deduction - Variant 10 </w:t>
-        <w:tab/>
-        <w:t xml:space="preserve"> Id: TC1887 </w:t>
-        <w:tab/>
-        <w:t xml:space="preserve"> Description: Verify system handles invalid or missing data during Bundled Service Deduction </w:t>
-        <w:tab/>
-        <w:t xml:space="preserve"> Precondition: Inbound EDI 837 claim processing queue online. </w:t>
-        <w:tab/>
-        <w:t xml:space="preserve"> Test Step: 1 </w:t>
-        <w:tab/>
-        <w:t xml:space="preserve"> Test Step Description: Submit claim batch containing edge case scenarios for Bundled Service Deduction </w:t>
-        <w:tab/>
-        <w:t xml:space="preserve"> Test Step Expected Result: System flags anomaly and routed claim to review queue instantly.</w:t>
-      </w:r>
-    </w:p>
-    <w:p>
-      <w:r>
-        <w:tab/>
-        <w:t xml:space="preserve">Work Item ID: 1573 </w:t>
-        <w:tab/>
-        <w:t xml:space="preserve"> Module: AI Insights &amp; Anomaly Detection </w:t>
-        <w:tab/>
-        <w:t xml:space="preserve"> Name: Real-time Stream Ingestion - Variant 19 </w:t>
-        <w:tab/>
-        <w:t xml:space="preserve"> Id: TC2234 </w:t>
-        <w:tab/>
-        <w:t xml:space="preserve"> Description: Verify dashboard UI component displays output from Real-time Stream Ingestion </w:t>
-        <w:tab/>
-        <w:t xml:space="preserve"> Precondition: Historical baseline metrics ingested and indexed. </w:t>
-        <w:tab/>
-        <w:t xml:space="preserve"> Test Step: 1 </w:t>
-        <w:tab/>
-        <w:t xml:space="preserve"> Test Step Description: Trigger dashboard refresh and monitor response latency for Real-time Stream Ingestion </w:t>
-        <w:tab/>
-        <w:t xml:space="preserve"> Test Step Expected Result: Visualization widget renders top trends with accurate confidence scores.</w:t>
-      </w:r>
-    </w:p>
-    <w:p>
-      <w:r>
-        <w:tab/>
-        <w:t xml:space="preserve">Work Item ID: 1572 </w:t>
-        <w:tab/>
-        <w:t xml:space="preserve"> Module: Claims Adjudication </w:t>
-        <w:tab/>
-        <w:t xml:space="preserve"> Name: Corrected Claim Resubmission - Variant 9 </w:t>
-        <w:tab/>
-        <w:t xml:space="preserve"> Id: TC1857 </w:t>
-        <w:tab/>
-        <w:t xml:space="preserve"> Description: Verify adjudication engine logic for Corrected Claim Resubmission </w:t>
-        <w:tab/>
-        <w:t xml:space="preserve"> Precondition: Claim adjudication rules engine initialized. </w:t>
-        <w:tab/>
-        <w:t xml:space="preserve"> Test Step: 1 </w:t>
-        <w:tab/>
-        <w:t xml:space="preserve"> Test Step Description: Ingest synthetic claim payload testing Corrected Claim Resubmission into the engine </w:t>
-        <w:tab/>
-        <w:t xml:space="preserve"> Test Step Expected Result: Adjudication engine applies correct formula and outputs calculated totals.</w:t>
-      </w:r>
-    </w:p>
-    <w:p>
-      <w:r>
-        <w:tab/>
-        <w:t xml:space="preserve">Work Item ID: 1572 </w:t>
-        <w:tab/>
-        <w:t xml:space="preserve"> Module: Claims Adjudication </w:t>
-        <w:tab/>
-        <w:t xml:space="preserve"> Name: Procedure Code Cross-check - Variant 25 </w:t>
-        <w:tab/>
-        <w:t xml:space="preserve"> Id: TC2473 </w:t>
-        <w:tab/>
-        <w:t xml:space="preserve"> Description: Verify adjudication engine logic for Procedure Code Cross-check </w:t>
-        <w:tab/>
-        <w:t xml:space="preserve"> Precondition: Claim adjudication rules engine initialized. </w:t>
-        <w:tab/>
-        <w:t xml:space="preserve"> Test Step: 1 </w:t>
-        <w:tab/>
-        <w:t xml:space="preserve"> Test Step Description: Ingest synthetic claim payload testing Procedure Code Cross-check into the engine </w:t>
-        <w:tab/>
-        <w:t xml:space="preserve"> Test Step Expected Result: Adjudication engine applies correct formula and outputs calculated totals.</w:t>
-      </w:r>
-    </w:p>
-    <w:p>
-      <w:r>
-        <w:tab/>
-        <w:t xml:space="preserve">Work Item ID: 1573 </w:t>
-        <w:tab/>
-        <w:t xml:space="preserve"> Module: AI Insights &amp; Anomaly Detection </w:t>
-        <w:tab/>
-        <w:t xml:space="preserve"> Name: Feature Attribution UI - Variant 14 </w:t>
-        <w:tab/>
-        <w:t xml:space="preserve"> Id: TC2032 </w:t>
-        <w:tab/>
-        <w:t xml:space="preserve"> Description: Verify accuracy and SLA metrics for Feature Attribution UI predictive execution </w:t>
-        <w:tab/>
-        <w:t xml:space="preserve"> Precondition: Model checkpoint v2.4 loaded in runtime environment. </w:t>
-        <w:tab/>
-        <w:t xml:space="preserve"> Test Step: 1 </w:t>
-        <w:tab/>
-        <w:t xml:space="preserve"> Test Step Description: Interact with AI insight card component for Feature Attribution UI </w:t>
-        <w:tab/>
-        <w:t xml:space="preserve"> Test Step Expected Result: Explanation model outputs clear feature contribution breakdown.</w:t>
-      </w:r>
-    </w:p>
-    <w:p>
-      <w:r>
-        <w:tab/>
-        <w:t xml:space="preserve">Work Item ID: 1573 </w:t>
-        <w:tab/>
-        <w:t xml:space="preserve"> Module: AI Insights &amp; Anomaly Detection </w:t>
-        <w:tab/>
-        <w:t xml:space="preserve"> Name: False Positive Feedback Loop - Variant 2 </w:t>
-        <w:tab/>
-        <w:t xml:space="preserve"> Id: TC1558 </w:t>
-        <w:tab/>
-        <w:t xml:space="preserve"> Description: Verify dashboard UI component displays output from False Positive Feedback Loop </w:t>
-        <w:tab/>
-        <w:t xml:space="preserve"> Precondition: Historical baseline metrics ingested and indexed. </w:t>
-        <w:tab/>
-        <w:t xml:space="preserve"> Test Step: 1 </w:t>
-        <w:tab/>
-        <w:t xml:space="preserve"> Test Step Description: Trigger dashboard refresh and monitor response latency for False Positive Feedback Loop </w:t>
-        <w:tab/>
-        <w:t xml:space="preserve"> Test Step Expected Result: Visualization widget renders top trends with accurate confidence scores.</w:t>
-      </w:r>
-    </w:p>
-    <w:p>
-      <w:r>
-        <w:tab/>
-        <w:t xml:space="preserve">Work Item ID: 1573 </w:t>
-        <w:tab/>
-        <w:t xml:space="preserve"> Module: AI Insights &amp; Anomaly Detection </w:t>
-        <w:tab/>
-        <w:t xml:space="preserve"> Name: SLA Performance Tracking - Variant 26 </w:t>
-        <w:tab/>
-        <w:t xml:space="preserve"> Id: TC2530 </w:t>
-        <w:tab/>
-        <w:t xml:space="preserve"> Description: Verify dashboard UI component displays output from SLA Performance Tracking </w:t>
-        <w:tab/>
-        <w:t xml:space="preserve"> Precondition: Historical baseline metrics ingested and indexed. </w:t>
-        <w:tab/>
-        <w:t xml:space="preserve"> Test Step: 1 </w:t>
-        <w:tab/>
-        <w:t xml:space="preserve"> Test Step Description: Trigger dashboard refresh and monitor response latency for SLA Performance Tracking </w:t>
-        <w:tab/>
-        <w:t xml:space="preserve"> Test Step Expected Result: Visualization widget renders top trends with accurate confidence scores.</w:t>
-      </w:r>
-    </w:p>
-    <w:p>
-      <w:r>
-        <w:tab/>
-        <w:t xml:space="preserve">Work Item ID: 1573 </w:t>
-        <w:tab/>
-        <w:t xml:space="preserve"> Module: AI Insights &amp; Anomaly Detection </w:t>
-        <w:tab/>
-        <w:t xml:space="preserve"> Name: Custom Threshold Setting - Variant 12 </w:t>
-        <w:tab/>
-        <w:t xml:space="preserve"> Id: TC1966 </w:t>
-        <w:tab/>
-        <w:t xml:space="preserve"> Description: Verify dashboard UI component displays output from Custom Threshold Setting </w:t>
-        <w:tab/>
-        <w:t xml:space="preserve"> Precondition: Historical baseline metrics ingested and indexed. </w:t>
-        <w:tab/>
-        <w:t xml:space="preserve"> Test Step: 1 </w:t>
-        <w:tab/>
-        <w:t xml:space="preserve"> Test Step Description: Trigger dashboard refresh and monitor response latency for Custom Threshold Setting </w:t>
-        <w:tab/>
-        <w:t xml:space="preserve"> Test Step Expected Result: Visualization widget renders top trends with accurate confidence scores.</w:t>
-      </w:r>
-    </w:p>
-    <w:p>
-      <w:r>
-        <w:tab/>
-        <w:t xml:space="preserve">Work Item ID: 1573 </w:t>
-        <w:tab/>
-        <w:t xml:space="preserve"> Module: AI Insights &amp; Anomaly Detection </w:t>
-        <w:tab/>
-        <w:t xml:space="preserve"> Name: Unusual Billing Pattern Flag - Variant 22 </w:t>
-        <w:tab/>
-        <w:t xml:space="preserve"> Id: TC2374 </w:t>
-        <w:tab/>
-        <w:t xml:space="preserve"> Description: Verify dashboard UI component displays output from Unusual Billing Pattern Flag </w:t>
-        <w:tab/>
-        <w:t xml:space="preserve"> Precondition: Historical baseline metrics ingested and indexed. </w:t>
-        <w:tab/>
-        <w:t xml:space="preserve"> Test Step: 1 </w:t>
-        <w:tab/>
-        <w:t xml:space="preserve"> Test Step Description: Trigger dashboard refresh and monitor response latency for Unusual Billing Pattern Flag </w:t>
-        <w:tab/>
-        <w:t xml:space="preserve"> Test Step Expected Result: Visualization widget renders top trends with accurate confidence scores.</w:t>
-      </w:r>
-    </w:p>
-    <w:p>
-      <w:r>
-        <w:tab/>
-        <w:t xml:space="preserve">Work Item ID: 1572 </w:t>
-        <w:tab/>
-        <w:t xml:space="preserve"> Module: Claims Adjudication </w:t>
-        <w:tab/>
-        <w:t xml:space="preserve"> Name: Corrected Claim Resubmission - Variant 1 </w:t>
-        <w:tab/>
-        <w:t xml:space="preserve"> Id: TC1537 </w:t>
-        <w:tab/>
-        <w:t xml:space="preserve"> Description: Verify adjudication engine logic for Corrected Claim Resubmission </w:t>
-        <w:tab/>
-        <w:t xml:space="preserve"> Precondition: Claim adjudication rules engine initialized. </w:t>
-        <w:tab/>
-        <w:t xml:space="preserve"> Test Step: 1 </w:t>
-        <w:tab/>
-        <w:t xml:space="preserve"> Test Step Description: Ingest synthetic claim payload testing Corrected Claim Resubmission into the engine </w:t>
-        <w:tab/>
-        <w:t xml:space="preserve"> Test Step Expected Result: Adjudication engine applies correct formula and outputs calculated totals.</w:t>
-      </w:r>
-    </w:p>
-    <w:p>
-      <w:r>
-        <w:tab/>
-        <w:t xml:space="preserve">Work Item ID: 1573 </w:t>
-        <w:tab/>
-        <w:t xml:space="preserve"> Module: AI Insights &amp; Anomaly Detection </w:t>
-        <w:tab/>
-        <w:t xml:space="preserve"> Name: Batch Model Scoring - Variant 1 </w:t>
-        <w:tab/>
-        <w:t xml:space="preserve"> Id: TC1520 </w:t>
-        <w:tab/>
-        <w:t xml:space="preserve"> Description: Verify accuracy and SLA metrics for Batch Model Scoring predictive execution </w:t>
-        <w:tab/>
-        <w:t xml:space="preserve"> Precondition: Model checkpoint v2.4 loaded in runtime environment. </w:t>
-        <w:tab/>
-        <w:t xml:space="preserve"> Test Step: 1 </w:t>
-        <w:tab/>
-        <w:t xml:space="preserve"> Test Step Description: Interact with AI insight card component for Batch Model Scoring </w:t>
-        <w:tab/>
-        <w:t xml:space="preserve"> Test Step Expected Result: Explanation model outputs clear feature contribution breakdown.</w:t>
-      </w:r>
-    </w:p>
-    <w:p>
-      <w:r>
-        <w:tab/>
-        <w:t xml:space="preserve">Work Item ID: 1572 </w:t>
-        <w:tab/>
-        <w:t xml:space="preserve"> Module: Claims Adjudication </w:t>
-        <w:tab/>
-        <w:t xml:space="preserve"> Name: High Value Claim Audit Trigger - Variant 11 </w:t>
-        <w:tab/>
-        <w:t xml:space="preserve"> Id: TC1933 </w:t>
-        <w:tab/>
-        <w:t xml:space="preserve"> Description: Verify adjudication engine logic for High Value Claim Audit Trigger </w:t>
-        <w:tab/>
-        <w:t xml:space="preserve"> Precondition: Claim adjudication rules engine initialized. </w:t>
-        <w:tab/>
-        <w:t xml:space="preserve"> Test Step: 1 </w:t>
-        <w:tab/>
-        <w:t xml:space="preserve"> Test Step Description: Ingest synthetic claim payload testing High Value Claim Audit Trigger into the engine </w:t>
-        <w:tab/>
-        <w:t xml:space="preserve"> Test Step Expected Result: Adjudication engine applies correct formula and outputs calculated totals.</w:t>
-      </w:r>
-    </w:p>
-    <w:p>
-      <w:r>
-        <w:tab/>
-        <w:t xml:space="preserve">Work Item ID: 1572 </w:t>
-        <w:tab/>
-        <w:t xml:space="preserve"> Module: Claims Adjudication </w:t>
-        <w:tab/>
-        <w:t xml:space="preserve"> Name: Corrected Claim Resubmission - Variant 8 </w:t>
-        <w:tab/>
-        <w:t xml:space="preserve"> Id: TC1817 </w:t>
-        <w:tab/>
-        <w:t xml:space="preserve"> Description: Verify adjudication engine logic for Corrected Claim Resubmission </w:t>
-        <w:tab/>
-        <w:t xml:space="preserve"> Precondition: Claim adjudication rules engine initialized. </w:t>
-        <w:tab/>
-        <w:t xml:space="preserve"> Test Step: 1 </w:t>
-        <w:tab/>
-        <w:t xml:space="preserve"> Test Step Description: Ingest synthetic claim payload testing Corrected Claim Resubmission into the engine </w:t>
-        <w:tab/>
-        <w:t xml:space="preserve"> Test Step Expected Result: Adjudication engine applies correct formula and outputs calculated totals.</w:t>
-      </w:r>
-    </w:p>
-    <w:p>
-      <w:r>
-        <w:tab/>
-        <w:t xml:space="preserve">Work Item ID: 1572 </w:t>
-        <w:tab/>
-        <w:t xml:space="preserve"> Module: Claims Adjudication </w:t>
-        <w:tab/>
-        <w:t xml:space="preserve"> Name: EOB Document Generation - Variant 26 </w:t>
-        <w:tab/>
-        <w:t xml:space="preserve"> Id: TC2507 </w:t>
-        <w:tab/>
-        <w:t xml:space="preserve"> Description: Verify system handles invalid or missing data during EOB Document Generation </w:t>
-        <w:tab/>
-        <w:t xml:space="preserve"> Precondition: Inbound EDI 837 claim processing queue online. </w:t>
-        <w:tab/>
-        <w:t xml:space="preserve"> Test Step: 1 </w:t>
-        <w:tab/>
-        <w:t xml:space="preserve"> Test Step Description: Submit claim batch containing edge case scenarios for EOB Document Generation </w:t>
-        <w:tab/>
-        <w:t xml:space="preserve"> Test Step Expected Result: System flags anomaly and routed claim to review queue instantly.</w:t>
-      </w:r>
-    </w:p>
-    <w:p>
-      <w:r>
-        <w:tab/>
-        <w:t xml:space="preserve">Work Item ID: 1573 </w:t>
-        <w:tab/>
-        <w:t xml:space="preserve"> Module: AI Insights &amp; Anomaly Detection </w:t>
-        <w:tab/>
-        <w:t xml:space="preserve"> Name: Patient Risk Stratification - Variant 19 </w:t>
-        <w:tab/>
-        <w:t xml:space="preserve"> Id: TC2256 </w:t>
-        <w:tab/>
-        <w:t xml:space="preserve"> Description: Verify accuracy and SLA metrics for Patient Risk Stratification predictive execution </w:t>
-        <w:tab/>
-        <w:t xml:space="preserve"> Precondition: Model checkpoint v2.4 loaded in runtime environment. </w:t>
-        <w:tab/>
-        <w:t xml:space="preserve"> Test Step: 1 </w:t>
-        <w:tab/>
-        <w:t xml:space="preserve"> Test Step Description: Interact with AI insight card component for Patient Risk Stratification </w:t>
-        <w:tab/>
-        <w:t xml:space="preserve"> Test Step Expected Result: Explanation model outputs clear feature contribution breakdown.</w:t>
-      </w:r>
-    </w:p>
-    <w:p>
-      <w:r>
-        <w:tab/>
-        <w:t xml:space="preserve">Work Item ID: 1573 </w:t>
-        <w:tab/>
-        <w:t xml:space="preserve"> Module: AI Insights &amp; Anomaly Detection </w:t>
-        <w:tab/>
-        <w:t xml:space="preserve"> Name: Recommendation Engine Ranking - Variant 29 </w:t>
-        <w:tab/>
-        <w:t xml:space="preserve"> Id: TC2630 </w:t>
-        <w:tab/>
-        <w:t xml:space="preserve"> Description: Verify dashboard UI component displays output from Recommendation Engine Ranking </w:t>
-        <w:tab/>
-        <w:t xml:space="preserve"> Precondition: Historical baseline metrics ingested and indexed. </w:t>
-        <w:tab/>
-        <w:t xml:space="preserve"> Test Step: 1 </w:t>
-        <w:tab/>
-        <w:t xml:space="preserve"> Test Step Description: Trigger dashboard refresh and monitor response latency for Recommendation Engine Ranking </w:t>
-        <w:tab/>
-        <w:t xml:space="preserve"> Test Step Expected Result: Visualization widget renders top trends with accurate confidence scores.</w:t>
-      </w:r>
-    </w:p>
-    <w:p>
-      <w:r>
-        <w:tab/>
-        <w:t xml:space="preserve">Work Item ID: 1572 </w:t>
-        <w:tab/>
-        <w:t xml:space="preserve"> Module: Claims Adjudication </w:t>
-        <w:tab/>
-        <w:t xml:space="preserve"> Name: Out-of-Network Coinsurance - Variant 8 </w:t>
-        <w:tab/>
-        <w:t xml:space="preserve"> Id: TC1783 </w:t>
-        <w:tab/>
-        <w:t xml:space="preserve"> Description: Verify system handles invalid or missing data during Out-of-Network Coinsurance </w:t>
-        <w:tab/>
-        <w:t xml:space="preserve"> Precondition: Inbound EDI 837 claim processing queue online. </w:t>
-        <w:tab/>
-        <w:t xml:space="preserve"> Test Step: 1 </w:t>
-        <w:tab/>
-        <w:t xml:space="preserve"> Test Step Description: Submit claim batch containing edge case scenarios for Out-of-Network Coinsurance </w:t>
-        <w:tab/>
-        <w:t xml:space="preserve"> Test Step Expected Result: System flags anomaly and routed claim to review queue instantly.</w:t>
-      </w:r>
-    </w:p>
-    <w:p>
-      <w:r>
-        <w:tab/>
-        <w:t xml:space="preserve">Work Item ID: 1573 </w:t>
-        <w:tab/>
-        <w:t xml:space="preserve"> Module: AI Insights &amp; Anomaly Detection </w:t>
-        <w:tab/>
-        <w:t xml:space="preserve"> Name: Model Drift Monitoring - Variant 11 </w:t>
-        <w:tab/>
-        <w:t xml:space="preserve"> Id: TC1908 </w:t>
-        <w:tab/>
-        <w:t xml:space="preserve"> Description: Verify accuracy and SLA metrics for Model Drift Monitoring predictive execution </w:t>
-        <w:tab/>
-        <w:t xml:space="preserve"> Precondition: Model checkpoint v2.4 loaded in runtime environment. </w:t>
-        <w:tab/>
-        <w:t xml:space="preserve"> Test Step: 1 </w:t>
-        <w:tab/>
-        <w:t xml:space="preserve"> Test Step Description: Interact with AI insight card component for Model Drift Monitoring </w:t>
-        <w:tab/>
-        <w:t xml:space="preserve"> Test Step Expected Result: Explanation model outputs clear feature contribution breakdown.</w:t>
-      </w:r>
-    </w:p>
-    <w:p>
-      <w:r>
-        <w:tab/>
-        <w:t xml:space="preserve">Work Item ID: 1572 </w:t>
-        <w:tab/>
-        <w:t xml:space="preserve"> Module: Claims Adjudication </w:t>
-        <w:tab/>
-        <w:t xml:space="preserve"> Name: EOB Document Generation - Variant 15 </w:t>
-        <w:tab/>
-        <w:t xml:space="preserve"> Id: TC2067 </w:t>
-        <w:tab/>
-        <w:t xml:space="preserve"> Description: Verify system handles invalid or missing data during EOB Document Generation </w:t>
-        <w:tab/>
-        <w:t xml:space="preserve"> Precondition: Inbound EDI 837 claim processing queue online. </w:t>
-        <w:tab/>
-        <w:t xml:space="preserve"> Test Step: 1 </w:t>
-        <w:tab/>
-        <w:t xml:space="preserve"> Test Step Description: Submit claim batch containing edge case scenarios for EOB Document Generation </w:t>
-        <w:tab/>
-        <w:t xml:space="preserve"> Test Step Expected Result: System flags anomaly and routed claim to review queue instantly.</w:t>
-      </w:r>
-    </w:p>
-    <w:p>
-      <w:r>
-        <w:tab/>
-        <w:t xml:space="preserve">Work Item ID: 1573 </w:t>
-        <w:tab/>
-        <w:t xml:space="preserve"> Module: AI Insights &amp; Anomaly Detection </w:t>
-        <w:tab/>
-        <w:t xml:space="preserve"> Name: Model Drift Monitoring - Variant 15 </w:t>
-        <w:tab/>
-        <w:t xml:space="preserve"> Id: TC2068 </w:t>
-        <w:tab/>
-        <w:t xml:space="preserve"> Description: Verify accuracy and SLA metrics for Model Drift Monitoring predictive execution </w:t>
-        <w:tab/>
-        <w:t xml:space="preserve"> Precondition: Model checkpoint v2.4 loaded in runtime environment. </w:t>
-        <w:tab/>
-        <w:t xml:space="preserve"> Test Step: 1 </w:t>
-        <w:tab/>
-        <w:t xml:space="preserve"> Test Step Description: Interact with AI insight card component for Model Drift Monitoring </w:t>
-        <w:tab/>
-        <w:t xml:space="preserve"> Test Step Expected Result: Explanation model outputs clear feature contribution breakdown.</w:t>
-      </w:r>
-    </w:p>
-    <w:p>
-      <w:r>
-        <w:tab/>
-        <w:t xml:space="preserve">Work Item ID: 1572 </w:t>
-        <w:tab/>
-        <w:t xml:space="preserve"> Module: Claims Adjudication </w:t>
-        <w:tab/>
-        <w:t xml:space="preserve"> Name: Batch Claim Ingestion - Variant 20 </w:t>
-        <w:tab/>
-        <w:t xml:space="preserve"> Id: TC2291 </w:t>
-        <w:tab/>
-        <w:t xml:space="preserve"> Description: Verify system handles invalid or missing data during Batch Claim Ingestion </w:t>
-        <w:tab/>
-        <w:t xml:space="preserve"> Precondition: Inbound EDI 837 claim processing queue online. </w:t>
-        <w:tab/>
-        <w:t xml:space="preserve"> Test Step: 1 </w:t>
-        <w:tab/>
-        <w:t xml:space="preserve"> Test Step Description: Submit claim batch containing edge case scenarios for Batch Claim Ingestion </w:t>
-        <w:tab/>
-        <w:t xml:space="preserve"> Test Step Expected Result: System flags anomaly and routed claim to review queue instantly.</w:t>
-      </w:r>
-    </w:p>
-    <w:p>
-      <w:r>
-        <w:tab/>
-        <w:t xml:space="preserve">Work Item ID: 1572 </w:t>
-        <w:tab/>
-        <w:t xml:space="preserve"> Module: Claims Adjudication </w:t>
-        <w:tab/>
-        <w:t xml:space="preserve"> Name: Maximum Out-of-Pocket Cap - Variant 6 </w:t>
-        <w:tab/>
-        <w:t xml:space="preserve"> Id: TC1729 </w:t>
-        <w:tab/>
-        <w:t xml:space="preserve"> Description: Verify adjudication engine logic for Maximum Out-of-Pocket Cap </w:t>
-        <w:tab/>
-        <w:t xml:space="preserve"> Precondition: Claim adjudication rules engine initialized. </w:t>
-        <w:tab/>
-        <w:t xml:space="preserve"> Test Step: 1 </w:t>
-        <w:tab/>
-        <w:t xml:space="preserve"> Test Step Description: Ingest synthetic claim payload testing Maximum Out-of-Pocket Cap into the engine </w:t>
-        <w:tab/>
-        <w:t xml:space="preserve"> Test Step Expected Result: Adjudication engine applies correct formula and outputs calculated totals.</w:t>
-      </w:r>
-    </w:p>
-    <w:p>
-      <w:r>
-        <w:tab/>
-        <w:t xml:space="preserve">Work Item ID: 1573 </w:t>
-        <w:tab/>
-        <w:t xml:space="preserve"> Module: AI Insights &amp; Anomaly Detection </w:t>
-        <w:tab/>
-        <w:t xml:space="preserve"> Name: Alert Dismissal Persistence - Variant 4 </w:t>
-        <w:tab/>
-        <w:t xml:space="preserve"> Id: TC1644 </w:t>
-        <w:tab/>
-        <w:t xml:space="preserve"> Description: Verify accuracy and SLA metrics for Alert Dismissal Persistence predictive execution </w:t>
-        <w:tab/>
-        <w:t xml:space="preserve"> Precondition: Model checkpoint v2.4 loaded in runtime environment. </w:t>
-        <w:tab/>
-        <w:t xml:space="preserve"> Test Step: 1 </w:t>
-        <w:tab/>
-        <w:t xml:space="preserve"> Test Step Description: Interact with AI insight card component for Alert Dismissal Persistence </w:t>
-        <w:tab/>
-        <w:t xml:space="preserve"> Test Step Expected Result: Explanation model outputs clear feature contribution breakdown.</w:t>
-      </w:r>
-    </w:p>
-    <w:p>
-      <w:r>
-        <w:tab/>
-        <w:t xml:space="preserve">Work Item ID: 1573 </w:t>
-        <w:tab/>
-        <w:t xml:space="preserve"> Module: AI Insights &amp; Anomaly Detection </w:t>
-        <w:tab/>
-        <w:t xml:space="preserve"> Name: Data Pipeline Health Monitor - Variant 4 </w:t>
-        <w:tab/>
-        <w:t xml:space="preserve"> Id: TC1652 </w:t>
-        <w:tab/>
-        <w:t xml:space="preserve"> Description: Verify accuracy and SLA metrics for Data Pipeline Health Monitor predictive execution </w:t>
-        <w:tab/>
-        <w:t xml:space="preserve"> Precondition: Model checkpoint v2.4 loaded in runtime environment. </w:t>
-        <w:tab/>
-        <w:t xml:space="preserve"> Test Step: 1 </w:t>
-        <w:tab/>
-        <w:t xml:space="preserve"> Test Step Description: Interact with AI insight card component for Data Pipeline Health Monitor </w:t>
-        <w:tab/>
-        <w:t xml:space="preserve"> Test Step Expected Result: Explanation model outputs clear feature contribution breakdown.</w:t>
-      </w:r>
-    </w:p>
-    <w:p>
-      <w:r>
-        <w:tab/>
-        <w:t xml:space="preserve">Work Item ID: 1572 </w:t>
-        <w:tab/>
-        <w:t xml:space="preserve"> Module: Claims Adjudication </w:t>
-        <w:tab/>
-        <w:t xml:space="preserve"> Name: Batch Claim Ingestion - Variant 1 </w:t>
-        <w:tab/>
-        <w:t xml:space="preserve"> Id: TC1531 </w:t>
-        <w:tab/>
-        <w:t xml:space="preserve"> Description: Verify system handles invalid or missing data during Batch Claim Ingestion </w:t>
-        <w:tab/>
-        <w:t xml:space="preserve"> Precondition: Inbound EDI 837 claim processing queue online. </w:t>
-        <w:tab/>
-        <w:t xml:space="preserve"> Test Step: 1 </w:t>
-        <w:tab/>
-        <w:t xml:space="preserve"> Test Step Description: Submit claim batch containing edge case scenarios for Batch Claim Ingestion </w:t>
-        <w:tab/>
-        <w:t xml:space="preserve"> Test Step Expected Result: System flags anomaly and routed claim to review queue instantly.</w:t>
-      </w:r>
-    </w:p>
-    <w:p>
-      <w:r>
-        <w:tab/>
-        <w:t xml:space="preserve">Work Item ID: 1573 </w:t>
-        <w:tab/>
-        <w:t xml:space="preserve"> Module: AI Insights &amp; Anomaly Detection </w:t>
-        <w:tab/>
-        <w:t xml:space="preserve"> Name: Feature Attribution UI - Variant 25 </w:t>
-        <w:tab/>
-        <w:t xml:space="preserve"> Id: TC2472 </w:t>
-        <w:tab/>
-        <w:t xml:space="preserve"> Description: Verify accuracy and SLA metrics for Feature Attribution UI predictive execution </w:t>
-        <w:tab/>
-        <w:t xml:space="preserve"> Precondition: Model checkpoint v2.4 loaded in runtime environment. </w:t>
-        <w:tab/>
-        <w:t xml:space="preserve"> Test Step: 1 </w:t>
-        <w:tab/>
-        <w:t xml:space="preserve"> Test Step Description: Interact with AI insight card component for Feature Attribution UI </w:t>
-        <w:tab/>
-        <w:t xml:space="preserve"> Test Step Expected Result: Explanation model outputs clear feature contribution breakdown.</w:t>
-      </w:r>
-    </w:p>
-    <w:p>
-      <w:r>
-        <w:tab/>
-        <w:t xml:space="preserve">Work Item ID: 1572 </w:t>
-        <w:tab/>
-        <w:t xml:space="preserve"> Module: Claims Adjudication </w:t>
-        <w:tab/>
-        <w:t xml:space="preserve"> Name: Primary vs Secondary Payer - Variant 12 </w:t>
-        <w:tab/>
-        <w:t xml:space="preserve"> Id: TC1959 </w:t>
-        <w:tab/>
-        <w:t xml:space="preserve"> Description: Verify system handles invalid or missing data during Primary vs Secondary Payer </w:t>
-        <w:tab/>
-        <w:t xml:space="preserve"> Precondition: Inbound EDI 837 claim processing queue online. </w:t>
-        <w:tab/>
-        <w:t xml:space="preserve"> Test Step: 1 </w:t>
-        <w:tab/>
-        <w:t xml:space="preserve"> Test Step Description: Submit claim batch containing edge case scenarios for Primary vs Secondary Payer </w:t>
-        <w:tab/>
-        <w:t xml:space="preserve"> Test Step Expected Result: System flags anomaly and routed claim to review queue instantly.</w:t>
-      </w:r>
-    </w:p>
-    <w:p>
-      <w:r>
-        <w:tab/>
-        <w:t xml:space="preserve">Work Item ID: 1572 </w:t>
-        <w:tab/>
-        <w:t xml:space="preserve"> Module: Claims Adjudication </w:t>
-        <w:tab/>
-        <w:t xml:space="preserve"> Name: Claim Line Item Split - Variant 23 </w:t>
-        <w:tab/>
-        <w:t xml:space="preserve"> Id: TC2389 </w:t>
-        <w:tab/>
-        <w:t xml:space="preserve"> Description: Verify adjudication engine logic for Claim Line Item Split </w:t>
-        <w:tab/>
-        <w:t xml:space="preserve"> Precondition: Claim adjudication rules engine initialized. </w:t>
-        <w:tab/>
-        <w:t xml:space="preserve"> Test Step: 1 </w:t>
-        <w:tab/>
-        <w:t xml:space="preserve"> Test Step Description: Ingest synthetic claim payload testing Claim Line Item Split into the engine </w:t>
-        <w:tab/>
-        <w:t xml:space="preserve"> Test Step Expected Result: Adjudication engine applies correct formula and outputs calculated totals.</w:t>
-      </w:r>
-    </w:p>
-    <w:p>
-      <w:r>
-        <w:tab/>
-        <w:t xml:space="preserve">Work Item ID: 1572 </w:t>
-        <w:tab/>
-        <w:t xml:space="preserve"> Module: Claims Adjudication </w:t>
-        <w:tab/>
-        <w:t xml:space="preserve"> Name: EOB Document Generation - Variant 27 </w:t>
-        <w:tab/>
-        <w:t xml:space="preserve"> Id: TC2547 </w:t>
-        <w:tab/>
-        <w:t xml:space="preserve"> Description: Verify system handles invalid or missing data during EOB Document Generation </w:t>
-        <w:tab/>
-        <w:t xml:space="preserve"> Precondition: Inbound EDI 837 claim processing queue online. </w:t>
-        <w:tab/>
-        <w:t xml:space="preserve"> Test Step: 1 </w:t>
-        <w:tab/>
-        <w:t xml:space="preserve"> Test Step Description: Submit claim batch containing edge case scenarios for EOB Document Generation </w:t>
-        <w:tab/>
-        <w:t xml:space="preserve"> Test Step Expected Result: System flags anomaly and routed claim to review queue instantly.</w:t>
-      </w:r>
-    </w:p>
-    <w:p>
-      <w:r>
-        <w:tab/>
-        <w:t xml:space="preserve">Work Item ID: 1573 </w:t>
-        <w:tab/>
-        <w:t xml:space="preserve"> Module: AI Insights &amp; Anomaly Detection </w:t>
-        <w:tab/>
-        <w:t xml:space="preserve"> Name: Model Drift Monitoring - Variant 14 </w:t>
-        <w:tab/>
-        <w:t xml:space="preserve"> Id: TC2028 </w:t>
-        <w:tab/>
-        <w:t xml:space="preserve"> Description: Verify accuracy and SLA metrics for Model Drift Monitoring predictive execution </w:t>
-        <w:tab/>
-        <w:t xml:space="preserve"> Precondition: Model checkpoint v2.4 loaded in runtime environment. </w:t>
-        <w:tab/>
-        <w:t xml:space="preserve"> Test Step: 1 </w:t>
-        <w:tab/>
-        <w:t xml:space="preserve"> Test Step Description: Interact with AI insight card component for Model Drift Monitoring </w:t>
-        <w:tab/>
-        <w:t xml:space="preserve"> Test Step Expected Result: Explanation model outputs clear feature contribution breakdown.</w:t>
-      </w:r>
-    </w:p>
-    <w:p>
-      <w:r>
-        <w:tab/>
-        <w:t xml:space="preserve">Work Item ID: 1573 </w:t>
-        <w:tab/>
-        <w:t xml:space="preserve"> Module: AI Insights &amp; Anomaly Detection </w:t>
-        <w:tab/>
-        <w:t xml:space="preserve"> Name: Model Retraining Trigger - Variant 16 </w:t>
-        <w:tab/>
-        <w:t xml:space="preserve"> Id: TC2140 </w:t>
-        <w:tab/>
-        <w:t xml:space="preserve"> Description: Verify accuracy and SLA metrics for Model Retraining Trigger predictive execution </w:t>
-        <w:tab/>
-        <w:t xml:space="preserve"> Precondition: Model checkpoint v2.4 loaded in runtime environment. </w:t>
-        <w:tab/>
-        <w:t xml:space="preserve"> Test Step: 1 </w:t>
-        <w:tab/>
-        <w:t xml:space="preserve"> Test Step Description: Interact with AI insight card component for Model Retraining Trigger </w:t>
-        <w:tab/>
-        <w:t xml:space="preserve"> Test Step Expected Result: Explanation model outputs clear feature contribution breakdown.</w:t>
-      </w:r>
-    </w:p>
-    <w:p>
-      <w:r>
-        <w:tab/>
-        <w:t xml:space="preserve">Work Item ID: 1573 </w:t>
-        <w:tab/>
-        <w:t xml:space="preserve"> Module: AI Insights &amp; Anomaly Detection </w:t>
-        <w:tab/>
-        <w:t xml:space="preserve"> Name: Unusual Billing Pattern Flag - Variant 18 </w:t>
-        <w:tab/>
-        <w:t xml:space="preserve"> Id: TC2214 </w:t>
-        <w:tab/>
-        <w:t xml:space="preserve"> Description: Verify dashboard UI component displays output from Unusual Billing Pattern Flag </w:t>
-        <w:tab/>
-        <w:t xml:space="preserve"> Precondition: Historical baseline metrics ingested and indexed. </w:t>
-        <w:tab/>
-        <w:t xml:space="preserve"> Test Step: 1 </w:t>
-        <w:tab/>
-        <w:t xml:space="preserve"> Test Step Description: Trigger dashboard refresh and monitor response latency for Unusual Billing Pattern Flag </w:t>
-        <w:tab/>
-        <w:t xml:space="preserve"> Test Step Expected Result: Visualization widget renders top trends with accurate confidence scores.</w:t>
-      </w:r>
-    </w:p>
-    <w:p>
-      <w:r>
-        <w:tab/>
-        <w:t xml:space="preserve">Work Item ID: 1573 </w:t>
-        <w:tab/>
-        <w:t xml:space="preserve"> Module: AI Insights &amp; Anomaly Detection </w:t>
-        <w:tab/>
-        <w:t xml:space="preserve"> Name: Predictive No-Show Score - Variant 11 </w:t>
-        <w:tab/>
-        <w:t xml:space="preserve"> Id: TC1904 </w:t>
-        <w:tab/>
-        <w:t xml:space="preserve"> Description: Verify accuracy and SLA metrics for Predictive No-Show Score predictive execution </w:t>
-        <w:tab/>
-        <w:t xml:space="preserve"> Precondition: Model checkpoint v2.4 loaded in runtime environment. </w:t>
-        <w:tab/>
-        <w:t xml:space="preserve"> Test Step: 1 </w:t>
-        <w:tab/>
-        <w:t xml:space="preserve"> Test Step Description: Interact with AI insight card component for Predictive No-Show Score </w:t>
-        <w:tab/>
-        <w:t xml:space="preserve"> Test Step Expected Result: Explanation model outputs clear feature contribution breakdown.</w:t>
-      </w:r>
-    </w:p>
-    <w:p>
-      <w:r>
-        <w:tab/>
-        <w:t xml:space="preserve">Work Item ID: 1573 </w:t>
-        <w:tab/>
-        <w:t xml:space="preserve"> Module: AI Insights &amp; Anomaly Detection </w:t>
-        <w:tab/>
-        <w:t xml:space="preserve"> Name: Alert Dismissal Persistence - Variant 6 </w:t>
-        <w:tab/>
-        <w:t xml:space="preserve"> Id: TC1724 </w:t>
-        <w:tab/>
-        <w:t xml:space="preserve"> Description: Verify accuracy and SLA metrics for Alert Dismissal Persistence predictive execution </w:t>
-        <w:tab/>
-        <w:t xml:space="preserve"> Precondition: Model checkpoint v2.4 loaded in runtime environment. </w:t>
-        <w:tab/>
-        <w:t xml:space="preserve"> Test Step: 1 </w:t>
-        <w:tab/>
-        <w:t xml:space="preserve"> Test Step Description: Interact with AI insight card component for Alert Dismissal Persistence </w:t>
-        <w:tab/>
-        <w:t xml:space="preserve"> Test Step Expected Result: Explanation model outputs clear feature contribution breakdown.</w:t>
-      </w:r>
-    </w:p>
-    <w:p>
-      <w:r>
-        <w:tab/>
-        <w:t xml:space="preserve">Work Item ID: 1572 </w:t>
-        <w:tab/>
-        <w:t xml:space="preserve"> Module: Claims Adjudication </w:t>
-        <w:tab/>
-        <w:t xml:space="preserve"> Name: Corrected Claim Resubmission - Variant 21 </w:t>
-        <w:tab/>
-        <w:t xml:space="preserve"> Id: TC2337 </w:t>
-        <w:tab/>
-        <w:t xml:space="preserve"> Description: Verify adjudication engine logic for Corrected Claim Resubmission </w:t>
-        <w:tab/>
-        <w:t xml:space="preserve"> Precondition: Claim adjudication rules engine initialized. </w:t>
-        <w:tab/>
-        <w:t xml:space="preserve"> Test Step: 1 </w:t>
-        <w:tab/>
-        <w:t xml:space="preserve"> Test Step Description: Ingest synthetic claim payload testing Corrected Claim Resubmission into the engine </w:t>
-        <w:tab/>
-        <w:t xml:space="preserve"> Test Step Expected Result: Adjudication engine applies correct formula and outputs calculated totals.</w:t>
-      </w:r>
-    </w:p>
-    <w:p>
-      <w:r>
-        <w:tab/>
-        <w:t xml:space="preserve">Work Item ID: 1572 </w:t>
-        <w:tab/>
-        <w:t xml:space="preserve"> Module: Claims Adjudication </w:t>
-        <w:tab/>
-        <w:t xml:space="preserve"> Name: Interest Penalty Calculation - Variant 17 </w:t>
-        <w:tab/>
-        <w:t xml:space="preserve"> Id: TC2179 </w:t>
-        <w:tab/>
-        <w:t xml:space="preserve"> Description: Verify system handles invalid or missing data during Interest Penalty Calculation </w:t>
-        <w:tab/>
-        <w:t xml:space="preserve"> Precondition: Inbound EDI 837 claim processing queue online. </w:t>
-        <w:tab/>
-        <w:t xml:space="preserve"> Test Step: 1 </w:t>
-        <w:tab/>
-        <w:t xml:space="preserve"> Test Step Description: Submit claim batch containing edge case scenarios for Interest Penalty Calculation </w:t>
-        <w:tab/>
-        <w:t xml:space="preserve"> Test Step Expected Result: System flags anomaly and routed claim to review queue instantly.</w:t>
-      </w:r>
-    </w:p>
-    <w:p>
-      <w:r>
-        <w:tab/>
-        <w:t xml:space="preserve">Work Item ID: 1573 </w:t>
-        <w:tab/>
-        <w:t xml:space="preserve"> Module: AI Insights &amp; Anomaly Detection </w:t>
-        <w:tab/>
-        <w:t xml:space="preserve"> Name: Cost Spike Detection - Variant 10 </w:t>
-        <w:tab/>
-        <w:t xml:space="preserve"> Id: TC1866 </w:t>
-        <w:tab/>
-        <w:t xml:space="preserve"> Description: Verify dashboard UI component displays output from Cost Spike Detection </w:t>
-        <w:tab/>
-        <w:t xml:space="preserve"> Precondition: Historical baseline metrics ingested and indexed. </w:t>
-        <w:tab/>
-        <w:t xml:space="preserve"> Test Step: 1 </w:t>
-        <w:tab/>
-        <w:t xml:space="preserve"> Test Step Description: Trigger dashboard refresh and monitor response latency for Cost Spike Detection </w:t>
-        <w:tab/>
-        <w:t xml:space="preserve"> Test Step Expected Result: Visualization widget renders top trends with accurate confidence scores.</w:t>
-      </w:r>
-    </w:p>
-    <w:p>
-      <w:r>
-        <w:tab/>
-        <w:t xml:space="preserve">Work Item ID: 1572 </w:t>
-        <w:tab/>
-        <w:t xml:space="preserve"> Module: Claims Adjudication </w:t>
-        <w:tab/>
-        <w:t xml:space="preserve"> Name: Diagnosis Code Validation - Variant 25 </w:t>
-        <w:tab/>
-        <w:t xml:space="preserve"> Id: TC2471 </w:t>
-        <w:tab/>
-        <w:t xml:space="preserve"> Description: Verify system handles invalid or missing data during Diagnosis Code Validation </w:t>
-        <w:tab/>
-        <w:t xml:space="preserve"> Precondition: Inbound EDI 837 claim processing queue online. </w:t>
-        <w:tab/>
-        <w:t xml:space="preserve"> Test Step: 1 </w:t>
-        <w:tab/>
-        <w:t xml:space="preserve"> Test Step Description: Submit claim batch containing edge case scenarios for Diagnosis Code Validation </w:t>
-        <w:tab/>
-        <w:t xml:space="preserve"> Test Step Expected Result: System flags anomaly and routed claim to review queue instantly.</w:t>
-      </w:r>
-    </w:p>
-    <w:p>
-      <w:r>
-        <w:tab/>
-        <w:t xml:space="preserve">Work Item ID: 1573 </w:t>
-        <w:tab/>
-        <w:t xml:space="preserve"> Module: AI Insights &amp; Anomaly Detection </w:t>
-        <w:tab/>
-        <w:t xml:space="preserve"> Name: Patient Risk Stratification - Variant 10 </w:t>
-        <w:tab/>
-        <w:t xml:space="preserve"> Id: TC1896 </w:t>
-        <w:tab/>
-        <w:t xml:space="preserve"> Description: Verify accuracy and SLA metrics for Patient Risk Stratification predictive execution </w:t>
-        <w:tab/>
-        <w:t xml:space="preserve"> Precondition: Model checkpoint v2.4 loaded in runtime environment. </w:t>
-        <w:tab/>
-        <w:t xml:space="preserve"> Test Step: 1 </w:t>
-        <w:tab/>
-        <w:t xml:space="preserve"> Test Step Description: Interact with AI insight card component for Patient Risk Stratification </w:t>
-        <w:tab/>
-        <w:t xml:space="preserve"> Test Step Expected Result: Explanation model outputs clear feature contribution breakdown.</w:t>
-      </w:r>
-    </w:p>
-    <w:p>
-      <w:r>
-        <w:tab/>
-        <w:t xml:space="preserve">Work Item ID: 1572 </w:t>
-        <w:tab/>
-        <w:t xml:space="preserve"> Module: Claims Adjudication </w:t>
-        <w:tab/>
-        <w:t xml:space="preserve"> Name: Interest Penalty Calculation - Variant 23 </w:t>
-        <w:tab/>
-        <w:t xml:space="preserve"> Id: TC2419 </w:t>
-        <w:tab/>
-        <w:t xml:space="preserve"> Description: Verify system handles invalid or missing data during Interest Penalty Calculation </w:t>
-        <w:tab/>
-        <w:t xml:space="preserve"> Precondition: Inbound EDI 837 claim processing queue online. </w:t>
-        <w:tab/>
-        <w:t xml:space="preserve"> Test Step: 1 </w:t>
-        <w:tab/>
-        <w:t xml:space="preserve"> Test Step Description: Submit claim batch containing edge case scenarios for Interest Penalty Calculation </w:t>
-        <w:tab/>
-        <w:t xml:space="preserve"> Test Step Expected Result: System flags anomaly and routed claim to review queue instantly.</w:t>
-      </w:r>
-    </w:p>
-    <w:p>
-      <w:r>
-        <w:tab/>
-        <w:t xml:space="preserve">Work Item ID: 1573 </w:t>
-        <w:tab/>
-        <w:t xml:space="preserve"> Module: AI Insights &amp; Anomaly Detection </w:t>
-        <w:tab/>
-        <w:t xml:space="preserve"> Name: Custom Threshold Setting - Variant 21 </w:t>
-        <w:tab/>
-        <w:t xml:space="preserve"> Id: TC2326 </w:t>
-        <w:tab/>
-        <w:t xml:space="preserve"> Description: Verify dashboard UI component displays output from Custom Threshold Setting </w:t>
-        <w:tab/>
-        <w:t xml:space="preserve"> Precondition: Historical baseline metrics ingested and indexed. </w:t>
-        <w:tab/>
-        <w:t xml:space="preserve"> Test Step: 1 </w:t>
-        <w:tab/>
-        <w:t xml:space="preserve"> Test Step Description: Trigger dashboard refresh and monitor response latency for Custom Threshold Setting </w:t>
-        <w:tab/>
-        <w:t xml:space="preserve"> Test Step Expected Result: Visualization widget renders top trends with accurate confidence scores.</w:t>
-      </w:r>
-    </w:p>
-    <w:p>
-      <w:r>
-        <w:tab/>
-        <w:t xml:space="preserve">Work Item ID: 1572 </w:t>
-        <w:tab/>
-        <w:t xml:space="preserve"> Module: Claims Adjudication </w:t>
-        <w:tab/>
-        <w:t xml:space="preserve"> Name: Tax ID Validation - Variant 7 </w:t>
-        <w:tab/>
-        <w:t xml:space="preserve"> Id: TC1775 </w:t>
-        <w:tab/>
-        <w:t xml:space="preserve"> Description: Verify system handles invalid or missing data during Tax ID Validation </w:t>
-        <w:tab/>
-        <w:t xml:space="preserve"> Precondition: Inbound EDI 837 claim processing queue online. </w:t>
-        <w:tab/>
-        <w:t xml:space="preserve"> Test Step: 1 </w:t>
-        <w:tab/>
-        <w:t xml:space="preserve"> Test Step Description: Submit claim batch containing edge case scenarios for Tax ID Validation </w:t>
-        <w:tab/>
-        <w:t xml:space="preserve"> Test Step Expected Result: System flags anomaly and routed claim to review queue instantly.</w:t>
-      </w:r>
-    </w:p>
-    <w:p>
-      <w:r>
-        <w:tab/>
-        <w:t xml:space="preserve">Work Item ID: 1573 </w:t>
-        <w:tab/>
-        <w:t xml:space="preserve"> Module: AI Insights &amp; Anomaly Detection </w:t>
-        <w:tab/>
-        <w:t xml:space="preserve"> Name: Confidence Threshold Filter - Variant 23 </w:t>
-        <w:tab/>
-        <w:t xml:space="preserve"> Id: TC2396 </w:t>
-        <w:tab/>
-        <w:t xml:space="preserve"> Description: Verify accuracy and SLA metrics for Confidence Threshold Filter predictive execution </w:t>
-        <w:tab/>
-        <w:t xml:space="preserve"> Precondition: Model checkpoint v2.4 loaded in runtime environment. </w:t>
-        <w:tab/>
-        <w:t xml:space="preserve"> Test Step: 1 </w:t>
-        <w:tab/>
-        <w:t xml:space="preserve"> Test Step Description: Interact with AI insight card component for Confidence Threshold Filter </w:t>
-        <w:tab/>
-        <w:t xml:space="preserve"> Test Step Expected Result: Explanation model outputs clear feature contribution breakdown.</w:t>
-      </w:r>
-    </w:p>
-    <w:p>
-      <w:r>
-        <w:tab/>
-        <w:t xml:space="preserve">Work Item ID: 1572 </w:t>
-        <w:tab/>
-        <w:t xml:space="preserve"> Module: Claims Adjudication </w:t>
-        <w:tab/>
-        <w:t xml:space="preserve"> Name: Maximum Out-of-Pocket Cap - Variant 7 </w:t>
-        <w:tab/>
-        <w:t xml:space="preserve"> Id: TC1769 </w:t>
-        <w:tab/>
-        <w:t xml:space="preserve"> Description: Verify adjudication engine logic for Maximum Out-of-Pocket Cap </w:t>
-        <w:tab/>
-        <w:t xml:space="preserve"> Precondition: Claim adjudication rules engine initialized. </w:t>
-        <w:tab/>
-        <w:t xml:space="preserve"> Test Step: 1 </w:t>
-        <w:tab/>
-        <w:t xml:space="preserve"> Test Step Description: Ingest synthetic claim payload testing Maximum Out-of-Pocket Cap into the engine </w:t>
-        <w:tab/>
-        <w:t xml:space="preserve"> Test Step Expected Result: Adjudication engine applies correct formula and outputs calculated totals.</w:t>
-      </w:r>
-    </w:p>
-    <w:p>
-      <w:r>
-        <w:tab/>
-        <w:t xml:space="preserve">Work Item ID: 1572 </w:t>
-        <w:tab/>
-        <w:t xml:space="preserve"> Module: Claims Adjudication </w:t>
-        <w:tab/>
-        <w:t xml:space="preserve"> Name: Duplicate Claim Rejection - Variant 11 </w:t>
-        <w:tab/>
-        <w:t xml:space="preserve"> Id: TC1915 </w:t>
-        <w:tab/>
-        <w:t xml:space="preserve"> Description: Verify system handles invalid or missing data during Duplicate Claim Rejection </w:t>
-        <w:tab/>
-        <w:t xml:space="preserve"> Precondition: Inbound EDI 837 claim processing queue online. </w:t>
-        <w:tab/>
-        <w:t xml:space="preserve"> Test Step: 1 </w:t>
-        <w:tab/>
-        <w:t xml:space="preserve"> Test Step Description: Submit claim batch containing edge case scenarios for Duplicate Claim Rejection </w:t>
-        <w:tab/>
-        <w:t xml:space="preserve"> Test Step Expected Result: System flags anomaly and routed claim to review queue instantly.</w:t>
-      </w:r>
-    </w:p>
-    <w:p>
-      <w:r>
-        <w:tab/>
-        <w:t xml:space="preserve">Work Item ID: 1573 </w:t>
-        <w:tab/>
-        <w:t xml:space="preserve"> Module: AI Insights &amp; Anomaly Detection </w:t>
-        <w:tab/>
-        <w:t xml:space="preserve"> Name: False Positive Feedback Loop - Variant 22 </w:t>
-        <w:tab/>
-        <w:t xml:space="preserve"> Id: TC2358 </w:t>
-        <w:tab/>
-        <w:t xml:space="preserve"> Description: Verify dashboard UI component displays output from False Positive Feedback Loop </w:t>
-        <w:tab/>
-        <w:t xml:space="preserve"> Precondition: Historical baseline metrics ingested and indexed. </w:t>
-        <w:tab/>
-        <w:t xml:space="preserve"> Test Step: 1 </w:t>
-        <w:tab/>
-        <w:t xml:space="preserve"> Test Step Description: Trigger dashboard refresh and monitor response latency for False Positive Feedback Loop </w:t>
-        <w:tab/>
-        <w:t xml:space="preserve"> Test Step Expected Result: Visualization widget renders top trends with accurate confidence scores.</w:t>
-      </w:r>
-    </w:p>
-    <w:p>
-      <w:r>
-        <w:tab/>
-        <w:t xml:space="preserve">Work Item ID: 1572 </w:t>
-        <w:tab/>
-        <w:t xml:space="preserve"> Module: Claims Adjudication </w:t>
-        <w:tab/>
-        <w:t xml:space="preserve"> Name: Provider NPI Verification - Variant 10 </w:t>
-        <w:tab/>
-        <w:t xml:space="preserve"> Id: TC1885 </w:t>
-        <w:tab/>
-        <w:t xml:space="preserve"> Description: Verify adjudication engine logic for Provider NPI Verification </w:t>
-        <w:tab/>
-        <w:t xml:space="preserve"> Precondition: Claim adjudication rules engine initialized. </w:t>
-        <w:tab/>
-        <w:t xml:space="preserve"> Test Step: 1 </w:t>
-        <w:tab/>
-        <w:t xml:space="preserve"> Test Step Description: Ingest synthetic claim payload testing Provider NPI Verification into the engine </w:t>
-        <w:tab/>
-        <w:t xml:space="preserve"> Test Step Expected Result: Adjudication engine applies correct formula and outputs calculated totals.</w:t>
-      </w:r>
-    </w:p>
-    <w:p>
-      <w:r>
-        <w:tab/>
-        <w:t xml:space="preserve">Work Item ID: 1572 </w:t>
-        <w:tab/>
-        <w:t xml:space="preserve"> Module: Claims Adjudication </w:t>
-        <w:tab/>
-        <w:t xml:space="preserve"> Name: Corrected Claim Resubmission - Variant 25 </w:t>
-        <w:tab/>
-        <w:t xml:space="preserve"> Id: TC2497 </w:t>
-        <w:tab/>
-        <w:t xml:space="preserve"> Description: Verify adjudication engine logic for Corrected Claim Resubmission </w:t>
-        <w:tab/>
-        <w:t xml:space="preserve"> Precondition: Claim adjudication rules engine initialized. </w:t>
-        <w:tab/>
-        <w:t xml:space="preserve"> Test Step: 1 </w:t>
-        <w:tab/>
-        <w:t xml:space="preserve"> Test Step Description: Ingest synthetic claim payload testing Corrected Claim Resubmission into the engine </w:t>
-        <w:tab/>
-        <w:t xml:space="preserve"> Test Step Expected Result: Adjudication engine applies correct formula and outputs calculated totals.</w:t>
-      </w:r>
-    </w:p>
-    <w:p>
-      <w:r>
-        <w:tab/>
-        <w:t xml:space="preserve">Work Item ID: 1573 </w:t>
-        <w:tab/>
-        <w:t xml:space="preserve"> Module: AI Insights &amp; Anomaly Detection </w:t>
-        <w:tab/>
-        <w:t xml:space="preserve"> Name: Historical Baseline Comparison - Variant 24 </w:t>
-        <w:tab/>
-        <w:t xml:space="preserve"> Id: TC2448 </w:t>
-        <w:tab/>
-        <w:t xml:space="preserve"> Description: Verify accuracy and SLA metrics for Historical Baseline Comparison predictive execution </w:t>
-        <w:tab/>
-        <w:t xml:space="preserve"> Precondition: Model checkpoint v2.4 loaded in runtime environment. </w:t>
-        <w:tab/>
-        <w:t xml:space="preserve"> Test Step: 1 </w:t>
-        <w:tab/>
-        <w:t xml:space="preserve"> Test Step Description: Interact with AI insight card component for Historical Baseline Comparison </w:t>
-        <w:tab/>
-        <w:t xml:space="preserve"> Test Step Expected Result: Explanation model outputs clear feature contribution breakdown.</w:t>
-      </w:r>
-    </w:p>
-    <w:p>
-      <w:r>
-        <w:tab/>
-        <w:t xml:space="preserve">Work Item ID: 1572 </w:t>
-        <w:tab/>
-        <w:t xml:space="preserve"> Module: Claims Adjudication </w:t>
-        <w:tab/>
-        <w:t xml:space="preserve"> Name: Pre-authorization Check - Variant 27 </w:t>
-        <w:tab/>
-        <w:t xml:space="preserve"> Id: TC2545 </w:t>
-        <w:tab/>
-        <w:t xml:space="preserve"> Description: Verify adjudication engine logic for Pre-authorization Check </w:t>
-        <w:tab/>
-        <w:t xml:space="preserve"> Precondition: Claim adjudication rules engine initialized. </w:t>
-        <w:tab/>
-        <w:t xml:space="preserve"> Test Step: 1 </w:t>
-        <w:tab/>
-        <w:t xml:space="preserve"> Test Step Description: Ingest synthetic claim payload testing Pre-authorization Check into the engine </w:t>
-        <w:tab/>
-        <w:t xml:space="preserve"> Test Step Expected Result: Adjudication engine applies correct formula and outputs calculated totals.</w:t>
-      </w:r>
-    </w:p>
-    <w:p>
-      <w:r>
-        <w:tab/>
-        <w:t xml:space="preserve">Work Item ID: 1572 </w:t>
-        <w:tab/>
-        <w:t xml:space="preserve"> Module: Claims Adjudication </w:t>
-        <w:tab/>
-        <w:t xml:space="preserve"> Name: Adjustment Code Processing - Variant 6 </w:t>
-        <w:tab/>
-        <w:t xml:space="preserve"> Id: TC1723 </w:t>
-        <w:tab/>
-        <w:t xml:space="preserve"> Description: Verify system handles invalid or missing data during Adjustment Code Processing </w:t>
-        <w:tab/>
-        <w:t xml:space="preserve"> Precondition: Inbound EDI 837 claim processing queue online. </w:t>
-        <w:tab/>
-        <w:t xml:space="preserve"> Test Step: 1 </w:t>
-        <w:tab/>
-        <w:t xml:space="preserve"> Test Step Description: Submit claim batch containing edge case scenarios for Adjustment Code Processing </w:t>
-        <w:tab/>
-        <w:t xml:space="preserve"> Test Step Expected Result: System flags anomaly and routed claim to review queue instantly.</w:t>
-      </w:r>
-    </w:p>
-    <w:p>
-      <w:r>
-        <w:tab/>
-        <w:t xml:space="preserve">Work Item ID: 1572 </w:t>
-        <w:tab/>
-        <w:t xml:space="preserve"> Module: Claims Adjudication </w:t>
-        <w:tab/>
-        <w:t xml:space="preserve"> Name: Provider NPI Verification - Variant 15 </w:t>
-        <w:tab/>
-        <w:t xml:space="preserve"> Id: TC2085 </w:t>
-        <w:tab/>
-        <w:t xml:space="preserve"> Description: Verify adjudication engine logic for Provider NPI Verification </w:t>
-        <w:tab/>
-        <w:t xml:space="preserve"> Precondition: Claim adjudication rules engine initialized. </w:t>
-        <w:tab/>
-        <w:t xml:space="preserve"> Test Step: 1 </w:t>
-        <w:tab/>
-        <w:t xml:space="preserve"> Test Step Description: Ingest synthetic claim payload testing Provider NPI Verification into the engine </w:t>
-        <w:tab/>
-        <w:t xml:space="preserve"> Test Step Expected Result: Adjudication engine applies correct formula and outputs calculated totals.</w:t>
-      </w:r>
-    </w:p>
-    <w:p>
-      <w:r>
-        <w:tab/>
-        <w:t xml:space="preserve">Work Item ID: 1572 </w:t>
-        <w:tab/>
-        <w:t xml:space="preserve"> Module: Claims Adjudication </w:t>
-        <w:tab/>
-        <w:t xml:space="preserve"> Name: Primary vs Secondary Payer - Variant 17 </w:t>
-        <w:tab/>
-        <w:t xml:space="preserve"> Id: TC2159 </w:t>
-        <w:tab/>
-        <w:t xml:space="preserve"> Description: Verify system handles invalid or missing data during Primary vs Secondary Payer </w:t>
-        <w:tab/>
-        <w:t xml:space="preserve"> Precondition: Inbound EDI 837 claim processing queue online. </w:t>
-        <w:tab/>
-        <w:t xml:space="preserve"> Test Step: 1 </w:t>
-        <w:tab/>
-        <w:t xml:space="preserve"> Test Step Description: Submit claim batch containing edge case scenarios for Primary vs Secondary Payer </w:t>
-        <w:tab/>
-        <w:t xml:space="preserve"> Test Step Expected Result: System flags anomaly and routed claim to review queue instantly.</w:t>
-      </w:r>
-    </w:p>
-    <w:p>
-      <w:r>
-        <w:tab/>
-        <w:t xml:space="preserve">Work Item ID: 1573 </w:t>
-        <w:tab/>
-        <w:t xml:space="preserve"> Module: AI Insights &amp; Anomaly Detection </w:t>
-        <w:tab/>
-        <w:t xml:space="preserve"> Name: Historical Baseline Comparison - Variant 13 </w:t>
-        <w:tab/>
-        <w:t xml:space="preserve"> Id: TC2008 </w:t>
-        <w:tab/>
-        <w:t xml:space="preserve"> Description: Verify accuracy and SLA metrics for Historical Baseline Comparison predictive execution </w:t>
-        <w:tab/>
-        <w:t xml:space="preserve"> Precondition: Model checkpoint v2.4 loaded in runtime environment. </w:t>
-        <w:tab/>
-        <w:t xml:space="preserve"> Test Step: 1 </w:t>
-        <w:tab/>
-        <w:t xml:space="preserve"> Test Step Description: Interact with AI insight card component for Historical Baseline Comparison </w:t>
-        <w:tab/>
-        <w:t xml:space="preserve"> Test Step Expected Result: Explanation model outputs clear feature contribution breakdown.</w:t>
-      </w:r>
-    </w:p>
-    <w:p>
-      <w:r>
-        <w:tab/>
-        <w:t xml:space="preserve">Work Item ID: 1573 </w:t>
-        <w:tab/>
-        <w:t xml:space="preserve"> Module: AI Insights &amp; Anomaly Detection </w:t>
-        <w:tab/>
-        <w:t xml:space="preserve"> Name: SLA Performance Tracking - Variant 1 </w:t>
-        <w:tab/>
-        <w:t xml:space="preserve"> Id: TC1530 </w:t>
-        <w:tab/>
-        <w:t xml:space="preserve"> Description: Verify dashboard UI component displays output from SLA Performance Tracking </w:t>
-        <w:tab/>
-        <w:t xml:space="preserve"> Precondition: Historical baseline metrics ingested and indexed. </w:t>
-        <w:tab/>
-        <w:t xml:space="preserve"> Test Step: 1 </w:t>
-        <w:tab/>
-        <w:t xml:space="preserve"> Test Step Description: Trigger dashboard refresh and monitor response latency for SLA Performance Tracking </w:t>
-        <w:tab/>
-        <w:t xml:space="preserve"> Test Step Expected Result: Visualization widget renders top trends with accurate confidence scores.</w:t>
-      </w:r>
-    </w:p>
-    <w:p>
-      <w:r>
-        <w:tab/>
-        <w:t xml:space="preserve">Work Item ID: 1572 </w:t>
-        <w:tab/>
-        <w:t xml:space="preserve"> Module: Claims Adjudication </w:t>
-        <w:tab/>
-        <w:t xml:space="preserve"> Name: Adjustment Code Processing - Variant 25 </w:t>
-        <w:tab/>
-        <w:t xml:space="preserve"> Id: TC2483 </w:t>
-        <w:tab/>
-        <w:t xml:space="preserve"> Description: Verify system handles invalid or missing data during Adjustment Code Processing </w:t>
-        <w:tab/>
-        <w:t xml:space="preserve"> Precondition: Inbound EDI 837 claim processing queue online. </w:t>
-        <w:tab/>
-        <w:t xml:space="preserve"> Test Step: 1 </w:t>
-        <w:tab/>
-        <w:t xml:space="preserve"> Test Step Description: Submit claim batch containing edge case scenarios for Adjustment Code Processing </w:t>
-        <w:tab/>
-        <w:t xml:space="preserve"> Test Step Expected Result: System flags anomaly and routed claim to review queue instantly.</w:t>
-      </w:r>
-    </w:p>
-    <w:p>
-      <w:r>
-        <w:tab/>
-        <w:t xml:space="preserve">Work Item ID: 1573 </w:t>
-        <w:tab/>
-        <w:t xml:space="preserve"> Module: AI Insights &amp; Anomaly Detection </w:t>
-        <w:tab/>
-        <w:t xml:space="preserve"> Name: False Positive Feedback Loop - Variant 10 </w:t>
-        <w:tab/>
-        <w:t xml:space="preserve"> Id: TC1878 </w:t>
-        <w:tab/>
-        <w:t xml:space="preserve"> Description: Verify dashboard UI component displays output from False Positive Feedback Loop </w:t>
-        <w:tab/>
-        <w:t xml:space="preserve"> Precondition: Historical baseline metrics ingested and indexed. </w:t>
-        <w:tab/>
-        <w:t xml:space="preserve"> Test Step: 1 </w:t>
-        <w:tab/>
-        <w:t xml:space="preserve"> Test Step Description: Trigger dashboard refresh and monitor response latency for False Positive Feedback Loop </w:t>
-        <w:tab/>
-        <w:t xml:space="preserve"> Test Step Expected Result: Visualization widget renders top trends with accurate confidence scores.</w:t>
-      </w:r>
-    </w:p>
-    <w:p>
-      <w:r>
-        <w:tab/>
-        <w:t xml:space="preserve">Work Item ID: 1573 </w:t>
-        <w:tab/>
-        <w:t xml:space="preserve"> Module: AI Insights &amp; Anomaly Detection </w:t>
-        <w:tab/>
-        <w:t xml:space="preserve"> Name: False Positive Feedback Loop - Variant 12 </w:t>
-        <w:tab/>
-        <w:t xml:space="preserve"> Id: TC1958 </w:t>
-        <w:tab/>
-        <w:t xml:space="preserve"> Description: Verify dashboard UI component displays output from False Positive Feedback Loop </w:t>
-        <w:tab/>
-        <w:t xml:space="preserve"> Precondition: Historical baseline metrics ingested and indexed. </w:t>
-        <w:tab/>
-        <w:t xml:space="preserve"> Test Step: 1 </w:t>
-        <w:tab/>
-        <w:t xml:space="preserve"> Test Step Description: Trigger dashboard refresh and monitor response latency for False Positive Feedback Loop </w:t>
-        <w:tab/>
-        <w:t xml:space="preserve"> Test Step Expected Result: Visualization widget renders top trends with accurate confidence scores.</w:t>
-      </w:r>
-    </w:p>
-    <w:p>
-      <w:r>
-        <w:tab/>
-        <w:t xml:space="preserve">Work Item ID: 1573 </w:t>
-        <w:tab/>
-        <w:t xml:space="preserve"> Module: AI Insights &amp; Anomaly Detection </w:t>
-        <w:tab/>
-        <w:t xml:space="preserve"> Name: Automated Summary Generation - Variant 5 </w:t>
-        <w:tab/>
-        <w:t xml:space="preserve"> Id: TC1698 </w:t>
-        <w:tab/>
-        <w:t xml:space="preserve"> Description: Verify dashboard UI component displays output from Automated Summary Generation </w:t>
-        <w:tab/>
-        <w:t xml:space="preserve"> Precondition: Historical baseline metrics ingested and indexed. </w:t>
-        <w:tab/>
-        <w:t xml:space="preserve"> Test Step: 1 </w:t>
-        <w:tab/>
-        <w:t xml:space="preserve"> Test Step Description: Trigger dashboard refresh and monitor response latency for Automated Summary Generation </w:t>
-        <w:tab/>
-        <w:t xml:space="preserve"> Test Step Expected Result: Visualization widget renders top trends with accurate confidence scores.</w:t>
-      </w:r>
-    </w:p>
-    <w:p>
-      <w:r>
-        <w:tab/>
-        <w:t xml:space="preserve">Work Item ID: 1572 </w:t>
-        <w:tab/>
-        <w:t xml:space="preserve"> Module: Claims Adjudication </w:t>
-        <w:tab/>
-        <w:t xml:space="preserve"> Name: Interest Penalty Calculation - Variant 13 </w:t>
-        <w:tab/>
-        <w:t xml:space="preserve"> Id: TC2019 </w:t>
-        <w:tab/>
-        <w:t xml:space="preserve"> Description: Verify system handles invalid or missing data during Interest Penalty Calculation </w:t>
-        <w:tab/>
-        <w:t xml:space="preserve"> Precondition: Inbound EDI 837 claim processing queue online. </w:t>
-        <w:tab/>
-        <w:t xml:space="preserve"> Test Step: 1 </w:t>
-        <w:tab/>
-        <w:t xml:space="preserve"> Test Step Description: Submit claim batch containing edge case scenarios for Interest Penalty Calculation </w:t>
-        <w:tab/>
-        <w:t xml:space="preserve"> Test Step Expected Result: System flags anomaly and routed claim to review queue instantly.</w:t>
-      </w:r>
-    </w:p>
-    <w:p>
-      <w:r>
-        <w:tab/>
-        <w:t xml:space="preserve">Work Item ID: 1572 </w:t>
-        <w:tab/>
-        <w:t xml:space="preserve"> Module: Claims Adjudication </w:t>
-        <w:tab/>
-        <w:t xml:space="preserve"> Name: Adjustment Code Processing - Variant 15 </w:t>
-        <w:tab/>
-        <w:t xml:space="preserve"> Id: TC2083 </w:t>
-        <w:tab/>
-        <w:t xml:space="preserve"> Description: Verify system handles invalid or missing data during Adjustment Code Processing </w:t>
-        <w:tab/>
-        <w:t xml:space="preserve"> Precondition: Inbound EDI 837 claim processing queue online. </w:t>
-        <w:tab/>
-        <w:t xml:space="preserve"> Test Step: 1 </w:t>
-        <w:tab/>
-        <w:t xml:space="preserve"> Test Step Description: Submit claim batch containing edge case scenarios for Adjustment Code Processing </w:t>
-        <w:tab/>
-        <w:t xml:space="preserve"> Test Step Expected Result: System flags anomaly and routed claim to review queue instantly.</w:t>
-      </w:r>
-    </w:p>
-    <w:p>
-      <w:r>
-        <w:tab/>
-        <w:t xml:space="preserve">Work Item ID: 1572 </w:t>
-        <w:tab/>
-        <w:t xml:space="preserve"> Module: Claims Adjudication </w:t>
-        <w:tab/>
-        <w:t xml:space="preserve"> Name: Pre-authorization Check - Variant 21 </w:t>
-        <w:tab/>
-        <w:t xml:space="preserve"> Id: TC2305 </w:t>
-        <w:tab/>
-        <w:t xml:space="preserve"> Description: Verify adjudication engine logic for Pre-authorization Check </w:t>
-        <w:tab/>
-        <w:t xml:space="preserve"> Precondition: Claim adjudication rules engine initialized. </w:t>
-        <w:tab/>
-        <w:t xml:space="preserve"> Test Step: 1 </w:t>
-        <w:tab/>
-        <w:t xml:space="preserve"> Test Step Description: Ingest synthetic claim payload testing Pre-authorization Check into the engine </w:t>
-        <w:tab/>
-        <w:t xml:space="preserve"> Test Step Expected Result: Adjudication engine applies correct formula and outputs calculated totals.</w:t>
-      </w:r>
-    </w:p>
-    <w:p>
-      <w:r>
-        <w:tab/>
-        <w:t xml:space="preserve">Work Item ID: 1573 </w:t>
-        <w:tab/>
-        <w:t xml:space="preserve"> Module: AI Insights &amp; Anomaly Detection </w:t>
-        <w:tab/>
-        <w:t xml:space="preserve"> Name: Data Pipeline Health Monitor - Variant 6 </w:t>
-        <w:tab/>
-        <w:t xml:space="preserve"> Id: TC1732 </w:t>
-        <w:tab/>
-        <w:t xml:space="preserve"> Description: Verify accuracy and SLA metrics for Data Pipeline Health Monitor predictive execution </w:t>
-        <w:tab/>
-        <w:t xml:space="preserve"> Precondition: Model checkpoint v2.4 loaded in runtime environment. </w:t>
-        <w:tab/>
-        <w:t xml:space="preserve"> Test Step: 1 </w:t>
-        <w:tab/>
-        <w:t xml:space="preserve"> Test Step Description: Interact with AI insight card component for Data Pipeline Health Monitor </w:t>
-        <w:tab/>
-        <w:t xml:space="preserve"> Test Step Expected Result: Explanation model outputs clear feature contribution breakdown.</w:t>
-      </w:r>
-    </w:p>
-    <w:p>
-      <w:r>
-        <w:tab/>
-        <w:t xml:space="preserve">Work Item ID: 1572 </w:t>
-        <w:tab/>
-        <w:t xml:space="preserve"> Module: Claims Adjudication </w:t>
-        <w:tab/>
-        <w:t xml:space="preserve"> Name: Tax ID Validation - Variant 1 </w:t>
-        <w:tab/>
-        <w:t xml:space="preserve"> Id: TC1535 </w:t>
-        <w:tab/>
-        <w:t xml:space="preserve"> Description: Verify system handles invalid or missing data during Tax ID Validation </w:t>
-        <w:tab/>
-        <w:t xml:space="preserve"> Precondition: Inbound EDI 837 claim processing queue online. </w:t>
-        <w:tab/>
-        <w:t xml:space="preserve"> Test Step: 1 </w:t>
-        <w:tab/>
-        <w:t xml:space="preserve"> Test Step Description: Submit claim batch containing edge case scenarios for Tax ID Validation </w:t>
-        <w:tab/>
-        <w:t xml:space="preserve"> Test Step Expected Result: System flags anomaly and routed claim to review queue instantly.</w:t>
-      </w:r>
-    </w:p>
-    <w:p>
-      <w:r>
-        <w:tab/>
-        <w:t xml:space="preserve">Work Item ID: 1573 </w:t>
-        <w:tab/>
-        <w:t xml:space="preserve"> Module: AI Insights &amp; Anomaly Detection </w:t>
-        <w:tab/>
-        <w:t xml:space="preserve"> Name: SLA Performance Tracking - Variant 5 </w:t>
-        <w:tab/>
-        <w:t xml:space="preserve"> Id: TC1690 </w:t>
-        <w:tab/>
-        <w:t xml:space="preserve"> Description: Verify dashboard UI component displays output from SLA Performance Tracking </w:t>
-        <w:tab/>
-        <w:t xml:space="preserve"> Precondition: Historical baseline metrics ingested and indexed. </w:t>
-        <w:tab/>
-        <w:t xml:space="preserve"> Test Step: 1 </w:t>
-        <w:tab/>
-        <w:t xml:space="preserve"> Test Step Description: Trigger dashboard refresh and monitor response latency for SLA Performance Tracking </w:t>
-        <w:tab/>
-        <w:t xml:space="preserve"> Test Step Expected Result: Visualization widget renders top trends with accurate confidence scores.</w:t>
-      </w:r>
-    </w:p>
-    <w:p>
-      <w:r>
-        <w:tab/>
-        <w:t xml:space="preserve">Work Item ID: 1572 </w:t>
-        <w:tab/>
-        <w:t xml:space="preserve"> Module: Claims Adjudication </w:t>
-        <w:tab/>
-        <w:t xml:space="preserve"> Name: Claim Line Item Split - Variant 19 </w:t>
-        <w:tab/>
-        <w:t xml:space="preserve"> Id: TC2229 </w:t>
-        <w:tab/>
-        <w:t xml:space="preserve"> Description: Verify adjudication engine logic for Claim Line Item Split </w:t>
-        <w:tab/>
-        <w:t xml:space="preserve"> Precondition: Claim adjudication rules engine initialized. </w:t>
-        <w:tab/>
-        <w:t xml:space="preserve"> Test Step: 1 </w:t>
-        <w:tab/>
-        <w:t xml:space="preserve"> Test Step Description: Ingest synthetic claim payload testing Claim Line Item Split into the engine </w:t>
-        <w:tab/>
-        <w:t xml:space="preserve"> Test Step Expected Result: Adjudication engine applies correct formula and outputs calculated totals.</w:t>
-      </w:r>
-    </w:p>
-    <w:p>
-      <w:r>
-        <w:tab/>
-        <w:t xml:space="preserve">Work Item ID: 1573 </w:t>
-        <w:tab/>
-        <w:t xml:space="preserve"> Module: AI Insights &amp; Anomaly Detection </w:t>
-        <w:tab/>
-        <w:t xml:space="preserve"> Name: Patient Risk Stratification - Variant 18 </w:t>
-        <w:tab/>
-        <w:t xml:space="preserve"> Id: TC2216 </w:t>
-        <w:tab/>
-        <w:t xml:space="preserve"> Description: Verify accuracy and SLA metrics for Patient Risk Stratification predictive execution </w:t>
-        <w:tab/>
-        <w:t xml:space="preserve"> Precondition: Model checkpoint v2.4 loaded in runtime environment. </w:t>
-        <w:tab/>
-        <w:t xml:space="preserve"> Test Step: 1 </w:t>
-        <w:tab/>
-        <w:t xml:space="preserve"> Test Step Description: Interact with AI insight card component for Patient Risk Stratification </w:t>
-        <w:tab/>
-        <w:t xml:space="preserve"> Test Step Expected Result: Explanation model outputs clear feature contribution breakdown.</w:t>
-      </w:r>
-    </w:p>
-    <w:p>
-      <w:r>
-        <w:tab/>
-        <w:t xml:space="preserve">Work Item ID: 1573 </w:t>
-        <w:tab/>
-        <w:t xml:space="preserve"> Module: AI Insights &amp; Anomaly Detection </w:t>
-        <w:tab/>
-        <w:t xml:space="preserve"> Name: Recommendation Engine Ranking - Variant 25 </w:t>
-        <w:tab/>
-        <w:t xml:space="preserve"> Id: TC2470 </w:t>
-        <w:tab/>
-        <w:t xml:space="preserve"> Description: Verify dashboard UI component displays output from Recommendation Engine Ranking </w:t>
-        <w:tab/>
-        <w:t xml:space="preserve"> Precondition: Historical baseline metrics ingested and indexed. </w:t>
-        <w:tab/>
-        <w:t xml:space="preserve"> Test Step: 1 </w:t>
-        <w:tab/>
-        <w:t xml:space="preserve"> Test Step Description: Trigger dashboard refresh and monitor response latency for Recommendation Engine Ranking </w:t>
-        <w:tab/>
-        <w:t xml:space="preserve"> Test Step Expected Result: Visualization widget renders top trends with accurate confidence scores.</w:t>
-      </w:r>
-    </w:p>
-    <w:p>
-      <w:r>
-        <w:tab/>
-        <w:t xml:space="preserve">Work Item ID: 1572 </w:t>
-        <w:tab/>
-        <w:t xml:space="preserve"> Module: Claims Adjudication </w:t>
-        <w:tab/>
-        <w:t xml:space="preserve"> Name: Interest Penalty Calculation - Variant 18 </w:t>
-        <w:tab/>
-        <w:t xml:space="preserve"> Id: TC2219 </w:t>
-        <w:tab/>
-        <w:t xml:space="preserve"> Description: Verify system handles invalid or missing data during Interest Penalty Calculation </w:t>
-        <w:tab/>
-        <w:t xml:space="preserve"> Precondition: Inbound EDI 837 claim processing queue online. </w:t>
-        <w:tab/>
-        <w:t xml:space="preserve"> Test Step: 1 </w:t>
-        <w:tab/>
-        <w:t xml:space="preserve"> Test Step Description: Submit claim batch containing edge case scenarios for Interest Penalty Calculation </w:t>
-        <w:tab/>
-        <w:t xml:space="preserve"> Test Step Expected Result: System flags anomaly and routed claim to review queue instantly.</w:t>
-      </w:r>
-    </w:p>
-    <w:p>
-      <w:r>
-        <w:tab/>
-        <w:t xml:space="preserve">Work Item ID: 1573 </w:t>
-        <w:tab/>
-        <w:t xml:space="preserve"> Module: AI Insights &amp; Anomaly Detection </w:t>
-        <w:tab/>
-        <w:t xml:space="preserve"> Name: Cost Spike Detection - Variant 26 </w:t>
-        <w:tab/>
-        <w:t xml:space="preserve"> Id: TC2506 </w:t>
-        <w:tab/>
-        <w:t xml:space="preserve"> Description: Verify dashboard UI component displays output from Cost Spike Detection </w:t>
-        <w:tab/>
-        <w:t xml:space="preserve"> Precondition: Historical baseline metrics ingested and indexed. </w:t>
-        <w:tab/>
-        <w:t xml:space="preserve"> Test Step: 1 </w:t>
-        <w:tab/>
-        <w:t xml:space="preserve"> Test Step Description: Trigger dashboard refresh and monitor response latency for Cost Spike Detection </w:t>
-        <w:tab/>
-        <w:t xml:space="preserve"> Test Step Expected Result: Visualization widget renders top trends with accurate confidence scores.</w:t>
-      </w:r>
-    </w:p>
-    <w:p>
-      <w:r>
-        <w:tab/>
-        <w:t xml:space="preserve">Work Item ID: 1573 </w:t>
-        <w:tab/>
-        <w:t xml:space="preserve"> Module: AI Insights &amp; Anomaly Detection </w:t>
-        <w:tab/>
-        <w:t xml:space="preserve"> Name: Cost Spike Detection - Variant 17 </w:t>
-        <w:tab/>
-        <w:t xml:space="preserve"> Id: TC2146 </w:t>
-        <w:tab/>
-        <w:t xml:space="preserve"> Description: Verify dashboard UI component displays output from Cost Spike Detection </w:t>
-        <w:tab/>
-        <w:t xml:space="preserve"> Precondition: Historical baseline metrics ingested and indexed. </w:t>
-        <w:tab/>
-        <w:t xml:space="preserve"> Test Step: 1 </w:t>
-        <w:tab/>
-        <w:t xml:space="preserve"> Test Step Description: Trigger dashboard refresh and monitor response latency for Cost Spike Detection </w:t>
-        <w:tab/>
-        <w:t xml:space="preserve"> Test Step Expected Result: Visualization widget renders top trends with accurate confidence scores.</w:t>
-      </w:r>
-    </w:p>
-    <w:p>
-      <w:r>
-        <w:tab/>
-        <w:t xml:space="preserve">Work Item ID: 1573 </w:t>
-        <w:tab/>
-        <w:t xml:space="preserve"> Module: AI Insights &amp; Anomaly Detection </w:t>
-        <w:tab/>
-        <w:t xml:space="preserve"> Name: False Positive Feedback Loop - Variant 14 </w:t>
-        <w:tab/>
-        <w:t xml:space="preserve"> Id: TC2038 </w:t>
-        <w:tab/>
-        <w:t xml:space="preserve"> Description: Verify dashboard UI component displays output from False Positive Feedback Loop </w:t>
-        <w:tab/>
-        <w:t xml:space="preserve"> Precondition: Historical baseline metrics ingested and indexed. </w:t>
-        <w:tab/>
-        <w:t xml:space="preserve"> Test Step: 1 </w:t>
-        <w:tab/>
-        <w:t xml:space="preserve"> Test Step Description: Trigger dashboard refresh and monitor response latency for False Positive Feedback Loop </w:t>
-        <w:tab/>
-        <w:t xml:space="preserve"> Test Step Expected Result: Visualization widget renders top trends with accurate confidence scores.</w:t>
-      </w:r>
-    </w:p>
-    <w:p>
-      <w:r>
-        <w:tab/>
-        <w:t xml:space="preserve">Work Item ID: 1573 </w:t>
-        <w:tab/>
-        <w:t xml:space="preserve"> Module: AI Insights &amp; Anomaly Detection </w:t>
-        <w:tab/>
-        <w:t xml:space="preserve"> Name: False Positive Feedback Loop - Variant 28 </w:t>
-        <w:tab/>
-        <w:t xml:space="preserve"> Id: TC2598 </w:t>
-        <w:tab/>
-        <w:t xml:space="preserve"> Description: Verify dashboard UI component displays output from False Positive Feedback Loop </w:t>
-        <w:tab/>
-        <w:t xml:space="preserve"> Precondition: Historical baseline metrics ingested and indexed. </w:t>
-        <w:tab/>
-        <w:t xml:space="preserve"> Test Step: 1 </w:t>
-        <w:tab/>
-        <w:t xml:space="preserve"> Test Step Description: Trigger dashboard refresh and monitor response latency for False Positive Feedback Loop </w:t>
-        <w:tab/>
-        <w:t xml:space="preserve"> Test Step Expected Result: Visualization widget renders top trends with accurate confidence scores.</w:t>
-      </w:r>
-    </w:p>
-    <w:p>
-      <w:r>
-        <w:tab/>
-        <w:t xml:space="preserve">Work Item ID: 1573 </w:t>
-        <w:tab/>
-        <w:t xml:space="preserve"> Module: AI Insights &amp; Anomaly Detection </w:t>
-        <w:tab/>
-        <w:t xml:space="preserve"> Name: Explanation Tooltip Generation - Variant 21 </w:t>
-        <w:tab/>
-        <w:t xml:space="preserve"> Id: TC2322 </w:t>
-        <w:tab/>
-        <w:t xml:space="preserve"> Description: Verify dashboard UI component displays output from Explanation Tooltip Generation </w:t>
-        <w:tab/>
-        <w:t xml:space="preserve"> Precondition: Historical baseline metrics ingested and indexed. </w:t>
-        <w:tab/>
-        <w:t xml:space="preserve"> Test Step: 1 </w:t>
-        <w:tab/>
-        <w:t xml:space="preserve"> Test Step Description: Trigger dashboard refresh and monitor response latency for Explanation Tooltip Generation </w:t>
-        <w:tab/>
-        <w:t xml:space="preserve"> Test Step Expected Result: Visualization widget renders top trends with accurate confidence scores.</w:t>
-      </w:r>
-    </w:p>
-    <w:p>
-      <w:r>
-        <w:tab/>
-        <w:t xml:space="preserve">Work Item ID: 1572 </w:t>
-        <w:tab/>
-        <w:t xml:space="preserve"> Module: Claims Adjudication </w:t>
-        <w:tab/>
-        <w:t xml:space="preserve"> Name: Denial Code ERR-ENR-02 - Variant 22 </w:t>
-        <w:tab/>
-        <w:t xml:space="preserve"> Id: TC2361 </w:t>
-        <w:tab/>
-        <w:t xml:space="preserve"> Description: Verify adjudication engine logic for Denial Code ERR-ENR-02 </w:t>
-        <w:tab/>
-        <w:t xml:space="preserve"> Precondition: Claim adjudication rules engine initialized. </w:t>
-        <w:tab/>
-        <w:t xml:space="preserve"> Test Step: 1 </w:t>
-        <w:tab/>
-        <w:t xml:space="preserve"> Test Step Description: Ingest synthetic claim payload testing Denial Code ERR-ENR-02 into the engine </w:t>
-        <w:tab/>
-        <w:t xml:space="preserve"> Test Step Expected Result: Adjudication engine applies correct formula and outputs calculated totals.</w:t>
-      </w:r>
-    </w:p>
-    <w:p>
-      <w:r>
-        <w:tab/>
-        <w:t xml:space="preserve">Work Item ID: 1573 </w:t>
-        <w:tab/>
-        <w:t xml:space="preserve"> Module: AI Insights &amp; Anomaly Detection </w:t>
-        <w:tab/>
-        <w:t xml:space="preserve"> Name: Model Drift Monitoring - Variant 17 </w:t>
-        <w:tab/>
-        <w:t xml:space="preserve"> Id: TC2148 </w:t>
-        <w:tab/>
-        <w:t xml:space="preserve"> Description: Verify accuracy and SLA metrics for Model Drift Monitoring predictive execution </w:t>
-        <w:tab/>
-        <w:t xml:space="preserve"> Precondition: Model checkpoint v2.4 loaded in runtime environment. </w:t>
-        <w:tab/>
-        <w:t xml:space="preserve"> Test Step: 1 </w:t>
-        <w:tab/>
-        <w:t xml:space="preserve"> Test Step Description: Interact with AI insight card component for Model Drift Monitoring </w:t>
-        <w:tab/>
-        <w:t xml:space="preserve"> Test Step Expected Result: Explanation model outputs clear feature contribution breakdown.</w:t>
-      </w:r>
-    </w:p>
-    <w:p>
-      <w:r>
-        <w:tab/>
-        <w:t xml:space="preserve">Work Item ID: 1573 </w:t>
-        <w:tab/>
-        <w:t xml:space="preserve"> Module: AI Insights &amp; Anomaly Detection </w:t>
-        <w:tab/>
-        <w:t xml:space="preserve"> Name: SLA Performance Tracking - Variant 11 </w:t>
-        <w:tab/>
-        <w:t xml:space="preserve"> Id: TC1930 </w:t>
-        <w:tab/>
-        <w:t xml:space="preserve"> Description: Verify dashboard UI component displays output from SLA Performance Tracking </w:t>
-        <w:tab/>
-        <w:t xml:space="preserve"> Precondition: Historical baseline metrics ingested and indexed. </w:t>
-        <w:tab/>
-        <w:t xml:space="preserve"> Test Step: 1 </w:t>
-        <w:tab/>
-        <w:t xml:space="preserve"> Test Step Description: Trigger dashboard refresh and monitor response latency for SLA Performance Tracking </w:t>
-        <w:tab/>
-        <w:t xml:space="preserve"> Test Step Expected Result: Visualization widget renders top trends with accurate confidence scores.</w:t>
-      </w:r>
-    </w:p>
-    <w:p>
-      <w:r>
-        <w:tab/>
-        <w:t xml:space="preserve">Work Item ID: 1572 </w:t>
-        <w:tab/>
-        <w:t xml:space="preserve"> Module: Claims Adjudication </w:t>
-        <w:tab/>
-        <w:t xml:space="preserve"> Name: Timely Filing Limit Edge - Variant 3 </w:t>
-        <w:tab/>
-        <w:t xml:space="preserve"> Id: TC1597 </w:t>
-        <w:tab/>
-        <w:t xml:space="preserve"> Description: Verify adjudication engine logic for Timely Filing Limit Edge </w:t>
-        <w:tab/>
-        <w:t xml:space="preserve"> Precondition: Claim adjudication rules engine initialized. </w:t>
-        <w:tab/>
-        <w:t xml:space="preserve"> Test Step: 1 </w:t>
-        <w:tab/>
-        <w:t xml:space="preserve"> Test Step Description: Ingest synthetic claim payload testing Timely Filing Limit Edge into the engine </w:t>
-        <w:tab/>
-        <w:t xml:space="preserve"> Test Step Expected Result: Adjudication engine applies correct formula and outputs calculated totals.</w:t>
-      </w:r>
-    </w:p>
-    <w:p>
-      <w:r>
-        <w:tab/>
-        <w:t xml:space="preserve">Work Item ID: 1573 </w:t>
-        <w:tab/>
-        <w:t xml:space="preserve"> Module: AI Insights &amp; Anomaly Detection </w:t>
-        <w:tab/>
-        <w:t xml:space="preserve"> Name: Explanation Tooltip Generation - Variant 16 </w:t>
-        <w:tab/>
-        <w:t xml:space="preserve"> Id: TC2122 </w:t>
-        <w:tab/>
-        <w:t xml:space="preserve"> Description: Verify dashboard UI component displays output from Explanation Tooltip Generation </w:t>
-        <w:tab/>
-        <w:t xml:space="preserve"> Precondition: Historical baseline metrics ingested and indexed. </w:t>
-        <w:tab/>
-        <w:t xml:space="preserve"> Test Step: 1 </w:t>
-        <w:tab/>
-        <w:t xml:space="preserve"> Test Step Description: Trigger dashboard refresh and monitor response latency for Explanation Tooltip Generation </w:t>
-        <w:tab/>
-        <w:t xml:space="preserve"> Test Step Expected Result: Visualization widget renders top trends with accurate confidence scores.</w:t>
-      </w:r>
-    </w:p>
-    <w:p>
-      <w:r>
-        <w:tab/>
-        <w:t xml:space="preserve">Work Item ID: 1572 </w:t>
-        <w:tab/>
-        <w:t xml:space="preserve"> Module: Claims Adjudication </w:t>
-        <w:tab/>
-        <w:t xml:space="preserve"> Name: Tax ID Validation - Variant 28 </w:t>
-        <w:tab/>
-        <w:t xml:space="preserve"> Id: TC2615 </w:t>
-        <w:tab/>
-        <w:t xml:space="preserve"> Description: Verify system handles invalid or missing data during Tax ID Validation </w:t>
-        <w:tab/>
-        <w:t xml:space="preserve"> Precondition: Inbound EDI 837 claim processing queue online. </w:t>
-        <w:tab/>
-        <w:t xml:space="preserve"> Test Step: 1 </w:t>
-        <w:tab/>
-        <w:t xml:space="preserve"> Test Step Description: Submit claim batch containing edge case scenarios for Tax ID Validation </w:t>
-        <w:tab/>
-        <w:t xml:space="preserve"> Test Step Expected Result: System flags anomaly and routed claim to review queue instantly.</w:t>
-      </w:r>
-    </w:p>
-    <w:p>
-      <w:r>
-        <w:tab/>
-        <w:t xml:space="preserve">Work Item ID: 1572 </w:t>
-        <w:tab/>
-        <w:t xml:space="preserve"> Module: Claims Adjudication </w:t>
-        <w:tab/>
-        <w:t xml:space="preserve"> Name: Claim Line Item Split - Variant 29 </w:t>
-        <w:tab/>
-        <w:t xml:space="preserve"> Id: TC2629 </w:t>
-        <w:tab/>
-        <w:t xml:space="preserve"> Description: Verify adjudication engine logic for Claim Line Item Split </w:t>
-        <w:tab/>
-        <w:t xml:space="preserve"> Precondition: Claim adjudication rules engine initialized. </w:t>
-        <w:tab/>
-        <w:t xml:space="preserve"> Test Step: 1 </w:t>
-        <w:tab/>
-        <w:t xml:space="preserve"> Test Step Description: Ingest synthetic claim payload testing Claim Line Item Split into the engine </w:t>
-        <w:tab/>
-        <w:t xml:space="preserve"> Test Step Expected Result: Adjudication engine applies correct formula and outputs calculated totals.</w:t>
-      </w:r>
-    </w:p>
-    <w:p>
-      <w:r>
-        <w:tab/>
-        <w:t xml:space="preserve">Work Item ID: 1573 </w:t>
-        <w:tab/>
-        <w:t xml:space="preserve"> Module: AI Insights &amp; Anomaly Detection </w:t>
-        <w:tab/>
-        <w:t xml:space="preserve"> Name: Custom Threshold Setting - Variant 5 </w:t>
-        <w:tab/>
-        <w:t xml:space="preserve"> Id: TC1686 </w:t>
-        <w:tab/>
-        <w:t xml:space="preserve"> Description: Verify dashboard UI component displays output from Custom Threshold Setting </w:t>
-        <w:tab/>
-        <w:t xml:space="preserve"> Precondition: Historical baseline metrics ingested and indexed. </w:t>
-        <w:tab/>
-        <w:t xml:space="preserve"> Test Step: 1 </w:t>
-        <w:tab/>
-        <w:t xml:space="preserve"> Test Step Description: Trigger dashboard refresh and monitor response latency for Custom Threshold Setting </w:t>
-        <w:tab/>
-        <w:t xml:space="preserve"> Test Step Expected Result: Visualization widget renders top trends with accurate confidence scores.</w:t>
-      </w:r>
-    </w:p>
-    <w:p>
-      <w:r>
-        <w:tab/>
-        <w:t xml:space="preserve">Work Item ID: 1572 </w:t>
-        <w:tab/>
-        <w:t xml:space="preserve"> Module: Claims Adjudication </w:t>
-        <w:tab/>
-        <w:t xml:space="preserve"> Name: Batch Claim Ingestion - Variant 29 </w:t>
-        <w:tab/>
-        <w:t xml:space="preserve"> Id: TC2651 </w:t>
-        <w:tab/>
-        <w:t xml:space="preserve"> Description: Verify system handles invalid or missing data during Batch Claim Ingestion </w:t>
-        <w:tab/>
-        <w:t xml:space="preserve"> Precondition: Inbound EDI 837 claim processing queue online. </w:t>
-        <w:tab/>
-        <w:t xml:space="preserve"> Test Step: 1 </w:t>
-        <w:tab/>
-        <w:t xml:space="preserve"> Test Step Description: Submit claim batch containing edge case scenarios for Batch Claim Ingestion </w:t>
-        <w:tab/>
-        <w:t xml:space="preserve"> Test Step Expected Result: System flags anomaly and routed claim to review queue instantly.</w:t>
-      </w:r>
-    </w:p>
-    <w:p>
-      <w:r>
-        <w:tab/>
-        <w:t xml:space="preserve">Work Item ID: 1573 </w:t>
-        <w:tab/>
-        <w:t xml:space="preserve"> Module: AI Insights &amp; Anomaly Detection </w:t>
-        <w:tab/>
-        <w:t xml:space="preserve"> Name: Negative - API Gateway Timeout </w:t>
-        <w:tab/>
-        <w:t xml:space="preserve"> Id: TC038 </w:t>
-        <w:tab/>
-        <w:t xml:space="preserve"> Description: Verify system message presentation layers when database connections time out </w:t>
-        <w:tab/>
-        <w:t xml:space="preserve"> Precondition: Telemetry services unavailable. </w:t>
-        <w:tab/>
-        <w:t xml:space="preserve"> Test Step: 1 </w:t>
-        <w:tab/>
-        <w:t xml:space="preserve"> Test Step Description: Force an artificial data refresh sequence during downstream infrastructure downtime. </w:t>
-        <w:tab/>
-        <w:t xml:space="preserve"> Test Step Expected Result: Dashboard handles timeout exception gracefully, rendering an alert mask: 'Analytics Data Synchronizer unavailable. Please retry later.'</w:t>
-      </w:r>
-    </w:p>
-    <w:p>
-      <w:r>
-        <w:tab/>
-        <w:t xml:space="preserve">Work Item ID: 1572 </w:t>
-        <w:tab/>
-        <w:t xml:space="preserve"> Module: Claims Adjudication </w:t>
-        <w:tab/>
-        <w:t xml:space="preserve"> Name: EOB Document Generation - Variant 4 </w:t>
-        <w:tab/>
-        <w:t xml:space="preserve"> Id: TC1627 </w:t>
-        <w:tab/>
-        <w:t xml:space="preserve"> Description: Verify system handles invalid or missing data during EOB Document Generation </w:t>
-        <w:tab/>
-        <w:t xml:space="preserve"> Precondition: Inbound EDI 837 claim processing queue online. </w:t>
-        <w:tab/>
-        <w:t xml:space="preserve"> Test Step: 1 </w:t>
-        <w:tab/>
-        <w:t xml:space="preserve"> Test Step Description: Submit claim batch containing edge case scenarios for EOB Document Generation </w:t>
-        <w:tab/>
-        <w:t xml:space="preserve"> Test Step Expected Result: System flags anomaly and routed claim to review queue instantly.</w:t>
-      </w:r>
-    </w:p>
-    <w:p>
-      <w:r>
-        <w:tab/>
-        <w:t xml:space="preserve">Work Item ID: 1573 </w:t>
-        <w:tab/>
-        <w:t xml:space="preserve"> Module: AI Insights &amp; Anomaly Detection </w:t>
-        <w:tab/>
-        <w:t xml:space="preserve"> Name: Custom Threshold Setting - Variant 4 </w:t>
-        <w:tab/>
-        <w:t xml:space="preserve"> Id: TC1646 </w:t>
-        <w:tab/>
-        <w:t xml:space="preserve"> Description: Verify dashboard UI component displays output from Custom Threshold Setting </w:t>
-        <w:tab/>
-        <w:t xml:space="preserve"> Precondition: Historical baseline metrics ingested and indexed. </w:t>
-        <w:tab/>
-        <w:t xml:space="preserve"> Test Step: 1 </w:t>
-        <w:tab/>
-        <w:t xml:space="preserve"> Test Step Description: Trigger dashboard refresh and monitor response latency for Custom Threshold Setting </w:t>
-        <w:tab/>
-        <w:t xml:space="preserve"> Test Step Expected Result: Visualization widget renders top trends with accurate confidence scores.</w:t>
-      </w:r>
-    </w:p>
-    <w:p>
-      <w:r>
-        <w:tab/>
-        <w:t xml:space="preserve">Work Item ID: 1573 </w:t>
-        <w:tab/>
-        <w:t xml:space="preserve"> Module: AI Insights &amp; Anomaly Detection </w:t>
-        <w:tab/>
-        <w:t xml:space="preserve"> Name: Predictive No-Show Score - Variant 16 </w:t>
-        <w:tab/>
-        <w:t xml:space="preserve"> Id: TC2104 </w:t>
-        <w:tab/>
-        <w:t xml:space="preserve"> Description: Verify accuracy and SLA metrics for Predictive No-Show Score predictive execution </w:t>
-        <w:tab/>
-        <w:t xml:space="preserve"> Precondition: Model checkpoint v2.4 loaded in runtime environment. </w:t>
-        <w:tab/>
-        <w:t xml:space="preserve"> Test Step: 1 </w:t>
-        <w:tab/>
-        <w:t xml:space="preserve"> Test Step Description: Interact with AI insight card component for Predictive No-Show Score </w:t>
-        <w:tab/>
-        <w:t xml:space="preserve"> Test Step Expected Result: Explanation model outputs clear feature contribution breakdown.</w:t>
-      </w:r>
-    </w:p>
-    <w:p>
-      <w:r>
-        <w:tab/>
-        <w:t xml:space="preserve">Work Item ID: 1573 </w:t>
-        <w:tab/>
-        <w:t xml:space="preserve"> Module: AI Insights &amp; Anomaly Detection </w:t>
-        <w:tab/>
-        <w:t xml:space="preserve"> Name: Model Drift Monitoring - Variant 12 </w:t>
-        <w:tab/>
-        <w:t xml:space="preserve"> Id: TC1948 </w:t>
-        <w:tab/>
-        <w:t xml:space="preserve"> Description: Verify accuracy and SLA metrics for Model Drift Monitoring predictive execution </w:t>
-        <w:tab/>
-        <w:t xml:space="preserve"> Precondition: Model checkpoint v2.4 loaded in runtime environment. </w:t>
-        <w:tab/>
-        <w:t xml:space="preserve"> Test Step: 1 </w:t>
-        <w:tab/>
-        <w:t xml:space="preserve"> Test Step Description: Interact with AI insight card component for Model Drift Monitoring </w:t>
-        <w:tab/>
-        <w:t xml:space="preserve"> Test Step Expected Result: Explanation model outputs clear feature contribution breakdown.</w:t>
-      </w:r>
-    </w:p>
-    <w:p>
-      <w:r>
-        <w:tab/>
-        <w:t xml:space="preserve">Work Item ID: 1572 </w:t>
-        <w:tab/>
-        <w:t xml:space="preserve"> Module: Claims Adjudication </w:t>
-        <w:tab/>
-        <w:t xml:space="preserve"> Name: Bundled Service Deduction - Variant 28 </w:t>
-        <w:tab/>
-        <w:t xml:space="preserve"> Id: TC2607 </w:t>
-        <w:tab/>
-        <w:t xml:space="preserve"> Description: Verify system handles invalid or missing data during Bundled Service Deduction </w:t>
-        <w:tab/>
-        <w:t xml:space="preserve"> Precondition: Inbound EDI 837 claim processing queue online. </w:t>
-        <w:tab/>
-        <w:t xml:space="preserve"> Test Step: 1 </w:t>
-        <w:tab/>
-        <w:t xml:space="preserve"> Test Step Description: Submit claim batch containing edge case scenarios for Bundled Service Deduction </w:t>
-        <w:tab/>
-        <w:t xml:space="preserve"> Test Step Expected Result: System flags anomaly and routed claim to review queue instantly.</w:t>
-      </w:r>
-    </w:p>
-    <w:p>
-      <w:r>
-        <w:tab/>
-        <w:t xml:space="preserve">Work Item ID: 1572 </w:t>
-        <w:tab/>
-        <w:t xml:space="preserve"> Module: Claims Adjudication </w:t>
-        <w:tab/>
-        <w:t xml:space="preserve"> Name: Claim Line Item Split - Variant 24 </w:t>
-        <w:tab/>
-        <w:t xml:space="preserve"> Id: TC2429 </w:t>
-        <w:tab/>
-        <w:t xml:space="preserve"> Description: Verify adjudication engine logic for Claim Line Item Split </w:t>
-        <w:tab/>
-        <w:t xml:space="preserve"> Precondition: Claim adjudication rules engine initialized. </w:t>
-        <w:tab/>
-        <w:t xml:space="preserve"> Test Step: 1 </w:t>
-        <w:tab/>
-        <w:t xml:space="preserve"> Test Step Description: Ingest synthetic claim payload testing Claim Line Item Split into the engine </w:t>
-        <w:tab/>
-        <w:t xml:space="preserve"> Test Step Expected Result: Adjudication engine applies correct formula and outputs calculated totals.</w:t>
-      </w:r>
-    </w:p>
-    <w:p>
-      <w:r>
-        <w:tab/>
-        <w:t xml:space="preserve">Work Item ID: 1572 </w:t>
-        <w:tab/>
-        <w:t xml:space="preserve"> Module: Claims Adjudication </w:t>
-        <w:tab/>
-        <w:t xml:space="preserve"> Name: Primary vs Secondary Payer - Variant 20 </w:t>
-        <w:tab/>
-        <w:t xml:space="preserve"> Id: TC2279 </w:t>
-        <w:tab/>
-        <w:t xml:space="preserve"> Description: Verify system handles invalid or missing data during Primary vs Secondary Payer </w:t>
-        <w:tab/>
-        <w:t xml:space="preserve"> Precondition: Inbound EDI 837 claim processing queue online. </w:t>
-        <w:tab/>
-        <w:t xml:space="preserve"> Test Step: 1 </w:t>
-        <w:tab/>
-        <w:t xml:space="preserve"> Test Step Description: Submit claim batch containing edge case scenarios for Primary vs Secondary Payer </w:t>
-        <w:tab/>
-        <w:t xml:space="preserve"> Test Step Expected Result: System flags anomaly and routed claim to review queue instantly.</w:t>
-      </w:r>
-    </w:p>
-    <w:p>
-      <w:r>
-        <w:tab/>
-        <w:t xml:space="preserve">Work Item ID: 1573 </w:t>
-        <w:tab/>
-        <w:t xml:space="preserve"> Module: AI Insights &amp; Anomaly Detection </w:t>
-        <w:tab/>
-        <w:t xml:space="preserve"> Name: SLA Performance Tracking - Variant 25 </w:t>
-        <w:tab/>
-        <w:t xml:space="preserve"> Id: TC2490 </w:t>
-        <w:tab/>
-        <w:t xml:space="preserve"> Description: Verify dashboard UI component displays output from SLA Performance Tracking </w:t>
-        <w:tab/>
-        <w:t xml:space="preserve"> Precondition: Historical baseline metrics ingested and indexed. </w:t>
-        <w:tab/>
-        <w:t xml:space="preserve"> Test Step: 1 </w:t>
-        <w:tab/>
-        <w:t xml:space="preserve"> Test Step Description: Trigger dashboard refresh and monitor response latency for SLA Performance Tracking </w:t>
-        <w:tab/>
-        <w:t xml:space="preserve"> Test Step Expected Result: Visualization widget renders top trends with accurate confidence scores.</w:t>
-      </w:r>
-    </w:p>
-    <w:p>
-      <w:r>
-        <w:tab/>
-        <w:t xml:space="preserve">Work Item ID: 1572 </w:t>
-        <w:tab/>
-        <w:t xml:space="preserve"> Module: Claims Adjudication </w:t>
-        <w:tab/>
-        <w:t xml:space="preserve"> Name: In-Network Co-pay Calculation - Variant 27 </w:t>
-        <w:tab/>
-        <w:t xml:space="preserve"> Id: TC2541 </w:t>
-        <w:tab/>
-        <w:t xml:space="preserve"> Description: Verify adjudication engine logic for In-Network Co-pay Calculation </w:t>
-        <w:tab/>
-        <w:t xml:space="preserve"> Precondition: Claim adjudication rules engine initialized. </w:t>
-        <w:tab/>
-        <w:t xml:space="preserve"> Test Step: 1 </w:t>
-        <w:tab/>
-        <w:t xml:space="preserve"> Test Step Description: Ingest synthetic claim payload testing In-Network Co-pay Calculation into the engine </w:t>
-        <w:tab/>
-        <w:t xml:space="preserve"> Test Step Expected Result: Adjudication engine applies correct formula and outputs calculated totals.</w:t>
-      </w:r>
-    </w:p>
-    <w:p>
-      <w:r>
-        <w:tab/>
-        <w:t xml:space="preserve">Work Item ID: 1572 </w:t>
-        <w:tab/>
-        <w:t xml:space="preserve"> Module: Claims Adjudication </w:t>
-        <w:tab/>
-        <w:t xml:space="preserve"> Name: Provider NPI Verification - Variant 3 </w:t>
-        <w:tab/>
-        <w:t xml:space="preserve"> Id: TC1605 </w:t>
-        <w:tab/>
-        <w:t xml:space="preserve"> Description: Verify adjudication engine logic for Provider NPI Verification </w:t>
-        <w:tab/>
-        <w:t xml:space="preserve"> Precondition: Claim adjudication rules engine initialized. </w:t>
-        <w:tab/>
-        <w:t xml:space="preserve"> Test Step: 1 </w:t>
-        <w:tab/>
-        <w:t xml:space="preserve"> Test Step Description: Ingest synthetic claim payload testing Provider NPI Verification into the engine </w:t>
-        <w:tab/>
-        <w:t xml:space="preserve"> Test Step Expected Result: Adjudication engine applies correct formula and outputs calculated totals.</w:t>
-      </w:r>
-    </w:p>
-    <w:p>
-      <w:r>
-        <w:tab/>
-        <w:t xml:space="preserve">Work Item ID: 1573 </w:t>
-        <w:tab/>
-        <w:t xml:space="preserve"> Module: AI Insights &amp; Anomaly Detection </w:t>
-        <w:tab/>
-        <w:t xml:space="preserve"> Name: Confidence Threshold Filter - Variant 25 </w:t>
-        <w:tab/>
-        <w:t xml:space="preserve"> Id: TC2476 </w:t>
-        <w:tab/>
-        <w:t xml:space="preserve"> Description: Verify accuracy and SLA metrics for Confidence Threshold Filter predictive execution </w:t>
-        <w:tab/>
-        <w:t xml:space="preserve"> Precondition: Model checkpoint v2.4 loaded in runtime environment. </w:t>
-        <w:tab/>
-        <w:t xml:space="preserve"> Test Step: 1 </w:t>
-        <w:tab/>
-        <w:t xml:space="preserve"> Test Step Description: Interact with AI insight card component for Confidence Threshold Filter </w:t>
-        <w:tab/>
-        <w:t xml:space="preserve"> Test Step Expected Result: Explanation model outputs clear feature contribution breakdown.</w:t>
-      </w:r>
-    </w:p>
-    <w:p>
-      <w:r>
-        <w:tab/>
-        <w:t xml:space="preserve">Work Item ID: 1573 </w:t>
-        <w:tab/>
-        <w:t xml:space="preserve"> Module: AI Insights &amp; Anomaly Detection </w:t>
-        <w:tab/>
-        <w:t xml:space="preserve"> Name: Alert Dismissal Persistence - Variant 19 </w:t>
-        <w:tab/>
-        <w:t xml:space="preserve"> Id: TC2244 </w:t>
-        <w:tab/>
-        <w:t xml:space="preserve"> Description: Verify accuracy and SLA metrics for Alert Dismissal Persistence predictive execution </w:t>
-        <w:tab/>
-        <w:t xml:space="preserve"> Precondition: Model checkpoint v2.4 loaded in runtime environment. </w:t>
-        <w:tab/>
-        <w:t xml:space="preserve"> Test Step: 1 </w:t>
-        <w:tab/>
-        <w:t xml:space="preserve"> Test Step Description: Interact with AI insight card component for Alert Dismissal Persistence </w:t>
-        <w:tab/>
-        <w:t xml:space="preserve"> Test Step Expected Result: Explanation model outputs clear feature contribution breakdown.</w:t>
-      </w:r>
-    </w:p>
-    <w:p>
-      <w:r>
-        <w:tab/>
-        <w:t xml:space="preserve">Work Item ID: 1573 </w:t>
-        <w:tab/>
-        <w:t xml:space="preserve"> Module: AI Insights &amp; Anomaly Detection </w:t>
-        <w:tab/>
-        <w:t xml:space="preserve"> Name: Explainability UI Popover </w:t>
-        <w:tab/>
-        <w:t xml:space="preserve"> Id: TC011 </w:t>
-        <w:tab/>
-        <w:t xml:space="preserve"> Description: Verify clear and understandable natural language explanation rendering for AI insights </w:t>
-        <w:tab/>
-        <w:t xml:space="preserve"> Precondition: AI generated insights are visible on screen. </w:t>
-        <w:tab/>
-        <w:t xml:space="preserve"> Test Step: 1 </w:t>
-        <w:tab/>
-        <w:t xml:space="preserve"> Test Step Description: Click 'Request Explanation' hyperlink on an active trend item card. </w:t>
-        <w:tab/>
-        <w:t xml:space="preserve"> Test Step Expected Result: System renders a popup window containing mathematical contribution factors in clear, plain text format.</w:t>
-      </w:r>
-    </w:p>
-    <w:p>
-      <w:r>
-        <w:tab/>
-        <w:t xml:space="preserve">Work Item ID: 1573 </w:t>
-        <w:tab/>
-        <w:t xml:space="preserve"> Module: AI Insights &amp; Anomaly Detection </w:t>
-        <w:tab/>
-        <w:t xml:space="preserve"> Name: Security - Data Leak Check </w:t>
-        <w:tab/>
-        <w:t xml:space="preserve"> Id: TC026 </w:t>
-        <w:tab/>
-        <w:t xml:space="preserve"> Description: Verify strict data privacy enforcement limits during ML telemetry generation passes </w:t>
-        <w:tab/>
-        <w:t xml:space="preserve"> Precondition: Multi-tenant data partitioning configured. </w:t>
-        <w:tab/>
-        <w:t xml:space="preserve"> Test Step: 1 </w:t>
-        <w:tab/>
-        <w:t xml:space="preserve"> Test Step Description: Execute batch analysis requests concurrently across tenant boundaries. </w:t>
-        <w:tab/>
-        <w:t xml:space="preserve"> Test Step Expected Result: Internal data isolation perimeter blocks crossover references; generated insights strictly contain isolated single-tenant telemetry scopes.</w:t>
-      </w:r>
-    </w:p>
-    <w:p>
-      <w:r>
-        <w:tab/>
-        <w:t xml:space="preserve">Work Item ID: 1573 </w:t>
-        <w:tab/>
-        <w:t xml:space="preserve"> Module: AI Insights &amp; Anomaly Detection </w:t>
-        <w:tab/>
-        <w:t xml:space="preserve"> Name: Confidence Threshold Filter - Variant 29 </w:t>
-        <w:tab/>
-        <w:t xml:space="preserve"> Id: TC2636 </w:t>
-        <w:tab/>
-        <w:t xml:space="preserve"> Description: Verify accuracy and SLA metrics for Confidence Threshold Filter predictive execution </w:t>
-        <w:tab/>
-        <w:t xml:space="preserve"> Precondition: Model checkpoint v2.4 loaded in runtime environment. </w:t>
-        <w:tab/>
-        <w:t xml:space="preserve"> Test Step: 1 </w:t>
-        <w:tab/>
-        <w:t xml:space="preserve"> Test Step Description: Interact with AI insight card component for Confidence Threshold Filter </w:t>
-        <w:tab/>
-        <w:t xml:space="preserve"> Test Step Expected Result: Explanation model outputs clear feature contribution breakdown.</w:t>
-      </w:r>
-    </w:p>
-    <w:p>
-      <w:r>
-        <w:tab/>
-        <w:t xml:space="preserve">Work Item ID: 1573 </w:t>
-        <w:tab/>
-        <w:t xml:space="preserve"> Module: AI Insights &amp; Anomaly Detection </w:t>
-        <w:tab/>
-        <w:t xml:space="preserve"> Name: Trend Anomaly Alert - Variant 16 </w:t>
-        <w:tab/>
-        <w:t xml:space="preserve"> Id: TC2102 </w:t>
-        <w:tab/>
-        <w:t xml:space="preserve"> Description: Verify dashboard UI component displays output from Trend Anomaly Alert </w:t>
-        <w:tab/>
-        <w:t xml:space="preserve"> Precondition: Historical baseline metrics ingested and indexed. </w:t>
-        <w:tab/>
-        <w:t xml:space="preserve"> Test Step: 1 </w:t>
-        <w:tab/>
-        <w:t xml:space="preserve"> Test Step Description: Trigger dashboard refresh and monitor response latency for Trend Anomaly Alert </w:t>
-        <w:tab/>
-        <w:t xml:space="preserve"> Test Step Expected Result: Visualization widget renders top trends with accurate confidence scores.</w:t>
-      </w:r>
-    </w:p>
-    <w:p>
-      <w:r>
-        <w:tab/>
-        <w:t xml:space="preserve">Work Item ID: 1573 </w:t>
-        <w:tab/>
-        <w:t xml:space="preserve"> Module: AI Insights &amp; Anomaly Detection </w:t>
-        <w:tab/>
-        <w:t xml:space="preserve"> Name: Predictive No-Show Score - Variant 28 </w:t>
-        <w:tab/>
-        <w:t xml:space="preserve"> Id: TC2584 </w:t>
-        <w:tab/>
-        <w:t xml:space="preserve"> Description: Verify accuracy and SLA metrics for Predictive No-Show Score predictive execution </w:t>
-        <w:tab/>
-        <w:t xml:space="preserve"> Precondition: Model checkpoint v2.4 loaded in runtime environment. </w:t>
-        <w:tab/>
-        <w:t xml:space="preserve"> Test Step: 1 </w:t>
-        <w:tab/>
-        <w:t xml:space="preserve"> Test Step Description: Interact with AI insight card component for Predictive No-Show Score </w:t>
-        <w:tab/>
-        <w:t xml:space="preserve"> Test Step Expected Result: Explanation model outputs clear feature contribution breakdown.</w:t>
-      </w:r>
-    </w:p>
-    <w:p>
-      <w:r>
-        <w:tab/>
-        <w:t xml:space="preserve">Work Item ID: 1573 </w:t>
-        <w:tab/>
-        <w:t xml:space="preserve"> Module: AI Insights &amp; Anomaly Detection </w:t>
-        <w:tab/>
-        <w:t xml:space="preserve"> Name: Automated Summary Generation - Variant 7 </w:t>
-        <w:tab/>
-        <w:t xml:space="preserve"> Id: TC1778 </w:t>
-        <w:tab/>
-        <w:t xml:space="preserve"> Description: Verify dashboard UI component displays output from Automated Summary Generation </w:t>
-        <w:tab/>
-        <w:t xml:space="preserve"> Precondition: Historical baseline metrics ingested and indexed. </w:t>
-        <w:tab/>
-        <w:t xml:space="preserve"> Test Step: 1 </w:t>
-        <w:tab/>
-        <w:t xml:space="preserve"> Test Step Description: Trigger dashboard refresh and monitor response latency for Automated Summary Generation </w:t>
-        <w:tab/>
-        <w:t xml:space="preserve"> Test Step Expected Result: Visualization widget renders top trends with accurate confidence scores.</w:t>
-      </w:r>
-    </w:p>
-    <w:p>
-      <w:r>
-        <w:tab/>
-        <w:t xml:space="preserve">Work Item ID: 1572 </w:t>
-        <w:tab/>
-        <w:t xml:space="preserve"> Module: Claims Adjudication </w:t>
-        <w:tab/>
-        <w:t xml:space="preserve"> Name: Timely Filing Limit Edge - Variant 10 </w:t>
-        <w:tab/>
-        <w:t xml:space="preserve"> Id: TC1877 </w:t>
-        <w:tab/>
-        <w:t xml:space="preserve"> Description: Verify adjudication engine logic for Timely Filing Limit Edge </w:t>
-        <w:tab/>
-        <w:t xml:space="preserve"> Precondition: Claim adjudication rules engine initialized. </w:t>
-        <w:tab/>
-        <w:t xml:space="preserve"> Test Step: 1 </w:t>
-        <w:tab/>
-        <w:t xml:space="preserve"> Test Step Description: Ingest synthetic claim payload testing Timely Filing Limit Edge into the engine </w:t>
-        <w:tab/>
-        <w:t xml:space="preserve"> Test Step Expected Result: Adjudication engine applies correct formula and outputs calculated totals.</w:t>
-      </w:r>
-    </w:p>
-    <w:p>
-      <w:r>
-        <w:tab/>
-        <w:t xml:space="preserve">Work Item ID: 1573 </w:t>
-        <w:tab/>
-        <w:t xml:space="preserve"> Module: AI Insights &amp; Anomaly Detection </w:t>
-        <w:tab/>
-        <w:t xml:space="preserve"> Name: Real-time Stream Ingestion - Variant 8 </w:t>
-        <w:tab/>
-        <w:t xml:space="preserve"> Id: TC1794 </w:t>
-        <w:tab/>
-        <w:t xml:space="preserve"> Description: Verify dashboard UI component displays output from Real-time Stream Ingestion </w:t>
-        <w:tab/>
-        <w:t xml:space="preserve"> Precondition: Historical baseline metrics ingested and indexed. </w:t>
-        <w:tab/>
-        <w:t xml:space="preserve"> Test Step: 1 </w:t>
-        <w:tab/>
-        <w:t xml:space="preserve"> Test Step Description: Trigger dashboard refresh and monitor response latency for Real-time Stream Ingestion </w:t>
-        <w:tab/>
-        <w:t xml:space="preserve"> Test Step Expected Result: Visualization widget renders top trends with accurate confidence scores.</w:t>
-      </w:r>
-    </w:p>
-    <w:p>
-      <w:r>
-        <w:tab/>
-        <w:t xml:space="preserve">Work Item ID: 1573 </w:t>
-        <w:tab/>
-        <w:t xml:space="preserve"> Module: AI Insights &amp; Anomaly Detection </w:t>
-        <w:tab/>
-        <w:t xml:space="preserve"> Name: Automated Summary Generation - Variant 16 </w:t>
-        <w:tab/>
-        <w:t xml:space="preserve"> Id: TC2138 </w:t>
-        <w:tab/>
-        <w:t xml:space="preserve"> Description: Verify dashboard UI component displays output from Automated Summary Generation </w:t>
-        <w:tab/>
-        <w:t xml:space="preserve"> Precondition: Historical baseline metrics ingested and indexed. </w:t>
-        <w:tab/>
-        <w:t xml:space="preserve"> Test Step: 1 </w:t>
-        <w:tab/>
-        <w:t xml:space="preserve"> Test Step Description: Trigger dashboard refresh and monitor response latency for Automated Summary Generation </w:t>
-        <w:tab/>
-        <w:t xml:space="preserve"> Test Step Expected Result: Visualization widget renders top trends with accurate confidence scores.</w:t>
-      </w:r>
-    </w:p>
-    <w:p>
-      <w:r>
-        <w:tab/>
-        <w:t xml:space="preserve">Work Item ID: 1573 </w:t>
-        <w:tab/>
-        <w:t xml:space="preserve"> Module: AI Insights &amp; Anomaly Detection </w:t>
-        <w:tab/>
-        <w:t xml:space="preserve"> Name: Trend Anomaly Alert - Variant 6 </w:t>
-        <w:tab/>
-        <w:t xml:space="preserve"> Id: TC1702 </w:t>
-        <w:tab/>
-        <w:t xml:space="preserve"> Description: Verify dashboard UI component displays output from Trend Anomaly Alert </w:t>
-        <w:tab/>
-        <w:t xml:space="preserve"> Precondition: Historical baseline metrics ingested and indexed. </w:t>
-        <w:tab/>
-        <w:t xml:space="preserve"> Test Step: 1 </w:t>
-        <w:tab/>
-        <w:t xml:space="preserve"> Test Step Description: Trigger dashboard refresh and monitor response latency for Trend Anomaly Alert </w:t>
-        <w:tab/>
-        <w:t xml:space="preserve"> Test Step Expected Result: Visualization widget renders top trends with accurate confidence scores.</w:t>
-      </w:r>
-    </w:p>
-    <w:p>
-      <w:r>
-        <w:tab/>
-        <w:t xml:space="preserve">Work Item ID: 1572 </w:t>
-        <w:tab/>
-        <w:t xml:space="preserve"> Module: Claims Adjudication </w:t>
-        <w:tab/>
-        <w:t xml:space="preserve"> Name: Maximum Out-of-Pocket Cap - Variant 4 </w:t>
-        <w:tab/>
-        <w:t xml:space="preserve"> Id: TC1649 </w:t>
-        <w:tab/>
-        <w:t xml:space="preserve"> Description: Verify adjudication engine logic for Maximum Out-of-Pocket Cap </w:t>
-        <w:tab/>
-        <w:t xml:space="preserve"> Precondition: Claim adjudication rules engine initialized. </w:t>
-        <w:tab/>
-        <w:t xml:space="preserve"> Test Step: 1 </w:t>
-        <w:tab/>
-        <w:t xml:space="preserve"> Test Step Description: Ingest synthetic claim payload testing Maximum Out-of-Pocket Cap into the engine </w:t>
-        <w:tab/>
-        <w:t xml:space="preserve"> Test Step Expected Result: Adjudication engine applies correct formula and outputs calculated totals.</w:t>
-      </w:r>
-    </w:p>
-    <w:p>
-      <w:r>
-        <w:tab/>
-        <w:t xml:space="preserve">Work Item ID: 1573 </w:t>
-        <w:tab/>
-        <w:t xml:space="preserve"> Module: AI Insights &amp; Anomaly Detection </w:t>
-        <w:tab/>
-        <w:t xml:space="preserve"> Name: Real-time Stream Ingestion - Variant 12 </w:t>
-        <w:tab/>
-        <w:t xml:space="preserve"> Id: TC1954 </w:t>
-        <w:tab/>
-        <w:t xml:space="preserve"> Description: Verify dashboard UI component displays output from Real-time Stream Ingestion </w:t>
-        <w:tab/>
-        <w:t xml:space="preserve"> Precondition: Historical baseline metrics ingested and indexed. </w:t>
-        <w:tab/>
-        <w:t xml:space="preserve"> Test Step: 1 </w:t>
-        <w:tab/>
-        <w:t xml:space="preserve"> Test Step Description: Trigger dashboard refresh and monitor response latency for Real-time Stream Ingestion </w:t>
-        <w:tab/>
-        <w:t xml:space="preserve"> Test Step Expected Result: Visualization widget renders top trends with accurate confidence scores.</w:t>
-      </w:r>
-    </w:p>
-    <w:p>
-      <w:r>
-        <w:tab/>
-        <w:t xml:space="preserve">Work Item ID: 1573 </w:t>
-        <w:tab/>
-        <w:t xml:space="preserve"> Module: AI Insights &amp; Anomaly Detection </w:t>
-        <w:tab/>
-        <w:t xml:space="preserve"> Name: Alert Dismissal Persistence - Variant 2 </w:t>
-        <w:tab/>
-        <w:t xml:space="preserve"> Id: TC1564 </w:t>
-        <w:tab/>
-        <w:t xml:space="preserve"> Description: Verify accuracy and SLA metrics for Alert Dismissal Persistence predictive execution </w:t>
-        <w:tab/>
-        <w:t xml:space="preserve"> Precondition: Model checkpoint v2.4 loaded in runtime environment. </w:t>
-        <w:tab/>
-        <w:t xml:space="preserve"> Test Step: 1 </w:t>
-        <w:tab/>
-        <w:t xml:space="preserve"> Test Step Description: Interact with AI insight card component for Alert Dismissal Persistence </w:t>
-        <w:tab/>
-        <w:t xml:space="preserve"> Test Step Expected Result: Explanation model outputs clear feature contribution breakdown.</w:t>
-      </w:r>
-    </w:p>
-    <w:p>
-      <w:r>
-        <w:tab/>
-        <w:t xml:space="preserve">Work Item ID: 1572 </w:t>
-        <w:tab/>
-        <w:t xml:space="preserve"> Module: Claims Adjudication </w:t>
-        <w:tab/>
-        <w:t xml:space="preserve"> Name: Duplicate Detection Flow </w:t>
-        <w:tab/>
-        <w:t xml:space="preserve"> Id: TC024 </w:t>
-        <w:tab/>
-        <w:t xml:space="preserve"> Description: Verify systemic blocking of duplicate out-of-network claims </w:t>
-        <w:tab/>
-        <w:t xml:space="preserve"> Precondition: Identical claim processed 5 minutes prior. </w:t>
-        <w:tab/>
-        <w:t xml:space="preserve"> Test Step: 1 </w:t>
-        <w:tab/>
-        <w:t xml:space="preserve"> Test Step Description: Submit an identical out-of-network claim for the same diagnostic service date. </w:t>
-        <w:tab/>
-        <w:t xml:space="preserve"> Test Step Expected Result: System intercepts row and flags status as 'Rejected-Duplicate' using reference block code 'ERR-DUP-04'.</w:t>
-      </w:r>
-    </w:p>
-    <w:p>
-      <w:r>
-        <w:tab/>
-        <w:t xml:space="preserve">Work Item ID: 1573 </w:t>
-        <w:tab/>
-        <w:t xml:space="preserve"> Module: AI Insights &amp; Anomaly Detection </w:t>
-        <w:tab/>
-        <w:t xml:space="preserve"> Name: Batch Model Scoring - Variant 22 </w:t>
-        <w:tab/>
-        <w:t xml:space="preserve"> Id: TC2360 </w:t>
-        <w:tab/>
-        <w:t xml:space="preserve"> Description: Verify accuracy and SLA metrics for Batch Model Scoring predictive execution </w:t>
-        <w:tab/>
-        <w:t xml:space="preserve"> Precondition: Model checkpoint v2.4 loaded in runtime environment. </w:t>
-        <w:tab/>
-        <w:t xml:space="preserve"> Test Step: 1 </w:t>
-        <w:tab/>
-        <w:t xml:space="preserve"> Test Step Description: Interact with AI insight card component for Batch Model Scoring </w:t>
-        <w:tab/>
-        <w:t xml:space="preserve"> Test Step Expected Result: Explanation model outputs clear feature contribution breakdown.</w:t>
-      </w:r>
-    </w:p>
-    <w:p>
-      <w:r>
-        <w:tab/>
-        <w:t xml:space="preserve">Work Item ID: 1572 </w:t>
-        <w:tab/>
-        <w:t xml:space="preserve"> Module: Claims Adjudication </w:t>
-        <w:tab/>
-        <w:t xml:space="preserve"> Name: High Value Claim Audit Trigger - Variant 26 </w:t>
-        <w:tab/>
-        <w:t xml:space="preserve"> Id: TC2533 </w:t>
-        <w:tab/>
-        <w:t xml:space="preserve"> Description: Verify adjudication engine logic for High Value Claim Audit Trigger </w:t>
-        <w:tab/>
-        <w:t xml:space="preserve"> Precondition: Claim adjudication rules engine initialized. </w:t>
-        <w:tab/>
-        <w:t xml:space="preserve"> Test Step: 1 </w:t>
-        <w:tab/>
-        <w:t xml:space="preserve"> Test Step Description: Ingest synthetic claim payload testing High Value Claim Audit Trigger into the engine </w:t>
-        <w:tab/>
-        <w:t xml:space="preserve"> Test Step Expected Result: Adjudication engine applies correct formula and outputs calculated totals.</w:t>
-      </w:r>
-    </w:p>
-    <w:p>
-      <w:r>
-        <w:tab/>
-        <w:t xml:space="preserve">Work Item ID: 1573 </w:t>
-        <w:tab/>
-        <w:t xml:space="preserve"> Module: AI Insights &amp; Anomaly Detection </w:t>
-        <w:tab/>
-        <w:t xml:space="preserve"> Name: Trend Anomaly Alert - Variant 20 </w:t>
-        <w:tab/>
-        <w:t xml:space="preserve"> Id: TC2262 </w:t>
-        <w:tab/>
-        <w:t xml:space="preserve"> Description: Verify dashboard UI component displays output from Trend Anomaly Alert </w:t>
-        <w:tab/>
-        <w:t xml:space="preserve"> Precondition: Historical baseline metrics ingested and indexed. </w:t>
-        <w:tab/>
-        <w:t xml:space="preserve"> Test Step: 1 </w:t>
-        <w:tab/>
-        <w:t xml:space="preserve"> Test Step Description: Trigger dashboard refresh and monitor response latency for Trend Anomaly Alert </w:t>
-        <w:tab/>
-        <w:t xml:space="preserve"> Test Step Expected Result: Visualization widget renders top trends with accurate confidence scores.</w:t>
-      </w:r>
-    </w:p>
-    <w:p>
-      <w:r>
-        <w:tab/>
-        <w:t xml:space="preserve">Work Item ID: 1573 </w:t>
-        <w:tab/>
-        <w:t xml:space="preserve"> Module: AI Insights &amp; Anomaly Detection </w:t>
-        <w:tab/>
-        <w:t xml:space="preserve"> Name: Model Retraining Trigger - Variant 7 </w:t>
-        <w:tab/>
-        <w:t xml:space="preserve"> Id: TC1780 </w:t>
-        <w:tab/>
-        <w:t xml:space="preserve"> Description: Verify accuracy and SLA metrics for Model Retraining Trigger predictive execution </w:t>
-        <w:tab/>
-        <w:t xml:space="preserve"> Precondition: Model checkpoint v2.4 loaded in runtime environment. </w:t>
-        <w:tab/>
-        <w:t xml:space="preserve"> Test Step: 1 </w:t>
-        <w:tab/>
-        <w:t xml:space="preserve"> Test Step Description: Interact with AI insight card component for Model Retraining Trigger </w:t>
-        <w:tab/>
-        <w:t xml:space="preserve"> Test Step Expected Result: Explanation model outputs clear feature contribution breakdown.</w:t>
-      </w:r>
-    </w:p>
-    <w:p>
-      <w:r>
-        <w:tab/>
-        <w:t xml:space="preserve">Work Item ID: 1573 </w:t>
-        <w:tab/>
-        <w:t xml:space="preserve"> Module: AI Insights &amp; Anomaly Detection </w:t>
-        <w:tab/>
-        <w:t xml:space="preserve"> Name: Model Drift Monitoring - Variant 25 </w:t>
-        <w:tab/>
-        <w:t xml:space="preserve"> Id: TC2468 </w:t>
-        <w:tab/>
-        <w:t xml:space="preserve"> Description: Verify accuracy and SLA metrics for Model Drift Monitoring predictive execution </w:t>
-        <w:tab/>
-        <w:t xml:space="preserve"> Precondition: Model checkpoint v2.4 loaded in runtime environment. </w:t>
-        <w:tab/>
-        <w:t xml:space="preserve"> Test Step: 1 </w:t>
-        <w:tab/>
-        <w:t xml:space="preserve"> Test Step Description: Interact with AI insight card component for Model Drift Monitoring </w:t>
-        <w:tab/>
-        <w:t xml:space="preserve"> Test Step Expected Result: Explanation model outputs clear feature contribution breakdown.</w:t>
-      </w:r>
-    </w:p>
-    <w:p>
-      <w:r>
-        <w:tab/>
-        <w:t xml:space="preserve">Work Item ID: 1572 </w:t>
-        <w:tab/>
-        <w:t xml:space="preserve"> Module: Claims Adjudication </w:t>
-        <w:tab/>
-        <w:t xml:space="preserve"> Name: Out-of-Network Coinsurance - Variant 7 </w:t>
-        <w:tab/>
-        <w:t xml:space="preserve"> Id: TC1743 </w:t>
-        <w:tab/>
-        <w:t xml:space="preserve"> Description: Verify system handles invalid or missing data during Out-of-Network Coinsurance </w:t>
-        <w:tab/>
-        <w:t xml:space="preserve"> Precondition: Inbound EDI 837 claim processing queue online. </w:t>
-        <w:tab/>
-        <w:t xml:space="preserve"> Test Step: 1 </w:t>
-        <w:tab/>
-        <w:t xml:space="preserve"> Test Step Description: Submit claim batch containing edge case scenarios for Out-of-Network Coinsurance </w:t>
-        <w:tab/>
-        <w:t xml:space="preserve"> Test Step Expected Result: System flags anomaly and routed claim to review queue instantly.</w:t>
-      </w:r>
-    </w:p>
-    <w:p>
-      <w:r>
-        <w:tab/>
-        <w:t xml:space="preserve">Work Item ID: 1572 </w:t>
-        <w:tab/>
-        <w:t xml:space="preserve"> Module: Claims Adjudication </w:t>
-        <w:tab/>
-        <w:t xml:space="preserve"> Name: Tax ID Validation - Variant 27 </w:t>
-        <w:tab/>
-        <w:t xml:space="preserve"> Id: TC2575 </w:t>
-        <w:tab/>
-        <w:t xml:space="preserve"> Description: Verify system handles invalid or missing data during Tax ID Validation </w:t>
-        <w:tab/>
-        <w:t xml:space="preserve"> Precondition: Inbound EDI 837 claim processing queue online. </w:t>
-        <w:tab/>
-        <w:t xml:space="preserve"> Test Step: 1 </w:t>
-        <w:tab/>
-        <w:t xml:space="preserve"> Test Step Description: Submit claim batch containing edge case scenarios for Tax ID Validation </w:t>
-        <w:tab/>
-        <w:t xml:space="preserve"> Test Step Expected Result: System flags anomaly and routed claim to review queue instantly.</w:t>
-      </w:r>
-    </w:p>
-    <w:p>
-      <w:r>
-        <w:tab/>
-        <w:t xml:space="preserve">Work Item ID: 1573 </w:t>
-        <w:tab/>
-        <w:t xml:space="preserve"> Module: AI Insights &amp; Anomaly Detection </w:t>
-        <w:tab/>
-        <w:t xml:space="preserve"> Name: Real-time Stream Ingestion - Variant 18 </w:t>
-        <w:tab/>
-        <w:t xml:space="preserve"> Id: TC2194 </w:t>
-        <w:tab/>
-        <w:t xml:space="preserve"> Description: Verify dashboard UI component displays output from Real-time Stream Ingestion </w:t>
-        <w:tab/>
-        <w:t xml:space="preserve"> Precondition: Historical baseline metrics ingested and indexed. </w:t>
-        <w:tab/>
-        <w:t xml:space="preserve"> Test Step: 1 </w:t>
-        <w:tab/>
-        <w:t xml:space="preserve"> Test Step Description: Trigger dashboard refresh and monitor response latency for Real-time Stream Ingestion </w:t>
-        <w:tab/>
-        <w:t xml:space="preserve"> Test Step Expected Result: Visualization widget renders top trends with accurate confidence scores.</w:t>
-      </w:r>
-    </w:p>
-    <w:p>
-      <w:r>
-        <w:tab/>
-        <w:t xml:space="preserve">Work Item ID: 1573 </w:t>
-        <w:tab/>
-        <w:t xml:space="preserve"> Module: AI Insights &amp; Anomaly Detection </w:t>
-        <w:tab/>
-        <w:t xml:space="preserve"> Name: Confidence Threshold Filter - Variant 28 </w:t>
-        <w:tab/>
-        <w:t xml:space="preserve"> Id: TC2596 </w:t>
-        <w:tab/>
-        <w:t xml:space="preserve"> Description: Verify accuracy and SLA metrics for Confidence Threshold Filter predictive execution </w:t>
-        <w:tab/>
-        <w:t xml:space="preserve"> Precondition: Model checkpoint v2.4 loaded in runtime environment. </w:t>
-        <w:tab/>
-        <w:t xml:space="preserve"> Test Step: 1 </w:t>
-        <w:tab/>
-        <w:t xml:space="preserve"> Test Step Description: Interact with AI insight card component for Confidence Threshold Filter </w:t>
-        <w:tab/>
-        <w:t xml:space="preserve"> Test Step Expected Result: Explanation model outputs clear feature contribution breakdown.</w:t>
-      </w:r>
-    </w:p>
-    <w:p>
-      <w:r>
-        <w:tab/>
-        <w:t xml:space="preserve">Work Item ID: 1573 </w:t>
-        <w:tab/>
-        <w:t xml:space="preserve"> Module: AI Insights &amp; Anomaly Detection </w:t>
-        <w:tab/>
-        <w:t xml:space="preserve"> Name: Explanation Tooltip Generation - Variant 22 </w:t>
-        <w:tab/>
-        <w:t xml:space="preserve"> Id: TC2362 </w:t>
-        <w:tab/>
-        <w:t xml:space="preserve"> Description: Verify dashboard UI component displays output from Explanation Tooltip Generation </w:t>
-        <w:tab/>
-        <w:t xml:space="preserve"> Precondition: Historical baseline metrics ingested and indexed. </w:t>
-        <w:tab/>
-        <w:t xml:space="preserve"> Test Step: 1 </w:t>
-        <w:tab/>
-        <w:t xml:space="preserve"> Test Step Description: Trigger dashboard refresh and monitor response latency for Explanation Tooltip Generation </w:t>
-        <w:tab/>
-        <w:t xml:space="preserve"> Test Step Expected Result: Visualization widget renders top trends with accurate confidence scores.</w:t>
-      </w:r>
-    </w:p>
-    <w:p>
-      <w:r>
-        <w:tab/>
-        <w:t xml:space="preserve">Work Item ID: 1572 </w:t>
-        <w:tab/>
-        <w:t xml:space="preserve"> Module: Claims Adjudication </w:t>
-        <w:tab/>
-        <w:t xml:space="preserve"> Name: Pre-authorization Check - Variant 18 </w:t>
-        <w:tab/>
-        <w:t xml:space="preserve"> Id: TC2185 </w:t>
-        <w:tab/>
-        <w:t xml:space="preserve"> Description: Verify adjudication engine logic for Pre-authorization Check </w:t>
-        <w:tab/>
-        <w:t xml:space="preserve"> Precondition: Claim adjudication rules engine initialized. </w:t>
-        <w:tab/>
-        <w:t xml:space="preserve"> Test Step: 1 </w:t>
-        <w:tab/>
-        <w:t xml:space="preserve"> Test Step Description: Ingest synthetic claim payload testing Pre-authorization Check into the engine </w:t>
-        <w:tab/>
-        <w:t xml:space="preserve"> Test Step Expected Result: Adjudication engine applies correct formula and outputs calculated totals.</w:t>
-      </w:r>
-    </w:p>
-    <w:p>
-      <w:r>
-        <w:tab/>
-        <w:t xml:space="preserve">Work Item ID: 1573 </w:t>
-        <w:tab/>
-        <w:t xml:space="preserve"> Module: AI Insights &amp; Anomaly Detection </w:t>
-        <w:tab/>
-        <w:t xml:space="preserve"> Name: Feature Attribution UI - Variant 12 </w:t>
-        <w:tab/>
-        <w:t xml:space="preserve"> Id: TC1952 </w:t>
-        <w:tab/>
-        <w:t xml:space="preserve"> Description: Verify accuracy and SLA metrics for Feature Attribution UI predictive execution </w:t>
-        <w:tab/>
-        <w:t xml:space="preserve"> Precondition: Model checkpoint v2.4 loaded in runtime environment. </w:t>
-        <w:tab/>
-        <w:t xml:space="preserve"> Test Step: 1 </w:t>
-        <w:tab/>
-        <w:t xml:space="preserve"> Test Step Description: Interact with AI insight card component for Feature Attribution UI </w:t>
-        <w:tab/>
-        <w:t xml:space="preserve"> Test Step Expected Result: Explanation model outputs clear feature contribution breakdown.</w:t>
-      </w:r>
-    </w:p>
-    <w:p>
-      <w:r>
-        <w:tab/>
-        <w:t xml:space="preserve">Work Item ID: 1572 </w:t>
-        <w:tab/>
-        <w:t xml:space="preserve"> Module: Claims Adjudication </w:t>
-        <w:tab/>
-        <w:t xml:space="preserve"> Name: Deductible Not Met Flow - EDI </w:t>
-        <w:tab/>
-        <w:t xml:space="preserve"> Id: TC027 </w:t>
-        <w:tab/>
-        <w:t xml:space="preserve"> Description: Verify EDI 277 generation status update occurs automatically </w:t>
-        <w:tab/>
-        <w:t xml:space="preserve"> Precondition: Member is enrolled. OON deductible balance is $1000. </w:t>
-        <w:tab/>
-        <w:t xml:space="preserve"> Test Step: 1 </w:t>
-        <w:tab/>
-        <w:t xml:space="preserve"> Test Step Description: Check outbound communication logs for transaction confirmation. </w:t>
-        <w:tab/>
-        <w:t xml:space="preserve"> Test Step Expected Result: System automatically triggers and transmits an EDI 277 status update detailing the pending status within SLA bounds.</w:t>
-      </w:r>
-    </w:p>
-    <w:p>
-      <w:r>
-        <w:tab/>
-        <w:t xml:space="preserve">Work Item ID: 1573 </w:t>
-        <w:tab/>
-        <w:t xml:space="preserve"> Module: AI Insights &amp; Anomaly Detection </w:t>
-        <w:tab/>
-        <w:t xml:space="preserve"> Name: Automated Summary Generation - Variant 15 </w:t>
-        <w:tab/>
-        <w:t xml:space="preserve"> Id: TC2098 </w:t>
-        <w:tab/>
-        <w:t xml:space="preserve"> Description: Verify dashboard UI component displays output from Automated Summary Generation </w:t>
-        <w:tab/>
-        <w:t xml:space="preserve"> Precondition: Historical baseline metrics ingested and indexed. </w:t>
-        <w:tab/>
-        <w:t xml:space="preserve"> Test Step: 1 </w:t>
-        <w:tab/>
-        <w:t xml:space="preserve"> Test Step Description: Trigger dashboard refresh and monitor response latency for Automated Summary Generation </w:t>
-        <w:tab/>
-        <w:t xml:space="preserve"> Test Step Expected Result: Visualization widget renders top trends with accurate confidence scores.</w:t>
-      </w:r>
-    </w:p>
-    <w:p>
-      <w:r>
-        <w:tab/>
-        <w:t xml:space="preserve">Work Item ID: 1573 </w:t>
-        <w:tab/>
-        <w:t xml:space="preserve"> Module: AI Insights &amp; Anomaly Detection </w:t>
-        <w:tab/>
-        <w:t xml:space="preserve"> Name: Trend Anomaly Alert - Variant 4 </w:t>
-        <w:tab/>
-        <w:t xml:space="preserve"> Id: TC1622 </w:t>
-        <w:tab/>
-        <w:t xml:space="preserve"> Description: Verify dashboard UI component displays output from Trend Anomaly Alert </w:t>
-        <w:tab/>
-        <w:t xml:space="preserve"> Precondition: Historical baseline metrics ingested and indexed. </w:t>
-        <w:tab/>
-        <w:t xml:space="preserve"> Test Step: 1 </w:t>
-        <w:tab/>
-        <w:t xml:space="preserve"> Test Step Description: Trigger dashboard refresh and monitor response latency for Trend Anomaly Alert </w:t>
-        <w:tab/>
-        <w:t xml:space="preserve"> Test Step Expected Result: Visualization widget renders top trends with accurate confidence scores.</w:t>
-      </w:r>
-    </w:p>
-    <w:p>
-      <w:r>
-        <w:tab/>
-        <w:t xml:space="preserve">Work Item ID: 1573 </w:t>
-        <w:tab/>
-        <w:t xml:space="preserve"> Module: AI Insights &amp; Anomaly Detection </w:t>
-        <w:tab/>
-        <w:t xml:space="preserve"> Name: Batch Model Scoring - Variant 20 </w:t>
-        <w:tab/>
-        <w:t xml:space="preserve"> Id: TC2280 </w:t>
-        <w:tab/>
-        <w:t xml:space="preserve"> Description: Verify accuracy and SLA metrics for Batch Model Scoring predictive execution </w:t>
-        <w:tab/>
-        <w:t xml:space="preserve"> Precondition: Model checkpoint v2.4 loaded in runtime environment. </w:t>
-        <w:tab/>
-        <w:t xml:space="preserve"> Test Step: 1 </w:t>
-        <w:tab/>
-        <w:t xml:space="preserve"> Test Step Description: Interact with AI insight card component for Batch Model Scoring </w:t>
-        <w:tab/>
-        <w:t xml:space="preserve"> Test Step Expected Result: Explanation model outputs clear feature contribution breakdown.</w:t>
-      </w:r>
-    </w:p>
-    <w:p>
-      <w:r>
-        <w:tab/>
-        <w:t xml:space="preserve">Work Item ID: 1573 </w:t>
-        <w:tab/>
-        <w:t xml:space="preserve"> Module: AI Insights &amp; Anomaly Detection </w:t>
-        <w:tab/>
-        <w:t xml:space="preserve"> Name: Feature Attribution UI - Variant 13 </w:t>
-        <w:tab/>
-        <w:t xml:space="preserve"> Id: TC1992 </w:t>
-        <w:tab/>
-        <w:t xml:space="preserve"> Description: Verify accuracy and SLA metrics for Feature Attribution UI predictive execution </w:t>
-        <w:tab/>
-        <w:t xml:space="preserve"> Precondition: Model checkpoint v2.4 loaded in runtime environment. </w:t>
-        <w:tab/>
-        <w:t xml:space="preserve"> Test Step: 1 </w:t>
-        <w:tab/>
-        <w:t xml:space="preserve"> Test Step Description: Interact with AI insight card component for Feature Attribution UI </w:t>
-        <w:tab/>
-        <w:t xml:space="preserve"> Test Step Expected Result: Explanation model outputs clear feature contribution breakdown.</w:t>
-      </w:r>
-    </w:p>
-    <w:p>
-      <w:r>
-        <w:tab/>
-        <w:t xml:space="preserve">Work Item ID: 1573 </w:t>
-        <w:tab/>
-        <w:t xml:space="preserve"> Module: AI Insights &amp; Anomaly Detection </w:t>
-        <w:tab/>
-        <w:t xml:space="preserve"> Name: Historical Baseline Comparison - Variant 3 </w:t>
-        <w:tab/>
-        <w:t xml:space="preserve"> Id: TC1608 </w:t>
-        <w:tab/>
-        <w:t xml:space="preserve"> Description: Verify accuracy and SLA metrics for Historical Baseline Comparison predictive execution </w:t>
-        <w:tab/>
-        <w:t xml:space="preserve"> Precondition: Model checkpoint v2.4 loaded in runtime environment. </w:t>
-        <w:tab/>
-        <w:t xml:space="preserve"> Test Step: 1 </w:t>
-        <w:tab/>
-        <w:t xml:space="preserve"> Test Step Description: Interact with AI insight card component for Historical Baseline Comparison </w:t>
-        <w:tab/>
-        <w:t xml:space="preserve"> Test Step Expected Result: Explanation model outputs clear feature contribution breakdown.</w:t>
-      </w:r>
-    </w:p>
-    <w:p>
-      <w:r>
-        <w:tab/>
-        <w:t xml:space="preserve">Work Item ID: 1573 </w:t>
-        <w:tab/>
-        <w:t xml:space="preserve"> Module: AI Insights &amp; Anomaly Detection </w:t>
-        <w:tab/>
-        <w:t xml:space="preserve"> Name: Recommendation Engine Ranking - Variant 22 </w:t>
-        <w:tab/>
-        <w:t xml:space="preserve"> Id: TC2350 </w:t>
-        <w:tab/>
-        <w:t xml:space="preserve"> Description: Verify dashboard UI component displays output from Recommendation Engine Ranking </w:t>
-        <w:tab/>
-        <w:t xml:space="preserve"> Precondition: Historical baseline metrics ingested and indexed. </w:t>
-        <w:tab/>
-        <w:t xml:space="preserve"> Test Step: 1 </w:t>
-        <w:tab/>
-        <w:t xml:space="preserve"> Test Step Description: Trigger dashboard refresh and monitor response latency for Recommendation Engine Ranking </w:t>
-        <w:tab/>
-        <w:t xml:space="preserve"> Test Step Expected Result: Visualization widget renders top trends with accurate confidence scores.</w:t>
-      </w:r>
-    </w:p>
-    <w:p>
-      <w:r>
-        <w:tab/>
-        <w:t xml:space="preserve">Work Item ID: 1572 </w:t>
-        <w:tab/>
-        <w:t xml:space="preserve"> Module: Claims Adjudication </w:t>
-        <w:tab/>
-        <w:t xml:space="preserve"> Name: Primary vs Secondary Payer - Variant 2 </w:t>
-        <w:tab/>
-        <w:t xml:space="preserve"> Id: TC1559 </w:t>
-        <w:tab/>
-        <w:t xml:space="preserve"> Description: Verify system handles invalid or missing data during Primary vs Secondary Payer </w:t>
-        <w:tab/>
-        <w:t xml:space="preserve"> Precondition: Inbound EDI 837 claim processing queue online. </w:t>
-        <w:tab/>
-        <w:t xml:space="preserve"> Test Step: 1 </w:t>
-        <w:tab/>
-        <w:t xml:space="preserve"> Test Step Description: Submit claim batch containing edge case scenarios for Primary vs Secondary Payer </w:t>
-        <w:tab/>
-        <w:t xml:space="preserve"> Test Step Expected Result: System flags anomaly and routed claim to review queue instantly.</w:t>
-      </w:r>
-    </w:p>
-    <w:p>
-      <w:r>
-        <w:tab/>
-        <w:t xml:space="preserve">Work Item ID: 1573 </w:t>
-        <w:tab/>
-        <w:t xml:space="preserve"> Module: AI Insights &amp; Anomaly Detection </w:t>
-        <w:tab/>
-        <w:t xml:space="preserve"> Name: Real-time Stream Ingestion - Variant 11 </w:t>
-        <w:tab/>
-        <w:t xml:space="preserve"> Id: TC1914 </w:t>
-        <w:tab/>
-        <w:t xml:space="preserve"> Description: Verify dashboard UI component displays output from Real-time Stream Ingestion </w:t>
-        <w:tab/>
-        <w:t xml:space="preserve"> Precondition: Historical baseline metrics ingested and indexed. </w:t>
-        <w:tab/>
-        <w:t xml:space="preserve"> Test Step: 1 </w:t>
-        <w:tab/>
-        <w:t xml:space="preserve"> Test Step Description: Trigger dashboard refresh and monitor response latency for Real-time Stream Ingestion </w:t>
-        <w:tab/>
-        <w:t xml:space="preserve"> Test Step Expected Result: Visualization widget renders top trends with accurate confidence scores.</w:t>
-      </w:r>
-    </w:p>
-    <w:p>
-      <w:r>
-        <w:tab/>
-        <w:t xml:space="preserve">Work Item ID: 1573 </w:t>
-        <w:tab/>
-        <w:t xml:space="preserve"> Module: AI Insights &amp; Anomaly Detection </w:t>
-        <w:tab/>
-        <w:t xml:space="preserve"> Name: Unusual Billing Pattern Flag - Variant 7 </w:t>
-        <w:tab/>
-        <w:t xml:space="preserve"> Id: TC1774 </w:t>
-        <w:tab/>
-        <w:t xml:space="preserve"> Description: Verify dashboard UI component displays output from Unusual Billing Pattern Flag </w:t>
-        <w:tab/>
-        <w:t xml:space="preserve"> Precondition: Historical baseline metrics ingested and indexed. </w:t>
-        <w:tab/>
-        <w:t xml:space="preserve"> Test Step: 1 </w:t>
-        <w:tab/>
-        <w:t xml:space="preserve"> Test Step Description: Trigger dashboard refresh and monitor response latency for Unusual Billing Pattern Flag </w:t>
-        <w:tab/>
-        <w:t xml:space="preserve"> Test Step Expected Result: Visualization widget renders top trends with accurate confidence scores.</w:t>
-      </w:r>
-    </w:p>
-    <w:p>
-      <w:r>
-        <w:tab/>
-        <w:t xml:space="preserve">Work Item ID: 1572 </w:t>
-        <w:tab/>
-        <w:t xml:space="preserve"> Module: Claims Adjudication </w:t>
-        <w:tab/>
-        <w:t xml:space="preserve"> Name: In-Network Co-pay Calculation - Variant 12 </w:t>
-        <w:tab/>
-        <w:t xml:space="preserve"> Id: TC1941 </w:t>
-        <w:tab/>
-        <w:t xml:space="preserve"> Description: Verify adjudication engine logic for In-Network Co-pay Calculation </w:t>
-        <w:tab/>
-        <w:t xml:space="preserve"> Precondition: Claim adjudication rules engine initialized. </w:t>
-        <w:tab/>
-        <w:t xml:space="preserve"> Test Step: 1 </w:t>
-        <w:tab/>
-        <w:t xml:space="preserve"> Test Step Description: Ingest synthetic claim payload testing In-Network Co-pay Calculation into the engine </w:t>
-        <w:tab/>
-        <w:t xml:space="preserve"> Test Step Expected Result: Adjudication engine applies correct formula and outputs calculated totals.</w:t>
-      </w:r>
-    </w:p>
-    <w:p>
-      <w:r>
-        <w:tab/>
-        <w:t xml:space="preserve">Work Item ID: 1572 </w:t>
-        <w:tab/>
-        <w:t xml:space="preserve"> Module: Claims Adjudication </w:t>
-        <w:tab/>
-        <w:t xml:space="preserve"> Name: In-Network Co-pay Calculation - Variant 16 </w:t>
-        <w:tab/>
-        <w:t xml:space="preserve"> Id: TC2101 </w:t>
-        <w:tab/>
-        <w:t xml:space="preserve"> Description: Verify adjudication engine logic for In-Network Co-pay Calculation </w:t>
-        <w:tab/>
-        <w:t xml:space="preserve"> Precondition: Claim adjudication rules engine initialized. </w:t>
-        <w:tab/>
-        <w:t xml:space="preserve"> Test Step: 1 </w:t>
-        <w:tab/>
-        <w:t xml:space="preserve"> Test Step Description: Ingest synthetic claim payload testing In-Network Co-pay Calculation into the engine </w:t>
-        <w:tab/>
-        <w:t xml:space="preserve"> Test Step Expected Result: Adjudication engine applies correct formula and outputs calculated totals.</w:t>
-      </w:r>
-    </w:p>
-    <w:p>
-      <w:r>
-        <w:tab/>
-        <w:t xml:space="preserve">Work Item ID: 1573 </w:t>
-        <w:tab/>
-        <w:t xml:space="preserve"> Module: AI Insights &amp; Anomaly Detection </w:t>
-        <w:tab/>
-        <w:t xml:space="preserve"> Name: Edge - Borderline Deviation Limit </w:t>
-        <w:tab/>
-        <w:t xml:space="preserve"> Id: TC008 </w:t>
-        <w:tab/>
-        <w:t xml:space="preserve"> Description: Verify anomaly classification threshold criteria right at model mathematical limits </w:t>
-        <w:tab/>
-        <w:t xml:space="preserve"> Precondition: Model boundary trigger point set precisely to 3.0 standard deviations. </w:t>
-        <w:tab/>
-        <w:t xml:space="preserve"> Test Step: 1 </w:t>
-        <w:tab/>
-        <w:t xml:space="preserve"> Test Step Description: Transmit precise edge metric adjustment dataset row items. </w:t>
-        <w:tab/>
-        <w:t xml:space="preserve"> Test Step Expected Result: System correctly isolates border fluctuation as an active deviation anomaly, outputting accurate diagnostic reporting values.</w:t>
-      </w:r>
-    </w:p>
-    <w:p>
-      <w:r>
-        <w:tab/>
-        <w:t xml:space="preserve">Work Item ID: 1572 </w:t>
-        <w:tab/>
-        <w:t xml:space="preserve"> Module: Claims Adjudication </w:t>
-        <w:tab/>
-        <w:t xml:space="preserve"> Name: Provider NPI Verification - Variant 24 </w:t>
-        <w:tab/>
-        <w:t xml:space="preserve"> Id: TC2445 </w:t>
-        <w:tab/>
-        <w:t xml:space="preserve"> Description: Verify adjudication engine logic for Provider NPI Verification </w:t>
-        <w:tab/>
-        <w:t xml:space="preserve"> Precondition: Claim adjudication rules engine initialized. </w:t>
-        <w:tab/>
-        <w:t xml:space="preserve"> Test Step: 1 </w:t>
-        <w:tab/>
-        <w:t xml:space="preserve"> Test Step Description: Ingest synthetic claim payload testing Provider NPI Verification into the engine </w:t>
-        <w:tab/>
-        <w:t xml:space="preserve"> Test Step Expected Result: Adjudication engine applies correct formula and outputs calculated totals.</w:t>
-      </w:r>
-    </w:p>
-    <w:p>
-      <w:r>
-        <w:tab/>
-        <w:t xml:space="preserve">Work Item ID: 1573 </w:t>
-        <w:tab/>
-        <w:t xml:space="preserve"> Module: AI Insights &amp; Anomaly Detection </w:t>
-        <w:tab/>
-        <w:t xml:space="preserve"> Name: Custom Threshold Setting - Variant 7 </w:t>
-        <w:tab/>
-        <w:t xml:space="preserve"> Id: TC1766 </w:t>
-        <w:tab/>
-        <w:t xml:space="preserve"> Description: Verify dashboard UI component displays output from Custom Threshold Setting </w:t>
-        <w:tab/>
-        <w:t xml:space="preserve"> Precondition: Historical baseline metrics ingested and indexed. </w:t>
-        <w:tab/>
-        <w:t xml:space="preserve"> Test Step: 1 </w:t>
-        <w:tab/>
-        <w:t xml:space="preserve"> Test Step Description: Trigger dashboard refresh and monitor response latency for Custom Threshold Setting </w:t>
-        <w:tab/>
-        <w:t xml:space="preserve"> Test Step Expected Result: Visualization widget renders top trends with accurate confidence scores.</w:t>
-      </w:r>
-    </w:p>
-    <w:p>
-      <w:r>
-        <w:tab/>
-        <w:t xml:space="preserve">Work Item ID: 1572 </w:t>
-        <w:tab/>
-        <w:t xml:space="preserve"> Module: Claims Adjudication </w:t>
-        <w:tab/>
-        <w:t xml:space="preserve"> Name: Adjustment Code Processing - Variant 27 </w:t>
-        <w:tab/>
-        <w:t xml:space="preserve"> Id: TC2563 </w:t>
-        <w:tab/>
-        <w:t xml:space="preserve"> Description: Verify system handles invalid or missing data during Adjustment Code Processing </w:t>
-        <w:tab/>
-        <w:t xml:space="preserve"> Precondition: Inbound EDI 837 claim processing queue online. </w:t>
-        <w:tab/>
-        <w:t xml:space="preserve"> Test Step: 1 </w:t>
-        <w:tab/>
-        <w:t xml:space="preserve"> Test Step Description: Submit claim batch containing edge case scenarios for Adjustment Code Processing </w:t>
-        <w:tab/>
-        <w:t xml:space="preserve"> Test Step Expected Result: System flags anomaly and routed claim to review queue instantly.</w:t>
-      </w:r>
-    </w:p>
-    <w:p>
-      <w:r>
-        <w:tab/>
-        <w:t xml:space="preserve">Work Item ID: 1573 </w:t>
-        <w:tab/>
-        <w:t xml:space="preserve"> Module: AI Insights &amp; Anomaly Detection </w:t>
-        <w:tab/>
-        <w:t xml:space="preserve"> Name: Trend Anomaly Alert - Variant 19 </w:t>
-        <w:tab/>
-        <w:t xml:space="preserve"> Id: TC2222 </w:t>
-        <w:tab/>
-        <w:t xml:space="preserve"> Description: Verify dashboard UI component displays output from Trend Anomaly Alert </w:t>
-        <w:tab/>
-        <w:t xml:space="preserve"> Precondition: Historical baseline metrics ingested and indexed. </w:t>
-        <w:tab/>
-        <w:t xml:space="preserve"> Test Step: 1 </w:t>
-        <w:tab/>
-        <w:t xml:space="preserve"> Test Step Description: Trigger dashboard refresh and monitor response latency for Trend Anomaly Alert </w:t>
-        <w:tab/>
-        <w:t xml:space="preserve"> Test Step Expected Result: Visualization widget renders top trends with accurate confidence scores.</w:t>
-      </w:r>
-    </w:p>
-    <w:p>
-      <w:r>
-        <w:tab/>
-        <w:t xml:space="preserve">Work Item ID: 1573 </w:t>
-        <w:tab/>
-        <w:t xml:space="preserve"> Module: AI Insights &amp; Anomaly Detection </w:t>
-        <w:tab/>
-        <w:t xml:space="preserve"> Name: Feature Attribution UI - Variant 7 </w:t>
-        <w:tab/>
-        <w:t xml:space="preserve"> Id: TC1752 </w:t>
-        <w:tab/>
-        <w:t xml:space="preserve"> Description: Verify accuracy and SLA metrics for Feature Attribution UI predictive execution </w:t>
-        <w:tab/>
-        <w:t xml:space="preserve"> Precondition: Model checkpoint v2.4 loaded in runtime environment. </w:t>
-        <w:tab/>
-        <w:t xml:space="preserve"> Test Step: 1 </w:t>
-        <w:tab/>
-        <w:t xml:space="preserve"> Test Step Description: Interact with AI insight card component for Feature Attribution UI </w:t>
-        <w:tab/>
-        <w:t xml:space="preserve"> Test Step Expected Result: Explanation model outputs clear feature contribution breakdown.</w:t>
-      </w:r>
-    </w:p>
-    <w:p>
-      <w:r>
-        <w:tab/>
-        <w:t xml:space="preserve">Work Item ID: 1573 </w:t>
-        <w:tab/>
-        <w:t xml:space="preserve"> Module: AI Insights &amp; Anomaly Detection </w:t>
-        <w:tab/>
-        <w:t xml:space="preserve"> Name: Trend Anomaly Alert - Variant 28 </w:t>
-        <w:tab/>
-        <w:t xml:space="preserve"> Id: TC2582 </w:t>
-        <w:tab/>
-        <w:t xml:space="preserve"> Description: Verify dashboard UI component displays output from Trend Anomaly Alert </w:t>
-        <w:tab/>
-        <w:t xml:space="preserve"> Precondition: Historical baseline metrics ingested and indexed. </w:t>
-        <w:tab/>
-        <w:t xml:space="preserve"> Test Step: 1 </w:t>
-        <w:tab/>
-        <w:t xml:space="preserve"> Test Step Description: Trigger dashboard refresh and monitor response latency for Trend Anomaly Alert </w:t>
-        <w:tab/>
-        <w:t xml:space="preserve"> Test Step Expected Result: Visualization widget renders top trends with accurate confidence scores.</w:t>
-      </w:r>
-    </w:p>
-    <w:p>
-      <w:r>
-        <w:tab/>
-        <w:t xml:space="preserve">Work Item ID: 1572 </w:t>
-        <w:tab/>
-        <w:t xml:space="preserve"> Module: Claims Adjudication </w:t>
-        <w:tab/>
-        <w:t xml:space="preserve"> Name: High Value Claim Audit Trigger - Variant 21 </w:t>
-        <w:tab/>
-        <w:t xml:space="preserve"> Id: TC2333 </w:t>
-        <w:tab/>
-        <w:t xml:space="preserve"> Description: Verify adjudication engine logic for High Value Claim Audit Trigger </w:t>
-        <w:tab/>
-        <w:t xml:space="preserve"> Precondition: Claim adjudication rules engine initialized. </w:t>
-        <w:tab/>
-        <w:t xml:space="preserve"> Test Step: 1 </w:t>
-        <w:tab/>
-        <w:t xml:space="preserve"> Test Step Description: Ingest synthetic claim payload testing High Value Claim Audit Trigger into the engine </w:t>
-        <w:tab/>
-        <w:t xml:space="preserve"> Test Step Expected Result: Adjudication engine applies correct formula and outputs calculated totals.</w:t>
-      </w:r>
-    </w:p>
-    <w:p>
-      <w:r>
-        <w:tab/>
-        <w:t xml:space="preserve">Work Item ID: 1572 </w:t>
-        <w:tab/>
-        <w:t xml:space="preserve"> Module: Claims Adjudication </w:t>
-        <w:tab/>
-        <w:t xml:space="preserve"> Name: Batch Claim Ingestion - Variant 14 </w:t>
-        <w:tab/>
-        <w:t xml:space="preserve"> Id: TC2051 </w:t>
-        <w:tab/>
-        <w:t xml:space="preserve"> Description: Verify system handles invalid or missing data during Batch Claim Ingestion </w:t>
-        <w:tab/>
-        <w:t xml:space="preserve"> Precondition: Inbound EDI 837 claim processing queue online. </w:t>
-        <w:tab/>
-        <w:t xml:space="preserve"> Test Step: 1 </w:t>
-        <w:tab/>
-        <w:t xml:space="preserve"> Test Step Description: Submit claim batch containing edge case scenarios for Batch Claim Ingestion </w:t>
-        <w:tab/>
-        <w:t xml:space="preserve"> Test Step Expected Result: System flags anomaly and routed claim to review queue instantly.</w:t>
-      </w:r>
-    </w:p>
-    <w:p>
-      <w:r>
-        <w:tab/>
-        <w:t xml:space="preserve">Work Item ID: 1573 </w:t>
-        <w:tab/>
-        <w:t xml:space="preserve"> Module: AI Insights &amp; Anomaly Detection </w:t>
-        <w:tab/>
-        <w:t xml:space="preserve"> Name: Model Retraining Trigger - Variant 4 </w:t>
-        <w:tab/>
-        <w:t xml:space="preserve"> Id: TC1660 </w:t>
-        <w:tab/>
-        <w:t xml:space="preserve"> Description: Verify accuracy and SLA metrics for Model Retraining Trigger predictive execution </w:t>
-        <w:tab/>
-        <w:t xml:space="preserve"> Precondition: Model checkpoint v2.4 loaded in runtime environment. </w:t>
-        <w:tab/>
-        <w:t xml:space="preserve"> Test Step: 1 </w:t>
-        <w:tab/>
-        <w:t xml:space="preserve"> Test Step Description: Interact with AI insight card component for Model Retraining Trigger </w:t>
-        <w:tab/>
-        <w:t xml:space="preserve"> Test Step Expected Result: Explanation model outputs clear feature contribution breakdown.</w:t>
-      </w:r>
-    </w:p>
-    <w:p>
-      <w:r>
-        <w:tab/>
-        <w:t xml:space="preserve">Work Item ID: 1573 </w:t>
-        <w:tab/>
-        <w:t xml:space="preserve"> Module: AI Insights &amp; Anomaly Detection </w:t>
-        <w:tab/>
-        <w:t xml:space="preserve"> Name: No Significant Insights </w:t>
-        <w:tab/>
-        <w:t xml:space="preserve"> Id: TC035 </w:t>
-        <w:tab/>
-        <w:t xml:space="preserve"> Description: Verify dashboard fallback layout when no significant data trends are detected </w:t>
-        <w:tab/>
-        <w:t xml:space="preserve"> Precondition: Product metrics reflect flat historical norms with zero variance anomalies. </w:t>
-        <w:tab/>
-        <w:t xml:space="preserve"> Test Step: 1 </w:t>
-        <w:tab/>
-        <w:t xml:space="preserve"> Test Step Description: Load product management analytics dashboard view. </w:t>
-        <w:tab/>
-        <w:t xml:space="preserve"> Test Step Expected Result: Dashboard cleanly outputs system fallback status notification layout stating: 'No significant insights found'.</w:t>
-      </w:r>
-    </w:p>
-    <w:p>
-      <w:r>
-        <w:tab/>
-        <w:t xml:space="preserve">Work Item ID: 1573 </w:t>
-        <w:tab/>
-        <w:t xml:space="preserve"> Module: AI Insights &amp; Anomaly Detection </w:t>
-        <w:tab/>
-        <w:t xml:space="preserve"> Name: Unusual Billing Pattern Flag - Variant 11 </w:t>
-        <w:tab/>
-        <w:t xml:space="preserve"> Id: TC1934 </w:t>
-        <w:tab/>
-        <w:t xml:space="preserve"> Description: Verify dashboard UI component displays output from Unusual Billing Pattern Flag </w:t>
-        <w:tab/>
-        <w:t xml:space="preserve"> Precondition: Historical baseline metrics ingested and indexed. </w:t>
-        <w:tab/>
-        <w:t xml:space="preserve"> Test Step: 1 </w:t>
-        <w:tab/>
-        <w:t xml:space="preserve"> Test Step Description: Trigger dashboard refresh and monitor response latency for Unusual Billing Pattern Flag </w:t>
-        <w:tab/>
-        <w:t xml:space="preserve"> Test Step Expected Result: Visualization widget renders top trends with accurate confidence scores.</w:t>
-      </w:r>
-    </w:p>
-    <w:p>
-      <w:r>
-        <w:tab/>
-        <w:t xml:space="preserve">Work Item ID: 1573 </w:t>
-        <w:tab/>
-        <w:t xml:space="preserve"> Module: AI Insights &amp; Anomaly Detection </w:t>
-        <w:tab/>
-        <w:t xml:space="preserve"> Name: Explanation Tooltip Generation - Variant 14 </w:t>
-        <w:tab/>
-        <w:t xml:space="preserve"> Id: TC2042 </w:t>
-        <w:tab/>
-        <w:t xml:space="preserve"> Description: Verify dashboard UI component displays output from Explanation Tooltip Generation </w:t>
-        <w:tab/>
-        <w:t xml:space="preserve"> Precondition: Historical baseline metrics ingested and indexed. </w:t>
-        <w:tab/>
-        <w:t xml:space="preserve"> Test Step: 1 </w:t>
-        <w:tab/>
-        <w:t xml:space="preserve"> Test Step Description: Trigger dashboard refresh and monitor response latency for Explanation Tooltip Generation </w:t>
-        <w:tab/>
-        <w:t xml:space="preserve"> Test Step Expected Result: Visualization widget renders top trends with accurate confidence scores.</w:t>
-      </w:r>
-    </w:p>
-    <w:p>
-      <w:r>
-        <w:tab/>
-        <w:t xml:space="preserve">Work Item ID: 1572 </w:t>
-        <w:tab/>
-        <w:t xml:space="preserve"> Module: Claims Adjudication </w:t>
-        <w:tab/>
-        <w:t xml:space="preserve"> Name: Provider NPI Verification - Variant 27 </w:t>
-        <w:tab/>
-        <w:t xml:space="preserve"> Id: TC2565 </w:t>
-        <w:tab/>
-        <w:t xml:space="preserve"> Description: Verify adjudication engine logic for Provider NPI Verification </w:t>
-        <w:tab/>
-        <w:t xml:space="preserve"> Precondition: Claim adjudication rules engine initialized. </w:t>
-        <w:tab/>
-        <w:t xml:space="preserve"> Test Step: 1 </w:t>
-        <w:tab/>
-        <w:t xml:space="preserve"> Test Step Description: Ingest synthetic claim payload testing Provider NPI Verification into the engine </w:t>
-        <w:tab/>
-        <w:t xml:space="preserve"> Test Step Expected Result: Adjudication engine applies correct formula and outputs calculated totals.</w:t>
-      </w:r>
-    </w:p>
-    <w:p>
-      <w:r>
-        <w:tab/>
-        <w:t xml:space="preserve">Work Item ID: 1572 </w:t>
-        <w:tab/>
-        <w:t xml:space="preserve"> Module: Claims Adjudication </w:t>
-        <w:tab/>
-        <w:t xml:space="preserve"> Name: Bundled Service Deduction - Variant 27 </w:t>
-        <w:tab/>
-        <w:t xml:space="preserve"> Id: TC2567 </w:t>
-        <w:tab/>
-        <w:t xml:space="preserve"> Description: Verify system handles invalid or missing data during Bundled Service Deduction </w:t>
-        <w:tab/>
-        <w:t xml:space="preserve"> Precondition: Inbound EDI 837 claim processing queue online. </w:t>
-        <w:tab/>
-        <w:t xml:space="preserve"> Test Step: 1 </w:t>
-        <w:tab/>
-        <w:t xml:space="preserve"> Test Step Description: Submit claim batch containing edge case scenarios for Bundled Service Deduction </w:t>
-        <w:tab/>
-        <w:t xml:space="preserve"> Test Step Expected Result: System flags anomaly and routed claim to review queue instantly.</w:t>
-      </w:r>
-    </w:p>
-    <w:p>
-      <w:r>
-        <w:tab/>
-        <w:t xml:space="preserve">Work Item ID: 1572 </w:t>
-        <w:tab/>
-        <w:t xml:space="preserve"> Module: Claims Adjudication </w:t>
-        <w:tab/>
-        <w:t xml:space="preserve"> Name: Out-of-Network Coinsurance - Variant 22 </w:t>
-        <w:tab/>
-        <w:t xml:space="preserve"> Id: TC2343 </w:t>
-        <w:tab/>
-        <w:t xml:space="preserve"> Description: Verify system handles invalid or missing data during Out-of-Network Coinsurance </w:t>
-        <w:tab/>
-        <w:t xml:space="preserve"> Precondition: Inbound EDI 837 claim processing queue online. </w:t>
-        <w:tab/>
-        <w:t xml:space="preserve"> Test Step: 1 </w:t>
-        <w:tab/>
-        <w:t xml:space="preserve"> Test Step Description: Submit claim batch containing edge case scenarios for Out-of-Network Coinsurance </w:t>
-        <w:tab/>
-        <w:t xml:space="preserve"> Test Step Expected Result: System flags anomaly and routed claim to review queue instantly.</w:t>
-      </w:r>
-    </w:p>
-    <w:p>
-      <w:r>
-        <w:tab/>
-        <w:t xml:space="preserve">Work Item ID: 1573 </w:t>
-        <w:tab/>
-        <w:t xml:space="preserve"> Module: AI Insights &amp; Anomaly Detection </w:t>
-        <w:tab/>
-        <w:t xml:space="preserve"> Name: Recommendation Engine Ranking - Variant 18 </w:t>
-        <w:tab/>
-        <w:t xml:space="preserve"> Id: TC2190 </w:t>
-        <w:tab/>
-        <w:t xml:space="preserve"> Description: Verify dashboard UI component displays output from Recommendation Engine Ranking </w:t>
-        <w:tab/>
-        <w:t xml:space="preserve"> Precondition: Historical baseline metrics ingested and indexed. </w:t>
-        <w:tab/>
-        <w:t xml:space="preserve"> Test Step: 1 </w:t>
-        <w:tab/>
-        <w:t xml:space="preserve"> Test Step Description: Trigger dashboard refresh and monitor response latency for Recommendation Engine Ranking </w:t>
-        <w:tab/>
-        <w:t xml:space="preserve"> Test Step Expected Result: Visualization widget renders top trends with accurate confidence scores.</w:t>
-      </w:r>
-    </w:p>
-    <w:p>
-      <w:r>
-        <w:tab/>
-        <w:t xml:space="preserve">Work Item ID: 1573 </w:t>
-        <w:tab/>
-        <w:t xml:space="preserve"> Module: AI Insights &amp; Anomaly Detection </w:t>
-        <w:tab/>
-        <w:t xml:space="preserve"> Name: False Positive Feedback Loop - Variant 23 </w:t>
-        <w:tab/>
-        <w:t xml:space="preserve"> Id: TC2398 </w:t>
-        <w:tab/>
-        <w:t xml:space="preserve"> Description: Verify dashboard UI component displays output from False Positive Feedback Loop </w:t>
-        <w:tab/>
-        <w:t xml:space="preserve"> Precondition: Historical baseline metrics ingested and indexed. </w:t>
-        <w:tab/>
-        <w:t xml:space="preserve"> Test Step: 1 </w:t>
-        <w:tab/>
-        <w:t xml:space="preserve"> Test Step Description: Trigger dashboard refresh and monitor response latency for False Positive Feedback Loop </w:t>
-        <w:tab/>
-        <w:t xml:space="preserve"> Test Step Expected Result: Visualization widget renders top trends with accurate confidence scores.</w:t>
-      </w:r>
-    </w:p>
-    <w:p>
-      <w:r>
-        <w:tab/>
-        <w:t xml:space="preserve">Work Item ID: 1573 </w:t>
-        <w:tab/>
-        <w:t xml:space="preserve"> Module: AI Insights &amp; Anomaly Detection </w:t>
-        <w:tab/>
-        <w:t xml:space="preserve"> Name: Recommendation Engine Ranking - Variant 1 </w:t>
-        <w:tab/>
-        <w:t xml:space="preserve"> Id: TC1510 </w:t>
-        <w:tab/>
-        <w:t xml:space="preserve"> Description: Verify dashboard UI component displays output from Recommendation Engine Ranking </w:t>
-        <w:tab/>
-        <w:t xml:space="preserve"> Precondition: Historical baseline metrics ingested and indexed. </w:t>
-        <w:tab/>
-        <w:t xml:space="preserve"> Test Step: 1 </w:t>
-        <w:tab/>
-        <w:t xml:space="preserve"> Test Step Description: Trigger dashboard refresh and monitor response latency for Recommendation Engine Ranking </w:t>
-        <w:tab/>
-        <w:t xml:space="preserve"> Test Step Expected Result: Visualization widget renders top trends with accurate confidence scores.</w:t>
-      </w:r>
-    </w:p>
-    <w:p>
-      <w:r>
-        <w:tab/>
-        <w:t xml:space="preserve">Work Item ID: 1572 </w:t>
-        <w:tab/>
-        <w:t xml:space="preserve"> Module: Claims Adjudication </w:t>
-        <w:tab/>
-        <w:t xml:space="preserve"> Name: Timely Filing Limit Edge - Variant 25 </w:t>
-        <w:tab/>
-        <w:t xml:space="preserve"> Id: TC2477 </w:t>
-        <w:tab/>
-        <w:t xml:space="preserve"> Description: Verify adjudication engine logic for Timely Filing Limit Edge </w:t>
-        <w:tab/>
-        <w:t xml:space="preserve"> Precondition: Claim adjudication rules engine initialized. </w:t>
-        <w:tab/>
-        <w:t xml:space="preserve"> Test Step: 1 </w:t>
-        <w:tab/>
-        <w:t xml:space="preserve"> Test Step Description: Ingest synthetic claim payload testing Timely Filing Limit Edge into the engine </w:t>
-        <w:tab/>
-        <w:t xml:space="preserve"> Test Step Expected Result: Adjudication engine applies correct formula and outputs calculated totals.</w:t>
-      </w:r>
-    </w:p>
-    <w:p>
-      <w:r>
-        <w:tab/>
-        <w:t xml:space="preserve">Work Item ID: 1573 </w:t>
-        <w:tab/>
-        <w:t xml:space="preserve"> Module: AI Insights &amp; Anomaly Detection </w:t>
-        <w:tab/>
-        <w:t xml:space="preserve"> Name: Anomaly Detection Alert </w:t>
-        <w:tab/>
-        <w:t xml:space="preserve"> Id: TC002 </w:t>
-        <w:tab/>
-        <w:t xml:space="preserve"> Description: Verify alert generation SLA when a product metric deviates from historical distribution boundaries </w:t>
-        <w:tab/>
-        <w:t xml:space="preserve"> Precondition: Pre-trained predictive model cores are fully operational. </w:t>
-        <w:tab/>
-        <w:t xml:space="preserve"> Test Step: 1 </w:t>
-        <w:tab/>
-        <w:t xml:space="preserve"> Test Step Description: Inject anomalous sample data stream into active processing queue paths. </w:t>
-        <w:tab/>
-        <w:t xml:space="preserve"> Test Step Expected Result: AI processing layer intercepts structural boundary exception and sends a system alert UI notification within 2 seconds.</w:t>
-      </w:r>
-    </w:p>
-    <w:p>
-      <w:r>
-        <w:tab/>
-        <w:t xml:space="preserve">Work Item ID: 1573 </w:t>
-        <w:tab/>
-        <w:t xml:space="preserve"> Module: AI Insights &amp; Anomaly Detection </w:t>
-        <w:tab/>
-        <w:t xml:space="preserve"> Name: Recommendation Engine Ranking - Variant 2 </w:t>
-        <w:tab/>
-        <w:t xml:space="preserve"> Id: TC1550 </w:t>
-        <w:tab/>
-        <w:t xml:space="preserve"> Description: Verify dashboard UI component displays output from Recommendation Engine Ranking </w:t>
-        <w:tab/>
-        <w:t xml:space="preserve"> Precondition: Historical baseline metrics ingested and indexed. </w:t>
-        <w:tab/>
-        <w:t xml:space="preserve"> Test Step: 1 </w:t>
-        <w:tab/>
-        <w:t xml:space="preserve"> Test Step Description: Trigger dashboard refresh and monitor response latency for Recommendation Engine Ranking </w:t>
-        <w:tab/>
-        <w:t xml:space="preserve"> Test Step Expected Result: Visualization widget renders top trends with accurate confidence scores.</w:t>
-      </w:r>
-    </w:p>
-    <w:p>
-      <w:r>
-        <w:tab/>
-        <w:t xml:space="preserve">Work Item ID: 1572 </w:t>
-        <w:tab/>
-        <w:t xml:space="preserve"> Module: Claims Adjudication </w:t>
-        <w:tab/>
-        <w:t xml:space="preserve"> Name: Claim Line Item Split - Variant 20 </w:t>
-        <w:tab/>
-        <w:t xml:space="preserve"> Id: TC2269 </w:t>
-        <w:tab/>
-        <w:t xml:space="preserve"> Description: Verify adjudication engine logic for Claim Line Item Split </w:t>
-        <w:tab/>
-        <w:t xml:space="preserve"> Precondition: Claim adjudication rules engine initialized. </w:t>
-        <w:tab/>
-        <w:t xml:space="preserve"> Test Step: 1 </w:t>
-        <w:tab/>
-        <w:t xml:space="preserve"> Test Step Description: Ingest synthetic claim payload testing Claim Line Item Split into the engine </w:t>
-        <w:tab/>
-        <w:t xml:space="preserve"> Test Step Expected Result: Adjudication engine applies correct formula and outputs calculated totals.</w:t>
-      </w:r>
-    </w:p>
-    <w:p>
-      <w:r>
-        <w:tab/>
-        <w:t xml:space="preserve">Work Item ID: 1573 </w:t>
-        <w:tab/>
-        <w:t xml:space="preserve"> Module: AI Insights &amp; Anomaly Detection </w:t>
-        <w:tab/>
-        <w:t xml:space="preserve"> Name: Patient Risk Stratification - Variant 21 </w:t>
-        <w:tab/>
-        <w:t xml:space="preserve"> Id: TC2336 </w:t>
-        <w:tab/>
-        <w:t xml:space="preserve"> Description: Verify accuracy and SLA metrics for Patient Risk Stratification predictive execution </w:t>
-        <w:tab/>
-        <w:t xml:space="preserve"> Precondition: Model checkpoint v2.4 loaded in runtime environment. </w:t>
-        <w:tab/>
-        <w:t xml:space="preserve"> Test Step: 1 </w:t>
-        <w:tab/>
-        <w:t xml:space="preserve"> Test Step Description: Interact with AI insight card component for Patient Risk Stratification </w:t>
-        <w:tab/>
-        <w:t xml:space="preserve"> Test Step Expected Result: Explanation model outputs clear feature contribution breakdown.</w:t>
-      </w:r>
-    </w:p>
-    <w:p>
-      <w:r>
-        <w:tab/>
-        <w:t xml:space="preserve">Work Item ID: 1572 </w:t>
-        <w:tab/>
-        <w:t xml:space="preserve"> Module: Claims Adjudication </w:t>
-        <w:tab/>
-        <w:t xml:space="preserve"> Name: Timely Filing Limit Edge - Variant 11 </w:t>
-        <w:tab/>
-        <w:t xml:space="preserve"> Id: TC1917 </w:t>
-        <w:tab/>
-        <w:t xml:space="preserve"> Description: Verify adjudication engine logic for Timely Filing Limit Edge </w:t>
-        <w:tab/>
-        <w:t xml:space="preserve"> Precondition: Claim adjudication rules engine initialized. </w:t>
-        <w:tab/>
-        <w:t xml:space="preserve"> Test Step: 1 </w:t>
-        <w:tab/>
-        <w:t xml:space="preserve"> Test Step Description: Ingest synthetic claim payload testing Timely Filing Limit Edge into the engine </w:t>
-        <w:tab/>
-        <w:t xml:space="preserve"> Test Step Expected Result: Adjudication engine applies correct formula and outputs calculated totals.</w:t>
-      </w:r>
-    </w:p>
-    <w:p>
-      <w:r>
-        <w:tab/>
-        <w:t xml:space="preserve">Work Item ID: 1573 </w:t>
-        <w:tab/>
-        <w:t xml:space="preserve"> Module: AI Insights &amp; Anomaly Detection </w:t>
-        <w:tab/>
-        <w:t xml:space="preserve"> Name: Data Pipeline Health Monitor - Variant 17 </w:t>
-        <w:tab/>
-        <w:t xml:space="preserve"> Id: TC2172 </w:t>
-        <w:tab/>
-        <w:t xml:space="preserve"> Description: Verify accuracy and SLA metrics for Data Pipeline Health Monitor predictive execution </w:t>
-        <w:tab/>
-        <w:t xml:space="preserve"> Precondition: Model checkpoint v2.4 loaded in runtime environment. </w:t>
-        <w:tab/>
-        <w:t xml:space="preserve"> Test Step: 1 </w:t>
-        <w:tab/>
-        <w:t xml:space="preserve"> Test Step Description: Interact with AI insight card component for Data Pipeline Health Monitor </w:t>
-        <w:tab/>
-        <w:t xml:space="preserve"> Test Step Expected Result: Explanation model outputs clear feature contribution breakdown.</w:t>
-      </w:r>
-    </w:p>
-    <w:p>
-      <w:r>
-        <w:tab/>
-        <w:t xml:space="preserve">Work Item ID: 1572 </w:t>
-        <w:tab/>
-        <w:t xml:space="preserve"> Module: Claims Adjudication </w:t>
-        <w:tab/>
-        <w:t xml:space="preserve"> Name: In-Network Co-pay Calculation - Variant 28 </w:t>
-        <w:tab/>
-        <w:t xml:space="preserve"> Id: TC2581 </w:t>
-        <w:tab/>
-        <w:t xml:space="preserve"> Description: Verify adjudication engine logic for In-Network Co-pay Calculation </w:t>
-        <w:tab/>
-        <w:t xml:space="preserve"> Precondition: Claim adjudication rules engine initialized. </w:t>
-        <w:tab/>
-        <w:t xml:space="preserve"> Test Step: 1 </w:t>
-        <w:tab/>
-        <w:t xml:space="preserve"> Test Step Description: Ingest synthetic claim payload testing In-Network Co-pay Calculation into the engine </w:t>
-        <w:tab/>
-        <w:t xml:space="preserve"> Test Step Expected Result: Adjudication engine applies correct formula and outputs calculated totals.</w:t>
-      </w:r>
-    </w:p>
-    <w:p>
-      <w:r>
-        <w:tab/>
-        <w:t xml:space="preserve">Work Item ID: 1573 </w:t>
-        <w:tab/>
-        <w:t xml:space="preserve"> Module: AI Insights &amp; Anomaly Detection </w:t>
-        <w:tab/>
-        <w:t xml:space="preserve"> Name: Model Drift Monitoring - Variant 16 </w:t>
-        <w:tab/>
-        <w:t xml:space="preserve"> Id: TC2108 </w:t>
-        <w:tab/>
-        <w:t xml:space="preserve"> Description: Verify accuracy and SLA metrics for Model Drift Monitoring predictive execution </w:t>
-        <w:tab/>
-        <w:t xml:space="preserve"> Precondition: Model checkpoint v2.4 loaded in runtime environment. </w:t>
-        <w:tab/>
-        <w:t xml:space="preserve"> Test Step: 1 </w:t>
-        <w:tab/>
-        <w:t xml:space="preserve"> Test Step Description: Interact with AI insight card component for Model Drift Monitoring </w:t>
-        <w:tab/>
-        <w:t xml:space="preserve"> Test Step Expected Result: Explanation model outputs clear feature contribution breakdown.</w:t>
-      </w:r>
-    </w:p>
-    <w:p>
-      <w:r>
-        <w:tab/>
-        <w:t xml:space="preserve">Work Item ID: 1573 </w:t>
-        <w:tab/>
-        <w:t xml:space="preserve"> Module: AI Insights &amp; Anomaly Detection </w:t>
-        <w:tab/>
-        <w:t xml:space="preserve"> Name: Cost Spike Detection - Variant 25 </w:t>
-        <w:tab/>
-        <w:t xml:space="preserve"> Id: TC2466 </w:t>
-        <w:tab/>
-        <w:t xml:space="preserve"> Description: Verify dashboard UI component displays output from Cost Spike Detection </w:t>
-        <w:tab/>
-        <w:t xml:space="preserve"> Precondition: Historical baseline metrics ingested and indexed. </w:t>
-        <w:tab/>
-        <w:t xml:space="preserve"> Test Step: 1 </w:t>
-        <w:tab/>
-        <w:t xml:space="preserve"> Test Step Description: Trigger dashboard refresh and monitor response latency for Cost Spike Detection </w:t>
-        <w:tab/>
-        <w:t xml:space="preserve"> Test Step Expected Result: Visualization widget renders top trends with accurate confidence scores.</w:t>
-      </w:r>
-    </w:p>
-    <w:p>
-      <w:r>
-        <w:tab/>
-        <w:t xml:space="preserve">Work Item ID: 1573 </w:t>
-        <w:tab/>
-        <w:t xml:space="preserve"> Module: AI Insights &amp; Anomaly Detection </w:t>
-        <w:tab/>
-        <w:t xml:space="preserve"> Name: Custom Threshold Setting - Variant 26 </w:t>
-        <w:tab/>
-        <w:t xml:space="preserve"> Id: TC2526 </w:t>
-        <w:tab/>
-        <w:t xml:space="preserve"> Description: Verify dashboard UI component displays output from Custom Threshold Setting </w:t>
-        <w:tab/>
-        <w:t xml:space="preserve"> Precondition: Historical baseline metrics ingested and indexed. </w:t>
-        <w:tab/>
-        <w:t xml:space="preserve"> Test Step: 1 </w:t>
-        <w:tab/>
-        <w:t xml:space="preserve"> Test Step Description: Trigger dashboard refresh and monitor response latency for Custom Threshold Setting </w:t>
-        <w:tab/>
-        <w:t xml:space="preserve"> Test Step Expected Result: Visualization widget renders top trends with accurate confidence scores.</w:t>
-      </w:r>
-    </w:p>
-    <w:p>
-      <w:r>
-        <w:tab/>
-        <w:t xml:space="preserve">Work Item ID: 1572 </w:t>
-        <w:tab/>
-        <w:t xml:space="preserve"> Module: Claims Adjudication </w:t>
-        <w:tab/>
-        <w:t xml:space="preserve"> Name: Claim Line Item Split - Variant 27 </w:t>
-        <w:tab/>
-        <w:t xml:space="preserve"> Id: TC2549 </w:t>
-        <w:tab/>
-        <w:t xml:space="preserve"> Description: Verify adjudication engine logic for Claim Line Item Split </w:t>
-        <w:tab/>
-        <w:t xml:space="preserve"> Precondition: Claim adjudication rules engine initialized. </w:t>
-        <w:tab/>
-        <w:t xml:space="preserve"> Test Step: 1 </w:t>
-        <w:tab/>
-        <w:t xml:space="preserve"> Test Step Description: Ingest synthetic claim payload testing Claim Line Item Split into the engine </w:t>
-        <w:tab/>
-        <w:t xml:space="preserve"> Test Step Expected Result: Adjudication engine applies correct formula and outputs calculated totals.</w:t>
-      </w:r>
-    </w:p>
-    <w:p>
-      <w:r>
-        <w:tab/>
-        <w:t xml:space="preserve">Work Item ID: 1573 </w:t>
-        <w:tab/>
-        <w:t xml:space="preserve"> Module: AI Insights &amp; Anomaly Detection </w:t>
-        <w:tab/>
-        <w:t xml:space="preserve"> Name: Unusual Billing Pattern Flag - Variant 16 </w:t>
-        <w:tab/>
-        <w:t xml:space="preserve"> Id: TC2134 </w:t>
-        <w:tab/>
-        <w:t xml:space="preserve"> Description: Verify dashboard UI component displays output from Unusual Billing Pattern Flag </w:t>
-        <w:tab/>
-        <w:t xml:space="preserve"> Precondition: Historical baseline metrics ingested and indexed. </w:t>
-        <w:tab/>
-        <w:t xml:space="preserve"> Test Step: 1 </w:t>
-        <w:tab/>
-        <w:t xml:space="preserve"> Test Step Description: Trigger dashboard refresh and monitor response latency for Unusual Billing Pattern Flag </w:t>
-        <w:tab/>
-        <w:t xml:space="preserve"> Test Step Expected Result: Visualization widget renders top trends with accurate confidence scores.</w:t>
-      </w:r>
-    </w:p>
-    <w:p>
-      <w:r>
-        <w:tab/>
-        <w:t xml:space="preserve">Work Item ID: 1573 </w:t>
-        <w:tab/>
-        <w:t xml:space="preserve"> Module: AI Insights &amp; Anomaly Detection </w:t>
-        <w:tab/>
-        <w:t xml:space="preserve"> Name: Recommendation Engine Ranking - Variant 27 </w:t>
-        <w:tab/>
-        <w:t xml:space="preserve"> Id: TC2550 </w:t>
-        <w:tab/>
-        <w:t xml:space="preserve"> Description: Verify dashboard UI component displays output from Recommendation Engine Ranking </w:t>
-        <w:tab/>
-        <w:t xml:space="preserve"> Precondition: Historical baseline metrics ingested and indexed. </w:t>
-        <w:tab/>
-        <w:t xml:space="preserve"> Test Step: 1 </w:t>
-        <w:tab/>
-        <w:t xml:space="preserve"> Test Step Description: Trigger dashboard refresh and monitor response latency for Recommendation Engine Ranking </w:t>
-        <w:tab/>
-        <w:t xml:space="preserve"> Test Step Expected Result: Visualization widget renders top trends with accurate confidence scores.</w:t>
-      </w:r>
-    </w:p>
-    <w:p>
-      <w:r>
-        <w:tab/>
-        <w:t xml:space="preserve">Work Item ID: 1573 </w:t>
-        <w:tab/>
-        <w:t xml:space="preserve"> Module: AI Insights &amp; Anomaly Detection </w:t>
-        <w:tab/>
-        <w:t xml:space="preserve"> Name: Recommendation Engine Ranking - Variant 12 </w:t>
-        <w:tab/>
-        <w:t xml:space="preserve"> Id: TC1950 </w:t>
-        <w:tab/>
-        <w:t xml:space="preserve"> Description: Verify dashboard UI component displays output from Recommendation Engine Ranking </w:t>
-        <w:tab/>
-        <w:t xml:space="preserve"> Precondition: Historical baseline metrics ingested and indexed. </w:t>
-        <w:tab/>
-        <w:t xml:space="preserve"> Test Step: 1 </w:t>
-        <w:tab/>
-        <w:t xml:space="preserve"> Test Step Description: Trigger dashboard refresh and monitor response latency for Recommendation Engine Ranking </w:t>
-        <w:tab/>
-        <w:t xml:space="preserve"> Test Step Expected Result: Visualization widget renders top trends with accurate confidence scores.</w:t>
-      </w:r>
-    </w:p>
-    <w:p>
-      <w:r>
-        <w:tab/>
-        <w:t xml:space="preserve">Work Item ID: 1573 </w:t>
-        <w:tab/>
-        <w:t xml:space="preserve"> Module: AI Insights &amp; Anomaly Detection </w:t>
-        <w:tab/>
-        <w:t xml:space="preserve"> Name: Model Drift Monitoring - Variant 18 </w:t>
-        <w:tab/>
-        <w:t xml:space="preserve"> Id: TC2188 </w:t>
-        <w:tab/>
-        <w:t xml:space="preserve"> Description: Verify accuracy and SLA metrics for Model Drift Monitoring predictive execution </w:t>
-        <w:tab/>
-        <w:t xml:space="preserve"> Precondition: Model checkpoint v2.4 loaded in runtime environment. </w:t>
-        <w:tab/>
-        <w:t xml:space="preserve"> Test Step: 1 </w:t>
-        <w:tab/>
-        <w:t xml:space="preserve"> Test Step Description: Interact with AI insight card component for Model Drift Monitoring </w:t>
-        <w:tab/>
-        <w:t xml:space="preserve"> Test Step Expected Result: Explanation model outputs clear feature contribution breakdown.</w:t>
-      </w:r>
-    </w:p>
-    <w:p>
-      <w:r>
-        <w:tab/>
-        <w:t xml:space="preserve">Work Item ID: 1573 </w:t>
-        <w:tab/>
-        <w:t xml:space="preserve"> Module: AI Insights &amp; Anomaly Detection </w:t>
-        <w:tab/>
-        <w:t xml:space="preserve"> Name: Batch Model Scoring - Variant 11 </w:t>
-        <w:tab/>
-        <w:t xml:space="preserve"> Id: TC1920 </w:t>
-        <w:tab/>
-        <w:t xml:space="preserve"> Description: Verify accuracy and SLA metrics for Batch Model Scoring predictive execution </w:t>
-        <w:tab/>
-        <w:t xml:space="preserve"> Precondition: Model checkpoint v2.4 loaded in runtime environment. </w:t>
-        <w:tab/>
-        <w:t xml:space="preserve"> Test Step: 1 </w:t>
-        <w:tab/>
-        <w:t xml:space="preserve"> Test Step Description: Interact with AI insight card component for Batch Model Scoring </w:t>
-        <w:tab/>
-        <w:t xml:space="preserve"> Test Step Expected Result: Explanation model outputs clear feature contribution breakdown.</w:t>
-      </w:r>
-    </w:p>
-    <w:p>
-      <w:r>
-        <w:tab/>
-        <w:t xml:space="preserve">Work Item ID: 1572 </w:t>
-        <w:tab/>
-        <w:t xml:space="preserve"> Module: Claims Adjudication </w:t>
-        <w:tab/>
-        <w:t xml:space="preserve"> Name: Out-of-Network Coinsurance - Variant 12 </w:t>
-        <w:tab/>
-        <w:t xml:space="preserve"> Id: TC1943 </w:t>
-        <w:tab/>
-        <w:t xml:space="preserve"> Description: Verify system handles invalid or missing data during Out-of-Network Coinsurance </w:t>
-        <w:tab/>
-        <w:t xml:space="preserve"> Precondition: Inbound EDI 837 claim processing queue online. </w:t>
-        <w:tab/>
-        <w:t xml:space="preserve"> Test Step: 1 </w:t>
-        <w:tab/>
-        <w:t xml:space="preserve"> Test Step Description: Submit claim batch containing edge case scenarios for Out-of-Network Coinsurance </w:t>
-        <w:tab/>
-        <w:t xml:space="preserve"> Test Step Expected Result: System flags anomaly and routed claim to review queue instantly.</w:t>
-      </w:r>
-    </w:p>
-    <w:p>
-      <w:r>
-        <w:tab/>
-        <w:t xml:space="preserve">Work Item ID: 1573 </w:t>
-        <w:tab/>
-        <w:t xml:space="preserve"> Module: AI Insights &amp; Anomaly Detection </w:t>
-        <w:tab/>
-        <w:t xml:space="preserve"> Name: Unusual Billing Pattern Flag - Variant 21 </w:t>
-        <w:tab/>
-        <w:t xml:space="preserve"> Id: TC2334 </w:t>
-        <w:tab/>
-        <w:t xml:space="preserve"> Description: Verify dashboard UI component displays output from Unusual Billing Pattern Flag </w:t>
-        <w:tab/>
-        <w:t xml:space="preserve"> Precondition: Historical baseline metrics ingested and indexed. </w:t>
-        <w:tab/>
-        <w:t xml:space="preserve"> Test Step: 1 </w:t>
-        <w:tab/>
-        <w:t xml:space="preserve"> Test Step Description: Trigger dashboard refresh and monitor response latency for Unusual Billing Pattern Flag </w:t>
-        <w:tab/>
-        <w:t xml:space="preserve"> Test Step Expected Result: Visualization widget renders top trends with accurate confidence scores.</w:t>
-      </w:r>
-    </w:p>
-    <w:p>
-      <w:r>
-        <w:tab/>
-        <w:t xml:space="preserve">Work Item ID: 1573 </w:t>
-        <w:tab/>
-        <w:t xml:space="preserve"> Module: AI Insights &amp; Anomaly Detection </w:t>
-        <w:tab/>
-        <w:t xml:space="preserve"> Name: Trend Anomaly Alert - Variant 17 </w:t>
-        <w:tab/>
-        <w:t xml:space="preserve"> Id: TC2142 </w:t>
-        <w:tab/>
-        <w:t xml:space="preserve"> Description: Verify dashboard UI component displays output from Trend Anomaly Alert </w:t>
-        <w:tab/>
-        <w:t xml:space="preserve"> Precondition: Historical baseline metrics ingested and indexed. </w:t>
-        <w:tab/>
-        <w:t xml:space="preserve"> Test Step: 1 </w:t>
-        <w:tab/>
-        <w:t xml:space="preserve"> Test Step Description: Trigger dashboard refresh and monitor response latency for Trend Anomaly Alert </w:t>
-        <w:tab/>
-        <w:t xml:space="preserve"> Test Step Expected Result: Visualization widget renders top trends with accurate confidence scores.</w:t>
-      </w:r>
-    </w:p>
-    <w:p>
-      <w:r>
-        <w:tab/>
-        <w:t xml:space="preserve">Work Item ID: 1572 </w:t>
-        <w:tab/>
-        <w:t xml:space="preserve"> Module: Claims Adjudication </w:t>
-        <w:tab/>
-        <w:t xml:space="preserve"> Name: In-Network Co-pay Calculation - Variant 20 </w:t>
-        <w:tab/>
-        <w:t xml:space="preserve"> Id: TC2261 </w:t>
-        <w:tab/>
-        <w:t xml:space="preserve"> Description: Verify adjudication engine logic for In-Network Co-pay Calculation </w:t>
-        <w:tab/>
-        <w:t xml:space="preserve"> Precondition: Claim adjudication rules engine initialized. </w:t>
-        <w:tab/>
-        <w:t xml:space="preserve"> Test Step: 1 </w:t>
-        <w:tab/>
-        <w:t xml:space="preserve"> Test Step Description: Ingest synthetic claim payload testing In-Network Co-pay Calculation into the engine </w:t>
-        <w:tab/>
-        <w:t xml:space="preserve"> Test Step Expected Result: Adjudication engine applies correct formula and outputs calculated totals.</w:t>
-      </w:r>
-    </w:p>
-    <w:p>
-      <w:r>
-        <w:tab/>
-        <w:t xml:space="preserve">Work Item ID: 1573 </w:t>
-        <w:tab/>
-        <w:t xml:space="preserve"> Module: AI Insights &amp; Anomaly Detection </w:t>
-        <w:tab/>
-        <w:t xml:space="preserve"> Name: Feature Attribution UI - Variant 3 </w:t>
-        <w:tab/>
-        <w:t xml:space="preserve"> Id: TC1592 </w:t>
-        <w:tab/>
-        <w:t xml:space="preserve"> Description: Verify accuracy and SLA metrics for Feature Attribution UI predictive execution </w:t>
-        <w:tab/>
-        <w:t xml:space="preserve"> Precondition: Model checkpoint v2.4 loaded in runtime environment. </w:t>
-        <w:tab/>
-        <w:t xml:space="preserve"> Test Step: 1 </w:t>
-        <w:tab/>
-        <w:t xml:space="preserve"> Test Step Description: Interact with AI insight card component for Feature Attribution UI </w:t>
-        <w:tab/>
-        <w:t xml:space="preserve"> Test Step Expected Result: Explanation model outputs clear feature contribution breakdown.</w:t>
-      </w:r>
-    </w:p>
-    <w:p>
-      <w:r>
-        <w:tab/>
-        <w:t xml:space="preserve">Work Item ID: 1573 </w:t>
-        <w:tab/>
-        <w:t xml:space="preserve"> Module: AI Insights &amp; Anomaly Detection </w:t>
-        <w:tab/>
-        <w:t xml:space="preserve"> Name: Automated Summary Generation - Variant 11 </w:t>
-        <w:tab/>
-        <w:t xml:space="preserve"> Id: TC1938 </w:t>
-        <w:tab/>
-        <w:t xml:space="preserve"> Description: Verify dashboard UI component displays output from Automated Summary Generation </w:t>
-        <w:tab/>
-        <w:t xml:space="preserve"> Precondition: Historical baseline metrics ingested and indexed. </w:t>
-        <w:tab/>
-        <w:t xml:space="preserve"> Test Step: 1 </w:t>
-        <w:tab/>
-        <w:t xml:space="preserve"> Test Step Description: Trigger dashboard refresh and monitor response latency for Automated Summary Generation </w:t>
-        <w:tab/>
-        <w:t xml:space="preserve"> Test Step Expected Result: Visualization widget renders top trends with accurate confidence scores.</w:t>
-      </w:r>
-    </w:p>
-    <w:p>
-      <w:r>
-        <w:tab/>
-        <w:t xml:space="preserve">Work Item ID: 1573 </w:t>
-        <w:tab/>
-        <w:t xml:space="preserve"> Module: AI Insights &amp; Anomaly Detection </w:t>
-        <w:tab/>
-        <w:t xml:space="preserve"> Name: Model Retraining Trigger - Variant 24 </w:t>
-        <w:tab/>
-        <w:t xml:space="preserve"> Id: TC2460 </w:t>
-        <w:tab/>
-        <w:t xml:space="preserve"> Description: Verify accuracy and SLA metrics for Model Retraining Trigger predictive execution </w:t>
-        <w:tab/>
-        <w:t xml:space="preserve"> Precondition: Model checkpoint v2.4 loaded in runtime environment. </w:t>
-        <w:tab/>
-        <w:t xml:space="preserve"> Test Step: 1 </w:t>
-        <w:tab/>
-        <w:t xml:space="preserve"> Test Step Description: Interact with AI insight card component for Model Retraining Trigger </w:t>
-        <w:tab/>
-        <w:t xml:space="preserve"> Test Step Expected Result: Explanation model outputs clear feature contribution breakdown.</w:t>
-      </w:r>
-    </w:p>
-    <w:p>
-      <w:r>
-        <w:tab/>
-        <w:t xml:space="preserve">Work Item ID: 1573 </w:t>
-        <w:tab/>
-        <w:t xml:space="preserve"> Module: AI Insights &amp; Anomaly Detection </w:t>
-        <w:tab/>
-        <w:t xml:space="preserve"> Name: Historical Baseline Comparison - Variant 4 </w:t>
-        <w:tab/>
-        <w:t xml:space="preserve"> Id: TC1648 </w:t>
-        <w:tab/>
-        <w:t xml:space="preserve"> Description: Verify accuracy and SLA metrics for Historical Baseline Comparison predictive execution </w:t>
-        <w:tab/>
-        <w:t xml:space="preserve"> Precondition: Model checkpoint v2.4 loaded in runtime environment. </w:t>
-        <w:tab/>
-        <w:t xml:space="preserve"> Test Step: 1 </w:t>
-        <w:tab/>
-        <w:t xml:space="preserve"> Test Step Description: Interact with AI insight card component for Historical Baseline Comparison </w:t>
-        <w:tab/>
-        <w:t xml:space="preserve"> Test Step Expected Result: Explanation model outputs clear feature contribution breakdown.</w:t>
-      </w:r>
-    </w:p>
-    <w:p>
-      <w:r>
-        <w:tab/>
-        <w:t xml:space="preserve">Work Item ID: 1572 </w:t>
-        <w:tab/>
-        <w:t xml:space="preserve"> Module: Claims Adjudication </w:t>
-        <w:tab/>
-        <w:t xml:space="preserve"> Name: Tax ID Validation - Variant 23 </w:t>
-        <w:tab/>
-        <w:t xml:space="preserve"> Id: TC2415 </w:t>
-        <w:tab/>
-        <w:t xml:space="preserve"> Description: Verify system handles invalid or missing data during Tax ID Validation </w:t>
-        <w:tab/>
-        <w:t xml:space="preserve"> Precondition: Inbound EDI 837 claim processing queue online. </w:t>
-        <w:tab/>
-        <w:t xml:space="preserve"> Test Step: 1 </w:t>
-        <w:tab/>
-        <w:t xml:space="preserve"> Test Step Description: Submit claim batch containing edge case scenarios for Tax ID Validation </w:t>
-        <w:tab/>
-        <w:t xml:space="preserve"> Test Step Expected Result: System flags anomaly and routed claim to review queue instantly.</w:t>
-      </w:r>
-    </w:p>
-    <w:p>
-      <w:r>
-        <w:tab/>
-        <w:t xml:space="preserve">Work Item ID: 1572 </w:t>
-        <w:tab/>
-        <w:t xml:space="preserve"> Module: Claims Adjudication </w:t>
-        <w:tab/>
-        <w:t xml:space="preserve"> Name: Duplicate Claim Rejection - Variant 21 </w:t>
-        <w:tab/>
-        <w:t xml:space="preserve"> Id: TC2315 </w:t>
-        <w:tab/>
-        <w:t xml:space="preserve"> Description: Verify system handles invalid or missing data during Duplicate Claim Rejection </w:t>
-        <w:tab/>
-        <w:t xml:space="preserve"> Precondition: Inbound EDI 837 claim processing queue online. </w:t>
-        <w:tab/>
-        <w:t xml:space="preserve"> Test Step: 1 </w:t>
-        <w:tab/>
-        <w:t xml:space="preserve"> Test Step Description: Submit claim batch containing edge case scenarios for Duplicate Claim Rejection </w:t>
-        <w:tab/>
-        <w:t xml:space="preserve"> Test Step Expected Result: System flags anomaly and routed claim to review queue instantly.</w:t>
-      </w:r>
-    </w:p>
-    <w:p>
-      <w:r>
-        <w:tab/>
-        <w:t xml:space="preserve">Work Item ID: 1573 </w:t>
-        <w:tab/>
-        <w:t xml:space="preserve"> Module: AI Insights &amp; Anomaly Detection </w:t>
-        <w:tab/>
-        <w:t xml:space="preserve"> Name: False Positive Feedback Loop - Variant 26 </w:t>
-        <w:tab/>
-        <w:t xml:space="preserve"> Id: TC2518 </w:t>
-        <w:tab/>
-        <w:t xml:space="preserve"> Description: Verify dashboard UI component displays output from False Positive Feedback Loop </w:t>
-        <w:tab/>
-        <w:t xml:space="preserve"> Precondition: Historical baseline metrics ingested and indexed. </w:t>
-        <w:tab/>
-        <w:t xml:space="preserve"> Test Step: 1 </w:t>
-        <w:tab/>
-        <w:t xml:space="preserve"> Test Step Description: Trigger dashboard refresh and monitor response latency for False Positive Feedback Loop </w:t>
-        <w:tab/>
-        <w:t xml:space="preserve"> Test Step Expected Result: Visualization widget renders top trends with accurate confidence scores.</w:t>
-      </w:r>
-    </w:p>
-    <w:p>
-      <w:r>
-        <w:tab/>
-        <w:t xml:space="preserve">Work Item ID: 1572 </w:t>
-        <w:tab/>
-        <w:t xml:space="preserve"> Module: Claims Adjudication </w:t>
-        <w:tab/>
-        <w:t xml:space="preserve"> Name: Out-of-Network Coinsurance - Variant 24 </w:t>
-        <w:tab/>
-        <w:t xml:space="preserve"> Id: TC2423 </w:t>
-        <w:tab/>
-        <w:t xml:space="preserve"> Description: Verify system handles invalid or missing data during Out-of-Network Coinsurance </w:t>
-        <w:tab/>
-        <w:t xml:space="preserve"> Precondition: Inbound EDI 837 claim processing queue online. </w:t>
-        <w:tab/>
-        <w:t xml:space="preserve"> Test Step: 1 </w:t>
-        <w:tab/>
-        <w:t xml:space="preserve"> Test Step Description: Submit claim batch containing edge case scenarios for Out-of-Network Coinsurance </w:t>
-        <w:tab/>
-        <w:t xml:space="preserve"> Test Step Expected Result: System flags anomaly and routed claim to review queue instantly.</w:t>
-      </w:r>
-    </w:p>
-    <w:p>
-      <w:r>
-        <w:tab/>
-        <w:t xml:space="preserve">Work Item ID: 1572 </w:t>
-        <w:tab/>
-        <w:t xml:space="preserve"> Module: Claims Adjudication </w:t>
-        <w:tab/>
-        <w:t xml:space="preserve"> Name: Corrected Claim Resubmission - Variant 20 </w:t>
-        <w:tab/>
-        <w:t xml:space="preserve"> Id: TC2297 </w:t>
-        <w:tab/>
-        <w:t xml:space="preserve"> Description: Verify adjudication engine logic for Corrected Claim Resubmission </w:t>
-        <w:tab/>
-        <w:t xml:space="preserve"> Precondition: Claim adjudication rules engine initialized. </w:t>
-        <w:tab/>
-        <w:t xml:space="preserve"> Test Step: 1 </w:t>
-        <w:tab/>
-        <w:t xml:space="preserve"> Test Step Description: Ingest synthetic claim payload testing Corrected Claim Resubmission into the engine </w:t>
-        <w:tab/>
-        <w:t xml:space="preserve"> Test Step Expected Result: Adjudication engine applies correct formula and outputs calculated totals.</w:t>
-      </w:r>
-    </w:p>
-    <w:p>
-      <w:r>
-        <w:tab/>
-        <w:t xml:space="preserve">Work Item ID: 1572 </w:t>
-        <w:tab/>
-        <w:t xml:space="preserve"> Module: Claims Adjudication </w:t>
-        <w:tab/>
-        <w:t xml:space="preserve"> Name: Pre-authorization Check - Variant 19 </w:t>
-        <w:tab/>
-        <w:t xml:space="preserve"> Id: TC2225 </w:t>
-        <w:tab/>
-        <w:t xml:space="preserve"> Description: Verify adjudication engine logic for Pre-authorization Check </w:t>
-        <w:tab/>
-        <w:t xml:space="preserve"> Precondition: Claim adjudication rules engine initialized. </w:t>
-        <w:tab/>
-        <w:t xml:space="preserve"> Test Step: 1 </w:t>
-        <w:tab/>
-        <w:t xml:space="preserve"> Test Step Description: Ingest synthetic claim payload testing Pre-authorization Check into the engine </w:t>
-        <w:tab/>
-        <w:t xml:space="preserve"> Test Step Expected Result: Adjudication engine applies correct formula and outputs calculated totals.</w:t>
-      </w:r>
-    </w:p>
-    <w:p>
-      <w:r>
-        <w:tab/>
-        <w:t xml:space="preserve">Work Item ID: 1573 </w:t>
-        <w:tab/>
-        <w:t xml:space="preserve"> Module: AI Insights &amp; Anomaly Detection </w:t>
-        <w:tab/>
-        <w:t xml:space="preserve"> Name: Cost Spike Detection - Variant 7 </w:t>
-        <w:tab/>
-        <w:t xml:space="preserve"> Id: TC1746 </w:t>
-        <w:tab/>
-        <w:t xml:space="preserve"> Description: Verify dashboard UI component displays output from Cost Spike Detection </w:t>
-        <w:tab/>
-        <w:t xml:space="preserve"> Precondition: Historical baseline metrics ingested and indexed. </w:t>
-        <w:tab/>
-        <w:t xml:space="preserve"> Test Step: 1 </w:t>
-        <w:tab/>
-        <w:t xml:space="preserve"> Test Step Description: Trigger dashboard refresh and monitor response latency for Cost Spike Detection </w:t>
-        <w:tab/>
-        <w:t xml:space="preserve"> Test Step Expected Result: Visualization widget renders top trends with accurate confidence scores.</w:t>
-      </w:r>
-    </w:p>
-    <w:p>
-      <w:r>
-        <w:tab/>
-        <w:t xml:space="preserve">Work Item ID: 1572 </w:t>
-        <w:tab/>
-        <w:t xml:space="preserve"> Module: Claims Adjudication </w:t>
-        <w:tab/>
-        <w:t xml:space="preserve"> Name: Duplicate Claim Rejection - Variant 29 </w:t>
-        <w:tab/>
-        <w:t xml:space="preserve"> Id: TC2635 </w:t>
-        <w:tab/>
-        <w:t xml:space="preserve"> Description: Verify system handles invalid or missing data during Duplicate Claim Rejection </w:t>
-        <w:tab/>
-        <w:t xml:space="preserve"> Precondition: Inbound EDI 837 claim processing queue online. </w:t>
-        <w:tab/>
-        <w:t xml:space="preserve"> Test Step: 1 </w:t>
-        <w:tab/>
-        <w:t xml:space="preserve"> Test Step Description: Submit claim batch containing edge case scenarios for Duplicate Claim Rejection </w:t>
-        <w:tab/>
-        <w:t xml:space="preserve"> Test Step Expected Result: System flags anomaly and routed claim to review queue instantly.</w:t>
-      </w:r>
-    </w:p>
-    <w:p>
-      <w:r>
-        <w:tab/>
-        <w:t xml:space="preserve">Work Item ID: 1572 </w:t>
-        <w:tab/>
-        <w:t xml:space="preserve"> Module: Claims Adjudication </w:t>
-        <w:tab/>
-        <w:t xml:space="preserve"> Name: High Value Claim Audit Trigger - Variant 10 </w:t>
-        <w:tab/>
-        <w:t xml:space="preserve"> Id: TC1893 </w:t>
-        <w:tab/>
-        <w:t xml:space="preserve"> Description: Verify adjudication engine logic for High Value Claim Audit Trigger </w:t>
-        <w:tab/>
-        <w:t xml:space="preserve"> Precondition: Claim adjudication rules engine initialized. </w:t>
-        <w:tab/>
-        <w:t xml:space="preserve"> Test Step: 1 </w:t>
-        <w:tab/>
-        <w:t xml:space="preserve"> Test Step Description: Ingest synthetic claim payload testing High Value Claim Audit Trigger into the engine </w:t>
-        <w:tab/>
-        <w:t xml:space="preserve"> Test Step Expected Result: Adjudication engine applies correct formula and outputs calculated totals.</w:t>
-      </w:r>
-    </w:p>
-    <w:p>
-      <w:r>
-        <w:tab/>
-        <w:t xml:space="preserve">Work Item ID: 1572 </w:t>
-        <w:tab/>
-        <w:t xml:space="preserve"> Module: Claims Adjudication </w:t>
-        <w:tab/>
-        <w:t xml:space="preserve"> Name: Batch Claim Ingestion - Variant 27 </w:t>
-        <w:tab/>
-        <w:t xml:space="preserve"> Id: TC2571 </w:t>
-        <w:tab/>
-        <w:t xml:space="preserve"> Description: Verify system handles invalid or missing data during Batch Claim Ingestion </w:t>
-        <w:tab/>
-        <w:t xml:space="preserve"> Precondition: Inbound EDI 837 claim processing queue online. </w:t>
-        <w:tab/>
-        <w:t xml:space="preserve"> Test Step: 1 </w:t>
-        <w:tab/>
-        <w:t xml:space="preserve"> Test Step Description: Submit claim batch containing edge case scenarios for Batch Claim Ingestion </w:t>
-        <w:tab/>
-        <w:t xml:space="preserve"> Test Step Expected Result: System flags anomaly and routed claim to review queue instantly.</w:t>
-      </w:r>
-    </w:p>
-    <w:p>
-      <w:r>
-        <w:tab/>
-        <w:t xml:space="preserve">Work Item ID: 1572 </w:t>
-        <w:tab/>
-        <w:t xml:space="preserve"> Module: Claims Adjudication </w:t>
-        <w:tab/>
-        <w:t xml:space="preserve"> Name: Pre-authorization Check - Variant 16 </w:t>
-        <w:tab/>
-        <w:t xml:space="preserve"> Id: TC2105 </w:t>
-        <w:tab/>
-        <w:t xml:space="preserve"> Description: Verify adjudication engine logic for Pre-authorization Check </w:t>
-        <w:tab/>
-        <w:t xml:space="preserve"> Precondition: Claim adjudication rules engine initialized. </w:t>
-        <w:tab/>
-        <w:t xml:space="preserve"> Test Step: 1 </w:t>
-        <w:tab/>
-        <w:t xml:space="preserve"> Test Step Description: Ingest synthetic claim payload testing Pre-authorization Check into the engine </w:t>
-        <w:tab/>
-        <w:t xml:space="preserve"> Test Step Expected Result: Adjudication engine applies correct formula and outputs calculated totals.</w:t>
-      </w:r>
-    </w:p>
-    <w:p>
-      <w:r>
-        <w:tab/>
-        <w:t xml:space="preserve">Work Item ID: 1572 </w:t>
-        <w:tab/>
-        <w:t xml:space="preserve"> Module: Claims Adjudication </w:t>
-        <w:tab/>
-        <w:t xml:space="preserve"> Name: Denial Code ERR-ENR-02 - Variant 9 </w:t>
-        <w:tab/>
-        <w:t xml:space="preserve"> Id: TC1841 </w:t>
-        <w:tab/>
-        <w:t xml:space="preserve"> Description: Verify adjudication engine logic for Denial Code ERR-ENR-02 </w:t>
-        <w:tab/>
-        <w:t xml:space="preserve"> Precondition: Claim adjudication rules engine initialized. </w:t>
-        <w:tab/>
-        <w:t xml:space="preserve"> Test Step: 1 </w:t>
-        <w:tab/>
-        <w:t xml:space="preserve"> Test Step Description: Ingest synthetic claim payload testing Denial Code ERR-ENR-02 into the engine </w:t>
-        <w:tab/>
-        <w:t xml:space="preserve"> Test Step Expected Result: Adjudication engine applies correct formula and outputs calculated totals.</w:t>
-      </w:r>
-    </w:p>
-    <w:p>
-      <w:r>
-        <w:tab/>
-        <w:t xml:space="preserve">Work Item ID: 1572 </w:t>
-        <w:tab/>
-        <w:t xml:space="preserve"> Module: Claims Adjudication </w:t>
-        <w:tab/>
-        <w:t xml:space="preserve"> Name: Out-of-Network Coinsurance - Variant 23 </w:t>
-        <w:tab/>
-        <w:t xml:space="preserve"> Id: TC2383 </w:t>
-        <w:tab/>
-        <w:t xml:space="preserve"> Description: Verify system handles invalid or missing data during Out-of-Network Coinsurance </w:t>
-        <w:tab/>
-        <w:t xml:space="preserve"> Precondition: Inbound EDI 837 claim processing queue online. </w:t>
-        <w:tab/>
-        <w:t xml:space="preserve"> Test Step: 1 </w:t>
-        <w:tab/>
-        <w:t xml:space="preserve"> Test Step Description: Submit claim batch containing edge case scenarios for Out-of-Network Coinsurance </w:t>
-        <w:tab/>
-        <w:t xml:space="preserve"> Test Step Expected Result: System flags anomaly and routed claim to review queue instantly.</w:t>
-      </w:r>
-    </w:p>
-    <w:p>
-      <w:r>
-        <w:tab/>
-        <w:t xml:space="preserve">Work Item ID: 1572 </w:t>
-        <w:tab/>
-        <w:t xml:space="preserve"> Module: Claims Adjudication </w:t>
-        <w:tab/>
-        <w:t xml:space="preserve"> Name: Diagnosis Code Validation - Variant 23 </w:t>
-        <w:tab/>
-        <w:t xml:space="preserve"> Id: TC2391 </w:t>
-        <w:tab/>
-        <w:t xml:space="preserve"> Description: Verify system handles invalid or missing data during Diagnosis Code Validation </w:t>
-        <w:tab/>
-        <w:t xml:space="preserve"> Precondition: Inbound EDI 837 claim processing queue online. </w:t>
-        <w:tab/>
-        <w:t xml:space="preserve"> Test Step: 1 </w:t>
-        <w:tab/>
-        <w:t xml:space="preserve"> Test Step Description: Submit claim batch containing edge case scenarios for Diagnosis Code Validation </w:t>
-        <w:tab/>
-        <w:t xml:space="preserve"> Test Step Expected Result: System flags anomaly and routed claim to review queue instantly.</w:t>
-      </w:r>
-    </w:p>
-    <w:p>
-      <w:r>
-        <w:tab/>
-        <w:t xml:space="preserve">Work Item ID: 1572 </w:t>
-        <w:tab/>
-        <w:t xml:space="preserve"> Module: Claims Adjudication </w:t>
-        <w:tab/>
-        <w:t xml:space="preserve"> Name: Provider NPI Verification - Variant 18 </w:t>
-        <w:tab/>
-        <w:t xml:space="preserve"> Id: TC2205 </w:t>
-        <w:tab/>
-        <w:t xml:space="preserve"> Description: Verify adjudication engine logic for Provider NPI Verification </w:t>
-        <w:tab/>
-        <w:t xml:space="preserve"> Precondition: Claim adjudication rules engine initialized. </w:t>
-        <w:tab/>
-        <w:t xml:space="preserve"> Test Step: 1 </w:t>
-        <w:tab/>
-        <w:t xml:space="preserve"> Test Step Description: Ingest synthetic claim payload testing Provider NPI Verification into the engine </w:t>
-        <w:tab/>
-        <w:t xml:space="preserve"> Test Step Expected Result: Adjudication engine applies correct formula and outputs calculated totals.</w:t>
-      </w:r>
-    </w:p>
-    <w:p>
-      <w:r>
-        <w:tab/>
-        <w:t xml:space="preserve">Work Item ID: 1573 </w:t>
-        <w:tab/>
-        <w:t xml:space="preserve"> Module: AI Insights &amp; Anomaly Detection </w:t>
-        <w:tab/>
-        <w:t xml:space="preserve"> Name: Model Retraining Trigger - Variant 25 </w:t>
-        <w:tab/>
-        <w:t xml:space="preserve"> Id: TC2500 </w:t>
-        <w:tab/>
-        <w:t xml:space="preserve"> Description: Verify accuracy and SLA metrics for Model Retraining Trigger predictive execution </w:t>
-        <w:tab/>
-        <w:t xml:space="preserve"> Precondition: Model checkpoint v2.4 loaded in runtime environment. </w:t>
-        <w:tab/>
-        <w:t xml:space="preserve"> Test Step: 1 </w:t>
-        <w:tab/>
-        <w:t xml:space="preserve"> Test Step Description: Interact with AI insight card component for Model Retraining Trigger </w:t>
-        <w:tab/>
-        <w:t xml:space="preserve"> Test Step Expected Result: Explanation model outputs clear feature contribution breakdown.</w:t>
-      </w:r>
-    </w:p>
-    <w:p>
-      <w:r>
-        <w:tab/>
-        <w:t xml:space="preserve">Work Item ID: 1572 </w:t>
-        <w:tab/>
-        <w:t xml:space="preserve"> Module: Claims Adjudication </w:t>
-        <w:tab/>
-        <w:t xml:space="preserve"> Name: Maximum Out-of-Pocket Cap - Variant 25 </w:t>
-        <w:tab/>
-        <w:t xml:space="preserve"> Id: TC2489 </w:t>
-        <w:tab/>
-        <w:t xml:space="preserve"> Description: Verify adjudication engine logic for Maximum Out-of-Pocket Cap </w:t>
-        <w:tab/>
-        <w:t xml:space="preserve"> Precondition: Claim adjudication rules engine initialized. </w:t>
-        <w:tab/>
-        <w:t xml:space="preserve"> Test Step: 1 </w:t>
-        <w:tab/>
-        <w:t xml:space="preserve"> Test Step Description: Ingest synthetic claim payload testing Maximum Out-of-Pocket Cap into the engine </w:t>
-        <w:tab/>
-        <w:t xml:space="preserve"> Test Step Expected Result: Adjudication engine applies correct formula and outputs calculated totals.</w:t>
-      </w:r>
-    </w:p>
-    <w:p>
-      <w:r>
-        <w:tab/>
-        <w:t xml:space="preserve">Work Item ID: 1572 </w:t>
-        <w:tab/>
-        <w:t xml:space="preserve"> Module: Claims Adjudication </w:t>
-        <w:tab/>
-        <w:t xml:space="preserve"> Name: Claim Line Item Split - Variant 22 </w:t>
-        <w:tab/>
-        <w:t xml:space="preserve"> Id: TC2349 </w:t>
-        <w:tab/>
-        <w:t xml:space="preserve"> Description: Verify adjudication engine logic for Claim Line Item Split </w:t>
-        <w:tab/>
-        <w:t xml:space="preserve"> Precondition: Claim adjudication rules engine initialized. </w:t>
-        <w:tab/>
-        <w:t xml:space="preserve"> Test Step: 1 </w:t>
-        <w:tab/>
-        <w:t xml:space="preserve"> Test Step Description: Ingest synthetic claim payload testing Claim Line Item Split into the engine </w:t>
-        <w:tab/>
-        <w:t xml:space="preserve"> Test Step Expected Result: Adjudication engine applies correct formula and outputs calculated totals.</w:t>
-      </w:r>
-    </w:p>
-    <w:p>
-      <w:r>
-        <w:tab/>
-        <w:t xml:space="preserve">Work Item ID: 1573 </w:t>
-        <w:tab/>
-        <w:t xml:space="preserve"> Module: AI Insights &amp; Anomaly Detection </w:t>
-        <w:tab/>
-        <w:t xml:space="preserve"> Name: Predictive No-Show Score - Variant 22 </w:t>
-        <w:tab/>
-        <w:t xml:space="preserve"> Id: TC2344 </w:t>
-        <w:tab/>
-        <w:t xml:space="preserve"> Description: Verify accuracy and SLA metrics for Predictive No-Show Score predictive execution </w:t>
-        <w:tab/>
-        <w:t xml:space="preserve"> Precondition: Model checkpoint v2.4 loaded in runtime environment. </w:t>
-        <w:tab/>
-        <w:t xml:space="preserve"> Test Step: 1 </w:t>
-        <w:tab/>
-        <w:t xml:space="preserve"> Test Step Description: Interact with AI insight card component for Predictive No-Show Score </w:t>
-        <w:tab/>
-        <w:t xml:space="preserve"> Test Step Expected Result: Explanation model outputs clear feature contribution breakdown.</w:t>
-      </w:r>
-    </w:p>
-    <w:p>
-      <w:r>
-        <w:tab/>
-        <w:t xml:space="preserve">Work Item ID: 1573 </w:t>
-        <w:tab/>
-        <w:t xml:space="preserve"> Module: AI Insights &amp; Anomaly Detection </w:t>
-        <w:tab/>
-        <w:t xml:space="preserve"> Name: Patient Risk Stratification - Variant 26 </w:t>
-        <w:tab/>
-        <w:t xml:space="preserve"> Id: TC2536 </w:t>
-        <w:tab/>
-        <w:t xml:space="preserve"> Description: Verify accuracy and SLA metrics for Patient Risk Stratification predictive execution </w:t>
-        <w:tab/>
-        <w:t xml:space="preserve"> Precondition: Model checkpoint v2.4 loaded in runtime environment. </w:t>
-        <w:tab/>
-        <w:t xml:space="preserve"> Test Step: 1 </w:t>
-        <w:tab/>
-        <w:t xml:space="preserve"> Test Step Description: Interact with AI insight card component for Patient Risk Stratification </w:t>
-        <w:tab/>
-        <w:t xml:space="preserve"> Test Step Expected Result: Explanation model outputs clear feature contribution breakdown.</w:t>
-      </w:r>
-    </w:p>
-    <w:p>
-      <w:r>
-        <w:tab/>
-        <w:t xml:space="preserve">Work Item ID: 1572 </w:t>
-        <w:tab/>
-        <w:t xml:space="preserve"> Module: Claims Adjudication </w:t>
-        <w:tab/>
-        <w:t xml:space="preserve"> Name: Bundled Service Deduction - Variant 22 </w:t>
-        <w:tab/>
-        <w:t xml:space="preserve"> Id: TC2367 </w:t>
-        <w:tab/>
-        <w:t xml:space="preserve"> Description: Verify system handles invalid or missing data during Bundled Service Deduction </w:t>
-        <w:tab/>
-        <w:t xml:space="preserve"> Precondition: Inbound EDI 837 claim processing queue online. </w:t>
-        <w:tab/>
-        <w:t xml:space="preserve"> Test Step: 1 </w:t>
-        <w:tab/>
-        <w:t xml:space="preserve"> Test Step Description: Submit claim batch containing edge case scenarios for Bundled Service Deduction </w:t>
-        <w:tab/>
-        <w:t xml:space="preserve"> Test Step Expected Result: System flags anomaly and routed claim to review queue instantly.</w:t>
-      </w:r>
-    </w:p>
-    <w:p>
-      <w:r>
-        <w:tab/>
-        <w:t xml:space="preserve">Work Item ID: 1573 </w:t>
-        <w:tab/>
-        <w:t xml:space="preserve"> Module: AI Insights &amp; Anomaly Detection </w:t>
-        <w:tab/>
-        <w:t xml:space="preserve"> Name: Confidence Threshold Filter - Variant 21 </w:t>
-        <w:tab/>
-        <w:t xml:space="preserve"> Id: TC2316 </w:t>
-        <w:tab/>
-        <w:t xml:space="preserve"> Description: Verify accuracy and SLA metrics for Confidence Threshold Filter predictive execution </w:t>
-        <w:tab/>
-        <w:t xml:space="preserve"> Precondition: Model checkpoint v2.4 loaded in runtime environment. </w:t>
-        <w:tab/>
-        <w:t xml:space="preserve"> Test Step: 1 </w:t>
-        <w:tab/>
-        <w:t xml:space="preserve"> Test Step Description: Interact with AI insight card component for Confidence Threshold Filter </w:t>
-        <w:tab/>
-        <w:t xml:space="preserve"> Test Step Expected Result: Explanation model outputs clear feature contribution breakdown.</w:t>
-      </w:r>
-    </w:p>
-    <w:p>
-      <w:r>
-        <w:tab/>
-        <w:t xml:space="preserve">Work Item ID: 1573 </w:t>
-        <w:tab/>
-        <w:t xml:space="preserve"> Module: AI Insights &amp; Anomaly Detection </w:t>
-        <w:tab/>
-        <w:t xml:space="preserve"> Name: Cost Spike Detection - Variant 2 </w:t>
-        <w:tab/>
-        <w:t xml:space="preserve"> Id: TC1546 </w:t>
-        <w:tab/>
-        <w:t xml:space="preserve"> Description: Verify dashboard UI component displays output from Cost Spike Detection </w:t>
-        <w:tab/>
-        <w:t xml:space="preserve"> Precondition: Historical baseline metrics ingested and indexed. </w:t>
-        <w:tab/>
-        <w:t xml:space="preserve"> Test Step: 1 </w:t>
-        <w:tab/>
-        <w:t xml:space="preserve"> Test Step Description: Trigger dashboard refresh and monitor response latency for Cost Spike Detection </w:t>
-        <w:tab/>
-        <w:t xml:space="preserve"> Test Step Expected Result: Visualization widget renders top trends with accurate confidence scores.</w:t>
-      </w:r>
-    </w:p>
-    <w:p>
-      <w:r>
-        <w:tab/>
-        <w:t xml:space="preserve">Work Item ID: 1573 </w:t>
-        <w:tab/>
-        <w:t xml:space="preserve"> Module: AI Insights &amp; Anomaly Detection </w:t>
-        <w:tab/>
-        <w:t xml:space="preserve"> Name: Historical Baseline Comparison - Variant 2 </w:t>
-        <w:tab/>
-        <w:t xml:space="preserve"> Id: TC1568 </w:t>
-        <w:tab/>
-        <w:t xml:space="preserve"> Description: Verify accuracy and SLA metrics for Historical Baseline Comparison predictive execution </w:t>
-        <w:tab/>
-        <w:t xml:space="preserve"> Precondition: Model checkpoint v2.4 loaded in runtime environment. </w:t>
-        <w:tab/>
-        <w:t xml:space="preserve"> Test Step: 1 </w:t>
-        <w:tab/>
-        <w:t xml:space="preserve"> Test Step Description: Interact with AI insight card component for Historical Baseline Comparison </w:t>
-        <w:tab/>
-        <w:t xml:space="preserve"> Test Step Expected Result: Explanation model outputs clear feature contribution breakdown.</w:t>
-      </w:r>
-    </w:p>
-    <w:p>
-      <w:r>
-        <w:tab/>
-        <w:t xml:space="preserve">Work Item ID: 1572 </w:t>
-        <w:tab/>
-        <w:t xml:space="preserve"> Module: Claims Adjudication </w:t>
-        <w:tab/>
-        <w:t xml:space="preserve"> Name: Denial Code ERR-ENR-02 - Variant 6 </w:t>
-        <w:tab/>
-        <w:t xml:space="preserve"> Id: TC1721 </w:t>
-        <w:tab/>
-        <w:t xml:space="preserve"> Description: Verify adjudication engine logic for Denial Code ERR-ENR-02 </w:t>
-        <w:tab/>
-        <w:t xml:space="preserve"> Precondition: Claim adjudication rules engine initialized. </w:t>
-        <w:tab/>
-        <w:t xml:space="preserve"> Test Step: 1 </w:t>
-        <w:tab/>
-        <w:t xml:space="preserve"> Test Step Description: Ingest synthetic claim payload testing Denial Code ERR-ENR-02 into the engine </w:t>
-        <w:tab/>
-        <w:t xml:space="preserve"> Test Step Expected Result: Adjudication engine applies correct formula and outputs calculated totals.</w:t>
-      </w:r>
-    </w:p>
-    <w:p>
-      <w:r>
-        <w:tab/>
-        <w:t xml:space="preserve">Work Item ID: 1572 </w:t>
-        <w:tab/>
-        <w:t xml:space="preserve"> Module: Claims Adjudication </w:t>
-        <w:tab/>
-        <w:t xml:space="preserve"> Name: In-Network Co-pay Calculation - Variant 23 </w:t>
-        <w:tab/>
-        <w:t xml:space="preserve"> Id: TC2381 </w:t>
-        <w:tab/>
-        <w:t xml:space="preserve"> Description: Verify adjudication engine logic for In-Network Co-pay Calculation </w:t>
-        <w:tab/>
-        <w:t xml:space="preserve"> Precondition: Claim adjudication rules engine initialized. </w:t>
-        <w:tab/>
-        <w:t xml:space="preserve"> Test Step: 1 </w:t>
-        <w:tab/>
-        <w:t xml:space="preserve"> Test Step Description: Ingest synthetic claim payload testing In-Network Co-pay Calculation into the engine </w:t>
-        <w:tab/>
-        <w:t xml:space="preserve"> Test Step Expected Result: Adjudication engine applies correct formula and outputs calculated totals.</w:t>
-      </w:r>
-    </w:p>
-    <w:p>
-      <w:r>
-        <w:tab/>
-        <w:t xml:space="preserve">Work Item ID: 1573 </w:t>
-        <w:tab/>
-        <w:t xml:space="preserve"> Module: AI Insights &amp; Anomaly Detection </w:t>
-        <w:tab/>
-        <w:t xml:space="preserve"> Name: Real-time Stream Ingestion - Variant 20 </w:t>
-        <w:tab/>
-        <w:t xml:space="preserve"> Id: TC2274 </w:t>
-        <w:tab/>
-        <w:t xml:space="preserve"> Description: Verify dashboard UI component displays output from Real-time Stream Ingestion </w:t>
-        <w:tab/>
-        <w:t xml:space="preserve"> Precondition: Historical baseline metrics ingested and indexed. </w:t>
-        <w:tab/>
-        <w:t xml:space="preserve"> Test Step: 1 </w:t>
-        <w:tab/>
-        <w:t xml:space="preserve"> Test Step Description: Trigger dashboard refresh and monitor response latency for Real-time Stream Ingestion </w:t>
-        <w:tab/>
-        <w:t xml:space="preserve"> Test Step Expected Result: Visualization widget renders top trends with accurate confidence scores.</w:t>
-      </w:r>
-    </w:p>
-    <w:p>
-      <w:r>
-        <w:tab/>
-        <w:t xml:space="preserve">Work Item ID: 1573 </w:t>
-        <w:tab/>
-        <w:t xml:space="preserve"> Module: AI Insights &amp; Anomaly Detection </w:t>
-        <w:tab/>
-        <w:t xml:space="preserve"> Name: Model Retraining Trigger - Variant 18 </w:t>
-        <w:tab/>
-        <w:t xml:space="preserve"> Id: TC2220 </w:t>
-        <w:tab/>
-        <w:t xml:space="preserve"> Description: Verify accuracy and SLA metrics for Model Retraining Trigger predictive execution </w:t>
-        <w:tab/>
-        <w:t xml:space="preserve"> Precondition: Model checkpoint v2.4 loaded in runtime environment. </w:t>
-        <w:tab/>
-        <w:t xml:space="preserve"> Test Step: 1 </w:t>
-        <w:tab/>
-        <w:t xml:space="preserve"> Test Step Description: Interact with AI insight card component for Model Retraining Trigger </w:t>
-        <w:tab/>
-        <w:t xml:space="preserve"> Test Step Expected Result: Explanation model outputs clear feature contribution breakdown.</w:t>
-      </w:r>
-    </w:p>
-    <w:p>
-      <w:r>
-        <w:tab/>
-        <w:t xml:space="preserve">Work Item ID: 1573 </w:t>
-        <w:tab/>
-        <w:t xml:space="preserve"> Module: AI Insights &amp; Anomaly Detection </w:t>
-        <w:tab/>
-        <w:t xml:space="preserve"> Name: Automated Summary Generation - Variant 18 </w:t>
-        <w:tab/>
-        <w:t xml:space="preserve"> Id: TC2218 </w:t>
-        <w:tab/>
-        <w:t xml:space="preserve"> Description: Verify dashboard UI component displays output from Automated Summary Generation </w:t>
-        <w:tab/>
-        <w:t xml:space="preserve"> Precondition: Historical baseline metrics ingested and indexed. </w:t>
-        <w:tab/>
-        <w:t xml:space="preserve"> Test Step: 1 </w:t>
-        <w:tab/>
-        <w:t xml:space="preserve"> Test Step Description: Trigger dashboard refresh and monitor response latency for Automated Summary Generation </w:t>
-        <w:tab/>
-        <w:t xml:space="preserve"> Test Step Expected Result: Visualization widget renders top trends with accurate confidence scores.</w:t>
-      </w:r>
-    </w:p>
-    <w:p>
-      <w:r>
-        <w:tab/>
-        <w:t xml:space="preserve">Work Item ID: 1572 </w:t>
-        <w:tab/>
-        <w:t xml:space="preserve"> Module: Claims Adjudication </w:t>
-        <w:tab/>
-        <w:t xml:space="preserve"> Name: Maximum Out-of-Pocket Cap - Variant 1 </w:t>
-        <w:tab/>
-        <w:t xml:space="preserve"> Id: TC1529 </w:t>
-        <w:tab/>
-        <w:t xml:space="preserve"> Description: Verify adjudication engine logic for Maximum Out-of-Pocket Cap </w:t>
-        <w:tab/>
-        <w:t xml:space="preserve"> Precondition: Claim adjudication rules engine initialized. </w:t>
-        <w:tab/>
-        <w:t xml:space="preserve"> Test Step: 1 </w:t>
-        <w:tab/>
-        <w:t xml:space="preserve"> Test Step Description: Ingest synthetic claim payload testing Maximum Out-of-Pocket Cap into the engine </w:t>
-        <w:tab/>
-        <w:t xml:space="preserve"> Test Step Expected Result: Adjudication engine applies correct formula and outputs calculated totals.</w:t>
-      </w:r>
-    </w:p>
-    <w:p>
-      <w:r>
-        <w:tab/>
-        <w:t xml:space="preserve">Work Item ID: 1573 </w:t>
-        <w:tab/>
-        <w:t xml:space="preserve"> Module: AI Insights &amp; Anomaly Detection </w:t>
-        <w:tab/>
-        <w:t xml:space="preserve"> Name: Real-time Stream Ingestion - Variant 27 </w:t>
-        <w:tab/>
-        <w:t xml:space="preserve"> Id: TC2554 </w:t>
-        <w:tab/>
-        <w:t xml:space="preserve"> Description: Verify dashboard UI component displays output from Real-time Stream Ingestion </w:t>
-        <w:tab/>
-        <w:t xml:space="preserve"> Precondition: Historical baseline metrics ingested and indexed. </w:t>
-        <w:tab/>
-        <w:t xml:space="preserve"> Test Step: 1 </w:t>
-        <w:tab/>
-        <w:t xml:space="preserve"> Test Step Description: Trigger dashboard refresh and monitor response latency for Real-time Stream Ingestion </w:t>
-        <w:tab/>
-        <w:t xml:space="preserve"> Test Step Expected Result: Visualization widget renders top trends with accurate confidence scores.</w:t>
-      </w:r>
-    </w:p>
-    <w:p>
-      <w:r>
-        <w:tab/>
-        <w:t xml:space="preserve">Work Item ID: 1573 </w:t>
-        <w:tab/>
-        <w:t xml:space="preserve"> Module: AI Insights &amp; Anomaly Detection </w:t>
-        <w:tab/>
-        <w:t xml:space="preserve"> Name: False Positive Feedback Loop - Variant 25 </w:t>
-        <w:tab/>
-        <w:t xml:space="preserve"> Id: TC2478 </w:t>
-        <w:tab/>
-        <w:t xml:space="preserve"> Description: Verify dashboard UI component displays output from False Positive Feedback Loop </w:t>
-        <w:tab/>
-        <w:t xml:space="preserve"> Precondition: Historical baseline metrics ingested and indexed. </w:t>
-        <w:tab/>
-        <w:t xml:space="preserve"> Test Step: 1 </w:t>
-        <w:tab/>
-        <w:t xml:space="preserve"> Test Step Description: Trigger dashboard refresh and monitor response latency for False Positive Feedback Loop </w:t>
-        <w:tab/>
-        <w:t xml:space="preserve"> Test Step Expected Result: Visualization widget renders top trends with accurate confidence scores.</w:t>
-      </w:r>
-    </w:p>
-    <w:p>
-      <w:r>
-        <w:tab/>
-        <w:t xml:space="preserve">Work Item ID: 1573 </w:t>
-        <w:tab/>
-        <w:t xml:space="preserve"> Module: AI Insights &amp; Anomaly Detection </w:t>
-        <w:tab/>
-        <w:t xml:space="preserve"> Name: Model Retraining Trigger - Variant 22 </w:t>
-        <w:tab/>
-        <w:t xml:space="preserve"> Id: TC2380 </w:t>
-        <w:tab/>
-        <w:t xml:space="preserve"> Description: Verify accuracy and SLA metrics for Model Retraining Trigger predictive execution </w:t>
-        <w:tab/>
-        <w:t xml:space="preserve"> Precondition: Model checkpoint v2.4 loaded in runtime environment. </w:t>
-        <w:tab/>
-        <w:t xml:space="preserve"> Test Step: 1 </w:t>
-        <w:tab/>
-        <w:t xml:space="preserve"> Test Step Description: Interact with AI insight card component for Model Retraining Trigger </w:t>
-        <w:tab/>
-        <w:t xml:space="preserve"> Test Step Expected Result: Explanation model outputs clear feature contribution breakdown.</w:t>
-      </w:r>
-    </w:p>
-    <w:p>
-      <w:r>
-        <w:tab/>
-        <w:t xml:space="preserve">Work Item ID: 1572 </w:t>
-        <w:tab/>
-        <w:t xml:space="preserve"> Module: Claims Adjudication </w:t>
-        <w:tab/>
-        <w:t xml:space="preserve"> Name: Primary vs Secondary Payer - Variant 26 </w:t>
-        <w:tab/>
-        <w:t xml:space="preserve"> Id: TC2519 </w:t>
-        <w:tab/>
-        <w:t xml:space="preserve"> Description: Verify system handles invalid or missing data during Primary vs Secondary Payer </w:t>
-        <w:tab/>
-        <w:t xml:space="preserve"> Precondition: Inbound EDI 837 claim processing queue online. </w:t>
-        <w:tab/>
-        <w:t xml:space="preserve"> Test Step: 1 </w:t>
-        <w:tab/>
-        <w:t xml:space="preserve"> Test Step Description: Submit claim batch containing edge case scenarios for Primary vs Secondary Payer </w:t>
-        <w:tab/>
-        <w:t xml:space="preserve"> Test Step Expected Result: System flags anomaly and routed claim to review queue instantly.</w:t>
-      </w:r>
-    </w:p>
-    <w:p>
-      <w:r>
-        <w:tab/>
-        <w:t xml:space="preserve">Work Item ID: 1573 </w:t>
-        <w:tab/>
-        <w:t xml:space="preserve"> Module: AI Insights &amp; Anomaly Detection </w:t>
-        <w:tab/>
-        <w:t xml:space="preserve"> Name: Model Drift Monitoring - Variant 24 </w:t>
-        <w:tab/>
-        <w:t xml:space="preserve"> Id: TC2428 </w:t>
-        <w:tab/>
-        <w:t xml:space="preserve"> Description: Verify accuracy and SLA metrics for Model Drift Monitoring predictive execution </w:t>
-        <w:tab/>
-        <w:t xml:space="preserve"> Precondition: Model checkpoint v2.4 loaded in runtime environment. </w:t>
-        <w:tab/>
-        <w:t xml:space="preserve"> Test Step: 1 </w:t>
-        <w:tab/>
-        <w:t xml:space="preserve"> Test Step Description: Interact with AI insight card component for Model Drift Monitoring </w:t>
-        <w:tab/>
-        <w:t xml:space="preserve"> Test Step Expected Result: Explanation model outputs clear feature contribution breakdown.</w:t>
-      </w:r>
-    </w:p>
-    <w:p>
-      <w:r>
-        <w:tab/>
-        <w:t xml:space="preserve">Work Item ID: 1572 </w:t>
-        <w:tab/>
-        <w:t xml:space="preserve"> Module: Claims Adjudication </w:t>
-        <w:tab/>
-        <w:t xml:space="preserve"> Name: Duplicate Claim Rejection - Variant 25 </w:t>
-        <w:tab/>
-        <w:t xml:space="preserve"> Id: TC2475 </w:t>
-        <w:tab/>
-        <w:t xml:space="preserve"> Description: Verify system handles invalid or missing data during Duplicate Claim Rejection </w:t>
-        <w:tab/>
-        <w:t xml:space="preserve"> Precondition: Inbound EDI 837 claim processing queue online. </w:t>
-        <w:tab/>
-        <w:t xml:space="preserve"> Test Step: 1 </w:t>
-        <w:tab/>
-        <w:t xml:space="preserve"> Test Step Description: Submit claim batch containing edge case scenarios for Duplicate Claim Rejection </w:t>
-        <w:tab/>
-        <w:t xml:space="preserve"> Test Step Expected Result: System flags anomaly and routed claim to review queue instantly.</w:t>
+        <w:t>Dashboard,US-002,User Stats,Medium</w:t>
       </w:r>
     </w:p>
     <w:sectPr>

--- a/text-content.docx
+++ b/text-content.docx
@@ -12,17 +12,709 @@
     </w:p>
     <w:p>
       <w:r>
-        <w:t>Module,User Story ID,Title,Priority</w:t>
+        <w:t>User Guide – Text File to Excel Conversion Workflow</w:t>
       </w:r>
     </w:p>
     <w:p>
       <w:r>
-        <w:t>Authentication,US-001,Login Page,High</w:t>
+        <w:t>Workflow documentation for text file to excel format normalizer</w:t>
       </w:r>
     </w:p>
     <w:p>
       <w:r>
-        <w:t>Dashboard,US-002,User Stats,Medium</w:t>
+        <w:t>1. Overview</w:t>
+      </w:r>
+    </w:p>
+    <w:p>
+      <w:r>
+        <w:t>This document provides a comprehensive user guide for the Text File to Excel Conversion Workflow. The workflow is designed to automate the extraction, transformation, and conversion of structured or semi-structured text file data into Microsoft Excel format.</w:t>
+      </w:r>
+    </w:p>
+    <w:p>
+      <w:r>
+        <w:t>2. Workflow Details</w:t>
+      </w:r>
+    </w:p>
+    <w:p>
+      <w:r>
+        <w:t>Workflow Name: Text to Excel Conversion</w:t>
+      </w:r>
+    </w:p>
+    <w:p>
+      <w:r>
+        <w:t>Workflow Purpose: Convert input text files into formatted Excel spreadsheets</w:t>
+      </w:r>
+    </w:p>
+    <w:p>
+      <w:r>
+        <w:t>Workflow Type: Automated Data Transformation Workflow</w:t>
+      </w:r>
+    </w:p>
+    <w:p>
+      <w:r>
+        <w:t>Supported File Formats: .txt (customizable)</w:t>
+      </w:r>
+    </w:p>
+    <w:p>
+      <w:r>
+        <w:t>Output Format: Microsoft Excel (xlsx) (downloadable)</w:t>
+      </w:r>
+    </w:p>
+    <w:p>
+      <w:r>
+        <w:t>Execution Mode: Manual</w:t>
+      </w:r>
+    </w:p>
+    <w:p>
+      <w:r>
+        <w:t>Expected Output: Structured Excel workbook with mapped columns and formatted data</w:t>
+      </w:r>
+    </w:p>
+    <w:p>
+      <w:r>
+        <w:tab/>
+        <w:t>Workflow ID</w:t>
+      </w:r>
+    </w:p>
+    <w:p>
+      <w:r>
+        <w:tab/>
+        <w:t>Workflow Name</w:t>
+      </w:r>
+    </w:p>
+    <w:p>
+      <w:r>
+        <w:tab/>
+        <w:t>Workflow Actions</w:t>
+      </w:r>
+    </w:p>
+    <w:p>
+      <w:r>
+        <w:tab/>
+        <w:t>Input</w:t>
+      </w:r>
+    </w:p>
+    <w:p>
+      <w:r>
+        <w:tab/>
+        <w:t>Output</w:t>
+      </w:r>
+    </w:p>
+    <w:p/>
+    <w:p>
+      <w:r>
+        <w:tab/>
+        <w:t>17104</w:t>
+      </w:r>
+    </w:p>
+    <w:p/>
+    <w:p>
+      <w:r>
+        <w:tab/>
+        <w:t>Text to Excel Conversion 2</w:t>
+      </w:r>
+    </w:p>
+    <w:p>
+      <w:r>
+        <w:tab/>
+        <w:t>Convert input text files into formatted Excel spreadsheets</w:t>
+      </w:r>
+    </w:p>
+    <w:p>
+      <w:r>
+        <w:tab/>
+        <w:t>Text File</w:t>
+      </w:r>
+    </w:p>
+    <w:p>
+      <w:r>
+        <w:tab/>
+        <w:t>.xlsx document</w:t>
+      </w:r>
+    </w:p>
+    <w:p/>
+    <w:p/>
+    <w:p>
+      <w:r>
+        <w:t>3. Agent Details</w:t>
+      </w:r>
+    </w:p>
+    <w:p>
+      <w:r>
+        <w:t>Agent Name: Text To Excel Transformation Agent</w:t>
+      </w:r>
+    </w:p>
+    <w:p>
+      <w:r>
+        <w:t xml:space="preserve">Agent Description: This agent restructures unstructured or semi-structured text into clean Excel spreadsheets and provides users with a direct download link. </w:t>
+      </w:r>
+    </w:p>
+    <w:p>
+      <w:r>
+        <w:t>Execution Permissions: Read/Write access to source and destination folders in GitHub.</w:t>
+      </w:r>
+    </w:p>
+    <w:p>
+      <w:r>
+        <w:t>Monitoring Capability: Workflow execution logs and alert notifications</w:t>
+      </w:r>
+    </w:p>
+    <w:p>
+      <w:r>
+        <w:tab/>
+        <w:t>Agent Name</w:t>
+      </w:r>
+    </w:p>
+    <w:p>
+      <w:r>
+        <w:tab/>
+        <w:t>Mapped Workflow ID</w:t>
+      </w:r>
+    </w:p>
+    <w:p>
+      <w:r>
+        <w:tab/>
+        <w:t>Actions</w:t>
+      </w:r>
+    </w:p>
+    <w:p>
+      <w:r>
+        <w:tab/>
+        <w:t>Outputs</w:t>
+      </w:r>
+    </w:p>
+    <w:p>
+      <w:r>
+        <w:tab/>
+        <w:t>Tools Used</w:t>
+      </w:r>
+    </w:p>
+    <w:p>
+      <w:r>
+        <w:tab/>
+        <w:t>Knowledge Base</w:t>
+      </w:r>
+    </w:p>
+    <w:p/>
+    <w:p>
+      <w:r>
+        <w:tab/>
+        <w:t>Text To Excel Transformation Agent</w:t>
+      </w:r>
+    </w:p>
+    <w:p>
+      <w:r>
+        <w:tab/>
+        <w:t>17104</w:t>
+      </w:r>
+    </w:p>
+    <w:p>
+      <w:r>
+        <w:tab/>
+        <w:t>· File extraction and conversion</w:t>
+      </w:r>
+    </w:p>
+    <w:p>
+      <w:r>
+        <w:tab/>
+        <w:t>.xlsx document</w:t>
+      </w:r>
+    </w:p>
+    <w:p>
+      <w:r>
+        <w:tab/>
+        <w:t>Text-to-Excel Generator</w:t>
+      </w:r>
+    </w:p>
+    <w:p>
+      <w:r>
+        <w:tab/>
+        <w:t>NA</w:t>
+      </w:r>
+    </w:p>
+    <w:p/>
+    <w:p/>
+    <w:p>
+      <w:r>
+        <w:t>4. Tool Details</w:t>
+      </w:r>
+    </w:p>
+    <w:p>
+      <w:r>
+        <w:t>Tool Name: Text-to-Excel Generator</w:t>
+      </w:r>
+    </w:p>
+    <w:p>
+      <w:r>
+        <w:t>Primary Function: Converts raw text content into structured Excel spreadsheets dynamically.</w:t>
+      </w:r>
+    </w:p>
+    <w:p>
+      <w:r>
+        <w:t>Core Processing Engine: Uses Pandas DataFrame Transformation and OpenPyXL Excel generation.</w:t>
+      </w:r>
+    </w:p>
+    <w:p>
+      <w:r>
+        <w:t>Dynamic Header Detection: Automatically identifies delimiters such as pipe (|) and comma (,).</w:t>
+      </w:r>
+    </w:p>
+    <w:p>
+      <w:r>
+        <w:t>JSON Parsing Capability: Supports valid and malformed JSON structure recovery using heuristic repair logic.</w:t>
+      </w:r>
+    </w:p>
+    <w:p>
+      <w:r>
+        <w:t>Fallback Extraction Logic: Uses regex-based key-value extraction when standard JSON parsing fails.</w:t>
+      </w:r>
+    </w:p>
+    <w:p>
+      <w:r>
+        <w:t>Multi-line Record Handling: Merges broken or wrapped text lines into the correct data rows.</w:t>
+      </w:r>
+    </w:p>
+    <w:p>
+      <w:r>
+        <w:t>Schema Matrix Normalization: Dynamically aligns parent-child row structures into tabular format.</w:t>
+      </w:r>
+    </w:p>
+    <w:p>
+      <w:r>
+        <w:t>GitHub Integration: Uploads generated Excel files directly into a specified GitHub repository using GitHub REST API.</w:t>
+      </w:r>
+    </w:p>
+    <w:p>
+      <w:r>
+        <w:t>Authentication Method: Uses GitHub Personal Access Token (PAT) for secure repository access.</w:t>
+      </w:r>
+    </w:p>
+    <w:p>
+      <w:r>
+        <w:t>Supported Output Format: Microsoft Excel (.xlsx).</w:t>
+      </w:r>
+    </w:p>
+    <w:p>
+      <w:r>
+        <w:t>Error Handling: Detects empty content, invalid layouts, GitHub upload failures, and transformation exceptions.</w:t>
+      </w:r>
+    </w:p>
+    <w:p>
+      <w:r>
+        <w:t>Libraries Used: Pandas, Requests, OpenPyXL, Pydantic, Base64, Regex (re), JSON.</w:t>
+      </w:r>
+    </w:p>
+    <w:p>
+      <w:r>
+        <w:t>Logging Utility: Captures execution logs and error details</w:t>
+      </w:r>
+    </w:p>
+    <w:p>
+      <w:r>
+        <w:t>5. Input Parameters</w:t>
+      </w:r>
+    </w:p>
+    <w:p>
+      <w:r>
+        <w:t>The following parameters are required before executing the workflow:</w:t>
+      </w:r>
+    </w:p>
+    <w:p>
+      <w:r>
+        <w:tab/>
+        <w:t>Parameter</w:t>
+      </w:r>
+    </w:p>
+    <w:p>
+      <w:r>
+        <w:tab/>
+        <w:t>Description</w:t>
+      </w:r>
+    </w:p>
+    <w:p>
+      <w:r>
+        <w:tab/>
+        <w:t>Example</w:t>
+      </w:r>
+    </w:p>
+    <w:p/>
+    <w:p>
+      <w:r>
+        <w:tab/>
+        <w:t>Input text file</w:t>
+      </w:r>
+    </w:p>
+    <w:p>
+      <w:r>
+        <w:tab/>
+        <w:t>Text file input file to be uploaded</w:t>
+      </w:r>
+    </w:p>
+    <w:p>
+      <w:r>
+        <w:tab/>
+        <w:t>data.txt uploaded as workflow input</w:t>
+      </w:r>
+    </w:p>
+    <w:p/>
+    <w:p>
+      <w:r>
+        <w:tab/>
+        <w:t>GitHub token</w:t>
+      </w:r>
+    </w:p>
+    <w:p>
+      <w:r>
+        <w:tab/>
+        <w:t>Access token for GitHub</w:t>
+      </w:r>
+    </w:p>
+    <w:p>
+      <w:r>
+        <w:tab/>
+        <w:t>ghp_L3wDyRoieUYLZ49hPKt</w:t>
+      </w:r>
+    </w:p>
+    <w:p/>
+    <w:p>
+      <w:r>
+        <w:tab/>
+        <w:t>GitHub Repo Owner</w:t>
+      </w:r>
+    </w:p>
+    <w:p>
+      <w:r>
+        <w:tab/>
+        <w:t>Owner name for the GitHub repo</w:t>
+      </w:r>
+    </w:p>
+    <w:p>
+      <w:r>
+        <w:tab/>
+        <w:t>NavneetBN47</w:t>
+      </w:r>
+    </w:p>
+    <w:p/>
+    <w:p>
+      <w:r>
+        <w:tab/>
+        <w:t>GitHub Repo Name</w:t>
+      </w:r>
+    </w:p>
+    <w:p>
+      <w:r>
+        <w:tab/>
+        <w:t>Repository name</w:t>
+      </w:r>
+    </w:p>
+    <w:p>
+      <w:r>
+        <w:tab/>
+        <w:t>testX</w:t>
+      </w:r>
+    </w:p>
+    <w:p/>
+    <w:p>
+      <w:r>
+        <w:tab/>
+        <w:t>Output file Name</w:t>
+      </w:r>
+    </w:p>
+    <w:p>
+      <w:r>
+        <w:tab/>
+        <w:t>Required name for the downloadable excel file</w:t>
+      </w:r>
+    </w:p>
+    <w:p>
+      <w:r>
+        <w:tab/>
+        <w:t>Testcases (no suffix required)</w:t>
+      </w:r>
+    </w:p>
+    <w:p/>
+    <w:p/>
+    <w:p/>
+    <w:p/>
+    <w:p>
+      <w:r>
+        <w:t>6. Prerequisites</w:t>
+      </w:r>
+    </w:p>
+    <w:p>
+      <w:r>
+        <w:t xml:space="preserve">AAVA int 2.0 access </w:t>
+      </w:r>
+    </w:p>
+    <w:p>
+      <w:r>
+        <w:t>Access to Quality Engineering realm.</w:t>
+      </w:r>
+    </w:p>
+    <w:p>
+      <w:r>
+        <w:t>GitHub repository setup.</w:t>
+      </w:r>
+    </w:p>
+    <w:p>
+      <w:r>
+        <w:t>User must have access permissions to input/output directories.</w:t>
+      </w:r>
+    </w:p>
+    <w:p>
+      <w:r>
+        <w:t>Microsoft Excel or compatible spreadsheet software should be available for validation.</w:t>
+      </w:r>
+    </w:p>
+    <w:p>
+      <w:r>
+        <w:t>7. Execution Steps</w:t>
+      </w:r>
+    </w:p>
+    <w:p>
+      <w:r>
+        <w:t>Place the source text file in the configured input directory of the workflow.</w:t>
+      </w:r>
+    </w:p>
+    <w:p>
+      <w:r>
+        <w:t>Provide required input parameters and execute.</w:t>
+      </w:r>
+    </w:p>
+    <w:p>
+      <w:r>
+        <w:t>Monitor execution logs for successful completion.</w:t>
+      </w:r>
+    </w:p>
+    <w:p>
+      <w:r>
+        <w:t>Verify generated Excel output by downloading from the URL provided in the workflow output.</w:t>
+      </w:r>
+    </w:p>
+    <w:p>
+      <w:r>
+        <w:t>8. Error Handling &amp; Troubleshooting</w:t>
+      </w:r>
+    </w:p>
+    <w:p>
+      <w:r>
+        <w:t>Invalid file format – Ensure the source file is supported</w:t>
+      </w:r>
+    </w:p>
+    <w:p>
+      <w:r>
+        <w:t>Permission denied – Verify folder access permissions.</w:t>
+      </w:r>
+    </w:p>
+    <w:p>
+      <w:r>
+        <w:t>Empty output file – Validate source file contents.</w:t>
+      </w:r>
+    </w:p>
+    <w:p>
+      <w:r>
+        <w:t>Workflow failure – Review execution logs for detailed error messages</w:t>
+      </w:r>
+    </w:p>
+    <w:p>
+      <w:r>
+        <w:t>Common failure RCA – Ensure tool attachment in agent, verify repository access and token expiry.</w:t>
+      </w:r>
+    </w:p>
+    <w:p/>
+    <w:p>
+      <w:r>
+        <w:t>9. Example Execution Details</w:t>
+      </w:r>
+    </w:p>
+    <w:p>
+      <w:r>
+        <w:t>Execution ID : 740e7f859-3ff9-464a-aded-8c25e077c353</w:t>
+      </w:r>
+    </w:p>
+    <w:p>
+      <w:r>
+        <w:t>Execution logs : AAVA Launchpad – AI Agent Platform by Ascendion</w:t>
+      </w:r>
+    </w:p>
+    <w:p>
+      <w:r>
+        <w:t xml:space="preserve">Input file : </w:t>
+      </w:r>
+    </w:p>
+    <w:p/>
+    <w:p/>
+    <w:p>
+      <w:r>
+        <w:t xml:space="preserve">Output file : </w:t>
+      </w:r>
+    </w:p>
+    <w:p/>
+    <w:p/>
+    <w:p/>
+    <w:p>
+      <w:r>
+        <w:t>testcases  delimited.txt</w:t>
+      </w:r>
+    </w:p>
+    <w:p>
+      <w:r>
+        <w:t>Scenario ID|Scenario Title|Test Case ID|Test Case Title|Preconditions|Test Type|Automation Feasible|Test Data|Step #|Test Step Description|Expected Result</w:t>
+      </w:r>
+    </w:p>
+    <w:p>
+      <w:r>
+        <w:t>TC001|US32275|Plan Recommendation|Verify side-by-side plan comparison|User is logged into the CareSource enrollment portal and has completed the health needs questionnaire|Functional|Yes|User with completed profile and at least two recommended plans|1|Navigate to plan recommendation page|System displays side-by-side comparison of at least two plans highlighting premiums, deductibles, co-pays, out-of-pocket maximums, and coverage for specified medications and doctors</w:t>
+      </w:r>
+    </w:p>
+    <w:p>
+      <w:r>
+        <w:t>||||||||2|Review plan features and select a plan|Selected plan is highlighted and user can proceed to enrollment</w:t>
+      </w:r>
+    </w:p>
+    <w:p>
+      <w:r>
+        <w:t>TC002|US32275|Plan Recommendation|Verify navigation to enrollment after plan selection|User is on the plan comparison page|Functional|Yes|User with at least one recommended plan|1|Select a plan and click 'Enroll'|System transitions to the enrollment process with the chosen plan pre-selected</w:t>
+      </w:r>
+    </w:p>
+    <w:p>
+      <w:r>
+        <w:t>TC003|US32275|Plan Recommendation|Negative - No recommended plans|User has completed health needs but no plans match criteria|Negative|Yes|User with uncommon criteria resulting in no matches|1|Navigate to plan recommendation page|System displays a message: "No plans match your criteria. Please adjust your preferences."</w:t>
+      </w:r>
+    </w:p>
+    <w:p>
+      <w:r>
+        <w:t>TC004|US32275|Plan Recommendation|Edge - Maximum number of plans|User qualifies for 10+ plans|Edge|Yes|User with broad criteria resulting in maximum recommendations|1|Navigate to plan recommendation page|System displays all recommended plans in a scrollable, readable format without UI breakage</w:t>
+      </w:r>
+    </w:p>
+    <w:p>
+      <w:r>
+        <w:t>TC005|US32274|Plan Personalization|Verify member can input medications and providers|User is authenticated|Functional|Yes|Medication: Metformin 500mg, Provider: Dr. Smith|1|Navigate to health needs input page|System displays input fields for medications and providers</w:t>
+      </w:r>
+    </w:p>
+    <w:p>
+      <w:r>
+        <w:t>||||||||2|Enter medication and provider information and submit|System accepts input, validates data, and confirms successful entry</w:t>
+      </w:r>
+    </w:p>
+    <w:p>
+      <w:r>
+        <w:t>TC006|US32274|Plan Personalization|Verify financial preference input|User is authenticated|Functional|Yes|Premium: $200, Deductible: $1000, OOP Max: $5000|1|Navigate to financial preferences section|System displays fields for premium, deductible, and out-of-pocket maximum</w:t>
+      </w:r>
+    </w:p>
+    <w:p>
+      <w:r>
+        <w:t>||||||||2|Enter preferences and submit|System saves preferences and updates recommendation criteria</w:t>
+      </w:r>
+    </w:p>
+    <w:p>
+      <w:r>
+        <w:t>TC007|US32274|Plan Personalization|Negative - Invalid medication entry|User is authenticated|Negative|Yes|Medication: "" (blank entry)|1|Leave medication field blank and submit|System displays error: "Medication name required"</w:t>
+      </w:r>
+    </w:p>
+    <w:p>
+      <w:r>
+        <w:t>TC008|US32274|Plan Personalization|Edge - Large medication list|User is authenticated|Edge|Yes|Medication: 20+ entries|1|Enter 20+ medications and submit|System accepts all entries and processes recommendations without error</w:t>
+      </w:r>
+    </w:p>
+    <w:p>
+      <w:r>
+        <w:t>TC009|US32273|Guided Enrollment|Verify guided workflow for plan selection|User is a prospective member|Functional|Yes|Health: Asthma, PCP: Dr. Lee, Premium: $150|1|Start guided enrollment|System prompts for health data, provider, and financial preferences in sequence</w:t>
+      </w:r>
+    </w:p>
+    <w:p>
+      <w:r>
+        <w:t>||||||||2|Complete all steps and submit|System generates and displays personalized plan recommendations with comparison tool</w:t>
+      </w:r>
+    </w:p>
+    <w:p>
+      <w:r>
+        <w:t>TC010|US32273|Guided Enrollment|Negative - Missing required fields|User is a prospective member|Negative|Yes|Omit required health data|1|Attempt to proceed without entering all required fields|System displays validation errors for missing fields</w:t>
+      </w:r>
+    </w:p>
+    <w:p>
+      <w:r>
+        <w:t>TC011|US32273|Guided Enrollment|Edge - Extreme cost preferences|User is a prospective member|Edge|Yes|Premium: $0, Deductible: $0|1|Enter extreme values and submit|System processes and displays only plans meeting criteria, or a message if none available</w:t>
+      </w:r>
+    </w:p>
+    <w:p>
+      <w:r>
+        <w:t>TC012|US31822|Demographic Input|Verify demographic and health needs input|User is a prospective member|Functional|Yes|Age: 40, Location: OH, Doctor: Dr. Adams, Medication: Lisinopril|1|Navigate to demographic input page|System displays fields for age, location, doctors, medications</w:t>
+      </w:r>
+    </w:p>
+    <w:p>
+      <w:r>
+        <w:t>||||||||2|Enter data and submit|System validates and accepts input, proceeding to recommendations</w:t>
+      </w:r>
+    </w:p>
+    <w:p>
+      <w:r>
+        <w:t>TC013|US31822|Demographic Input|Negative - Invalid age|User is a prospective member|Negative|Yes|Age: -1|1|Enter invalid age and submit|System displays error: "Invalid age"</w:t>
+      </w:r>
+    </w:p>
+    <w:p>
+      <w:r>
+        <w:t>TC014|US31822|Demographic Input|Edge - Maximum field length|User is a prospective member|Edge|Yes|Doctor name: 100+ characters|1|Enter maximum length for doctor name and submit|System accepts or displays appropriate error without crashing</w:t>
+      </w:r>
+    </w:p>
+    <w:p>
+      <w:r>
+        <w:t>TC015|US32306|Profile|Verify profile view|User is logged in|Functional|Yes|User with profile data|1|Navigate to profile page|System displays correct profile information</w:t>
+      </w:r>
+    </w:p>
+    <w:p>
+      <w:r>
+        <w:t>TC016|US32307|Settings|Verify settings update|User is logged in|Functional|Yes|New notification preference|1|Go to settings, change preference, save|System updates and confirms setting change</w:t>
+      </w:r>
+    </w:p>
+    <w:p>
+      <w:r>
+        <w:t>TC017|US32308|Transaction History|Verify transaction history view|User is logged in|Functional|Yes|User with transaction history|1|Navigate to transaction history|System displays all past transactions</w:t>
+      </w:r>
+    </w:p>
+    <w:p>
+      <w:r>
+        <w:t>TC018|US32309|Search and Filter|Verify data search and filter|User is logged in|Functional|Yes|Search: "Diabetes", Filter: Date range|1|Enter search term and filter|System returns correct filtered data</w:t>
+      </w:r>
+    </w:p>
+    <w:p>
+      <w:r>
+        <w:t>TC019|US32310|Export Reports|Verify report export|User is logged in|Functional|Yes|Report: Claims|1|Click export on claims report|System downloads report in selected format</w:t>
+      </w:r>
+    </w:p>
+    <w:p>
+      <w:r>
+        <w:t>TC020|US32311|User Permissions|Verify permission management|Admin user logged in|Functional|Yes|Assign 'Editor' to user X|1|Navigate to permissions, assign role|System saves and reflects new permission</w:t>
+      </w:r>
+    </w:p>
+    <w:p>
+      <w:r>
+        <w:t>TC021|US32312|System Logs|Verify system log view|Admin user logged in|Functional|Yes|Any log record|1|Navigate to system logs|System displays logs with timestamp, user, action</w:t>
+      </w:r>
+    </w:p>
+    <w:p>
+      <w:r>
+        <w:t>TC022|US32304|Password Reset|Verify password reset|User on login page|Functional|Yes|Registered email|1|Click 'Forgot Password', enter email|System sends reset link to email</w:t>
+      </w:r>
+    </w:p>
+    <w:p>
+      <w:r>
+        <w:t>TC023|US32305|Two-Factor Authentication|Verify 2FA enablement|User is logged in|Functional|Yes|Valid phone number|1|Navigate to security, enable 2FA|System sends code and confirms setup</w:t>
+      </w:r>
+    </w:p>
+    <w:p>
+      <w:r>
+        <w:t>TC024|US32303|Login|Verify email login|User is registered|Functional|Yes|Valid email/password|1|Enter credentials, click login|System authenticates and redirects to dashboard</w:t>
+      </w:r>
+    </w:p>
+    <w:p>
+      <w:r>
+        <w:t>TC025|US32983|NEW STORY TETS|Basic smoke test|System available|Functional|Yes|N/A|1|Access feature|Feature loads without error</w:t>
+      </w:r>
+    </w:p>
+    <w:p>
+      <w:r>
+        <w:t>TC026|US32744|member 1|Basic smoke test|System available|Functional|Yes|N/A|1|Access feature|Feature loads without error</w:t>
       </w:r>
     </w:p>
     <w:sectPr>

--- a/text-content.docx
+++ b/text-content.docx
@@ -12,709 +12,5678 @@
     </w:p>
     <w:p>
       <w:r>
-        <w:t>User Guide – Text File to Excel Conversion Workflow</w:t>
+        <w:tab/>
+        <w:t xml:space="preserve">Work Item ID: 1572 </w:t>
+        <w:tab/>
+        <w:t xml:space="preserve"> Module: Claims Adjudication </w:t>
+        <w:tab/>
+        <w:t xml:space="preserve"> Name: EOB Document Generation - Variant 23 </w:t>
+        <w:tab/>
+        <w:t xml:space="preserve"> Id: TC1371 </w:t>
+        <w:tab/>
+        <w:t xml:space="preserve"> Description: Verify system handles invalid or missing data during EOB Document Generation </w:t>
+        <w:tab/>
+        <w:t xml:space="preserve"> Precondition: Inbound EDI 837 claim processing queue online. </w:t>
+        <w:tab/>
+        <w:t xml:space="preserve"> Test Step: 1 </w:t>
+        <w:tab/>
+        <w:t xml:space="preserve"> Test Step Description: Submit claim batch containing edge case scenarios for EOB Document Generation </w:t>
+        <w:tab/>
+        <w:t xml:space="preserve"> Test Step Expected Result: System flags anomaly and routed claim to review queue instantly.</w:t>
       </w:r>
     </w:p>
     <w:p>
       <w:r>
-        <w:t>Workflow documentation for text file to excel format normalizer</w:t>
+        <w:tab/>
+        <w:t xml:space="preserve">Work Item ID: 1572 </w:t>
+        <w:tab/>
+        <w:t xml:space="preserve"> Module: Claims Adjudication </w:t>
+        <w:tab/>
+        <w:t xml:space="preserve"> Name: Interest Penalty Calculation - Variant 11 </w:t>
+        <w:tab/>
+        <w:t xml:space="preserve"> Id: TC0699 </w:t>
+        <w:tab/>
+        <w:t xml:space="preserve"> Description: Verify system handles invalid or missing data during Interest Penalty Calculation </w:t>
+        <w:tab/>
+        <w:t xml:space="preserve"> Precondition: Inbound EDI 837 claim processing queue online. </w:t>
+        <w:tab/>
+        <w:t xml:space="preserve"> Test Step: 1 </w:t>
+        <w:tab/>
+        <w:t xml:space="preserve"> Test Step Description: Submit claim batch containing edge case scenarios for Interest Penalty Calculation </w:t>
+        <w:tab/>
+        <w:t xml:space="preserve"> Test Step Expected Result: System flags anomaly and routed claim to review queue instantly.</w:t>
       </w:r>
     </w:p>
     <w:p>
       <w:r>
-        <w:t>1. Overview</w:t>
+        <w:tab/>
+        <w:t xml:space="preserve">Work Item ID: 1572 </w:t>
+        <w:tab/>
+        <w:t xml:space="preserve"> Module: Claims Adjudication </w:t>
+        <w:tab/>
+        <w:t xml:space="preserve"> Name: Provider NPI Verification - Variant 11 </w:t>
+        <w:tab/>
+        <w:t xml:space="preserve"> Id: TC0678 </w:t>
+        <w:tab/>
+        <w:t xml:space="preserve"> Description: Verify claims rules engine properly calculates Provider NPI Verification </w:t>
+        <w:tab/>
+        <w:t xml:space="preserve"> Precondition: Member eligibility database active and updated. </w:t>
+        <w:tab/>
+        <w:t xml:space="preserve"> Test Step: 1 </w:t>
+        <w:tab/>
+        <w:t xml:space="preserve"> Test Step Description: Trigger automated rules evaluation pipeline for Provider NPI Verification </w:t>
+        <w:tab/>
+        <w:t xml:space="preserve"> Test Step Expected Result: Claim status transitions to expected terminal state with proper reason code.</w:t>
       </w:r>
     </w:p>
     <w:p>
       <w:r>
-        <w:t>This document provides a comprehensive user guide for the Text File to Excel Conversion Workflow. The workflow is designed to automate the extraction, transformation, and conversion of structured or semi-structured text file data into Microsoft Excel format.</w:t>
+        <w:tab/>
+        <w:t xml:space="preserve">Work Item ID: 1571 </w:t>
+        <w:tab/>
+        <w:t xml:space="preserve"> Module: Patient Portal Appointments </w:t>
+        <w:tab/>
+        <w:t xml:space="preserve"> Name: Location Map View - Variant 4 </w:t>
+        <w:tab/>
+        <w:t xml:space="preserve"> Id: TC0242 </w:t>
+        <w:tab/>
+        <w:t xml:space="preserve"> Description: Verify behavior of Location Map View under standard network load conditions </w:t>
+        <w:tab/>
+        <w:t xml:space="preserve"> Precondition: Database populated with active patient appointment records. </w:t>
+        <w:tab/>
+        <w:t xml:space="preserve"> Test Step: 1 </w:t>
+        <w:tab/>
+        <w:t xml:space="preserve"> Test Step Description: Select the target option from 'My Appointments' view for Location Map View </w:t>
+        <w:tab/>
+        <w:t xml:space="preserve"> Test Step Expected Result: Correct data visual tags render cleanly without page overflow.</w:t>
       </w:r>
     </w:p>
     <w:p>
       <w:r>
-        <w:t>2. Workflow Details</w:t>
+        <w:tab/>
+        <w:t xml:space="preserve">Work Item ID: 1573 </w:t>
+        <w:tab/>
+        <w:t xml:space="preserve"> Module: AI Insights &amp; Anomaly Detection </w:t>
+        <w:tab/>
+        <w:t xml:space="preserve"> Name: Alert Dismissal Persistence - Variant 12 </w:t>
+        <w:tab/>
+        <w:t xml:space="preserve"> Id: TC0736 </w:t>
+        <w:tab/>
+        <w:t xml:space="preserve"> Description: Verify accuracy and SLA metrics for Alert Dismissal Persistence predictive execution </w:t>
+        <w:tab/>
+        <w:t xml:space="preserve"> Precondition: Model checkpoint v2.4 loaded in runtime environment. </w:t>
+        <w:tab/>
+        <w:t xml:space="preserve"> Test Step: 1 </w:t>
+        <w:tab/>
+        <w:t xml:space="preserve"> Test Step Description: Interact with AI insight card component for Alert Dismissal Persistence </w:t>
+        <w:tab/>
+        <w:t xml:space="preserve"> Test Step Expected Result: Explanation model outputs clear feature contribution breakdown.</w:t>
       </w:r>
     </w:p>
     <w:p>
       <w:r>
-        <w:t>Workflow Name: Text to Excel Conversion</w:t>
+        <w:tab/>
+        <w:t xml:space="preserve">Work Item ID: 1573 </w:t>
+        <w:tab/>
+        <w:t xml:space="preserve"> Module: AI Insights &amp; Anomaly Detection </w:t>
+        <w:tab/>
+        <w:t xml:space="preserve"> Name: Cost Spike Detection - Variant 19 </w:t>
+        <w:tab/>
+        <w:t xml:space="preserve"> Id: TC1129 </w:t>
+        <w:tab/>
+        <w:t xml:space="preserve"> Description: Verify AI pipeline capabilities when processing Cost Spike Detection </w:t>
+        <w:tab/>
+        <w:t xml:space="preserve"> Precondition: AI predictive inference service active. </w:t>
+        <w:tab/>
+        <w:t xml:space="preserve"> Test Step: 1 </w:t>
+        <w:tab/>
+        <w:t xml:space="preserve"> Test Step Description: Inject sample telemetry dataset into stream to evaluate Cost Spike Detection </w:t>
+        <w:tab/>
+        <w:t xml:space="preserve"> Test Step Expected Result: AI processing layer identifies pattern and updates UI cards within SLA.</w:t>
       </w:r>
     </w:p>
     <w:p>
       <w:r>
-        <w:t>Workflow Purpose: Convert input text files into formatted Excel spreadsheets</w:t>
+        <w:tab/>
+        <w:t xml:space="preserve">Work Item ID: 1572 </w:t>
+        <w:tab/>
+        <w:t xml:space="preserve"> Module: Claims Adjudication </w:t>
+        <w:tab/>
+        <w:t xml:space="preserve"> Name: Maximum Out-of-Pocket Cap - Variant 22 </w:t>
+        <w:tab/>
+        <w:t xml:space="preserve"> Id: TC1344 </w:t>
+        <w:tab/>
+        <w:t xml:space="preserve"> Description: Verify system flags exception when Maximum Out-of-Pocket Cap criteria are met </w:t>
+        <w:tab/>
+        <w:t xml:space="preserve"> Precondition: Fee schedule table configured in runtime memory. </w:t>
+        <w:tab/>
+        <w:t xml:space="preserve"> Test Step: 1 </w:t>
+        <w:tab/>
+        <w:t xml:space="preserve"> Test Step Description: Inspect adjudication output parameters for Maximum Out-of-Pocket Cap </w:t>
+        <w:tab/>
+        <w:t xml:space="preserve"> Test Step Expected Result: Financial liability split correctly between member and plan.</w:t>
       </w:r>
     </w:p>
     <w:p>
       <w:r>
-        <w:t>Workflow Type: Automated Data Transformation Workflow</w:t>
+        <w:tab/>
+        <w:t xml:space="preserve">Work Item ID: 1573 </w:t>
+        <w:tab/>
+        <w:t xml:space="preserve"> Module: AI Insights &amp; Anomaly Detection </w:t>
+        <w:tab/>
+        <w:t xml:space="preserve"> Name: Automated Summary Generation - Variant 4 </w:t>
+        <w:tab/>
+        <w:t xml:space="preserve"> Id: TC0277 </w:t>
+        <w:tab/>
+        <w:t xml:space="preserve"> Description: Verify AI pipeline capabilities when processing Automated Summary Generation </w:t>
+        <w:tab/>
+        <w:t xml:space="preserve"> Precondition: AI predictive inference service active. </w:t>
+        <w:tab/>
+        <w:t xml:space="preserve"> Test Step: 1 </w:t>
+        <w:tab/>
+        <w:t xml:space="preserve"> Test Step Description: Inject sample telemetry dataset into stream to evaluate Automated Summary Generation </w:t>
+        <w:tab/>
+        <w:t xml:space="preserve"> Test Step Expected Result: AI processing layer identifies pattern and updates UI cards within SLA.</w:t>
       </w:r>
     </w:p>
     <w:p>
       <w:r>
-        <w:t>Supported File Formats: .txt (customizable)</w:t>
+        <w:tab/>
+        <w:t xml:space="preserve">Work Item ID: 1572 </w:t>
+        <w:tab/>
+        <w:t xml:space="preserve"> Module: Claims Adjudication </w:t>
+        <w:tab/>
+        <w:t xml:space="preserve"> Name: Provider NPI Verification - Variant 8 </w:t>
+        <w:tab/>
+        <w:t xml:space="preserve"> Id: TC0498 </w:t>
+        <w:tab/>
+        <w:t xml:space="preserve"> Description: Verify claims rules engine properly calculates Provider NPI Verification </w:t>
+        <w:tab/>
+        <w:t xml:space="preserve"> Precondition: Member eligibility database active and updated. </w:t>
+        <w:tab/>
+        <w:t xml:space="preserve"> Test Step: 1 </w:t>
+        <w:tab/>
+        <w:t xml:space="preserve"> Test Step Description: Trigger automated rules evaluation pipeline for Provider NPI Verification </w:t>
+        <w:tab/>
+        <w:t xml:space="preserve"> Test Step Expected Result: Claim status transitions to expected terminal state with proper reason code.</w:t>
       </w:r>
     </w:p>
     <w:p>
       <w:r>
-        <w:t>Output Format: Microsoft Excel (xlsx) (downloadable)</w:t>
+        <w:tab/>
+        <w:t xml:space="preserve">Work Item ID: 1573 </w:t>
+        <w:tab/>
+        <w:t xml:space="preserve"> Module: AI Insights &amp; Anomaly Detection </w:t>
+        <w:tab/>
+        <w:t xml:space="preserve"> Name: Predictive No-Show Score - Variant 7 </w:t>
+        <w:tab/>
+        <w:t xml:space="preserve"> Id: TC0406 </w:t>
+        <w:tab/>
+        <w:t xml:space="preserve"> Description: Verify dashboard UI component displays output from Predictive No-Show Score </w:t>
+        <w:tab/>
+        <w:t xml:space="preserve"> Precondition: Historical baseline metrics ingested and indexed. </w:t>
+        <w:tab/>
+        <w:t xml:space="preserve"> Test Step: 1 </w:t>
+        <w:tab/>
+        <w:t xml:space="preserve"> Test Step Description: Trigger dashboard refresh and monitor response latency for Predictive No-Show Score </w:t>
+        <w:tab/>
+        <w:t xml:space="preserve"> Test Step Expected Result: Visualization widget renders top trends with accurate confidence scores.</w:t>
       </w:r>
     </w:p>
     <w:p>
       <w:r>
-        <w:t>Execution Mode: Manual</w:t>
+        <w:tab/>
+        <w:t xml:space="preserve">Work Item ID: 1571 </w:t>
+        <w:tab/>
+        <w:t xml:space="preserve"> Module: Patient Portal Appointments </w:t>
+        <w:tab/>
+        <w:t xml:space="preserve"> Name: Telehealth Link Generation - Variant 9 </w:t>
+        <w:tab/>
+        <w:t xml:space="preserve"> Id: TC0545 </w:t>
+        <w:tab/>
+        <w:t xml:space="preserve"> Description: Verify that Telehealth Link Generation operates correctly when loaded by patient user </w:t>
+        <w:tab/>
+        <w:t xml:space="preserve"> Precondition: Patient user logged in with valid session token. </w:t>
+        <w:tab/>
+        <w:t xml:space="preserve"> Test Step: 1 </w:t>
+        <w:tab/>
+        <w:t xml:space="preserve"> Test Step Description: Navigate to the Patient Portal dashboard and trigger Telehealth Link Generation </w:t>
+        <w:tab/>
+        <w:t xml:space="preserve"> Test Step Expected Result: System successfully processes request and updates UI state within 2 seconds.</w:t>
       </w:r>
     </w:p>
     <w:p>
       <w:r>
-        <w:t>Expected Output: Structured Excel workbook with mapped columns and formatted data</w:t>
+        <w:tab/>
+        <w:t xml:space="preserve">Work Item ID: 1573 </w:t>
+        <w:tab/>
+        <w:t xml:space="preserve"> Module: AI Insights &amp; Anomaly Detection </w:t>
+        <w:tab/>
+        <w:t xml:space="preserve"> Name: Historical Baseline Comparison - Variant 19 </w:t>
+        <w:tab/>
+        <w:t xml:space="preserve"> Id: TC1162 </w:t>
+        <w:tab/>
+        <w:t xml:space="preserve"> Description: Verify dashboard UI component displays output from Historical Baseline Comparison </w:t>
+        <w:tab/>
+        <w:t xml:space="preserve"> Precondition: Historical baseline metrics ingested and indexed. </w:t>
+        <w:tab/>
+        <w:t xml:space="preserve"> Test Step: 1 </w:t>
+        <w:tab/>
+        <w:t xml:space="preserve"> Test Step Description: Trigger dashboard refresh and monitor response latency for Historical Baseline Comparison </w:t>
+        <w:tab/>
+        <w:t xml:space="preserve"> Test Step Expected Result: Visualization widget renders top trends with accurate confidence scores.</w:t>
       </w:r>
     </w:p>
     <w:p>
       <w:r>
         <w:tab/>
-        <w:t>Workflow ID</w:t>
+        <w:t xml:space="preserve">Work Item ID: 1571 </w:t>
+        <w:tab/>
+        <w:t xml:space="preserve"> Module: Patient Portal Appointments </w:t>
+        <w:tab/>
+        <w:t xml:space="preserve"> Name: Reschedule Request - Variant 16 </w:t>
+        <w:tab/>
+        <w:t xml:space="preserve"> Id: TC0956 </w:t>
+        <w:tab/>
+        <w:t xml:space="preserve"> Description: Verify edge case data handling during Reschedule Request execution </w:t>
+        <w:tab/>
+        <w:t xml:space="preserve"> Precondition: User profile settings configured with default preferences. </w:t>
+        <w:tab/>
+        <w:t xml:space="preserve"> Test Step: 1 </w:t>
+        <w:tab/>
+        <w:t xml:space="preserve"> Test Step Description: Submit the request form and observe screen update for Reschedule Request </w:t>
+        <w:tab/>
+        <w:t xml:space="preserve"> Test Step Expected Result: System logs action correctly and maintains complete session data integrity.</w:t>
       </w:r>
     </w:p>
     <w:p>
       <w:r>
         <w:tab/>
-        <w:t>Workflow Name</w:t>
+        <w:t xml:space="preserve">Work Item ID: 1573 </w:t>
+        <w:tab/>
+        <w:t xml:space="preserve"> Module: AI Insights &amp; Anomaly Detection </w:t>
+        <w:tab/>
+        <w:t xml:space="preserve"> Name: Historical Baseline Comparison - Variant 18 </w:t>
+        <w:tab/>
+        <w:t xml:space="preserve"> Id: TC1102 </w:t>
+        <w:tab/>
+        <w:t xml:space="preserve"> Description: Verify dashboard UI component displays output from Historical Baseline Comparison </w:t>
+        <w:tab/>
+        <w:t xml:space="preserve"> Precondition: Historical baseline metrics ingested and indexed. </w:t>
+        <w:tab/>
+        <w:t xml:space="preserve"> Test Step: 1 </w:t>
+        <w:tab/>
+        <w:t xml:space="preserve"> Test Step Description: Trigger dashboard refresh and monitor response latency for Historical Baseline Comparison </w:t>
+        <w:tab/>
+        <w:t xml:space="preserve"> Test Step Expected Result: Visualization widget renders top trends with accurate confidence scores.</w:t>
       </w:r>
     </w:p>
     <w:p>
       <w:r>
         <w:tab/>
-        <w:t>Workflow Actions</w:t>
+        <w:t xml:space="preserve">Work Item ID: 1573 </w:t>
+        <w:tab/>
+        <w:t xml:space="preserve"> Module: AI Insights &amp; Anomaly Detection </w:t>
+        <w:tab/>
+        <w:t xml:space="preserve"> Name: Anomaly Detection Alert </w:t>
+        <w:tab/>
+        <w:t xml:space="preserve"> Id: TC002 </w:t>
+        <w:tab/>
+        <w:t xml:space="preserve"> Description: Verify alert generation SLA when a product metric deviates from historical distribution boundaries </w:t>
+        <w:tab/>
+        <w:t xml:space="preserve"> Precondition: Pre-trained predictive model cores are fully operational. </w:t>
+        <w:tab/>
+        <w:t xml:space="preserve"> Test Step: 1 </w:t>
+        <w:tab/>
+        <w:t xml:space="preserve"> Test Step Description: Inject anomalous sample data stream into active processing queue paths. </w:t>
+        <w:tab/>
+        <w:t xml:space="preserve"> Test Step Expected Result: AI processing layer intercepts structural boundary exception and sends a system alert UI notification within 2 seconds.</w:t>
       </w:r>
     </w:p>
     <w:p>
       <w:r>
         <w:tab/>
-        <w:t>Input</w:t>
+        <w:t xml:space="preserve">Work Item ID: 1572 </w:t>
+        <w:tab/>
+        <w:t xml:space="preserve"> Module: Claims Adjudication </w:t>
+        <w:tab/>
+        <w:t xml:space="preserve"> Name: Adjustment Code Processing - Variant 21 </w:t>
+        <w:tab/>
+        <w:t xml:space="preserve"> Id: TC1275 </w:t>
+        <w:tab/>
+        <w:t xml:space="preserve"> Description: Verify system handles invalid or missing data during Adjustment Code Processing </w:t>
+        <w:tab/>
+        <w:t xml:space="preserve"> Precondition: Inbound EDI 837 claim processing queue online. </w:t>
+        <w:tab/>
+        <w:t xml:space="preserve"> Test Step: 1 </w:t>
+        <w:tab/>
+        <w:t xml:space="preserve"> Test Step Description: Submit claim batch containing edge case scenarios for Adjustment Code Processing </w:t>
+        <w:tab/>
+        <w:t xml:space="preserve"> Test Step Expected Result: System flags anomaly and routed claim to review queue instantly.</w:t>
       </w:r>
     </w:p>
     <w:p>
       <w:r>
         <w:tab/>
-        <w:t>Output</w:t>
-      </w:r>
-    </w:p>
-    <w:p/>
-    <w:p>
-      <w:r>
-        <w:tab/>
-        <w:t>17104</w:t>
-      </w:r>
-    </w:p>
-    <w:p/>
-    <w:p>
-      <w:r>
-        <w:tab/>
-        <w:t>Text to Excel Conversion 2</w:t>
+        <w:t xml:space="preserve">Work Item ID: 1573 </w:t>
+        <w:tab/>
+        <w:t xml:space="preserve"> Module: AI Insights &amp; Anomaly Detection </w:t>
+        <w:tab/>
+        <w:t xml:space="preserve"> Name: Alert Dismissal Persistence - Variant 8 </w:t>
+        <w:tab/>
+        <w:t xml:space="preserve"> Id: TC0496 </w:t>
+        <w:tab/>
+        <w:t xml:space="preserve"> Description: Verify accuracy and SLA metrics for Alert Dismissal Persistence predictive execution </w:t>
+        <w:tab/>
+        <w:t xml:space="preserve"> Precondition: Model checkpoint v2.4 loaded in runtime environment. </w:t>
+        <w:tab/>
+        <w:t xml:space="preserve"> Test Step: 1 </w:t>
+        <w:tab/>
+        <w:t xml:space="preserve"> Test Step Description: Interact with AI insight card component for Alert Dismissal Persistence </w:t>
+        <w:tab/>
+        <w:t xml:space="preserve"> Test Step Expected Result: Explanation model outputs clear feature contribution breakdown.</w:t>
       </w:r>
     </w:p>
     <w:p>
       <w:r>
         <w:tab/>
-        <w:t>Convert input text files into formatted Excel spreadsheets</w:t>
+        <w:t xml:space="preserve">Work Item ID: 1571 </w:t>
+        <w:tab/>
+        <w:t xml:space="preserve"> Module: Patient Portal Appointments </w:t>
+        <w:tab/>
+        <w:t xml:space="preserve"> Name: Reschedule Request - Variant 12 </w:t>
+        <w:tab/>
+        <w:t xml:space="preserve"> Id: TC0716 </w:t>
+        <w:tab/>
+        <w:t xml:space="preserve"> Description: Verify edge case data handling during Reschedule Request execution </w:t>
+        <w:tab/>
+        <w:t xml:space="preserve"> Precondition: User profile settings configured with default preferences. </w:t>
+        <w:tab/>
+        <w:t xml:space="preserve"> Test Step: 1 </w:t>
+        <w:tab/>
+        <w:t xml:space="preserve"> Test Step Description: Submit the request form and observe screen update for Reschedule Request </w:t>
+        <w:tab/>
+        <w:t xml:space="preserve"> Test Step Expected Result: System logs action correctly and maintains complete session data integrity.</w:t>
       </w:r>
     </w:p>
     <w:p>
       <w:r>
         <w:tab/>
-        <w:t>Text File</w:t>
+        <w:t xml:space="preserve">Work Item ID: 1573 </w:t>
+        <w:tab/>
+        <w:t xml:space="preserve"> Module: AI Insights &amp; Anomaly Detection </w:t>
+        <w:tab/>
+        <w:t xml:space="preserve"> Name: False Positive Feedback Loop - Variant 23 </w:t>
+        <w:tab/>
+        <w:t xml:space="preserve"> Id: TC1387 </w:t>
+        <w:tab/>
+        <w:t xml:space="preserve"> Description: Verify real-time notification trigger during False Positive Feedback Loop </w:t>
+        <w:tab/>
+        <w:t xml:space="preserve"> Precondition: Kafka event streaming topic connected. </w:t>
+        <w:tab/>
+        <w:t xml:space="preserve"> Test Step: 1 </w:t>
+        <w:tab/>
+        <w:t xml:space="preserve"> Test Step Description: Simulate statistical deviation vector to validate False Positive Feedback Loop </w:t>
+        <w:tab/>
+        <w:t xml:space="preserve"> Test Step Expected Result: System generates high-priority notification banner instantly.</w:t>
       </w:r>
     </w:p>
     <w:p>
       <w:r>
         <w:tab/>
-        <w:t>.xlsx document</w:t>
-      </w:r>
-    </w:p>
-    <w:p/>
-    <w:p/>
-    <w:p>
-      <w:r>
-        <w:t>3. Agent Details</w:t>
+        <w:t xml:space="preserve">Work Item ID: 1571 </w:t>
+        <w:tab/>
+        <w:t xml:space="preserve"> Module: Patient Portal Appointments </w:t>
+        <w:tab/>
+        <w:t xml:space="preserve"> Name: Location Map View - Variant 21 </w:t>
+        <w:tab/>
+        <w:t xml:space="preserve"> Id: TC1262 </w:t>
+        <w:tab/>
+        <w:t xml:space="preserve"> Description: Verify behavior of Location Map View under standard network load conditions </w:t>
+        <w:tab/>
+        <w:t xml:space="preserve"> Precondition: Database populated with active patient appointment records. </w:t>
+        <w:tab/>
+        <w:t xml:space="preserve"> Test Step: 1 </w:t>
+        <w:tab/>
+        <w:t xml:space="preserve"> Test Step Description: Select the target option from 'My Appointments' view for Location Map View </w:t>
+        <w:tab/>
+        <w:t xml:space="preserve"> Test Step Expected Result: Correct data visual tags render cleanly without page overflow.</w:t>
       </w:r>
     </w:p>
     <w:p>
       <w:r>
-        <w:t>Agent Name: Text To Excel Transformation Agent</w:t>
+        <w:tab/>
+        <w:t xml:space="preserve">Work Item ID: 1572 </w:t>
+        <w:tab/>
+        <w:t xml:space="preserve"> Module: Claims Adjudication </w:t>
+        <w:tab/>
+        <w:t xml:space="preserve"> Name: EOB Document Generation - Variant 22 </w:t>
+        <w:tab/>
+        <w:t xml:space="preserve"> Id: TC1311 </w:t>
+        <w:tab/>
+        <w:t xml:space="preserve"> Description: Verify system handles invalid or missing data during EOB Document Generation </w:t>
+        <w:tab/>
+        <w:t xml:space="preserve"> Precondition: Inbound EDI 837 claim processing queue online. </w:t>
+        <w:tab/>
+        <w:t xml:space="preserve"> Test Step: 1 </w:t>
+        <w:tab/>
+        <w:t xml:space="preserve"> Test Step Description: Submit claim batch containing edge case scenarios for EOB Document Generation </w:t>
+        <w:tab/>
+        <w:t xml:space="preserve"> Test Step Expected Result: System flags anomaly and routed claim to review queue instantly.</w:t>
       </w:r>
     </w:p>
     <w:p>
       <w:r>
-        <w:t xml:space="preserve">Agent Description: This agent restructures unstructured or semi-structured text into clean Excel spreadsheets and provides users with a direct download link. </w:t>
+        <w:tab/>
+        <w:t xml:space="preserve">Work Item ID: 1572 </w:t>
+        <w:tab/>
+        <w:t xml:space="preserve"> Module: Claims Adjudication </w:t>
+        <w:tab/>
+        <w:t xml:space="preserve"> Name: Claim Line Item Split - Variant 4 </w:t>
+        <w:tab/>
+        <w:t xml:space="preserve"> Id: TC0234 </w:t>
+        <w:tab/>
+        <w:t xml:space="preserve"> Description: Verify claims rules engine properly calculates Claim Line Item Split </w:t>
+        <w:tab/>
+        <w:t xml:space="preserve"> Precondition: Member eligibility database active and updated. </w:t>
+        <w:tab/>
+        <w:t xml:space="preserve"> Test Step: 1 </w:t>
+        <w:tab/>
+        <w:t xml:space="preserve"> Test Step Description: Trigger automated rules evaluation pipeline for Claim Line Item Split </w:t>
+        <w:tab/>
+        <w:t xml:space="preserve"> Test Step Expected Result: Claim status transitions to expected terminal state with proper reason code.</w:t>
       </w:r>
     </w:p>
     <w:p>
       <w:r>
-        <w:t>Execution Permissions: Read/Write access to source and destination folders in GitHub.</w:t>
+        <w:tab/>
+        <w:t xml:space="preserve">Work Item ID: 1571 </w:t>
+        <w:tab/>
+        <w:t xml:space="preserve"> Module: Patient Portal Appointments </w:t>
+        <w:tab/>
+        <w:t xml:space="preserve"> Name: Location Map View - Variant 23 </w:t>
+        <w:tab/>
+        <w:t xml:space="preserve"> Id: TC1382 </w:t>
+        <w:tab/>
+        <w:t xml:space="preserve"> Description: Verify behavior of Location Map View under standard network load conditions </w:t>
+        <w:tab/>
+        <w:t xml:space="preserve"> Precondition: Database populated with active patient appointment records. </w:t>
+        <w:tab/>
+        <w:t xml:space="preserve"> Test Step: 1 </w:t>
+        <w:tab/>
+        <w:t xml:space="preserve"> Test Step Description: Select the target option from 'My Appointments' view for Location Map View </w:t>
+        <w:tab/>
+        <w:t xml:space="preserve"> Test Step Expected Result: Correct data visual tags render cleanly without page overflow.</w:t>
       </w:r>
     </w:p>
     <w:p>
       <w:r>
-        <w:t>Monitoring Capability: Workflow execution logs and alert notifications</w:t>
+        <w:tab/>
+        <w:t xml:space="preserve">Work Item ID: 1572 </w:t>
+        <w:tab/>
+        <w:t xml:space="preserve"> Module: Claims Adjudication </w:t>
+        <w:tab/>
+        <w:t xml:space="preserve"> Name: Provider NPI Verification - Variant 23 </w:t>
+        <w:tab/>
+        <w:t xml:space="preserve"> Id: TC1398 </w:t>
+        <w:tab/>
+        <w:t xml:space="preserve"> Description: Verify claims rules engine properly calculates Provider NPI Verification </w:t>
+        <w:tab/>
+        <w:t xml:space="preserve"> Precondition: Member eligibility database active and updated. </w:t>
+        <w:tab/>
+        <w:t xml:space="preserve"> Test Step: 1 </w:t>
+        <w:tab/>
+        <w:t xml:space="preserve"> Test Step Description: Trigger automated rules evaluation pipeline for Provider NPI Verification </w:t>
+        <w:tab/>
+        <w:t xml:space="preserve"> Test Step Expected Result: Claim status transitions to expected terminal state with proper reason code.</w:t>
       </w:r>
     </w:p>
     <w:p>
       <w:r>
         <w:tab/>
-        <w:t>Agent Name</w:t>
+        <w:t xml:space="preserve">Work Item ID: 1572 </w:t>
+        <w:tab/>
+        <w:t xml:space="preserve"> Module: Claims Adjudication </w:t>
+        <w:tab/>
+        <w:t xml:space="preserve"> Name: Bundled Service Deduction - Variant 22 </w:t>
+        <w:tab/>
+        <w:t xml:space="preserve"> Id: TC1341 </w:t>
+        <w:tab/>
+        <w:t xml:space="preserve"> Description: Verify adjudication engine logic for Bundled Service Deduction </w:t>
+        <w:tab/>
+        <w:t xml:space="preserve"> Precondition: Claim adjudication rules engine initialized. </w:t>
+        <w:tab/>
+        <w:t xml:space="preserve"> Test Step: 1 </w:t>
+        <w:tab/>
+        <w:t xml:space="preserve"> Test Step Description: Ingest synthetic claim payload testing Bundled Service Deduction into the engine </w:t>
+        <w:tab/>
+        <w:t xml:space="preserve"> Test Step Expected Result: Adjudication engine applies correct formula and outputs calculated totals.</w:t>
       </w:r>
     </w:p>
     <w:p>
       <w:r>
         <w:tab/>
-        <w:t>Mapped Workflow ID</w:t>
+        <w:t xml:space="preserve">Work Item ID: 1571 </w:t>
+        <w:tab/>
+        <w:t xml:space="preserve"> Module: Patient Portal Appointments </w:t>
+        <w:tab/>
+        <w:t xml:space="preserve"> Name: Print Summary - Variant 23 </w:t>
+        <w:tab/>
+        <w:t xml:space="preserve"> Id: TC1394 </w:t>
+        <w:tab/>
+        <w:t xml:space="preserve"> Description: Verify behavior of Print Summary under standard network load conditions </w:t>
+        <w:tab/>
+        <w:t xml:space="preserve"> Precondition: Database populated with active patient appointment records. </w:t>
+        <w:tab/>
+        <w:t xml:space="preserve"> Test Step: 1 </w:t>
+        <w:tab/>
+        <w:t xml:space="preserve"> Test Step Description: Select the target option from 'My Appointments' view for Print Summary </w:t>
+        <w:tab/>
+        <w:t xml:space="preserve"> Test Step Expected Result: Correct data visual tags render cleanly without page overflow.</w:t>
       </w:r>
     </w:p>
     <w:p>
       <w:r>
         <w:tab/>
-        <w:t>Actions</w:t>
+        <w:t xml:space="preserve">Work Item ID: 1573 </w:t>
+        <w:tab/>
+        <w:t xml:space="preserve"> Module: AI Insights &amp; Anomaly Detection </w:t>
+        <w:tab/>
+        <w:t xml:space="preserve"> Name: Explanation Tooltip Generation - Variant 3 </w:t>
+        <w:tab/>
+        <w:t xml:space="preserve"> Id: TC0193 </w:t>
+        <w:tab/>
+        <w:t xml:space="preserve"> Description: Verify AI pipeline capabilities when processing Explanation Tooltip Generation </w:t>
+        <w:tab/>
+        <w:t xml:space="preserve"> Precondition: AI predictive inference service active. </w:t>
+        <w:tab/>
+        <w:t xml:space="preserve"> Test Step: 1 </w:t>
+        <w:tab/>
+        <w:t xml:space="preserve"> Test Step Description: Inject sample telemetry dataset into stream to evaluate Explanation Tooltip Generation </w:t>
+        <w:tab/>
+        <w:t xml:space="preserve"> Test Step Expected Result: AI processing layer identifies pattern and updates UI cards within SLA.</w:t>
       </w:r>
     </w:p>
     <w:p>
       <w:r>
         <w:tab/>
-        <w:t>Outputs</w:t>
+        <w:t xml:space="preserve">Work Item ID: 1573 </w:t>
+        <w:tab/>
+        <w:t xml:space="preserve"> Module: AI Insights &amp; Anomaly Detection </w:t>
+        <w:tab/>
+        <w:t xml:space="preserve"> Name: Predictive No-Show Score - Variant 10 </w:t>
+        <w:tab/>
+        <w:t xml:space="preserve"> Id: TC0586 </w:t>
+        <w:tab/>
+        <w:t xml:space="preserve"> Description: Verify dashboard UI component displays output from Predictive No-Show Score </w:t>
+        <w:tab/>
+        <w:t xml:space="preserve"> Precondition: Historical baseline metrics ingested and indexed. </w:t>
+        <w:tab/>
+        <w:t xml:space="preserve"> Test Step: 1 </w:t>
+        <w:tab/>
+        <w:t xml:space="preserve"> Test Step Description: Trigger dashboard refresh and monitor response latency for Predictive No-Show Score </w:t>
+        <w:tab/>
+        <w:t xml:space="preserve"> Test Step Expected Result: Visualization widget renders top trends with accurate confidence scores.</w:t>
       </w:r>
     </w:p>
     <w:p>
       <w:r>
         <w:tab/>
-        <w:t>Tools Used</w:t>
+        <w:t xml:space="preserve">Work Item ID: 1572 </w:t>
+        <w:tab/>
+        <w:t xml:space="preserve"> Module: Claims Adjudication </w:t>
+        <w:tab/>
+        <w:t xml:space="preserve"> Name: Maximum Out-of-Pocket Cap - Variant 8 </w:t>
+        <w:tab/>
+        <w:t xml:space="preserve"> Id: TC0504 </w:t>
+        <w:tab/>
+        <w:t xml:space="preserve"> Description: Verify system flags exception when Maximum Out-of-Pocket Cap criteria are met </w:t>
+        <w:tab/>
+        <w:t xml:space="preserve"> Precondition: Fee schedule table configured in runtime memory. </w:t>
+        <w:tab/>
+        <w:t xml:space="preserve"> Test Step: 1 </w:t>
+        <w:tab/>
+        <w:t xml:space="preserve"> Test Step Description: Inspect adjudication output parameters for Maximum Out-of-Pocket Cap </w:t>
+        <w:tab/>
+        <w:t xml:space="preserve"> Test Step Expected Result: Financial liability split correctly between member and plan.</w:t>
       </w:r>
     </w:p>
     <w:p>
       <w:r>
         <w:tab/>
-        <w:t>Knowledge Base</w:t>
-      </w:r>
-    </w:p>
-    <w:p/>
-    <w:p>
-      <w:r>
-        <w:tab/>
-        <w:t>Text To Excel Transformation Agent</w:t>
+        <w:t xml:space="preserve">Work Item ID: 1571 </w:t>
+        <w:tab/>
+        <w:t xml:space="preserve"> Module: Patient Portal Appointments </w:t>
+        <w:tab/>
+        <w:t xml:space="preserve"> Name: Mobile Responsive Grid - Variant 10 </w:t>
+        <w:tab/>
+        <w:t xml:space="preserve"> Id: TC0635 </w:t>
+        <w:tab/>
+        <w:t xml:space="preserve"> Description: Verify UI validation and error handling for Mobile Responsive Grid </w:t>
+        <w:tab/>
+        <w:t xml:space="preserve"> Precondition: Mock scheduling API server online and reachable. </w:t>
+        <w:tab/>
+        <w:t xml:space="preserve"> Test Step: 1 </w:t>
+        <w:tab/>
+        <w:t xml:space="preserve"> Test Step Description: Execute user interaction sequence corresponding to Mobile Responsive Grid </w:t>
+        <w:tab/>
+        <w:t xml:space="preserve"> Test Step Expected Result: Appropriate status indicator displays with expected confirmation message.</w:t>
       </w:r>
     </w:p>
     <w:p>
       <w:r>
         <w:tab/>
-        <w:t>17104</w:t>
+        <w:t xml:space="preserve">Work Item ID: 1573 </w:t>
+        <w:tab/>
+        <w:t xml:space="preserve"> Module: AI Insights &amp; Anomaly Detection </w:t>
+        <w:tab/>
+        <w:t xml:space="preserve"> Name: Confidence Threshold Filter - Variant 3 </w:t>
+        <w:tab/>
+        <w:t xml:space="preserve"> Id: TC0184 </w:t>
+        <w:tab/>
+        <w:t xml:space="preserve"> Description: Verify accuracy and SLA metrics for Confidence Threshold Filter predictive execution </w:t>
+        <w:tab/>
+        <w:t xml:space="preserve"> Precondition: Model checkpoint v2.4 loaded in runtime environment. </w:t>
+        <w:tab/>
+        <w:t xml:space="preserve"> Test Step: 1 </w:t>
+        <w:tab/>
+        <w:t xml:space="preserve"> Test Step Description: Interact with AI insight card component for Confidence Threshold Filter </w:t>
+        <w:tab/>
+        <w:t xml:space="preserve"> Test Step Expected Result: Explanation model outputs clear feature contribution breakdown.</w:t>
       </w:r>
     </w:p>
     <w:p>
       <w:r>
         <w:tab/>
-        <w:t>· File extraction and conversion</w:t>
+        <w:t xml:space="preserve">Work Item ID: 1571 </w:t>
+        <w:tab/>
+        <w:t xml:space="preserve"> Module: Patient Portal Appointments </w:t>
+        <w:tab/>
+        <w:t xml:space="preserve"> Name: Timezone Sync - Variant 6 </w:t>
+        <w:tab/>
+        <w:t xml:space="preserve"> Id: TC0341 </w:t>
+        <w:tab/>
+        <w:t xml:space="preserve"> Description: Verify that Timezone Sync operates correctly when loaded by patient user </w:t>
+        <w:tab/>
+        <w:t xml:space="preserve"> Precondition: Patient user logged in with valid session token. </w:t>
+        <w:tab/>
+        <w:t xml:space="preserve"> Test Step: 1 </w:t>
+        <w:tab/>
+        <w:t xml:space="preserve"> Test Step Description: Navigate to the Patient Portal dashboard and trigger Timezone Sync </w:t>
+        <w:tab/>
+        <w:t xml:space="preserve"> Test Step Expected Result: System successfully processes request and updates UI state within 2 seconds.</w:t>
       </w:r>
     </w:p>
     <w:p>
       <w:r>
         <w:tab/>
-        <w:t>.xlsx document</w:t>
+        <w:t xml:space="preserve">Work Item ID: 1572 </w:t>
+        <w:tab/>
+        <w:t xml:space="preserve"> Module: Claims Adjudication </w:t>
+        <w:tab/>
+        <w:t xml:space="preserve"> Name: High Value Claim Audit Trigger - Variant 3 </w:t>
+        <w:tab/>
+        <w:t xml:space="preserve"> Id: TC0210 </w:t>
+        <w:tab/>
+        <w:t xml:space="preserve"> Description: Verify claims rules engine properly calculates High Value Claim Audit Trigger </w:t>
+        <w:tab/>
+        <w:t xml:space="preserve"> Precondition: Member eligibility database active and updated. </w:t>
+        <w:tab/>
+        <w:t xml:space="preserve"> Test Step: 1 </w:t>
+        <w:tab/>
+        <w:t xml:space="preserve"> Test Step Description: Trigger automated rules evaluation pipeline for High Value Claim Audit Trigger </w:t>
+        <w:tab/>
+        <w:t xml:space="preserve"> Test Step Expected Result: Claim status transitions to expected terminal state with proper reason code.</w:t>
       </w:r>
     </w:p>
     <w:p>
       <w:r>
         <w:tab/>
-        <w:t>Text-to-Excel Generator</w:t>
+        <w:t xml:space="preserve">Work Item ID: 1572 </w:t>
+        <w:tab/>
+        <w:t xml:space="preserve"> Module: Claims Adjudication </w:t>
+        <w:tab/>
+        <w:t xml:space="preserve"> Name: Timely Filing Limit Edge - Variant 7 </w:t>
+        <w:tab/>
+        <w:t xml:space="preserve"> Id: TC0426 </w:t>
+        <w:tab/>
+        <w:t xml:space="preserve"> Description: Verify claims rules engine properly calculates Timely Filing Limit Edge </w:t>
+        <w:tab/>
+        <w:t xml:space="preserve"> Precondition: Member eligibility database active and updated. </w:t>
+        <w:tab/>
+        <w:t xml:space="preserve"> Test Step: 1 </w:t>
+        <w:tab/>
+        <w:t xml:space="preserve"> Test Step Description: Trigger automated rules evaluation pipeline for Timely Filing Limit Edge </w:t>
+        <w:tab/>
+        <w:t xml:space="preserve"> Test Step Expected Result: Claim status transitions to expected terminal state with proper reason code.</w:t>
       </w:r>
     </w:p>
     <w:p>
       <w:r>
         <w:tab/>
-        <w:t>NA</w:t>
-      </w:r>
-    </w:p>
-    <w:p/>
-    <w:p/>
-    <w:p>
-      <w:r>
-        <w:t>4. Tool Details</w:t>
+        <w:t xml:space="preserve">Work Item ID: 1571 </w:t>
+        <w:tab/>
+        <w:t xml:space="preserve"> Module: Patient Portal Appointments </w:t>
+        <w:tab/>
+        <w:t xml:space="preserve"> Name: Reschedule Request - Variant 8 </w:t>
+        <w:tab/>
+        <w:t xml:space="preserve"> Id: TC0476 </w:t>
+        <w:tab/>
+        <w:t xml:space="preserve"> Description: Verify edge case data handling during Reschedule Request execution </w:t>
+        <w:tab/>
+        <w:t xml:space="preserve"> Precondition: User profile settings configured with default preferences. </w:t>
+        <w:tab/>
+        <w:t xml:space="preserve"> Test Step: 1 </w:t>
+        <w:tab/>
+        <w:t xml:space="preserve"> Test Step Description: Submit the request form and observe screen update for Reschedule Request </w:t>
+        <w:tab/>
+        <w:t xml:space="preserve"> Test Step Expected Result: System logs action correctly and maintains complete session data integrity.</w:t>
       </w:r>
     </w:p>
     <w:p>
       <w:r>
-        <w:t>Tool Name: Text-to-Excel Generator</w:t>
+        <w:tab/>
+        <w:t xml:space="preserve">Work Item ID: 1571 </w:t>
+        <w:tab/>
+        <w:t xml:space="preserve"> Module: Patient Portal Appointments </w:t>
+        <w:tab/>
+        <w:t xml:space="preserve"> Name: Check-in Status Indicator - Variant 20 </w:t>
+        <w:tab/>
+        <w:t xml:space="preserve"> Id: TC1226 </w:t>
+        <w:tab/>
+        <w:t xml:space="preserve"> Description: Verify behavior of Check-in Status Indicator under standard network load conditions </w:t>
+        <w:tab/>
+        <w:t xml:space="preserve"> Precondition: Database populated with active patient appointment records. </w:t>
+        <w:tab/>
+        <w:t xml:space="preserve"> Test Step: 1 </w:t>
+        <w:tab/>
+        <w:t xml:space="preserve"> Test Step Description: Select the target option from 'My Appointments' view for Check-in Status Indicator </w:t>
+        <w:tab/>
+        <w:t xml:space="preserve"> Test Step Expected Result: Correct data visual tags render cleanly without page overflow.</w:t>
       </w:r>
     </w:p>
     <w:p>
       <w:r>
-        <w:t>Primary Function: Converts raw text content into structured Excel spreadsheets dynamically.</w:t>
+        <w:tab/>
+        <w:t xml:space="preserve">Work Item ID: 1572 </w:t>
+        <w:tab/>
+        <w:t xml:space="preserve"> Module: Claims Adjudication </w:t>
+        <w:tab/>
+        <w:t xml:space="preserve"> Name: EOB Document Generation - Variant 9 </w:t>
+        <w:tab/>
+        <w:t xml:space="preserve"> Id: TC0531 </w:t>
+        <w:tab/>
+        <w:t xml:space="preserve"> Description: Verify system handles invalid or missing data during EOB Document Generation </w:t>
+        <w:tab/>
+        <w:t xml:space="preserve"> Precondition: Inbound EDI 837 claim processing queue online. </w:t>
+        <w:tab/>
+        <w:t xml:space="preserve"> Test Step: 1 </w:t>
+        <w:tab/>
+        <w:t xml:space="preserve"> Test Step Description: Submit claim batch containing edge case scenarios for EOB Document Generation </w:t>
+        <w:tab/>
+        <w:t xml:space="preserve"> Test Step Expected Result: System flags anomaly and routed claim to review queue instantly.</w:t>
       </w:r>
     </w:p>
     <w:p>
       <w:r>
-        <w:t>Core Processing Engine: Uses Pandas DataFrame Transformation and OpenPyXL Excel generation.</w:t>
+        <w:tab/>
+        <w:t xml:space="preserve">Work Item ID: 1572 </w:t>
+        <w:tab/>
+        <w:t xml:space="preserve"> Module: Claims Adjudication </w:t>
+        <w:tab/>
+        <w:t xml:space="preserve"> Name: Timely Filing Limit Edge - Variant 20 </w:t>
+        <w:tab/>
+        <w:t xml:space="preserve"> Id: TC1206 </w:t>
+        <w:tab/>
+        <w:t xml:space="preserve"> Description: Verify claims rules engine properly calculates Timely Filing Limit Edge </w:t>
+        <w:tab/>
+        <w:t xml:space="preserve"> Precondition: Member eligibility database active and updated. </w:t>
+        <w:tab/>
+        <w:t xml:space="preserve"> Test Step: 1 </w:t>
+        <w:tab/>
+        <w:t xml:space="preserve"> Test Step Description: Trigger automated rules evaluation pipeline for Timely Filing Limit Edge </w:t>
+        <w:tab/>
+        <w:t xml:space="preserve"> Test Step Expected Result: Claim status transitions to expected terminal state with proper reason code.</w:t>
       </w:r>
     </w:p>
     <w:p>
       <w:r>
-        <w:t>Dynamic Header Detection: Automatically identifies delimiters such as pipe (|) and comma (,).</w:t>
+        <w:tab/>
+        <w:t xml:space="preserve">Work Item ID: 1571 </w:t>
+        <w:tab/>
+        <w:t xml:space="preserve"> Module: Patient Portal Appointments </w:t>
+        <w:tab/>
+        <w:t xml:space="preserve"> Name: No Appointments Empty State - Variant 20 </w:t>
+        <w:tab/>
+        <w:t xml:space="preserve"> Id: TC1229 </w:t>
+        <w:tab/>
+        <w:t xml:space="preserve"> Description: Verify that No Appointments Empty State operates correctly when loaded by patient user </w:t>
+        <w:tab/>
+        <w:t xml:space="preserve"> Precondition: Patient user logged in with valid session token. </w:t>
+        <w:tab/>
+        <w:t xml:space="preserve"> Test Step: 1 </w:t>
+        <w:tab/>
+        <w:t xml:space="preserve"> Test Step Description: Navigate to the Patient Portal dashboard and trigger No Appointments Empty State </w:t>
+        <w:tab/>
+        <w:t xml:space="preserve"> Test Step Expected Result: System successfully processes request and updates UI state within 2 seconds.</w:t>
       </w:r>
     </w:p>
     <w:p>
       <w:r>
-        <w:t>JSON Parsing Capability: Supports valid and malformed JSON structure recovery using heuristic repair logic.</w:t>
+        <w:tab/>
+        <w:t xml:space="preserve">Work Item ID: 1573 </w:t>
+        <w:tab/>
+        <w:t xml:space="preserve"> Module: AI Insights &amp; Anomaly Detection </w:t>
+        <w:tab/>
+        <w:t xml:space="preserve"> Name: Historical Baseline Comparison - Variant 17 </w:t>
+        <w:tab/>
+        <w:t xml:space="preserve"> Id: TC1042 </w:t>
+        <w:tab/>
+        <w:t xml:space="preserve"> Description: Verify dashboard UI component displays output from Historical Baseline Comparison </w:t>
+        <w:tab/>
+        <w:t xml:space="preserve"> Precondition: Historical baseline metrics ingested and indexed. </w:t>
+        <w:tab/>
+        <w:t xml:space="preserve"> Test Step: 1 </w:t>
+        <w:tab/>
+        <w:t xml:space="preserve"> Test Step Description: Trigger dashboard refresh and monitor response latency for Historical Baseline Comparison </w:t>
+        <w:tab/>
+        <w:t xml:space="preserve"> Test Step Expected Result: Visualization widget renders top trends with accurate confidence scores.</w:t>
       </w:r>
     </w:p>
     <w:p>
       <w:r>
-        <w:t>Fallback Extraction Logic: Uses regex-based key-value extraction when standard JSON parsing fails.</w:t>
+        <w:tab/>
+        <w:t xml:space="preserve">Work Item ID: 1572 </w:t>
+        <w:tab/>
+        <w:t xml:space="preserve"> Module: Claims Adjudication </w:t>
+        <w:tab/>
+        <w:t xml:space="preserve"> Name: Timely Filing Limit Edge - Variant 9 </w:t>
+        <w:tab/>
+        <w:t xml:space="preserve"> Id: TC0546 </w:t>
+        <w:tab/>
+        <w:t xml:space="preserve"> Description: Verify claims rules engine properly calculates Timely Filing Limit Edge </w:t>
+        <w:tab/>
+        <w:t xml:space="preserve"> Precondition: Member eligibility database active and updated. </w:t>
+        <w:tab/>
+        <w:t xml:space="preserve"> Test Step: 1 </w:t>
+        <w:tab/>
+        <w:t xml:space="preserve"> Test Step Description: Trigger automated rules evaluation pipeline for Timely Filing Limit Edge </w:t>
+        <w:tab/>
+        <w:t xml:space="preserve"> Test Step Expected Result: Claim status transitions to expected terminal state with proper reason code.</w:t>
       </w:r>
     </w:p>
     <w:p>
       <w:r>
-        <w:t>Multi-line Record Handling: Merges broken or wrapped text lines into the correct data rows.</w:t>
+        <w:tab/>
+        <w:t xml:space="preserve">Work Item ID: 1573 </w:t>
+        <w:tab/>
+        <w:t xml:space="preserve"> Module: AI Insights &amp; Anomaly Detection </w:t>
+        <w:tab/>
+        <w:t xml:space="preserve"> Name: Unusual Billing Pattern Flag - Variant 9 </w:t>
+        <w:tab/>
+        <w:t xml:space="preserve"> Id: TC0571 </w:t>
+        <w:tab/>
+        <w:t xml:space="preserve"> Description: Verify real-time notification trigger during Unusual Billing Pattern Flag </w:t>
+        <w:tab/>
+        <w:t xml:space="preserve"> Precondition: Kafka event streaming topic connected. </w:t>
+        <w:tab/>
+        <w:t xml:space="preserve"> Test Step: 1 </w:t>
+        <w:tab/>
+        <w:t xml:space="preserve"> Test Step Description: Simulate statistical deviation vector to validate Unusual Billing Pattern Flag </w:t>
+        <w:tab/>
+        <w:t xml:space="preserve"> Test Step Expected Result: System generates high-priority notification banner instantly.</w:t>
       </w:r>
     </w:p>
     <w:p>
       <w:r>
-        <w:t>Schema Matrix Normalization: Dynamically aligns parent-child row structures into tabular format.</w:t>
+        <w:tab/>
+        <w:t xml:space="preserve">Work Item ID: 1572 </w:t>
+        <w:tab/>
+        <w:t xml:space="preserve"> Module: Claims Adjudication </w:t>
+        <w:tab/>
+        <w:t xml:space="preserve"> Name: Procedure Code Cross-check - Variant 3 </w:t>
+        <w:tab/>
+        <w:t xml:space="preserve"> Id: TC1593 </w:t>
+        <w:tab/>
+        <w:t xml:space="preserve"> Description: Verify adjudication engine logic for Procedure Code Cross-check </w:t>
+        <w:tab/>
+        <w:t xml:space="preserve"> Precondition: Claim adjudication rules engine initialized. </w:t>
+        <w:tab/>
+        <w:t xml:space="preserve"> Test Step: 1 </w:t>
+        <w:tab/>
+        <w:t xml:space="preserve"> Test Step Description: Ingest synthetic claim payload testing Procedure Code Cross-check into the engine </w:t>
+        <w:tab/>
+        <w:t xml:space="preserve"> Test Step Expected Result: Adjudication engine applies correct formula and outputs calculated totals.</w:t>
       </w:r>
     </w:p>
     <w:p>
       <w:r>
-        <w:t>GitHub Integration: Uploads generated Excel files directly into a specified GitHub repository using GitHub REST API.</w:t>
+        <w:tab/>
+        <w:t xml:space="preserve">Work Item ID: 1572 </w:t>
+        <w:tab/>
+        <w:t xml:space="preserve"> Module: Claims Adjudication </w:t>
+        <w:tab/>
+        <w:t xml:space="preserve"> Name: Interest Penalty Calculation - Variant 22 </w:t>
+        <w:tab/>
+        <w:t xml:space="preserve"> Id: TC2379 </w:t>
+        <w:tab/>
+        <w:t xml:space="preserve"> Description: Verify system handles invalid or missing data during Interest Penalty Calculation </w:t>
+        <w:tab/>
+        <w:t xml:space="preserve"> Precondition: Inbound EDI 837 claim processing queue online. </w:t>
+        <w:tab/>
+        <w:t xml:space="preserve"> Test Step: 1 </w:t>
+        <w:tab/>
+        <w:t xml:space="preserve"> Test Step Description: Submit claim batch containing edge case scenarios for Interest Penalty Calculation </w:t>
+        <w:tab/>
+        <w:t xml:space="preserve"> Test Step Expected Result: System flags anomaly and routed claim to review queue instantly.</w:t>
       </w:r>
     </w:p>
     <w:p>
       <w:r>
-        <w:t>Authentication Method: Uses GitHub Personal Access Token (PAT) for secure repository access.</w:t>
+        <w:tab/>
+        <w:t xml:space="preserve">Work Item ID: 1572 </w:t>
+        <w:tab/>
+        <w:t xml:space="preserve"> Module: Claims Adjudication </w:t>
+        <w:tab/>
+        <w:t xml:space="preserve"> Name: Bundled Service Deduction - Variant 10 </w:t>
+        <w:tab/>
+        <w:t xml:space="preserve"> Id: TC1887 </w:t>
+        <w:tab/>
+        <w:t xml:space="preserve"> Description: Verify system handles invalid or missing data during Bundled Service Deduction </w:t>
+        <w:tab/>
+        <w:t xml:space="preserve"> Precondition: Inbound EDI 837 claim processing queue online. </w:t>
+        <w:tab/>
+        <w:t xml:space="preserve"> Test Step: 1 </w:t>
+        <w:tab/>
+        <w:t xml:space="preserve"> Test Step Description: Submit claim batch containing edge case scenarios for Bundled Service Deduction </w:t>
+        <w:tab/>
+        <w:t xml:space="preserve"> Test Step Expected Result: System flags anomaly and routed claim to review queue instantly.</w:t>
       </w:r>
     </w:p>
     <w:p>
       <w:r>
-        <w:t>Supported Output Format: Microsoft Excel (.xlsx).</w:t>
+        <w:tab/>
+        <w:t xml:space="preserve">Work Item ID: 1573 </w:t>
+        <w:tab/>
+        <w:t xml:space="preserve"> Module: AI Insights &amp; Anomaly Detection </w:t>
+        <w:tab/>
+        <w:t xml:space="preserve"> Name: Real-time Stream Ingestion - Variant 19 </w:t>
+        <w:tab/>
+        <w:t xml:space="preserve"> Id: TC2234 </w:t>
+        <w:tab/>
+        <w:t xml:space="preserve"> Description: Verify dashboard UI component displays output from Real-time Stream Ingestion </w:t>
+        <w:tab/>
+        <w:t xml:space="preserve"> Precondition: Historical baseline metrics ingested and indexed. </w:t>
+        <w:tab/>
+        <w:t xml:space="preserve"> Test Step: 1 </w:t>
+        <w:tab/>
+        <w:t xml:space="preserve"> Test Step Description: Trigger dashboard refresh and monitor response latency for Real-time Stream Ingestion </w:t>
+        <w:tab/>
+        <w:t xml:space="preserve"> Test Step Expected Result: Visualization widget renders top trends with accurate confidence scores.</w:t>
       </w:r>
     </w:p>
     <w:p>
       <w:r>
-        <w:t>Error Handling: Detects empty content, invalid layouts, GitHub upload failures, and transformation exceptions.</w:t>
+        <w:tab/>
+        <w:t xml:space="preserve">Work Item ID: 1572 </w:t>
+        <w:tab/>
+        <w:t xml:space="preserve"> Module: Claims Adjudication </w:t>
+        <w:tab/>
+        <w:t xml:space="preserve"> Name: Corrected Claim Resubmission - Variant 9 </w:t>
+        <w:tab/>
+        <w:t xml:space="preserve"> Id: TC1857 </w:t>
+        <w:tab/>
+        <w:t xml:space="preserve"> Description: Verify adjudication engine logic for Corrected Claim Resubmission </w:t>
+        <w:tab/>
+        <w:t xml:space="preserve"> Precondition: Claim adjudication rules engine initialized. </w:t>
+        <w:tab/>
+        <w:t xml:space="preserve"> Test Step: 1 </w:t>
+        <w:tab/>
+        <w:t xml:space="preserve"> Test Step Description: Ingest synthetic claim payload testing Corrected Claim Resubmission into the engine </w:t>
+        <w:tab/>
+        <w:t xml:space="preserve"> Test Step Expected Result: Adjudication engine applies correct formula and outputs calculated totals.</w:t>
       </w:r>
     </w:p>
     <w:p>
       <w:r>
-        <w:t>Libraries Used: Pandas, Requests, OpenPyXL, Pydantic, Base64, Regex (re), JSON.</w:t>
+        <w:tab/>
+        <w:t xml:space="preserve">Work Item ID: 1572 </w:t>
+        <w:tab/>
+        <w:t xml:space="preserve"> Module: Claims Adjudication </w:t>
+        <w:tab/>
+        <w:t xml:space="preserve"> Name: Procedure Code Cross-check - Variant 25 </w:t>
+        <w:tab/>
+        <w:t xml:space="preserve"> Id: TC2473 </w:t>
+        <w:tab/>
+        <w:t xml:space="preserve"> Description: Verify adjudication engine logic for Procedure Code Cross-check </w:t>
+        <w:tab/>
+        <w:t xml:space="preserve"> Precondition: Claim adjudication rules engine initialized. </w:t>
+        <w:tab/>
+        <w:t xml:space="preserve"> Test Step: 1 </w:t>
+        <w:tab/>
+        <w:t xml:space="preserve"> Test Step Description: Ingest synthetic claim payload testing Procedure Code Cross-check into the engine </w:t>
+        <w:tab/>
+        <w:t xml:space="preserve"> Test Step Expected Result: Adjudication engine applies correct formula and outputs calculated totals.</w:t>
       </w:r>
     </w:p>
     <w:p>
       <w:r>
-        <w:t>Logging Utility: Captures execution logs and error details</w:t>
+        <w:tab/>
+        <w:t xml:space="preserve">Work Item ID: 1573 </w:t>
+        <w:tab/>
+        <w:t xml:space="preserve"> Module: AI Insights &amp; Anomaly Detection </w:t>
+        <w:tab/>
+        <w:t xml:space="preserve"> Name: Feature Attribution UI - Variant 14 </w:t>
+        <w:tab/>
+        <w:t xml:space="preserve"> Id: TC2032 </w:t>
+        <w:tab/>
+        <w:t xml:space="preserve"> Description: Verify accuracy and SLA metrics for Feature Attribution UI predictive execution </w:t>
+        <w:tab/>
+        <w:t xml:space="preserve"> Precondition: Model checkpoint v2.4 loaded in runtime environment. </w:t>
+        <w:tab/>
+        <w:t xml:space="preserve"> Test Step: 1 </w:t>
+        <w:tab/>
+        <w:t xml:space="preserve"> Test Step Description: Interact with AI insight card component for Feature Attribution UI </w:t>
+        <w:tab/>
+        <w:t xml:space="preserve"> Test Step Expected Result: Explanation model outputs clear feature contribution breakdown.</w:t>
       </w:r>
     </w:p>
     <w:p>
       <w:r>
-        <w:t>5. Input Parameters</w:t>
+        <w:tab/>
+        <w:t xml:space="preserve">Work Item ID: 1573 </w:t>
+        <w:tab/>
+        <w:t xml:space="preserve"> Module: AI Insights &amp; Anomaly Detection </w:t>
+        <w:tab/>
+        <w:t xml:space="preserve"> Name: False Positive Feedback Loop - Variant 2 </w:t>
+        <w:tab/>
+        <w:t xml:space="preserve"> Id: TC1558 </w:t>
+        <w:tab/>
+        <w:t xml:space="preserve"> Description: Verify dashboard UI component displays output from False Positive Feedback Loop </w:t>
+        <w:tab/>
+        <w:t xml:space="preserve"> Precondition: Historical baseline metrics ingested and indexed. </w:t>
+        <w:tab/>
+        <w:t xml:space="preserve"> Test Step: 1 </w:t>
+        <w:tab/>
+        <w:t xml:space="preserve"> Test Step Description: Trigger dashboard refresh and monitor response latency for False Positive Feedback Loop </w:t>
+        <w:tab/>
+        <w:t xml:space="preserve"> Test Step Expected Result: Visualization widget renders top trends with accurate confidence scores.</w:t>
       </w:r>
     </w:p>
     <w:p>
       <w:r>
-        <w:t>The following parameters are required before executing the workflow:</w:t>
+        <w:tab/>
+        <w:t xml:space="preserve">Work Item ID: 1573 </w:t>
+        <w:tab/>
+        <w:t xml:space="preserve"> Module: AI Insights &amp; Anomaly Detection </w:t>
+        <w:tab/>
+        <w:t xml:space="preserve"> Name: SLA Performance Tracking - Variant 26 </w:t>
+        <w:tab/>
+        <w:t xml:space="preserve"> Id: TC2530 </w:t>
+        <w:tab/>
+        <w:t xml:space="preserve"> Description: Verify dashboard UI component displays output from SLA Performance Tracking </w:t>
+        <w:tab/>
+        <w:t xml:space="preserve"> Precondition: Historical baseline metrics ingested and indexed. </w:t>
+        <w:tab/>
+        <w:t xml:space="preserve"> Test Step: 1 </w:t>
+        <w:tab/>
+        <w:t xml:space="preserve"> Test Step Description: Trigger dashboard refresh and monitor response latency for SLA Performance Tracking </w:t>
+        <w:tab/>
+        <w:t xml:space="preserve"> Test Step Expected Result: Visualization widget renders top trends with accurate confidence scores.</w:t>
       </w:r>
     </w:p>
     <w:p>
       <w:r>
         <w:tab/>
-        <w:t>Parameter</w:t>
+        <w:t xml:space="preserve">Work Item ID: 1573 </w:t>
+        <w:tab/>
+        <w:t xml:space="preserve"> Module: AI Insights &amp; Anomaly Detection </w:t>
+        <w:tab/>
+        <w:t xml:space="preserve"> Name: Custom Threshold Setting - Variant 12 </w:t>
+        <w:tab/>
+        <w:t xml:space="preserve"> Id: TC1966 </w:t>
+        <w:tab/>
+        <w:t xml:space="preserve"> Description: Verify dashboard UI component displays output from Custom Threshold Setting </w:t>
+        <w:tab/>
+        <w:t xml:space="preserve"> Precondition: Historical baseline metrics ingested and indexed. </w:t>
+        <w:tab/>
+        <w:t xml:space="preserve"> Test Step: 1 </w:t>
+        <w:tab/>
+        <w:t xml:space="preserve"> Test Step Description: Trigger dashboard refresh and monitor response latency for Custom Threshold Setting </w:t>
+        <w:tab/>
+        <w:t xml:space="preserve"> Test Step Expected Result: Visualization widget renders top trends with accurate confidence scores.</w:t>
       </w:r>
     </w:p>
     <w:p>
       <w:r>
         <w:tab/>
-        <w:t>Description</w:t>
+        <w:t xml:space="preserve">Work Item ID: 1573 </w:t>
+        <w:tab/>
+        <w:t xml:space="preserve"> Module: AI Insights &amp; Anomaly Detection </w:t>
+        <w:tab/>
+        <w:t xml:space="preserve"> Name: Unusual Billing Pattern Flag - Variant 22 </w:t>
+        <w:tab/>
+        <w:t xml:space="preserve"> Id: TC2374 </w:t>
+        <w:tab/>
+        <w:t xml:space="preserve"> Description: Verify dashboard UI component displays output from Unusual Billing Pattern Flag </w:t>
+        <w:tab/>
+        <w:t xml:space="preserve"> Precondition: Historical baseline metrics ingested and indexed. </w:t>
+        <w:tab/>
+        <w:t xml:space="preserve"> Test Step: 1 </w:t>
+        <w:tab/>
+        <w:t xml:space="preserve"> Test Step Description: Trigger dashboard refresh and monitor response latency for Unusual Billing Pattern Flag </w:t>
+        <w:tab/>
+        <w:t xml:space="preserve"> Test Step Expected Result: Visualization widget renders top trends with accurate confidence scores.</w:t>
       </w:r>
     </w:p>
     <w:p>
       <w:r>
         <w:tab/>
-        <w:t>Example</w:t>
-      </w:r>
-    </w:p>
-    <w:p/>
-    <w:p>
-      <w:r>
-        <w:tab/>
-        <w:t>Input text file</w:t>
+        <w:t xml:space="preserve">Work Item ID: 1572 </w:t>
+        <w:tab/>
+        <w:t xml:space="preserve"> Module: Claims Adjudication </w:t>
+        <w:tab/>
+        <w:t xml:space="preserve"> Name: Corrected Claim Resubmission - Variant 1 </w:t>
+        <w:tab/>
+        <w:t xml:space="preserve"> Id: TC1537 </w:t>
+        <w:tab/>
+        <w:t xml:space="preserve"> Description: Verify adjudication engine logic for Corrected Claim Resubmission </w:t>
+        <w:tab/>
+        <w:t xml:space="preserve"> Precondition: Claim adjudication rules engine initialized. </w:t>
+        <w:tab/>
+        <w:t xml:space="preserve"> Test Step: 1 </w:t>
+        <w:tab/>
+        <w:t xml:space="preserve"> Test Step Description: Ingest synthetic claim payload testing Corrected Claim Resubmission into the engine </w:t>
+        <w:tab/>
+        <w:t xml:space="preserve"> Test Step Expected Result: Adjudication engine applies correct formula and outputs calculated totals.</w:t>
       </w:r>
     </w:p>
     <w:p>
       <w:r>
         <w:tab/>
-        <w:t>Text file input file to be uploaded</w:t>
+        <w:t xml:space="preserve">Work Item ID: 1573 </w:t>
+        <w:tab/>
+        <w:t xml:space="preserve"> Module: AI Insights &amp; Anomaly Detection </w:t>
+        <w:tab/>
+        <w:t xml:space="preserve"> Name: Batch Model Scoring - Variant 1 </w:t>
+        <w:tab/>
+        <w:t xml:space="preserve"> Id: TC1520 </w:t>
+        <w:tab/>
+        <w:t xml:space="preserve"> Description: Verify accuracy and SLA metrics for Batch Model Scoring predictive execution </w:t>
+        <w:tab/>
+        <w:t xml:space="preserve"> Precondition: Model checkpoint v2.4 loaded in runtime environment. </w:t>
+        <w:tab/>
+        <w:t xml:space="preserve"> Test Step: 1 </w:t>
+        <w:tab/>
+        <w:t xml:space="preserve"> Test Step Description: Interact with AI insight card component for Batch Model Scoring </w:t>
+        <w:tab/>
+        <w:t xml:space="preserve"> Test Step Expected Result: Explanation model outputs clear feature contribution breakdown.</w:t>
       </w:r>
     </w:p>
     <w:p>
       <w:r>
         <w:tab/>
-        <w:t>data.txt uploaded as workflow input</w:t>
-      </w:r>
-    </w:p>
-    <w:p/>
-    <w:p>
-      <w:r>
-        <w:tab/>
-        <w:t>GitHub token</w:t>
+        <w:t xml:space="preserve">Work Item ID: 1572 </w:t>
+        <w:tab/>
+        <w:t xml:space="preserve"> Module: Claims Adjudication </w:t>
+        <w:tab/>
+        <w:t xml:space="preserve"> Name: High Value Claim Audit Trigger - Variant 11 </w:t>
+        <w:tab/>
+        <w:t xml:space="preserve"> Id: TC1933 </w:t>
+        <w:tab/>
+        <w:t xml:space="preserve"> Description: Verify adjudication engine logic for High Value Claim Audit Trigger </w:t>
+        <w:tab/>
+        <w:t xml:space="preserve"> Precondition: Claim adjudication rules engine initialized. </w:t>
+        <w:tab/>
+        <w:t xml:space="preserve"> Test Step: 1 </w:t>
+        <w:tab/>
+        <w:t xml:space="preserve"> Test Step Description: Ingest synthetic claim payload testing High Value Claim Audit Trigger into the engine </w:t>
+        <w:tab/>
+        <w:t xml:space="preserve"> Test Step Expected Result: Adjudication engine applies correct formula and outputs calculated totals.</w:t>
       </w:r>
     </w:p>
     <w:p>
       <w:r>
         <w:tab/>
-        <w:t>Access token for GitHub</w:t>
+        <w:t xml:space="preserve">Work Item ID: 1572 </w:t>
+        <w:tab/>
+        <w:t xml:space="preserve"> Module: Claims Adjudication </w:t>
+        <w:tab/>
+        <w:t xml:space="preserve"> Name: Corrected Claim Resubmission - Variant 8 </w:t>
+        <w:tab/>
+        <w:t xml:space="preserve"> Id: TC1817 </w:t>
+        <w:tab/>
+        <w:t xml:space="preserve"> Description: Verify adjudication engine logic for Corrected Claim Resubmission </w:t>
+        <w:tab/>
+        <w:t xml:space="preserve"> Precondition: Claim adjudication rules engine initialized. </w:t>
+        <w:tab/>
+        <w:t xml:space="preserve"> Test Step: 1 </w:t>
+        <w:tab/>
+        <w:t xml:space="preserve"> Test Step Description: Ingest synthetic claim payload testing Corrected Claim Resubmission into the engine </w:t>
+        <w:tab/>
+        <w:t xml:space="preserve"> Test Step Expected Result: Adjudication engine applies correct formula and outputs calculated totals.</w:t>
       </w:r>
     </w:p>
     <w:p>
       <w:r>
         <w:tab/>
-        <w:t>ghp_L3wDyRoieUYLZ49hPKt</w:t>
-      </w:r>
-    </w:p>
-    <w:p/>
-    <w:p>
-      <w:r>
-        <w:tab/>
-        <w:t>GitHub Repo Owner</w:t>
+        <w:t xml:space="preserve">Work Item ID: 1572 </w:t>
+        <w:tab/>
+        <w:t xml:space="preserve"> Module: Claims Adjudication </w:t>
+        <w:tab/>
+        <w:t xml:space="preserve"> Name: EOB Document Generation - Variant 26 </w:t>
+        <w:tab/>
+        <w:t xml:space="preserve"> Id: TC2507 </w:t>
+        <w:tab/>
+        <w:t xml:space="preserve"> Description: Verify system handles invalid or missing data during EOB Document Generation </w:t>
+        <w:tab/>
+        <w:t xml:space="preserve"> Precondition: Inbound EDI 837 claim processing queue online. </w:t>
+        <w:tab/>
+        <w:t xml:space="preserve"> Test Step: 1 </w:t>
+        <w:tab/>
+        <w:t xml:space="preserve"> Test Step Description: Submit claim batch containing edge case scenarios for EOB Document Generation </w:t>
+        <w:tab/>
+        <w:t xml:space="preserve"> Test Step Expected Result: System flags anomaly and routed claim to review queue instantly.</w:t>
       </w:r>
     </w:p>
     <w:p>
       <w:r>
         <w:tab/>
-        <w:t>Owner name for the GitHub repo</w:t>
+        <w:t xml:space="preserve">Work Item ID: 1573 </w:t>
+        <w:tab/>
+        <w:t xml:space="preserve"> Module: AI Insights &amp; Anomaly Detection </w:t>
+        <w:tab/>
+        <w:t xml:space="preserve"> Name: Patient Risk Stratification - Variant 19 </w:t>
+        <w:tab/>
+        <w:t xml:space="preserve"> Id: TC2256 </w:t>
+        <w:tab/>
+        <w:t xml:space="preserve"> Description: Verify accuracy and SLA metrics for Patient Risk Stratification predictive execution </w:t>
+        <w:tab/>
+        <w:t xml:space="preserve"> Precondition: Model checkpoint v2.4 loaded in runtime environment. </w:t>
+        <w:tab/>
+        <w:t xml:space="preserve"> Test Step: 1 </w:t>
+        <w:tab/>
+        <w:t xml:space="preserve"> Test Step Description: Interact with AI insight card component for Patient Risk Stratification </w:t>
+        <w:tab/>
+        <w:t xml:space="preserve"> Test Step Expected Result: Explanation model outputs clear feature contribution breakdown.</w:t>
       </w:r>
     </w:p>
     <w:p>
       <w:r>
         <w:tab/>
-        <w:t>NavneetBN47</w:t>
-      </w:r>
-    </w:p>
-    <w:p/>
-    <w:p>
-      <w:r>
-        <w:tab/>
-        <w:t>GitHub Repo Name</w:t>
+        <w:t xml:space="preserve">Work Item ID: 1573 </w:t>
+        <w:tab/>
+        <w:t xml:space="preserve"> Module: AI Insights &amp; Anomaly Detection </w:t>
+        <w:tab/>
+        <w:t xml:space="preserve"> Name: Recommendation Engine Ranking - Variant 29 </w:t>
+        <w:tab/>
+        <w:t xml:space="preserve"> Id: TC2630 </w:t>
+        <w:tab/>
+        <w:t xml:space="preserve"> Description: Verify dashboard UI component displays output from Recommendation Engine Ranking </w:t>
+        <w:tab/>
+        <w:t xml:space="preserve"> Precondition: Historical baseline metrics ingested and indexed. </w:t>
+        <w:tab/>
+        <w:t xml:space="preserve"> Test Step: 1 </w:t>
+        <w:tab/>
+        <w:t xml:space="preserve"> Test Step Description: Trigger dashboard refresh and monitor response latency for Recommendation Engine Ranking </w:t>
+        <w:tab/>
+        <w:t xml:space="preserve"> Test Step Expected Result: Visualization widget renders top trends with accurate confidence scores.</w:t>
       </w:r>
     </w:p>
     <w:p>
       <w:r>
         <w:tab/>
-        <w:t>Repository name</w:t>
+        <w:t xml:space="preserve">Work Item ID: 1572 </w:t>
+        <w:tab/>
+        <w:t xml:space="preserve"> Module: Claims Adjudication </w:t>
+        <w:tab/>
+        <w:t xml:space="preserve"> Name: Out-of-Network Coinsurance - Variant 8 </w:t>
+        <w:tab/>
+        <w:t xml:space="preserve"> Id: TC1783 </w:t>
+        <w:tab/>
+        <w:t xml:space="preserve"> Description: Verify system handles invalid or missing data during Out-of-Network Coinsurance </w:t>
+        <w:tab/>
+        <w:t xml:space="preserve"> Precondition: Inbound EDI 837 claim processing queue online. </w:t>
+        <w:tab/>
+        <w:t xml:space="preserve"> Test Step: 1 </w:t>
+        <w:tab/>
+        <w:t xml:space="preserve"> Test Step Description: Submit claim batch containing edge case scenarios for Out-of-Network Coinsurance </w:t>
+        <w:tab/>
+        <w:t xml:space="preserve"> Test Step Expected Result: System flags anomaly and routed claim to review queue instantly.</w:t>
       </w:r>
     </w:p>
     <w:p>
       <w:r>
         <w:tab/>
-        <w:t>testX</w:t>
-      </w:r>
-    </w:p>
-    <w:p/>
-    <w:p>
-      <w:r>
-        <w:tab/>
-        <w:t>Output file Name</w:t>
+        <w:t xml:space="preserve">Work Item ID: 1573 </w:t>
+        <w:tab/>
+        <w:t xml:space="preserve"> Module: AI Insights &amp; Anomaly Detection </w:t>
+        <w:tab/>
+        <w:t xml:space="preserve"> Name: Model Drift Monitoring - Variant 11 </w:t>
+        <w:tab/>
+        <w:t xml:space="preserve"> Id: TC1908 </w:t>
+        <w:tab/>
+        <w:t xml:space="preserve"> Description: Verify accuracy and SLA metrics for Model Drift Monitoring predictive execution </w:t>
+        <w:tab/>
+        <w:t xml:space="preserve"> Precondition: Model checkpoint v2.4 loaded in runtime environment. </w:t>
+        <w:tab/>
+        <w:t xml:space="preserve"> Test Step: 1 </w:t>
+        <w:tab/>
+        <w:t xml:space="preserve"> Test Step Description: Interact with AI insight card component for Model Drift Monitoring </w:t>
+        <w:tab/>
+        <w:t xml:space="preserve"> Test Step Expected Result: Explanation model outputs clear feature contribution breakdown.</w:t>
       </w:r>
     </w:p>
     <w:p>
       <w:r>
         <w:tab/>
-        <w:t>Required name for the downloadable excel file</w:t>
+        <w:t xml:space="preserve">Work Item ID: 1572 </w:t>
+        <w:tab/>
+        <w:t xml:space="preserve"> Module: Claims Adjudication </w:t>
+        <w:tab/>
+        <w:t xml:space="preserve"> Name: EOB Document Generation - Variant 15 </w:t>
+        <w:tab/>
+        <w:t xml:space="preserve"> Id: TC2067 </w:t>
+        <w:tab/>
+        <w:t xml:space="preserve"> Description: Verify system handles invalid or missing data during EOB Document Generation </w:t>
+        <w:tab/>
+        <w:t xml:space="preserve"> Precondition: Inbound EDI 837 claim processing queue online. </w:t>
+        <w:tab/>
+        <w:t xml:space="preserve"> Test Step: 1 </w:t>
+        <w:tab/>
+        <w:t xml:space="preserve"> Test Step Description: Submit claim batch containing edge case scenarios for EOB Document Generation </w:t>
+        <w:tab/>
+        <w:t xml:space="preserve"> Test Step Expected Result: System flags anomaly and routed claim to review queue instantly.</w:t>
       </w:r>
     </w:p>
     <w:p>
       <w:r>
         <w:tab/>
-        <w:t>Testcases (no suffix required)</w:t>
-      </w:r>
-    </w:p>
-    <w:p/>
-    <w:p/>
-    <w:p/>
-    <w:p/>
-    <w:p>
-      <w:r>
-        <w:t>6. Prerequisites</w:t>
+        <w:t xml:space="preserve">Work Item ID: 1573 </w:t>
+        <w:tab/>
+        <w:t xml:space="preserve"> Module: AI Insights &amp; Anomaly Detection </w:t>
+        <w:tab/>
+        <w:t xml:space="preserve"> Name: Model Drift Monitoring - Variant 15 </w:t>
+        <w:tab/>
+        <w:t xml:space="preserve"> Id: TC2068 </w:t>
+        <w:tab/>
+        <w:t xml:space="preserve"> Description: Verify accuracy and SLA metrics for Model Drift Monitoring predictive execution </w:t>
+        <w:tab/>
+        <w:t xml:space="preserve"> Precondition: Model checkpoint v2.4 loaded in runtime environment. </w:t>
+        <w:tab/>
+        <w:t xml:space="preserve"> Test Step: 1 </w:t>
+        <w:tab/>
+        <w:t xml:space="preserve"> Test Step Description: Interact with AI insight card component for Model Drift Monitoring </w:t>
+        <w:tab/>
+        <w:t xml:space="preserve"> Test Step Expected Result: Explanation model outputs clear feature contribution breakdown.</w:t>
       </w:r>
     </w:p>
     <w:p>
       <w:r>
-        <w:t xml:space="preserve">AAVA int 2.0 access </w:t>
+        <w:tab/>
+        <w:t xml:space="preserve">Work Item ID: 1572 </w:t>
+        <w:tab/>
+        <w:t xml:space="preserve"> Module: Claims Adjudication </w:t>
+        <w:tab/>
+        <w:t xml:space="preserve"> Name: Batch Claim Ingestion - Variant 20 </w:t>
+        <w:tab/>
+        <w:t xml:space="preserve"> Id: TC2291 </w:t>
+        <w:tab/>
+        <w:t xml:space="preserve"> Description: Verify system handles invalid or missing data during Batch Claim Ingestion </w:t>
+        <w:tab/>
+        <w:t xml:space="preserve"> Precondition: Inbound EDI 837 claim processing queue online. </w:t>
+        <w:tab/>
+        <w:t xml:space="preserve"> Test Step: 1 </w:t>
+        <w:tab/>
+        <w:t xml:space="preserve"> Test Step Description: Submit claim batch containing edge case scenarios for Batch Claim Ingestion </w:t>
+        <w:tab/>
+        <w:t xml:space="preserve"> Test Step Expected Result: System flags anomaly and routed claim to review queue instantly.</w:t>
       </w:r>
     </w:p>
     <w:p>
       <w:r>
-        <w:t>Access to Quality Engineering realm.</w:t>
+        <w:tab/>
+        <w:t xml:space="preserve">Work Item ID: 1572 </w:t>
+        <w:tab/>
+        <w:t xml:space="preserve"> Module: Claims Adjudication </w:t>
+        <w:tab/>
+        <w:t xml:space="preserve"> Name: Maximum Out-of-Pocket Cap - Variant 6 </w:t>
+        <w:tab/>
+        <w:t xml:space="preserve"> Id: TC1729 </w:t>
+        <w:tab/>
+        <w:t xml:space="preserve"> Description: Verify adjudication engine logic for Maximum Out-of-Pocket Cap </w:t>
+        <w:tab/>
+        <w:t xml:space="preserve"> Precondition: Claim adjudication rules engine initialized. </w:t>
+        <w:tab/>
+        <w:t xml:space="preserve"> Test Step: 1 </w:t>
+        <w:tab/>
+        <w:t xml:space="preserve"> Test Step Description: Ingest synthetic claim payload testing Maximum Out-of-Pocket Cap into the engine </w:t>
+        <w:tab/>
+        <w:t xml:space="preserve"> Test Step Expected Result: Adjudication engine applies correct formula and outputs calculated totals.</w:t>
       </w:r>
     </w:p>
     <w:p>
       <w:r>
-        <w:t>GitHub repository setup.</w:t>
+        <w:tab/>
+        <w:t xml:space="preserve">Work Item ID: 1573 </w:t>
+        <w:tab/>
+        <w:t xml:space="preserve"> Module: AI Insights &amp; Anomaly Detection </w:t>
+        <w:tab/>
+        <w:t xml:space="preserve"> Name: Alert Dismissal Persistence - Variant 4 </w:t>
+        <w:tab/>
+        <w:t xml:space="preserve"> Id: TC1644 </w:t>
+        <w:tab/>
+        <w:t xml:space="preserve"> Description: Verify accuracy and SLA metrics for Alert Dismissal Persistence predictive execution </w:t>
+        <w:tab/>
+        <w:t xml:space="preserve"> Precondition: Model checkpoint v2.4 loaded in runtime environment. </w:t>
+        <w:tab/>
+        <w:t xml:space="preserve"> Test Step: 1 </w:t>
+        <w:tab/>
+        <w:t xml:space="preserve"> Test Step Description: Interact with AI insight card component for Alert Dismissal Persistence </w:t>
+        <w:tab/>
+        <w:t xml:space="preserve"> Test Step Expected Result: Explanation model outputs clear feature contribution breakdown.</w:t>
       </w:r>
     </w:p>
     <w:p>
       <w:r>
-        <w:t>User must have access permissions to input/output directories.</w:t>
+        <w:tab/>
+        <w:t xml:space="preserve">Work Item ID: 1573 </w:t>
+        <w:tab/>
+        <w:t xml:space="preserve"> Module: AI Insights &amp; Anomaly Detection </w:t>
+        <w:tab/>
+        <w:t xml:space="preserve"> Name: Data Pipeline Health Monitor - Variant 4 </w:t>
+        <w:tab/>
+        <w:t xml:space="preserve"> Id: TC1652 </w:t>
+        <w:tab/>
+        <w:t xml:space="preserve"> Description: Verify accuracy and SLA metrics for Data Pipeline Health Monitor predictive execution </w:t>
+        <w:tab/>
+        <w:t xml:space="preserve"> Precondition: Model checkpoint v2.4 loaded in runtime environment. </w:t>
+        <w:tab/>
+        <w:t xml:space="preserve"> Test Step: 1 </w:t>
+        <w:tab/>
+        <w:t xml:space="preserve"> Test Step Description: Interact with AI insight card component for Data Pipeline Health Monitor </w:t>
+        <w:tab/>
+        <w:t xml:space="preserve"> Test Step Expected Result: Explanation model outputs clear feature contribution breakdown.</w:t>
       </w:r>
     </w:p>
     <w:p>
       <w:r>
-        <w:t>Microsoft Excel or compatible spreadsheet software should be available for validation.</w:t>
+        <w:tab/>
+        <w:t xml:space="preserve">Work Item ID: 1572 </w:t>
+        <w:tab/>
+        <w:t xml:space="preserve"> Module: Claims Adjudication </w:t>
+        <w:tab/>
+        <w:t xml:space="preserve"> Name: Batch Claim Ingestion - Variant 1 </w:t>
+        <w:tab/>
+        <w:t xml:space="preserve"> Id: TC1531 </w:t>
+        <w:tab/>
+        <w:t xml:space="preserve"> Description: Verify system handles invalid or missing data during Batch Claim Ingestion </w:t>
+        <w:tab/>
+        <w:t xml:space="preserve"> Precondition: Inbound EDI 837 claim processing queue online. </w:t>
+        <w:tab/>
+        <w:t xml:space="preserve"> Test Step: 1 </w:t>
+        <w:tab/>
+        <w:t xml:space="preserve"> Test Step Description: Submit claim batch containing edge case scenarios for Batch Claim Ingestion </w:t>
+        <w:tab/>
+        <w:t xml:space="preserve"> Test Step Expected Result: System flags anomaly and routed claim to review queue instantly.</w:t>
       </w:r>
     </w:p>
     <w:p>
       <w:r>
-        <w:t>7. Execution Steps</w:t>
+        <w:tab/>
+        <w:t xml:space="preserve">Work Item ID: 1573 </w:t>
+        <w:tab/>
+        <w:t xml:space="preserve"> Module: AI Insights &amp; Anomaly Detection </w:t>
+        <w:tab/>
+        <w:t xml:space="preserve"> Name: Feature Attribution UI - Variant 25 </w:t>
+        <w:tab/>
+        <w:t xml:space="preserve"> Id: TC2472 </w:t>
+        <w:tab/>
+        <w:t xml:space="preserve"> Description: Verify accuracy and SLA metrics for Feature Attribution UI predictive execution </w:t>
+        <w:tab/>
+        <w:t xml:space="preserve"> Precondition: Model checkpoint v2.4 loaded in runtime environment. </w:t>
+        <w:tab/>
+        <w:t xml:space="preserve"> Test Step: 1 </w:t>
+        <w:tab/>
+        <w:t xml:space="preserve"> Test Step Description: Interact with AI insight card component for Feature Attribution UI </w:t>
+        <w:tab/>
+        <w:t xml:space="preserve"> Test Step Expected Result: Explanation model outputs clear feature contribution breakdown.</w:t>
       </w:r>
     </w:p>
     <w:p>
       <w:r>
-        <w:t>Place the source text file in the configured input directory of the workflow.</w:t>
+        <w:tab/>
+        <w:t xml:space="preserve">Work Item ID: 1572 </w:t>
+        <w:tab/>
+        <w:t xml:space="preserve"> Module: Claims Adjudication </w:t>
+        <w:tab/>
+        <w:t xml:space="preserve"> Name: Primary vs Secondary Payer - Variant 12 </w:t>
+        <w:tab/>
+        <w:t xml:space="preserve"> Id: TC1959 </w:t>
+        <w:tab/>
+        <w:t xml:space="preserve"> Description: Verify system handles invalid or missing data during Primary vs Secondary Payer </w:t>
+        <w:tab/>
+        <w:t xml:space="preserve"> Precondition: Inbound EDI 837 claim processing queue online. </w:t>
+        <w:tab/>
+        <w:t xml:space="preserve"> Test Step: 1 </w:t>
+        <w:tab/>
+        <w:t xml:space="preserve"> Test Step Description: Submit claim batch containing edge case scenarios for Primary vs Secondary Payer </w:t>
+        <w:tab/>
+        <w:t xml:space="preserve"> Test Step Expected Result: System flags anomaly and routed claim to review queue instantly.</w:t>
       </w:r>
     </w:p>
     <w:p>
       <w:r>
-        <w:t>Provide required input parameters and execute.</w:t>
+        <w:tab/>
+        <w:t xml:space="preserve">Work Item ID: 1572 </w:t>
+        <w:tab/>
+        <w:t xml:space="preserve"> Module: Claims Adjudication </w:t>
+        <w:tab/>
+        <w:t xml:space="preserve"> Name: Claim Line Item Split - Variant 23 </w:t>
+        <w:tab/>
+        <w:t xml:space="preserve"> Id: TC2389 </w:t>
+        <w:tab/>
+        <w:t xml:space="preserve"> Description: Verify adjudication engine logic for Claim Line Item Split </w:t>
+        <w:tab/>
+        <w:t xml:space="preserve"> Precondition: Claim adjudication rules engine initialized. </w:t>
+        <w:tab/>
+        <w:t xml:space="preserve"> Test Step: 1 </w:t>
+        <w:tab/>
+        <w:t xml:space="preserve"> Test Step Description: Ingest synthetic claim payload testing Claim Line Item Split into the engine </w:t>
+        <w:tab/>
+        <w:t xml:space="preserve"> Test Step Expected Result: Adjudication engine applies correct formula and outputs calculated totals.</w:t>
       </w:r>
     </w:p>
     <w:p>
       <w:r>
-        <w:t>Monitor execution logs for successful completion.</w:t>
+        <w:tab/>
+        <w:t xml:space="preserve">Work Item ID: 1572 </w:t>
+        <w:tab/>
+        <w:t xml:space="preserve"> Module: Claims Adjudication </w:t>
+        <w:tab/>
+        <w:t xml:space="preserve"> Name: EOB Document Generation - Variant 27 </w:t>
+        <w:tab/>
+        <w:t xml:space="preserve"> Id: TC2547 </w:t>
+        <w:tab/>
+        <w:t xml:space="preserve"> Description: Verify system handles invalid or missing data during EOB Document Generation </w:t>
+        <w:tab/>
+        <w:t xml:space="preserve"> Precondition: Inbound EDI 837 claim processing queue online. </w:t>
+        <w:tab/>
+        <w:t xml:space="preserve"> Test Step: 1 </w:t>
+        <w:tab/>
+        <w:t xml:space="preserve"> Test Step Description: Submit claim batch containing edge case scenarios for EOB Document Generation </w:t>
+        <w:tab/>
+        <w:t xml:space="preserve"> Test Step Expected Result: System flags anomaly and routed claim to review queue instantly.</w:t>
       </w:r>
     </w:p>
     <w:p>
       <w:r>
-        <w:t>Verify generated Excel output by downloading from the URL provided in the workflow output.</w:t>
+        <w:tab/>
+        <w:t xml:space="preserve">Work Item ID: 1573 </w:t>
+        <w:tab/>
+        <w:t xml:space="preserve"> Module: AI Insights &amp; Anomaly Detection </w:t>
+        <w:tab/>
+        <w:t xml:space="preserve"> Name: Model Drift Monitoring - Variant 14 </w:t>
+        <w:tab/>
+        <w:t xml:space="preserve"> Id: TC2028 </w:t>
+        <w:tab/>
+        <w:t xml:space="preserve"> Description: Verify accuracy and SLA metrics for Model Drift Monitoring predictive execution </w:t>
+        <w:tab/>
+        <w:t xml:space="preserve"> Precondition: Model checkpoint v2.4 loaded in runtime environment. </w:t>
+        <w:tab/>
+        <w:t xml:space="preserve"> Test Step: 1 </w:t>
+        <w:tab/>
+        <w:t xml:space="preserve"> Test Step Description: Interact with AI insight card component for Model Drift Monitoring </w:t>
+        <w:tab/>
+        <w:t xml:space="preserve"> Test Step Expected Result: Explanation model outputs clear feature contribution breakdown.</w:t>
       </w:r>
     </w:p>
     <w:p>
       <w:r>
-        <w:t>8. Error Handling &amp; Troubleshooting</w:t>
+        <w:tab/>
+        <w:t xml:space="preserve">Work Item ID: 1573 </w:t>
+        <w:tab/>
+        <w:t xml:space="preserve"> Module: AI Insights &amp; Anomaly Detection </w:t>
+        <w:tab/>
+        <w:t xml:space="preserve"> Name: Model Retraining Trigger - Variant 16 </w:t>
+        <w:tab/>
+        <w:t xml:space="preserve"> Id: TC2140 </w:t>
+        <w:tab/>
+        <w:t xml:space="preserve"> Description: Verify accuracy and SLA metrics for Model Retraining Trigger predictive execution </w:t>
+        <w:tab/>
+        <w:t xml:space="preserve"> Precondition: Model checkpoint v2.4 loaded in runtime environment. </w:t>
+        <w:tab/>
+        <w:t xml:space="preserve"> Test Step: 1 </w:t>
+        <w:tab/>
+        <w:t xml:space="preserve"> Test Step Description: Interact with AI insight card component for Model Retraining Trigger </w:t>
+        <w:tab/>
+        <w:t xml:space="preserve"> Test Step Expected Result: Explanation model outputs clear feature contribution breakdown.</w:t>
       </w:r>
     </w:p>
     <w:p>
       <w:r>
-        <w:t>Invalid file format – Ensure the source file is supported</w:t>
+        <w:tab/>
+        <w:t xml:space="preserve">Work Item ID: 1573 </w:t>
+        <w:tab/>
+        <w:t xml:space="preserve"> Module: AI Insights &amp; Anomaly Detection </w:t>
+        <w:tab/>
+        <w:t xml:space="preserve"> Name: Unusual Billing Pattern Flag - Variant 18 </w:t>
+        <w:tab/>
+        <w:t xml:space="preserve"> Id: TC2214 </w:t>
+        <w:tab/>
+        <w:t xml:space="preserve"> Description: Verify dashboard UI component displays output from Unusual Billing Pattern Flag </w:t>
+        <w:tab/>
+        <w:t xml:space="preserve"> Precondition: Historical baseline metrics ingested and indexed. </w:t>
+        <w:tab/>
+        <w:t xml:space="preserve"> Test Step: 1 </w:t>
+        <w:tab/>
+        <w:t xml:space="preserve"> Test Step Description: Trigger dashboard refresh and monitor response latency for Unusual Billing Pattern Flag </w:t>
+        <w:tab/>
+        <w:t xml:space="preserve"> Test Step Expected Result: Visualization widget renders top trends with accurate confidence scores.</w:t>
       </w:r>
     </w:p>
     <w:p>
       <w:r>
-        <w:t>Permission denied – Verify folder access permissions.</w:t>
+        <w:tab/>
+        <w:t xml:space="preserve">Work Item ID: 1573 </w:t>
+        <w:tab/>
+        <w:t xml:space="preserve"> Module: AI Insights &amp; Anomaly Detection </w:t>
+        <w:tab/>
+        <w:t xml:space="preserve"> Name: Predictive No-Show Score - Variant 11 </w:t>
+        <w:tab/>
+        <w:t xml:space="preserve"> Id: TC1904 </w:t>
+        <w:tab/>
+        <w:t xml:space="preserve"> Description: Verify accuracy and SLA metrics for Predictive No-Show Score predictive execution </w:t>
+        <w:tab/>
+        <w:t xml:space="preserve"> Precondition: Model checkpoint v2.4 loaded in runtime environment. </w:t>
+        <w:tab/>
+        <w:t xml:space="preserve"> Test Step: 1 </w:t>
+        <w:tab/>
+        <w:t xml:space="preserve"> Test Step Description: Interact with AI insight card component for Predictive No-Show Score </w:t>
+        <w:tab/>
+        <w:t xml:space="preserve"> Test Step Expected Result: Explanation model outputs clear feature contribution breakdown.</w:t>
       </w:r>
     </w:p>
     <w:p>
       <w:r>
-        <w:t>Empty output file – Validate source file contents.</w:t>
+        <w:tab/>
+        <w:t xml:space="preserve">Work Item ID: 1573 </w:t>
+        <w:tab/>
+        <w:t xml:space="preserve"> Module: AI Insights &amp; Anomaly Detection </w:t>
+        <w:tab/>
+        <w:t xml:space="preserve"> Name: Alert Dismissal Persistence - Variant 6 </w:t>
+        <w:tab/>
+        <w:t xml:space="preserve"> Id: TC1724 </w:t>
+        <w:tab/>
+        <w:t xml:space="preserve"> Description: Verify accuracy and SLA metrics for Alert Dismissal Persistence predictive execution </w:t>
+        <w:tab/>
+        <w:t xml:space="preserve"> Precondition: Model checkpoint v2.4 loaded in runtime environment. </w:t>
+        <w:tab/>
+        <w:t xml:space="preserve"> Test Step: 1 </w:t>
+        <w:tab/>
+        <w:t xml:space="preserve"> Test Step Description: Interact with AI insight card component for Alert Dismissal Persistence </w:t>
+        <w:tab/>
+        <w:t xml:space="preserve"> Test Step Expected Result: Explanation model outputs clear feature contribution breakdown.</w:t>
       </w:r>
     </w:p>
     <w:p>
       <w:r>
-        <w:t>Workflow failure – Review execution logs for detailed error messages</w:t>
+        <w:tab/>
+        <w:t xml:space="preserve">Work Item ID: 1572 </w:t>
+        <w:tab/>
+        <w:t xml:space="preserve"> Module: Claims Adjudication </w:t>
+        <w:tab/>
+        <w:t xml:space="preserve"> Name: Corrected Claim Resubmission - Variant 21 </w:t>
+        <w:tab/>
+        <w:t xml:space="preserve"> Id: TC2337 </w:t>
+        <w:tab/>
+        <w:t xml:space="preserve"> Description: Verify adjudication engine logic for Corrected Claim Resubmission </w:t>
+        <w:tab/>
+        <w:t xml:space="preserve"> Precondition: Claim adjudication rules engine initialized. </w:t>
+        <w:tab/>
+        <w:t xml:space="preserve"> Test Step: 1 </w:t>
+        <w:tab/>
+        <w:t xml:space="preserve"> Test Step Description: Ingest synthetic claim payload testing Corrected Claim Resubmission into the engine </w:t>
+        <w:tab/>
+        <w:t xml:space="preserve"> Test Step Expected Result: Adjudication engine applies correct formula and outputs calculated totals.</w:t>
       </w:r>
     </w:p>
     <w:p>
       <w:r>
-        <w:t>Common failure RCA – Ensure tool attachment in agent, verify repository access and token expiry.</w:t>
-      </w:r>
-    </w:p>
-    <w:p/>
-    <w:p>
-      <w:r>
-        <w:t>9. Example Execution Details</w:t>
+        <w:tab/>
+        <w:t xml:space="preserve">Work Item ID: 1572 </w:t>
+        <w:tab/>
+        <w:t xml:space="preserve"> Module: Claims Adjudication </w:t>
+        <w:tab/>
+        <w:t xml:space="preserve"> Name: Interest Penalty Calculation - Variant 17 </w:t>
+        <w:tab/>
+        <w:t xml:space="preserve"> Id: TC2179 </w:t>
+        <w:tab/>
+        <w:t xml:space="preserve"> Description: Verify system handles invalid or missing data during Interest Penalty Calculation </w:t>
+        <w:tab/>
+        <w:t xml:space="preserve"> Precondition: Inbound EDI 837 claim processing queue online. </w:t>
+        <w:tab/>
+        <w:t xml:space="preserve"> Test Step: 1 </w:t>
+        <w:tab/>
+        <w:t xml:space="preserve"> Test Step Description: Submit claim batch containing edge case scenarios for Interest Penalty Calculation </w:t>
+        <w:tab/>
+        <w:t xml:space="preserve"> Test Step Expected Result: System flags anomaly and routed claim to review queue instantly.</w:t>
       </w:r>
     </w:p>
     <w:p>
       <w:r>
-        <w:t>Execution ID : 740e7f859-3ff9-464a-aded-8c25e077c353</w:t>
+        <w:tab/>
+        <w:t xml:space="preserve">Work Item ID: 1573 </w:t>
+        <w:tab/>
+        <w:t xml:space="preserve"> Module: AI Insights &amp; Anomaly Detection </w:t>
+        <w:tab/>
+        <w:t xml:space="preserve"> Name: Cost Spike Detection - Variant 10 </w:t>
+        <w:tab/>
+        <w:t xml:space="preserve"> Id: TC1866 </w:t>
+        <w:tab/>
+        <w:t xml:space="preserve"> Description: Verify dashboard UI component displays output from Cost Spike Detection </w:t>
+        <w:tab/>
+        <w:t xml:space="preserve"> Precondition: Historical baseline metrics ingested and indexed. </w:t>
+        <w:tab/>
+        <w:t xml:space="preserve"> Test Step: 1 </w:t>
+        <w:tab/>
+        <w:t xml:space="preserve"> Test Step Description: Trigger dashboard refresh and monitor response latency for Cost Spike Detection </w:t>
+        <w:tab/>
+        <w:t xml:space="preserve"> Test Step Expected Result: Visualization widget renders top trends with accurate confidence scores.</w:t>
       </w:r>
     </w:p>
     <w:p>
       <w:r>
-        <w:t>Execution logs : AAVA Launchpad – AI Agent Platform by Ascendion</w:t>
+        <w:tab/>
+        <w:t xml:space="preserve">Work Item ID: 1572 </w:t>
+        <w:tab/>
+        <w:t xml:space="preserve"> Module: Claims Adjudication </w:t>
+        <w:tab/>
+        <w:t xml:space="preserve"> Name: Diagnosis Code Validation - Variant 25 </w:t>
+        <w:tab/>
+        <w:t xml:space="preserve"> Id: TC2471 </w:t>
+        <w:tab/>
+        <w:t xml:space="preserve"> Description: Verify system handles invalid or missing data during Diagnosis Code Validation </w:t>
+        <w:tab/>
+        <w:t xml:space="preserve"> Precondition: Inbound EDI 837 claim processing queue online. </w:t>
+        <w:tab/>
+        <w:t xml:space="preserve"> Test Step: 1 </w:t>
+        <w:tab/>
+        <w:t xml:space="preserve"> Test Step Description: Submit claim batch containing edge case scenarios for Diagnosis Code Validation </w:t>
+        <w:tab/>
+        <w:t xml:space="preserve"> Test Step Expected Result: System flags anomaly and routed claim to review queue instantly.</w:t>
       </w:r>
     </w:p>
     <w:p>
       <w:r>
-        <w:t xml:space="preserve">Input file : </w:t>
-      </w:r>
-    </w:p>
-    <w:p/>
-    <w:p/>
-    <w:p>
-      <w:r>
-        <w:t xml:space="preserve">Output file : </w:t>
-      </w:r>
-    </w:p>
-    <w:p/>
-    <w:p/>
-    <w:p/>
-    <w:p>
-      <w:r>
-        <w:t>testcases  delimited.txt</w:t>
+        <w:tab/>
+        <w:t xml:space="preserve">Work Item ID: 1573 </w:t>
+        <w:tab/>
+        <w:t xml:space="preserve"> Module: AI Insights &amp; Anomaly Detection </w:t>
+        <w:tab/>
+        <w:t xml:space="preserve"> Name: Patient Risk Stratification - Variant 10 </w:t>
+        <w:tab/>
+        <w:t xml:space="preserve"> Id: TC1896 </w:t>
+        <w:tab/>
+        <w:t xml:space="preserve"> Description: Verify accuracy and SLA metrics for Patient Risk Stratification predictive execution </w:t>
+        <w:tab/>
+        <w:t xml:space="preserve"> Precondition: Model checkpoint v2.4 loaded in runtime environment. </w:t>
+        <w:tab/>
+        <w:t xml:space="preserve"> Test Step: 1 </w:t>
+        <w:tab/>
+        <w:t xml:space="preserve"> Test Step Description: Interact with AI insight card component for Patient Risk Stratification </w:t>
+        <w:tab/>
+        <w:t xml:space="preserve"> Test Step Expected Result: Explanation model outputs clear feature contribution breakdown.</w:t>
       </w:r>
     </w:p>
     <w:p>
       <w:r>
-        <w:t>Scenario ID|Scenario Title|Test Case ID|Test Case Title|Preconditions|Test Type|Automation Feasible|Test Data|Step #|Test Step Description|Expected Result</w:t>
+        <w:tab/>
+        <w:t xml:space="preserve">Work Item ID: 1572 </w:t>
+        <w:tab/>
+        <w:t xml:space="preserve"> Module: Claims Adjudication </w:t>
+        <w:tab/>
+        <w:t xml:space="preserve"> Name: Interest Penalty Calculation - Variant 23 </w:t>
+        <w:tab/>
+        <w:t xml:space="preserve"> Id: TC2419 </w:t>
+        <w:tab/>
+        <w:t xml:space="preserve"> Description: Verify system handles invalid or missing data during Interest Penalty Calculation </w:t>
+        <w:tab/>
+        <w:t xml:space="preserve"> Precondition: Inbound EDI 837 claim processing queue online. </w:t>
+        <w:tab/>
+        <w:t xml:space="preserve"> Test Step: 1 </w:t>
+        <w:tab/>
+        <w:t xml:space="preserve"> Test Step Description: Submit claim batch containing edge case scenarios for Interest Penalty Calculation </w:t>
+        <w:tab/>
+        <w:t xml:space="preserve"> Test Step Expected Result: System flags anomaly and routed claim to review queue instantly.</w:t>
       </w:r>
     </w:p>
     <w:p>
       <w:r>
-        <w:t>TC001|US32275|Plan Recommendation|Verify side-by-side plan comparison|User is logged into the CareSource enrollment portal and has completed the health needs questionnaire|Functional|Yes|User with completed profile and at least two recommended plans|1|Navigate to plan recommendation page|System displays side-by-side comparison of at least two plans highlighting premiums, deductibles, co-pays, out-of-pocket maximums, and coverage for specified medications and doctors</w:t>
+        <w:tab/>
+        <w:t xml:space="preserve">Work Item ID: 1573 </w:t>
+        <w:tab/>
+        <w:t xml:space="preserve"> Module: AI Insights &amp; Anomaly Detection </w:t>
+        <w:tab/>
+        <w:t xml:space="preserve"> Name: Custom Threshold Setting - Variant 21 </w:t>
+        <w:tab/>
+        <w:t xml:space="preserve"> Id: TC2326 </w:t>
+        <w:tab/>
+        <w:t xml:space="preserve"> Description: Verify dashboard UI component displays output from Custom Threshold Setting </w:t>
+        <w:tab/>
+        <w:t xml:space="preserve"> Precondition: Historical baseline metrics ingested and indexed. </w:t>
+        <w:tab/>
+        <w:t xml:space="preserve"> Test Step: 1 </w:t>
+        <w:tab/>
+        <w:t xml:space="preserve"> Test Step Description: Trigger dashboard refresh and monitor response latency for Custom Threshold Setting </w:t>
+        <w:tab/>
+        <w:t xml:space="preserve"> Test Step Expected Result: Visualization widget renders top trends with accurate confidence scores.</w:t>
       </w:r>
     </w:p>
     <w:p>
       <w:r>
-        <w:t>||||||||2|Review plan features and select a plan|Selected plan is highlighted and user can proceed to enrollment</w:t>
+        <w:tab/>
+        <w:t xml:space="preserve">Work Item ID: 1572 </w:t>
+        <w:tab/>
+        <w:t xml:space="preserve"> Module: Claims Adjudication </w:t>
+        <w:tab/>
+        <w:t xml:space="preserve"> Name: Tax ID Validation - Variant 7 </w:t>
+        <w:tab/>
+        <w:t xml:space="preserve"> Id: TC1775 </w:t>
+        <w:tab/>
+        <w:t xml:space="preserve"> Description: Verify system handles invalid or missing data during Tax ID Validation </w:t>
+        <w:tab/>
+        <w:t xml:space="preserve"> Precondition: Inbound EDI 837 claim processing queue online. </w:t>
+        <w:tab/>
+        <w:t xml:space="preserve"> Test Step: 1 </w:t>
+        <w:tab/>
+        <w:t xml:space="preserve"> Test Step Description: Submit claim batch containing edge case scenarios for Tax ID Validation </w:t>
+        <w:tab/>
+        <w:t xml:space="preserve"> Test Step Expected Result: System flags anomaly and routed claim to review queue instantly.</w:t>
       </w:r>
     </w:p>
     <w:p>
       <w:r>
-        <w:t>TC002|US32275|Plan Recommendation|Verify navigation to enrollment after plan selection|User is on the plan comparison page|Functional|Yes|User with at least one recommended plan|1|Select a plan and click 'Enroll'|System transitions to the enrollment process with the chosen plan pre-selected</w:t>
+        <w:tab/>
+        <w:t xml:space="preserve">Work Item ID: 1573 </w:t>
+        <w:tab/>
+        <w:t xml:space="preserve"> Module: AI Insights &amp; Anomaly Detection </w:t>
+        <w:tab/>
+        <w:t xml:space="preserve"> Name: Confidence Threshold Filter - Variant 23 </w:t>
+        <w:tab/>
+        <w:t xml:space="preserve"> Id: TC2396 </w:t>
+        <w:tab/>
+        <w:t xml:space="preserve"> Description: Verify accuracy and SLA metrics for Confidence Threshold Filter predictive execution </w:t>
+        <w:tab/>
+        <w:t xml:space="preserve"> Precondition: Model checkpoint v2.4 loaded in runtime environment. </w:t>
+        <w:tab/>
+        <w:t xml:space="preserve"> Test Step: 1 </w:t>
+        <w:tab/>
+        <w:t xml:space="preserve"> Test Step Description: Interact with AI insight card component for Confidence Threshold Filter </w:t>
+        <w:tab/>
+        <w:t xml:space="preserve"> Test Step Expected Result: Explanation model outputs clear feature contribution breakdown.</w:t>
       </w:r>
     </w:p>
     <w:p>
       <w:r>
-        <w:t>TC003|US32275|Plan Recommendation|Negative - No recommended plans|User has completed health needs but no plans match criteria|Negative|Yes|User with uncommon criteria resulting in no matches|1|Navigate to plan recommendation page|System displays a message: "No plans match your criteria. Please adjust your preferences."</w:t>
+        <w:tab/>
+        <w:t xml:space="preserve">Work Item ID: 1572 </w:t>
+        <w:tab/>
+        <w:t xml:space="preserve"> Module: Claims Adjudication </w:t>
+        <w:tab/>
+        <w:t xml:space="preserve"> Name: Maximum Out-of-Pocket Cap - Variant 7 </w:t>
+        <w:tab/>
+        <w:t xml:space="preserve"> Id: TC1769 </w:t>
+        <w:tab/>
+        <w:t xml:space="preserve"> Description: Verify adjudication engine logic for Maximum Out-of-Pocket Cap </w:t>
+        <w:tab/>
+        <w:t xml:space="preserve"> Precondition: Claim adjudication rules engine initialized. </w:t>
+        <w:tab/>
+        <w:t xml:space="preserve"> Test Step: 1 </w:t>
+        <w:tab/>
+        <w:t xml:space="preserve"> Test Step Description: Ingest synthetic claim payload testing Maximum Out-of-Pocket Cap into the engine </w:t>
+        <w:tab/>
+        <w:t xml:space="preserve"> Test Step Expected Result: Adjudication engine applies correct formula and outputs calculated totals.</w:t>
       </w:r>
     </w:p>
     <w:p>
       <w:r>
-        <w:t>TC004|US32275|Plan Recommendation|Edge - Maximum number of plans|User qualifies for 10+ plans|Edge|Yes|User with broad criteria resulting in maximum recommendations|1|Navigate to plan recommendation page|System displays all recommended plans in a scrollable, readable format without UI breakage</w:t>
+        <w:tab/>
+        <w:t xml:space="preserve">Work Item ID: 1572 </w:t>
+        <w:tab/>
+        <w:t xml:space="preserve"> Module: Claims Adjudication </w:t>
+        <w:tab/>
+        <w:t xml:space="preserve"> Name: Duplicate Claim Rejection - Variant 11 </w:t>
+        <w:tab/>
+        <w:t xml:space="preserve"> Id: TC1915 </w:t>
+        <w:tab/>
+        <w:t xml:space="preserve"> Description: Verify system handles invalid or missing data during Duplicate Claim Rejection </w:t>
+        <w:tab/>
+        <w:t xml:space="preserve"> Precondition: Inbound EDI 837 claim processing queue online. </w:t>
+        <w:tab/>
+        <w:t xml:space="preserve"> Test Step: 1 </w:t>
+        <w:tab/>
+        <w:t xml:space="preserve"> Test Step Description: Submit claim batch containing edge case scenarios for Duplicate Claim Rejection </w:t>
+        <w:tab/>
+        <w:t xml:space="preserve"> Test Step Expected Result: System flags anomaly and routed claim to review queue instantly.</w:t>
       </w:r>
     </w:p>
     <w:p>
       <w:r>
-        <w:t>TC005|US32274|Plan Personalization|Verify member can input medications and providers|User is authenticated|Functional|Yes|Medication: Metformin 500mg, Provider: Dr. Smith|1|Navigate to health needs input page|System displays input fields for medications and providers</w:t>
+        <w:tab/>
+        <w:t xml:space="preserve">Work Item ID: 1573 </w:t>
+        <w:tab/>
+        <w:t xml:space="preserve"> Module: AI Insights &amp; Anomaly Detection </w:t>
+        <w:tab/>
+        <w:t xml:space="preserve"> Name: False Positive Feedback Loop - Variant 22 </w:t>
+        <w:tab/>
+        <w:t xml:space="preserve"> Id: TC2358 </w:t>
+        <w:tab/>
+        <w:t xml:space="preserve"> Description: Verify dashboard UI component displays output from False Positive Feedback Loop </w:t>
+        <w:tab/>
+        <w:t xml:space="preserve"> Precondition: Historical baseline metrics ingested and indexed. </w:t>
+        <w:tab/>
+        <w:t xml:space="preserve"> Test Step: 1 </w:t>
+        <w:tab/>
+        <w:t xml:space="preserve"> Test Step Description: Trigger dashboard refresh and monitor response latency for False Positive Feedback Loop </w:t>
+        <w:tab/>
+        <w:t xml:space="preserve"> Test Step Expected Result: Visualization widget renders top trends with accurate confidence scores.</w:t>
       </w:r>
     </w:p>
     <w:p>
       <w:r>
-        <w:t>||||||||2|Enter medication and provider information and submit|System accepts input, validates data, and confirms successful entry</w:t>
+        <w:tab/>
+        <w:t xml:space="preserve">Work Item ID: 1572 </w:t>
+        <w:tab/>
+        <w:t xml:space="preserve"> Module: Claims Adjudication </w:t>
+        <w:tab/>
+        <w:t xml:space="preserve"> Name: Provider NPI Verification - Variant 10 </w:t>
+        <w:tab/>
+        <w:t xml:space="preserve"> Id: TC1885 </w:t>
+        <w:tab/>
+        <w:t xml:space="preserve"> Description: Verify adjudication engine logic for Provider NPI Verification </w:t>
+        <w:tab/>
+        <w:t xml:space="preserve"> Precondition: Claim adjudication rules engine initialized. </w:t>
+        <w:tab/>
+        <w:t xml:space="preserve"> Test Step: 1 </w:t>
+        <w:tab/>
+        <w:t xml:space="preserve"> Test Step Description: Ingest synthetic claim payload testing Provider NPI Verification into the engine </w:t>
+        <w:tab/>
+        <w:t xml:space="preserve"> Test Step Expected Result: Adjudication engine applies correct formula and outputs calculated totals.</w:t>
       </w:r>
     </w:p>
     <w:p>
       <w:r>
-        <w:t>TC006|US32274|Plan Personalization|Verify financial preference input|User is authenticated|Functional|Yes|Premium: $200, Deductible: $1000, OOP Max: $5000|1|Navigate to financial preferences section|System displays fields for premium, deductible, and out-of-pocket maximum</w:t>
+        <w:tab/>
+        <w:t xml:space="preserve">Work Item ID: 1572 </w:t>
+        <w:tab/>
+        <w:t xml:space="preserve"> Module: Claims Adjudication </w:t>
+        <w:tab/>
+        <w:t xml:space="preserve"> Name: Corrected Claim Resubmission - Variant 25 </w:t>
+        <w:tab/>
+        <w:t xml:space="preserve"> Id: TC2497 </w:t>
+        <w:tab/>
+        <w:t xml:space="preserve"> Description: Verify adjudication engine logic for Corrected Claim Resubmission </w:t>
+        <w:tab/>
+        <w:t xml:space="preserve"> Precondition: Claim adjudication rules engine initialized. </w:t>
+        <w:tab/>
+        <w:t xml:space="preserve"> Test Step: 1 </w:t>
+        <w:tab/>
+        <w:t xml:space="preserve"> Test Step Description: Ingest synthetic claim payload testing Corrected Claim Resubmission into the engine </w:t>
+        <w:tab/>
+        <w:t xml:space="preserve"> Test Step Expected Result: Adjudication engine applies correct formula and outputs calculated totals.</w:t>
       </w:r>
     </w:p>
     <w:p>
       <w:r>
-        <w:t>||||||||2|Enter preferences and submit|System saves preferences and updates recommendation criteria</w:t>
+        <w:tab/>
+        <w:t xml:space="preserve">Work Item ID: 1573 </w:t>
+        <w:tab/>
+        <w:t xml:space="preserve"> Module: AI Insights &amp; Anomaly Detection </w:t>
+        <w:tab/>
+        <w:t xml:space="preserve"> Name: Historical Baseline Comparison - Variant 24 </w:t>
+        <w:tab/>
+        <w:t xml:space="preserve"> Id: TC2448 </w:t>
+        <w:tab/>
+        <w:t xml:space="preserve"> Description: Verify accuracy and SLA metrics for Historical Baseline Comparison predictive execution </w:t>
+        <w:tab/>
+        <w:t xml:space="preserve"> Precondition: Model checkpoint v2.4 loaded in runtime environment. </w:t>
+        <w:tab/>
+        <w:t xml:space="preserve"> Test Step: 1 </w:t>
+        <w:tab/>
+        <w:t xml:space="preserve"> Test Step Description: Interact with AI insight card component for Historical Baseline Comparison </w:t>
+        <w:tab/>
+        <w:t xml:space="preserve"> Test Step Expected Result: Explanation model outputs clear feature contribution breakdown.</w:t>
       </w:r>
     </w:p>
     <w:p>
       <w:r>
-        <w:t>TC007|US32274|Plan Personalization|Negative - Invalid medication entry|User is authenticated|Negative|Yes|Medication: "" (blank entry)|1|Leave medication field blank and submit|System displays error: "Medication name required"</w:t>
+        <w:tab/>
+        <w:t xml:space="preserve">Work Item ID: 1572 </w:t>
+        <w:tab/>
+        <w:t xml:space="preserve"> Module: Claims Adjudication </w:t>
+        <w:tab/>
+        <w:t xml:space="preserve"> Name: Pre-authorization Check - Variant 27 </w:t>
+        <w:tab/>
+        <w:t xml:space="preserve"> Id: TC2545 </w:t>
+        <w:tab/>
+        <w:t xml:space="preserve"> Description: Verify adjudication engine logic for Pre-authorization Check </w:t>
+        <w:tab/>
+        <w:t xml:space="preserve"> Precondition: Claim adjudication rules engine initialized. </w:t>
+        <w:tab/>
+        <w:t xml:space="preserve"> Test Step: 1 </w:t>
+        <w:tab/>
+        <w:t xml:space="preserve"> Test Step Description: Ingest synthetic claim payload testing Pre-authorization Check into the engine </w:t>
+        <w:tab/>
+        <w:t xml:space="preserve"> Test Step Expected Result: Adjudication engine applies correct formula and outputs calculated totals.</w:t>
       </w:r>
     </w:p>
     <w:p>
       <w:r>
-        <w:t>TC008|US32274|Plan Personalization|Edge - Large medication list|User is authenticated|Edge|Yes|Medication: 20+ entries|1|Enter 20+ medications and submit|System accepts all entries and processes recommendations without error</w:t>
+        <w:tab/>
+        <w:t xml:space="preserve">Work Item ID: 1572 </w:t>
+        <w:tab/>
+        <w:t xml:space="preserve"> Module: Claims Adjudication </w:t>
+        <w:tab/>
+        <w:t xml:space="preserve"> Name: Adjustment Code Processing - Variant 6 </w:t>
+        <w:tab/>
+        <w:t xml:space="preserve"> Id: TC1723 </w:t>
+        <w:tab/>
+        <w:t xml:space="preserve"> Description: Verify system handles invalid or missing data during Adjustment Code Processing </w:t>
+        <w:tab/>
+        <w:t xml:space="preserve"> Precondition: Inbound EDI 837 claim processing queue online. </w:t>
+        <w:tab/>
+        <w:t xml:space="preserve"> Test Step: 1 </w:t>
+        <w:tab/>
+        <w:t xml:space="preserve"> Test Step Description: Submit claim batch containing edge case scenarios for Adjustment Code Processing </w:t>
+        <w:tab/>
+        <w:t xml:space="preserve"> Test Step Expected Result: System flags anomaly and routed claim to review queue instantly.</w:t>
       </w:r>
     </w:p>
     <w:p>
       <w:r>
-        <w:t>TC009|US32273|Guided Enrollment|Verify guided workflow for plan selection|User is a prospective member|Functional|Yes|Health: Asthma, PCP: Dr. Lee, Premium: $150|1|Start guided enrollment|System prompts for health data, provider, and financial preferences in sequence</w:t>
+        <w:tab/>
+        <w:t xml:space="preserve">Work Item ID: 1572 </w:t>
+        <w:tab/>
+        <w:t xml:space="preserve"> Module: Claims Adjudication </w:t>
+        <w:tab/>
+        <w:t xml:space="preserve"> Name: Provider NPI Verification - Variant 15 </w:t>
+        <w:tab/>
+        <w:t xml:space="preserve"> Id: TC2085 </w:t>
+        <w:tab/>
+        <w:t xml:space="preserve"> Description: Verify adjudication engine logic for Provider NPI Verification </w:t>
+        <w:tab/>
+        <w:t xml:space="preserve"> Precondition: Claim adjudication rules engine initialized. </w:t>
+        <w:tab/>
+        <w:t xml:space="preserve"> Test Step: 1 </w:t>
+        <w:tab/>
+        <w:t xml:space="preserve"> Test Step Description: Ingest synthetic claim payload testing Provider NPI Verification into the engine </w:t>
+        <w:tab/>
+        <w:t xml:space="preserve"> Test Step Expected Result: Adjudication engine applies correct formula and outputs calculated totals.</w:t>
       </w:r>
     </w:p>
     <w:p>
       <w:r>
-        <w:t>||||||||2|Complete all steps and submit|System generates and displays personalized plan recommendations with comparison tool</w:t>
+        <w:tab/>
+        <w:t xml:space="preserve">Work Item ID: 1572 </w:t>
+        <w:tab/>
+        <w:t xml:space="preserve"> Module: Claims Adjudication </w:t>
+        <w:tab/>
+        <w:t xml:space="preserve"> Name: Primary vs Secondary Payer - Variant 17 </w:t>
+        <w:tab/>
+        <w:t xml:space="preserve"> Id: TC2159 </w:t>
+        <w:tab/>
+        <w:t xml:space="preserve"> Description: Verify system handles invalid or missing data during Primary vs Secondary Payer </w:t>
+        <w:tab/>
+        <w:t xml:space="preserve"> Precondition: Inbound EDI 837 claim processing queue online. </w:t>
+        <w:tab/>
+        <w:t xml:space="preserve"> Test Step: 1 </w:t>
+        <w:tab/>
+        <w:t xml:space="preserve"> Test Step Description: Submit claim batch containing edge case scenarios for Primary vs Secondary Payer </w:t>
+        <w:tab/>
+        <w:t xml:space="preserve"> Test Step Expected Result: System flags anomaly and routed claim to review queue instantly.</w:t>
       </w:r>
     </w:p>
     <w:p>
       <w:r>
-        <w:t>TC010|US32273|Guided Enrollment|Negative - Missing required fields|User is a prospective member|Negative|Yes|Omit required health data|1|Attempt to proceed without entering all required fields|System displays validation errors for missing fields</w:t>
+        <w:tab/>
+        <w:t xml:space="preserve">Work Item ID: 1573 </w:t>
+        <w:tab/>
+        <w:t xml:space="preserve"> Module: AI Insights &amp; Anomaly Detection </w:t>
+        <w:tab/>
+        <w:t xml:space="preserve"> Name: Historical Baseline Comparison - Variant 13 </w:t>
+        <w:tab/>
+        <w:t xml:space="preserve"> Id: TC2008 </w:t>
+        <w:tab/>
+        <w:t xml:space="preserve"> Description: Verify accuracy and SLA metrics for Historical Baseline Comparison predictive execution </w:t>
+        <w:tab/>
+        <w:t xml:space="preserve"> Precondition: Model checkpoint v2.4 loaded in runtime environment. </w:t>
+        <w:tab/>
+        <w:t xml:space="preserve"> Test Step: 1 </w:t>
+        <w:tab/>
+        <w:t xml:space="preserve"> Test Step Description: Interact with AI insight card component for Historical Baseline Comparison </w:t>
+        <w:tab/>
+        <w:t xml:space="preserve"> Test Step Expected Result: Explanation model outputs clear feature contribution breakdown.</w:t>
       </w:r>
     </w:p>
     <w:p>
       <w:r>
-        <w:t>TC011|US32273|Guided Enrollment|Edge - Extreme cost preferences|User is a prospective member|Edge|Yes|Premium: $0, Deductible: $0|1|Enter extreme values and submit|System processes and displays only plans meeting criteria, or a message if none available</w:t>
+        <w:tab/>
+        <w:t xml:space="preserve">Work Item ID: 1573 </w:t>
+        <w:tab/>
+        <w:t xml:space="preserve"> Module: AI Insights &amp; Anomaly Detection </w:t>
+        <w:tab/>
+        <w:t xml:space="preserve"> Name: SLA Performance Tracking - Variant 1 </w:t>
+        <w:tab/>
+        <w:t xml:space="preserve"> Id: TC1530 </w:t>
+        <w:tab/>
+        <w:t xml:space="preserve"> Description: Verify dashboard UI component displays output from SLA Performance Tracking </w:t>
+        <w:tab/>
+        <w:t xml:space="preserve"> Precondition: Historical baseline metrics ingested and indexed. </w:t>
+        <w:tab/>
+        <w:t xml:space="preserve"> Test Step: 1 </w:t>
+        <w:tab/>
+        <w:t xml:space="preserve"> Test Step Description: Trigger dashboard refresh and monitor response latency for SLA Performance Tracking </w:t>
+        <w:tab/>
+        <w:t xml:space="preserve"> Test Step Expected Result: Visualization widget renders top trends with accurate confidence scores.</w:t>
       </w:r>
     </w:p>
     <w:p>
       <w:r>
-        <w:t>TC012|US31822|Demographic Input|Verify demographic and health needs input|User is a prospective member|Functional|Yes|Age: 40, Location: OH, Doctor: Dr. Adams, Medication: Lisinopril|1|Navigate to demographic input page|System displays fields for age, location, doctors, medications</w:t>
+        <w:tab/>
+        <w:t xml:space="preserve">Work Item ID: 1572 </w:t>
+        <w:tab/>
+        <w:t xml:space="preserve"> Module: Claims Adjudication </w:t>
+        <w:tab/>
+        <w:t xml:space="preserve"> Name: Adjustment Code Processing - Variant 25 </w:t>
+        <w:tab/>
+        <w:t xml:space="preserve"> Id: TC2483 </w:t>
+        <w:tab/>
+        <w:t xml:space="preserve"> Description: Verify system handles invalid or missing data during Adjustment Code Processing </w:t>
+        <w:tab/>
+        <w:t xml:space="preserve"> Precondition: Inbound EDI 837 claim processing queue online. </w:t>
+        <w:tab/>
+        <w:t xml:space="preserve"> Test Step: 1 </w:t>
+        <w:tab/>
+        <w:t xml:space="preserve"> Test Step Description: Submit claim batch containing edge case scenarios for Adjustment Code Processing </w:t>
+        <w:tab/>
+        <w:t xml:space="preserve"> Test Step Expected Result: System flags anomaly and routed claim to review queue instantly.</w:t>
       </w:r>
     </w:p>
     <w:p>
       <w:r>
-        <w:t>||||||||2|Enter data and submit|System validates and accepts input, proceeding to recommendations</w:t>
+        <w:tab/>
+        <w:t xml:space="preserve">Work Item ID: 1573 </w:t>
+        <w:tab/>
+        <w:t xml:space="preserve"> Module: AI Insights &amp; Anomaly Detection </w:t>
+        <w:tab/>
+        <w:t xml:space="preserve"> Name: False Positive Feedback Loop - Variant 10 </w:t>
+        <w:tab/>
+        <w:t xml:space="preserve"> Id: TC1878 </w:t>
+        <w:tab/>
+        <w:t xml:space="preserve"> Description: Verify dashboard UI component displays output from False Positive Feedback Loop </w:t>
+        <w:tab/>
+        <w:t xml:space="preserve"> Precondition: Historical baseline metrics ingested and indexed. </w:t>
+        <w:tab/>
+        <w:t xml:space="preserve"> Test Step: 1 </w:t>
+        <w:tab/>
+        <w:t xml:space="preserve"> Test Step Description: Trigger dashboard refresh and monitor response latency for False Positive Feedback Loop </w:t>
+        <w:tab/>
+        <w:t xml:space="preserve"> Test Step Expected Result: Visualization widget renders top trends with accurate confidence scores.</w:t>
       </w:r>
     </w:p>
     <w:p>
       <w:r>
-        <w:t>TC013|US31822|Demographic Input|Negative - Invalid age|User is a prospective member|Negative|Yes|Age: -1|1|Enter invalid age and submit|System displays error: "Invalid age"</w:t>
+        <w:tab/>
+        <w:t xml:space="preserve">Work Item ID: 1573 </w:t>
+        <w:tab/>
+        <w:t xml:space="preserve"> Module: AI Insights &amp; Anomaly Detection </w:t>
+        <w:tab/>
+        <w:t xml:space="preserve"> Name: False Positive Feedback Loop - Variant 12 </w:t>
+        <w:tab/>
+        <w:t xml:space="preserve"> Id: TC1958 </w:t>
+        <w:tab/>
+        <w:t xml:space="preserve"> Description: Verify dashboard UI component displays output from False Positive Feedback Loop </w:t>
+        <w:tab/>
+        <w:t xml:space="preserve"> Precondition: Historical baseline metrics ingested and indexed. </w:t>
+        <w:tab/>
+        <w:t xml:space="preserve"> Test Step: 1 </w:t>
+        <w:tab/>
+        <w:t xml:space="preserve"> Test Step Description: Trigger dashboard refresh and monitor response latency for False Positive Feedback Loop </w:t>
+        <w:tab/>
+        <w:t xml:space="preserve"> Test Step Expected Result: Visualization widget renders top trends with accurate confidence scores.</w:t>
       </w:r>
     </w:p>
     <w:p>
       <w:r>
-        <w:t>TC014|US31822|Demographic Input|Edge - Maximum field length|User is a prospective member|Edge|Yes|Doctor name: 100+ characters|1|Enter maximum length for doctor name and submit|System accepts or displays appropriate error without crashing</w:t>
+        <w:tab/>
+        <w:t xml:space="preserve">Work Item ID: 1573 </w:t>
+        <w:tab/>
+        <w:t xml:space="preserve"> Module: AI Insights &amp; Anomaly Detection </w:t>
+        <w:tab/>
+        <w:t xml:space="preserve"> Name: Automated Summary Generation - Variant 5 </w:t>
+        <w:tab/>
+        <w:t xml:space="preserve"> Id: TC1698 </w:t>
+        <w:tab/>
+        <w:t xml:space="preserve"> Description: Verify dashboard UI component displays output from Automated Summary Generation </w:t>
+        <w:tab/>
+        <w:t xml:space="preserve"> Precondition: Historical baseline metrics ingested and indexed. </w:t>
+        <w:tab/>
+        <w:t xml:space="preserve"> Test Step: 1 </w:t>
+        <w:tab/>
+        <w:t xml:space="preserve"> Test Step Description: Trigger dashboard refresh and monitor response latency for Automated Summary Generation </w:t>
+        <w:tab/>
+        <w:t xml:space="preserve"> Test Step Expected Result: Visualization widget renders top trends with accurate confidence scores.</w:t>
       </w:r>
     </w:p>
     <w:p>
       <w:r>
-        <w:t>TC015|US32306|Profile|Verify profile view|User is logged in|Functional|Yes|User with profile data|1|Navigate to profile page|System displays correct profile information</w:t>
+        <w:tab/>
+        <w:t xml:space="preserve">Work Item ID: 1572 </w:t>
+        <w:tab/>
+        <w:t xml:space="preserve"> Module: Claims Adjudication </w:t>
+        <w:tab/>
+        <w:t xml:space="preserve"> Name: Interest Penalty Calculation - Variant 13 </w:t>
+        <w:tab/>
+        <w:t xml:space="preserve"> Id: TC2019 </w:t>
+        <w:tab/>
+        <w:t xml:space="preserve"> Description: Verify system handles invalid or missing data during Interest Penalty Calculation </w:t>
+        <w:tab/>
+        <w:t xml:space="preserve"> Precondition: Inbound EDI 837 claim processing queue online. </w:t>
+        <w:tab/>
+        <w:t xml:space="preserve"> Test Step: 1 </w:t>
+        <w:tab/>
+        <w:t xml:space="preserve"> Test Step Description: Submit claim batch containing edge case scenarios for Interest Penalty Calculation </w:t>
+        <w:tab/>
+        <w:t xml:space="preserve"> Test Step Expected Result: System flags anomaly and routed claim to review queue instantly.</w:t>
       </w:r>
     </w:p>
     <w:p>
       <w:r>
-        <w:t>TC016|US32307|Settings|Verify settings update|User is logged in|Functional|Yes|New notification preference|1|Go to settings, change preference, save|System updates and confirms setting change</w:t>
+        <w:tab/>
+        <w:t xml:space="preserve">Work Item ID: 1572 </w:t>
+        <w:tab/>
+        <w:t xml:space="preserve"> Module: Claims Adjudication </w:t>
+        <w:tab/>
+        <w:t xml:space="preserve"> Name: Adjustment Code Processing - Variant 15 </w:t>
+        <w:tab/>
+        <w:t xml:space="preserve"> Id: TC2083 </w:t>
+        <w:tab/>
+        <w:t xml:space="preserve"> Description: Verify system handles invalid or missing data during Adjustment Code Processing </w:t>
+        <w:tab/>
+        <w:t xml:space="preserve"> Precondition: Inbound EDI 837 claim processing queue online. </w:t>
+        <w:tab/>
+        <w:t xml:space="preserve"> Test Step: 1 </w:t>
+        <w:tab/>
+        <w:t xml:space="preserve"> Test Step Description: Submit claim batch containing edge case scenarios for Adjustment Code Processing </w:t>
+        <w:tab/>
+        <w:t xml:space="preserve"> Test Step Expected Result: System flags anomaly and routed claim to review queue instantly.</w:t>
       </w:r>
     </w:p>
     <w:p>
       <w:r>
-        <w:t>TC017|US32308|Transaction History|Verify transaction history view|User is logged in|Functional|Yes|User with transaction history|1|Navigate to transaction history|System displays all past transactions</w:t>
+        <w:tab/>
+        <w:t xml:space="preserve">Work Item ID: 1572 </w:t>
+        <w:tab/>
+        <w:t xml:space="preserve"> Module: Claims Adjudication </w:t>
+        <w:tab/>
+        <w:t xml:space="preserve"> Name: Pre-authorization Check - Variant 21 </w:t>
+        <w:tab/>
+        <w:t xml:space="preserve"> Id: TC2305 </w:t>
+        <w:tab/>
+        <w:t xml:space="preserve"> Description: Verify adjudication engine logic for Pre-authorization Check </w:t>
+        <w:tab/>
+        <w:t xml:space="preserve"> Precondition: Claim adjudication rules engine initialized. </w:t>
+        <w:tab/>
+        <w:t xml:space="preserve"> Test Step: 1 </w:t>
+        <w:tab/>
+        <w:t xml:space="preserve"> Test Step Description: Ingest synthetic claim payload testing Pre-authorization Check into the engine </w:t>
+        <w:tab/>
+        <w:t xml:space="preserve"> Test Step Expected Result: Adjudication engine applies correct formula and outputs calculated totals.</w:t>
       </w:r>
     </w:p>
     <w:p>
       <w:r>
-        <w:t>TC018|US32309|Search and Filter|Verify data search and filter|User is logged in|Functional|Yes|Search: "Diabetes", Filter: Date range|1|Enter search term and filter|System returns correct filtered data</w:t>
+        <w:tab/>
+        <w:t xml:space="preserve">Work Item ID: 1573 </w:t>
+        <w:tab/>
+        <w:t xml:space="preserve"> Module: AI Insights &amp; Anomaly Detection </w:t>
+        <w:tab/>
+        <w:t xml:space="preserve"> Name: Data Pipeline Health Monitor - Variant 6 </w:t>
+        <w:tab/>
+        <w:t xml:space="preserve"> Id: TC1732 </w:t>
+        <w:tab/>
+        <w:t xml:space="preserve"> Description: Verify accuracy and SLA metrics for Data Pipeline Health Monitor predictive execution </w:t>
+        <w:tab/>
+        <w:t xml:space="preserve"> Precondition: Model checkpoint v2.4 loaded in runtime environment. </w:t>
+        <w:tab/>
+        <w:t xml:space="preserve"> Test Step: 1 </w:t>
+        <w:tab/>
+        <w:t xml:space="preserve"> Test Step Description: Interact with AI insight card component for Data Pipeline Health Monitor </w:t>
+        <w:tab/>
+        <w:t xml:space="preserve"> Test Step Expected Result: Explanation model outputs clear feature contribution breakdown.</w:t>
       </w:r>
     </w:p>
     <w:p>
       <w:r>
-        <w:t>TC019|US32310|Export Reports|Verify report export|User is logged in|Functional|Yes|Report: Claims|1|Click export on claims report|System downloads report in selected format</w:t>
+        <w:tab/>
+        <w:t xml:space="preserve">Work Item ID: 1572 </w:t>
+        <w:tab/>
+        <w:t xml:space="preserve"> Module: Claims Adjudication </w:t>
+        <w:tab/>
+        <w:t xml:space="preserve"> Name: Tax ID Validation - Variant 1 </w:t>
+        <w:tab/>
+        <w:t xml:space="preserve"> Id: TC1535 </w:t>
+        <w:tab/>
+        <w:t xml:space="preserve"> Description: Verify system handles invalid or missing data during Tax ID Validation </w:t>
+        <w:tab/>
+        <w:t xml:space="preserve"> Precondition: Inbound EDI 837 claim processing queue online. </w:t>
+        <w:tab/>
+        <w:t xml:space="preserve"> Test Step: 1 </w:t>
+        <w:tab/>
+        <w:t xml:space="preserve"> Test Step Description: Submit claim batch containing edge case scenarios for Tax ID Validation </w:t>
+        <w:tab/>
+        <w:t xml:space="preserve"> Test Step Expected Result: System flags anomaly and routed claim to review queue instantly.</w:t>
       </w:r>
     </w:p>
     <w:p>
       <w:r>
-        <w:t>TC020|US32311|User Permissions|Verify permission management|Admin user logged in|Functional|Yes|Assign 'Editor' to user X|1|Navigate to permissions, assign role|System saves and reflects new permission</w:t>
+        <w:tab/>
+        <w:t xml:space="preserve">Work Item ID: 1573 </w:t>
+        <w:tab/>
+        <w:t xml:space="preserve"> Module: AI Insights &amp; Anomaly Detection </w:t>
+        <w:tab/>
+        <w:t xml:space="preserve"> Name: SLA Performance Tracking - Variant 5 </w:t>
+        <w:tab/>
+        <w:t xml:space="preserve"> Id: TC1690 </w:t>
+        <w:tab/>
+        <w:t xml:space="preserve"> Description: Verify dashboard UI component displays output from SLA Performance Tracking </w:t>
+        <w:tab/>
+        <w:t xml:space="preserve"> Precondition: Historical baseline metrics ingested and indexed. </w:t>
+        <w:tab/>
+        <w:t xml:space="preserve"> Test Step: 1 </w:t>
+        <w:tab/>
+        <w:t xml:space="preserve"> Test Step Description: Trigger dashboard refresh and monitor response latency for SLA Performance Tracking </w:t>
+        <w:tab/>
+        <w:t xml:space="preserve"> Test Step Expected Result: Visualization widget renders top trends with accurate confidence scores.</w:t>
       </w:r>
     </w:p>
     <w:p>
       <w:r>
-        <w:t>TC021|US32312|System Logs|Verify system log view|Admin user logged in|Functional|Yes|Any log record|1|Navigate to system logs|System displays logs with timestamp, user, action</w:t>
+        <w:tab/>
+        <w:t xml:space="preserve">Work Item ID: 1572 </w:t>
+        <w:tab/>
+        <w:t xml:space="preserve"> Module: Claims Adjudication </w:t>
+        <w:tab/>
+        <w:t xml:space="preserve"> Name: Claim Line Item Split - Variant 19 </w:t>
+        <w:tab/>
+        <w:t xml:space="preserve"> Id: TC2229 </w:t>
+        <w:tab/>
+        <w:t xml:space="preserve"> Description: Verify adjudication engine logic for Claim Line Item Split </w:t>
+        <w:tab/>
+        <w:t xml:space="preserve"> Precondition: Claim adjudication rules engine initialized. </w:t>
+        <w:tab/>
+        <w:t xml:space="preserve"> Test Step: 1 </w:t>
+        <w:tab/>
+        <w:t xml:space="preserve"> Test Step Description: Ingest synthetic claim payload testing Claim Line Item Split into the engine </w:t>
+        <w:tab/>
+        <w:t xml:space="preserve"> Test Step Expected Result: Adjudication engine applies correct formula and outputs calculated totals.</w:t>
       </w:r>
     </w:p>
     <w:p>
       <w:r>
-        <w:t>TC022|US32304|Password Reset|Verify password reset|User on login page|Functional|Yes|Registered email|1|Click 'Forgot Password', enter email|System sends reset link to email</w:t>
+        <w:tab/>
+        <w:t xml:space="preserve">Work Item ID: 1573 </w:t>
+        <w:tab/>
+        <w:t xml:space="preserve"> Module: AI Insights &amp; Anomaly Detection </w:t>
+        <w:tab/>
+        <w:t xml:space="preserve"> Name: Patient Risk Stratification - Variant 18 </w:t>
+        <w:tab/>
+        <w:t xml:space="preserve"> Id: TC2216 </w:t>
+        <w:tab/>
+        <w:t xml:space="preserve"> Description: Verify accuracy and SLA metrics for Patient Risk Stratification predictive execution </w:t>
+        <w:tab/>
+        <w:t xml:space="preserve"> Precondition: Model checkpoint v2.4 loaded in runtime environment. </w:t>
+        <w:tab/>
+        <w:t xml:space="preserve"> Test Step: 1 </w:t>
+        <w:tab/>
+        <w:t xml:space="preserve"> Test Step Description: Interact with AI insight card component for Patient Risk Stratification </w:t>
+        <w:tab/>
+        <w:t xml:space="preserve"> Test Step Expected Result: Explanation model outputs clear feature contribution breakdown.</w:t>
       </w:r>
     </w:p>
     <w:p>
       <w:r>
-        <w:t>TC023|US32305|Two-Factor Authentication|Verify 2FA enablement|User is logged in|Functional|Yes|Valid phone number|1|Navigate to security, enable 2FA|System sends code and confirms setup</w:t>
+        <w:tab/>
+        <w:t xml:space="preserve">Work Item ID: 1573 </w:t>
+        <w:tab/>
+        <w:t xml:space="preserve"> Module: AI Insights &amp; Anomaly Detection </w:t>
+        <w:tab/>
+        <w:t xml:space="preserve"> Name: Recommendation Engine Ranking - Variant 25 </w:t>
+        <w:tab/>
+        <w:t xml:space="preserve"> Id: TC2470 </w:t>
+        <w:tab/>
+        <w:t xml:space="preserve"> Description: Verify dashboard UI component displays output from Recommendation Engine Ranking </w:t>
+        <w:tab/>
+        <w:t xml:space="preserve"> Precondition: Historical baseline metrics ingested and indexed. </w:t>
+        <w:tab/>
+        <w:t xml:space="preserve"> Test Step: 1 </w:t>
+        <w:tab/>
+        <w:t xml:space="preserve"> Test Step Description: Trigger dashboard refresh and monitor response latency for Recommendation Engine Ranking </w:t>
+        <w:tab/>
+        <w:t xml:space="preserve"> Test Step Expected Result: Visualization widget renders top trends with accurate confidence scores.</w:t>
       </w:r>
     </w:p>
     <w:p>
       <w:r>
-        <w:t>TC024|US32303|Login|Verify email login|User is registered|Functional|Yes|Valid email/password|1|Enter credentials, click login|System authenticates and redirects to dashboard</w:t>
+        <w:tab/>
+        <w:t xml:space="preserve">Work Item ID: 1572 </w:t>
+        <w:tab/>
+        <w:t xml:space="preserve"> Module: Claims Adjudication </w:t>
+        <w:tab/>
+        <w:t xml:space="preserve"> Name: Interest Penalty Calculation - Variant 18 </w:t>
+        <w:tab/>
+        <w:t xml:space="preserve"> Id: TC2219 </w:t>
+        <w:tab/>
+        <w:t xml:space="preserve"> Description: Verify system handles invalid or missing data during Interest Penalty Calculation </w:t>
+        <w:tab/>
+        <w:t xml:space="preserve"> Precondition: Inbound EDI 837 claim processing queue online. </w:t>
+        <w:tab/>
+        <w:t xml:space="preserve"> Test Step: 1 </w:t>
+        <w:tab/>
+        <w:t xml:space="preserve"> Test Step Description: Submit claim batch containing edge case scenarios for Interest Penalty Calculation </w:t>
+        <w:tab/>
+        <w:t xml:space="preserve"> Test Step Expected Result: System flags anomaly and routed claim to review queue instantly.</w:t>
       </w:r>
     </w:p>
     <w:p>
       <w:r>
-        <w:t>TC025|US32983|NEW STORY TETS|Basic smoke test|System available|Functional|Yes|N/A|1|Access feature|Feature loads without error</w:t>
+        <w:tab/>
+        <w:t xml:space="preserve">Work Item ID: 1573 </w:t>
+        <w:tab/>
+        <w:t xml:space="preserve"> Module: AI Insights &amp; Anomaly Detection </w:t>
+        <w:tab/>
+        <w:t xml:space="preserve"> Name: Cost Spike Detection - Variant 26 </w:t>
+        <w:tab/>
+        <w:t xml:space="preserve"> Id: TC2506 </w:t>
+        <w:tab/>
+        <w:t xml:space="preserve"> Description: Verify dashboard UI component displays output from Cost Spike Detection </w:t>
+        <w:tab/>
+        <w:t xml:space="preserve"> Precondition: Historical baseline metrics ingested and indexed. </w:t>
+        <w:tab/>
+        <w:t xml:space="preserve"> Test Step: 1 </w:t>
+        <w:tab/>
+        <w:t xml:space="preserve"> Test Step Description: Trigger dashboard refresh and monitor response latency for Cost Spike Detection </w:t>
+        <w:tab/>
+        <w:t xml:space="preserve"> Test Step Expected Result: Visualization widget renders top trends with accurate confidence scores.</w:t>
       </w:r>
     </w:p>
     <w:p>
       <w:r>
-        <w:t>TC026|US32744|member 1|Basic smoke test|System available|Functional|Yes|N/A|1|Access feature|Feature loads without error</w:t>
+        <w:tab/>
+        <w:t xml:space="preserve">Work Item ID: 1573 </w:t>
+        <w:tab/>
+        <w:t xml:space="preserve"> Module: AI Insights &amp; Anomaly Detection </w:t>
+        <w:tab/>
+        <w:t xml:space="preserve"> Name: Cost Spike Detection - Variant 17 </w:t>
+        <w:tab/>
+        <w:t xml:space="preserve"> Id: TC2146 </w:t>
+        <w:tab/>
+        <w:t xml:space="preserve"> Description: Verify dashboard UI component displays output from Cost Spike Detection </w:t>
+        <w:tab/>
+        <w:t xml:space="preserve"> Precondition: Historical baseline metrics ingested and indexed. </w:t>
+        <w:tab/>
+        <w:t xml:space="preserve"> Test Step: 1 </w:t>
+        <w:tab/>
+        <w:t xml:space="preserve"> Test Step Description: Trigger dashboard refresh and monitor response latency for Cost Spike Detection </w:t>
+        <w:tab/>
+        <w:t xml:space="preserve"> Test Step Expected Result: Visualization widget renders top trends with accurate confidence scores.</w:t>
+      </w:r>
+    </w:p>
+    <w:p>
+      <w:r>
+        <w:tab/>
+        <w:t xml:space="preserve">Work Item ID: 1573 </w:t>
+        <w:tab/>
+        <w:t xml:space="preserve"> Module: AI Insights &amp; Anomaly Detection </w:t>
+        <w:tab/>
+        <w:t xml:space="preserve"> Name: False Positive Feedback Loop - Variant 14 </w:t>
+        <w:tab/>
+        <w:t xml:space="preserve"> Id: TC2038 </w:t>
+        <w:tab/>
+        <w:t xml:space="preserve"> Description: Verify dashboard UI component displays output from False Positive Feedback Loop </w:t>
+        <w:tab/>
+        <w:t xml:space="preserve"> Precondition: Historical baseline metrics ingested and indexed. </w:t>
+        <w:tab/>
+        <w:t xml:space="preserve"> Test Step: 1 </w:t>
+        <w:tab/>
+        <w:t xml:space="preserve"> Test Step Description: Trigger dashboard refresh and monitor response latency for False Positive Feedback Loop </w:t>
+        <w:tab/>
+        <w:t xml:space="preserve"> Test Step Expected Result: Visualization widget renders top trends with accurate confidence scores.</w:t>
+      </w:r>
+    </w:p>
+    <w:p>
+      <w:r>
+        <w:tab/>
+        <w:t xml:space="preserve">Work Item ID: 1573 </w:t>
+        <w:tab/>
+        <w:t xml:space="preserve"> Module: AI Insights &amp; Anomaly Detection </w:t>
+        <w:tab/>
+        <w:t xml:space="preserve"> Name: False Positive Feedback Loop - Variant 28 </w:t>
+        <w:tab/>
+        <w:t xml:space="preserve"> Id: TC2598 </w:t>
+        <w:tab/>
+        <w:t xml:space="preserve"> Description: Verify dashboard UI component displays output from False Positive Feedback Loop </w:t>
+        <w:tab/>
+        <w:t xml:space="preserve"> Precondition: Historical baseline metrics ingested and indexed. </w:t>
+        <w:tab/>
+        <w:t xml:space="preserve"> Test Step: 1 </w:t>
+        <w:tab/>
+        <w:t xml:space="preserve"> Test Step Description: Trigger dashboard refresh and monitor response latency for False Positive Feedback Loop </w:t>
+        <w:tab/>
+        <w:t xml:space="preserve"> Test Step Expected Result: Visualization widget renders top trends with accurate confidence scores.</w:t>
+      </w:r>
+    </w:p>
+    <w:p>
+      <w:r>
+        <w:tab/>
+        <w:t xml:space="preserve">Work Item ID: 1573 </w:t>
+        <w:tab/>
+        <w:t xml:space="preserve"> Module: AI Insights &amp; Anomaly Detection </w:t>
+        <w:tab/>
+        <w:t xml:space="preserve"> Name: Explanation Tooltip Generation - Variant 21 </w:t>
+        <w:tab/>
+        <w:t xml:space="preserve"> Id: TC2322 </w:t>
+        <w:tab/>
+        <w:t xml:space="preserve"> Description: Verify dashboard UI component displays output from Explanation Tooltip Generation </w:t>
+        <w:tab/>
+        <w:t xml:space="preserve"> Precondition: Historical baseline metrics ingested and indexed. </w:t>
+        <w:tab/>
+        <w:t xml:space="preserve"> Test Step: 1 </w:t>
+        <w:tab/>
+        <w:t xml:space="preserve"> Test Step Description: Trigger dashboard refresh and monitor response latency for Explanation Tooltip Generation </w:t>
+        <w:tab/>
+        <w:t xml:space="preserve"> Test Step Expected Result: Visualization widget renders top trends with accurate confidence scores.</w:t>
+      </w:r>
+    </w:p>
+    <w:p>
+      <w:r>
+        <w:tab/>
+        <w:t xml:space="preserve">Work Item ID: 1572 </w:t>
+        <w:tab/>
+        <w:t xml:space="preserve"> Module: Claims Adjudication </w:t>
+        <w:tab/>
+        <w:t xml:space="preserve"> Name: Denial Code ERR-ENR-02 - Variant 22 </w:t>
+        <w:tab/>
+        <w:t xml:space="preserve"> Id: TC2361 </w:t>
+        <w:tab/>
+        <w:t xml:space="preserve"> Description: Verify adjudication engine logic for Denial Code ERR-ENR-02 </w:t>
+        <w:tab/>
+        <w:t xml:space="preserve"> Precondition: Claim adjudication rules engine initialized. </w:t>
+        <w:tab/>
+        <w:t xml:space="preserve"> Test Step: 1 </w:t>
+        <w:tab/>
+        <w:t xml:space="preserve"> Test Step Description: Ingest synthetic claim payload testing Denial Code ERR-ENR-02 into the engine </w:t>
+        <w:tab/>
+        <w:t xml:space="preserve"> Test Step Expected Result: Adjudication engine applies correct formula and outputs calculated totals.</w:t>
+      </w:r>
+    </w:p>
+    <w:p>
+      <w:r>
+        <w:tab/>
+        <w:t xml:space="preserve">Work Item ID: 1573 </w:t>
+        <w:tab/>
+        <w:t xml:space="preserve"> Module: AI Insights &amp; Anomaly Detection </w:t>
+        <w:tab/>
+        <w:t xml:space="preserve"> Name: Model Drift Monitoring - Variant 17 </w:t>
+        <w:tab/>
+        <w:t xml:space="preserve"> Id: TC2148 </w:t>
+        <w:tab/>
+        <w:t xml:space="preserve"> Description: Verify accuracy and SLA metrics for Model Drift Monitoring predictive execution </w:t>
+        <w:tab/>
+        <w:t xml:space="preserve"> Precondition: Model checkpoint v2.4 loaded in runtime environment. </w:t>
+        <w:tab/>
+        <w:t xml:space="preserve"> Test Step: 1 </w:t>
+        <w:tab/>
+        <w:t xml:space="preserve"> Test Step Description: Interact with AI insight card component for Model Drift Monitoring </w:t>
+        <w:tab/>
+        <w:t xml:space="preserve"> Test Step Expected Result: Explanation model outputs clear feature contribution breakdown.</w:t>
+      </w:r>
+    </w:p>
+    <w:p>
+      <w:r>
+        <w:tab/>
+        <w:t xml:space="preserve">Work Item ID: 1573 </w:t>
+        <w:tab/>
+        <w:t xml:space="preserve"> Module: AI Insights &amp; Anomaly Detection </w:t>
+        <w:tab/>
+        <w:t xml:space="preserve"> Name: SLA Performance Tracking - Variant 11 </w:t>
+        <w:tab/>
+        <w:t xml:space="preserve"> Id: TC1930 </w:t>
+        <w:tab/>
+        <w:t xml:space="preserve"> Description: Verify dashboard UI component displays output from SLA Performance Tracking </w:t>
+        <w:tab/>
+        <w:t xml:space="preserve"> Precondition: Historical baseline metrics ingested and indexed. </w:t>
+        <w:tab/>
+        <w:t xml:space="preserve"> Test Step: 1 </w:t>
+        <w:tab/>
+        <w:t xml:space="preserve"> Test Step Description: Trigger dashboard refresh and monitor response latency for SLA Performance Tracking </w:t>
+        <w:tab/>
+        <w:t xml:space="preserve"> Test Step Expected Result: Visualization widget renders top trends with accurate confidence scores.</w:t>
+      </w:r>
+    </w:p>
+    <w:p>
+      <w:r>
+        <w:tab/>
+        <w:t xml:space="preserve">Work Item ID: 1572 </w:t>
+        <w:tab/>
+        <w:t xml:space="preserve"> Module: Claims Adjudication </w:t>
+        <w:tab/>
+        <w:t xml:space="preserve"> Name: Timely Filing Limit Edge - Variant 3 </w:t>
+        <w:tab/>
+        <w:t xml:space="preserve"> Id: TC1597 </w:t>
+        <w:tab/>
+        <w:t xml:space="preserve"> Description: Verify adjudication engine logic for Timely Filing Limit Edge </w:t>
+        <w:tab/>
+        <w:t xml:space="preserve"> Precondition: Claim adjudication rules engine initialized. </w:t>
+        <w:tab/>
+        <w:t xml:space="preserve"> Test Step: 1 </w:t>
+        <w:tab/>
+        <w:t xml:space="preserve"> Test Step Description: Ingest synthetic claim payload testing Timely Filing Limit Edge into the engine </w:t>
+        <w:tab/>
+        <w:t xml:space="preserve"> Test Step Expected Result: Adjudication engine applies correct formula and outputs calculated totals.</w:t>
+      </w:r>
+    </w:p>
+    <w:p>
+      <w:r>
+        <w:tab/>
+        <w:t xml:space="preserve">Work Item ID: 1573 </w:t>
+        <w:tab/>
+        <w:t xml:space="preserve"> Module: AI Insights &amp; Anomaly Detection </w:t>
+        <w:tab/>
+        <w:t xml:space="preserve"> Name: Explanation Tooltip Generation - Variant 16 </w:t>
+        <w:tab/>
+        <w:t xml:space="preserve"> Id: TC2122 </w:t>
+        <w:tab/>
+        <w:t xml:space="preserve"> Description: Verify dashboard UI component displays output from Explanation Tooltip Generation </w:t>
+        <w:tab/>
+        <w:t xml:space="preserve"> Precondition: Historical baseline metrics ingested and indexed. </w:t>
+        <w:tab/>
+        <w:t xml:space="preserve"> Test Step: 1 </w:t>
+        <w:tab/>
+        <w:t xml:space="preserve"> Test Step Description: Trigger dashboard refresh and monitor response latency for Explanation Tooltip Generation </w:t>
+        <w:tab/>
+        <w:t xml:space="preserve"> Test Step Expected Result: Visualization widget renders top trends with accurate confidence scores.</w:t>
+      </w:r>
+    </w:p>
+    <w:p>
+      <w:r>
+        <w:tab/>
+        <w:t xml:space="preserve">Work Item ID: 1572 </w:t>
+        <w:tab/>
+        <w:t xml:space="preserve"> Module: Claims Adjudication </w:t>
+        <w:tab/>
+        <w:t xml:space="preserve"> Name: Tax ID Validation - Variant 28 </w:t>
+        <w:tab/>
+        <w:t xml:space="preserve"> Id: TC2615 </w:t>
+        <w:tab/>
+        <w:t xml:space="preserve"> Description: Verify system handles invalid or missing data during Tax ID Validation </w:t>
+        <w:tab/>
+        <w:t xml:space="preserve"> Precondition: Inbound EDI 837 claim processing queue online. </w:t>
+        <w:tab/>
+        <w:t xml:space="preserve"> Test Step: 1 </w:t>
+        <w:tab/>
+        <w:t xml:space="preserve"> Test Step Description: Submit claim batch containing edge case scenarios for Tax ID Validation </w:t>
+        <w:tab/>
+        <w:t xml:space="preserve"> Test Step Expected Result: System flags anomaly and routed claim to review queue instantly.</w:t>
+      </w:r>
+    </w:p>
+    <w:p>
+      <w:r>
+        <w:tab/>
+        <w:t xml:space="preserve">Work Item ID: 1572 </w:t>
+        <w:tab/>
+        <w:t xml:space="preserve"> Module: Claims Adjudication </w:t>
+        <w:tab/>
+        <w:t xml:space="preserve"> Name: Claim Line Item Split - Variant 29 </w:t>
+        <w:tab/>
+        <w:t xml:space="preserve"> Id: TC2629 </w:t>
+        <w:tab/>
+        <w:t xml:space="preserve"> Description: Verify adjudication engine logic for Claim Line Item Split </w:t>
+        <w:tab/>
+        <w:t xml:space="preserve"> Precondition: Claim adjudication rules engine initialized. </w:t>
+        <w:tab/>
+        <w:t xml:space="preserve"> Test Step: 1 </w:t>
+        <w:tab/>
+        <w:t xml:space="preserve"> Test Step Description: Ingest synthetic claim payload testing Claim Line Item Split into the engine </w:t>
+        <w:tab/>
+        <w:t xml:space="preserve"> Test Step Expected Result: Adjudication engine applies correct formula and outputs calculated totals.</w:t>
+      </w:r>
+    </w:p>
+    <w:p>
+      <w:r>
+        <w:tab/>
+        <w:t xml:space="preserve">Work Item ID: 1573 </w:t>
+        <w:tab/>
+        <w:t xml:space="preserve"> Module: AI Insights &amp; Anomaly Detection </w:t>
+        <w:tab/>
+        <w:t xml:space="preserve"> Name: Custom Threshold Setting - Variant 5 </w:t>
+        <w:tab/>
+        <w:t xml:space="preserve"> Id: TC1686 </w:t>
+        <w:tab/>
+        <w:t xml:space="preserve"> Description: Verify dashboard UI component displays output from Custom Threshold Setting </w:t>
+        <w:tab/>
+        <w:t xml:space="preserve"> Precondition: Historical baseline metrics ingested and indexed. </w:t>
+        <w:tab/>
+        <w:t xml:space="preserve"> Test Step: 1 </w:t>
+        <w:tab/>
+        <w:t xml:space="preserve"> Test Step Description: Trigger dashboard refresh and monitor response latency for Custom Threshold Setting </w:t>
+        <w:tab/>
+        <w:t xml:space="preserve"> Test Step Expected Result: Visualization widget renders top trends with accurate confidence scores.</w:t>
+      </w:r>
+    </w:p>
+    <w:p>
+      <w:r>
+        <w:tab/>
+        <w:t xml:space="preserve">Work Item ID: 1572 </w:t>
+        <w:tab/>
+        <w:t xml:space="preserve"> Module: Claims Adjudication </w:t>
+        <w:tab/>
+        <w:t xml:space="preserve"> Name: Batch Claim Ingestion - Variant 29 </w:t>
+        <w:tab/>
+        <w:t xml:space="preserve"> Id: TC2651 </w:t>
+        <w:tab/>
+        <w:t xml:space="preserve"> Description: Verify system handles invalid or missing data during Batch Claim Ingestion </w:t>
+        <w:tab/>
+        <w:t xml:space="preserve"> Precondition: Inbound EDI 837 claim processing queue online. </w:t>
+        <w:tab/>
+        <w:t xml:space="preserve"> Test Step: 1 </w:t>
+        <w:tab/>
+        <w:t xml:space="preserve"> Test Step Description: Submit claim batch containing edge case scenarios for Batch Claim Ingestion </w:t>
+        <w:tab/>
+        <w:t xml:space="preserve"> Test Step Expected Result: System flags anomaly and routed claim to review queue instantly.</w:t>
+      </w:r>
+    </w:p>
+    <w:p>
+      <w:r>
+        <w:tab/>
+        <w:t xml:space="preserve">Work Item ID: 1573 </w:t>
+        <w:tab/>
+        <w:t xml:space="preserve"> Module: AI Insights &amp; Anomaly Detection </w:t>
+        <w:tab/>
+        <w:t xml:space="preserve"> Name: Negative - API Gateway Timeout </w:t>
+        <w:tab/>
+        <w:t xml:space="preserve"> Id: TC038 </w:t>
+        <w:tab/>
+        <w:t xml:space="preserve"> Description: Verify system message presentation layers when database connections time out </w:t>
+        <w:tab/>
+        <w:t xml:space="preserve"> Precondition: Telemetry services unavailable. </w:t>
+        <w:tab/>
+        <w:t xml:space="preserve"> Test Step: 1 </w:t>
+        <w:tab/>
+        <w:t xml:space="preserve"> Test Step Description: Force an artificial data refresh sequence during downstream infrastructure downtime. </w:t>
+        <w:tab/>
+        <w:t xml:space="preserve"> Test Step Expected Result: Dashboard handles timeout exception gracefully, rendering an alert mask: 'Analytics Data Synchronizer unavailable. Please retry later.'</w:t>
+      </w:r>
+    </w:p>
+    <w:p>
+      <w:r>
+        <w:tab/>
+        <w:t xml:space="preserve">Work Item ID: 1572 </w:t>
+        <w:tab/>
+        <w:t xml:space="preserve"> Module: Claims Adjudication </w:t>
+        <w:tab/>
+        <w:t xml:space="preserve"> Name: EOB Document Generation - Variant 4 </w:t>
+        <w:tab/>
+        <w:t xml:space="preserve"> Id: TC1627 </w:t>
+        <w:tab/>
+        <w:t xml:space="preserve"> Description: Verify system handles invalid or missing data during EOB Document Generation </w:t>
+        <w:tab/>
+        <w:t xml:space="preserve"> Precondition: Inbound EDI 837 claim processing queue online. </w:t>
+        <w:tab/>
+        <w:t xml:space="preserve"> Test Step: 1 </w:t>
+        <w:tab/>
+        <w:t xml:space="preserve"> Test Step Description: Submit claim batch containing edge case scenarios for EOB Document Generation </w:t>
+        <w:tab/>
+        <w:t xml:space="preserve"> Test Step Expected Result: System flags anomaly and routed claim to review queue instantly.</w:t>
+      </w:r>
+    </w:p>
+    <w:p>
+      <w:r>
+        <w:tab/>
+        <w:t xml:space="preserve">Work Item ID: 1573 </w:t>
+        <w:tab/>
+        <w:t xml:space="preserve"> Module: AI Insights &amp; Anomaly Detection </w:t>
+        <w:tab/>
+        <w:t xml:space="preserve"> Name: Custom Threshold Setting - Variant 4 </w:t>
+        <w:tab/>
+        <w:t xml:space="preserve"> Id: TC1646 </w:t>
+        <w:tab/>
+        <w:t xml:space="preserve"> Description: Verify dashboard UI component displays output from Custom Threshold Setting </w:t>
+        <w:tab/>
+        <w:t xml:space="preserve"> Precondition: Historical baseline metrics ingested and indexed. </w:t>
+        <w:tab/>
+        <w:t xml:space="preserve"> Test Step: 1 </w:t>
+        <w:tab/>
+        <w:t xml:space="preserve"> Test Step Description: Trigger dashboard refresh and monitor response latency for Custom Threshold Setting </w:t>
+        <w:tab/>
+        <w:t xml:space="preserve"> Test Step Expected Result: Visualization widget renders top trends with accurate confidence scores.</w:t>
+      </w:r>
+    </w:p>
+    <w:p>
+      <w:r>
+        <w:tab/>
+        <w:t xml:space="preserve">Work Item ID: 1573 </w:t>
+        <w:tab/>
+        <w:t xml:space="preserve"> Module: AI Insights &amp; Anomaly Detection </w:t>
+        <w:tab/>
+        <w:t xml:space="preserve"> Name: Predictive No-Show Score - Variant 16 </w:t>
+        <w:tab/>
+        <w:t xml:space="preserve"> Id: TC2104 </w:t>
+        <w:tab/>
+        <w:t xml:space="preserve"> Description: Verify accuracy and SLA metrics for Predictive No-Show Score predictive execution </w:t>
+        <w:tab/>
+        <w:t xml:space="preserve"> Precondition: Model checkpoint v2.4 loaded in runtime environment. </w:t>
+        <w:tab/>
+        <w:t xml:space="preserve"> Test Step: 1 </w:t>
+        <w:tab/>
+        <w:t xml:space="preserve"> Test Step Description: Interact with AI insight card component for Predictive No-Show Score </w:t>
+        <w:tab/>
+        <w:t xml:space="preserve"> Test Step Expected Result: Explanation model outputs clear feature contribution breakdown.</w:t>
+      </w:r>
+    </w:p>
+    <w:p>
+      <w:r>
+        <w:tab/>
+        <w:t xml:space="preserve">Work Item ID: 1573 </w:t>
+        <w:tab/>
+        <w:t xml:space="preserve"> Module: AI Insights &amp; Anomaly Detection </w:t>
+        <w:tab/>
+        <w:t xml:space="preserve"> Name: Model Drift Monitoring - Variant 12 </w:t>
+        <w:tab/>
+        <w:t xml:space="preserve"> Id: TC1948 </w:t>
+        <w:tab/>
+        <w:t xml:space="preserve"> Description: Verify accuracy and SLA metrics for Model Drift Monitoring predictive execution </w:t>
+        <w:tab/>
+        <w:t xml:space="preserve"> Precondition: Model checkpoint v2.4 loaded in runtime environment. </w:t>
+        <w:tab/>
+        <w:t xml:space="preserve"> Test Step: 1 </w:t>
+        <w:tab/>
+        <w:t xml:space="preserve"> Test Step Description: Interact with AI insight card component for Model Drift Monitoring </w:t>
+        <w:tab/>
+        <w:t xml:space="preserve"> Test Step Expected Result: Explanation model outputs clear feature contribution breakdown.</w:t>
+      </w:r>
+    </w:p>
+    <w:p>
+      <w:r>
+        <w:tab/>
+        <w:t xml:space="preserve">Work Item ID: 1572 </w:t>
+        <w:tab/>
+        <w:t xml:space="preserve"> Module: Claims Adjudication </w:t>
+        <w:tab/>
+        <w:t xml:space="preserve"> Name: Bundled Service Deduction - Variant 28 </w:t>
+        <w:tab/>
+        <w:t xml:space="preserve"> Id: TC2607 </w:t>
+        <w:tab/>
+        <w:t xml:space="preserve"> Description: Verify system handles invalid or missing data during Bundled Service Deduction </w:t>
+        <w:tab/>
+        <w:t xml:space="preserve"> Precondition: Inbound EDI 837 claim processing queue online. </w:t>
+        <w:tab/>
+        <w:t xml:space="preserve"> Test Step: 1 </w:t>
+        <w:tab/>
+        <w:t xml:space="preserve"> Test Step Description: Submit claim batch containing edge case scenarios for Bundled Service Deduction </w:t>
+        <w:tab/>
+        <w:t xml:space="preserve"> Test Step Expected Result: System flags anomaly and routed claim to review queue instantly.</w:t>
+      </w:r>
+    </w:p>
+    <w:p>
+      <w:r>
+        <w:tab/>
+        <w:t xml:space="preserve">Work Item ID: 1572 </w:t>
+        <w:tab/>
+        <w:t xml:space="preserve"> Module: Claims Adjudication </w:t>
+        <w:tab/>
+        <w:t xml:space="preserve"> Name: Claim Line Item Split - Variant 24 </w:t>
+        <w:tab/>
+        <w:t xml:space="preserve"> Id: TC2429 </w:t>
+        <w:tab/>
+        <w:t xml:space="preserve"> Description: Verify adjudication engine logic for Claim Line Item Split </w:t>
+        <w:tab/>
+        <w:t xml:space="preserve"> Precondition: Claim adjudication rules engine initialized. </w:t>
+        <w:tab/>
+        <w:t xml:space="preserve"> Test Step: 1 </w:t>
+        <w:tab/>
+        <w:t xml:space="preserve"> Test Step Description: Ingest synthetic claim payload testing Claim Line Item Split into the engine </w:t>
+        <w:tab/>
+        <w:t xml:space="preserve"> Test Step Expected Result: Adjudication engine applies correct formula and outputs calculated totals.</w:t>
+      </w:r>
+    </w:p>
+    <w:p>
+      <w:r>
+        <w:tab/>
+        <w:t xml:space="preserve">Work Item ID: 1572 </w:t>
+        <w:tab/>
+        <w:t xml:space="preserve"> Module: Claims Adjudication </w:t>
+        <w:tab/>
+        <w:t xml:space="preserve"> Name: Primary vs Secondary Payer - Variant 20 </w:t>
+        <w:tab/>
+        <w:t xml:space="preserve"> Id: TC2279 </w:t>
+        <w:tab/>
+        <w:t xml:space="preserve"> Description: Verify system handles invalid or missing data during Primary vs Secondary Payer </w:t>
+        <w:tab/>
+        <w:t xml:space="preserve"> Precondition: Inbound EDI 837 claim processing queue online. </w:t>
+        <w:tab/>
+        <w:t xml:space="preserve"> Test Step: 1 </w:t>
+        <w:tab/>
+        <w:t xml:space="preserve"> Test Step Description: Submit claim batch containing edge case scenarios for Primary vs Secondary Payer </w:t>
+        <w:tab/>
+        <w:t xml:space="preserve"> Test Step Expected Result: System flags anomaly and routed claim to review queue instantly.</w:t>
+      </w:r>
+    </w:p>
+    <w:p>
+      <w:r>
+        <w:tab/>
+        <w:t xml:space="preserve">Work Item ID: 1573 </w:t>
+        <w:tab/>
+        <w:t xml:space="preserve"> Module: AI Insights &amp; Anomaly Detection </w:t>
+        <w:tab/>
+        <w:t xml:space="preserve"> Name: SLA Performance Tracking - Variant 25 </w:t>
+        <w:tab/>
+        <w:t xml:space="preserve"> Id: TC2490 </w:t>
+        <w:tab/>
+        <w:t xml:space="preserve"> Description: Verify dashboard UI component displays output from SLA Performance Tracking </w:t>
+        <w:tab/>
+        <w:t xml:space="preserve"> Precondition: Historical baseline metrics ingested and indexed. </w:t>
+        <w:tab/>
+        <w:t xml:space="preserve"> Test Step: 1 </w:t>
+        <w:tab/>
+        <w:t xml:space="preserve"> Test Step Description: Trigger dashboard refresh and monitor response latency for SLA Performance Tracking </w:t>
+        <w:tab/>
+        <w:t xml:space="preserve"> Test Step Expected Result: Visualization widget renders top trends with accurate confidence scores.</w:t>
+      </w:r>
+    </w:p>
+    <w:p>
+      <w:r>
+        <w:tab/>
+        <w:t xml:space="preserve">Work Item ID: 1572 </w:t>
+        <w:tab/>
+        <w:t xml:space="preserve"> Module: Claims Adjudication </w:t>
+        <w:tab/>
+        <w:t xml:space="preserve"> Name: In-Network Co-pay Calculation - Variant 27 </w:t>
+        <w:tab/>
+        <w:t xml:space="preserve"> Id: TC2541 </w:t>
+        <w:tab/>
+        <w:t xml:space="preserve"> Description: Verify adjudication engine logic for In-Network Co-pay Calculation </w:t>
+        <w:tab/>
+        <w:t xml:space="preserve"> Precondition: Claim adjudication rules engine initialized. </w:t>
+        <w:tab/>
+        <w:t xml:space="preserve"> Test Step: 1 </w:t>
+        <w:tab/>
+        <w:t xml:space="preserve"> Test Step Description: Ingest synthetic claim payload testing In-Network Co-pay Calculation into the engine </w:t>
+        <w:tab/>
+        <w:t xml:space="preserve"> Test Step Expected Result: Adjudication engine applies correct formula and outputs calculated totals.</w:t>
+      </w:r>
+    </w:p>
+    <w:p>
+      <w:r>
+        <w:tab/>
+        <w:t xml:space="preserve">Work Item ID: 1572 </w:t>
+        <w:tab/>
+        <w:t xml:space="preserve"> Module: Claims Adjudication </w:t>
+        <w:tab/>
+        <w:t xml:space="preserve"> Name: Provider NPI Verification - Variant 3 </w:t>
+        <w:tab/>
+        <w:t xml:space="preserve"> Id: TC1605 </w:t>
+        <w:tab/>
+        <w:t xml:space="preserve"> Description: Verify adjudication engine logic for Provider NPI Verification </w:t>
+        <w:tab/>
+        <w:t xml:space="preserve"> Precondition: Claim adjudication rules engine initialized. </w:t>
+        <w:tab/>
+        <w:t xml:space="preserve"> Test Step: 1 </w:t>
+        <w:tab/>
+        <w:t xml:space="preserve"> Test Step Description: Ingest synthetic claim payload testing Provider NPI Verification into the engine </w:t>
+        <w:tab/>
+        <w:t xml:space="preserve"> Test Step Expected Result: Adjudication engine applies correct formula and outputs calculated totals.</w:t>
+      </w:r>
+    </w:p>
+    <w:p>
+      <w:r>
+        <w:tab/>
+        <w:t xml:space="preserve">Work Item ID: 1573 </w:t>
+        <w:tab/>
+        <w:t xml:space="preserve"> Module: AI Insights &amp; Anomaly Detection </w:t>
+        <w:tab/>
+        <w:t xml:space="preserve"> Name: Confidence Threshold Filter - Variant 25 </w:t>
+        <w:tab/>
+        <w:t xml:space="preserve"> Id: TC2476 </w:t>
+        <w:tab/>
+        <w:t xml:space="preserve"> Description: Verify accuracy and SLA metrics for Confidence Threshold Filter predictive execution </w:t>
+        <w:tab/>
+        <w:t xml:space="preserve"> Precondition: Model checkpoint v2.4 loaded in runtime environment. </w:t>
+        <w:tab/>
+        <w:t xml:space="preserve"> Test Step: 1 </w:t>
+        <w:tab/>
+        <w:t xml:space="preserve"> Test Step Description: Interact with AI insight card component for Confidence Threshold Filter </w:t>
+        <w:tab/>
+        <w:t xml:space="preserve"> Test Step Expected Result: Explanation model outputs clear feature contribution breakdown.</w:t>
+      </w:r>
+    </w:p>
+    <w:p>
+      <w:r>
+        <w:tab/>
+        <w:t xml:space="preserve">Work Item ID: 1573 </w:t>
+        <w:tab/>
+        <w:t xml:space="preserve"> Module: AI Insights &amp; Anomaly Detection </w:t>
+        <w:tab/>
+        <w:t xml:space="preserve"> Name: Alert Dismissal Persistence - Variant 19 </w:t>
+        <w:tab/>
+        <w:t xml:space="preserve"> Id: TC2244 </w:t>
+        <w:tab/>
+        <w:t xml:space="preserve"> Description: Verify accuracy and SLA metrics for Alert Dismissal Persistence predictive execution </w:t>
+        <w:tab/>
+        <w:t xml:space="preserve"> Precondition: Model checkpoint v2.4 loaded in runtime environment. </w:t>
+        <w:tab/>
+        <w:t xml:space="preserve"> Test Step: 1 </w:t>
+        <w:tab/>
+        <w:t xml:space="preserve"> Test Step Description: Interact with AI insight card component for Alert Dismissal Persistence </w:t>
+        <w:tab/>
+        <w:t xml:space="preserve"> Test Step Expected Result: Explanation model outputs clear feature contribution breakdown.</w:t>
+      </w:r>
+    </w:p>
+    <w:p>
+      <w:r>
+        <w:tab/>
+        <w:t xml:space="preserve">Work Item ID: 1573 </w:t>
+        <w:tab/>
+        <w:t xml:space="preserve"> Module: AI Insights &amp; Anomaly Detection </w:t>
+        <w:tab/>
+        <w:t xml:space="preserve"> Name: Explainability UI Popover </w:t>
+        <w:tab/>
+        <w:t xml:space="preserve"> Id: TC011 </w:t>
+        <w:tab/>
+        <w:t xml:space="preserve"> Description: Verify clear and understandable natural language explanation rendering for AI insights </w:t>
+        <w:tab/>
+        <w:t xml:space="preserve"> Precondition: AI generated insights are visible on screen. </w:t>
+        <w:tab/>
+        <w:t xml:space="preserve"> Test Step: 1 </w:t>
+        <w:tab/>
+        <w:t xml:space="preserve"> Test Step Description: Click 'Request Explanation' hyperlink on an active trend item card. </w:t>
+        <w:tab/>
+        <w:t xml:space="preserve"> Test Step Expected Result: System renders a popup window containing mathematical contribution factors in clear, plain text format.</w:t>
+      </w:r>
+    </w:p>
+    <w:p>
+      <w:r>
+        <w:tab/>
+        <w:t xml:space="preserve">Work Item ID: 1573 </w:t>
+        <w:tab/>
+        <w:t xml:space="preserve"> Module: AI Insights &amp; Anomaly Detection </w:t>
+        <w:tab/>
+        <w:t xml:space="preserve"> Name: Security - Data Leak Check </w:t>
+        <w:tab/>
+        <w:t xml:space="preserve"> Id: TC026 </w:t>
+        <w:tab/>
+        <w:t xml:space="preserve"> Description: Verify strict data privacy enforcement limits during ML telemetry generation passes </w:t>
+        <w:tab/>
+        <w:t xml:space="preserve"> Precondition: Multi-tenant data partitioning configured. </w:t>
+        <w:tab/>
+        <w:t xml:space="preserve"> Test Step: 1 </w:t>
+        <w:tab/>
+        <w:t xml:space="preserve"> Test Step Description: Execute batch analysis requests concurrently across tenant boundaries. </w:t>
+        <w:tab/>
+        <w:t xml:space="preserve"> Test Step Expected Result: Internal data isolation perimeter blocks crossover references; generated insights strictly contain isolated single-tenant telemetry scopes.</w:t>
+      </w:r>
+    </w:p>
+    <w:p>
+      <w:r>
+        <w:tab/>
+        <w:t xml:space="preserve">Work Item ID: 1573 </w:t>
+        <w:tab/>
+        <w:t xml:space="preserve"> Module: AI Insights &amp; Anomaly Detection </w:t>
+        <w:tab/>
+        <w:t xml:space="preserve"> Name: Confidence Threshold Filter - Variant 29 </w:t>
+        <w:tab/>
+        <w:t xml:space="preserve"> Id: TC2636 </w:t>
+        <w:tab/>
+        <w:t xml:space="preserve"> Description: Verify accuracy and SLA metrics for Confidence Threshold Filter predictive execution </w:t>
+        <w:tab/>
+        <w:t xml:space="preserve"> Precondition: Model checkpoint v2.4 loaded in runtime environment. </w:t>
+        <w:tab/>
+        <w:t xml:space="preserve"> Test Step: 1 </w:t>
+        <w:tab/>
+        <w:t xml:space="preserve"> Test Step Description: Interact with AI insight card component for Confidence Threshold Filter </w:t>
+        <w:tab/>
+        <w:t xml:space="preserve"> Test Step Expected Result: Explanation model outputs clear feature contribution breakdown.</w:t>
+      </w:r>
+    </w:p>
+    <w:p>
+      <w:r>
+        <w:tab/>
+        <w:t xml:space="preserve">Work Item ID: 1573 </w:t>
+        <w:tab/>
+        <w:t xml:space="preserve"> Module: AI Insights &amp; Anomaly Detection </w:t>
+        <w:tab/>
+        <w:t xml:space="preserve"> Name: Trend Anomaly Alert - Variant 16 </w:t>
+        <w:tab/>
+        <w:t xml:space="preserve"> Id: TC2102 </w:t>
+        <w:tab/>
+        <w:t xml:space="preserve"> Description: Verify dashboard UI component displays output from Trend Anomaly Alert </w:t>
+        <w:tab/>
+        <w:t xml:space="preserve"> Precondition: Historical baseline metrics ingested and indexed. </w:t>
+        <w:tab/>
+        <w:t xml:space="preserve"> Test Step: 1 </w:t>
+        <w:tab/>
+        <w:t xml:space="preserve"> Test Step Description: Trigger dashboard refresh and monitor response latency for Trend Anomaly Alert </w:t>
+        <w:tab/>
+        <w:t xml:space="preserve"> Test Step Expected Result: Visualization widget renders top trends with accurate confidence scores.</w:t>
+      </w:r>
+    </w:p>
+    <w:p>
+      <w:r>
+        <w:tab/>
+        <w:t xml:space="preserve">Work Item ID: 1573 </w:t>
+        <w:tab/>
+        <w:t xml:space="preserve"> Module: AI Insights &amp; Anomaly Detection </w:t>
+        <w:tab/>
+        <w:t xml:space="preserve"> Name: Predictive No-Show Score - Variant 28 </w:t>
+        <w:tab/>
+        <w:t xml:space="preserve"> Id: TC2584 </w:t>
+        <w:tab/>
+        <w:t xml:space="preserve"> Description: Verify accuracy and SLA metrics for Predictive No-Show Score predictive execution </w:t>
+        <w:tab/>
+        <w:t xml:space="preserve"> Precondition: Model checkpoint v2.4 loaded in runtime environment. </w:t>
+        <w:tab/>
+        <w:t xml:space="preserve"> Test Step: 1 </w:t>
+        <w:tab/>
+        <w:t xml:space="preserve"> Test Step Description: Interact with AI insight card component for Predictive No-Show Score </w:t>
+        <w:tab/>
+        <w:t xml:space="preserve"> Test Step Expected Result: Explanation model outputs clear feature contribution breakdown.</w:t>
+      </w:r>
+    </w:p>
+    <w:p>
+      <w:r>
+        <w:tab/>
+        <w:t xml:space="preserve">Work Item ID: 1573 </w:t>
+        <w:tab/>
+        <w:t xml:space="preserve"> Module: AI Insights &amp; Anomaly Detection </w:t>
+        <w:tab/>
+        <w:t xml:space="preserve"> Name: Automated Summary Generation - Variant 7 </w:t>
+        <w:tab/>
+        <w:t xml:space="preserve"> Id: TC1778 </w:t>
+        <w:tab/>
+        <w:t xml:space="preserve"> Description: Verify dashboard UI component displays output from Automated Summary Generation </w:t>
+        <w:tab/>
+        <w:t xml:space="preserve"> Precondition: Historical baseline metrics ingested and indexed. </w:t>
+        <w:tab/>
+        <w:t xml:space="preserve"> Test Step: 1 </w:t>
+        <w:tab/>
+        <w:t xml:space="preserve"> Test Step Description: Trigger dashboard refresh and monitor response latency for Automated Summary Generation </w:t>
+        <w:tab/>
+        <w:t xml:space="preserve"> Test Step Expected Result: Visualization widget renders top trends with accurate confidence scores.</w:t>
+      </w:r>
+    </w:p>
+    <w:p>
+      <w:r>
+        <w:tab/>
+        <w:t xml:space="preserve">Work Item ID: 1572 </w:t>
+        <w:tab/>
+        <w:t xml:space="preserve"> Module: Claims Adjudication </w:t>
+        <w:tab/>
+        <w:t xml:space="preserve"> Name: Timely Filing Limit Edge - Variant 10 </w:t>
+        <w:tab/>
+        <w:t xml:space="preserve"> Id: TC1877 </w:t>
+        <w:tab/>
+        <w:t xml:space="preserve"> Description: Verify adjudication engine logic for Timely Filing Limit Edge </w:t>
+        <w:tab/>
+        <w:t xml:space="preserve"> Precondition: Claim adjudication rules engine initialized. </w:t>
+        <w:tab/>
+        <w:t xml:space="preserve"> Test Step: 1 </w:t>
+        <w:tab/>
+        <w:t xml:space="preserve"> Test Step Description: Ingest synthetic claim payload testing Timely Filing Limit Edge into the engine </w:t>
+        <w:tab/>
+        <w:t xml:space="preserve"> Test Step Expected Result: Adjudication engine applies correct formula and outputs calculated totals.</w:t>
+      </w:r>
+    </w:p>
+    <w:p>
+      <w:r>
+        <w:tab/>
+        <w:t xml:space="preserve">Work Item ID: 1573 </w:t>
+        <w:tab/>
+        <w:t xml:space="preserve"> Module: AI Insights &amp; Anomaly Detection </w:t>
+        <w:tab/>
+        <w:t xml:space="preserve"> Name: Real-time Stream Ingestion - Variant 8 </w:t>
+        <w:tab/>
+        <w:t xml:space="preserve"> Id: TC1794 </w:t>
+        <w:tab/>
+        <w:t xml:space="preserve"> Description: Verify dashboard UI component displays output from Real-time Stream Ingestion </w:t>
+        <w:tab/>
+        <w:t xml:space="preserve"> Precondition: Historical baseline metrics ingested and indexed. </w:t>
+        <w:tab/>
+        <w:t xml:space="preserve"> Test Step: 1 </w:t>
+        <w:tab/>
+        <w:t xml:space="preserve"> Test Step Description: Trigger dashboard refresh and monitor response latency for Real-time Stream Ingestion </w:t>
+        <w:tab/>
+        <w:t xml:space="preserve"> Test Step Expected Result: Visualization widget renders top trends with accurate confidence scores.</w:t>
+      </w:r>
+    </w:p>
+    <w:p>
+      <w:r>
+        <w:tab/>
+        <w:t xml:space="preserve">Work Item ID: 1573 </w:t>
+        <w:tab/>
+        <w:t xml:space="preserve"> Module: AI Insights &amp; Anomaly Detection </w:t>
+        <w:tab/>
+        <w:t xml:space="preserve"> Name: Automated Summary Generation - Variant 16 </w:t>
+        <w:tab/>
+        <w:t xml:space="preserve"> Id: TC2138 </w:t>
+        <w:tab/>
+        <w:t xml:space="preserve"> Description: Verify dashboard UI component displays output from Automated Summary Generation </w:t>
+        <w:tab/>
+        <w:t xml:space="preserve"> Precondition: Historical baseline metrics ingested and indexed. </w:t>
+        <w:tab/>
+        <w:t xml:space="preserve"> Test Step: 1 </w:t>
+        <w:tab/>
+        <w:t xml:space="preserve"> Test Step Description: Trigger dashboard refresh and monitor response latency for Automated Summary Generation </w:t>
+        <w:tab/>
+        <w:t xml:space="preserve"> Test Step Expected Result: Visualization widget renders top trends with accurate confidence scores.</w:t>
+      </w:r>
+    </w:p>
+    <w:p>
+      <w:r>
+        <w:tab/>
+        <w:t xml:space="preserve">Work Item ID: 1573 </w:t>
+        <w:tab/>
+        <w:t xml:space="preserve"> Module: AI Insights &amp; Anomaly Detection </w:t>
+        <w:tab/>
+        <w:t xml:space="preserve"> Name: Trend Anomaly Alert - Variant 6 </w:t>
+        <w:tab/>
+        <w:t xml:space="preserve"> Id: TC1702 </w:t>
+        <w:tab/>
+        <w:t xml:space="preserve"> Description: Verify dashboard UI component displays output from Trend Anomaly Alert </w:t>
+        <w:tab/>
+        <w:t xml:space="preserve"> Precondition: Historical baseline metrics ingested and indexed. </w:t>
+        <w:tab/>
+        <w:t xml:space="preserve"> Test Step: 1 </w:t>
+        <w:tab/>
+        <w:t xml:space="preserve"> Test Step Description: Trigger dashboard refresh and monitor response latency for Trend Anomaly Alert </w:t>
+        <w:tab/>
+        <w:t xml:space="preserve"> Test Step Expected Result: Visualization widget renders top trends with accurate confidence scores.</w:t>
+      </w:r>
+    </w:p>
+    <w:p>
+      <w:r>
+        <w:tab/>
+        <w:t xml:space="preserve">Work Item ID: 1572 </w:t>
+        <w:tab/>
+        <w:t xml:space="preserve"> Module: Claims Adjudication </w:t>
+        <w:tab/>
+        <w:t xml:space="preserve"> Name: Maximum Out-of-Pocket Cap - Variant 4 </w:t>
+        <w:tab/>
+        <w:t xml:space="preserve"> Id: TC1649 </w:t>
+        <w:tab/>
+        <w:t xml:space="preserve"> Description: Verify adjudication engine logic for Maximum Out-of-Pocket Cap </w:t>
+        <w:tab/>
+        <w:t xml:space="preserve"> Precondition: Claim adjudication rules engine initialized. </w:t>
+        <w:tab/>
+        <w:t xml:space="preserve"> Test Step: 1 </w:t>
+        <w:tab/>
+        <w:t xml:space="preserve"> Test Step Description: Ingest synthetic claim payload testing Maximum Out-of-Pocket Cap into the engine </w:t>
+        <w:tab/>
+        <w:t xml:space="preserve"> Test Step Expected Result: Adjudication engine applies correct formula and outputs calculated totals.</w:t>
+      </w:r>
+    </w:p>
+    <w:p>
+      <w:r>
+        <w:tab/>
+        <w:t xml:space="preserve">Work Item ID: 1573 </w:t>
+        <w:tab/>
+        <w:t xml:space="preserve"> Module: AI Insights &amp; Anomaly Detection </w:t>
+        <w:tab/>
+        <w:t xml:space="preserve"> Name: Real-time Stream Ingestion - Variant 12 </w:t>
+        <w:tab/>
+        <w:t xml:space="preserve"> Id: TC1954 </w:t>
+        <w:tab/>
+        <w:t xml:space="preserve"> Description: Verify dashboard UI component displays output from Real-time Stream Ingestion </w:t>
+        <w:tab/>
+        <w:t xml:space="preserve"> Precondition: Historical baseline metrics ingested and indexed. </w:t>
+        <w:tab/>
+        <w:t xml:space="preserve"> Test Step: 1 </w:t>
+        <w:tab/>
+        <w:t xml:space="preserve"> Test Step Description: Trigger dashboard refresh and monitor response latency for Real-time Stream Ingestion </w:t>
+        <w:tab/>
+        <w:t xml:space="preserve"> Test Step Expected Result: Visualization widget renders top trends with accurate confidence scores.</w:t>
+      </w:r>
+    </w:p>
+    <w:p>
+      <w:r>
+        <w:tab/>
+        <w:t xml:space="preserve">Work Item ID: 1573 </w:t>
+        <w:tab/>
+        <w:t xml:space="preserve"> Module: AI Insights &amp; Anomaly Detection </w:t>
+        <w:tab/>
+        <w:t xml:space="preserve"> Name: Alert Dismissal Persistence - Variant 2 </w:t>
+        <w:tab/>
+        <w:t xml:space="preserve"> Id: TC1564 </w:t>
+        <w:tab/>
+        <w:t xml:space="preserve"> Description: Verify accuracy and SLA metrics for Alert Dismissal Persistence predictive execution </w:t>
+        <w:tab/>
+        <w:t xml:space="preserve"> Precondition: Model checkpoint v2.4 loaded in runtime environment. </w:t>
+        <w:tab/>
+        <w:t xml:space="preserve"> Test Step: 1 </w:t>
+        <w:tab/>
+        <w:t xml:space="preserve"> Test Step Description: Interact with AI insight card component for Alert Dismissal Persistence </w:t>
+        <w:tab/>
+        <w:t xml:space="preserve"> Test Step Expected Result: Explanation model outputs clear feature contribution breakdown.</w:t>
+      </w:r>
+    </w:p>
+    <w:p>
+      <w:r>
+        <w:tab/>
+        <w:t xml:space="preserve">Work Item ID: 1572 </w:t>
+        <w:tab/>
+        <w:t xml:space="preserve"> Module: Claims Adjudication </w:t>
+        <w:tab/>
+        <w:t xml:space="preserve"> Name: Duplicate Detection Flow </w:t>
+        <w:tab/>
+        <w:t xml:space="preserve"> Id: TC024 </w:t>
+        <w:tab/>
+        <w:t xml:space="preserve"> Description: Verify systemic blocking of duplicate out-of-network claims </w:t>
+        <w:tab/>
+        <w:t xml:space="preserve"> Precondition: Identical claim processed 5 minutes prior. </w:t>
+        <w:tab/>
+        <w:t xml:space="preserve"> Test Step: 1 </w:t>
+        <w:tab/>
+        <w:t xml:space="preserve"> Test Step Description: Submit an identical out-of-network claim for the same diagnostic service date. </w:t>
+        <w:tab/>
+        <w:t xml:space="preserve"> Test Step Expected Result: System intercepts row and flags status as 'Rejected-Duplicate' using reference block code 'ERR-DUP-04'.</w:t>
+      </w:r>
+    </w:p>
+    <w:p>
+      <w:r>
+        <w:tab/>
+        <w:t xml:space="preserve">Work Item ID: 1573 </w:t>
+        <w:tab/>
+        <w:t xml:space="preserve"> Module: AI Insights &amp; Anomaly Detection </w:t>
+        <w:tab/>
+        <w:t xml:space="preserve"> Name: Batch Model Scoring - Variant 22 </w:t>
+        <w:tab/>
+        <w:t xml:space="preserve"> Id: TC2360 </w:t>
+        <w:tab/>
+        <w:t xml:space="preserve"> Description: Verify accuracy and SLA metrics for Batch Model Scoring predictive execution </w:t>
+        <w:tab/>
+        <w:t xml:space="preserve"> Precondition: Model checkpoint v2.4 loaded in runtime environment. </w:t>
+        <w:tab/>
+        <w:t xml:space="preserve"> Test Step: 1 </w:t>
+        <w:tab/>
+        <w:t xml:space="preserve"> Test Step Description: Interact with AI insight card component for Batch Model Scoring </w:t>
+        <w:tab/>
+        <w:t xml:space="preserve"> Test Step Expected Result: Explanation model outputs clear feature contribution breakdown.</w:t>
+      </w:r>
+    </w:p>
+    <w:p>
+      <w:r>
+        <w:tab/>
+        <w:t xml:space="preserve">Work Item ID: 1572 </w:t>
+        <w:tab/>
+        <w:t xml:space="preserve"> Module: Claims Adjudication </w:t>
+        <w:tab/>
+        <w:t xml:space="preserve"> Name: High Value Claim Audit Trigger - Variant 26 </w:t>
+        <w:tab/>
+        <w:t xml:space="preserve"> Id: TC2533 </w:t>
+        <w:tab/>
+        <w:t xml:space="preserve"> Description: Verify adjudication engine logic for High Value Claim Audit Trigger </w:t>
+        <w:tab/>
+        <w:t xml:space="preserve"> Precondition: Claim adjudication rules engine initialized. </w:t>
+        <w:tab/>
+        <w:t xml:space="preserve"> Test Step: 1 </w:t>
+        <w:tab/>
+        <w:t xml:space="preserve"> Test Step Description: Ingest synthetic claim payload testing High Value Claim Audit Trigger into the engine </w:t>
+        <w:tab/>
+        <w:t xml:space="preserve"> Test Step Expected Result: Adjudication engine applies correct formula and outputs calculated totals.</w:t>
+      </w:r>
+    </w:p>
+    <w:p>
+      <w:r>
+        <w:tab/>
+        <w:t xml:space="preserve">Work Item ID: 1573 </w:t>
+        <w:tab/>
+        <w:t xml:space="preserve"> Module: AI Insights &amp; Anomaly Detection </w:t>
+        <w:tab/>
+        <w:t xml:space="preserve"> Name: Trend Anomaly Alert - Variant 20 </w:t>
+        <w:tab/>
+        <w:t xml:space="preserve"> Id: TC2262 </w:t>
+        <w:tab/>
+        <w:t xml:space="preserve"> Description: Verify dashboard UI component displays output from Trend Anomaly Alert </w:t>
+        <w:tab/>
+        <w:t xml:space="preserve"> Precondition: Historical baseline metrics ingested and indexed. </w:t>
+        <w:tab/>
+        <w:t xml:space="preserve"> Test Step: 1 </w:t>
+        <w:tab/>
+        <w:t xml:space="preserve"> Test Step Description: Trigger dashboard refresh and monitor response latency for Trend Anomaly Alert </w:t>
+        <w:tab/>
+        <w:t xml:space="preserve"> Test Step Expected Result: Visualization widget renders top trends with accurate confidence scores.</w:t>
+      </w:r>
+    </w:p>
+    <w:p>
+      <w:r>
+        <w:tab/>
+        <w:t xml:space="preserve">Work Item ID: 1573 </w:t>
+        <w:tab/>
+        <w:t xml:space="preserve"> Module: AI Insights &amp; Anomaly Detection </w:t>
+        <w:tab/>
+        <w:t xml:space="preserve"> Name: Model Retraining Trigger - Variant 7 </w:t>
+        <w:tab/>
+        <w:t xml:space="preserve"> Id: TC1780 </w:t>
+        <w:tab/>
+        <w:t xml:space="preserve"> Description: Verify accuracy and SLA metrics for Model Retraining Trigger predictive execution </w:t>
+        <w:tab/>
+        <w:t xml:space="preserve"> Precondition: Model checkpoint v2.4 loaded in runtime environment. </w:t>
+        <w:tab/>
+        <w:t xml:space="preserve"> Test Step: 1 </w:t>
+        <w:tab/>
+        <w:t xml:space="preserve"> Test Step Description: Interact with AI insight card component for Model Retraining Trigger </w:t>
+        <w:tab/>
+        <w:t xml:space="preserve"> Test Step Expected Result: Explanation model outputs clear feature contribution breakdown.</w:t>
+      </w:r>
+    </w:p>
+    <w:p>
+      <w:r>
+        <w:tab/>
+        <w:t xml:space="preserve">Work Item ID: 1573 </w:t>
+        <w:tab/>
+        <w:t xml:space="preserve"> Module: AI Insights &amp; Anomaly Detection </w:t>
+        <w:tab/>
+        <w:t xml:space="preserve"> Name: Model Drift Monitoring - Variant 25 </w:t>
+        <w:tab/>
+        <w:t xml:space="preserve"> Id: TC2468 </w:t>
+        <w:tab/>
+        <w:t xml:space="preserve"> Description: Verify accuracy and SLA metrics for Model Drift Monitoring predictive execution </w:t>
+        <w:tab/>
+        <w:t xml:space="preserve"> Precondition: Model checkpoint v2.4 loaded in runtime environment. </w:t>
+        <w:tab/>
+        <w:t xml:space="preserve"> Test Step: 1 </w:t>
+        <w:tab/>
+        <w:t xml:space="preserve"> Test Step Description: Interact with AI insight card component for Model Drift Monitoring </w:t>
+        <w:tab/>
+        <w:t xml:space="preserve"> Test Step Expected Result: Explanation model outputs clear feature contribution breakdown.</w:t>
+      </w:r>
+    </w:p>
+    <w:p>
+      <w:r>
+        <w:tab/>
+        <w:t xml:space="preserve">Work Item ID: 1572 </w:t>
+        <w:tab/>
+        <w:t xml:space="preserve"> Module: Claims Adjudication </w:t>
+        <w:tab/>
+        <w:t xml:space="preserve"> Name: Out-of-Network Coinsurance - Variant 7 </w:t>
+        <w:tab/>
+        <w:t xml:space="preserve"> Id: TC1743 </w:t>
+        <w:tab/>
+        <w:t xml:space="preserve"> Description: Verify system handles invalid or missing data during Out-of-Network Coinsurance </w:t>
+        <w:tab/>
+        <w:t xml:space="preserve"> Precondition: Inbound EDI 837 claim processing queue online. </w:t>
+        <w:tab/>
+        <w:t xml:space="preserve"> Test Step: 1 </w:t>
+        <w:tab/>
+        <w:t xml:space="preserve"> Test Step Description: Submit claim batch containing edge case scenarios for Out-of-Network Coinsurance </w:t>
+        <w:tab/>
+        <w:t xml:space="preserve"> Test Step Expected Result: System flags anomaly and routed claim to review queue instantly.</w:t>
+      </w:r>
+    </w:p>
+    <w:p>
+      <w:r>
+        <w:tab/>
+        <w:t xml:space="preserve">Work Item ID: 1572 </w:t>
+        <w:tab/>
+        <w:t xml:space="preserve"> Module: Claims Adjudication </w:t>
+        <w:tab/>
+        <w:t xml:space="preserve"> Name: Tax ID Validation - Variant 27 </w:t>
+        <w:tab/>
+        <w:t xml:space="preserve"> Id: TC2575 </w:t>
+        <w:tab/>
+        <w:t xml:space="preserve"> Description: Verify system handles invalid or missing data during Tax ID Validation </w:t>
+        <w:tab/>
+        <w:t xml:space="preserve"> Precondition: Inbound EDI 837 claim processing queue online. </w:t>
+        <w:tab/>
+        <w:t xml:space="preserve"> Test Step: 1 </w:t>
+        <w:tab/>
+        <w:t xml:space="preserve"> Test Step Description: Submit claim batch containing edge case scenarios for Tax ID Validation </w:t>
+        <w:tab/>
+        <w:t xml:space="preserve"> Test Step Expected Result: System flags anomaly and routed claim to review queue instantly.</w:t>
+      </w:r>
+    </w:p>
+    <w:p>
+      <w:r>
+        <w:tab/>
+        <w:t xml:space="preserve">Work Item ID: 1573 </w:t>
+        <w:tab/>
+        <w:t xml:space="preserve"> Module: AI Insights &amp; Anomaly Detection </w:t>
+        <w:tab/>
+        <w:t xml:space="preserve"> Name: Real-time Stream Ingestion - Variant 18 </w:t>
+        <w:tab/>
+        <w:t xml:space="preserve"> Id: TC2194 </w:t>
+        <w:tab/>
+        <w:t xml:space="preserve"> Description: Verify dashboard UI component displays output from Real-time Stream Ingestion </w:t>
+        <w:tab/>
+        <w:t xml:space="preserve"> Precondition: Historical baseline metrics ingested and indexed. </w:t>
+        <w:tab/>
+        <w:t xml:space="preserve"> Test Step: 1 </w:t>
+        <w:tab/>
+        <w:t xml:space="preserve"> Test Step Description: Trigger dashboard refresh and monitor response latency for Real-time Stream Ingestion </w:t>
+        <w:tab/>
+        <w:t xml:space="preserve"> Test Step Expected Result: Visualization widget renders top trends with accurate confidence scores.</w:t>
+      </w:r>
+    </w:p>
+    <w:p>
+      <w:r>
+        <w:tab/>
+        <w:t xml:space="preserve">Work Item ID: 1573 </w:t>
+        <w:tab/>
+        <w:t xml:space="preserve"> Module: AI Insights &amp; Anomaly Detection </w:t>
+        <w:tab/>
+        <w:t xml:space="preserve"> Name: Confidence Threshold Filter - Variant 28 </w:t>
+        <w:tab/>
+        <w:t xml:space="preserve"> Id: TC2596 </w:t>
+        <w:tab/>
+        <w:t xml:space="preserve"> Description: Verify accuracy and SLA metrics for Confidence Threshold Filter predictive execution </w:t>
+        <w:tab/>
+        <w:t xml:space="preserve"> Precondition: Model checkpoint v2.4 loaded in runtime environment. </w:t>
+        <w:tab/>
+        <w:t xml:space="preserve"> Test Step: 1 </w:t>
+        <w:tab/>
+        <w:t xml:space="preserve"> Test Step Description: Interact with AI insight card component for Confidence Threshold Filter </w:t>
+        <w:tab/>
+        <w:t xml:space="preserve"> Test Step Expected Result: Explanation model outputs clear feature contribution breakdown.</w:t>
+      </w:r>
+    </w:p>
+    <w:p>
+      <w:r>
+        <w:tab/>
+        <w:t xml:space="preserve">Work Item ID: 1573 </w:t>
+        <w:tab/>
+        <w:t xml:space="preserve"> Module: AI Insights &amp; Anomaly Detection </w:t>
+        <w:tab/>
+        <w:t xml:space="preserve"> Name: Explanation Tooltip Generation - Variant 22 </w:t>
+        <w:tab/>
+        <w:t xml:space="preserve"> Id: TC2362 </w:t>
+        <w:tab/>
+        <w:t xml:space="preserve"> Description: Verify dashboard UI component displays output from Explanation Tooltip Generation </w:t>
+        <w:tab/>
+        <w:t xml:space="preserve"> Precondition: Historical baseline metrics ingested and indexed. </w:t>
+        <w:tab/>
+        <w:t xml:space="preserve"> Test Step: 1 </w:t>
+        <w:tab/>
+        <w:t xml:space="preserve"> Test Step Description: Trigger dashboard refresh and monitor response latency for Explanation Tooltip Generation </w:t>
+        <w:tab/>
+        <w:t xml:space="preserve"> Test Step Expected Result: Visualization widget renders top trends with accurate confidence scores.</w:t>
+      </w:r>
+    </w:p>
+    <w:p>
+      <w:r>
+        <w:tab/>
+        <w:t xml:space="preserve">Work Item ID: 1572 </w:t>
+        <w:tab/>
+        <w:t xml:space="preserve"> Module: Claims Adjudication </w:t>
+        <w:tab/>
+        <w:t xml:space="preserve"> Name: Pre-authorization Check - Variant 18 </w:t>
+        <w:tab/>
+        <w:t xml:space="preserve"> Id: TC2185 </w:t>
+        <w:tab/>
+        <w:t xml:space="preserve"> Description: Verify adjudication engine logic for Pre-authorization Check </w:t>
+        <w:tab/>
+        <w:t xml:space="preserve"> Precondition: Claim adjudication rules engine initialized. </w:t>
+        <w:tab/>
+        <w:t xml:space="preserve"> Test Step: 1 </w:t>
+        <w:tab/>
+        <w:t xml:space="preserve"> Test Step Description: Ingest synthetic claim payload testing Pre-authorization Check into the engine </w:t>
+        <w:tab/>
+        <w:t xml:space="preserve"> Test Step Expected Result: Adjudication engine applies correct formula and outputs calculated totals.</w:t>
+      </w:r>
+    </w:p>
+    <w:p>
+      <w:r>
+        <w:tab/>
+        <w:t xml:space="preserve">Work Item ID: 1573 </w:t>
+        <w:tab/>
+        <w:t xml:space="preserve"> Module: AI Insights &amp; Anomaly Detection </w:t>
+        <w:tab/>
+        <w:t xml:space="preserve"> Name: Feature Attribution UI - Variant 12 </w:t>
+        <w:tab/>
+        <w:t xml:space="preserve"> Id: TC1952 </w:t>
+        <w:tab/>
+        <w:t xml:space="preserve"> Description: Verify accuracy and SLA metrics for Feature Attribution UI predictive execution </w:t>
+        <w:tab/>
+        <w:t xml:space="preserve"> Precondition: Model checkpoint v2.4 loaded in runtime environment. </w:t>
+        <w:tab/>
+        <w:t xml:space="preserve"> Test Step: 1 </w:t>
+        <w:tab/>
+        <w:t xml:space="preserve"> Test Step Description: Interact with AI insight card component for Feature Attribution UI </w:t>
+        <w:tab/>
+        <w:t xml:space="preserve"> Test Step Expected Result: Explanation model outputs clear feature contribution breakdown.</w:t>
+      </w:r>
+    </w:p>
+    <w:p>
+      <w:r>
+        <w:tab/>
+        <w:t xml:space="preserve">Work Item ID: 1572 </w:t>
+        <w:tab/>
+        <w:t xml:space="preserve"> Module: Claims Adjudication </w:t>
+        <w:tab/>
+        <w:t xml:space="preserve"> Name: Deductible Not Met Flow - EDI </w:t>
+        <w:tab/>
+        <w:t xml:space="preserve"> Id: TC027 </w:t>
+        <w:tab/>
+        <w:t xml:space="preserve"> Description: Verify EDI 277 generation status update occurs automatically </w:t>
+        <w:tab/>
+        <w:t xml:space="preserve"> Precondition: Member is enrolled. OON deductible balance is $1000. </w:t>
+        <w:tab/>
+        <w:t xml:space="preserve"> Test Step: 1 </w:t>
+        <w:tab/>
+        <w:t xml:space="preserve"> Test Step Description: Check outbound communication logs for transaction confirmation. </w:t>
+        <w:tab/>
+        <w:t xml:space="preserve"> Test Step Expected Result: System automatically triggers and transmits an EDI 277 status update detailing the pending status within SLA bounds.</w:t>
+      </w:r>
+    </w:p>
+    <w:p>
+      <w:r>
+        <w:tab/>
+        <w:t xml:space="preserve">Work Item ID: 1573 </w:t>
+        <w:tab/>
+        <w:t xml:space="preserve"> Module: AI Insights &amp; Anomaly Detection </w:t>
+        <w:tab/>
+        <w:t xml:space="preserve"> Name: Automated Summary Generation - Variant 15 </w:t>
+        <w:tab/>
+        <w:t xml:space="preserve"> Id: TC2098 </w:t>
+        <w:tab/>
+        <w:t xml:space="preserve"> Description: Verify dashboard UI component displays output from Automated Summary Generation </w:t>
+        <w:tab/>
+        <w:t xml:space="preserve"> Precondition: Historical baseline metrics ingested and indexed. </w:t>
+        <w:tab/>
+        <w:t xml:space="preserve"> Test Step: 1 </w:t>
+        <w:tab/>
+        <w:t xml:space="preserve"> Test Step Description: Trigger dashboard refresh and monitor response latency for Automated Summary Generation </w:t>
+        <w:tab/>
+        <w:t xml:space="preserve"> Test Step Expected Result: Visualization widget renders top trends with accurate confidence scores.</w:t>
+      </w:r>
+    </w:p>
+    <w:p>
+      <w:r>
+        <w:tab/>
+        <w:t xml:space="preserve">Work Item ID: 1573 </w:t>
+        <w:tab/>
+        <w:t xml:space="preserve"> Module: AI Insights &amp; Anomaly Detection </w:t>
+        <w:tab/>
+        <w:t xml:space="preserve"> Name: Trend Anomaly Alert - Variant 4 </w:t>
+        <w:tab/>
+        <w:t xml:space="preserve"> Id: TC1622 </w:t>
+        <w:tab/>
+        <w:t xml:space="preserve"> Description: Verify dashboard UI component displays output from Trend Anomaly Alert </w:t>
+        <w:tab/>
+        <w:t xml:space="preserve"> Precondition: Historical baseline metrics ingested and indexed. </w:t>
+        <w:tab/>
+        <w:t xml:space="preserve"> Test Step: 1 </w:t>
+        <w:tab/>
+        <w:t xml:space="preserve"> Test Step Description: Trigger dashboard refresh and monitor response latency for Trend Anomaly Alert </w:t>
+        <w:tab/>
+        <w:t xml:space="preserve"> Test Step Expected Result: Visualization widget renders top trends with accurate confidence scores.</w:t>
+      </w:r>
+    </w:p>
+    <w:p>
+      <w:r>
+        <w:tab/>
+        <w:t xml:space="preserve">Work Item ID: 1573 </w:t>
+        <w:tab/>
+        <w:t xml:space="preserve"> Module: AI Insights &amp; Anomaly Detection </w:t>
+        <w:tab/>
+        <w:t xml:space="preserve"> Name: Batch Model Scoring - Variant 20 </w:t>
+        <w:tab/>
+        <w:t xml:space="preserve"> Id: TC2280 </w:t>
+        <w:tab/>
+        <w:t xml:space="preserve"> Description: Verify accuracy and SLA metrics for Batch Model Scoring predictive execution </w:t>
+        <w:tab/>
+        <w:t xml:space="preserve"> Precondition: Model checkpoint v2.4 loaded in runtime environment. </w:t>
+        <w:tab/>
+        <w:t xml:space="preserve"> Test Step: 1 </w:t>
+        <w:tab/>
+        <w:t xml:space="preserve"> Test Step Description: Interact with AI insight card component for Batch Model Scoring </w:t>
+        <w:tab/>
+        <w:t xml:space="preserve"> Test Step Expected Result: Explanation model outputs clear feature contribution breakdown.</w:t>
+      </w:r>
+    </w:p>
+    <w:p>
+      <w:r>
+        <w:tab/>
+        <w:t xml:space="preserve">Work Item ID: 1573 </w:t>
+        <w:tab/>
+        <w:t xml:space="preserve"> Module: AI Insights &amp; Anomaly Detection </w:t>
+        <w:tab/>
+        <w:t xml:space="preserve"> Name: Feature Attribution UI - Variant 13 </w:t>
+        <w:tab/>
+        <w:t xml:space="preserve"> Id: TC1992 </w:t>
+        <w:tab/>
+        <w:t xml:space="preserve"> Description: Verify accuracy and SLA metrics for Feature Attribution UI predictive execution </w:t>
+        <w:tab/>
+        <w:t xml:space="preserve"> Precondition: Model checkpoint v2.4 loaded in runtime environment. </w:t>
+        <w:tab/>
+        <w:t xml:space="preserve"> Test Step: 1 </w:t>
+        <w:tab/>
+        <w:t xml:space="preserve"> Test Step Description: Interact with AI insight card component for Feature Attribution UI </w:t>
+        <w:tab/>
+        <w:t xml:space="preserve"> Test Step Expected Result: Explanation model outputs clear feature contribution breakdown.</w:t>
+      </w:r>
+    </w:p>
+    <w:p>
+      <w:r>
+        <w:tab/>
+        <w:t xml:space="preserve">Work Item ID: 1573 </w:t>
+        <w:tab/>
+        <w:t xml:space="preserve"> Module: AI Insights &amp; Anomaly Detection </w:t>
+        <w:tab/>
+        <w:t xml:space="preserve"> Name: Historical Baseline Comparison - Variant 3 </w:t>
+        <w:tab/>
+        <w:t xml:space="preserve"> Id: TC1608 </w:t>
+        <w:tab/>
+        <w:t xml:space="preserve"> Description: Verify accuracy and SLA metrics for Historical Baseline Comparison predictive execution </w:t>
+        <w:tab/>
+        <w:t xml:space="preserve"> Precondition: Model checkpoint v2.4 loaded in runtime environment. </w:t>
+        <w:tab/>
+        <w:t xml:space="preserve"> Test Step: 1 </w:t>
+        <w:tab/>
+        <w:t xml:space="preserve"> Test Step Description: Interact with AI insight card component for Historical Baseline Comparison </w:t>
+        <w:tab/>
+        <w:t xml:space="preserve"> Test Step Expected Result: Explanation model outputs clear feature contribution breakdown.</w:t>
+      </w:r>
+    </w:p>
+    <w:p>
+      <w:r>
+        <w:tab/>
+        <w:t xml:space="preserve">Work Item ID: 1573 </w:t>
+        <w:tab/>
+        <w:t xml:space="preserve"> Module: AI Insights &amp; Anomaly Detection </w:t>
+        <w:tab/>
+        <w:t xml:space="preserve"> Name: Recommendation Engine Ranking - Variant 22 </w:t>
+        <w:tab/>
+        <w:t xml:space="preserve"> Id: TC2350 </w:t>
+        <w:tab/>
+        <w:t xml:space="preserve"> Description: Verify dashboard UI component displays output from Recommendation Engine Ranking </w:t>
+        <w:tab/>
+        <w:t xml:space="preserve"> Precondition: Historical baseline metrics ingested and indexed. </w:t>
+        <w:tab/>
+        <w:t xml:space="preserve"> Test Step: 1 </w:t>
+        <w:tab/>
+        <w:t xml:space="preserve"> Test Step Description: Trigger dashboard refresh and monitor response latency for Recommendation Engine Ranking </w:t>
+        <w:tab/>
+        <w:t xml:space="preserve"> Test Step Expected Result: Visualization widget renders top trends with accurate confidence scores.</w:t>
+      </w:r>
+    </w:p>
+    <w:p>
+      <w:r>
+        <w:tab/>
+        <w:t xml:space="preserve">Work Item ID: 1572 </w:t>
+        <w:tab/>
+        <w:t xml:space="preserve"> Module: Claims Adjudication </w:t>
+        <w:tab/>
+        <w:t xml:space="preserve"> Name: Primary vs Secondary Payer - Variant 2 </w:t>
+        <w:tab/>
+        <w:t xml:space="preserve"> Id: TC1559 </w:t>
+        <w:tab/>
+        <w:t xml:space="preserve"> Description: Verify system handles invalid or missing data during Primary vs Secondary Payer </w:t>
+        <w:tab/>
+        <w:t xml:space="preserve"> Precondition: Inbound EDI 837 claim processing queue online. </w:t>
+        <w:tab/>
+        <w:t xml:space="preserve"> Test Step: 1 </w:t>
+        <w:tab/>
+        <w:t xml:space="preserve"> Test Step Description: Submit claim batch containing edge case scenarios for Primary vs Secondary Payer </w:t>
+        <w:tab/>
+        <w:t xml:space="preserve"> Test Step Expected Result: System flags anomaly and routed claim to review queue instantly.</w:t>
+      </w:r>
+    </w:p>
+    <w:p>
+      <w:r>
+        <w:tab/>
+        <w:t xml:space="preserve">Work Item ID: 1573 </w:t>
+        <w:tab/>
+        <w:t xml:space="preserve"> Module: AI Insights &amp; Anomaly Detection </w:t>
+        <w:tab/>
+        <w:t xml:space="preserve"> Name: Real-time Stream Ingestion - Variant 11 </w:t>
+        <w:tab/>
+        <w:t xml:space="preserve"> Id: TC1914 </w:t>
+        <w:tab/>
+        <w:t xml:space="preserve"> Description: Verify dashboard UI component displays output from Real-time Stream Ingestion </w:t>
+        <w:tab/>
+        <w:t xml:space="preserve"> Precondition: Historical baseline metrics ingested and indexed. </w:t>
+        <w:tab/>
+        <w:t xml:space="preserve"> Test Step: 1 </w:t>
+        <w:tab/>
+        <w:t xml:space="preserve"> Test Step Description: Trigger dashboard refresh and monitor response latency for Real-time Stream Ingestion </w:t>
+        <w:tab/>
+        <w:t xml:space="preserve"> Test Step Expected Result: Visualization widget renders top trends with accurate confidence scores.</w:t>
+      </w:r>
+    </w:p>
+    <w:p>
+      <w:r>
+        <w:tab/>
+        <w:t xml:space="preserve">Work Item ID: 1573 </w:t>
+        <w:tab/>
+        <w:t xml:space="preserve"> Module: AI Insights &amp; Anomaly Detection </w:t>
+        <w:tab/>
+        <w:t xml:space="preserve"> Name: Unusual Billing Pattern Flag - Variant 7 </w:t>
+        <w:tab/>
+        <w:t xml:space="preserve"> Id: TC1774 </w:t>
+        <w:tab/>
+        <w:t xml:space="preserve"> Description: Verify dashboard UI component displays output from Unusual Billing Pattern Flag </w:t>
+        <w:tab/>
+        <w:t xml:space="preserve"> Precondition: Historical baseline metrics ingested and indexed. </w:t>
+        <w:tab/>
+        <w:t xml:space="preserve"> Test Step: 1 </w:t>
+        <w:tab/>
+        <w:t xml:space="preserve"> Test Step Description: Trigger dashboard refresh and monitor response latency for Unusual Billing Pattern Flag </w:t>
+        <w:tab/>
+        <w:t xml:space="preserve"> Test Step Expected Result: Visualization widget renders top trends with accurate confidence scores.</w:t>
+      </w:r>
+    </w:p>
+    <w:p>
+      <w:r>
+        <w:tab/>
+        <w:t xml:space="preserve">Work Item ID: 1572 </w:t>
+        <w:tab/>
+        <w:t xml:space="preserve"> Module: Claims Adjudication </w:t>
+        <w:tab/>
+        <w:t xml:space="preserve"> Name: In-Network Co-pay Calculation - Variant 12 </w:t>
+        <w:tab/>
+        <w:t xml:space="preserve"> Id: TC1941 </w:t>
+        <w:tab/>
+        <w:t xml:space="preserve"> Description: Verify adjudication engine logic for In-Network Co-pay Calculation </w:t>
+        <w:tab/>
+        <w:t xml:space="preserve"> Precondition: Claim adjudication rules engine initialized. </w:t>
+        <w:tab/>
+        <w:t xml:space="preserve"> Test Step: 1 </w:t>
+        <w:tab/>
+        <w:t xml:space="preserve"> Test Step Description: Ingest synthetic claim payload testing In-Network Co-pay Calculation into the engine </w:t>
+        <w:tab/>
+        <w:t xml:space="preserve"> Test Step Expected Result: Adjudication engine applies correct formula and outputs calculated totals.</w:t>
+      </w:r>
+    </w:p>
+    <w:p>
+      <w:r>
+        <w:tab/>
+        <w:t xml:space="preserve">Work Item ID: 1572 </w:t>
+        <w:tab/>
+        <w:t xml:space="preserve"> Module: Claims Adjudication </w:t>
+        <w:tab/>
+        <w:t xml:space="preserve"> Name: In-Network Co-pay Calculation - Variant 16 </w:t>
+        <w:tab/>
+        <w:t xml:space="preserve"> Id: TC2101 </w:t>
+        <w:tab/>
+        <w:t xml:space="preserve"> Description: Verify adjudication engine logic for In-Network Co-pay Calculation </w:t>
+        <w:tab/>
+        <w:t xml:space="preserve"> Precondition: Claim adjudication rules engine initialized. </w:t>
+        <w:tab/>
+        <w:t xml:space="preserve"> Test Step: 1 </w:t>
+        <w:tab/>
+        <w:t xml:space="preserve"> Test Step Description: Ingest synthetic claim payload testing In-Network Co-pay Calculation into the engine </w:t>
+        <w:tab/>
+        <w:t xml:space="preserve"> Test Step Expected Result: Adjudication engine applies correct formula and outputs calculated totals.</w:t>
+      </w:r>
+    </w:p>
+    <w:p>
+      <w:r>
+        <w:tab/>
+        <w:t xml:space="preserve">Work Item ID: 1573 </w:t>
+        <w:tab/>
+        <w:t xml:space="preserve"> Module: AI Insights &amp; Anomaly Detection </w:t>
+        <w:tab/>
+        <w:t xml:space="preserve"> Name: Edge - Borderline Deviation Limit </w:t>
+        <w:tab/>
+        <w:t xml:space="preserve"> Id: TC008 </w:t>
+        <w:tab/>
+        <w:t xml:space="preserve"> Description: Verify anomaly classification threshold criteria right at model mathematical limits </w:t>
+        <w:tab/>
+        <w:t xml:space="preserve"> Precondition: Model boundary trigger point set precisely to 3.0 standard deviations. </w:t>
+        <w:tab/>
+        <w:t xml:space="preserve"> Test Step: 1 </w:t>
+        <w:tab/>
+        <w:t xml:space="preserve"> Test Step Description: Transmit precise edge metric adjustment dataset row items. </w:t>
+        <w:tab/>
+        <w:t xml:space="preserve"> Test Step Expected Result: System correctly isolates border fluctuation as an active deviation anomaly, outputting accurate diagnostic reporting values.</w:t>
+      </w:r>
+    </w:p>
+    <w:p>
+      <w:r>
+        <w:tab/>
+        <w:t xml:space="preserve">Work Item ID: 1572 </w:t>
+        <w:tab/>
+        <w:t xml:space="preserve"> Module: Claims Adjudication </w:t>
+        <w:tab/>
+        <w:t xml:space="preserve"> Name: Provider NPI Verification - Variant 24 </w:t>
+        <w:tab/>
+        <w:t xml:space="preserve"> Id: TC2445 </w:t>
+        <w:tab/>
+        <w:t xml:space="preserve"> Description: Verify adjudication engine logic for Provider NPI Verification </w:t>
+        <w:tab/>
+        <w:t xml:space="preserve"> Precondition: Claim adjudication rules engine initialized. </w:t>
+        <w:tab/>
+        <w:t xml:space="preserve"> Test Step: 1 </w:t>
+        <w:tab/>
+        <w:t xml:space="preserve"> Test Step Description: Ingest synthetic claim payload testing Provider NPI Verification into the engine </w:t>
+        <w:tab/>
+        <w:t xml:space="preserve"> Test Step Expected Result: Adjudication engine applies correct formula and outputs calculated totals.</w:t>
+      </w:r>
+    </w:p>
+    <w:p>
+      <w:r>
+        <w:tab/>
+        <w:t xml:space="preserve">Work Item ID: 1573 </w:t>
+        <w:tab/>
+        <w:t xml:space="preserve"> Module: AI Insights &amp; Anomaly Detection </w:t>
+        <w:tab/>
+        <w:t xml:space="preserve"> Name: Custom Threshold Setting - Variant 7 </w:t>
+        <w:tab/>
+        <w:t xml:space="preserve"> Id: TC1766 </w:t>
+        <w:tab/>
+        <w:t xml:space="preserve"> Description: Verify dashboard UI component displays output from Custom Threshold Setting </w:t>
+        <w:tab/>
+        <w:t xml:space="preserve"> Precondition: Historical baseline metrics ingested and indexed. </w:t>
+        <w:tab/>
+        <w:t xml:space="preserve"> Test Step: 1 </w:t>
+        <w:tab/>
+        <w:t xml:space="preserve"> Test Step Description: Trigger dashboard refresh and monitor response latency for Custom Threshold Setting </w:t>
+        <w:tab/>
+        <w:t xml:space="preserve"> Test Step Expected Result: Visualization widget renders top trends with accurate confidence scores.</w:t>
+      </w:r>
+    </w:p>
+    <w:p>
+      <w:r>
+        <w:tab/>
+        <w:t xml:space="preserve">Work Item ID: 1572 </w:t>
+        <w:tab/>
+        <w:t xml:space="preserve"> Module: Claims Adjudication </w:t>
+        <w:tab/>
+        <w:t xml:space="preserve"> Name: Adjustment Code Processing - Variant 27 </w:t>
+        <w:tab/>
+        <w:t xml:space="preserve"> Id: TC2563 </w:t>
+        <w:tab/>
+        <w:t xml:space="preserve"> Description: Verify system handles invalid or missing data during Adjustment Code Processing </w:t>
+        <w:tab/>
+        <w:t xml:space="preserve"> Precondition: Inbound EDI 837 claim processing queue online. </w:t>
+        <w:tab/>
+        <w:t xml:space="preserve"> Test Step: 1 </w:t>
+        <w:tab/>
+        <w:t xml:space="preserve"> Test Step Description: Submit claim batch containing edge case scenarios for Adjustment Code Processing </w:t>
+        <w:tab/>
+        <w:t xml:space="preserve"> Test Step Expected Result: System flags anomaly and routed claim to review queue instantly.</w:t>
+      </w:r>
+    </w:p>
+    <w:p>
+      <w:r>
+        <w:tab/>
+        <w:t xml:space="preserve">Work Item ID: 1573 </w:t>
+        <w:tab/>
+        <w:t xml:space="preserve"> Module: AI Insights &amp; Anomaly Detection </w:t>
+        <w:tab/>
+        <w:t xml:space="preserve"> Name: Trend Anomaly Alert - Variant 19 </w:t>
+        <w:tab/>
+        <w:t xml:space="preserve"> Id: TC2222 </w:t>
+        <w:tab/>
+        <w:t xml:space="preserve"> Description: Verify dashboard UI component displays output from Trend Anomaly Alert </w:t>
+        <w:tab/>
+        <w:t xml:space="preserve"> Precondition: Historical baseline metrics ingested and indexed. </w:t>
+        <w:tab/>
+        <w:t xml:space="preserve"> Test Step: 1 </w:t>
+        <w:tab/>
+        <w:t xml:space="preserve"> Test Step Description: Trigger dashboard refresh and monitor response latency for Trend Anomaly Alert </w:t>
+        <w:tab/>
+        <w:t xml:space="preserve"> Test Step Expected Result: Visualization widget renders top trends with accurate confidence scores.</w:t>
+      </w:r>
+    </w:p>
+    <w:p>
+      <w:r>
+        <w:tab/>
+        <w:t xml:space="preserve">Work Item ID: 1573 </w:t>
+        <w:tab/>
+        <w:t xml:space="preserve"> Module: AI Insights &amp; Anomaly Detection </w:t>
+        <w:tab/>
+        <w:t xml:space="preserve"> Name: Feature Attribution UI - Variant 7 </w:t>
+        <w:tab/>
+        <w:t xml:space="preserve"> Id: TC1752 </w:t>
+        <w:tab/>
+        <w:t xml:space="preserve"> Description: Verify accuracy and SLA metrics for Feature Attribution UI predictive execution </w:t>
+        <w:tab/>
+        <w:t xml:space="preserve"> Precondition: Model checkpoint v2.4 loaded in runtime environment. </w:t>
+        <w:tab/>
+        <w:t xml:space="preserve"> Test Step: 1 </w:t>
+        <w:tab/>
+        <w:t xml:space="preserve"> Test Step Description: Interact with AI insight card component for Feature Attribution UI </w:t>
+        <w:tab/>
+        <w:t xml:space="preserve"> Test Step Expected Result: Explanation model outputs clear feature contribution breakdown.</w:t>
+      </w:r>
+    </w:p>
+    <w:p>
+      <w:r>
+        <w:tab/>
+        <w:t xml:space="preserve">Work Item ID: 1573 </w:t>
+        <w:tab/>
+        <w:t xml:space="preserve"> Module: AI Insights &amp; Anomaly Detection </w:t>
+        <w:tab/>
+        <w:t xml:space="preserve"> Name: Trend Anomaly Alert - Variant 28 </w:t>
+        <w:tab/>
+        <w:t xml:space="preserve"> Id: TC2582 </w:t>
+        <w:tab/>
+        <w:t xml:space="preserve"> Description: Verify dashboard UI component displays output from Trend Anomaly Alert </w:t>
+        <w:tab/>
+        <w:t xml:space="preserve"> Precondition: Historical baseline metrics ingested and indexed. </w:t>
+        <w:tab/>
+        <w:t xml:space="preserve"> Test Step: 1 </w:t>
+        <w:tab/>
+        <w:t xml:space="preserve"> Test Step Description: Trigger dashboard refresh and monitor response latency for Trend Anomaly Alert </w:t>
+        <w:tab/>
+        <w:t xml:space="preserve"> Test Step Expected Result: Visualization widget renders top trends with accurate confidence scores.</w:t>
+      </w:r>
+    </w:p>
+    <w:p>
+      <w:r>
+        <w:tab/>
+        <w:t xml:space="preserve">Work Item ID: 1572 </w:t>
+        <w:tab/>
+        <w:t xml:space="preserve"> Module: Claims Adjudication </w:t>
+        <w:tab/>
+        <w:t xml:space="preserve"> Name: High Value Claim Audit Trigger - Variant 21 </w:t>
+        <w:tab/>
+        <w:t xml:space="preserve"> Id: TC2333 </w:t>
+        <w:tab/>
+        <w:t xml:space="preserve"> Description: Verify adjudication engine logic for High Value Claim Audit Trigger </w:t>
+        <w:tab/>
+        <w:t xml:space="preserve"> Precondition: Claim adjudication rules engine initialized. </w:t>
+        <w:tab/>
+        <w:t xml:space="preserve"> Test Step: 1 </w:t>
+        <w:tab/>
+        <w:t xml:space="preserve"> Test Step Description: Ingest synthetic claim payload testing High Value Claim Audit Trigger into the engine </w:t>
+        <w:tab/>
+        <w:t xml:space="preserve"> Test Step Expected Result: Adjudication engine applies correct formula and outputs calculated totals.</w:t>
+      </w:r>
+    </w:p>
+    <w:p>
+      <w:r>
+        <w:tab/>
+        <w:t xml:space="preserve">Work Item ID: 1572 </w:t>
+        <w:tab/>
+        <w:t xml:space="preserve"> Module: Claims Adjudication </w:t>
+        <w:tab/>
+        <w:t xml:space="preserve"> Name: Batch Claim Ingestion - Variant 14 </w:t>
+        <w:tab/>
+        <w:t xml:space="preserve"> Id: TC2051 </w:t>
+        <w:tab/>
+        <w:t xml:space="preserve"> Description: Verify system handles invalid or missing data during Batch Claim Ingestion </w:t>
+        <w:tab/>
+        <w:t xml:space="preserve"> Precondition: Inbound EDI 837 claim processing queue online. </w:t>
+        <w:tab/>
+        <w:t xml:space="preserve"> Test Step: 1 </w:t>
+        <w:tab/>
+        <w:t xml:space="preserve"> Test Step Description: Submit claim batch containing edge case scenarios for Batch Claim Ingestion </w:t>
+        <w:tab/>
+        <w:t xml:space="preserve"> Test Step Expected Result: System flags anomaly and routed claim to review queue instantly.</w:t>
+      </w:r>
+    </w:p>
+    <w:p>
+      <w:r>
+        <w:tab/>
+        <w:t xml:space="preserve">Work Item ID: 1573 </w:t>
+        <w:tab/>
+        <w:t xml:space="preserve"> Module: AI Insights &amp; Anomaly Detection </w:t>
+        <w:tab/>
+        <w:t xml:space="preserve"> Name: Model Retraining Trigger - Variant 4 </w:t>
+        <w:tab/>
+        <w:t xml:space="preserve"> Id: TC1660 </w:t>
+        <w:tab/>
+        <w:t xml:space="preserve"> Description: Verify accuracy and SLA metrics for Model Retraining Trigger predictive execution </w:t>
+        <w:tab/>
+        <w:t xml:space="preserve"> Precondition: Model checkpoint v2.4 loaded in runtime environment. </w:t>
+        <w:tab/>
+        <w:t xml:space="preserve"> Test Step: 1 </w:t>
+        <w:tab/>
+        <w:t xml:space="preserve"> Test Step Description: Interact with AI insight card component for Model Retraining Trigger </w:t>
+        <w:tab/>
+        <w:t xml:space="preserve"> Test Step Expected Result: Explanation model outputs clear feature contribution breakdown.</w:t>
+      </w:r>
+    </w:p>
+    <w:p>
+      <w:r>
+        <w:tab/>
+        <w:t xml:space="preserve">Work Item ID: 1573 </w:t>
+        <w:tab/>
+        <w:t xml:space="preserve"> Module: AI Insights &amp; Anomaly Detection </w:t>
+        <w:tab/>
+        <w:t xml:space="preserve"> Name: No Significant Insights </w:t>
+        <w:tab/>
+        <w:t xml:space="preserve"> Id: TC035 </w:t>
+        <w:tab/>
+        <w:t xml:space="preserve"> Description: Verify dashboard fallback layout when no significant data trends are detected </w:t>
+        <w:tab/>
+        <w:t xml:space="preserve"> Precondition: Product metrics reflect flat historical norms with zero variance anomalies. </w:t>
+        <w:tab/>
+        <w:t xml:space="preserve"> Test Step: 1 </w:t>
+        <w:tab/>
+        <w:t xml:space="preserve"> Test Step Description: Load product management analytics dashboard view. </w:t>
+        <w:tab/>
+        <w:t xml:space="preserve"> Test Step Expected Result: Dashboard cleanly outputs system fallback status notification layout stating: 'No significant insights found'.</w:t>
+      </w:r>
+    </w:p>
+    <w:p>
+      <w:r>
+        <w:tab/>
+        <w:t xml:space="preserve">Work Item ID: 1573 </w:t>
+        <w:tab/>
+        <w:t xml:space="preserve"> Module: AI Insights &amp; Anomaly Detection </w:t>
+        <w:tab/>
+        <w:t xml:space="preserve"> Name: Unusual Billing Pattern Flag - Variant 11 </w:t>
+        <w:tab/>
+        <w:t xml:space="preserve"> Id: TC1934 </w:t>
+        <w:tab/>
+        <w:t xml:space="preserve"> Description: Verify dashboard UI component displays output from Unusual Billing Pattern Flag </w:t>
+        <w:tab/>
+        <w:t xml:space="preserve"> Precondition: Historical baseline metrics ingested and indexed. </w:t>
+        <w:tab/>
+        <w:t xml:space="preserve"> Test Step: 1 </w:t>
+        <w:tab/>
+        <w:t xml:space="preserve"> Test Step Description: Trigger dashboard refresh and monitor response latency for Unusual Billing Pattern Flag </w:t>
+        <w:tab/>
+        <w:t xml:space="preserve"> Test Step Expected Result: Visualization widget renders top trends with accurate confidence scores.</w:t>
+      </w:r>
+    </w:p>
+    <w:p>
+      <w:r>
+        <w:tab/>
+        <w:t xml:space="preserve">Work Item ID: 1573 </w:t>
+        <w:tab/>
+        <w:t xml:space="preserve"> Module: AI Insights &amp; Anomaly Detection </w:t>
+        <w:tab/>
+        <w:t xml:space="preserve"> Name: Explanation Tooltip Generation - Variant 14 </w:t>
+        <w:tab/>
+        <w:t xml:space="preserve"> Id: TC2042 </w:t>
+        <w:tab/>
+        <w:t xml:space="preserve"> Description: Verify dashboard UI component displays output from Explanation Tooltip Generation </w:t>
+        <w:tab/>
+        <w:t xml:space="preserve"> Precondition: Historical baseline metrics ingested and indexed. </w:t>
+        <w:tab/>
+        <w:t xml:space="preserve"> Test Step: 1 </w:t>
+        <w:tab/>
+        <w:t xml:space="preserve"> Test Step Description: Trigger dashboard refresh and monitor response latency for Explanation Tooltip Generation </w:t>
+        <w:tab/>
+        <w:t xml:space="preserve"> Test Step Expected Result: Visualization widget renders top trends with accurate confidence scores.</w:t>
+      </w:r>
+    </w:p>
+    <w:p>
+      <w:r>
+        <w:tab/>
+        <w:t xml:space="preserve">Work Item ID: 1572 </w:t>
+        <w:tab/>
+        <w:t xml:space="preserve"> Module: Claims Adjudication </w:t>
+        <w:tab/>
+        <w:t xml:space="preserve"> Name: Provider NPI Verification - Variant 27 </w:t>
+        <w:tab/>
+        <w:t xml:space="preserve"> Id: TC2565 </w:t>
+        <w:tab/>
+        <w:t xml:space="preserve"> Description: Verify adjudication engine logic for Provider NPI Verification </w:t>
+        <w:tab/>
+        <w:t xml:space="preserve"> Precondition: Claim adjudication rules engine initialized. </w:t>
+        <w:tab/>
+        <w:t xml:space="preserve"> Test Step: 1 </w:t>
+        <w:tab/>
+        <w:t xml:space="preserve"> Test Step Description: Ingest synthetic claim payload testing Provider NPI Verification into the engine </w:t>
+        <w:tab/>
+        <w:t xml:space="preserve"> Test Step Expected Result: Adjudication engine applies correct formula and outputs calculated totals.</w:t>
+      </w:r>
+    </w:p>
+    <w:p>
+      <w:r>
+        <w:tab/>
+        <w:t xml:space="preserve">Work Item ID: 1572 </w:t>
+        <w:tab/>
+        <w:t xml:space="preserve"> Module: Claims Adjudication </w:t>
+        <w:tab/>
+        <w:t xml:space="preserve"> Name: Bundled Service Deduction - Variant 27 </w:t>
+        <w:tab/>
+        <w:t xml:space="preserve"> Id: TC2567 </w:t>
+        <w:tab/>
+        <w:t xml:space="preserve"> Description: Verify system handles invalid or missing data during Bundled Service Deduction </w:t>
+        <w:tab/>
+        <w:t xml:space="preserve"> Precondition: Inbound EDI 837 claim processing queue online. </w:t>
+        <w:tab/>
+        <w:t xml:space="preserve"> Test Step: 1 </w:t>
+        <w:tab/>
+        <w:t xml:space="preserve"> Test Step Description: Submit claim batch containing edge case scenarios for Bundled Service Deduction </w:t>
+        <w:tab/>
+        <w:t xml:space="preserve"> Test Step Expected Result: System flags anomaly and routed claim to review queue instantly.</w:t>
+      </w:r>
+    </w:p>
+    <w:p>
+      <w:r>
+        <w:tab/>
+        <w:t xml:space="preserve">Work Item ID: 1572 </w:t>
+        <w:tab/>
+        <w:t xml:space="preserve"> Module: Claims Adjudication </w:t>
+        <w:tab/>
+        <w:t xml:space="preserve"> Name: Out-of-Network Coinsurance - Variant 22 </w:t>
+        <w:tab/>
+        <w:t xml:space="preserve"> Id: TC2343 </w:t>
+        <w:tab/>
+        <w:t xml:space="preserve"> Description: Verify system handles invalid or missing data during Out-of-Network Coinsurance </w:t>
+        <w:tab/>
+        <w:t xml:space="preserve"> Precondition: Inbound EDI 837 claim processing queue online. </w:t>
+        <w:tab/>
+        <w:t xml:space="preserve"> Test Step: 1 </w:t>
+        <w:tab/>
+        <w:t xml:space="preserve"> Test Step Description: Submit claim batch containing edge case scenarios for Out-of-Network Coinsurance </w:t>
+        <w:tab/>
+        <w:t xml:space="preserve"> Test Step Expected Result: System flags anomaly and routed claim to review queue instantly.</w:t>
+      </w:r>
+    </w:p>
+    <w:p>
+      <w:r>
+        <w:tab/>
+        <w:t xml:space="preserve">Work Item ID: 1573 </w:t>
+        <w:tab/>
+        <w:t xml:space="preserve"> Module: AI Insights &amp; Anomaly Detection </w:t>
+        <w:tab/>
+        <w:t xml:space="preserve"> Name: Recommendation Engine Ranking - Variant 18 </w:t>
+        <w:tab/>
+        <w:t xml:space="preserve"> Id: TC2190 </w:t>
+        <w:tab/>
+        <w:t xml:space="preserve"> Description: Verify dashboard UI component displays output from Recommendation Engine Ranking </w:t>
+        <w:tab/>
+        <w:t xml:space="preserve"> Precondition: Historical baseline metrics ingested and indexed. </w:t>
+        <w:tab/>
+        <w:t xml:space="preserve"> Test Step: 1 </w:t>
+        <w:tab/>
+        <w:t xml:space="preserve"> Test Step Description: Trigger dashboard refresh and monitor response latency for Recommendation Engine Ranking </w:t>
+        <w:tab/>
+        <w:t xml:space="preserve"> Test Step Expected Result: Visualization widget renders top trends with accurate confidence scores.</w:t>
+      </w:r>
+    </w:p>
+    <w:p>
+      <w:r>
+        <w:tab/>
+        <w:t xml:space="preserve">Work Item ID: 1573 </w:t>
+        <w:tab/>
+        <w:t xml:space="preserve"> Module: AI Insights &amp; Anomaly Detection </w:t>
+        <w:tab/>
+        <w:t xml:space="preserve"> Name: False Positive Feedback Loop - Variant 23 </w:t>
+        <w:tab/>
+        <w:t xml:space="preserve"> Id: TC2398 </w:t>
+        <w:tab/>
+        <w:t xml:space="preserve"> Description: Verify dashboard UI component displays output from False Positive Feedback Loop </w:t>
+        <w:tab/>
+        <w:t xml:space="preserve"> Precondition: Historical baseline metrics ingested and indexed. </w:t>
+        <w:tab/>
+        <w:t xml:space="preserve"> Test Step: 1 </w:t>
+        <w:tab/>
+        <w:t xml:space="preserve"> Test Step Description: Trigger dashboard refresh and monitor response latency for False Positive Feedback Loop </w:t>
+        <w:tab/>
+        <w:t xml:space="preserve"> Test Step Expected Result: Visualization widget renders top trends with accurate confidence scores.</w:t>
+      </w:r>
+    </w:p>
+    <w:p>
+      <w:r>
+        <w:tab/>
+        <w:t xml:space="preserve">Work Item ID: 1573 </w:t>
+        <w:tab/>
+        <w:t xml:space="preserve"> Module: AI Insights &amp; Anomaly Detection </w:t>
+        <w:tab/>
+        <w:t xml:space="preserve"> Name: Recommendation Engine Ranking - Variant 1 </w:t>
+        <w:tab/>
+        <w:t xml:space="preserve"> Id: TC1510 </w:t>
+        <w:tab/>
+        <w:t xml:space="preserve"> Description: Verify dashboard UI component displays output from Recommendation Engine Ranking </w:t>
+        <w:tab/>
+        <w:t xml:space="preserve"> Precondition: Historical baseline metrics ingested and indexed. </w:t>
+        <w:tab/>
+        <w:t xml:space="preserve"> Test Step: 1 </w:t>
+        <w:tab/>
+        <w:t xml:space="preserve"> Test Step Description: Trigger dashboard refresh and monitor response latency for Recommendation Engine Ranking </w:t>
+        <w:tab/>
+        <w:t xml:space="preserve"> Test Step Expected Result: Visualization widget renders top trends with accurate confidence scores.</w:t>
+      </w:r>
+    </w:p>
+    <w:p>
+      <w:r>
+        <w:tab/>
+        <w:t xml:space="preserve">Work Item ID: 1572 </w:t>
+        <w:tab/>
+        <w:t xml:space="preserve"> Module: Claims Adjudication </w:t>
+        <w:tab/>
+        <w:t xml:space="preserve"> Name: Timely Filing Limit Edge - Variant 25 </w:t>
+        <w:tab/>
+        <w:t xml:space="preserve"> Id: TC2477 </w:t>
+        <w:tab/>
+        <w:t xml:space="preserve"> Description: Verify adjudication engine logic for Timely Filing Limit Edge </w:t>
+        <w:tab/>
+        <w:t xml:space="preserve"> Precondition: Claim adjudication rules engine initialized. </w:t>
+        <w:tab/>
+        <w:t xml:space="preserve"> Test Step: 1 </w:t>
+        <w:tab/>
+        <w:t xml:space="preserve"> Test Step Description: Ingest synthetic claim payload testing Timely Filing Limit Edge into the engine </w:t>
+        <w:tab/>
+        <w:t xml:space="preserve"> Test Step Expected Result: Adjudication engine applies correct formula and outputs calculated totals.</w:t>
+      </w:r>
+    </w:p>
+    <w:p>
+      <w:r>
+        <w:tab/>
+        <w:t xml:space="preserve">Work Item ID: 1573 </w:t>
+        <w:tab/>
+        <w:t xml:space="preserve"> Module: AI Insights &amp; Anomaly Detection </w:t>
+        <w:tab/>
+        <w:t xml:space="preserve"> Name: Anomaly Detection Alert </w:t>
+        <w:tab/>
+        <w:t xml:space="preserve"> Id: TC002 </w:t>
+        <w:tab/>
+        <w:t xml:space="preserve"> Description: Verify alert generation SLA when a product metric deviates from historical distribution boundaries </w:t>
+        <w:tab/>
+        <w:t xml:space="preserve"> Precondition: Pre-trained predictive model cores are fully operational. </w:t>
+        <w:tab/>
+        <w:t xml:space="preserve"> Test Step: 1 </w:t>
+        <w:tab/>
+        <w:t xml:space="preserve"> Test Step Description: Inject anomalous sample data stream into active processing queue paths. </w:t>
+        <w:tab/>
+        <w:t xml:space="preserve"> Test Step Expected Result: AI processing layer intercepts structural boundary exception and sends a system alert UI notification within 2 seconds.</w:t>
+      </w:r>
+    </w:p>
+    <w:p>
+      <w:r>
+        <w:tab/>
+        <w:t xml:space="preserve">Work Item ID: 1573 </w:t>
+        <w:tab/>
+        <w:t xml:space="preserve"> Module: AI Insights &amp; Anomaly Detection </w:t>
+        <w:tab/>
+        <w:t xml:space="preserve"> Name: Recommendation Engine Ranking - Variant 2 </w:t>
+        <w:tab/>
+        <w:t xml:space="preserve"> Id: TC1550 </w:t>
+        <w:tab/>
+        <w:t xml:space="preserve"> Description: Verify dashboard UI component displays output from Recommendation Engine Ranking </w:t>
+        <w:tab/>
+        <w:t xml:space="preserve"> Precondition: Historical baseline metrics ingested and indexed. </w:t>
+        <w:tab/>
+        <w:t xml:space="preserve"> Test Step: 1 </w:t>
+        <w:tab/>
+        <w:t xml:space="preserve"> Test Step Description: Trigger dashboard refresh and monitor response latency for Recommendation Engine Ranking </w:t>
+        <w:tab/>
+        <w:t xml:space="preserve"> Test Step Expected Result: Visualization widget renders top trends with accurate confidence scores.</w:t>
+      </w:r>
+    </w:p>
+    <w:p>
+      <w:r>
+        <w:tab/>
+        <w:t xml:space="preserve">Work Item ID: 1572 </w:t>
+        <w:tab/>
+        <w:t xml:space="preserve"> Module: Claims Adjudication </w:t>
+        <w:tab/>
+        <w:t xml:space="preserve"> Name: Claim Line Item Split - Variant 20 </w:t>
+        <w:tab/>
+        <w:t xml:space="preserve"> Id: TC2269 </w:t>
+        <w:tab/>
+        <w:t xml:space="preserve"> Description: Verify adjudication engine logic for Claim Line Item Split </w:t>
+        <w:tab/>
+        <w:t xml:space="preserve"> Precondition: Claim adjudication rules engine initialized. </w:t>
+        <w:tab/>
+        <w:t xml:space="preserve"> Test Step: 1 </w:t>
+        <w:tab/>
+        <w:t xml:space="preserve"> Test Step Description: Ingest synthetic claim payload testing Claim Line Item Split into the engine </w:t>
+        <w:tab/>
+        <w:t xml:space="preserve"> Test Step Expected Result: Adjudication engine applies correct formula and outputs calculated totals.</w:t>
+      </w:r>
+    </w:p>
+    <w:p>
+      <w:r>
+        <w:tab/>
+        <w:t xml:space="preserve">Work Item ID: 1573 </w:t>
+        <w:tab/>
+        <w:t xml:space="preserve"> Module: AI Insights &amp; Anomaly Detection </w:t>
+        <w:tab/>
+        <w:t xml:space="preserve"> Name: Patient Risk Stratification - Variant 21 </w:t>
+        <w:tab/>
+        <w:t xml:space="preserve"> Id: TC2336 </w:t>
+        <w:tab/>
+        <w:t xml:space="preserve"> Description: Verify accuracy and SLA metrics for Patient Risk Stratification predictive execution </w:t>
+        <w:tab/>
+        <w:t xml:space="preserve"> Precondition: Model checkpoint v2.4 loaded in runtime environment. </w:t>
+        <w:tab/>
+        <w:t xml:space="preserve"> Test Step: 1 </w:t>
+        <w:tab/>
+        <w:t xml:space="preserve"> Test Step Description: Interact with AI insight card component for Patient Risk Stratification </w:t>
+        <w:tab/>
+        <w:t xml:space="preserve"> Test Step Expected Result: Explanation model outputs clear feature contribution breakdown.</w:t>
+      </w:r>
+    </w:p>
+    <w:p>
+      <w:r>
+        <w:tab/>
+        <w:t xml:space="preserve">Work Item ID: 1572 </w:t>
+        <w:tab/>
+        <w:t xml:space="preserve"> Module: Claims Adjudication </w:t>
+        <w:tab/>
+        <w:t xml:space="preserve"> Name: Timely Filing Limit Edge - Variant 11 </w:t>
+        <w:tab/>
+        <w:t xml:space="preserve"> Id: TC1917 </w:t>
+        <w:tab/>
+        <w:t xml:space="preserve"> Description: Verify adjudication engine logic for Timely Filing Limit Edge </w:t>
+        <w:tab/>
+        <w:t xml:space="preserve"> Precondition: Claim adjudication rules engine initialized. </w:t>
+        <w:tab/>
+        <w:t xml:space="preserve"> Test Step: 1 </w:t>
+        <w:tab/>
+        <w:t xml:space="preserve"> Test Step Description: Ingest synthetic claim payload testing Timely Filing Limit Edge into the engine </w:t>
+        <w:tab/>
+        <w:t xml:space="preserve"> Test Step Expected Result: Adjudication engine applies correct formula and outputs calculated totals.</w:t>
+      </w:r>
+    </w:p>
+    <w:p>
+      <w:r>
+        <w:tab/>
+        <w:t xml:space="preserve">Work Item ID: 1573 </w:t>
+        <w:tab/>
+        <w:t xml:space="preserve"> Module: AI Insights &amp; Anomaly Detection </w:t>
+        <w:tab/>
+        <w:t xml:space="preserve"> Name: Data Pipeline Health Monitor - Variant 17 </w:t>
+        <w:tab/>
+        <w:t xml:space="preserve"> Id: TC2172 </w:t>
+        <w:tab/>
+        <w:t xml:space="preserve"> Description: Verify accuracy and SLA metrics for Data Pipeline Health Monitor predictive execution </w:t>
+        <w:tab/>
+        <w:t xml:space="preserve"> Precondition: Model checkpoint v2.4 loaded in runtime environment. </w:t>
+        <w:tab/>
+        <w:t xml:space="preserve"> Test Step: 1 </w:t>
+        <w:tab/>
+        <w:t xml:space="preserve"> Test Step Description: Interact with AI insight card component for Data Pipeline Health Monitor </w:t>
+        <w:tab/>
+        <w:t xml:space="preserve"> Test Step Expected Result: Explanation model outputs clear feature contribution breakdown.</w:t>
+      </w:r>
+    </w:p>
+    <w:p>
+      <w:r>
+        <w:tab/>
+        <w:t xml:space="preserve">Work Item ID: 1572 </w:t>
+        <w:tab/>
+        <w:t xml:space="preserve"> Module: Claims Adjudication </w:t>
+        <w:tab/>
+        <w:t xml:space="preserve"> Name: In-Network Co-pay Calculation - Variant 28 </w:t>
+        <w:tab/>
+        <w:t xml:space="preserve"> Id: TC2581 </w:t>
+        <w:tab/>
+        <w:t xml:space="preserve"> Description: Verify adjudication engine logic for In-Network Co-pay Calculation </w:t>
+        <w:tab/>
+        <w:t xml:space="preserve"> Precondition: Claim adjudication rules engine initialized. </w:t>
+        <w:tab/>
+        <w:t xml:space="preserve"> Test Step: 1 </w:t>
+        <w:tab/>
+        <w:t xml:space="preserve"> Test Step Description: Ingest synthetic claim payload testing In-Network Co-pay Calculation into the engine </w:t>
+        <w:tab/>
+        <w:t xml:space="preserve"> Test Step Expected Result: Adjudication engine applies correct formula and outputs calculated totals.</w:t>
+      </w:r>
+    </w:p>
+    <w:p>
+      <w:r>
+        <w:tab/>
+        <w:t xml:space="preserve">Work Item ID: 1573 </w:t>
+        <w:tab/>
+        <w:t xml:space="preserve"> Module: AI Insights &amp; Anomaly Detection </w:t>
+        <w:tab/>
+        <w:t xml:space="preserve"> Name: Model Drift Monitoring - Variant 16 </w:t>
+        <w:tab/>
+        <w:t xml:space="preserve"> Id: TC2108 </w:t>
+        <w:tab/>
+        <w:t xml:space="preserve"> Description: Verify accuracy and SLA metrics for Model Drift Monitoring predictive execution </w:t>
+        <w:tab/>
+        <w:t xml:space="preserve"> Precondition: Model checkpoint v2.4 loaded in runtime environment. </w:t>
+        <w:tab/>
+        <w:t xml:space="preserve"> Test Step: 1 </w:t>
+        <w:tab/>
+        <w:t xml:space="preserve"> Test Step Description: Interact with AI insight card component for Model Drift Monitoring </w:t>
+        <w:tab/>
+        <w:t xml:space="preserve"> Test Step Expected Result: Explanation model outputs clear feature contribution breakdown.</w:t>
+      </w:r>
+    </w:p>
+    <w:p>
+      <w:r>
+        <w:tab/>
+        <w:t xml:space="preserve">Work Item ID: 1573 </w:t>
+        <w:tab/>
+        <w:t xml:space="preserve"> Module: AI Insights &amp; Anomaly Detection </w:t>
+        <w:tab/>
+        <w:t xml:space="preserve"> Name: Cost Spike Detection - Variant 25 </w:t>
+        <w:tab/>
+        <w:t xml:space="preserve"> Id: TC2466 </w:t>
+        <w:tab/>
+        <w:t xml:space="preserve"> Description: Verify dashboard UI component displays output from Cost Spike Detection </w:t>
+        <w:tab/>
+        <w:t xml:space="preserve"> Precondition: Historical baseline metrics ingested and indexed. </w:t>
+        <w:tab/>
+        <w:t xml:space="preserve"> Test Step: 1 </w:t>
+        <w:tab/>
+        <w:t xml:space="preserve"> Test Step Description: Trigger dashboard refresh and monitor response latency for Cost Spike Detection </w:t>
+        <w:tab/>
+        <w:t xml:space="preserve"> Test Step Expected Result: Visualization widget renders top trends with accurate confidence scores.</w:t>
+      </w:r>
+    </w:p>
+    <w:p>
+      <w:r>
+        <w:tab/>
+        <w:t xml:space="preserve">Work Item ID: 1573 </w:t>
+        <w:tab/>
+        <w:t xml:space="preserve"> Module: AI Insights &amp; Anomaly Detection </w:t>
+        <w:tab/>
+        <w:t xml:space="preserve"> Name: Custom Threshold Setting - Variant 26 </w:t>
+        <w:tab/>
+        <w:t xml:space="preserve"> Id: TC2526 </w:t>
+        <w:tab/>
+        <w:t xml:space="preserve"> Description: Verify dashboard UI component displays output from Custom Threshold Setting </w:t>
+        <w:tab/>
+        <w:t xml:space="preserve"> Precondition: Historical baseline metrics ingested and indexed. </w:t>
+        <w:tab/>
+        <w:t xml:space="preserve"> Test Step: 1 </w:t>
+        <w:tab/>
+        <w:t xml:space="preserve"> Test Step Description: Trigger dashboard refresh and monitor response latency for Custom Threshold Setting </w:t>
+        <w:tab/>
+        <w:t xml:space="preserve"> Test Step Expected Result: Visualization widget renders top trends with accurate confidence scores.</w:t>
+      </w:r>
+    </w:p>
+    <w:p>
+      <w:r>
+        <w:tab/>
+        <w:t xml:space="preserve">Work Item ID: 1572 </w:t>
+        <w:tab/>
+        <w:t xml:space="preserve"> Module: Claims Adjudication </w:t>
+        <w:tab/>
+        <w:t xml:space="preserve"> Name: Claim Line Item Split - Variant 27 </w:t>
+        <w:tab/>
+        <w:t xml:space="preserve"> Id: TC2549 </w:t>
+        <w:tab/>
+        <w:t xml:space="preserve"> Description: Verify adjudication engine logic for Claim Line Item Split </w:t>
+        <w:tab/>
+        <w:t xml:space="preserve"> Precondition: Claim adjudication rules engine initialized. </w:t>
+        <w:tab/>
+        <w:t xml:space="preserve"> Test Step: 1 </w:t>
+        <w:tab/>
+        <w:t xml:space="preserve"> Test Step Description: Ingest synthetic claim payload testing Claim Line Item Split into the engine </w:t>
+        <w:tab/>
+        <w:t xml:space="preserve"> Test Step Expected Result: Adjudication engine applies correct formula and outputs calculated totals.</w:t>
+      </w:r>
+    </w:p>
+    <w:p>
+      <w:r>
+        <w:tab/>
+        <w:t xml:space="preserve">Work Item ID: 1573 </w:t>
+        <w:tab/>
+        <w:t xml:space="preserve"> Module: AI Insights &amp; Anomaly Detection </w:t>
+        <w:tab/>
+        <w:t xml:space="preserve"> Name: Unusual Billing Pattern Flag - Variant 16 </w:t>
+        <w:tab/>
+        <w:t xml:space="preserve"> Id: TC2134 </w:t>
+        <w:tab/>
+        <w:t xml:space="preserve"> Description: Verify dashboard UI component displays output from Unusual Billing Pattern Flag </w:t>
+        <w:tab/>
+        <w:t xml:space="preserve"> Precondition: Historical baseline metrics ingested and indexed. </w:t>
+        <w:tab/>
+        <w:t xml:space="preserve"> Test Step: 1 </w:t>
+        <w:tab/>
+        <w:t xml:space="preserve"> Test Step Description: Trigger dashboard refresh and monitor response latency for Unusual Billing Pattern Flag </w:t>
+        <w:tab/>
+        <w:t xml:space="preserve"> Test Step Expected Result: Visualization widget renders top trends with accurate confidence scores.</w:t>
+      </w:r>
+    </w:p>
+    <w:p>
+      <w:r>
+        <w:tab/>
+        <w:t xml:space="preserve">Work Item ID: 1573 </w:t>
+        <w:tab/>
+        <w:t xml:space="preserve"> Module: AI Insights &amp; Anomaly Detection </w:t>
+        <w:tab/>
+        <w:t xml:space="preserve"> Name: Recommendation Engine Ranking - Variant 27 </w:t>
+        <w:tab/>
+        <w:t xml:space="preserve"> Id: TC2550 </w:t>
+        <w:tab/>
+        <w:t xml:space="preserve"> Description: Verify dashboard UI component displays output from Recommendation Engine Ranking </w:t>
+        <w:tab/>
+        <w:t xml:space="preserve"> Precondition: Historical baseline metrics ingested and indexed. </w:t>
+        <w:tab/>
+        <w:t xml:space="preserve"> Test Step: 1 </w:t>
+        <w:tab/>
+        <w:t xml:space="preserve"> Test Step Description: Trigger dashboard refresh and monitor response latency for Recommendation Engine Ranking </w:t>
+        <w:tab/>
+        <w:t xml:space="preserve"> Test Step Expected Result: Visualization widget renders top trends with accurate confidence scores.</w:t>
+      </w:r>
+    </w:p>
+    <w:p>
+      <w:r>
+        <w:tab/>
+        <w:t xml:space="preserve">Work Item ID: 1573 </w:t>
+        <w:tab/>
+        <w:t xml:space="preserve"> Module: AI Insights &amp; Anomaly Detection </w:t>
+        <w:tab/>
+        <w:t xml:space="preserve"> Name: Recommendation Engine Ranking - Variant 12 </w:t>
+        <w:tab/>
+        <w:t xml:space="preserve"> Id: TC1950 </w:t>
+        <w:tab/>
+        <w:t xml:space="preserve"> Description: Verify dashboard UI component displays output from Recommendation Engine Ranking </w:t>
+        <w:tab/>
+        <w:t xml:space="preserve"> Precondition: Historical baseline metrics ingested and indexed. </w:t>
+        <w:tab/>
+        <w:t xml:space="preserve"> Test Step: 1 </w:t>
+        <w:tab/>
+        <w:t xml:space="preserve"> Test Step Description: Trigger dashboard refresh and monitor response latency for Recommendation Engine Ranking </w:t>
+        <w:tab/>
+        <w:t xml:space="preserve"> Test Step Expected Result: Visualization widget renders top trends with accurate confidence scores.</w:t>
+      </w:r>
+    </w:p>
+    <w:p>
+      <w:r>
+        <w:tab/>
+        <w:t xml:space="preserve">Work Item ID: 1573 </w:t>
+        <w:tab/>
+        <w:t xml:space="preserve"> Module: AI Insights &amp; Anomaly Detection </w:t>
+        <w:tab/>
+        <w:t xml:space="preserve"> Name: Model Drift Monitoring - Variant 18 </w:t>
+        <w:tab/>
+        <w:t xml:space="preserve"> Id: TC2188 </w:t>
+        <w:tab/>
+        <w:t xml:space="preserve"> Description: Verify accuracy and SLA metrics for Model Drift Monitoring predictive execution </w:t>
+        <w:tab/>
+        <w:t xml:space="preserve"> Precondition: Model checkpoint v2.4 loaded in runtime environment. </w:t>
+        <w:tab/>
+        <w:t xml:space="preserve"> Test Step: 1 </w:t>
+        <w:tab/>
+        <w:t xml:space="preserve"> Test Step Description: Interact with AI insight card component for Model Drift Monitoring </w:t>
+        <w:tab/>
+        <w:t xml:space="preserve"> Test Step Expected Result: Explanation model outputs clear feature contribution breakdown.</w:t>
+      </w:r>
+    </w:p>
+    <w:p>
+      <w:r>
+        <w:tab/>
+        <w:t xml:space="preserve">Work Item ID: 1573 </w:t>
+        <w:tab/>
+        <w:t xml:space="preserve"> Module: AI Insights &amp; Anomaly Detection </w:t>
+        <w:tab/>
+        <w:t xml:space="preserve"> Name: Batch Model Scoring - Variant 11 </w:t>
+        <w:tab/>
+        <w:t xml:space="preserve"> Id: TC1920 </w:t>
+        <w:tab/>
+        <w:t xml:space="preserve"> Description: Verify accuracy and SLA metrics for Batch Model Scoring predictive execution </w:t>
+        <w:tab/>
+        <w:t xml:space="preserve"> Precondition: Model checkpoint v2.4 loaded in runtime environment. </w:t>
+        <w:tab/>
+        <w:t xml:space="preserve"> Test Step: 1 </w:t>
+        <w:tab/>
+        <w:t xml:space="preserve"> Test Step Description: Interact with AI insight card component for Batch Model Scoring </w:t>
+        <w:tab/>
+        <w:t xml:space="preserve"> Test Step Expected Result: Explanation model outputs clear feature contribution breakdown.</w:t>
+      </w:r>
+    </w:p>
+    <w:p>
+      <w:r>
+        <w:tab/>
+        <w:t xml:space="preserve">Work Item ID: 1572 </w:t>
+        <w:tab/>
+        <w:t xml:space="preserve"> Module: Claims Adjudication </w:t>
+        <w:tab/>
+        <w:t xml:space="preserve"> Name: Out-of-Network Coinsurance - Variant 12 </w:t>
+        <w:tab/>
+        <w:t xml:space="preserve"> Id: TC1943 </w:t>
+        <w:tab/>
+        <w:t xml:space="preserve"> Description: Verify system handles invalid or missing data during Out-of-Network Coinsurance </w:t>
+        <w:tab/>
+        <w:t xml:space="preserve"> Precondition: Inbound EDI 837 claim processing queue online. </w:t>
+        <w:tab/>
+        <w:t xml:space="preserve"> Test Step: 1 </w:t>
+        <w:tab/>
+        <w:t xml:space="preserve"> Test Step Description: Submit claim batch containing edge case scenarios for Out-of-Network Coinsurance </w:t>
+        <w:tab/>
+        <w:t xml:space="preserve"> Test Step Expected Result: System flags anomaly and routed claim to review queue instantly.</w:t>
+      </w:r>
+    </w:p>
+    <w:p>
+      <w:r>
+        <w:tab/>
+        <w:t xml:space="preserve">Work Item ID: 1573 </w:t>
+        <w:tab/>
+        <w:t xml:space="preserve"> Module: AI Insights &amp; Anomaly Detection </w:t>
+        <w:tab/>
+        <w:t xml:space="preserve"> Name: Unusual Billing Pattern Flag - Variant 21 </w:t>
+        <w:tab/>
+        <w:t xml:space="preserve"> Id: TC2334 </w:t>
+        <w:tab/>
+        <w:t xml:space="preserve"> Description: Verify dashboard UI component displays output from Unusual Billing Pattern Flag </w:t>
+        <w:tab/>
+        <w:t xml:space="preserve"> Precondition: Historical baseline metrics ingested and indexed. </w:t>
+        <w:tab/>
+        <w:t xml:space="preserve"> Test Step: 1 </w:t>
+        <w:tab/>
+        <w:t xml:space="preserve"> Test Step Description: Trigger dashboard refresh and monitor response latency for Unusual Billing Pattern Flag </w:t>
+        <w:tab/>
+        <w:t xml:space="preserve"> Test Step Expected Result: Visualization widget renders top trends with accurate confidence scores.</w:t>
+      </w:r>
+    </w:p>
+    <w:p>
+      <w:r>
+        <w:tab/>
+        <w:t xml:space="preserve">Work Item ID: 1573 </w:t>
+        <w:tab/>
+        <w:t xml:space="preserve"> Module: AI Insights &amp; Anomaly Detection </w:t>
+        <w:tab/>
+        <w:t xml:space="preserve"> Name: Trend Anomaly Alert - Variant 17 </w:t>
+        <w:tab/>
+        <w:t xml:space="preserve"> Id: TC2142 </w:t>
+        <w:tab/>
+        <w:t xml:space="preserve"> Description: Verify dashboard UI component displays output from Trend Anomaly Alert </w:t>
+        <w:tab/>
+        <w:t xml:space="preserve"> Precondition: Historical baseline metrics ingested and indexed. </w:t>
+        <w:tab/>
+        <w:t xml:space="preserve"> Test Step: 1 </w:t>
+        <w:tab/>
+        <w:t xml:space="preserve"> Test Step Description: Trigger dashboard refresh and monitor response latency for Trend Anomaly Alert </w:t>
+        <w:tab/>
+        <w:t xml:space="preserve"> Test Step Expected Result: Visualization widget renders top trends with accurate confidence scores.</w:t>
+      </w:r>
+    </w:p>
+    <w:p>
+      <w:r>
+        <w:tab/>
+        <w:t xml:space="preserve">Work Item ID: 1572 </w:t>
+        <w:tab/>
+        <w:t xml:space="preserve"> Module: Claims Adjudication </w:t>
+        <w:tab/>
+        <w:t xml:space="preserve"> Name: In-Network Co-pay Calculation - Variant 20 </w:t>
+        <w:tab/>
+        <w:t xml:space="preserve"> Id: TC2261 </w:t>
+        <w:tab/>
+        <w:t xml:space="preserve"> Description: Verify adjudication engine logic for In-Network Co-pay Calculation </w:t>
+        <w:tab/>
+        <w:t xml:space="preserve"> Precondition: Claim adjudication rules engine initialized. </w:t>
+        <w:tab/>
+        <w:t xml:space="preserve"> Test Step: 1 </w:t>
+        <w:tab/>
+        <w:t xml:space="preserve"> Test Step Description: Ingest synthetic claim payload testing In-Network Co-pay Calculation into the engine </w:t>
+        <w:tab/>
+        <w:t xml:space="preserve"> Test Step Expected Result: Adjudication engine applies correct formula and outputs calculated totals.</w:t>
+      </w:r>
+    </w:p>
+    <w:p>
+      <w:r>
+        <w:tab/>
+        <w:t xml:space="preserve">Work Item ID: 1573 </w:t>
+        <w:tab/>
+        <w:t xml:space="preserve"> Module: AI Insights &amp; Anomaly Detection </w:t>
+        <w:tab/>
+        <w:t xml:space="preserve"> Name: Feature Attribution UI - Variant 3 </w:t>
+        <w:tab/>
+        <w:t xml:space="preserve"> Id: TC1592 </w:t>
+        <w:tab/>
+        <w:t xml:space="preserve"> Description: Verify accuracy and SLA metrics for Feature Attribution UI predictive execution </w:t>
+        <w:tab/>
+        <w:t xml:space="preserve"> Precondition: Model checkpoint v2.4 loaded in runtime environment. </w:t>
+        <w:tab/>
+        <w:t xml:space="preserve"> Test Step: 1 </w:t>
+        <w:tab/>
+        <w:t xml:space="preserve"> Test Step Description: Interact with AI insight card component for Feature Attribution UI </w:t>
+        <w:tab/>
+        <w:t xml:space="preserve"> Test Step Expected Result: Explanation model outputs clear feature contribution breakdown.</w:t>
+      </w:r>
+    </w:p>
+    <w:p>
+      <w:r>
+        <w:tab/>
+        <w:t xml:space="preserve">Work Item ID: 1573 </w:t>
+        <w:tab/>
+        <w:t xml:space="preserve"> Module: AI Insights &amp; Anomaly Detection </w:t>
+        <w:tab/>
+        <w:t xml:space="preserve"> Name: Automated Summary Generation - Variant 11 </w:t>
+        <w:tab/>
+        <w:t xml:space="preserve"> Id: TC1938 </w:t>
+        <w:tab/>
+        <w:t xml:space="preserve"> Description: Verify dashboard UI component displays output from Automated Summary Generation </w:t>
+        <w:tab/>
+        <w:t xml:space="preserve"> Precondition: Historical baseline metrics ingested and indexed. </w:t>
+        <w:tab/>
+        <w:t xml:space="preserve"> Test Step: 1 </w:t>
+        <w:tab/>
+        <w:t xml:space="preserve"> Test Step Description: Trigger dashboard refresh and monitor response latency for Automated Summary Generation </w:t>
+        <w:tab/>
+        <w:t xml:space="preserve"> Test Step Expected Result: Visualization widget renders top trends with accurate confidence scores.</w:t>
+      </w:r>
+    </w:p>
+    <w:p>
+      <w:r>
+        <w:tab/>
+        <w:t xml:space="preserve">Work Item ID: 1573 </w:t>
+        <w:tab/>
+        <w:t xml:space="preserve"> Module: AI Insights &amp; Anomaly Detection </w:t>
+        <w:tab/>
+        <w:t xml:space="preserve"> Name: Model Retraining Trigger - Variant 24 </w:t>
+        <w:tab/>
+        <w:t xml:space="preserve"> Id: TC2460 </w:t>
+        <w:tab/>
+        <w:t xml:space="preserve"> Description: Verify accuracy and SLA metrics for Model Retraining Trigger predictive execution </w:t>
+        <w:tab/>
+        <w:t xml:space="preserve"> Precondition: Model checkpoint v2.4 loaded in runtime environment. </w:t>
+        <w:tab/>
+        <w:t xml:space="preserve"> Test Step: 1 </w:t>
+        <w:tab/>
+        <w:t xml:space="preserve"> Test Step Description: Interact with AI insight card component for Model Retraining Trigger </w:t>
+        <w:tab/>
+        <w:t xml:space="preserve"> Test Step Expected Result: Explanation model outputs clear feature contribution breakdown.</w:t>
+      </w:r>
+    </w:p>
+    <w:p>
+      <w:r>
+        <w:tab/>
+        <w:t xml:space="preserve">Work Item ID: 1573 </w:t>
+        <w:tab/>
+        <w:t xml:space="preserve"> Module: AI Insights &amp; Anomaly Detection </w:t>
+        <w:tab/>
+        <w:t xml:space="preserve"> Name: Historical Baseline Comparison - Variant 4 </w:t>
+        <w:tab/>
+        <w:t xml:space="preserve"> Id: TC1648 </w:t>
+        <w:tab/>
+        <w:t xml:space="preserve"> Description: Verify accuracy and SLA metrics for Historical Baseline Comparison predictive execution </w:t>
+        <w:tab/>
+        <w:t xml:space="preserve"> Precondition: Model checkpoint v2.4 loaded in runtime environment. </w:t>
+        <w:tab/>
+        <w:t xml:space="preserve"> Test Step: 1 </w:t>
+        <w:tab/>
+        <w:t xml:space="preserve"> Test Step Description: Interact with AI insight card component for Historical Baseline Comparison </w:t>
+        <w:tab/>
+        <w:t xml:space="preserve"> Test Step Expected Result: Explanation model outputs clear feature contribution breakdown.</w:t>
+      </w:r>
+    </w:p>
+    <w:p>
+      <w:r>
+        <w:tab/>
+        <w:t xml:space="preserve">Work Item ID: 1572 </w:t>
+        <w:tab/>
+        <w:t xml:space="preserve"> Module: Claims Adjudication </w:t>
+        <w:tab/>
+        <w:t xml:space="preserve"> Name: Tax ID Validation - Variant 23 </w:t>
+        <w:tab/>
+        <w:t xml:space="preserve"> Id: TC2415 </w:t>
+        <w:tab/>
+        <w:t xml:space="preserve"> Description: Verify system handles invalid or missing data during Tax ID Validation </w:t>
+        <w:tab/>
+        <w:t xml:space="preserve"> Precondition: Inbound EDI 837 claim processing queue online. </w:t>
+        <w:tab/>
+        <w:t xml:space="preserve"> Test Step: 1 </w:t>
+        <w:tab/>
+        <w:t xml:space="preserve"> Test Step Description: Submit claim batch containing edge case scenarios for Tax ID Validation </w:t>
+        <w:tab/>
+        <w:t xml:space="preserve"> Test Step Expected Result: System flags anomaly and routed claim to review queue instantly.</w:t>
+      </w:r>
+    </w:p>
+    <w:p>
+      <w:r>
+        <w:tab/>
+        <w:t xml:space="preserve">Work Item ID: 1572 </w:t>
+        <w:tab/>
+        <w:t xml:space="preserve"> Module: Claims Adjudication </w:t>
+        <w:tab/>
+        <w:t xml:space="preserve"> Name: Duplicate Claim Rejection - Variant 21 </w:t>
+        <w:tab/>
+        <w:t xml:space="preserve"> Id: TC2315 </w:t>
+        <w:tab/>
+        <w:t xml:space="preserve"> Description: Verify system handles invalid or missing data during Duplicate Claim Rejection </w:t>
+        <w:tab/>
+        <w:t xml:space="preserve"> Precondition: Inbound EDI 837 claim processing queue online. </w:t>
+        <w:tab/>
+        <w:t xml:space="preserve"> Test Step: 1 </w:t>
+        <w:tab/>
+        <w:t xml:space="preserve"> Test Step Description: Submit claim batch containing edge case scenarios for Duplicate Claim Rejection </w:t>
+        <w:tab/>
+        <w:t xml:space="preserve"> Test Step Expected Result: System flags anomaly and routed claim to review queue instantly.</w:t>
+      </w:r>
+    </w:p>
+    <w:p>
+      <w:r>
+        <w:tab/>
+        <w:t xml:space="preserve">Work Item ID: 1573 </w:t>
+        <w:tab/>
+        <w:t xml:space="preserve"> Module: AI Insights &amp; Anomaly Detection </w:t>
+        <w:tab/>
+        <w:t xml:space="preserve"> Name: False Positive Feedback Loop - Variant 26 </w:t>
+        <w:tab/>
+        <w:t xml:space="preserve"> Id: TC2518 </w:t>
+        <w:tab/>
+        <w:t xml:space="preserve"> Description: Verify dashboard UI component displays output from False Positive Feedback Loop </w:t>
+        <w:tab/>
+        <w:t xml:space="preserve"> Precondition: Historical baseline metrics ingested and indexed. </w:t>
+        <w:tab/>
+        <w:t xml:space="preserve"> Test Step: 1 </w:t>
+        <w:tab/>
+        <w:t xml:space="preserve"> Test Step Description: Trigger dashboard refresh and monitor response latency for False Positive Feedback Loop </w:t>
+        <w:tab/>
+        <w:t xml:space="preserve"> Test Step Expected Result: Visualization widget renders top trends with accurate confidence scores.</w:t>
+      </w:r>
+    </w:p>
+    <w:p>
+      <w:r>
+        <w:tab/>
+        <w:t xml:space="preserve">Work Item ID: 1572 </w:t>
+        <w:tab/>
+        <w:t xml:space="preserve"> Module: Claims Adjudication </w:t>
+        <w:tab/>
+        <w:t xml:space="preserve"> Name: Out-of-Network Coinsurance - Variant 24 </w:t>
+        <w:tab/>
+        <w:t xml:space="preserve"> Id: TC2423 </w:t>
+        <w:tab/>
+        <w:t xml:space="preserve"> Description: Verify system handles invalid or missing data during Out-of-Network Coinsurance </w:t>
+        <w:tab/>
+        <w:t xml:space="preserve"> Precondition: Inbound EDI 837 claim processing queue online. </w:t>
+        <w:tab/>
+        <w:t xml:space="preserve"> Test Step: 1 </w:t>
+        <w:tab/>
+        <w:t xml:space="preserve"> Test Step Description: Submit claim batch containing edge case scenarios for Out-of-Network Coinsurance </w:t>
+        <w:tab/>
+        <w:t xml:space="preserve"> Test Step Expected Result: System flags anomaly and routed claim to review queue instantly.</w:t>
+      </w:r>
+    </w:p>
+    <w:p>
+      <w:r>
+        <w:tab/>
+        <w:t xml:space="preserve">Work Item ID: 1572 </w:t>
+        <w:tab/>
+        <w:t xml:space="preserve"> Module: Claims Adjudication </w:t>
+        <w:tab/>
+        <w:t xml:space="preserve"> Name: Corrected Claim Resubmission - Variant 20 </w:t>
+        <w:tab/>
+        <w:t xml:space="preserve"> Id: TC2297 </w:t>
+        <w:tab/>
+        <w:t xml:space="preserve"> Description: Verify adjudication engine logic for Corrected Claim Resubmission </w:t>
+        <w:tab/>
+        <w:t xml:space="preserve"> Precondition: Claim adjudication rules engine initialized. </w:t>
+        <w:tab/>
+        <w:t xml:space="preserve"> Test Step: 1 </w:t>
+        <w:tab/>
+        <w:t xml:space="preserve"> Test Step Description: Ingest synthetic claim payload testing Corrected Claim Resubmission into the engine </w:t>
+        <w:tab/>
+        <w:t xml:space="preserve"> Test Step Expected Result: Adjudication engine applies correct formula and outputs calculated totals.</w:t>
+      </w:r>
+    </w:p>
+    <w:p>
+      <w:r>
+        <w:tab/>
+        <w:t xml:space="preserve">Work Item ID: 1572 </w:t>
+        <w:tab/>
+        <w:t xml:space="preserve"> Module: Claims Adjudication </w:t>
+        <w:tab/>
+        <w:t xml:space="preserve"> Name: Pre-authorization Check - Variant 19 </w:t>
+        <w:tab/>
+        <w:t xml:space="preserve"> Id: TC2225 </w:t>
+        <w:tab/>
+        <w:t xml:space="preserve"> Description: Verify adjudication engine logic for Pre-authorization Check </w:t>
+        <w:tab/>
+        <w:t xml:space="preserve"> Precondition: Claim adjudication rules engine initialized. </w:t>
+        <w:tab/>
+        <w:t xml:space="preserve"> Test Step: 1 </w:t>
+        <w:tab/>
+        <w:t xml:space="preserve"> Test Step Description: Ingest synthetic claim payload testing Pre-authorization Check into the engine </w:t>
+        <w:tab/>
+        <w:t xml:space="preserve"> Test Step Expected Result: Adjudication engine applies correct formula and outputs calculated totals.</w:t>
+      </w:r>
+    </w:p>
+    <w:p>
+      <w:r>
+        <w:tab/>
+        <w:t xml:space="preserve">Work Item ID: 1573 </w:t>
+        <w:tab/>
+        <w:t xml:space="preserve"> Module: AI Insights &amp; Anomaly Detection </w:t>
+        <w:tab/>
+        <w:t xml:space="preserve"> Name: Cost Spike Detection - Variant 7 </w:t>
+        <w:tab/>
+        <w:t xml:space="preserve"> Id: TC1746 </w:t>
+        <w:tab/>
+        <w:t xml:space="preserve"> Description: Verify dashboard UI component displays output from Cost Spike Detection </w:t>
+        <w:tab/>
+        <w:t xml:space="preserve"> Precondition: Historical baseline metrics ingested and indexed. </w:t>
+        <w:tab/>
+        <w:t xml:space="preserve"> Test Step: 1 </w:t>
+        <w:tab/>
+        <w:t xml:space="preserve"> Test Step Description: Trigger dashboard refresh and monitor response latency for Cost Spike Detection </w:t>
+        <w:tab/>
+        <w:t xml:space="preserve"> Test Step Expected Result: Visualization widget renders top trends with accurate confidence scores.</w:t>
+      </w:r>
+    </w:p>
+    <w:p>
+      <w:r>
+        <w:tab/>
+        <w:t xml:space="preserve">Work Item ID: 1572 </w:t>
+        <w:tab/>
+        <w:t xml:space="preserve"> Module: Claims Adjudication </w:t>
+        <w:tab/>
+        <w:t xml:space="preserve"> Name: Duplicate Claim Rejection - Variant 29 </w:t>
+        <w:tab/>
+        <w:t xml:space="preserve"> Id: TC2635 </w:t>
+        <w:tab/>
+        <w:t xml:space="preserve"> Description: Verify system handles invalid or missing data during Duplicate Claim Rejection </w:t>
+        <w:tab/>
+        <w:t xml:space="preserve"> Precondition: Inbound EDI 837 claim processing queue online. </w:t>
+        <w:tab/>
+        <w:t xml:space="preserve"> Test Step: 1 </w:t>
+        <w:tab/>
+        <w:t xml:space="preserve"> Test Step Description: Submit claim batch containing edge case scenarios for Duplicate Claim Rejection </w:t>
+        <w:tab/>
+        <w:t xml:space="preserve"> Test Step Expected Result: System flags anomaly and routed claim to review queue instantly.</w:t>
+      </w:r>
+    </w:p>
+    <w:p>
+      <w:r>
+        <w:tab/>
+        <w:t xml:space="preserve">Work Item ID: 1572 </w:t>
+        <w:tab/>
+        <w:t xml:space="preserve"> Module: Claims Adjudication </w:t>
+        <w:tab/>
+        <w:t xml:space="preserve"> Name: High Value Claim Audit Trigger - Variant 10 </w:t>
+        <w:tab/>
+        <w:t xml:space="preserve"> Id: TC1893 </w:t>
+        <w:tab/>
+        <w:t xml:space="preserve"> Description: Verify adjudication engine logic for High Value Claim Audit Trigger </w:t>
+        <w:tab/>
+        <w:t xml:space="preserve"> Precondition: Claim adjudication rules engine initialized. </w:t>
+        <w:tab/>
+        <w:t xml:space="preserve"> Test Step: 1 </w:t>
+        <w:tab/>
+        <w:t xml:space="preserve"> Test Step Description: Ingest synthetic claim payload testing High Value Claim Audit Trigger into the engine </w:t>
+        <w:tab/>
+        <w:t xml:space="preserve"> Test Step Expected Result: Adjudication engine applies correct formula and outputs calculated totals.</w:t>
+      </w:r>
+    </w:p>
+    <w:p>
+      <w:r>
+        <w:tab/>
+        <w:t xml:space="preserve">Work Item ID: 1572 </w:t>
+        <w:tab/>
+        <w:t xml:space="preserve"> Module: Claims Adjudication </w:t>
+        <w:tab/>
+        <w:t xml:space="preserve"> Name: Batch Claim Ingestion - Variant 27 </w:t>
+        <w:tab/>
+        <w:t xml:space="preserve"> Id: TC2571 </w:t>
+        <w:tab/>
+        <w:t xml:space="preserve"> Description: Verify system handles invalid or missing data during Batch Claim Ingestion </w:t>
+        <w:tab/>
+        <w:t xml:space="preserve"> Precondition: Inbound EDI 837 claim processing queue online. </w:t>
+        <w:tab/>
+        <w:t xml:space="preserve"> Test Step: 1 </w:t>
+        <w:tab/>
+        <w:t xml:space="preserve"> Test Step Description: Submit claim batch containing edge case scenarios for Batch Claim Ingestion </w:t>
+        <w:tab/>
+        <w:t xml:space="preserve"> Test Step Expected Result: System flags anomaly and routed claim to review queue instantly.</w:t>
+      </w:r>
+    </w:p>
+    <w:p>
+      <w:r>
+        <w:tab/>
+        <w:t xml:space="preserve">Work Item ID: 1572 </w:t>
+        <w:tab/>
+        <w:t xml:space="preserve"> Module: Claims Adjudication </w:t>
+        <w:tab/>
+        <w:t xml:space="preserve"> Name: Pre-authorization Check - Variant 16 </w:t>
+        <w:tab/>
+        <w:t xml:space="preserve"> Id: TC2105 </w:t>
+        <w:tab/>
+        <w:t xml:space="preserve"> Description: Verify adjudication engine logic for Pre-authorization Check </w:t>
+        <w:tab/>
+        <w:t xml:space="preserve"> Precondition: Claim adjudication rules engine initialized. </w:t>
+        <w:tab/>
+        <w:t xml:space="preserve"> Test Step: 1 </w:t>
+        <w:tab/>
+        <w:t xml:space="preserve"> Test Step Description: Ingest synthetic claim payload testing Pre-authorization Check into the engine </w:t>
+        <w:tab/>
+        <w:t xml:space="preserve"> Test Step Expected Result: Adjudication engine applies correct formula and outputs calculated totals.</w:t>
+      </w:r>
+    </w:p>
+    <w:p>
+      <w:r>
+        <w:tab/>
+        <w:t xml:space="preserve">Work Item ID: 1572 </w:t>
+        <w:tab/>
+        <w:t xml:space="preserve"> Module: Claims Adjudication </w:t>
+        <w:tab/>
+        <w:t xml:space="preserve"> Name: Denial Code ERR-ENR-02 - Variant 9 </w:t>
+        <w:tab/>
+        <w:t xml:space="preserve"> Id: TC1841 </w:t>
+        <w:tab/>
+        <w:t xml:space="preserve"> Description: Verify adjudication engine logic for Denial Code ERR-ENR-02 </w:t>
+        <w:tab/>
+        <w:t xml:space="preserve"> Precondition: Claim adjudication rules engine initialized. </w:t>
+        <w:tab/>
+        <w:t xml:space="preserve"> Test Step: 1 </w:t>
+        <w:tab/>
+        <w:t xml:space="preserve"> Test Step Description: Ingest synthetic claim payload testing Denial Code ERR-ENR-02 into the engine </w:t>
+        <w:tab/>
+        <w:t xml:space="preserve"> Test Step Expected Result: Adjudication engine applies correct formula and outputs calculated totals.</w:t>
+      </w:r>
+    </w:p>
+    <w:p>
+      <w:r>
+        <w:tab/>
+        <w:t xml:space="preserve">Work Item ID: 1572 </w:t>
+        <w:tab/>
+        <w:t xml:space="preserve"> Module: Claims Adjudication </w:t>
+        <w:tab/>
+        <w:t xml:space="preserve"> Name: Out-of-Network Coinsurance - Variant 23 </w:t>
+        <w:tab/>
+        <w:t xml:space="preserve"> Id: TC2383 </w:t>
+        <w:tab/>
+        <w:t xml:space="preserve"> Description: Verify system handles invalid or missing data during Out-of-Network Coinsurance </w:t>
+        <w:tab/>
+        <w:t xml:space="preserve"> Precondition: Inbound EDI 837 claim processing queue online. </w:t>
+        <w:tab/>
+        <w:t xml:space="preserve"> Test Step: 1 </w:t>
+        <w:tab/>
+        <w:t xml:space="preserve"> Test Step Description: Submit claim batch containing edge case scenarios for Out-of-Network Coinsurance </w:t>
+        <w:tab/>
+        <w:t xml:space="preserve"> Test Step Expected Result: System flags anomaly and routed claim to review queue instantly.</w:t>
+      </w:r>
+    </w:p>
+    <w:p>
+      <w:r>
+        <w:tab/>
+        <w:t xml:space="preserve">Work Item ID: 1572 </w:t>
+        <w:tab/>
+        <w:t xml:space="preserve"> Module: Claims Adjudication </w:t>
+        <w:tab/>
+        <w:t xml:space="preserve"> Name: Diagnosis Code Validation - Variant 23 </w:t>
+        <w:tab/>
+        <w:t xml:space="preserve"> Id: TC2391 </w:t>
+        <w:tab/>
+        <w:t xml:space="preserve"> Description: Verify system handles invalid or missing data during Diagnosis Code Validation </w:t>
+        <w:tab/>
+        <w:t xml:space="preserve"> Precondition: Inbound EDI 837 claim processing queue online. </w:t>
+        <w:tab/>
+        <w:t xml:space="preserve"> Test Step: 1 </w:t>
+        <w:tab/>
+        <w:t xml:space="preserve"> Test Step Description: Submit claim batch containing edge case scenarios for Diagnosis Code Validation </w:t>
+        <w:tab/>
+        <w:t xml:space="preserve"> Test Step Expected Result: System flags anomaly and routed claim to review queue instantly.</w:t>
+      </w:r>
+    </w:p>
+    <w:p>
+      <w:r>
+        <w:tab/>
+        <w:t xml:space="preserve">Work Item ID: 1572 </w:t>
+        <w:tab/>
+        <w:t xml:space="preserve"> Module: Claims Adjudication </w:t>
+        <w:tab/>
+        <w:t xml:space="preserve"> Name: Provider NPI Verification - Variant 18 </w:t>
+        <w:tab/>
+        <w:t xml:space="preserve"> Id: TC2205 </w:t>
+        <w:tab/>
+        <w:t xml:space="preserve"> Description: Verify adjudication engine logic for Provider NPI Verification </w:t>
+        <w:tab/>
+        <w:t xml:space="preserve"> Precondition: Claim adjudication rules engine initialized. </w:t>
+        <w:tab/>
+        <w:t xml:space="preserve"> Test Step: 1 </w:t>
+        <w:tab/>
+        <w:t xml:space="preserve"> Test Step Description: Ingest synthetic claim payload testing Provider NPI Verification into the engine </w:t>
+        <w:tab/>
+        <w:t xml:space="preserve"> Test Step Expected Result: Adjudication engine applies correct formula and outputs calculated totals.</w:t>
+      </w:r>
+    </w:p>
+    <w:p>
+      <w:r>
+        <w:tab/>
+        <w:t xml:space="preserve">Work Item ID: 1573 </w:t>
+        <w:tab/>
+        <w:t xml:space="preserve"> Module: AI Insights &amp; Anomaly Detection </w:t>
+        <w:tab/>
+        <w:t xml:space="preserve"> Name: Model Retraining Trigger - Variant 25 </w:t>
+        <w:tab/>
+        <w:t xml:space="preserve"> Id: TC2500 </w:t>
+        <w:tab/>
+        <w:t xml:space="preserve"> Description: Verify accuracy and SLA metrics for Model Retraining Trigger predictive execution </w:t>
+        <w:tab/>
+        <w:t xml:space="preserve"> Precondition: Model checkpoint v2.4 loaded in runtime environment. </w:t>
+        <w:tab/>
+        <w:t xml:space="preserve"> Test Step: 1 </w:t>
+        <w:tab/>
+        <w:t xml:space="preserve"> Test Step Description: Interact with AI insight card component for Model Retraining Trigger </w:t>
+        <w:tab/>
+        <w:t xml:space="preserve"> Test Step Expected Result: Explanation model outputs clear feature contribution breakdown.</w:t>
+      </w:r>
+    </w:p>
+    <w:p>
+      <w:r>
+        <w:tab/>
+        <w:t xml:space="preserve">Work Item ID: 1572 </w:t>
+        <w:tab/>
+        <w:t xml:space="preserve"> Module: Claims Adjudication </w:t>
+        <w:tab/>
+        <w:t xml:space="preserve"> Name: Maximum Out-of-Pocket Cap - Variant 25 </w:t>
+        <w:tab/>
+        <w:t xml:space="preserve"> Id: TC2489 </w:t>
+        <w:tab/>
+        <w:t xml:space="preserve"> Description: Verify adjudication engine logic for Maximum Out-of-Pocket Cap </w:t>
+        <w:tab/>
+        <w:t xml:space="preserve"> Precondition: Claim adjudication rules engine initialized. </w:t>
+        <w:tab/>
+        <w:t xml:space="preserve"> Test Step: 1 </w:t>
+        <w:tab/>
+        <w:t xml:space="preserve"> Test Step Description: Ingest synthetic claim payload testing Maximum Out-of-Pocket Cap into the engine </w:t>
+        <w:tab/>
+        <w:t xml:space="preserve"> Test Step Expected Result: Adjudication engine applies correct formula and outputs calculated totals.</w:t>
+      </w:r>
+    </w:p>
+    <w:p>
+      <w:r>
+        <w:tab/>
+        <w:t xml:space="preserve">Work Item ID: 1572 </w:t>
+        <w:tab/>
+        <w:t xml:space="preserve"> Module: Claims Adjudication </w:t>
+        <w:tab/>
+        <w:t xml:space="preserve"> Name: Claim Line Item Split - Variant 22 </w:t>
+        <w:tab/>
+        <w:t xml:space="preserve"> Id: TC2349 </w:t>
+        <w:tab/>
+        <w:t xml:space="preserve"> Description: Verify adjudication engine logic for Claim Line Item Split </w:t>
+        <w:tab/>
+        <w:t xml:space="preserve"> Precondition: Claim adjudication rules engine initialized. </w:t>
+        <w:tab/>
+        <w:t xml:space="preserve"> Test Step: 1 </w:t>
+        <w:tab/>
+        <w:t xml:space="preserve"> Test Step Description: Ingest synthetic claim payload testing Claim Line Item Split into the engine </w:t>
+        <w:tab/>
+        <w:t xml:space="preserve"> Test Step Expected Result: Adjudication engine applies correct formula and outputs calculated totals.</w:t>
+      </w:r>
+    </w:p>
+    <w:p>
+      <w:r>
+        <w:tab/>
+        <w:t xml:space="preserve">Work Item ID: 1573 </w:t>
+        <w:tab/>
+        <w:t xml:space="preserve"> Module: AI Insights &amp; Anomaly Detection </w:t>
+        <w:tab/>
+        <w:t xml:space="preserve"> Name: Predictive No-Show Score - Variant 22 </w:t>
+        <w:tab/>
+        <w:t xml:space="preserve"> Id: TC2344 </w:t>
+        <w:tab/>
+        <w:t xml:space="preserve"> Description: Verify accuracy and SLA metrics for Predictive No-Show Score predictive execution </w:t>
+        <w:tab/>
+        <w:t xml:space="preserve"> Precondition: Model checkpoint v2.4 loaded in runtime environment. </w:t>
+        <w:tab/>
+        <w:t xml:space="preserve"> Test Step: 1 </w:t>
+        <w:tab/>
+        <w:t xml:space="preserve"> Test Step Description: Interact with AI insight card component for Predictive No-Show Score </w:t>
+        <w:tab/>
+        <w:t xml:space="preserve"> Test Step Expected Result: Explanation model outputs clear feature contribution breakdown.</w:t>
+      </w:r>
+    </w:p>
+    <w:p>
+      <w:r>
+        <w:tab/>
+        <w:t xml:space="preserve">Work Item ID: 1573 </w:t>
+        <w:tab/>
+        <w:t xml:space="preserve"> Module: AI Insights &amp; Anomaly Detection </w:t>
+        <w:tab/>
+        <w:t xml:space="preserve"> Name: Patient Risk Stratification - Variant 26 </w:t>
+        <w:tab/>
+        <w:t xml:space="preserve"> Id: TC2536 </w:t>
+        <w:tab/>
+        <w:t xml:space="preserve"> Description: Verify accuracy and SLA metrics for Patient Risk Stratification predictive execution </w:t>
+        <w:tab/>
+        <w:t xml:space="preserve"> Precondition: Model checkpoint v2.4 loaded in runtime environment. </w:t>
+        <w:tab/>
+        <w:t xml:space="preserve"> Test Step: 1 </w:t>
+        <w:tab/>
+        <w:t xml:space="preserve"> Test Step Description: Interact with AI insight card component for Patient Risk Stratification </w:t>
+        <w:tab/>
+        <w:t xml:space="preserve"> Test Step Expected Result: Explanation model outputs clear feature contribution breakdown.</w:t>
+      </w:r>
+    </w:p>
+    <w:p>
+      <w:r>
+        <w:tab/>
+        <w:t xml:space="preserve">Work Item ID: 1572 </w:t>
+        <w:tab/>
+        <w:t xml:space="preserve"> Module: Claims Adjudication </w:t>
+        <w:tab/>
+        <w:t xml:space="preserve"> Name: Bundled Service Deduction - Variant 22 </w:t>
+        <w:tab/>
+        <w:t xml:space="preserve"> Id: TC2367 </w:t>
+        <w:tab/>
+        <w:t xml:space="preserve"> Description: Verify system handles invalid or missing data during Bundled Service Deduction </w:t>
+        <w:tab/>
+        <w:t xml:space="preserve"> Precondition: Inbound EDI 837 claim processing queue online. </w:t>
+        <w:tab/>
+        <w:t xml:space="preserve"> Test Step: 1 </w:t>
+        <w:tab/>
+        <w:t xml:space="preserve"> Test Step Description: Submit claim batch containing edge case scenarios for Bundled Service Deduction </w:t>
+        <w:tab/>
+        <w:t xml:space="preserve"> Test Step Expected Result: System flags anomaly and routed claim to review queue instantly.</w:t>
+      </w:r>
+    </w:p>
+    <w:p>
+      <w:r>
+        <w:tab/>
+        <w:t xml:space="preserve">Work Item ID: 1573 </w:t>
+        <w:tab/>
+        <w:t xml:space="preserve"> Module: AI Insights &amp; Anomaly Detection </w:t>
+        <w:tab/>
+        <w:t xml:space="preserve"> Name: Confidence Threshold Filter - Variant 21 </w:t>
+        <w:tab/>
+        <w:t xml:space="preserve"> Id: TC2316 </w:t>
+        <w:tab/>
+        <w:t xml:space="preserve"> Description: Verify accuracy and SLA metrics for Confidence Threshold Filter predictive execution </w:t>
+        <w:tab/>
+        <w:t xml:space="preserve"> Precondition: Model checkpoint v2.4 loaded in runtime environment. </w:t>
+        <w:tab/>
+        <w:t xml:space="preserve"> Test Step: 1 </w:t>
+        <w:tab/>
+        <w:t xml:space="preserve"> Test Step Description: Interact with AI insight card component for Confidence Threshold Filter </w:t>
+        <w:tab/>
+        <w:t xml:space="preserve"> Test Step Expected Result: Explanation model outputs clear feature contribution breakdown.</w:t>
+      </w:r>
+    </w:p>
+    <w:p>
+      <w:r>
+        <w:tab/>
+        <w:t xml:space="preserve">Work Item ID: 1573 </w:t>
+        <w:tab/>
+        <w:t xml:space="preserve"> Module: AI Insights &amp; Anomaly Detection </w:t>
+        <w:tab/>
+        <w:t xml:space="preserve"> Name: Cost Spike Detection - Variant 2 </w:t>
+        <w:tab/>
+        <w:t xml:space="preserve"> Id: TC1546 </w:t>
+        <w:tab/>
+        <w:t xml:space="preserve"> Description: Verify dashboard UI component displays output from Cost Spike Detection </w:t>
+        <w:tab/>
+        <w:t xml:space="preserve"> Precondition: Historical baseline metrics ingested and indexed. </w:t>
+        <w:tab/>
+        <w:t xml:space="preserve"> Test Step: 1 </w:t>
+        <w:tab/>
+        <w:t xml:space="preserve"> Test Step Description: Trigger dashboard refresh and monitor response latency for Cost Spike Detection </w:t>
+        <w:tab/>
+        <w:t xml:space="preserve"> Test Step Expected Result: Visualization widget renders top trends with accurate confidence scores.</w:t>
+      </w:r>
+    </w:p>
+    <w:p>
+      <w:r>
+        <w:tab/>
+        <w:t xml:space="preserve">Work Item ID: 1573 </w:t>
+        <w:tab/>
+        <w:t xml:space="preserve"> Module: AI Insights &amp; Anomaly Detection </w:t>
+        <w:tab/>
+        <w:t xml:space="preserve"> Name: Historical Baseline Comparison - Variant 2 </w:t>
+        <w:tab/>
+        <w:t xml:space="preserve"> Id: TC1568 </w:t>
+        <w:tab/>
+        <w:t xml:space="preserve"> Description: Verify accuracy and SLA metrics for Historical Baseline Comparison predictive execution </w:t>
+        <w:tab/>
+        <w:t xml:space="preserve"> Precondition: Model checkpoint v2.4 loaded in runtime environment. </w:t>
+        <w:tab/>
+        <w:t xml:space="preserve"> Test Step: 1 </w:t>
+        <w:tab/>
+        <w:t xml:space="preserve"> Test Step Description: Interact with AI insight card component for Historical Baseline Comparison </w:t>
+        <w:tab/>
+        <w:t xml:space="preserve"> Test Step Expected Result: Explanation model outputs clear feature contribution breakdown.</w:t>
+      </w:r>
+    </w:p>
+    <w:p>
+      <w:r>
+        <w:tab/>
+        <w:t xml:space="preserve">Work Item ID: 1572 </w:t>
+        <w:tab/>
+        <w:t xml:space="preserve"> Module: Claims Adjudication </w:t>
+        <w:tab/>
+        <w:t xml:space="preserve"> Name: Denial Code ERR-ENR-02 - Variant 6 </w:t>
+        <w:tab/>
+        <w:t xml:space="preserve"> Id: TC1721 </w:t>
+        <w:tab/>
+        <w:t xml:space="preserve"> Description: Verify adjudication engine logic for Denial Code ERR-ENR-02 </w:t>
+        <w:tab/>
+        <w:t xml:space="preserve"> Precondition: Claim adjudication rules engine initialized. </w:t>
+        <w:tab/>
+        <w:t xml:space="preserve"> Test Step: 1 </w:t>
+        <w:tab/>
+        <w:t xml:space="preserve"> Test Step Description: Ingest synthetic claim payload testing Denial Code ERR-ENR-02 into the engine </w:t>
+        <w:tab/>
+        <w:t xml:space="preserve"> Test Step Expected Result: Adjudication engine applies correct formula and outputs calculated totals.</w:t>
+      </w:r>
+    </w:p>
+    <w:p>
+      <w:r>
+        <w:tab/>
+        <w:t xml:space="preserve">Work Item ID: 1572 </w:t>
+        <w:tab/>
+        <w:t xml:space="preserve"> Module: Claims Adjudication </w:t>
+        <w:tab/>
+        <w:t xml:space="preserve"> Name: In-Network Co-pay Calculation - Variant 23 </w:t>
+        <w:tab/>
+        <w:t xml:space="preserve"> Id: TC2381 </w:t>
+        <w:tab/>
+        <w:t xml:space="preserve"> Description: Verify adjudication engine logic for In-Network Co-pay Calculation </w:t>
+        <w:tab/>
+        <w:t xml:space="preserve"> Precondition: Claim adjudication rules engine initialized. </w:t>
+        <w:tab/>
+        <w:t xml:space="preserve"> Test Step: 1 </w:t>
+        <w:tab/>
+        <w:t xml:space="preserve"> Test Step Description: Ingest synthetic claim payload testing In-Network Co-pay Calculation into the engine </w:t>
+        <w:tab/>
+        <w:t xml:space="preserve"> Test Step Expected Result: Adjudication engine applies correct formula and outputs calculated totals.</w:t>
+      </w:r>
+    </w:p>
+    <w:p>
+      <w:r>
+        <w:tab/>
+        <w:t xml:space="preserve">Work Item ID: 1573 </w:t>
+        <w:tab/>
+        <w:t xml:space="preserve"> Module: AI Insights &amp; Anomaly Detection </w:t>
+        <w:tab/>
+        <w:t xml:space="preserve"> Name: Real-time Stream Ingestion - Variant 20 </w:t>
+        <w:tab/>
+        <w:t xml:space="preserve"> Id: TC2274 </w:t>
+        <w:tab/>
+        <w:t xml:space="preserve"> Description: Verify dashboard UI component displays output from Real-time Stream Ingestion </w:t>
+        <w:tab/>
+        <w:t xml:space="preserve"> Precondition: Historical baseline metrics ingested and indexed. </w:t>
+        <w:tab/>
+        <w:t xml:space="preserve"> Test Step: 1 </w:t>
+        <w:tab/>
+        <w:t xml:space="preserve"> Test Step Description: Trigger dashboard refresh and monitor response latency for Real-time Stream Ingestion </w:t>
+        <w:tab/>
+        <w:t xml:space="preserve"> Test Step Expected Result: Visualization widget renders top trends with accurate confidence scores.</w:t>
+      </w:r>
+    </w:p>
+    <w:p>
+      <w:r>
+        <w:tab/>
+        <w:t xml:space="preserve">Work Item ID: 1573 </w:t>
+        <w:tab/>
+        <w:t xml:space="preserve"> Module: AI Insights &amp; Anomaly Detection </w:t>
+        <w:tab/>
+        <w:t xml:space="preserve"> Name: Model Retraining Trigger - Variant 18 </w:t>
+        <w:tab/>
+        <w:t xml:space="preserve"> Id: TC2220 </w:t>
+        <w:tab/>
+        <w:t xml:space="preserve"> Description: Verify accuracy and SLA metrics for Model Retraining Trigger predictive execution </w:t>
+        <w:tab/>
+        <w:t xml:space="preserve"> Precondition: Model checkpoint v2.4 loaded in runtime environment. </w:t>
+        <w:tab/>
+        <w:t xml:space="preserve"> Test Step: 1 </w:t>
+        <w:tab/>
+        <w:t xml:space="preserve"> Test Step Description: Interact with AI insight card component for Model Retraining Trigger </w:t>
+        <w:tab/>
+        <w:t xml:space="preserve"> Test Step Expected Result: Explanation model outputs clear feature contribution breakdown.</w:t>
+      </w:r>
+    </w:p>
+    <w:p>
+      <w:r>
+        <w:tab/>
+        <w:t xml:space="preserve">Work Item ID: 1573 </w:t>
+        <w:tab/>
+        <w:t xml:space="preserve"> Module: AI Insights &amp; Anomaly Detection </w:t>
+        <w:tab/>
+        <w:t xml:space="preserve"> Name: Automated Summary Generation - Variant 18 </w:t>
+        <w:tab/>
+        <w:t xml:space="preserve"> Id: TC2218 </w:t>
+        <w:tab/>
+        <w:t xml:space="preserve"> Description: Verify dashboard UI component displays output from Automated Summary Generation </w:t>
+        <w:tab/>
+        <w:t xml:space="preserve"> Precondition: Historical baseline metrics ingested and indexed. </w:t>
+        <w:tab/>
+        <w:t xml:space="preserve"> Test Step: 1 </w:t>
+        <w:tab/>
+        <w:t xml:space="preserve"> Test Step Description: Trigger dashboard refresh and monitor response latency for Automated Summary Generation </w:t>
+        <w:tab/>
+        <w:t xml:space="preserve"> Test Step Expected Result: Visualization widget renders top trends with accurate confidence scores.</w:t>
+      </w:r>
+    </w:p>
+    <w:p>
+      <w:r>
+        <w:tab/>
+        <w:t xml:space="preserve">Work Item ID: 1572 </w:t>
+        <w:tab/>
+        <w:t xml:space="preserve"> Module: Claims Adjudication </w:t>
+        <w:tab/>
+        <w:t xml:space="preserve"> Name: Maximum Out-of-Pocket Cap - Variant 1 </w:t>
+        <w:tab/>
+        <w:t xml:space="preserve"> Id: TC1529 </w:t>
+        <w:tab/>
+        <w:t xml:space="preserve"> Description: Verify adjudication engine logic for Maximum Out-of-Pocket Cap </w:t>
+        <w:tab/>
+        <w:t xml:space="preserve"> Precondition: Claim adjudication rules engine initialized. </w:t>
+        <w:tab/>
+        <w:t xml:space="preserve"> Test Step: 1 </w:t>
+        <w:tab/>
+        <w:t xml:space="preserve"> Test Step Description: Ingest synthetic claim payload testing Maximum Out-of-Pocket Cap into the engine </w:t>
+        <w:tab/>
+        <w:t xml:space="preserve"> Test Step Expected Result: Adjudication engine applies correct formula and outputs calculated totals.</w:t>
+      </w:r>
+    </w:p>
+    <w:p>
+      <w:r>
+        <w:tab/>
+        <w:t xml:space="preserve">Work Item ID: 1573 </w:t>
+        <w:tab/>
+        <w:t xml:space="preserve"> Module: AI Insights &amp; Anomaly Detection </w:t>
+        <w:tab/>
+        <w:t xml:space="preserve"> Name: Real-time Stream Ingestion - Variant 27 </w:t>
+        <w:tab/>
+        <w:t xml:space="preserve"> Id: TC2554 </w:t>
+        <w:tab/>
+        <w:t xml:space="preserve"> Description: Verify dashboard UI component displays output from Real-time Stream Ingestion </w:t>
+        <w:tab/>
+        <w:t xml:space="preserve"> Precondition: Historical baseline metrics ingested and indexed. </w:t>
+        <w:tab/>
+        <w:t xml:space="preserve"> Test Step: 1 </w:t>
+        <w:tab/>
+        <w:t xml:space="preserve"> Test Step Description: Trigger dashboard refresh and monitor response latency for Real-time Stream Ingestion </w:t>
+        <w:tab/>
+        <w:t xml:space="preserve"> Test Step Expected Result: Visualization widget renders top trends with accurate confidence scores.</w:t>
+      </w:r>
+    </w:p>
+    <w:p>
+      <w:r>
+        <w:tab/>
+        <w:t xml:space="preserve">Work Item ID: 1573 </w:t>
+        <w:tab/>
+        <w:t xml:space="preserve"> Module: AI Insights &amp; Anomaly Detection </w:t>
+        <w:tab/>
+        <w:t xml:space="preserve"> Name: False Positive Feedback Loop - Variant 25 </w:t>
+        <w:tab/>
+        <w:t xml:space="preserve"> Id: TC2478 </w:t>
+        <w:tab/>
+        <w:t xml:space="preserve"> Description: Verify dashboard UI component displays output from False Positive Feedback Loop </w:t>
+        <w:tab/>
+        <w:t xml:space="preserve"> Precondition: Historical baseline metrics ingested and indexed. </w:t>
+        <w:tab/>
+        <w:t xml:space="preserve"> Test Step: 1 </w:t>
+        <w:tab/>
+        <w:t xml:space="preserve"> Test Step Description: Trigger dashboard refresh and monitor response latency for False Positive Feedback Loop </w:t>
+        <w:tab/>
+        <w:t xml:space="preserve"> Test Step Expected Result: Visualization widget renders top trends with accurate confidence scores.</w:t>
+      </w:r>
+    </w:p>
+    <w:p>
+      <w:r>
+        <w:tab/>
+        <w:t xml:space="preserve">Work Item ID: 1573 </w:t>
+        <w:tab/>
+        <w:t xml:space="preserve"> Module: AI Insights &amp; Anomaly Detection </w:t>
+        <w:tab/>
+        <w:t xml:space="preserve"> Name: Model Retraining Trigger - Variant 22 </w:t>
+        <w:tab/>
+        <w:t xml:space="preserve"> Id: TC2380 </w:t>
+        <w:tab/>
+        <w:t xml:space="preserve"> Description: Verify accuracy and SLA metrics for Model Retraining Trigger predictive execution </w:t>
+        <w:tab/>
+        <w:t xml:space="preserve"> Precondition: Model checkpoint v2.4 loaded in runtime environment. </w:t>
+        <w:tab/>
+        <w:t xml:space="preserve"> Test Step: 1 </w:t>
+        <w:tab/>
+        <w:t xml:space="preserve"> Test Step Description: Interact with AI insight card component for Model Retraining Trigger </w:t>
+        <w:tab/>
+        <w:t xml:space="preserve"> Test Step Expected Result: Explanation model outputs clear feature contribution breakdown.</w:t>
+      </w:r>
+    </w:p>
+    <w:p>
+      <w:r>
+        <w:tab/>
+        <w:t xml:space="preserve">Work Item ID: 1572 </w:t>
+        <w:tab/>
+        <w:t xml:space="preserve"> Module: Claims Adjudication </w:t>
+        <w:tab/>
+        <w:t xml:space="preserve"> Name: Primary vs Secondary Payer - Variant 26 </w:t>
+        <w:tab/>
+        <w:t xml:space="preserve"> Id: TC2519 </w:t>
+        <w:tab/>
+        <w:t xml:space="preserve"> Description: Verify system handles invalid or missing data during Primary vs Secondary Payer </w:t>
+        <w:tab/>
+        <w:t xml:space="preserve"> Precondition: Inbound EDI 837 claim processing queue online. </w:t>
+        <w:tab/>
+        <w:t xml:space="preserve"> Test Step: 1 </w:t>
+        <w:tab/>
+        <w:t xml:space="preserve"> Test Step Description: Submit claim batch containing edge case scenarios for Primary vs Secondary Payer </w:t>
+        <w:tab/>
+        <w:t xml:space="preserve"> Test Step Expected Result: System flags anomaly and routed claim to review queue instantly.</w:t>
+      </w:r>
+    </w:p>
+    <w:p>
+      <w:r>
+        <w:tab/>
+        <w:t xml:space="preserve">Work Item ID: 1573 </w:t>
+        <w:tab/>
+        <w:t xml:space="preserve"> Module: AI Insights &amp; Anomaly Detection </w:t>
+        <w:tab/>
+        <w:t xml:space="preserve"> Name: Model Drift Monitoring - Variant 24 </w:t>
+        <w:tab/>
+        <w:t xml:space="preserve"> Id: TC2428 </w:t>
+        <w:tab/>
+        <w:t xml:space="preserve"> Description: Verify accuracy and SLA metrics for Model Drift Monitoring predictive execution </w:t>
+        <w:tab/>
+        <w:t xml:space="preserve"> Precondition: Model checkpoint v2.4 loaded in runtime environment. </w:t>
+        <w:tab/>
+        <w:t xml:space="preserve"> Test Step: 1 </w:t>
+        <w:tab/>
+        <w:t xml:space="preserve"> Test Step Description: Interact with AI insight card component for Model Drift Monitoring </w:t>
+        <w:tab/>
+        <w:t xml:space="preserve"> Test Step Expected Result: Explanation model outputs clear feature contribution breakdown.</w:t>
+      </w:r>
+    </w:p>
+    <w:p>
+      <w:r>
+        <w:tab/>
+        <w:t xml:space="preserve">Work Item ID: 1572 </w:t>
+        <w:tab/>
+        <w:t xml:space="preserve"> Module: Claims Adjudication </w:t>
+        <w:tab/>
+        <w:t xml:space="preserve"> Name: Duplicate Claim Rejection - Variant 25 </w:t>
+        <w:tab/>
+        <w:t xml:space="preserve"> Id: TC2475 </w:t>
+        <w:tab/>
+        <w:t xml:space="preserve"> Description: Verify system handles invalid or missing data during Duplicate Claim Rejection </w:t>
+        <w:tab/>
+        <w:t xml:space="preserve"> Precondition: Inbound EDI 837 claim processing queue online. </w:t>
+        <w:tab/>
+        <w:t xml:space="preserve"> Test Step: 1 </w:t>
+        <w:tab/>
+        <w:t xml:space="preserve"> Test Step Description: Submit claim batch containing edge case scenarios for Duplicate Claim Rejection </w:t>
+        <w:tab/>
+        <w:t xml:space="preserve"> Test Step Expected Result: System flags anomaly and routed claim to review queue instantly.</w:t>
       </w:r>
     </w:p>
     <w:sectPr>

--- a/text-content.docx
+++ b/text-content.docx
@@ -12,5678 +12,17 @@
     </w:p>
     <w:p>
       <w:r>
-        <w:tab/>
-        <w:t xml:space="preserve">Work Item ID: 1572 </w:t>
-        <w:tab/>
-        <w:t xml:space="preserve"> Module: Claims Adjudication </w:t>
-        <w:tab/>
-        <w:t xml:space="preserve"> Name: EOB Document Generation - Variant 23 </w:t>
-        <w:tab/>
-        <w:t xml:space="preserve"> Id: TC1371 </w:t>
-        <w:tab/>
-        <w:t xml:space="preserve"> Description: Verify system handles invalid or missing data during EOB Document Generation </w:t>
-        <w:tab/>
-        <w:t xml:space="preserve"> Precondition: Inbound EDI 837 claim processing queue online. </w:t>
-        <w:tab/>
-        <w:t xml:space="preserve"> Test Step: 1 </w:t>
-        <w:tab/>
-        <w:t xml:space="preserve"> Test Step Description: Submit claim batch containing edge case scenarios for EOB Document Generation </w:t>
-        <w:tab/>
-        <w:t xml:space="preserve"> Test Step Expected Result: System flags anomaly and routed claim to review queue instantly.</w:t>
+        <w:t>Module,User Story ID,Title,Priority</w:t>
       </w:r>
     </w:p>
     <w:p>
       <w:r>
-        <w:tab/>
-        <w:t xml:space="preserve">Work Item ID: 1572 </w:t>
-        <w:tab/>
-        <w:t xml:space="preserve"> Module: Claims Adjudication </w:t>
-        <w:tab/>
-        <w:t xml:space="preserve"> Name: Interest Penalty Calculation - Variant 11 </w:t>
-        <w:tab/>
-        <w:t xml:space="preserve"> Id: TC0699 </w:t>
-        <w:tab/>
-        <w:t xml:space="preserve"> Description: Verify system handles invalid or missing data during Interest Penalty Calculation </w:t>
-        <w:tab/>
-        <w:t xml:space="preserve"> Precondition: Inbound EDI 837 claim processing queue online. </w:t>
-        <w:tab/>
-        <w:t xml:space="preserve"> Test Step: 1 </w:t>
-        <w:tab/>
-        <w:t xml:space="preserve"> Test Step Description: Submit claim batch containing edge case scenarios for Interest Penalty Calculation </w:t>
-        <w:tab/>
-        <w:t xml:space="preserve"> Test Step Expected Result: System flags anomaly and routed claim to review queue instantly.</w:t>
+        <w:t>Authentication,US-001,Login Page,High</w:t>
       </w:r>
     </w:p>
     <w:p>
       <w:r>
-        <w:tab/>
-        <w:t xml:space="preserve">Work Item ID: 1572 </w:t>
-        <w:tab/>
-        <w:t xml:space="preserve"> Module: Claims Adjudication </w:t>
-        <w:tab/>
-        <w:t xml:space="preserve"> Name: Provider NPI Verification - Variant 11 </w:t>
-        <w:tab/>
-        <w:t xml:space="preserve"> Id: TC0678 </w:t>
-        <w:tab/>
-        <w:t xml:space="preserve"> Description: Verify claims rules engine properly calculates Provider NPI Verification </w:t>
-        <w:tab/>
-        <w:t xml:space="preserve"> Precondition: Member eligibility database active and updated. </w:t>
-        <w:tab/>
-        <w:t xml:space="preserve"> Test Step: 1 </w:t>
-        <w:tab/>
-        <w:t xml:space="preserve"> Test Step Description: Trigger automated rules evaluation pipeline for Provider NPI Verification </w:t>
-        <w:tab/>
-        <w:t xml:space="preserve"> Test Step Expected Result: Claim status transitions to expected terminal state with proper reason code.</w:t>
-      </w:r>
-    </w:p>
-    <w:p>
-      <w:r>
-        <w:tab/>
-        <w:t xml:space="preserve">Work Item ID: 1571 </w:t>
-        <w:tab/>
-        <w:t xml:space="preserve"> Module: Patient Portal Appointments </w:t>
-        <w:tab/>
-        <w:t xml:space="preserve"> Name: Location Map View - Variant 4 </w:t>
-        <w:tab/>
-        <w:t xml:space="preserve"> Id: TC0242 </w:t>
-        <w:tab/>
-        <w:t xml:space="preserve"> Description: Verify behavior of Location Map View under standard network load conditions </w:t>
-        <w:tab/>
-        <w:t xml:space="preserve"> Precondition: Database populated with active patient appointment records. </w:t>
-        <w:tab/>
-        <w:t xml:space="preserve"> Test Step: 1 </w:t>
-        <w:tab/>
-        <w:t xml:space="preserve"> Test Step Description: Select the target option from 'My Appointments' view for Location Map View </w:t>
-        <w:tab/>
-        <w:t xml:space="preserve"> Test Step Expected Result: Correct data visual tags render cleanly without page overflow.</w:t>
-      </w:r>
-    </w:p>
-    <w:p>
-      <w:r>
-        <w:tab/>
-        <w:t xml:space="preserve">Work Item ID: 1573 </w:t>
-        <w:tab/>
-        <w:t xml:space="preserve"> Module: AI Insights &amp; Anomaly Detection </w:t>
-        <w:tab/>
-        <w:t xml:space="preserve"> Name: Alert Dismissal Persistence - Variant 12 </w:t>
-        <w:tab/>
-        <w:t xml:space="preserve"> Id: TC0736 </w:t>
-        <w:tab/>
-        <w:t xml:space="preserve"> Description: Verify accuracy and SLA metrics for Alert Dismissal Persistence predictive execution </w:t>
-        <w:tab/>
-        <w:t xml:space="preserve"> Precondition: Model checkpoint v2.4 loaded in runtime environment. </w:t>
-        <w:tab/>
-        <w:t xml:space="preserve"> Test Step: 1 </w:t>
-        <w:tab/>
-        <w:t xml:space="preserve"> Test Step Description: Interact with AI insight card component for Alert Dismissal Persistence </w:t>
-        <w:tab/>
-        <w:t xml:space="preserve"> Test Step Expected Result: Explanation model outputs clear feature contribution breakdown.</w:t>
-      </w:r>
-    </w:p>
-    <w:p>
-      <w:r>
-        <w:tab/>
-        <w:t xml:space="preserve">Work Item ID: 1573 </w:t>
-        <w:tab/>
-        <w:t xml:space="preserve"> Module: AI Insights &amp; Anomaly Detection </w:t>
-        <w:tab/>
-        <w:t xml:space="preserve"> Name: Cost Spike Detection - Variant 19 </w:t>
-        <w:tab/>
-        <w:t xml:space="preserve"> Id: TC1129 </w:t>
-        <w:tab/>
-        <w:t xml:space="preserve"> Description: Verify AI pipeline capabilities when processing Cost Spike Detection </w:t>
-        <w:tab/>
-        <w:t xml:space="preserve"> Precondition: AI predictive inference service active. </w:t>
-        <w:tab/>
-        <w:t xml:space="preserve"> Test Step: 1 </w:t>
-        <w:tab/>
-        <w:t xml:space="preserve"> Test Step Description: Inject sample telemetry dataset into stream to evaluate Cost Spike Detection </w:t>
-        <w:tab/>
-        <w:t xml:space="preserve"> Test Step Expected Result: AI processing layer identifies pattern and updates UI cards within SLA.</w:t>
-      </w:r>
-    </w:p>
-    <w:p>
-      <w:r>
-        <w:tab/>
-        <w:t xml:space="preserve">Work Item ID: 1572 </w:t>
-        <w:tab/>
-        <w:t xml:space="preserve"> Module: Claims Adjudication </w:t>
-        <w:tab/>
-        <w:t xml:space="preserve"> Name: Maximum Out-of-Pocket Cap - Variant 22 </w:t>
-        <w:tab/>
-        <w:t xml:space="preserve"> Id: TC1344 </w:t>
-        <w:tab/>
-        <w:t xml:space="preserve"> Description: Verify system flags exception when Maximum Out-of-Pocket Cap criteria are met </w:t>
-        <w:tab/>
-        <w:t xml:space="preserve"> Precondition: Fee schedule table configured in runtime memory. </w:t>
-        <w:tab/>
-        <w:t xml:space="preserve"> Test Step: 1 </w:t>
-        <w:tab/>
-        <w:t xml:space="preserve"> Test Step Description: Inspect adjudication output parameters for Maximum Out-of-Pocket Cap </w:t>
-        <w:tab/>
-        <w:t xml:space="preserve"> Test Step Expected Result: Financial liability split correctly between member and plan.</w:t>
-      </w:r>
-    </w:p>
-    <w:p>
-      <w:r>
-        <w:tab/>
-        <w:t xml:space="preserve">Work Item ID: 1573 </w:t>
-        <w:tab/>
-        <w:t xml:space="preserve"> Module: AI Insights &amp; Anomaly Detection </w:t>
-        <w:tab/>
-        <w:t xml:space="preserve"> Name: Automated Summary Generation - Variant 4 </w:t>
-        <w:tab/>
-        <w:t xml:space="preserve"> Id: TC0277 </w:t>
-        <w:tab/>
-        <w:t xml:space="preserve"> Description: Verify AI pipeline capabilities when processing Automated Summary Generation </w:t>
-        <w:tab/>
-        <w:t xml:space="preserve"> Precondition: AI predictive inference service active. </w:t>
-        <w:tab/>
-        <w:t xml:space="preserve"> Test Step: 1 </w:t>
-        <w:tab/>
-        <w:t xml:space="preserve"> Test Step Description: Inject sample telemetry dataset into stream to evaluate Automated Summary Generation </w:t>
-        <w:tab/>
-        <w:t xml:space="preserve"> Test Step Expected Result: AI processing layer identifies pattern and updates UI cards within SLA.</w:t>
-      </w:r>
-    </w:p>
-    <w:p>
-      <w:r>
-        <w:tab/>
-        <w:t xml:space="preserve">Work Item ID: 1572 </w:t>
-        <w:tab/>
-        <w:t xml:space="preserve"> Module: Claims Adjudication </w:t>
-        <w:tab/>
-        <w:t xml:space="preserve"> Name: Provider NPI Verification - Variant 8 </w:t>
-        <w:tab/>
-        <w:t xml:space="preserve"> Id: TC0498 </w:t>
-        <w:tab/>
-        <w:t xml:space="preserve"> Description: Verify claims rules engine properly calculates Provider NPI Verification </w:t>
-        <w:tab/>
-        <w:t xml:space="preserve"> Precondition: Member eligibility database active and updated. </w:t>
-        <w:tab/>
-        <w:t xml:space="preserve"> Test Step: 1 </w:t>
-        <w:tab/>
-        <w:t xml:space="preserve"> Test Step Description: Trigger automated rules evaluation pipeline for Provider NPI Verification </w:t>
-        <w:tab/>
-        <w:t xml:space="preserve"> Test Step Expected Result: Claim status transitions to expected terminal state with proper reason code.</w:t>
-      </w:r>
-    </w:p>
-    <w:p>
-      <w:r>
-        <w:tab/>
-        <w:t xml:space="preserve">Work Item ID: 1573 </w:t>
-        <w:tab/>
-        <w:t xml:space="preserve"> Module: AI Insights &amp; Anomaly Detection </w:t>
-        <w:tab/>
-        <w:t xml:space="preserve"> Name: Predictive No-Show Score - Variant 7 </w:t>
-        <w:tab/>
-        <w:t xml:space="preserve"> Id: TC0406 </w:t>
-        <w:tab/>
-        <w:t xml:space="preserve"> Description: Verify dashboard UI component displays output from Predictive No-Show Score </w:t>
-        <w:tab/>
-        <w:t xml:space="preserve"> Precondition: Historical baseline metrics ingested and indexed. </w:t>
-        <w:tab/>
-        <w:t xml:space="preserve"> Test Step: 1 </w:t>
-        <w:tab/>
-        <w:t xml:space="preserve"> Test Step Description: Trigger dashboard refresh and monitor response latency for Predictive No-Show Score </w:t>
-        <w:tab/>
-        <w:t xml:space="preserve"> Test Step Expected Result: Visualization widget renders top trends with accurate confidence scores.</w:t>
-      </w:r>
-    </w:p>
-    <w:p>
-      <w:r>
-        <w:tab/>
-        <w:t xml:space="preserve">Work Item ID: 1571 </w:t>
-        <w:tab/>
-        <w:t xml:space="preserve"> Module: Patient Portal Appointments </w:t>
-        <w:tab/>
-        <w:t xml:space="preserve"> Name: Telehealth Link Generation - Variant 9 </w:t>
-        <w:tab/>
-        <w:t xml:space="preserve"> Id: TC0545 </w:t>
-        <w:tab/>
-        <w:t xml:space="preserve"> Description: Verify that Telehealth Link Generation operates correctly when loaded by patient user </w:t>
-        <w:tab/>
-        <w:t xml:space="preserve"> Precondition: Patient user logged in with valid session token. </w:t>
-        <w:tab/>
-        <w:t xml:space="preserve"> Test Step: 1 </w:t>
-        <w:tab/>
-        <w:t xml:space="preserve"> Test Step Description: Navigate to the Patient Portal dashboard and trigger Telehealth Link Generation </w:t>
-        <w:tab/>
-        <w:t xml:space="preserve"> Test Step Expected Result: System successfully processes request and updates UI state within 2 seconds.</w:t>
-      </w:r>
-    </w:p>
-    <w:p>
-      <w:r>
-        <w:tab/>
-        <w:t xml:space="preserve">Work Item ID: 1573 </w:t>
-        <w:tab/>
-        <w:t xml:space="preserve"> Module: AI Insights &amp; Anomaly Detection </w:t>
-        <w:tab/>
-        <w:t xml:space="preserve"> Name: Historical Baseline Comparison - Variant 19 </w:t>
-        <w:tab/>
-        <w:t xml:space="preserve"> Id: TC1162 </w:t>
-        <w:tab/>
-        <w:t xml:space="preserve"> Description: Verify dashboard UI component displays output from Historical Baseline Comparison </w:t>
-        <w:tab/>
-        <w:t xml:space="preserve"> Precondition: Historical baseline metrics ingested and indexed. </w:t>
-        <w:tab/>
-        <w:t xml:space="preserve"> Test Step: 1 </w:t>
-        <w:tab/>
-        <w:t xml:space="preserve"> Test Step Description: Trigger dashboard refresh and monitor response latency for Historical Baseline Comparison </w:t>
-        <w:tab/>
-        <w:t xml:space="preserve"> Test Step Expected Result: Visualization widget renders top trends with accurate confidence scores.</w:t>
-      </w:r>
-    </w:p>
-    <w:p>
-      <w:r>
-        <w:tab/>
-        <w:t xml:space="preserve">Work Item ID: 1571 </w:t>
-        <w:tab/>
-        <w:t xml:space="preserve"> Module: Patient Portal Appointments </w:t>
-        <w:tab/>
-        <w:t xml:space="preserve"> Name: Reschedule Request - Variant 16 </w:t>
-        <w:tab/>
-        <w:t xml:space="preserve"> Id: TC0956 </w:t>
-        <w:tab/>
-        <w:t xml:space="preserve"> Description: Verify edge case data handling during Reschedule Request execution </w:t>
-        <w:tab/>
-        <w:t xml:space="preserve"> Precondition: User profile settings configured with default preferences. </w:t>
-        <w:tab/>
-        <w:t xml:space="preserve"> Test Step: 1 </w:t>
-        <w:tab/>
-        <w:t xml:space="preserve"> Test Step Description: Submit the request form and observe screen update for Reschedule Request </w:t>
-        <w:tab/>
-        <w:t xml:space="preserve"> Test Step Expected Result: System logs action correctly and maintains complete session data integrity.</w:t>
-      </w:r>
-    </w:p>
-    <w:p>
-      <w:r>
-        <w:tab/>
-        <w:t xml:space="preserve">Work Item ID: 1573 </w:t>
-        <w:tab/>
-        <w:t xml:space="preserve"> Module: AI Insights &amp; Anomaly Detection </w:t>
-        <w:tab/>
-        <w:t xml:space="preserve"> Name: Historical Baseline Comparison - Variant 18 </w:t>
-        <w:tab/>
-        <w:t xml:space="preserve"> Id: TC1102 </w:t>
-        <w:tab/>
-        <w:t xml:space="preserve"> Description: Verify dashboard UI component displays output from Historical Baseline Comparison </w:t>
-        <w:tab/>
-        <w:t xml:space="preserve"> Precondition: Historical baseline metrics ingested and indexed. </w:t>
-        <w:tab/>
-        <w:t xml:space="preserve"> Test Step: 1 </w:t>
-        <w:tab/>
-        <w:t xml:space="preserve"> Test Step Description: Trigger dashboard refresh and monitor response latency for Historical Baseline Comparison </w:t>
-        <w:tab/>
-        <w:t xml:space="preserve"> Test Step Expected Result: Visualization widget renders top trends with accurate confidence scores.</w:t>
-      </w:r>
-    </w:p>
-    <w:p>
-      <w:r>
-        <w:tab/>
-        <w:t xml:space="preserve">Work Item ID: 1573 </w:t>
-        <w:tab/>
-        <w:t xml:space="preserve"> Module: AI Insights &amp; Anomaly Detection </w:t>
-        <w:tab/>
-        <w:t xml:space="preserve"> Name: Anomaly Detection Alert </w:t>
-        <w:tab/>
-        <w:t xml:space="preserve"> Id: TC002 </w:t>
-        <w:tab/>
-        <w:t xml:space="preserve"> Description: Verify alert generation SLA when a product metric deviates from historical distribution boundaries </w:t>
-        <w:tab/>
-        <w:t xml:space="preserve"> Precondition: Pre-trained predictive model cores are fully operational. </w:t>
-        <w:tab/>
-        <w:t xml:space="preserve"> Test Step: 1 </w:t>
-        <w:tab/>
-        <w:t xml:space="preserve"> Test Step Description: Inject anomalous sample data stream into active processing queue paths. </w:t>
-        <w:tab/>
-        <w:t xml:space="preserve"> Test Step Expected Result: AI processing layer intercepts structural boundary exception and sends a system alert UI notification within 2 seconds.</w:t>
-      </w:r>
-    </w:p>
-    <w:p>
-      <w:r>
-        <w:tab/>
-        <w:t xml:space="preserve">Work Item ID: 1572 </w:t>
-        <w:tab/>
-        <w:t xml:space="preserve"> Module: Claims Adjudication </w:t>
-        <w:tab/>
-        <w:t xml:space="preserve"> Name: Adjustment Code Processing - Variant 21 </w:t>
-        <w:tab/>
-        <w:t xml:space="preserve"> Id: TC1275 </w:t>
-        <w:tab/>
-        <w:t xml:space="preserve"> Description: Verify system handles invalid or missing data during Adjustment Code Processing </w:t>
-        <w:tab/>
-        <w:t xml:space="preserve"> Precondition: Inbound EDI 837 claim processing queue online. </w:t>
-        <w:tab/>
-        <w:t xml:space="preserve"> Test Step: 1 </w:t>
-        <w:tab/>
-        <w:t xml:space="preserve"> Test Step Description: Submit claim batch containing edge case scenarios for Adjustment Code Processing </w:t>
-        <w:tab/>
-        <w:t xml:space="preserve"> Test Step Expected Result: System flags anomaly and routed claim to review queue instantly.</w:t>
-      </w:r>
-    </w:p>
-    <w:p>
-      <w:r>
-        <w:tab/>
-        <w:t xml:space="preserve">Work Item ID: 1573 </w:t>
-        <w:tab/>
-        <w:t xml:space="preserve"> Module: AI Insights &amp; Anomaly Detection </w:t>
-        <w:tab/>
-        <w:t xml:space="preserve"> Name: Alert Dismissal Persistence - Variant 8 </w:t>
-        <w:tab/>
-        <w:t xml:space="preserve"> Id: TC0496 </w:t>
-        <w:tab/>
-        <w:t xml:space="preserve"> Description: Verify accuracy and SLA metrics for Alert Dismissal Persistence predictive execution </w:t>
-        <w:tab/>
-        <w:t xml:space="preserve"> Precondition: Model checkpoint v2.4 loaded in runtime environment. </w:t>
-        <w:tab/>
-        <w:t xml:space="preserve"> Test Step: 1 </w:t>
-        <w:tab/>
-        <w:t xml:space="preserve"> Test Step Description: Interact with AI insight card component for Alert Dismissal Persistence </w:t>
-        <w:tab/>
-        <w:t xml:space="preserve"> Test Step Expected Result: Explanation model outputs clear feature contribution breakdown.</w:t>
-      </w:r>
-    </w:p>
-    <w:p>
-      <w:r>
-        <w:tab/>
-        <w:t xml:space="preserve">Work Item ID: 1571 </w:t>
-        <w:tab/>
-        <w:t xml:space="preserve"> Module: Patient Portal Appointments </w:t>
-        <w:tab/>
-        <w:t xml:space="preserve"> Name: Reschedule Request - Variant 12 </w:t>
-        <w:tab/>
-        <w:t xml:space="preserve"> Id: TC0716 </w:t>
-        <w:tab/>
-        <w:t xml:space="preserve"> Description: Verify edge case data handling during Reschedule Request execution </w:t>
-        <w:tab/>
-        <w:t xml:space="preserve"> Precondition: User profile settings configured with default preferences. </w:t>
-        <w:tab/>
-        <w:t xml:space="preserve"> Test Step: 1 </w:t>
-        <w:tab/>
-        <w:t xml:space="preserve"> Test Step Description: Submit the request form and observe screen update for Reschedule Request </w:t>
-        <w:tab/>
-        <w:t xml:space="preserve"> Test Step Expected Result: System logs action correctly and maintains complete session data integrity.</w:t>
-      </w:r>
-    </w:p>
-    <w:p>
-      <w:r>
-        <w:tab/>
-        <w:t xml:space="preserve">Work Item ID: 1573 </w:t>
-        <w:tab/>
-        <w:t xml:space="preserve"> Module: AI Insights &amp; Anomaly Detection </w:t>
-        <w:tab/>
-        <w:t xml:space="preserve"> Name: False Positive Feedback Loop - Variant 23 </w:t>
-        <w:tab/>
-        <w:t xml:space="preserve"> Id: TC1387 </w:t>
-        <w:tab/>
-        <w:t xml:space="preserve"> Description: Verify real-time notification trigger during False Positive Feedback Loop </w:t>
-        <w:tab/>
-        <w:t xml:space="preserve"> Precondition: Kafka event streaming topic connected. </w:t>
-        <w:tab/>
-        <w:t xml:space="preserve"> Test Step: 1 </w:t>
-        <w:tab/>
-        <w:t xml:space="preserve"> Test Step Description: Simulate statistical deviation vector to validate False Positive Feedback Loop </w:t>
-        <w:tab/>
-        <w:t xml:space="preserve"> Test Step Expected Result: System generates high-priority notification banner instantly.</w:t>
-      </w:r>
-    </w:p>
-    <w:p>
-      <w:r>
-        <w:tab/>
-        <w:t xml:space="preserve">Work Item ID: 1571 </w:t>
-        <w:tab/>
-        <w:t xml:space="preserve"> Module: Patient Portal Appointments </w:t>
-        <w:tab/>
-        <w:t xml:space="preserve"> Name: Location Map View - Variant 21 </w:t>
-        <w:tab/>
-        <w:t xml:space="preserve"> Id: TC1262 </w:t>
-        <w:tab/>
-        <w:t xml:space="preserve"> Description: Verify behavior of Location Map View under standard network load conditions </w:t>
-        <w:tab/>
-        <w:t xml:space="preserve"> Precondition: Database populated with active patient appointment records. </w:t>
-        <w:tab/>
-        <w:t xml:space="preserve"> Test Step: 1 </w:t>
-        <w:tab/>
-        <w:t xml:space="preserve"> Test Step Description: Select the target option from 'My Appointments' view for Location Map View </w:t>
-        <w:tab/>
-        <w:t xml:space="preserve"> Test Step Expected Result: Correct data visual tags render cleanly without page overflow.</w:t>
-      </w:r>
-    </w:p>
-    <w:p>
-      <w:r>
-        <w:tab/>
-        <w:t xml:space="preserve">Work Item ID: 1572 </w:t>
-        <w:tab/>
-        <w:t xml:space="preserve"> Module: Claims Adjudication </w:t>
-        <w:tab/>
-        <w:t xml:space="preserve"> Name: EOB Document Generation - Variant 22 </w:t>
-        <w:tab/>
-        <w:t xml:space="preserve"> Id: TC1311 </w:t>
-        <w:tab/>
-        <w:t xml:space="preserve"> Description: Verify system handles invalid or missing data during EOB Document Generation </w:t>
-        <w:tab/>
-        <w:t xml:space="preserve"> Precondition: Inbound EDI 837 claim processing queue online. </w:t>
-        <w:tab/>
-        <w:t xml:space="preserve"> Test Step: 1 </w:t>
-        <w:tab/>
-        <w:t xml:space="preserve"> Test Step Description: Submit claim batch containing edge case scenarios for EOB Document Generation </w:t>
-        <w:tab/>
-        <w:t xml:space="preserve"> Test Step Expected Result: System flags anomaly and routed claim to review queue instantly.</w:t>
-      </w:r>
-    </w:p>
-    <w:p>
-      <w:r>
-        <w:tab/>
-        <w:t xml:space="preserve">Work Item ID: 1572 </w:t>
-        <w:tab/>
-        <w:t xml:space="preserve"> Module: Claims Adjudication </w:t>
-        <w:tab/>
-        <w:t xml:space="preserve"> Name: Claim Line Item Split - Variant 4 </w:t>
-        <w:tab/>
-        <w:t xml:space="preserve"> Id: TC0234 </w:t>
-        <w:tab/>
-        <w:t xml:space="preserve"> Description: Verify claims rules engine properly calculates Claim Line Item Split </w:t>
-        <w:tab/>
-        <w:t xml:space="preserve"> Precondition: Member eligibility database active and updated. </w:t>
-        <w:tab/>
-        <w:t xml:space="preserve"> Test Step: 1 </w:t>
-        <w:tab/>
-        <w:t xml:space="preserve"> Test Step Description: Trigger automated rules evaluation pipeline for Claim Line Item Split </w:t>
-        <w:tab/>
-        <w:t xml:space="preserve"> Test Step Expected Result: Claim status transitions to expected terminal state with proper reason code.</w:t>
-      </w:r>
-    </w:p>
-    <w:p>
-      <w:r>
-        <w:tab/>
-        <w:t xml:space="preserve">Work Item ID: 1571 </w:t>
-        <w:tab/>
-        <w:t xml:space="preserve"> Module: Patient Portal Appointments </w:t>
-        <w:tab/>
-        <w:t xml:space="preserve"> Name: Location Map View - Variant 23 </w:t>
-        <w:tab/>
-        <w:t xml:space="preserve"> Id: TC1382 </w:t>
-        <w:tab/>
-        <w:t xml:space="preserve"> Description: Verify behavior of Location Map View under standard network load conditions </w:t>
-        <w:tab/>
-        <w:t xml:space="preserve"> Precondition: Database populated with active patient appointment records. </w:t>
-        <w:tab/>
-        <w:t xml:space="preserve"> Test Step: 1 </w:t>
-        <w:tab/>
-        <w:t xml:space="preserve"> Test Step Description: Select the target option from 'My Appointments' view for Location Map View </w:t>
-        <w:tab/>
-        <w:t xml:space="preserve"> Test Step Expected Result: Correct data visual tags render cleanly without page overflow.</w:t>
-      </w:r>
-    </w:p>
-    <w:p>
-      <w:r>
-        <w:tab/>
-        <w:t xml:space="preserve">Work Item ID: 1572 </w:t>
-        <w:tab/>
-        <w:t xml:space="preserve"> Module: Claims Adjudication </w:t>
-        <w:tab/>
-        <w:t xml:space="preserve"> Name: Provider NPI Verification - Variant 23 </w:t>
-        <w:tab/>
-        <w:t xml:space="preserve"> Id: TC1398 </w:t>
-        <w:tab/>
-        <w:t xml:space="preserve"> Description: Verify claims rules engine properly calculates Provider NPI Verification </w:t>
-        <w:tab/>
-        <w:t xml:space="preserve"> Precondition: Member eligibility database active and updated. </w:t>
-        <w:tab/>
-        <w:t xml:space="preserve"> Test Step: 1 </w:t>
-        <w:tab/>
-        <w:t xml:space="preserve"> Test Step Description: Trigger automated rules evaluation pipeline for Provider NPI Verification </w:t>
-        <w:tab/>
-        <w:t xml:space="preserve"> Test Step Expected Result: Claim status transitions to expected terminal state with proper reason code.</w:t>
-      </w:r>
-    </w:p>
-    <w:p>
-      <w:r>
-        <w:tab/>
-        <w:t xml:space="preserve">Work Item ID: 1572 </w:t>
-        <w:tab/>
-        <w:t xml:space="preserve"> Module: Claims Adjudication </w:t>
-        <w:tab/>
-        <w:t xml:space="preserve"> Name: Bundled Service Deduction - Variant 22 </w:t>
-        <w:tab/>
-        <w:t xml:space="preserve"> Id: TC1341 </w:t>
-        <w:tab/>
-        <w:t xml:space="preserve"> Description: Verify adjudication engine logic for Bundled Service Deduction </w:t>
-        <w:tab/>
-        <w:t xml:space="preserve"> Precondition: Claim adjudication rules engine initialized. </w:t>
-        <w:tab/>
-        <w:t xml:space="preserve"> Test Step: 1 </w:t>
-        <w:tab/>
-        <w:t xml:space="preserve"> Test Step Description: Ingest synthetic claim payload testing Bundled Service Deduction into the engine </w:t>
-        <w:tab/>
-        <w:t xml:space="preserve"> Test Step Expected Result: Adjudication engine applies correct formula and outputs calculated totals.</w:t>
-      </w:r>
-    </w:p>
-    <w:p>
-      <w:r>
-        <w:tab/>
-        <w:t xml:space="preserve">Work Item ID: 1571 </w:t>
-        <w:tab/>
-        <w:t xml:space="preserve"> Module: Patient Portal Appointments </w:t>
-        <w:tab/>
-        <w:t xml:space="preserve"> Name: Print Summary - Variant 23 </w:t>
-        <w:tab/>
-        <w:t xml:space="preserve"> Id: TC1394 </w:t>
-        <w:tab/>
-        <w:t xml:space="preserve"> Description: Verify behavior of Print Summary under standard network load conditions </w:t>
-        <w:tab/>
-        <w:t xml:space="preserve"> Precondition: Database populated with active patient appointment records. </w:t>
-        <w:tab/>
-        <w:t xml:space="preserve"> Test Step: 1 </w:t>
-        <w:tab/>
-        <w:t xml:space="preserve"> Test Step Description: Select the target option from 'My Appointments' view for Print Summary </w:t>
-        <w:tab/>
-        <w:t xml:space="preserve"> Test Step Expected Result: Correct data visual tags render cleanly without page overflow.</w:t>
-      </w:r>
-    </w:p>
-    <w:p>
-      <w:r>
-        <w:tab/>
-        <w:t xml:space="preserve">Work Item ID: 1573 </w:t>
-        <w:tab/>
-        <w:t xml:space="preserve"> Module: AI Insights &amp; Anomaly Detection </w:t>
-        <w:tab/>
-        <w:t xml:space="preserve"> Name: Explanation Tooltip Generation - Variant 3 </w:t>
-        <w:tab/>
-        <w:t xml:space="preserve"> Id: TC0193 </w:t>
-        <w:tab/>
-        <w:t xml:space="preserve"> Description: Verify AI pipeline capabilities when processing Explanation Tooltip Generation </w:t>
-        <w:tab/>
-        <w:t xml:space="preserve"> Precondition: AI predictive inference service active. </w:t>
-        <w:tab/>
-        <w:t xml:space="preserve"> Test Step: 1 </w:t>
-        <w:tab/>
-        <w:t xml:space="preserve"> Test Step Description: Inject sample telemetry dataset into stream to evaluate Explanation Tooltip Generation </w:t>
-        <w:tab/>
-        <w:t xml:space="preserve"> Test Step Expected Result: AI processing layer identifies pattern and updates UI cards within SLA.</w:t>
-      </w:r>
-    </w:p>
-    <w:p>
-      <w:r>
-        <w:tab/>
-        <w:t xml:space="preserve">Work Item ID: 1573 </w:t>
-        <w:tab/>
-        <w:t xml:space="preserve"> Module: AI Insights &amp; Anomaly Detection </w:t>
-        <w:tab/>
-        <w:t xml:space="preserve"> Name: Predictive No-Show Score - Variant 10 </w:t>
-        <w:tab/>
-        <w:t xml:space="preserve"> Id: TC0586 </w:t>
-        <w:tab/>
-        <w:t xml:space="preserve"> Description: Verify dashboard UI component displays output from Predictive No-Show Score </w:t>
-        <w:tab/>
-        <w:t xml:space="preserve"> Precondition: Historical baseline metrics ingested and indexed. </w:t>
-        <w:tab/>
-        <w:t xml:space="preserve"> Test Step: 1 </w:t>
-        <w:tab/>
-        <w:t xml:space="preserve"> Test Step Description: Trigger dashboard refresh and monitor response latency for Predictive No-Show Score </w:t>
-        <w:tab/>
-        <w:t xml:space="preserve"> Test Step Expected Result: Visualization widget renders top trends with accurate confidence scores.</w:t>
-      </w:r>
-    </w:p>
-    <w:p>
-      <w:r>
-        <w:tab/>
-        <w:t xml:space="preserve">Work Item ID: 1572 </w:t>
-        <w:tab/>
-        <w:t xml:space="preserve"> Module: Claims Adjudication </w:t>
-        <w:tab/>
-        <w:t xml:space="preserve"> Name: Maximum Out-of-Pocket Cap - Variant 8 </w:t>
-        <w:tab/>
-        <w:t xml:space="preserve"> Id: TC0504 </w:t>
-        <w:tab/>
-        <w:t xml:space="preserve"> Description: Verify system flags exception when Maximum Out-of-Pocket Cap criteria are met </w:t>
-        <w:tab/>
-        <w:t xml:space="preserve"> Precondition: Fee schedule table configured in runtime memory. </w:t>
-        <w:tab/>
-        <w:t xml:space="preserve"> Test Step: 1 </w:t>
-        <w:tab/>
-        <w:t xml:space="preserve"> Test Step Description: Inspect adjudication output parameters for Maximum Out-of-Pocket Cap </w:t>
-        <w:tab/>
-        <w:t xml:space="preserve"> Test Step Expected Result: Financial liability split correctly between member and plan.</w:t>
-      </w:r>
-    </w:p>
-    <w:p>
-      <w:r>
-        <w:tab/>
-        <w:t xml:space="preserve">Work Item ID: 1571 </w:t>
-        <w:tab/>
-        <w:t xml:space="preserve"> Module: Patient Portal Appointments </w:t>
-        <w:tab/>
-        <w:t xml:space="preserve"> Name: Mobile Responsive Grid - Variant 10 </w:t>
-        <w:tab/>
-        <w:t xml:space="preserve"> Id: TC0635 </w:t>
-        <w:tab/>
-        <w:t xml:space="preserve"> Description: Verify UI validation and error handling for Mobile Responsive Grid </w:t>
-        <w:tab/>
-        <w:t xml:space="preserve"> Precondition: Mock scheduling API server online and reachable. </w:t>
-        <w:tab/>
-        <w:t xml:space="preserve"> Test Step: 1 </w:t>
-        <w:tab/>
-        <w:t xml:space="preserve"> Test Step Description: Execute user interaction sequence corresponding to Mobile Responsive Grid </w:t>
-        <w:tab/>
-        <w:t xml:space="preserve"> Test Step Expected Result: Appropriate status indicator displays with expected confirmation message.</w:t>
-      </w:r>
-    </w:p>
-    <w:p>
-      <w:r>
-        <w:tab/>
-        <w:t xml:space="preserve">Work Item ID: 1573 </w:t>
-        <w:tab/>
-        <w:t xml:space="preserve"> Module: AI Insights &amp; Anomaly Detection </w:t>
-        <w:tab/>
-        <w:t xml:space="preserve"> Name: Confidence Threshold Filter - Variant 3 </w:t>
-        <w:tab/>
-        <w:t xml:space="preserve"> Id: TC0184 </w:t>
-        <w:tab/>
-        <w:t xml:space="preserve"> Description: Verify accuracy and SLA metrics for Confidence Threshold Filter predictive execution </w:t>
-        <w:tab/>
-        <w:t xml:space="preserve"> Precondition: Model checkpoint v2.4 loaded in runtime environment. </w:t>
-        <w:tab/>
-        <w:t xml:space="preserve"> Test Step: 1 </w:t>
-        <w:tab/>
-        <w:t xml:space="preserve"> Test Step Description: Interact with AI insight card component for Confidence Threshold Filter </w:t>
-        <w:tab/>
-        <w:t xml:space="preserve"> Test Step Expected Result: Explanation model outputs clear feature contribution breakdown.</w:t>
-      </w:r>
-    </w:p>
-    <w:p>
-      <w:r>
-        <w:tab/>
-        <w:t xml:space="preserve">Work Item ID: 1571 </w:t>
-        <w:tab/>
-        <w:t xml:space="preserve"> Module: Patient Portal Appointments </w:t>
-        <w:tab/>
-        <w:t xml:space="preserve"> Name: Timezone Sync - Variant 6 </w:t>
-        <w:tab/>
-        <w:t xml:space="preserve"> Id: TC0341 </w:t>
-        <w:tab/>
-        <w:t xml:space="preserve"> Description: Verify that Timezone Sync operates correctly when loaded by patient user </w:t>
-        <w:tab/>
-        <w:t xml:space="preserve"> Precondition: Patient user logged in with valid session token. </w:t>
-        <w:tab/>
-        <w:t xml:space="preserve"> Test Step: 1 </w:t>
-        <w:tab/>
-        <w:t xml:space="preserve"> Test Step Description: Navigate to the Patient Portal dashboard and trigger Timezone Sync </w:t>
-        <w:tab/>
-        <w:t xml:space="preserve"> Test Step Expected Result: System successfully processes request and updates UI state within 2 seconds.</w:t>
-      </w:r>
-    </w:p>
-    <w:p>
-      <w:r>
-        <w:tab/>
-        <w:t xml:space="preserve">Work Item ID: 1572 </w:t>
-        <w:tab/>
-        <w:t xml:space="preserve"> Module: Claims Adjudication </w:t>
-        <w:tab/>
-        <w:t xml:space="preserve"> Name: High Value Claim Audit Trigger - Variant 3 </w:t>
-        <w:tab/>
-        <w:t xml:space="preserve"> Id: TC0210 </w:t>
-        <w:tab/>
-        <w:t xml:space="preserve"> Description: Verify claims rules engine properly calculates High Value Claim Audit Trigger </w:t>
-        <w:tab/>
-        <w:t xml:space="preserve"> Precondition: Member eligibility database active and updated. </w:t>
-        <w:tab/>
-        <w:t xml:space="preserve"> Test Step: 1 </w:t>
-        <w:tab/>
-        <w:t xml:space="preserve"> Test Step Description: Trigger automated rules evaluation pipeline for High Value Claim Audit Trigger </w:t>
-        <w:tab/>
-        <w:t xml:space="preserve"> Test Step Expected Result: Claim status transitions to expected terminal state with proper reason code.</w:t>
-      </w:r>
-    </w:p>
-    <w:p>
-      <w:r>
-        <w:tab/>
-        <w:t xml:space="preserve">Work Item ID: 1572 </w:t>
-        <w:tab/>
-        <w:t xml:space="preserve"> Module: Claims Adjudication </w:t>
-        <w:tab/>
-        <w:t xml:space="preserve"> Name: Timely Filing Limit Edge - Variant 7 </w:t>
-        <w:tab/>
-        <w:t xml:space="preserve"> Id: TC0426 </w:t>
-        <w:tab/>
-        <w:t xml:space="preserve"> Description: Verify claims rules engine properly calculates Timely Filing Limit Edge </w:t>
-        <w:tab/>
-        <w:t xml:space="preserve"> Precondition: Member eligibility database active and updated. </w:t>
-        <w:tab/>
-        <w:t xml:space="preserve"> Test Step: 1 </w:t>
-        <w:tab/>
-        <w:t xml:space="preserve"> Test Step Description: Trigger automated rules evaluation pipeline for Timely Filing Limit Edge </w:t>
-        <w:tab/>
-        <w:t xml:space="preserve"> Test Step Expected Result: Claim status transitions to expected terminal state with proper reason code.</w:t>
-      </w:r>
-    </w:p>
-    <w:p>
-      <w:r>
-        <w:tab/>
-        <w:t xml:space="preserve">Work Item ID: 1571 </w:t>
-        <w:tab/>
-        <w:t xml:space="preserve"> Module: Patient Portal Appointments </w:t>
-        <w:tab/>
-        <w:t xml:space="preserve"> Name: Reschedule Request - Variant 8 </w:t>
-        <w:tab/>
-        <w:t xml:space="preserve"> Id: TC0476 </w:t>
-        <w:tab/>
-        <w:t xml:space="preserve"> Description: Verify edge case data handling during Reschedule Request execution </w:t>
-        <w:tab/>
-        <w:t xml:space="preserve"> Precondition: User profile settings configured with default preferences. </w:t>
-        <w:tab/>
-        <w:t xml:space="preserve"> Test Step: 1 </w:t>
-        <w:tab/>
-        <w:t xml:space="preserve"> Test Step Description: Submit the request form and observe screen update for Reschedule Request </w:t>
-        <w:tab/>
-        <w:t xml:space="preserve"> Test Step Expected Result: System logs action correctly and maintains complete session data integrity.</w:t>
-      </w:r>
-    </w:p>
-    <w:p>
-      <w:r>
-        <w:tab/>
-        <w:t xml:space="preserve">Work Item ID: 1571 </w:t>
-        <w:tab/>
-        <w:t xml:space="preserve"> Module: Patient Portal Appointments </w:t>
-        <w:tab/>
-        <w:t xml:space="preserve"> Name: Check-in Status Indicator - Variant 20 </w:t>
-        <w:tab/>
-        <w:t xml:space="preserve"> Id: TC1226 </w:t>
-        <w:tab/>
-        <w:t xml:space="preserve"> Description: Verify behavior of Check-in Status Indicator under standard network load conditions </w:t>
-        <w:tab/>
-        <w:t xml:space="preserve"> Precondition: Database populated with active patient appointment records. </w:t>
-        <w:tab/>
-        <w:t xml:space="preserve"> Test Step: 1 </w:t>
-        <w:tab/>
-        <w:t xml:space="preserve"> Test Step Description: Select the target option from 'My Appointments' view for Check-in Status Indicator </w:t>
-        <w:tab/>
-        <w:t xml:space="preserve"> Test Step Expected Result: Correct data visual tags render cleanly without page overflow.</w:t>
-      </w:r>
-    </w:p>
-    <w:p>
-      <w:r>
-        <w:tab/>
-        <w:t xml:space="preserve">Work Item ID: 1572 </w:t>
-        <w:tab/>
-        <w:t xml:space="preserve"> Module: Claims Adjudication </w:t>
-        <w:tab/>
-        <w:t xml:space="preserve"> Name: EOB Document Generation - Variant 9 </w:t>
-        <w:tab/>
-        <w:t xml:space="preserve"> Id: TC0531 </w:t>
-        <w:tab/>
-        <w:t xml:space="preserve"> Description: Verify system handles invalid or missing data during EOB Document Generation </w:t>
-        <w:tab/>
-        <w:t xml:space="preserve"> Precondition: Inbound EDI 837 claim processing queue online. </w:t>
-        <w:tab/>
-        <w:t xml:space="preserve"> Test Step: 1 </w:t>
-        <w:tab/>
-        <w:t xml:space="preserve"> Test Step Description: Submit claim batch containing edge case scenarios for EOB Document Generation </w:t>
-        <w:tab/>
-        <w:t xml:space="preserve"> Test Step Expected Result: System flags anomaly and routed claim to review queue instantly.</w:t>
-      </w:r>
-    </w:p>
-    <w:p>
-      <w:r>
-        <w:tab/>
-        <w:t xml:space="preserve">Work Item ID: 1572 </w:t>
-        <w:tab/>
-        <w:t xml:space="preserve"> Module: Claims Adjudication </w:t>
-        <w:tab/>
-        <w:t xml:space="preserve"> Name: Timely Filing Limit Edge - Variant 20 </w:t>
-        <w:tab/>
-        <w:t xml:space="preserve"> Id: TC1206 </w:t>
-        <w:tab/>
-        <w:t xml:space="preserve"> Description: Verify claims rules engine properly calculates Timely Filing Limit Edge </w:t>
-        <w:tab/>
-        <w:t xml:space="preserve"> Precondition: Member eligibility database active and updated. </w:t>
-        <w:tab/>
-        <w:t xml:space="preserve"> Test Step: 1 </w:t>
-        <w:tab/>
-        <w:t xml:space="preserve"> Test Step Description: Trigger automated rules evaluation pipeline for Timely Filing Limit Edge </w:t>
-        <w:tab/>
-        <w:t xml:space="preserve"> Test Step Expected Result: Claim status transitions to expected terminal state with proper reason code.</w:t>
-      </w:r>
-    </w:p>
-    <w:p>
-      <w:r>
-        <w:tab/>
-        <w:t xml:space="preserve">Work Item ID: 1571 </w:t>
-        <w:tab/>
-        <w:t xml:space="preserve"> Module: Patient Portal Appointments </w:t>
-        <w:tab/>
-        <w:t xml:space="preserve"> Name: No Appointments Empty State - Variant 20 </w:t>
-        <w:tab/>
-        <w:t xml:space="preserve"> Id: TC1229 </w:t>
-        <w:tab/>
-        <w:t xml:space="preserve"> Description: Verify that No Appointments Empty State operates correctly when loaded by patient user </w:t>
-        <w:tab/>
-        <w:t xml:space="preserve"> Precondition: Patient user logged in with valid session token. </w:t>
-        <w:tab/>
-        <w:t xml:space="preserve"> Test Step: 1 </w:t>
-        <w:tab/>
-        <w:t xml:space="preserve"> Test Step Description: Navigate to the Patient Portal dashboard and trigger No Appointments Empty State </w:t>
-        <w:tab/>
-        <w:t xml:space="preserve"> Test Step Expected Result: System successfully processes request and updates UI state within 2 seconds.</w:t>
-      </w:r>
-    </w:p>
-    <w:p>
-      <w:r>
-        <w:tab/>
-        <w:t xml:space="preserve">Work Item ID: 1573 </w:t>
-        <w:tab/>
-        <w:t xml:space="preserve"> Module: AI Insights &amp; Anomaly Detection </w:t>
-        <w:tab/>
-        <w:t xml:space="preserve"> Name: Historical Baseline Comparison - Variant 17 </w:t>
-        <w:tab/>
-        <w:t xml:space="preserve"> Id: TC1042 </w:t>
-        <w:tab/>
-        <w:t xml:space="preserve"> Description: Verify dashboard UI component displays output from Historical Baseline Comparison </w:t>
-        <w:tab/>
-        <w:t xml:space="preserve"> Precondition: Historical baseline metrics ingested and indexed. </w:t>
-        <w:tab/>
-        <w:t xml:space="preserve"> Test Step: 1 </w:t>
-        <w:tab/>
-        <w:t xml:space="preserve"> Test Step Description: Trigger dashboard refresh and monitor response latency for Historical Baseline Comparison </w:t>
-        <w:tab/>
-        <w:t xml:space="preserve"> Test Step Expected Result: Visualization widget renders top trends with accurate confidence scores.</w:t>
-      </w:r>
-    </w:p>
-    <w:p>
-      <w:r>
-        <w:tab/>
-        <w:t xml:space="preserve">Work Item ID: 1572 </w:t>
-        <w:tab/>
-        <w:t xml:space="preserve"> Module: Claims Adjudication </w:t>
-        <w:tab/>
-        <w:t xml:space="preserve"> Name: Timely Filing Limit Edge - Variant 9 </w:t>
-        <w:tab/>
-        <w:t xml:space="preserve"> Id: TC0546 </w:t>
-        <w:tab/>
-        <w:t xml:space="preserve"> Description: Verify claims rules engine properly calculates Timely Filing Limit Edge </w:t>
-        <w:tab/>
-        <w:t xml:space="preserve"> Precondition: Member eligibility database active and updated. </w:t>
-        <w:tab/>
-        <w:t xml:space="preserve"> Test Step: 1 </w:t>
-        <w:tab/>
-        <w:t xml:space="preserve"> Test Step Description: Trigger automated rules evaluation pipeline for Timely Filing Limit Edge </w:t>
-        <w:tab/>
-        <w:t xml:space="preserve"> Test Step Expected Result: Claim status transitions to expected terminal state with proper reason code.</w:t>
-      </w:r>
-    </w:p>
-    <w:p>
-      <w:r>
-        <w:tab/>
-        <w:t xml:space="preserve">Work Item ID: 1573 </w:t>
-        <w:tab/>
-        <w:t xml:space="preserve"> Module: AI Insights &amp; Anomaly Detection </w:t>
-        <w:tab/>
-        <w:t xml:space="preserve"> Name: Unusual Billing Pattern Flag - Variant 9 </w:t>
-        <w:tab/>
-        <w:t xml:space="preserve"> Id: TC0571 </w:t>
-        <w:tab/>
-        <w:t xml:space="preserve"> Description: Verify real-time notification trigger during Unusual Billing Pattern Flag </w:t>
-        <w:tab/>
-        <w:t xml:space="preserve"> Precondition: Kafka event streaming topic connected. </w:t>
-        <w:tab/>
-        <w:t xml:space="preserve"> Test Step: 1 </w:t>
-        <w:tab/>
-        <w:t xml:space="preserve"> Test Step Description: Simulate statistical deviation vector to validate Unusual Billing Pattern Flag </w:t>
-        <w:tab/>
-        <w:t xml:space="preserve"> Test Step Expected Result: System generates high-priority notification banner instantly.</w:t>
-      </w:r>
-    </w:p>
-    <w:p>
-      <w:r>
-        <w:tab/>
-        <w:t xml:space="preserve">Work Item ID: 1572 </w:t>
-        <w:tab/>
-        <w:t xml:space="preserve"> Module: Claims Adjudication </w:t>
-        <w:tab/>
-        <w:t xml:space="preserve"> Name: Procedure Code Cross-check - Variant 3 </w:t>
-        <w:tab/>
-        <w:t xml:space="preserve"> Id: TC1593 </w:t>
-        <w:tab/>
-        <w:t xml:space="preserve"> Description: Verify adjudication engine logic for Procedure Code Cross-check </w:t>
-        <w:tab/>
-        <w:t xml:space="preserve"> Precondition: Claim adjudication rules engine initialized. </w:t>
-        <w:tab/>
-        <w:t xml:space="preserve"> Test Step: 1 </w:t>
-        <w:tab/>
-        <w:t xml:space="preserve"> Test Step Description: Ingest synthetic claim payload testing Procedure Code Cross-check into the engine </w:t>
-        <w:tab/>
-        <w:t xml:space="preserve"> Test Step Expected Result: Adjudication engine applies correct formula and outputs calculated totals.</w:t>
-      </w:r>
-    </w:p>
-    <w:p>
-      <w:r>
-        <w:tab/>
-        <w:t xml:space="preserve">Work Item ID: 1572 </w:t>
-        <w:tab/>
-        <w:t xml:space="preserve"> Module: Claims Adjudication </w:t>
-        <w:tab/>
-        <w:t xml:space="preserve"> Name: Interest Penalty Calculation - Variant 22 </w:t>
-        <w:tab/>
-        <w:t xml:space="preserve"> Id: TC2379 </w:t>
-        <w:tab/>
-        <w:t xml:space="preserve"> Description: Verify system handles invalid or missing data during Interest Penalty Calculation </w:t>
-        <w:tab/>
-        <w:t xml:space="preserve"> Precondition: Inbound EDI 837 claim processing queue online. </w:t>
-        <w:tab/>
-        <w:t xml:space="preserve"> Test Step: 1 </w:t>
-        <w:tab/>
-        <w:t xml:space="preserve"> Test Step Description: Submit claim batch containing edge case scenarios for Interest Penalty Calculation </w:t>
-        <w:tab/>
-        <w:t xml:space="preserve"> Test Step Expected Result: System flags anomaly and routed claim to review queue instantly.</w:t>
-      </w:r>
-    </w:p>
-    <w:p>
-      <w:r>
-        <w:tab/>
-        <w:t xml:space="preserve">Work Item ID: 1572 </w:t>
-        <w:tab/>
-        <w:t xml:space="preserve"> Module: Claims Adjudication </w:t>
-        <w:tab/>
-        <w:t xml:space="preserve"> Name: Bundled Service Deduction - Variant 10 </w:t>
-        <w:tab/>
-        <w:t xml:space="preserve"> Id: TC1887 </w:t>
-        <w:tab/>
-        <w:t xml:space="preserve"> Description: Verify system handles invalid or missing data during Bundled Service Deduction </w:t>
-        <w:tab/>
-        <w:t xml:space="preserve"> Precondition: Inbound EDI 837 claim processing queue online. </w:t>
-        <w:tab/>
-        <w:t xml:space="preserve"> Test Step: 1 </w:t>
-        <w:tab/>
-        <w:t xml:space="preserve"> Test Step Description: Submit claim batch containing edge case scenarios for Bundled Service Deduction </w:t>
-        <w:tab/>
-        <w:t xml:space="preserve"> Test Step Expected Result: System flags anomaly and routed claim to review queue instantly.</w:t>
-      </w:r>
-    </w:p>
-    <w:p>
-      <w:r>
-        <w:tab/>
-        <w:t xml:space="preserve">Work Item ID: 1573 </w:t>
-        <w:tab/>
-        <w:t xml:space="preserve"> Module: AI Insights &amp; Anomaly Detection </w:t>
-        <w:tab/>
-        <w:t xml:space="preserve"> Name: Real-time Stream Ingestion - Variant 19 </w:t>
-        <w:tab/>
-        <w:t xml:space="preserve"> Id: TC2234 </w:t>
-        <w:tab/>
-        <w:t xml:space="preserve"> Description: Verify dashboard UI component displays output from Real-time Stream Ingestion </w:t>
-        <w:tab/>
-        <w:t xml:space="preserve"> Precondition: Historical baseline metrics ingested and indexed. </w:t>
-        <w:tab/>
-        <w:t xml:space="preserve"> Test Step: 1 </w:t>
-        <w:tab/>
-        <w:t xml:space="preserve"> Test Step Description: Trigger dashboard refresh and monitor response latency for Real-time Stream Ingestion </w:t>
-        <w:tab/>
-        <w:t xml:space="preserve"> Test Step Expected Result: Visualization widget renders top trends with accurate confidence scores.</w:t>
-      </w:r>
-    </w:p>
-    <w:p>
-      <w:r>
-        <w:tab/>
-        <w:t xml:space="preserve">Work Item ID: 1572 </w:t>
-        <w:tab/>
-        <w:t xml:space="preserve"> Module: Claims Adjudication </w:t>
-        <w:tab/>
-        <w:t xml:space="preserve"> Name: Corrected Claim Resubmission - Variant 9 </w:t>
-        <w:tab/>
-        <w:t xml:space="preserve"> Id: TC1857 </w:t>
-        <w:tab/>
-        <w:t xml:space="preserve"> Description: Verify adjudication engine logic for Corrected Claim Resubmission </w:t>
-        <w:tab/>
-        <w:t xml:space="preserve"> Precondition: Claim adjudication rules engine initialized. </w:t>
-        <w:tab/>
-        <w:t xml:space="preserve"> Test Step: 1 </w:t>
-        <w:tab/>
-        <w:t xml:space="preserve"> Test Step Description: Ingest synthetic claim payload testing Corrected Claim Resubmission into the engine </w:t>
-        <w:tab/>
-        <w:t xml:space="preserve"> Test Step Expected Result: Adjudication engine applies correct formula and outputs calculated totals.</w:t>
-      </w:r>
-    </w:p>
-    <w:p>
-      <w:r>
-        <w:tab/>
-        <w:t xml:space="preserve">Work Item ID: 1572 </w:t>
-        <w:tab/>
-        <w:t xml:space="preserve"> Module: Claims Adjudication </w:t>
-        <w:tab/>
-        <w:t xml:space="preserve"> Name: Procedure Code Cross-check - Variant 25 </w:t>
-        <w:tab/>
-        <w:t xml:space="preserve"> Id: TC2473 </w:t>
-        <w:tab/>
-        <w:t xml:space="preserve"> Description: Verify adjudication engine logic for Procedure Code Cross-check </w:t>
-        <w:tab/>
-        <w:t xml:space="preserve"> Precondition: Claim adjudication rules engine initialized. </w:t>
-        <w:tab/>
-        <w:t xml:space="preserve"> Test Step: 1 </w:t>
-        <w:tab/>
-        <w:t xml:space="preserve"> Test Step Description: Ingest synthetic claim payload testing Procedure Code Cross-check into the engine </w:t>
-        <w:tab/>
-        <w:t xml:space="preserve"> Test Step Expected Result: Adjudication engine applies correct formula and outputs calculated totals.</w:t>
-      </w:r>
-    </w:p>
-    <w:p>
-      <w:r>
-        <w:tab/>
-        <w:t xml:space="preserve">Work Item ID: 1573 </w:t>
-        <w:tab/>
-        <w:t xml:space="preserve"> Module: AI Insights &amp; Anomaly Detection </w:t>
-        <w:tab/>
-        <w:t xml:space="preserve"> Name: Feature Attribution UI - Variant 14 </w:t>
-        <w:tab/>
-        <w:t xml:space="preserve"> Id: TC2032 </w:t>
-        <w:tab/>
-        <w:t xml:space="preserve"> Description: Verify accuracy and SLA metrics for Feature Attribution UI predictive execution </w:t>
-        <w:tab/>
-        <w:t xml:space="preserve"> Precondition: Model checkpoint v2.4 loaded in runtime environment. </w:t>
-        <w:tab/>
-        <w:t xml:space="preserve"> Test Step: 1 </w:t>
-        <w:tab/>
-        <w:t xml:space="preserve"> Test Step Description: Interact with AI insight card component for Feature Attribution UI </w:t>
-        <w:tab/>
-        <w:t xml:space="preserve"> Test Step Expected Result: Explanation model outputs clear feature contribution breakdown.</w:t>
-      </w:r>
-    </w:p>
-    <w:p>
-      <w:r>
-        <w:tab/>
-        <w:t xml:space="preserve">Work Item ID: 1573 </w:t>
-        <w:tab/>
-        <w:t xml:space="preserve"> Module: AI Insights &amp; Anomaly Detection </w:t>
-        <w:tab/>
-        <w:t xml:space="preserve"> Name: False Positive Feedback Loop - Variant 2 </w:t>
-        <w:tab/>
-        <w:t xml:space="preserve"> Id: TC1558 </w:t>
-        <w:tab/>
-        <w:t xml:space="preserve"> Description: Verify dashboard UI component displays output from False Positive Feedback Loop </w:t>
-        <w:tab/>
-        <w:t xml:space="preserve"> Precondition: Historical baseline metrics ingested and indexed. </w:t>
-        <w:tab/>
-        <w:t xml:space="preserve"> Test Step: 1 </w:t>
-        <w:tab/>
-        <w:t xml:space="preserve"> Test Step Description: Trigger dashboard refresh and monitor response latency for False Positive Feedback Loop </w:t>
-        <w:tab/>
-        <w:t xml:space="preserve"> Test Step Expected Result: Visualization widget renders top trends with accurate confidence scores.</w:t>
-      </w:r>
-    </w:p>
-    <w:p>
-      <w:r>
-        <w:tab/>
-        <w:t xml:space="preserve">Work Item ID: 1573 </w:t>
-        <w:tab/>
-        <w:t xml:space="preserve"> Module: AI Insights &amp; Anomaly Detection </w:t>
-        <w:tab/>
-        <w:t xml:space="preserve"> Name: SLA Performance Tracking - Variant 26 </w:t>
-        <w:tab/>
-        <w:t xml:space="preserve"> Id: TC2530 </w:t>
-        <w:tab/>
-        <w:t xml:space="preserve"> Description: Verify dashboard UI component displays output from SLA Performance Tracking </w:t>
-        <w:tab/>
-        <w:t xml:space="preserve"> Precondition: Historical baseline metrics ingested and indexed. </w:t>
-        <w:tab/>
-        <w:t xml:space="preserve"> Test Step: 1 </w:t>
-        <w:tab/>
-        <w:t xml:space="preserve"> Test Step Description: Trigger dashboard refresh and monitor response latency for SLA Performance Tracking </w:t>
-        <w:tab/>
-        <w:t xml:space="preserve"> Test Step Expected Result: Visualization widget renders top trends with accurate confidence scores.</w:t>
-      </w:r>
-    </w:p>
-    <w:p>
-      <w:r>
-        <w:tab/>
-        <w:t xml:space="preserve">Work Item ID: 1573 </w:t>
-        <w:tab/>
-        <w:t xml:space="preserve"> Module: AI Insights &amp; Anomaly Detection </w:t>
-        <w:tab/>
-        <w:t xml:space="preserve"> Name: Custom Threshold Setting - Variant 12 </w:t>
-        <w:tab/>
-        <w:t xml:space="preserve"> Id: TC1966 </w:t>
-        <w:tab/>
-        <w:t xml:space="preserve"> Description: Verify dashboard UI component displays output from Custom Threshold Setting </w:t>
-        <w:tab/>
-        <w:t xml:space="preserve"> Precondition: Historical baseline metrics ingested and indexed. </w:t>
-        <w:tab/>
-        <w:t xml:space="preserve"> Test Step: 1 </w:t>
-        <w:tab/>
-        <w:t xml:space="preserve"> Test Step Description: Trigger dashboard refresh and monitor response latency for Custom Threshold Setting </w:t>
-        <w:tab/>
-        <w:t xml:space="preserve"> Test Step Expected Result: Visualization widget renders top trends with accurate confidence scores.</w:t>
-      </w:r>
-    </w:p>
-    <w:p>
-      <w:r>
-        <w:tab/>
-        <w:t xml:space="preserve">Work Item ID: 1573 </w:t>
-        <w:tab/>
-        <w:t xml:space="preserve"> Module: AI Insights &amp; Anomaly Detection </w:t>
-        <w:tab/>
-        <w:t xml:space="preserve"> Name: Unusual Billing Pattern Flag - Variant 22 </w:t>
-        <w:tab/>
-        <w:t xml:space="preserve"> Id: TC2374 </w:t>
-        <w:tab/>
-        <w:t xml:space="preserve"> Description: Verify dashboard UI component displays output from Unusual Billing Pattern Flag </w:t>
-        <w:tab/>
-        <w:t xml:space="preserve"> Precondition: Historical baseline metrics ingested and indexed. </w:t>
-        <w:tab/>
-        <w:t xml:space="preserve"> Test Step: 1 </w:t>
-        <w:tab/>
-        <w:t xml:space="preserve"> Test Step Description: Trigger dashboard refresh and monitor response latency for Unusual Billing Pattern Flag </w:t>
-        <w:tab/>
-        <w:t xml:space="preserve"> Test Step Expected Result: Visualization widget renders top trends with accurate confidence scores.</w:t>
-      </w:r>
-    </w:p>
-    <w:p>
-      <w:r>
-        <w:tab/>
-        <w:t xml:space="preserve">Work Item ID: 1572 </w:t>
-        <w:tab/>
-        <w:t xml:space="preserve"> Module: Claims Adjudication </w:t>
-        <w:tab/>
-        <w:t xml:space="preserve"> Name: Corrected Claim Resubmission - Variant 1 </w:t>
-        <w:tab/>
-        <w:t xml:space="preserve"> Id: TC1537 </w:t>
-        <w:tab/>
-        <w:t xml:space="preserve"> Description: Verify adjudication engine logic for Corrected Claim Resubmission </w:t>
-        <w:tab/>
-        <w:t xml:space="preserve"> Precondition: Claim adjudication rules engine initialized. </w:t>
-        <w:tab/>
-        <w:t xml:space="preserve"> Test Step: 1 </w:t>
-        <w:tab/>
-        <w:t xml:space="preserve"> Test Step Description: Ingest synthetic claim payload testing Corrected Claim Resubmission into the engine </w:t>
-        <w:tab/>
-        <w:t xml:space="preserve"> Test Step Expected Result: Adjudication engine applies correct formula and outputs calculated totals.</w:t>
-      </w:r>
-    </w:p>
-    <w:p>
-      <w:r>
-        <w:tab/>
-        <w:t xml:space="preserve">Work Item ID: 1573 </w:t>
-        <w:tab/>
-        <w:t xml:space="preserve"> Module: AI Insights &amp; Anomaly Detection </w:t>
-        <w:tab/>
-        <w:t xml:space="preserve"> Name: Batch Model Scoring - Variant 1 </w:t>
-        <w:tab/>
-        <w:t xml:space="preserve"> Id: TC1520 </w:t>
-        <w:tab/>
-        <w:t xml:space="preserve"> Description: Verify accuracy and SLA metrics for Batch Model Scoring predictive execution </w:t>
-        <w:tab/>
-        <w:t xml:space="preserve"> Precondition: Model checkpoint v2.4 loaded in runtime environment. </w:t>
-        <w:tab/>
-        <w:t xml:space="preserve"> Test Step: 1 </w:t>
-        <w:tab/>
-        <w:t xml:space="preserve"> Test Step Description: Interact with AI insight card component for Batch Model Scoring </w:t>
-        <w:tab/>
-        <w:t xml:space="preserve"> Test Step Expected Result: Explanation model outputs clear feature contribution breakdown.</w:t>
-      </w:r>
-    </w:p>
-    <w:p>
-      <w:r>
-        <w:tab/>
-        <w:t xml:space="preserve">Work Item ID: 1572 </w:t>
-        <w:tab/>
-        <w:t xml:space="preserve"> Module: Claims Adjudication </w:t>
-        <w:tab/>
-        <w:t xml:space="preserve"> Name: High Value Claim Audit Trigger - Variant 11 </w:t>
-        <w:tab/>
-        <w:t xml:space="preserve"> Id: TC1933 </w:t>
-        <w:tab/>
-        <w:t xml:space="preserve"> Description: Verify adjudication engine logic for High Value Claim Audit Trigger </w:t>
-        <w:tab/>
-        <w:t xml:space="preserve"> Precondition: Claim adjudication rules engine initialized. </w:t>
-        <w:tab/>
-        <w:t xml:space="preserve"> Test Step: 1 </w:t>
-        <w:tab/>
-        <w:t xml:space="preserve"> Test Step Description: Ingest synthetic claim payload testing High Value Claim Audit Trigger into the engine </w:t>
-        <w:tab/>
-        <w:t xml:space="preserve"> Test Step Expected Result: Adjudication engine applies correct formula and outputs calculated totals.</w:t>
-      </w:r>
-    </w:p>
-    <w:p>
-      <w:r>
-        <w:tab/>
-        <w:t xml:space="preserve">Work Item ID: 1572 </w:t>
-        <w:tab/>
-        <w:t xml:space="preserve"> Module: Claims Adjudication </w:t>
-        <w:tab/>
-        <w:t xml:space="preserve"> Name: Corrected Claim Resubmission - Variant 8 </w:t>
-        <w:tab/>
-        <w:t xml:space="preserve"> Id: TC1817 </w:t>
-        <w:tab/>
-        <w:t xml:space="preserve"> Description: Verify adjudication engine logic for Corrected Claim Resubmission </w:t>
-        <w:tab/>
-        <w:t xml:space="preserve"> Precondition: Claim adjudication rules engine initialized. </w:t>
-        <w:tab/>
-        <w:t xml:space="preserve"> Test Step: 1 </w:t>
-        <w:tab/>
-        <w:t xml:space="preserve"> Test Step Description: Ingest synthetic claim payload testing Corrected Claim Resubmission into the engine </w:t>
-        <w:tab/>
-        <w:t xml:space="preserve"> Test Step Expected Result: Adjudication engine applies correct formula and outputs calculated totals.</w:t>
-      </w:r>
-    </w:p>
-    <w:p>
-      <w:r>
-        <w:tab/>
-        <w:t xml:space="preserve">Work Item ID: 1572 </w:t>
-        <w:tab/>
-        <w:t xml:space="preserve"> Module: Claims Adjudication </w:t>
-        <w:tab/>
-        <w:t xml:space="preserve"> Name: EOB Document Generation - Variant 26 </w:t>
-        <w:tab/>
-        <w:t xml:space="preserve"> Id: TC2507 </w:t>
-        <w:tab/>
-        <w:t xml:space="preserve"> Description: Verify system handles invalid or missing data during EOB Document Generation </w:t>
-        <w:tab/>
-        <w:t xml:space="preserve"> Precondition: Inbound EDI 837 claim processing queue online. </w:t>
-        <w:tab/>
-        <w:t xml:space="preserve"> Test Step: 1 </w:t>
-        <w:tab/>
-        <w:t xml:space="preserve"> Test Step Description: Submit claim batch containing edge case scenarios for EOB Document Generation </w:t>
-        <w:tab/>
-        <w:t xml:space="preserve"> Test Step Expected Result: System flags anomaly and routed claim to review queue instantly.</w:t>
-      </w:r>
-    </w:p>
-    <w:p>
-      <w:r>
-        <w:tab/>
-        <w:t xml:space="preserve">Work Item ID: 1573 </w:t>
-        <w:tab/>
-        <w:t xml:space="preserve"> Module: AI Insights &amp; Anomaly Detection </w:t>
-        <w:tab/>
-        <w:t xml:space="preserve"> Name: Patient Risk Stratification - Variant 19 </w:t>
-        <w:tab/>
-        <w:t xml:space="preserve"> Id: TC2256 </w:t>
-        <w:tab/>
-        <w:t xml:space="preserve"> Description: Verify accuracy and SLA metrics for Patient Risk Stratification predictive execution </w:t>
-        <w:tab/>
-        <w:t xml:space="preserve"> Precondition: Model checkpoint v2.4 loaded in runtime environment. </w:t>
-        <w:tab/>
-        <w:t xml:space="preserve"> Test Step: 1 </w:t>
-        <w:tab/>
-        <w:t xml:space="preserve"> Test Step Description: Interact with AI insight card component for Patient Risk Stratification </w:t>
-        <w:tab/>
-        <w:t xml:space="preserve"> Test Step Expected Result: Explanation model outputs clear feature contribution breakdown.</w:t>
-      </w:r>
-    </w:p>
-    <w:p>
-      <w:r>
-        <w:tab/>
-        <w:t xml:space="preserve">Work Item ID: 1573 </w:t>
-        <w:tab/>
-        <w:t xml:space="preserve"> Module: AI Insights &amp; Anomaly Detection </w:t>
-        <w:tab/>
-        <w:t xml:space="preserve"> Name: Recommendation Engine Ranking - Variant 29 </w:t>
-        <w:tab/>
-        <w:t xml:space="preserve"> Id: TC2630 </w:t>
-        <w:tab/>
-        <w:t xml:space="preserve"> Description: Verify dashboard UI component displays output from Recommendation Engine Ranking </w:t>
-        <w:tab/>
-        <w:t xml:space="preserve"> Precondition: Historical baseline metrics ingested and indexed. </w:t>
-        <w:tab/>
-        <w:t xml:space="preserve"> Test Step: 1 </w:t>
-        <w:tab/>
-        <w:t xml:space="preserve"> Test Step Description: Trigger dashboard refresh and monitor response latency for Recommendation Engine Ranking </w:t>
-        <w:tab/>
-        <w:t xml:space="preserve"> Test Step Expected Result: Visualization widget renders top trends with accurate confidence scores.</w:t>
-      </w:r>
-    </w:p>
-    <w:p>
-      <w:r>
-        <w:tab/>
-        <w:t xml:space="preserve">Work Item ID: 1572 </w:t>
-        <w:tab/>
-        <w:t xml:space="preserve"> Module: Claims Adjudication </w:t>
-        <w:tab/>
-        <w:t xml:space="preserve"> Name: Out-of-Network Coinsurance - Variant 8 </w:t>
-        <w:tab/>
-        <w:t xml:space="preserve"> Id: TC1783 </w:t>
-        <w:tab/>
-        <w:t xml:space="preserve"> Description: Verify system handles invalid or missing data during Out-of-Network Coinsurance </w:t>
-        <w:tab/>
-        <w:t xml:space="preserve"> Precondition: Inbound EDI 837 claim processing queue online. </w:t>
-        <w:tab/>
-        <w:t xml:space="preserve"> Test Step: 1 </w:t>
-        <w:tab/>
-        <w:t xml:space="preserve"> Test Step Description: Submit claim batch containing edge case scenarios for Out-of-Network Coinsurance </w:t>
-        <w:tab/>
-        <w:t xml:space="preserve"> Test Step Expected Result: System flags anomaly and routed claim to review queue instantly.</w:t>
-      </w:r>
-    </w:p>
-    <w:p>
-      <w:r>
-        <w:tab/>
-        <w:t xml:space="preserve">Work Item ID: 1573 </w:t>
-        <w:tab/>
-        <w:t xml:space="preserve"> Module: AI Insights &amp; Anomaly Detection </w:t>
-        <w:tab/>
-        <w:t xml:space="preserve"> Name: Model Drift Monitoring - Variant 11 </w:t>
-        <w:tab/>
-        <w:t xml:space="preserve"> Id: TC1908 </w:t>
-        <w:tab/>
-        <w:t xml:space="preserve"> Description: Verify accuracy and SLA metrics for Model Drift Monitoring predictive execution </w:t>
-        <w:tab/>
-        <w:t xml:space="preserve"> Precondition: Model checkpoint v2.4 loaded in runtime environment. </w:t>
-        <w:tab/>
-        <w:t xml:space="preserve"> Test Step: 1 </w:t>
-        <w:tab/>
-        <w:t xml:space="preserve"> Test Step Description: Interact with AI insight card component for Model Drift Monitoring </w:t>
-        <w:tab/>
-        <w:t xml:space="preserve"> Test Step Expected Result: Explanation model outputs clear feature contribution breakdown.</w:t>
-      </w:r>
-    </w:p>
-    <w:p>
-      <w:r>
-        <w:tab/>
-        <w:t xml:space="preserve">Work Item ID: 1572 </w:t>
-        <w:tab/>
-        <w:t xml:space="preserve"> Module: Claims Adjudication </w:t>
-        <w:tab/>
-        <w:t xml:space="preserve"> Name: EOB Document Generation - Variant 15 </w:t>
-        <w:tab/>
-        <w:t xml:space="preserve"> Id: TC2067 </w:t>
-        <w:tab/>
-        <w:t xml:space="preserve"> Description: Verify system handles invalid or missing data during EOB Document Generation </w:t>
-        <w:tab/>
-        <w:t xml:space="preserve"> Precondition: Inbound EDI 837 claim processing queue online. </w:t>
-        <w:tab/>
-        <w:t xml:space="preserve"> Test Step: 1 </w:t>
-        <w:tab/>
-        <w:t xml:space="preserve"> Test Step Description: Submit claim batch containing edge case scenarios for EOB Document Generation </w:t>
-        <w:tab/>
-        <w:t xml:space="preserve"> Test Step Expected Result: System flags anomaly and routed claim to review queue instantly.</w:t>
-      </w:r>
-    </w:p>
-    <w:p>
-      <w:r>
-        <w:tab/>
-        <w:t xml:space="preserve">Work Item ID: 1573 </w:t>
-        <w:tab/>
-        <w:t xml:space="preserve"> Module: AI Insights &amp; Anomaly Detection </w:t>
-        <w:tab/>
-        <w:t xml:space="preserve"> Name: Model Drift Monitoring - Variant 15 </w:t>
-        <w:tab/>
-        <w:t xml:space="preserve"> Id: TC2068 </w:t>
-        <w:tab/>
-        <w:t xml:space="preserve"> Description: Verify accuracy and SLA metrics for Model Drift Monitoring predictive execution </w:t>
-        <w:tab/>
-        <w:t xml:space="preserve"> Precondition: Model checkpoint v2.4 loaded in runtime environment. </w:t>
-        <w:tab/>
-        <w:t xml:space="preserve"> Test Step: 1 </w:t>
-        <w:tab/>
-        <w:t xml:space="preserve"> Test Step Description: Interact with AI insight card component for Model Drift Monitoring </w:t>
-        <w:tab/>
-        <w:t xml:space="preserve"> Test Step Expected Result: Explanation model outputs clear feature contribution breakdown.</w:t>
-      </w:r>
-    </w:p>
-    <w:p>
-      <w:r>
-        <w:tab/>
-        <w:t xml:space="preserve">Work Item ID: 1572 </w:t>
-        <w:tab/>
-        <w:t xml:space="preserve"> Module: Claims Adjudication </w:t>
-        <w:tab/>
-        <w:t xml:space="preserve"> Name: Batch Claim Ingestion - Variant 20 </w:t>
-        <w:tab/>
-        <w:t xml:space="preserve"> Id: TC2291 </w:t>
-        <w:tab/>
-        <w:t xml:space="preserve"> Description: Verify system handles invalid or missing data during Batch Claim Ingestion </w:t>
-        <w:tab/>
-        <w:t xml:space="preserve"> Precondition: Inbound EDI 837 claim processing queue online. </w:t>
-        <w:tab/>
-        <w:t xml:space="preserve"> Test Step: 1 </w:t>
-        <w:tab/>
-        <w:t xml:space="preserve"> Test Step Description: Submit claim batch containing edge case scenarios for Batch Claim Ingestion </w:t>
-        <w:tab/>
-        <w:t xml:space="preserve"> Test Step Expected Result: System flags anomaly and routed claim to review queue instantly.</w:t>
-      </w:r>
-    </w:p>
-    <w:p>
-      <w:r>
-        <w:tab/>
-        <w:t xml:space="preserve">Work Item ID: 1572 </w:t>
-        <w:tab/>
-        <w:t xml:space="preserve"> Module: Claims Adjudication </w:t>
-        <w:tab/>
-        <w:t xml:space="preserve"> Name: Maximum Out-of-Pocket Cap - Variant 6 </w:t>
-        <w:tab/>
-        <w:t xml:space="preserve"> Id: TC1729 </w:t>
-        <w:tab/>
-        <w:t xml:space="preserve"> Description: Verify adjudication engine logic for Maximum Out-of-Pocket Cap </w:t>
-        <w:tab/>
-        <w:t xml:space="preserve"> Precondition: Claim adjudication rules engine initialized. </w:t>
-        <w:tab/>
-        <w:t xml:space="preserve"> Test Step: 1 </w:t>
-        <w:tab/>
-        <w:t xml:space="preserve"> Test Step Description: Ingest synthetic claim payload testing Maximum Out-of-Pocket Cap into the engine </w:t>
-        <w:tab/>
-        <w:t xml:space="preserve"> Test Step Expected Result: Adjudication engine applies correct formula and outputs calculated totals.</w:t>
-      </w:r>
-    </w:p>
-    <w:p>
-      <w:r>
-        <w:tab/>
-        <w:t xml:space="preserve">Work Item ID: 1573 </w:t>
-        <w:tab/>
-        <w:t xml:space="preserve"> Module: AI Insights &amp; Anomaly Detection </w:t>
-        <w:tab/>
-        <w:t xml:space="preserve"> Name: Alert Dismissal Persistence - Variant 4 </w:t>
-        <w:tab/>
-        <w:t xml:space="preserve"> Id: TC1644 </w:t>
-        <w:tab/>
-        <w:t xml:space="preserve"> Description: Verify accuracy and SLA metrics for Alert Dismissal Persistence predictive execution </w:t>
-        <w:tab/>
-        <w:t xml:space="preserve"> Precondition: Model checkpoint v2.4 loaded in runtime environment. </w:t>
-        <w:tab/>
-        <w:t xml:space="preserve"> Test Step: 1 </w:t>
-        <w:tab/>
-        <w:t xml:space="preserve"> Test Step Description: Interact with AI insight card component for Alert Dismissal Persistence </w:t>
-        <w:tab/>
-        <w:t xml:space="preserve"> Test Step Expected Result: Explanation model outputs clear feature contribution breakdown.</w:t>
-      </w:r>
-    </w:p>
-    <w:p>
-      <w:r>
-        <w:tab/>
-        <w:t xml:space="preserve">Work Item ID: 1573 </w:t>
-        <w:tab/>
-        <w:t xml:space="preserve"> Module: AI Insights &amp; Anomaly Detection </w:t>
-        <w:tab/>
-        <w:t xml:space="preserve"> Name: Data Pipeline Health Monitor - Variant 4 </w:t>
-        <w:tab/>
-        <w:t xml:space="preserve"> Id: TC1652 </w:t>
-        <w:tab/>
-        <w:t xml:space="preserve"> Description: Verify accuracy and SLA metrics for Data Pipeline Health Monitor predictive execution </w:t>
-        <w:tab/>
-        <w:t xml:space="preserve"> Precondition: Model checkpoint v2.4 loaded in runtime environment. </w:t>
-        <w:tab/>
-        <w:t xml:space="preserve"> Test Step: 1 </w:t>
-        <w:tab/>
-        <w:t xml:space="preserve"> Test Step Description: Interact with AI insight card component for Data Pipeline Health Monitor </w:t>
-        <w:tab/>
-        <w:t xml:space="preserve"> Test Step Expected Result: Explanation model outputs clear feature contribution breakdown.</w:t>
-      </w:r>
-    </w:p>
-    <w:p>
-      <w:r>
-        <w:tab/>
-        <w:t xml:space="preserve">Work Item ID: 1572 </w:t>
-        <w:tab/>
-        <w:t xml:space="preserve"> Module: Claims Adjudication </w:t>
-        <w:tab/>
-        <w:t xml:space="preserve"> Name: Batch Claim Ingestion - Variant 1 </w:t>
-        <w:tab/>
-        <w:t xml:space="preserve"> Id: TC1531 </w:t>
-        <w:tab/>
-        <w:t xml:space="preserve"> Description: Verify system handles invalid or missing data during Batch Claim Ingestion </w:t>
-        <w:tab/>
-        <w:t xml:space="preserve"> Precondition: Inbound EDI 837 claim processing queue online. </w:t>
-        <w:tab/>
-        <w:t xml:space="preserve"> Test Step: 1 </w:t>
-        <w:tab/>
-        <w:t xml:space="preserve"> Test Step Description: Submit claim batch containing edge case scenarios for Batch Claim Ingestion </w:t>
-        <w:tab/>
-        <w:t xml:space="preserve"> Test Step Expected Result: System flags anomaly and routed claim to review queue instantly.</w:t>
-      </w:r>
-    </w:p>
-    <w:p>
-      <w:r>
-        <w:tab/>
-        <w:t xml:space="preserve">Work Item ID: 1573 </w:t>
-        <w:tab/>
-        <w:t xml:space="preserve"> Module: AI Insights &amp; Anomaly Detection </w:t>
-        <w:tab/>
-        <w:t xml:space="preserve"> Name: Feature Attribution UI - Variant 25 </w:t>
-        <w:tab/>
-        <w:t xml:space="preserve"> Id: TC2472 </w:t>
-        <w:tab/>
-        <w:t xml:space="preserve"> Description: Verify accuracy and SLA metrics for Feature Attribution UI predictive execution </w:t>
-        <w:tab/>
-        <w:t xml:space="preserve"> Precondition: Model checkpoint v2.4 loaded in runtime environment. </w:t>
-        <w:tab/>
-        <w:t xml:space="preserve"> Test Step: 1 </w:t>
-        <w:tab/>
-        <w:t xml:space="preserve"> Test Step Description: Interact with AI insight card component for Feature Attribution UI </w:t>
-        <w:tab/>
-        <w:t xml:space="preserve"> Test Step Expected Result: Explanation model outputs clear feature contribution breakdown.</w:t>
-      </w:r>
-    </w:p>
-    <w:p>
-      <w:r>
-        <w:tab/>
-        <w:t xml:space="preserve">Work Item ID: 1572 </w:t>
-        <w:tab/>
-        <w:t xml:space="preserve"> Module: Claims Adjudication </w:t>
-        <w:tab/>
-        <w:t xml:space="preserve"> Name: Primary vs Secondary Payer - Variant 12 </w:t>
-        <w:tab/>
-        <w:t xml:space="preserve"> Id: TC1959 </w:t>
-        <w:tab/>
-        <w:t xml:space="preserve"> Description: Verify system handles invalid or missing data during Primary vs Secondary Payer </w:t>
-        <w:tab/>
-        <w:t xml:space="preserve"> Precondition: Inbound EDI 837 claim processing queue online. </w:t>
-        <w:tab/>
-        <w:t xml:space="preserve"> Test Step: 1 </w:t>
-        <w:tab/>
-        <w:t xml:space="preserve"> Test Step Description: Submit claim batch containing edge case scenarios for Primary vs Secondary Payer </w:t>
-        <w:tab/>
-        <w:t xml:space="preserve"> Test Step Expected Result: System flags anomaly and routed claim to review queue instantly.</w:t>
-      </w:r>
-    </w:p>
-    <w:p>
-      <w:r>
-        <w:tab/>
-        <w:t xml:space="preserve">Work Item ID: 1572 </w:t>
-        <w:tab/>
-        <w:t xml:space="preserve"> Module: Claims Adjudication </w:t>
-        <w:tab/>
-        <w:t xml:space="preserve"> Name: Claim Line Item Split - Variant 23 </w:t>
-        <w:tab/>
-        <w:t xml:space="preserve"> Id: TC2389 </w:t>
-        <w:tab/>
-        <w:t xml:space="preserve"> Description: Verify adjudication engine logic for Claim Line Item Split </w:t>
-        <w:tab/>
-        <w:t xml:space="preserve"> Precondition: Claim adjudication rules engine initialized. </w:t>
-        <w:tab/>
-        <w:t xml:space="preserve"> Test Step: 1 </w:t>
-        <w:tab/>
-        <w:t xml:space="preserve"> Test Step Description: Ingest synthetic claim payload testing Claim Line Item Split into the engine </w:t>
-        <w:tab/>
-        <w:t xml:space="preserve"> Test Step Expected Result: Adjudication engine applies correct formula and outputs calculated totals.</w:t>
-      </w:r>
-    </w:p>
-    <w:p>
-      <w:r>
-        <w:tab/>
-        <w:t xml:space="preserve">Work Item ID: 1572 </w:t>
-        <w:tab/>
-        <w:t xml:space="preserve"> Module: Claims Adjudication </w:t>
-        <w:tab/>
-        <w:t xml:space="preserve"> Name: EOB Document Generation - Variant 27 </w:t>
-        <w:tab/>
-        <w:t xml:space="preserve"> Id: TC2547 </w:t>
-        <w:tab/>
-        <w:t xml:space="preserve"> Description: Verify system handles invalid or missing data during EOB Document Generation </w:t>
-        <w:tab/>
-        <w:t xml:space="preserve"> Precondition: Inbound EDI 837 claim processing queue online. </w:t>
-        <w:tab/>
-        <w:t xml:space="preserve"> Test Step: 1 </w:t>
-        <w:tab/>
-        <w:t xml:space="preserve"> Test Step Description: Submit claim batch containing edge case scenarios for EOB Document Generation </w:t>
-        <w:tab/>
-        <w:t xml:space="preserve"> Test Step Expected Result: System flags anomaly and routed claim to review queue instantly.</w:t>
-      </w:r>
-    </w:p>
-    <w:p>
-      <w:r>
-        <w:tab/>
-        <w:t xml:space="preserve">Work Item ID: 1573 </w:t>
-        <w:tab/>
-        <w:t xml:space="preserve"> Module: AI Insights &amp; Anomaly Detection </w:t>
-        <w:tab/>
-        <w:t xml:space="preserve"> Name: Model Drift Monitoring - Variant 14 </w:t>
-        <w:tab/>
-        <w:t xml:space="preserve"> Id: TC2028 </w:t>
-        <w:tab/>
-        <w:t xml:space="preserve"> Description: Verify accuracy and SLA metrics for Model Drift Monitoring predictive execution </w:t>
-        <w:tab/>
-        <w:t xml:space="preserve"> Precondition: Model checkpoint v2.4 loaded in runtime environment. </w:t>
-        <w:tab/>
-        <w:t xml:space="preserve"> Test Step: 1 </w:t>
-        <w:tab/>
-        <w:t xml:space="preserve"> Test Step Description: Interact with AI insight card component for Model Drift Monitoring </w:t>
-        <w:tab/>
-        <w:t xml:space="preserve"> Test Step Expected Result: Explanation model outputs clear feature contribution breakdown.</w:t>
-      </w:r>
-    </w:p>
-    <w:p>
-      <w:r>
-        <w:tab/>
-        <w:t xml:space="preserve">Work Item ID: 1573 </w:t>
-        <w:tab/>
-        <w:t xml:space="preserve"> Module: AI Insights &amp; Anomaly Detection </w:t>
-        <w:tab/>
-        <w:t xml:space="preserve"> Name: Model Retraining Trigger - Variant 16 </w:t>
-        <w:tab/>
-        <w:t xml:space="preserve"> Id: TC2140 </w:t>
-        <w:tab/>
-        <w:t xml:space="preserve"> Description: Verify accuracy and SLA metrics for Model Retraining Trigger predictive execution </w:t>
-        <w:tab/>
-        <w:t xml:space="preserve"> Precondition: Model checkpoint v2.4 loaded in runtime environment. </w:t>
-        <w:tab/>
-        <w:t xml:space="preserve"> Test Step: 1 </w:t>
-        <w:tab/>
-        <w:t xml:space="preserve"> Test Step Description: Interact with AI insight card component for Model Retraining Trigger </w:t>
-        <w:tab/>
-        <w:t xml:space="preserve"> Test Step Expected Result: Explanation model outputs clear feature contribution breakdown.</w:t>
-      </w:r>
-    </w:p>
-    <w:p>
-      <w:r>
-        <w:tab/>
-        <w:t xml:space="preserve">Work Item ID: 1573 </w:t>
-        <w:tab/>
-        <w:t xml:space="preserve"> Module: AI Insights &amp; Anomaly Detection </w:t>
-        <w:tab/>
-        <w:t xml:space="preserve"> Name: Unusual Billing Pattern Flag - Variant 18 </w:t>
-        <w:tab/>
-        <w:t xml:space="preserve"> Id: TC2214 </w:t>
-        <w:tab/>
-        <w:t xml:space="preserve"> Description: Verify dashboard UI component displays output from Unusual Billing Pattern Flag </w:t>
-        <w:tab/>
-        <w:t xml:space="preserve"> Precondition: Historical baseline metrics ingested and indexed. </w:t>
-        <w:tab/>
-        <w:t xml:space="preserve"> Test Step: 1 </w:t>
-        <w:tab/>
-        <w:t xml:space="preserve"> Test Step Description: Trigger dashboard refresh and monitor response latency for Unusual Billing Pattern Flag </w:t>
-        <w:tab/>
-        <w:t xml:space="preserve"> Test Step Expected Result: Visualization widget renders top trends with accurate confidence scores.</w:t>
-      </w:r>
-    </w:p>
-    <w:p>
-      <w:r>
-        <w:tab/>
-        <w:t xml:space="preserve">Work Item ID: 1573 </w:t>
-        <w:tab/>
-        <w:t xml:space="preserve"> Module: AI Insights &amp; Anomaly Detection </w:t>
-        <w:tab/>
-        <w:t xml:space="preserve"> Name: Predictive No-Show Score - Variant 11 </w:t>
-        <w:tab/>
-        <w:t xml:space="preserve"> Id: TC1904 </w:t>
-        <w:tab/>
-        <w:t xml:space="preserve"> Description: Verify accuracy and SLA metrics for Predictive No-Show Score predictive execution </w:t>
-        <w:tab/>
-        <w:t xml:space="preserve"> Precondition: Model checkpoint v2.4 loaded in runtime environment. </w:t>
-        <w:tab/>
-        <w:t xml:space="preserve"> Test Step: 1 </w:t>
-        <w:tab/>
-        <w:t xml:space="preserve"> Test Step Description: Interact with AI insight card component for Predictive No-Show Score </w:t>
-        <w:tab/>
-        <w:t xml:space="preserve"> Test Step Expected Result: Explanation model outputs clear feature contribution breakdown.</w:t>
-      </w:r>
-    </w:p>
-    <w:p>
-      <w:r>
-        <w:tab/>
-        <w:t xml:space="preserve">Work Item ID: 1573 </w:t>
-        <w:tab/>
-        <w:t xml:space="preserve"> Module: AI Insights &amp; Anomaly Detection </w:t>
-        <w:tab/>
-        <w:t xml:space="preserve"> Name: Alert Dismissal Persistence - Variant 6 </w:t>
-        <w:tab/>
-        <w:t xml:space="preserve"> Id: TC1724 </w:t>
-        <w:tab/>
-        <w:t xml:space="preserve"> Description: Verify accuracy and SLA metrics for Alert Dismissal Persistence predictive execution </w:t>
-        <w:tab/>
-        <w:t xml:space="preserve"> Precondition: Model checkpoint v2.4 loaded in runtime environment. </w:t>
-        <w:tab/>
-        <w:t xml:space="preserve"> Test Step: 1 </w:t>
-        <w:tab/>
-        <w:t xml:space="preserve"> Test Step Description: Interact with AI insight card component for Alert Dismissal Persistence </w:t>
-        <w:tab/>
-        <w:t xml:space="preserve"> Test Step Expected Result: Explanation model outputs clear feature contribution breakdown.</w:t>
-      </w:r>
-    </w:p>
-    <w:p>
-      <w:r>
-        <w:tab/>
-        <w:t xml:space="preserve">Work Item ID: 1572 </w:t>
-        <w:tab/>
-        <w:t xml:space="preserve"> Module: Claims Adjudication </w:t>
-        <w:tab/>
-        <w:t xml:space="preserve"> Name: Corrected Claim Resubmission - Variant 21 </w:t>
-        <w:tab/>
-        <w:t xml:space="preserve"> Id: TC2337 </w:t>
-        <w:tab/>
-        <w:t xml:space="preserve"> Description: Verify adjudication engine logic for Corrected Claim Resubmission </w:t>
-        <w:tab/>
-        <w:t xml:space="preserve"> Precondition: Claim adjudication rules engine initialized. </w:t>
-        <w:tab/>
-        <w:t xml:space="preserve"> Test Step: 1 </w:t>
-        <w:tab/>
-        <w:t xml:space="preserve"> Test Step Description: Ingest synthetic claim payload testing Corrected Claim Resubmission into the engine </w:t>
-        <w:tab/>
-        <w:t xml:space="preserve"> Test Step Expected Result: Adjudication engine applies correct formula and outputs calculated totals.</w:t>
-      </w:r>
-    </w:p>
-    <w:p>
-      <w:r>
-        <w:tab/>
-        <w:t xml:space="preserve">Work Item ID: 1572 </w:t>
-        <w:tab/>
-        <w:t xml:space="preserve"> Module: Claims Adjudication </w:t>
-        <w:tab/>
-        <w:t xml:space="preserve"> Name: Interest Penalty Calculation - Variant 17 </w:t>
-        <w:tab/>
-        <w:t xml:space="preserve"> Id: TC2179 </w:t>
-        <w:tab/>
-        <w:t xml:space="preserve"> Description: Verify system handles invalid or missing data during Interest Penalty Calculation </w:t>
-        <w:tab/>
-        <w:t xml:space="preserve"> Precondition: Inbound EDI 837 claim processing queue online. </w:t>
-        <w:tab/>
-        <w:t xml:space="preserve"> Test Step: 1 </w:t>
-        <w:tab/>
-        <w:t xml:space="preserve"> Test Step Description: Submit claim batch containing edge case scenarios for Interest Penalty Calculation </w:t>
-        <w:tab/>
-        <w:t xml:space="preserve"> Test Step Expected Result: System flags anomaly and routed claim to review queue instantly.</w:t>
-      </w:r>
-    </w:p>
-    <w:p>
-      <w:r>
-        <w:tab/>
-        <w:t xml:space="preserve">Work Item ID: 1573 </w:t>
-        <w:tab/>
-        <w:t xml:space="preserve"> Module: AI Insights &amp; Anomaly Detection </w:t>
-        <w:tab/>
-        <w:t xml:space="preserve"> Name: Cost Spike Detection - Variant 10 </w:t>
-        <w:tab/>
-        <w:t xml:space="preserve"> Id: TC1866 </w:t>
-        <w:tab/>
-        <w:t xml:space="preserve"> Description: Verify dashboard UI component displays output from Cost Spike Detection </w:t>
-        <w:tab/>
-        <w:t xml:space="preserve"> Precondition: Historical baseline metrics ingested and indexed. </w:t>
-        <w:tab/>
-        <w:t xml:space="preserve"> Test Step: 1 </w:t>
-        <w:tab/>
-        <w:t xml:space="preserve"> Test Step Description: Trigger dashboard refresh and monitor response latency for Cost Spike Detection </w:t>
-        <w:tab/>
-        <w:t xml:space="preserve"> Test Step Expected Result: Visualization widget renders top trends with accurate confidence scores.</w:t>
-      </w:r>
-    </w:p>
-    <w:p>
-      <w:r>
-        <w:tab/>
-        <w:t xml:space="preserve">Work Item ID: 1572 </w:t>
-        <w:tab/>
-        <w:t xml:space="preserve"> Module: Claims Adjudication </w:t>
-        <w:tab/>
-        <w:t xml:space="preserve"> Name: Diagnosis Code Validation - Variant 25 </w:t>
-        <w:tab/>
-        <w:t xml:space="preserve"> Id: TC2471 </w:t>
-        <w:tab/>
-        <w:t xml:space="preserve"> Description: Verify system handles invalid or missing data during Diagnosis Code Validation </w:t>
-        <w:tab/>
-        <w:t xml:space="preserve"> Precondition: Inbound EDI 837 claim processing queue online. </w:t>
-        <w:tab/>
-        <w:t xml:space="preserve"> Test Step: 1 </w:t>
-        <w:tab/>
-        <w:t xml:space="preserve"> Test Step Description: Submit claim batch containing edge case scenarios for Diagnosis Code Validation </w:t>
-        <w:tab/>
-        <w:t xml:space="preserve"> Test Step Expected Result: System flags anomaly and routed claim to review queue instantly.</w:t>
-      </w:r>
-    </w:p>
-    <w:p>
-      <w:r>
-        <w:tab/>
-        <w:t xml:space="preserve">Work Item ID: 1573 </w:t>
-        <w:tab/>
-        <w:t xml:space="preserve"> Module: AI Insights &amp; Anomaly Detection </w:t>
-        <w:tab/>
-        <w:t xml:space="preserve"> Name: Patient Risk Stratification - Variant 10 </w:t>
-        <w:tab/>
-        <w:t xml:space="preserve"> Id: TC1896 </w:t>
-        <w:tab/>
-        <w:t xml:space="preserve"> Description: Verify accuracy and SLA metrics for Patient Risk Stratification predictive execution </w:t>
-        <w:tab/>
-        <w:t xml:space="preserve"> Precondition: Model checkpoint v2.4 loaded in runtime environment. </w:t>
-        <w:tab/>
-        <w:t xml:space="preserve"> Test Step: 1 </w:t>
-        <w:tab/>
-        <w:t xml:space="preserve"> Test Step Description: Interact with AI insight card component for Patient Risk Stratification </w:t>
-        <w:tab/>
-        <w:t xml:space="preserve"> Test Step Expected Result: Explanation model outputs clear feature contribution breakdown.</w:t>
-      </w:r>
-    </w:p>
-    <w:p>
-      <w:r>
-        <w:tab/>
-        <w:t xml:space="preserve">Work Item ID: 1572 </w:t>
-        <w:tab/>
-        <w:t xml:space="preserve"> Module: Claims Adjudication </w:t>
-        <w:tab/>
-        <w:t xml:space="preserve"> Name: Interest Penalty Calculation - Variant 23 </w:t>
-        <w:tab/>
-        <w:t xml:space="preserve"> Id: TC2419 </w:t>
-        <w:tab/>
-        <w:t xml:space="preserve"> Description: Verify system handles invalid or missing data during Interest Penalty Calculation </w:t>
-        <w:tab/>
-        <w:t xml:space="preserve"> Precondition: Inbound EDI 837 claim processing queue online. </w:t>
-        <w:tab/>
-        <w:t xml:space="preserve"> Test Step: 1 </w:t>
-        <w:tab/>
-        <w:t xml:space="preserve"> Test Step Description: Submit claim batch containing edge case scenarios for Interest Penalty Calculation </w:t>
-        <w:tab/>
-        <w:t xml:space="preserve"> Test Step Expected Result: System flags anomaly and routed claim to review queue instantly.</w:t>
-      </w:r>
-    </w:p>
-    <w:p>
-      <w:r>
-        <w:tab/>
-        <w:t xml:space="preserve">Work Item ID: 1573 </w:t>
-        <w:tab/>
-        <w:t xml:space="preserve"> Module: AI Insights &amp; Anomaly Detection </w:t>
-        <w:tab/>
-        <w:t xml:space="preserve"> Name: Custom Threshold Setting - Variant 21 </w:t>
-        <w:tab/>
-        <w:t xml:space="preserve"> Id: TC2326 </w:t>
-        <w:tab/>
-        <w:t xml:space="preserve"> Description: Verify dashboard UI component displays output from Custom Threshold Setting </w:t>
-        <w:tab/>
-        <w:t xml:space="preserve"> Precondition: Historical baseline metrics ingested and indexed. </w:t>
-        <w:tab/>
-        <w:t xml:space="preserve"> Test Step: 1 </w:t>
-        <w:tab/>
-        <w:t xml:space="preserve"> Test Step Description: Trigger dashboard refresh and monitor response latency for Custom Threshold Setting </w:t>
-        <w:tab/>
-        <w:t xml:space="preserve"> Test Step Expected Result: Visualization widget renders top trends with accurate confidence scores.</w:t>
-      </w:r>
-    </w:p>
-    <w:p>
-      <w:r>
-        <w:tab/>
-        <w:t xml:space="preserve">Work Item ID: 1572 </w:t>
-        <w:tab/>
-        <w:t xml:space="preserve"> Module: Claims Adjudication </w:t>
-        <w:tab/>
-        <w:t xml:space="preserve"> Name: Tax ID Validation - Variant 7 </w:t>
-        <w:tab/>
-        <w:t xml:space="preserve"> Id: TC1775 </w:t>
-        <w:tab/>
-        <w:t xml:space="preserve"> Description: Verify system handles invalid or missing data during Tax ID Validation </w:t>
-        <w:tab/>
-        <w:t xml:space="preserve"> Precondition: Inbound EDI 837 claim processing queue online. </w:t>
-        <w:tab/>
-        <w:t xml:space="preserve"> Test Step: 1 </w:t>
-        <w:tab/>
-        <w:t xml:space="preserve"> Test Step Description: Submit claim batch containing edge case scenarios for Tax ID Validation </w:t>
-        <w:tab/>
-        <w:t xml:space="preserve"> Test Step Expected Result: System flags anomaly and routed claim to review queue instantly.</w:t>
-      </w:r>
-    </w:p>
-    <w:p>
-      <w:r>
-        <w:tab/>
-        <w:t xml:space="preserve">Work Item ID: 1573 </w:t>
-        <w:tab/>
-        <w:t xml:space="preserve"> Module: AI Insights &amp; Anomaly Detection </w:t>
-        <w:tab/>
-        <w:t xml:space="preserve"> Name: Confidence Threshold Filter - Variant 23 </w:t>
-        <w:tab/>
-        <w:t xml:space="preserve"> Id: TC2396 </w:t>
-        <w:tab/>
-        <w:t xml:space="preserve"> Description: Verify accuracy and SLA metrics for Confidence Threshold Filter predictive execution </w:t>
-        <w:tab/>
-        <w:t xml:space="preserve"> Precondition: Model checkpoint v2.4 loaded in runtime environment. </w:t>
-        <w:tab/>
-        <w:t xml:space="preserve"> Test Step: 1 </w:t>
-        <w:tab/>
-        <w:t xml:space="preserve"> Test Step Description: Interact with AI insight card component for Confidence Threshold Filter </w:t>
-        <w:tab/>
-        <w:t xml:space="preserve"> Test Step Expected Result: Explanation model outputs clear feature contribution breakdown.</w:t>
-      </w:r>
-    </w:p>
-    <w:p>
-      <w:r>
-        <w:tab/>
-        <w:t xml:space="preserve">Work Item ID: 1572 </w:t>
-        <w:tab/>
-        <w:t xml:space="preserve"> Module: Claims Adjudication </w:t>
-        <w:tab/>
-        <w:t xml:space="preserve"> Name: Maximum Out-of-Pocket Cap - Variant 7 </w:t>
-        <w:tab/>
-        <w:t xml:space="preserve"> Id: TC1769 </w:t>
-        <w:tab/>
-        <w:t xml:space="preserve"> Description: Verify adjudication engine logic for Maximum Out-of-Pocket Cap </w:t>
-        <w:tab/>
-        <w:t xml:space="preserve"> Precondition: Claim adjudication rules engine initialized. </w:t>
-        <w:tab/>
-        <w:t xml:space="preserve"> Test Step: 1 </w:t>
-        <w:tab/>
-        <w:t xml:space="preserve"> Test Step Description: Ingest synthetic claim payload testing Maximum Out-of-Pocket Cap into the engine </w:t>
-        <w:tab/>
-        <w:t xml:space="preserve"> Test Step Expected Result: Adjudication engine applies correct formula and outputs calculated totals.</w:t>
-      </w:r>
-    </w:p>
-    <w:p>
-      <w:r>
-        <w:tab/>
-        <w:t xml:space="preserve">Work Item ID: 1572 </w:t>
-        <w:tab/>
-        <w:t xml:space="preserve"> Module: Claims Adjudication </w:t>
-        <w:tab/>
-        <w:t xml:space="preserve"> Name: Duplicate Claim Rejection - Variant 11 </w:t>
-        <w:tab/>
-        <w:t xml:space="preserve"> Id: TC1915 </w:t>
-        <w:tab/>
-        <w:t xml:space="preserve"> Description: Verify system handles invalid or missing data during Duplicate Claim Rejection </w:t>
-        <w:tab/>
-        <w:t xml:space="preserve"> Precondition: Inbound EDI 837 claim processing queue online. </w:t>
-        <w:tab/>
-        <w:t xml:space="preserve"> Test Step: 1 </w:t>
-        <w:tab/>
-        <w:t xml:space="preserve"> Test Step Description: Submit claim batch containing edge case scenarios for Duplicate Claim Rejection </w:t>
-        <w:tab/>
-        <w:t xml:space="preserve"> Test Step Expected Result: System flags anomaly and routed claim to review queue instantly.</w:t>
-      </w:r>
-    </w:p>
-    <w:p>
-      <w:r>
-        <w:tab/>
-        <w:t xml:space="preserve">Work Item ID: 1573 </w:t>
-        <w:tab/>
-        <w:t xml:space="preserve"> Module: AI Insights &amp; Anomaly Detection </w:t>
-        <w:tab/>
-        <w:t xml:space="preserve"> Name: False Positive Feedback Loop - Variant 22 </w:t>
-        <w:tab/>
-        <w:t xml:space="preserve"> Id: TC2358 </w:t>
-        <w:tab/>
-        <w:t xml:space="preserve"> Description: Verify dashboard UI component displays output from False Positive Feedback Loop </w:t>
-        <w:tab/>
-        <w:t xml:space="preserve"> Precondition: Historical baseline metrics ingested and indexed. </w:t>
-        <w:tab/>
-        <w:t xml:space="preserve"> Test Step: 1 </w:t>
-        <w:tab/>
-        <w:t xml:space="preserve"> Test Step Description: Trigger dashboard refresh and monitor response latency for False Positive Feedback Loop </w:t>
-        <w:tab/>
-        <w:t xml:space="preserve"> Test Step Expected Result: Visualization widget renders top trends with accurate confidence scores.</w:t>
-      </w:r>
-    </w:p>
-    <w:p>
-      <w:r>
-        <w:tab/>
-        <w:t xml:space="preserve">Work Item ID: 1572 </w:t>
-        <w:tab/>
-        <w:t xml:space="preserve"> Module: Claims Adjudication </w:t>
-        <w:tab/>
-        <w:t xml:space="preserve"> Name: Provider NPI Verification - Variant 10 </w:t>
-        <w:tab/>
-        <w:t xml:space="preserve"> Id: TC1885 </w:t>
-        <w:tab/>
-        <w:t xml:space="preserve"> Description: Verify adjudication engine logic for Provider NPI Verification </w:t>
-        <w:tab/>
-        <w:t xml:space="preserve"> Precondition: Claim adjudication rules engine initialized. </w:t>
-        <w:tab/>
-        <w:t xml:space="preserve"> Test Step: 1 </w:t>
-        <w:tab/>
-        <w:t xml:space="preserve"> Test Step Description: Ingest synthetic claim payload testing Provider NPI Verification into the engine </w:t>
-        <w:tab/>
-        <w:t xml:space="preserve"> Test Step Expected Result: Adjudication engine applies correct formula and outputs calculated totals.</w:t>
-      </w:r>
-    </w:p>
-    <w:p>
-      <w:r>
-        <w:tab/>
-        <w:t xml:space="preserve">Work Item ID: 1572 </w:t>
-        <w:tab/>
-        <w:t xml:space="preserve"> Module: Claims Adjudication </w:t>
-        <w:tab/>
-        <w:t xml:space="preserve"> Name: Corrected Claim Resubmission - Variant 25 </w:t>
-        <w:tab/>
-        <w:t xml:space="preserve"> Id: TC2497 </w:t>
-        <w:tab/>
-        <w:t xml:space="preserve"> Description: Verify adjudication engine logic for Corrected Claim Resubmission </w:t>
-        <w:tab/>
-        <w:t xml:space="preserve"> Precondition: Claim adjudication rules engine initialized. </w:t>
-        <w:tab/>
-        <w:t xml:space="preserve"> Test Step: 1 </w:t>
-        <w:tab/>
-        <w:t xml:space="preserve"> Test Step Description: Ingest synthetic claim payload testing Corrected Claim Resubmission into the engine </w:t>
-        <w:tab/>
-        <w:t xml:space="preserve"> Test Step Expected Result: Adjudication engine applies correct formula and outputs calculated totals.</w:t>
-      </w:r>
-    </w:p>
-    <w:p>
-      <w:r>
-        <w:tab/>
-        <w:t xml:space="preserve">Work Item ID: 1573 </w:t>
-        <w:tab/>
-        <w:t xml:space="preserve"> Module: AI Insights &amp; Anomaly Detection </w:t>
-        <w:tab/>
-        <w:t xml:space="preserve"> Name: Historical Baseline Comparison - Variant 24 </w:t>
-        <w:tab/>
-        <w:t xml:space="preserve"> Id: TC2448 </w:t>
-        <w:tab/>
-        <w:t xml:space="preserve"> Description: Verify accuracy and SLA metrics for Historical Baseline Comparison predictive execution </w:t>
-        <w:tab/>
-        <w:t xml:space="preserve"> Precondition: Model checkpoint v2.4 loaded in runtime environment. </w:t>
-        <w:tab/>
-        <w:t xml:space="preserve"> Test Step: 1 </w:t>
-        <w:tab/>
-        <w:t xml:space="preserve"> Test Step Description: Interact with AI insight card component for Historical Baseline Comparison </w:t>
-        <w:tab/>
-        <w:t xml:space="preserve"> Test Step Expected Result: Explanation model outputs clear feature contribution breakdown.</w:t>
-      </w:r>
-    </w:p>
-    <w:p>
-      <w:r>
-        <w:tab/>
-        <w:t xml:space="preserve">Work Item ID: 1572 </w:t>
-        <w:tab/>
-        <w:t xml:space="preserve"> Module: Claims Adjudication </w:t>
-        <w:tab/>
-        <w:t xml:space="preserve"> Name: Pre-authorization Check - Variant 27 </w:t>
-        <w:tab/>
-        <w:t xml:space="preserve"> Id: TC2545 </w:t>
-        <w:tab/>
-        <w:t xml:space="preserve"> Description: Verify adjudication engine logic for Pre-authorization Check </w:t>
-        <w:tab/>
-        <w:t xml:space="preserve"> Precondition: Claim adjudication rules engine initialized. </w:t>
-        <w:tab/>
-        <w:t xml:space="preserve"> Test Step: 1 </w:t>
-        <w:tab/>
-        <w:t xml:space="preserve"> Test Step Description: Ingest synthetic claim payload testing Pre-authorization Check into the engine </w:t>
-        <w:tab/>
-        <w:t xml:space="preserve"> Test Step Expected Result: Adjudication engine applies correct formula and outputs calculated totals.</w:t>
-      </w:r>
-    </w:p>
-    <w:p>
-      <w:r>
-        <w:tab/>
-        <w:t xml:space="preserve">Work Item ID: 1572 </w:t>
-        <w:tab/>
-        <w:t xml:space="preserve"> Module: Claims Adjudication </w:t>
-        <w:tab/>
-        <w:t xml:space="preserve"> Name: Adjustment Code Processing - Variant 6 </w:t>
-        <w:tab/>
-        <w:t xml:space="preserve"> Id: TC1723 </w:t>
-        <w:tab/>
-        <w:t xml:space="preserve"> Description: Verify system handles invalid or missing data during Adjustment Code Processing </w:t>
-        <w:tab/>
-        <w:t xml:space="preserve"> Precondition: Inbound EDI 837 claim processing queue online. </w:t>
-        <w:tab/>
-        <w:t xml:space="preserve"> Test Step: 1 </w:t>
-        <w:tab/>
-        <w:t xml:space="preserve"> Test Step Description: Submit claim batch containing edge case scenarios for Adjustment Code Processing </w:t>
-        <w:tab/>
-        <w:t xml:space="preserve"> Test Step Expected Result: System flags anomaly and routed claim to review queue instantly.</w:t>
-      </w:r>
-    </w:p>
-    <w:p>
-      <w:r>
-        <w:tab/>
-        <w:t xml:space="preserve">Work Item ID: 1572 </w:t>
-        <w:tab/>
-        <w:t xml:space="preserve"> Module: Claims Adjudication </w:t>
-        <w:tab/>
-        <w:t xml:space="preserve"> Name: Provider NPI Verification - Variant 15 </w:t>
-        <w:tab/>
-        <w:t xml:space="preserve"> Id: TC2085 </w:t>
-        <w:tab/>
-        <w:t xml:space="preserve"> Description: Verify adjudication engine logic for Provider NPI Verification </w:t>
-        <w:tab/>
-        <w:t xml:space="preserve"> Precondition: Claim adjudication rules engine initialized. </w:t>
-        <w:tab/>
-        <w:t xml:space="preserve"> Test Step: 1 </w:t>
-        <w:tab/>
-        <w:t xml:space="preserve"> Test Step Description: Ingest synthetic claim payload testing Provider NPI Verification into the engine </w:t>
-        <w:tab/>
-        <w:t xml:space="preserve"> Test Step Expected Result: Adjudication engine applies correct formula and outputs calculated totals.</w:t>
-      </w:r>
-    </w:p>
-    <w:p>
-      <w:r>
-        <w:tab/>
-        <w:t xml:space="preserve">Work Item ID: 1572 </w:t>
-        <w:tab/>
-        <w:t xml:space="preserve"> Module: Claims Adjudication </w:t>
-        <w:tab/>
-        <w:t xml:space="preserve"> Name: Primary vs Secondary Payer - Variant 17 </w:t>
-        <w:tab/>
-        <w:t xml:space="preserve"> Id: TC2159 </w:t>
-        <w:tab/>
-        <w:t xml:space="preserve"> Description: Verify system handles invalid or missing data during Primary vs Secondary Payer </w:t>
-        <w:tab/>
-        <w:t xml:space="preserve"> Precondition: Inbound EDI 837 claim processing queue online. </w:t>
-        <w:tab/>
-        <w:t xml:space="preserve"> Test Step: 1 </w:t>
-        <w:tab/>
-        <w:t xml:space="preserve"> Test Step Description: Submit claim batch containing edge case scenarios for Primary vs Secondary Payer </w:t>
-        <w:tab/>
-        <w:t xml:space="preserve"> Test Step Expected Result: System flags anomaly and routed claim to review queue instantly.</w:t>
-      </w:r>
-    </w:p>
-    <w:p>
-      <w:r>
-        <w:tab/>
-        <w:t xml:space="preserve">Work Item ID: 1573 </w:t>
-        <w:tab/>
-        <w:t xml:space="preserve"> Module: AI Insights &amp; Anomaly Detection </w:t>
-        <w:tab/>
-        <w:t xml:space="preserve"> Name: Historical Baseline Comparison - Variant 13 </w:t>
-        <w:tab/>
-        <w:t xml:space="preserve"> Id: TC2008 </w:t>
-        <w:tab/>
-        <w:t xml:space="preserve"> Description: Verify accuracy and SLA metrics for Historical Baseline Comparison predictive execution </w:t>
-        <w:tab/>
-        <w:t xml:space="preserve"> Precondition: Model checkpoint v2.4 loaded in runtime environment. </w:t>
-        <w:tab/>
-        <w:t xml:space="preserve"> Test Step: 1 </w:t>
-        <w:tab/>
-        <w:t xml:space="preserve"> Test Step Description: Interact with AI insight card component for Historical Baseline Comparison </w:t>
-        <w:tab/>
-        <w:t xml:space="preserve"> Test Step Expected Result: Explanation model outputs clear feature contribution breakdown.</w:t>
-      </w:r>
-    </w:p>
-    <w:p>
-      <w:r>
-        <w:tab/>
-        <w:t xml:space="preserve">Work Item ID: 1573 </w:t>
-        <w:tab/>
-        <w:t xml:space="preserve"> Module: AI Insights &amp; Anomaly Detection </w:t>
-        <w:tab/>
-        <w:t xml:space="preserve"> Name: SLA Performance Tracking - Variant 1 </w:t>
-        <w:tab/>
-        <w:t xml:space="preserve"> Id: TC1530 </w:t>
-        <w:tab/>
-        <w:t xml:space="preserve"> Description: Verify dashboard UI component displays output from SLA Performance Tracking </w:t>
-        <w:tab/>
-        <w:t xml:space="preserve"> Precondition: Historical baseline metrics ingested and indexed. </w:t>
-        <w:tab/>
-        <w:t xml:space="preserve"> Test Step: 1 </w:t>
-        <w:tab/>
-        <w:t xml:space="preserve"> Test Step Description: Trigger dashboard refresh and monitor response latency for SLA Performance Tracking </w:t>
-        <w:tab/>
-        <w:t xml:space="preserve"> Test Step Expected Result: Visualization widget renders top trends with accurate confidence scores.</w:t>
-      </w:r>
-    </w:p>
-    <w:p>
-      <w:r>
-        <w:tab/>
-        <w:t xml:space="preserve">Work Item ID: 1572 </w:t>
-        <w:tab/>
-        <w:t xml:space="preserve"> Module: Claims Adjudication </w:t>
-        <w:tab/>
-        <w:t xml:space="preserve"> Name: Adjustment Code Processing - Variant 25 </w:t>
-        <w:tab/>
-        <w:t xml:space="preserve"> Id: TC2483 </w:t>
-        <w:tab/>
-        <w:t xml:space="preserve"> Description: Verify system handles invalid or missing data during Adjustment Code Processing </w:t>
-        <w:tab/>
-        <w:t xml:space="preserve"> Precondition: Inbound EDI 837 claim processing queue online. </w:t>
-        <w:tab/>
-        <w:t xml:space="preserve"> Test Step: 1 </w:t>
-        <w:tab/>
-        <w:t xml:space="preserve"> Test Step Description: Submit claim batch containing edge case scenarios for Adjustment Code Processing </w:t>
-        <w:tab/>
-        <w:t xml:space="preserve"> Test Step Expected Result: System flags anomaly and routed claim to review queue instantly.</w:t>
-      </w:r>
-    </w:p>
-    <w:p>
-      <w:r>
-        <w:tab/>
-        <w:t xml:space="preserve">Work Item ID: 1573 </w:t>
-        <w:tab/>
-        <w:t xml:space="preserve"> Module: AI Insights &amp; Anomaly Detection </w:t>
-        <w:tab/>
-        <w:t xml:space="preserve"> Name: False Positive Feedback Loop - Variant 10 </w:t>
-        <w:tab/>
-        <w:t xml:space="preserve"> Id: TC1878 </w:t>
-        <w:tab/>
-        <w:t xml:space="preserve"> Description: Verify dashboard UI component displays output from False Positive Feedback Loop </w:t>
-        <w:tab/>
-        <w:t xml:space="preserve"> Precondition: Historical baseline metrics ingested and indexed. </w:t>
-        <w:tab/>
-        <w:t xml:space="preserve"> Test Step: 1 </w:t>
-        <w:tab/>
-        <w:t xml:space="preserve"> Test Step Description: Trigger dashboard refresh and monitor response latency for False Positive Feedback Loop </w:t>
-        <w:tab/>
-        <w:t xml:space="preserve"> Test Step Expected Result: Visualization widget renders top trends with accurate confidence scores.</w:t>
-      </w:r>
-    </w:p>
-    <w:p>
-      <w:r>
-        <w:tab/>
-        <w:t xml:space="preserve">Work Item ID: 1573 </w:t>
-        <w:tab/>
-        <w:t xml:space="preserve"> Module: AI Insights &amp; Anomaly Detection </w:t>
-        <w:tab/>
-        <w:t xml:space="preserve"> Name: False Positive Feedback Loop - Variant 12 </w:t>
-        <w:tab/>
-        <w:t xml:space="preserve"> Id: TC1958 </w:t>
-        <w:tab/>
-        <w:t xml:space="preserve"> Description: Verify dashboard UI component displays output from False Positive Feedback Loop </w:t>
-        <w:tab/>
-        <w:t xml:space="preserve"> Precondition: Historical baseline metrics ingested and indexed. </w:t>
-        <w:tab/>
-        <w:t xml:space="preserve"> Test Step: 1 </w:t>
-        <w:tab/>
-        <w:t xml:space="preserve"> Test Step Description: Trigger dashboard refresh and monitor response latency for False Positive Feedback Loop </w:t>
-        <w:tab/>
-        <w:t xml:space="preserve"> Test Step Expected Result: Visualization widget renders top trends with accurate confidence scores.</w:t>
-      </w:r>
-    </w:p>
-    <w:p>
-      <w:r>
-        <w:tab/>
-        <w:t xml:space="preserve">Work Item ID: 1573 </w:t>
-        <w:tab/>
-        <w:t xml:space="preserve"> Module: AI Insights &amp; Anomaly Detection </w:t>
-        <w:tab/>
-        <w:t xml:space="preserve"> Name: Automated Summary Generation - Variant 5 </w:t>
-        <w:tab/>
-        <w:t xml:space="preserve"> Id: TC1698 </w:t>
-        <w:tab/>
-        <w:t xml:space="preserve"> Description: Verify dashboard UI component displays output from Automated Summary Generation </w:t>
-        <w:tab/>
-        <w:t xml:space="preserve"> Precondition: Historical baseline metrics ingested and indexed. </w:t>
-        <w:tab/>
-        <w:t xml:space="preserve"> Test Step: 1 </w:t>
-        <w:tab/>
-        <w:t xml:space="preserve"> Test Step Description: Trigger dashboard refresh and monitor response latency for Automated Summary Generation </w:t>
-        <w:tab/>
-        <w:t xml:space="preserve"> Test Step Expected Result: Visualization widget renders top trends with accurate confidence scores.</w:t>
-      </w:r>
-    </w:p>
-    <w:p>
-      <w:r>
-        <w:tab/>
-        <w:t xml:space="preserve">Work Item ID: 1572 </w:t>
-        <w:tab/>
-        <w:t xml:space="preserve"> Module: Claims Adjudication </w:t>
-        <w:tab/>
-        <w:t xml:space="preserve"> Name: Interest Penalty Calculation - Variant 13 </w:t>
-        <w:tab/>
-        <w:t xml:space="preserve"> Id: TC2019 </w:t>
-        <w:tab/>
-        <w:t xml:space="preserve"> Description: Verify system handles invalid or missing data during Interest Penalty Calculation </w:t>
-        <w:tab/>
-        <w:t xml:space="preserve"> Precondition: Inbound EDI 837 claim processing queue online. </w:t>
-        <w:tab/>
-        <w:t xml:space="preserve"> Test Step: 1 </w:t>
-        <w:tab/>
-        <w:t xml:space="preserve"> Test Step Description: Submit claim batch containing edge case scenarios for Interest Penalty Calculation </w:t>
-        <w:tab/>
-        <w:t xml:space="preserve"> Test Step Expected Result: System flags anomaly and routed claim to review queue instantly.</w:t>
-      </w:r>
-    </w:p>
-    <w:p>
-      <w:r>
-        <w:tab/>
-        <w:t xml:space="preserve">Work Item ID: 1572 </w:t>
-        <w:tab/>
-        <w:t xml:space="preserve"> Module: Claims Adjudication </w:t>
-        <w:tab/>
-        <w:t xml:space="preserve"> Name: Adjustment Code Processing - Variant 15 </w:t>
-        <w:tab/>
-        <w:t xml:space="preserve"> Id: TC2083 </w:t>
-        <w:tab/>
-        <w:t xml:space="preserve"> Description: Verify system handles invalid or missing data during Adjustment Code Processing </w:t>
-        <w:tab/>
-        <w:t xml:space="preserve"> Precondition: Inbound EDI 837 claim processing queue online. </w:t>
-        <w:tab/>
-        <w:t xml:space="preserve"> Test Step: 1 </w:t>
-        <w:tab/>
-        <w:t xml:space="preserve"> Test Step Description: Submit claim batch containing edge case scenarios for Adjustment Code Processing </w:t>
-        <w:tab/>
-        <w:t xml:space="preserve"> Test Step Expected Result: System flags anomaly and routed claim to review queue instantly.</w:t>
-      </w:r>
-    </w:p>
-    <w:p>
-      <w:r>
-        <w:tab/>
-        <w:t xml:space="preserve">Work Item ID: 1572 </w:t>
-        <w:tab/>
-        <w:t xml:space="preserve"> Module: Claims Adjudication </w:t>
-        <w:tab/>
-        <w:t xml:space="preserve"> Name: Pre-authorization Check - Variant 21 </w:t>
-        <w:tab/>
-        <w:t xml:space="preserve"> Id: TC2305 </w:t>
-        <w:tab/>
-        <w:t xml:space="preserve"> Description: Verify adjudication engine logic for Pre-authorization Check </w:t>
-        <w:tab/>
-        <w:t xml:space="preserve"> Precondition: Claim adjudication rules engine initialized. </w:t>
-        <w:tab/>
-        <w:t xml:space="preserve"> Test Step: 1 </w:t>
-        <w:tab/>
-        <w:t xml:space="preserve"> Test Step Description: Ingest synthetic claim payload testing Pre-authorization Check into the engine </w:t>
-        <w:tab/>
-        <w:t xml:space="preserve"> Test Step Expected Result: Adjudication engine applies correct formula and outputs calculated totals.</w:t>
-      </w:r>
-    </w:p>
-    <w:p>
-      <w:r>
-        <w:tab/>
-        <w:t xml:space="preserve">Work Item ID: 1573 </w:t>
-        <w:tab/>
-        <w:t xml:space="preserve"> Module: AI Insights &amp; Anomaly Detection </w:t>
-        <w:tab/>
-        <w:t xml:space="preserve"> Name: Data Pipeline Health Monitor - Variant 6 </w:t>
-        <w:tab/>
-        <w:t xml:space="preserve"> Id: TC1732 </w:t>
-        <w:tab/>
-        <w:t xml:space="preserve"> Description: Verify accuracy and SLA metrics for Data Pipeline Health Monitor predictive execution </w:t>
-        <w:tab/>
-        <w:t xml:space="preserve"> Precondition: Model checkpoint v2.4 loaded in runtime environment. </w:t>
-        <w:tab/>
-        <w:t xml:space="preserve"> Test Step: 1 </w:t>
-        <w:tab/>
-        <w:t xml:space="preserve"> Test Step Description: Interact with AI insight card component for Data Pipeline Health Monitor </w:t>
-        <w:tab/>
-        <w:t xml:space="preserve"> Test Step Expected Result: Explanation model outputs clear feature contribution breakdown.</w:t>
-      </w:r>
-    </w:p>
-    <w:p>
-      <w:r>
-        <w:tab/>
-        <w:t xml:space="preserve">Work Item ID: 1572 </w:t>
-        <w:tab/>
-        <w:t xml:space="preserve"> Module: Claims Adjudication </w:t>
-        <w:tab/>
-        <w:t xml:space="preserve"> Name: Tax ID Validation - Variant 1 </w:t>
-        <w:tab/>
-        <w:t xml:space="preserve"> Id: TC1535 </w:t>
-        <w:tab/>
-        <w:t xml:space="preserve"> Description: Verify system handles invalid or missing data during Tax ID Validation </w:t>
-        <w:tab/>
-        <w:t xml:space="preserve"> Precondition: Inbound EDI 837 claim processing queue online. </w:t>
-        <w:tab/>
-        <w:t xml:space="preserve"> Test Step: 1 </w:t>
-        <w:tab/>
-        <w:t xml:space="preserve"> Test Step Description: Submit claim batch containing edge case scenarios for Tax ID Validation </w:t>
-        <w:tab/>
-        <w:t xml:space="preserve"> Test Step Expected Result: System flags anomaly and routed claim to review queue instantly.</w:t>
-      </w:r>
-    </w:p>
-    <w:p>
-      <w:r>
-        <w:tab/>
-        <w:t xml:space="preserve">Work Item ID: 1573 </w:t>
-        <w:tab/>
-        <w:t xml:space="preserve"> Module: AI Insights &amp; Anomaly Detection </w:t>
-        <w:tab/>
-        <w:t xml:space="preserve"> Name: SLA Performance Tracking - Variant 5 </w:t>
-        <w:tab/>
-        <w:t xml:space="preserve"> Id: TC1690 </w:t>
-        <w:tab/>
-        <w:t xml:space="preserve"> Description: Verify dashboard UI component displays output from SLA Performance Tracking </w:t>
-        <w:tab/>
-        <w:t xml:space="preserve"> Precondition: Historical baseline metrics ingested and indexed. </w:t>
-        <w:tab/>
-        <w:t xml:space="preserve"> Test Step: 1 </w:t>
-        <w:tab/>
-        <w:t xml:space="preserve"> Test Step Description: Trigger dashboard refresh and monitor response latency for SLA Performance Tracking </w:t>
-        <w:tab/>
-        <w:t xml:space="preserve"> Test Step Expected Result: Visualization widget renders top trends with accurate confidence scores.</w:t>
-      </w:r>
-    </w:p>
-    <w:p>
-      <w:r>
-        <w:tab/>
-        <w:t xml:space="preserve">Work Item ID: 1572 </w:t>
-        <w:tab/>
-        <w:t xml:space="preserve"> Module: Claims Adjudication </w:t>
-        <w:tab/>
-        <w:t xml:space="preserve"> Name: Claim Line Item Split - Variant 19 </w:t>
-        <w:tab/>
-        <w:t xml:space="preserve"> Id: TC2229 </w:t>
-        <w:tab/>
-        <w:t xml:space="preserve"> Description: Verify adjudication engine logic for Claim Line Item Split </w:t>
-        <w:tab/>
-        <w:t xml:space="preserve"> Precondition: Claim adjudication rules engine initialized. </w:t>
-        <w:tab/>
-        <w:t xml:space="preserve"> Test Step: 1 </w:t>
-        <w:tab/>
-        <w:t xml:space="preserve"> Test Step Description: Ingest synthetic claim payload testing Claim Line Item Split into the engine </w:t>
-        <w:tab/>
-        <w:t xml:space="preserve"> Test Step Expected Result: Adjudication engine applies correct formula and outputs calculated totals.</w:t>
-      </w:r>
-    </w:p>
-    <w:p>
-      <w:r>
-        <w:tab/>
-        <w:t xml:space="preserve">Work Item ID: 1573 </w:t>
-        <w:tab/>
-        <w:t xml:space="preserve"> Module: AI Insights &amp; Anomaly Detection </w:t>
-        <w:tab/>
-        <w:t xml:space="preserve"> Name: Patient Risk Stratification - Variant 18 </w:t>
-        <w:tab/>
-        <w:t xml:space="preserve"> Id: TC2216 </w:t>
-        <w:tab/>
-        <w:t xml:space="preserve"> Description: Verify accuracy and SLA metrics for Patient Risk Stratification predictive execution </w:t>
-        <w:tab/>
-        <w:t xml:space="preserve"> Precondition: Model checkpoint v2.4 loaded in runtime environment. </w:t>
-        <w:tab/>
-        <w:t xml:space="preserve"> Test Step: 1 </w:t>
-        <w:tab/>
-        <w:t xml:space="preserve"> Test Step Description: Interact with AI insight card component for Patient Risk Stratification </w:t>
-        <w:tab/>
-        <w:t xml:space="preserve"> Test Step Expected Result: Explanation model outputs clear feature contribution breakdown.</w:t>
-      </w:r>
-    </w:p>
-    <w:p>
-      <w:r>
-        <w:tab/>
-        <w:t xml:space="preserve">Work Item ID: 1573 </w:t>
-        <w:tab/>
-        <w:t xml:space="preserve"> Module: AI Insights &amp; Anomaly Detection </w:t>
-        <w:tab/>
-        <w:t xml:space="preserve"> Name: Recommendation Engine Ranking - Variant 25 </w:t>
-        <w:tab/>
-        <w:t xml:space="preserve"> Id: TC2470 </w:t>
-        <w:tab/>
-        <w:t xml:space="preserve"> Description: Verify dashboard UI component displays output from Recommendation Engine Ranking </w:t>
-        <w:tab/>
-        <w:t xml:space="preserve"> Precondition: Historical baseline metrics ingested and indexed. </w:t>
-        <w:tab/>
-        <w:t xml:space="preserve"> Test Step: 1 </w:t>
-        <w:tab/>
-        <w:t xml:space="preserve"> Test Step Description: Trigger dashboard refresh and monitor response latency for Recommendation Engine Ranking </w:t>
-        <w:tab/>
-        <w:t xml:space="preserve"> Test Step Expected Result: Visualization widget renders top trends with accurate confidence scores.</w:t>
-      </w:r>
-    </w:p>
-    <w:p>
-      <w:r>
-        <w:tab/>
-        <w:t xml:space="preserve">Work Item ID: 1572 </w:t>
-        <w:tab/>
-        <w:t xml:space="preserve"> Module: Claims Adjudication </w:t>
-        <w:tab/>
-        <w:t xml:space="preserve"> Name: Interest Penalty Calculation - Variant 18 </w:t>
-        <w:tab/>
-        <w:t xml:space="preserve"> Id: TC2219 </w:t>
-        <w:tab/>
-        <w:t xml:space="preserve"> Description: Verify system handles invalid or missing data during Interest Penalty Calculation </w:t>
-        <w:tab/>
-        <w:t xml:space="preserve"> Precondition: Inbound EDI 837 claim processing queue online. </w:t>
-        <w:tab/>
-        <w:t xml:space="preserve"> Test Step: 1 </w:t>
-        <w:tab/>
-        <w:t xml:space="preserve"> Test Step Description: Submit claim batch containing edge case scenarios for Interest Penalty Calculation </w:t>
-        <w:tab/>
-        <w:t xml:space="preserve"> Test Step Expected Result: System flags anomaly and routed claim to review queue instantly.</w:t>
-      </w:r>
-    </w:p>
-    <w:p>
-      <w:r>
-        <w:tab/>
-        <w:t xml:space="preserve">Work Item ID: 1573 </w:t>
-        <w:tab/>
-        <w:t xml:space="preserve"> Module: AI Insights &amp; Anomaly Detection </w:t>
-        <w:tab/>
-        <w:t xml:space="preserve"> Name: Cost Spike Detection - Variant 26 </w:t>
-        <w:tab/>
-        <w:t xml:space="preserve"> Id: TC2506 </w:t>
-        <w:tab/>
-        <w:t xml:space="preserve"> Description: Verify dashboard UI component displays output from Cost Spike Detection </w:t>
-        <w:tab/>
-        <w:t xml:space="preserve"> Precondition: Historical baseline metrics ingested and indexed. </w:t>
-        <w:tab/>
-        <w:t xml:space="preserve"> Test Step: 1 </w:t>
-        <w:tab/>
-        <w:t xml:space="preserve"> Test Step Description: Trigger dashboard refresh and monitor response latency for Cost Spike Detection </w:t>
-        <w:tab/>
-        <w:t xml:space="preserve"> Test Step Expected Result: Visualization widget renders top trends with accurate confidence scores.</w:t>
-      </w:r>
-    </w:p>
-    <w:p>
-      <w:r>
-        <w:tab/>
-        <w:t xml:space="preserve">Work Item ID: 1573 </w:t>
-        <w:tab/>
-        <w:t xml:space="preserve"> Module: AI Insights &amp; Anomaly Detection </w:t>
-        <w:tab/>
-        <w:t xml:space="preserve"> Name: Cost Spike Detection - Variant 17 </w:t>
-        <w:tab/>
-        <w:t xml:space="preserve"> Id: TC2146 </w:t>
-        <w:tab/>
-        <w:t xml:space="preserve"> Description: Verify dashboard UI component displays output from Cost Spike Detection </w:t>
-        <w:tab/>
-        <w:t xml:space="preserve"> Precondition: Historical baseline metrics ingested and indexed. </w:t>
-        <w:tab/>
-        <w:t xml:space="preserve"> Test Step: 1 </w:t>
-        <w:tab/>
-        <w:t xml:space="preserve"> Test Step Description: Trigger dashboard refresh and monitor response latency for Cost Spike Detection </w:t>
-        <w:tab/>
-        <w:t xml:space="preserve"> Test Step Expected Result: Visualization widget renders top trends with accurate confidence scores.</w:t>
-      </w:r>
-    </w:p>
-    <w:p>
-      <w:r>
-        <w:tab/>
-        <w:t xml:space="preserve">Work Item ID: 1573 </w:t>
-        <w:tab/>
-        <w:t xml:space="preserve"> Module: AI Insights &amp; Anomaly Detection </w:t>
-        <w:tab/>
-        <w:t xml:space="preserve"> Name: False Positive Feedback Loop - Variant 14 </w:t>
-        <w:tab/>
-        <w:t xml:space="preserve"> Id: TC2038 </w:t>
-        <w:tab/>
-        <w:t xml:space="preserve"> Description: Verify dashboard UI component displays output from False Positive Feedback Loop </w:t>
-        <w:tab/>
-        <w:t xml:space="preserve"> Precondition: Historical baseline metrics ingested and indexed. </w:t>
-        <w:tab/>
-        <w:t xml:space="preserve"> Test Step: 1 </w:t>
-        <w:tab/>
-        <w:t xml:space="preserve"> Test Step Description: Trigger dashboard refresh and monitor response latency for False Positive Feedback Loop </w:t>
-        <w:tab/>
-        <w:t xml:space="preserve"> Test Step Expected Result: Visualization widget renders top trends with accurate confidence scores.</w:t>
-      </w:r>
-    </w:p>
-    <w:p>
-      <w:r>
-        <w:tab/>
-        <w:t xml:space="preserve">Work Item ID: 1573 </w:t>
-        <w:tab/>
-        <w:t xml:space="preserve"> Module: AI Insights &amp; Anomaly Detection </w:t>
-        <w:tab/>
-        <w:t xml:space="preserve"> Name: False Positive Feedback Loop - Variant 28 </w:t>
-        <w:tab/>
-        <w:t xml:space="preserve"> Id: TC2598 </w:t>
-        <w:tab/>
-        <w:t xml:space="preserve"> Description: Verify dashboard UI component displays output from False Positive Feedback Loop </w:t>
-        <w:tab/>
-        <w:t xml:space="preserve"> Precondition: Historical baseline metrics ingested and indexed. </w:t>
-        <w:tab/>
-        <w:t xml:space="preserve"> Test Step: 1 </w:t>
-        <w:tab/>
-        <w:t xml:space="preserve"> Test Step Description: Trigger dashboard refresh and monitor response latency for False Positive Feedback Loop </w:t>
-        <w:tab/>
-        <w:t xml:space="preserve"> Test Step Expected Result: Visualization widget renders top trends with accurate confidence scores.</w:t>
-      </w:r>
-    </w:p>
-    <w:p>
-      <w:r>
-        <w:tab/>
-        <w:t xml:space="preserve">Work Item ID: 1573 </w:t>
-        <w:tab/>
-        <w:t xml:space="preserve"> Module: AI Insights &amp; Anomaly Detection </w:t>
-        <w:tab/>
-        <w:t xml:space="preserve"> Name: Explanation Tooltip Generation - Variant 21 </w:t>
-        <w:tab/>
-        <w:t xml:space="preserve"> Id: TC2322 </w:t>
-        <w:tab/>
-        <w:t xml:space="preserve"> Description: Verify dashboard UI component displays output from Explanation Tooltip Generation </w:t>
-        <w:tab/>
-        <w:t xml:space="preserve"> Precondition: Historical baseline metrics ingested and indexed. </w:t>
-        <w:tab/>
-        <w:t xml:space="preserve"> Test Step: 1 </w:t>
-        <w:tab/>
-        <w:t xml:space="preserve"> Test Step Description: Trigger dashboard refresh and monitor response latency for Explanation Tooltip Generation </w:t>
-        <w:tab/>
-        <w:t xml:space="preserve"> Test Step Expected Result: Visualization widget renders top trends with accurate confidence scores.</w:t>
-      </w:r>
-    </w:p>
-    <w:p>
-      <w:r>
-        <w:tab/>
-        <w:t xml:space="preserve">Work Item ID: 1572 </w:t>
-        <w:tab/>
-        <w:t xml:space="preserve"> Module: Claims Adjudication </w:t>
-        <w:tab/>
-        <w:t xml:space="preserve"> Name: Denial Code ERR-ENR-02 - Variant 22 </w:t>
-        <w:tab/>
-        <w:t xml:space="preserve"> Id: TC2361 </w:t>
-        <w:tab/>
-        <w:t xml:space="preserve"> Description: Verify adjudication engine logic for Denial Code ERR-ENR-02 </w:t>
-        <w:tab/>
-        <w:t xml:space="preserve"> Precondition: Claim adjudication rules engine initialized. </w:t>
-        <w:tab/>
-        <w:t xml:space="preserve"> Test Step: 1 </w:t>
-        <w:tab/>
-        <w:t xml:space="preserve"> Test Step Description: Ingest synthetic claim payload testing Denial Code ERR-ENR-02 into the engine </w:t>
-        <w:tab/>
-        <w:t xml:space="preserve"> Test Step Expected Result: Adjudication engine applies correct formula and outputs calculated totals.</w:t>
-      </w:r>
-    </w:p>
-    <w:p>
-      <w:r>
-        <w:tab/>
-        <w:t xml:space="preserve">Work Item ID: 1573 </w:t>
-        <w:tab/>
-        <w:t xml:space="preserve"> Module: AI Insights &amp; Anomaly Detection </w:t>
-        <w:tab/>
-        <w:t xml:space="preserve"> Name: Model Drift Monitoring - Variant 17 </w:t>
-        <w:tab/>
-        <w:t xml:space="preserve"> Id: TC2148 </w:t>
-        <w:tab/>
-        <w:t xml:space="preserve"> Description: Verify accuracy and SLA metrics for Model Drift Monitoring predictive execution </w:t>
-        <w:tab/>
-        <w:t xml:space="preserve"> Precondition: Model checkpoint v2.4 loaded in runtime environment. </w:t>
-        <w:tab/>
-        <w:t xml:space="preserve"> Test Step: 1 </w:t>
-        <w:tab/>
-        <w:t xml:space="preserve"> Test Step Description: Interact with AI insight card component for Model Drift Monitoring </w:t>
-        <w:tab/>
-        <w:t xml:space="preserve"> Test Step Expected Result: Explanation model outputs clear feature contribution breakdown.</w:t>
-      </w:r>
-    </w:p>
-    <w:p>
-      <w:r>
-        <w:tab/>
-        <w:t xml:space="preserve">Work Item ID: 1573 </w:t>
-        <w:tab/>
-        <w:t xml:space="preserve"> Module: AI Insights &amp; Anomaly Detection </w:t>
-        <w:tab/>
-        <w:t xml:space="preserve"> Name: SLA Performance Tracking - Variant 11 </w:t>
-        <w:tab/>
-        <w:t xml:space="preserve"> Id: TC1930 </w:t>
-        <w:tab/>
-        <w:t xml:space="preserve"> Description: Verify dashboard UI component displays output from SLA Performance Tracking </w:t>
-        <w:tab/>
-        <w:t xml:space="preserve"> Precondition: Historical baseline metrics ingested and indexed. </w:t>
-        <w:tab/>
-        <w:t xml:space="preserve"> Test Step: 1 </w:t>
-        <w:tab/>
-        <w:t xml:space="preserve"> Test Step Description: Trigger dashboard refresh and monitor response latency for SLA Performance Tracking </w:t>
-        <w:tab/>
-        <w:t xml:space="preserve"> Test Step Expected Result: Visualization widget renders top trends with accurate confidence scores.</w:t>
-      </w:r>
-    </w:p>
-    <w:p>
-      <w:r>
-        <w:tab/>
-        <w:t xml:space="preserve">Work Item ID: 1572 </w:t>
-        <w:tab/>
-        <w:t xml:space="preserve"> Module: Claims Adjudication </w:t>
-        <w:tab/>
-        <w:t xml:space="preserve"> Name: Timely Filing Limit Edge - Variant 3 </w:t>
-        <w:tab/>
-        <w:t xml:space="preserve"> Id: TC1597 </w:t>
-        <w:tab/>
-        <w:t xml:space="preserve"> Description: Verify adjudication engine logic for Timely Filing Limit Edge </w:t>
-        <w:tab/>
-        <w:t xml:space="preserve"> Precondition: Claim adjudication rules engine initialized. </w:t>
-        <w:tab/>
-        <w:t xml:space="preserve"> Test Step: 1 </w:t>
-        <w:tab/>
-        <w:t xml:space="preserve"> Test Step Description: Ingest synthetic claim payload testing Timely Filing Limit Edge into the engine </w:t>
-        <w:tab/>
-        <w:t xml:space="preserve"> Test Step Expected Result: Adjudication engine applies correct formula and outputs calculated totals.</w:t>
-      </w:r>
-    </w:p>
-    <w:p>
-      <w:r>
-        <w:tab/>
-        <w:t xml:space="preserve">Work Item ID: 1573 </w:t>
-        <w:tab/>
-        <w:t xml:space="preserve"> Module: AI Insights &amp; Anomaly Detection </w:t>
-        <w:tab/>
-        <w:t xml:space="preserve"> Name: Explanation Tooltip Generation - Variant 16 </w:t>
-        <w:tab/>
-        <w:t xml:space="preserve"> Id: TC2122 </w:t>
-        <w:tab/>
-        <w:t xml:space="preserve"> Description: Verify dashboard UI component displays output from Explanation Tooltip Generation </w:t>
-        <w:tab/>
-        <w:t xml:space="preserve"> Precondition: Historical baseline metrics ingested and indexed. </w:t>
-        <w:tab/>
-        <w:t xml:space="preserve"> Test Step: 1 </w:t>
-        <w:tab/>
-        <w:t xml:space="preserve"> Test Step Description: Trigger dashboard refresh and monitor response latency for Explanation Tooltip Generation </w:t>
-        <w:tab/>
-        <w:t xml:space="preserve"> Test Step Expected Result: Visualization widget renders top trends with accurate confidence scores.</w:t>
-      </w:r>
-    </w:p>
-    <w:p>
-      <w:r>
-        <w:tab/>
-        <w:t xml:space="preserve">Work Item ID: 1572 </w:t>
-        <w:tab/>
-        <w:t xml:space="preserve"> Module: Claims Adjudication </w:t>
-        <w:tab/>
-        <w:t xml:space="preserve"> Name: Tax ID Validation - Variant 28 </w:t>
-        <w:tab/>
-        <w:t xml:space="preserve"> Id: TC2615 </w:t>
-        <w:tab/>
-        <w:t xml:space="preserve"> Description: Verify system handles invalid or missing data during Tax ID Validation </w:t>
-        <w:tab/>
-        <w:t xml:space="preserve"> Precondition: Inbound EDI 837 claim processing queue online. </w:t>
-        <w:tab/>
-        <w:t xml:space="preserve"> Test Step: 1 </w:t>
-        <w:tab/>
-        <w:t xml:space="preserve"> Test Step Description: Submit claim batch containing edge case scenarios for Tax ID Validation </w:t>
-        <w:tab/>
-        <w:t xml:space="preserve"> Test Step Expected Result: System flags anomaly and routed claim to review queue instantly.</w:t>
-      </w:r>
-    </w:p>
-    <w:p>
-      <w:r>
-        <w:tab/>
-        <w:t xml:space="preserve">Work Item ID: 1572 </w:t>
-        <w:tab/>
-        <w:t xml:space="preserve"> Module: Claims Adjudication </w:t>
-        <w:tab/>
-        <w:t xml:space="preserve"> Name: Claim Line Item Split - Variant 29 </w:t>
-        <w:tab/>
-        <w:t xml:space="preserve"> Id: TC2629 </w:t>
-        <w:tab/>
-        <w:t xml:space="preserve"> Description: Verify adjudication engine logic for Claim Line Item Split </w:t>
-        <w:tab/>
-        <w:t xml:space="preserve"> Precondition: Claim adjudication rules engine initialized. </w:t>
-        <w:tab/>
-        <w:t xml:space="preserve"> Test Step: 1 </w:t>
-        <w:tab/>
-        <w:t xml:space="preserve"> Test Step Description: Ingest synthetic claim payload testing Claim Line Item Split into the engine </w:t>
-        <w:tab/>
-        <w:t xml:space="preserve"> Test Step Expected Result: Adjudication engine applies correct formula and outputs calculated totals.</w:t>
-      </w:r>
-    </w:p>
-    <w:p>
-      <w:r>
-        <w:tab/>
-        <w:t xml:space="preserve">Work Item ID: 1573 </w:t>
-        <w:tab/>
-        <w:t xml:space="preserve"> Module: AI Insights &amp; Anomaly Detection </w:t>
-        <w:tab/>
-        <w:t xml:space="preserve"> Name: Custom Threshold Setting - Variant 5 </w:t>
-        <w:tab/>
-        <w:t xml:space="preserve"> Id: TC1686 </w:t>
-        <w:tab/>
-        <w:t xml:space="preserve"> Description: Verify dashboard UI component displays output from Custom Threshold Setting </w:t>
-        <w:tab/>
-        <w:t xml:space="preserve"> Precondition: Historical baseline metrics ingested and indexed. </w:t>
-        <w:tab/>
-        <w:t xml:space="preserve"> Test Step: 1 </w:t>
-        <w:tab/>
-        <w:t xml:space="preserve"> Test Step Description: Trigger dashboard refresh and monitor response latency for Custom Threshold Setting </w:t>
-        <w:tab/>
-        <w:t xml:space="preserve"> Test Step Expected Result: Visualization widget renders top trends with accurate confidence scores.</w:t>
-      </w:r>
-    </w:p>
-    <w:p>
-      <w:r>
-        <w:tab/>
-        <w:t xml:space="preserve">Work Item ID: 1572 </w:t>
-        <w:tab/>
-        <w:t xml:space="preserve"> Module: Claims Adjudication </w:t>
-        <w:tab/>
-        <w:t xml:space="preserve"> Name: Batch Claim Ingestion - Variant 29 </w:t>
-        <w:tab/>
-        <w:t xml:space="preserve"> Id: TC2651 </w:t>
-        <w:tab/>
-        <w:t xml:space="preserve"> Description: Verify system handles invalid or missing data during Batch Claim Ingestion </w:t>
-        <w:tab/>
-        <w:t xml:space="preserve"> Precondition: Inbound EDI 837 claim processing queue online. </w:t>
-        <w:tab/>
-        <w:t xml:space="preserve"> Test Step: 1 </w:t>
-        <w:tab/>
-        <w:t xml:space="preserve"> Test Step Description: Submit claim batch containing edge case scenarios for Batch Claim Ingestion </w:t>
-        <w:tab/>
-        <w:t xml:space="preserve"> Test Step Expected Result: System flags anomaly and routed claim to review queue instantly.</w:t>
-      </w:r>
-    </w:p>
-    <w:p>
-      <w:r>
-        <w:tab/>
-        <w:t xml:space="preserve">Work Item ID: 1573 </w:t>
-        <w:tab/>
-        <w:t xml:space="preserve"> Module: AI Insights &amp; Anomaly Detection </w:t>
-        <w:tab/>
-        <w:t xml:space="preserve"> Name: Negative - API Gateway Timeout </w:t>
-        <w:tab/>
-        <w:t xml:space="preserve"> Id: TC038 </w:t>
-        <w:tab/>
-        <w:t xml:space="preserve"> Description: Verify system message presentation layers when database connections time out </w:t>
-        <w:tab/>
-        <w:t xml:space="preserve"> Precondition: Telemetry services unavailable. </w:t>
-        <w:tab/>
-        <w:t xml:space="preserve"> Test Step: 1 </w:t>
-        <w:tab/>
-        <w:t xml:space="preserve"> Test Step Description: Force an artificial data refresh sequence during downstream infrastructure downtime. </w:t>
-        <w:tab/>
-        <w:t xml:space="preserve"> Test Step Expected Result: Dashboard handles timeout exception gracefully, rendering an alert mask: 'Analytics Data Synchronizer unavailable. Please retry later.'</w:t>
-      </w:r>
-    </w:p>
-    <w:p>
-      <w:r>
-        <w:tab/>
-        <w:t xml:space="preserve">Work Item ID: 1572 </w:t>
-        <w:tab/>
-        <w:t xml:space="preserve"> Module: Claims Adjudication </w:t>
-        <w:tab/>
-        <w:t xml:space="preserve"> Name: EOB Document Generation - Variant 4 </w:t>
-        <w:tab/>
-        <w:t xml:space="preserve"> Id: TC1627 </w:t>
-        <w:tab/>
-        <w:t xml:space="preserve"> Description: Verify system handles invalid or missing data during EOB Document Generation </w:t>
-        <w:tab/>
-        <w:t xml:space="preserve"> Precondition: Inbound EDI 837 claim processing queue online. </w:t>
-        <w:tab/>
-        <w:t xml:space="preserve"> Test Step: 1 </w:t>
-        <w:tab/>
-        <w:t xml:space="preserve"> Test Step Description: Submit claim batch containing edge case scenarios for EOB Document Generation </w:t>
-        <w:tab/>
-        <w:t xml:space="preserve"> Test Step Expected Result: System flags anomaly and routed claim to review queue instantly.</w:t>
-      </w:r>
-    </w:p>
-    <w:p>
-      <w:r>
-        <w:tab/>
-        <w:t xml:space="preserve">Work Item ID: 1573 </w:t>
-        <w:tab/>
-        <w:t xml:space="preserve"> Module: AI Insights &amp; Anomaly Detection </w:t>
-        <w:tab/>
-        <w:t xml:space="preserve"> Name: Custom Threshold Setting - Variant 4 </w:t>
-        <w:tab/>
-        <w:t xml:space="preserve"> Id: TC1646 </w:t>
-        <w:tab/>
-        <w:t xml:space="preserve"> Description: Verify dashboard UI component displays output from Custom Threshold Setting </w:t>
-        <w:tab/>
-        <w:t xml:space="preserve"> Precondition: Historical baseline metrics ingested and indexed. </w:t>
-        <w:tab/>
-        <w:t xml:space="preserve"> Test Step: 1 </w:t>
-        <w:tab/>
-        <w:t xml:space="preserve"> Test Step Description: Trigger dashboard refresh and monitor response latency for Custom Threshold Setting </w:t>
-        <w:tab/>
-        <w:t xml:space="preserve"> Test Step Expected Result: Visualization widget renders top trends with accurate confidence scores.</w:t>
-      </w:r>
-    </w:p>
-    <w:p>
-      <w:r>
-        <w:tab/>
-        <w:t xml:space="preserve">Work Item ID: 1573 </w:t>
-        <w:tab/>
-        <w:t xml:space="preserve"> Module: AI Insights &amp; Anomaly Detection </w:t>
-        <w:tab/>
-        <w:t xml:space="preserve"> Name: Predictive No-Show Score - Variant 16 </w:t>
-        <w:tab/>
-        <w:t xml:space="preserve"> Id: TC2104 </w:t>
-        <w:tab/>
-        <w:t xml:space="preserve"> Description: Verify accuracy and SLA metrics for Predictive No-Show Score predictive execution </w:t>
-        <w:tab/>
-        <w:t xml:space="preserve"> Precondition: Model checkpoint v2.4 loaded in runtime environment. </w:t>
-        <w:tab/>
-        <w:t xml:space="preserve"> Test Step: 1 </w:t>
-        <w:tab/>
-        <w:t xml:space="preserve"> Test Step Description: Interact with AI insight card component for Predictive No-Show Score </w:t>
-        <w:tab/>
-        <w:t xml:space="preserve"> Test Step Expected Result: Explanation model outputs clear feature contribution breakdown.</w:t>
-      </w:r>
-    </w:p>
-    <w:p>
-      <w:r>
-        <w:tab/>
-        <w:t xml:space="preserve">Work Item ID: 1573 </w:t>
-        <w:tab/>
-        <w:t xml:space="preserve"> Module: AI Insights &amp; Anomaly Detection </w:t>
-        <w:tab/>
-        <w:t xml:space="preserve"> Name: Model Drift Monitoring - Variant 12 </w:t>
-        <w:tab/>
-        <w:t xml:space="preserve"> Id: TC1948 </w:t>
-        <w:tab/>
-        <w:t xml:space="preserve"> Description: Verify accuracy and SLA metrics for Model Drift Monitoring predictive execution </w:t>
-        <w:tab/>
-        <w:t xml:space="preserve"> Precondition: Model checkpoint v2.4 loaded in runtime environment. </w:t>
-        <w:tab/>
-        <w:t xml:space="preserve"> Test Step: 1 </w:t>
-        <w:tab/>
-        <w:t xml:space="preserve"> Test Step Description: Interact with AI insight card component for Model Drift Monitoring </w:t>
-        <w:tab/>
-        <w:t xml:space="preserve"> Test Step Expected Result: Explanation model outputs clear feature contribution breakdown.</w:t>
-      </w:r>
-    </w:p>
-    <w:p>
-      <w:r>
-        <w:tab/>
-        <w:t xml:space="preserve">Work Item ID: 1572 </w:t>
-        <w:tab/>
-        <w:t xml:space="preserve"> Module: Claims Adjudication </w:t>
-        <w:tab/>
-        <w:t xml:space="preserve"> Name: Bundled Service Deduction - Variant 28 </w:t>
-        <w:tab/>
-        <w:t xml:space="preserve"> Id: TC2607 </w:t>
-        <w:tab/>
-        <w:t xml:space="preserve"> Description: Verify system handles invalid or missing data during Bundled Service Deduction </w:t>
-        <w:tab/>
-        <w:t xml:space="preserve"> Precondition: Inbound EDI 837 claim processing queue online. </w:t>
-        <w:tab/>
-        <w:t xml:space="preserve"> Test Step: 1 </w:t>
-        <w:tab/>
-        <w:t xml:space="preserve"> Test Step Description: Submit claim batch containing edge case scenarios for Bundled Service Deduction </w:t>
-        <w:tab/>
-        <w:t xml:space="preserve"> Test Step Expected Result: System flags anomaly and routed claim to review queue instantly.</w:t>
-      </w:r>
-    </w:p>
-    <w:p>
-      <w:r>
-        <w:tab/>
-        <w:t xml:space="preserve">Work Item ID: 1572 </w:t>
-        <w:tab/>
-        <w:t xml:space="preserve"> Module: Claims Adjudication </w:t>
-        <w:tab/>
-        <w:t xml:space="preserve"> Name: Claim Line Item Split - Variant 24 </w:t>
-        <w:tab/>
-        <w:t xml:space="preserve"> Id: TC2429 </w:t>
-        <w:tab/>
-        <w:t xml:space="preserve"> Description: Verify adjudication engine logic for Claim Line Item Split </w:t>
-        <w:tab/>
-        <w:t xml:space="preserve"> Precondition: Claim adjudication rules engine initialized. </w:t>
-        <w:tab/>
-        <w:t xml:space="preserve"> Test Step: 1 </w:t>
-        <w:tab/>
-        <w:t xml:space="preserve"> Test Step Description: Ingest synthetic claim payload testing Claim Line Item Split into the engine </w:t>
-        <w:tab/>
-        <w:t xml:space="preserve"> Test Step Expected Result: Adjudication engine applies correct formula and outputs calculated totals.</w:t>
-      </w:r>
-    </w:p>
-    <w:p>
-      <w:r>
-        <w:tab/>
-        <w:t xml:space="preserve">Work Item ID: 1572 </w:t>
-        <w:tab/>
-        <w:t xml:space="preserve"> Module: Claims Adjudication </w:t>
-        <w:tab/>
-        <w:t xml:space="preserve"> Name: Primary vs Secondary Payer - Variant 20 </w:t>
-        <w:tab/>
-        <w:t xml:space="preserve"> Id: TC2279 </w:t>
-        <w:tab/>
-        <w:t xml:space="preserve"> Description: Verify system handles invalid or missing data during Primary vs Secondary Payer </w:t>
-        <w:tab/>
-        <w:t xml:space="preserve"> Precondition: Inbound EDI 837 claim processing queue online. </w:t>
-        <w:tab/>
-        <w:t xml:space="preserve"> Test Step: 1 </w:t>
-        <w:tab/>
-        <w:t xml:space="preserve"> Test Step Description: Submit claim batch containing edge case scenarios for Primary vs Secondary Payer </w:t>
-        <w:tab/>
-        <w:t xml:space="preserve"> Test Step Expected Result: System flags anomaly and routed claim to review queue instantly.</w:t>
-      </w:r>
-    </w:p>
-    <w:p>
-      <w:r>
-        <w:tab/>
-        <w:t xml:space="preserve">Work Item ID: 1573 </w:t>
-        <w:tab/>
-        <w:t xml:space="preserve"> Module: AI Insights &amp; Anomaly Detection </w:t>
-        <w:tab/>
-        <w:t xml:space="preserve"> Name: SLA Performance Tracking - Variant 25 </w:t>
-        <w:tab/>
-        <w:t xml:space="preserve"> Id: TC2490 </w:t>
-        <w:tab/>
-        <w:t xml:space="preserve"> Description: Verify dashboard UI component displays output from SLA Performance Tracking </w:t>
-        <w:tab/>
-        <w:t xml:space="preserve"> Precondition: Historical baseline metrics ingested and indexed. </w:t>
-        <w:tab/>
-        <w:t xml:space="preserve"> Test Step: 1 </w:t>
-        <w:tab/>
-        <w:t xml:space="preserve"> Test Step Description: Trigger dashboard refresh and monitor response latency for SLA Performance Tracking </w:t>
-        <w:tab/>
-        <w:t xml:space="preserve"> Test Step Expected Result: Visualization widget renders top trends with accurate confidence scores.</w:t>
-      </w:r>
-    </w:p>
-    <w:p>
-      <w:r>
-        <w:tab/>
-        <w:t xml:space="preserve">Work Item ID: 1572 </w:t>
-        <w:tab/>
-        <w:t xml:space="preserve"> Module: Claims Adjudication </w:t>
-        <w:tab/>
-        <w:t xml:space="preserve"> Name: In-Network Co-pay Calculation - Variant 27 </w:t>
-        <w:tab/>
-        <w:t xml:space="preserve"> Id: TC2541 </w:t>
-        <w:tab/>
-        <w:t xml:space="preserve"> Description: Verify adjudication engine logic for In-Network Co-pay Calculation </w:t>
-        <w:tab/>
-        <w:t xml:space="preserve"> Precondition: Claim adjudication rules engine initialized. </w:t>
-        <w:tab/>
-        <w:t xml:space="preserve"> Test Step: 1 </w:t>
-        <w:tab/>
-        <w:t xml:space="preserve"> Test Step Description: Ingest synthetic claim payload testing In-Network Co-pay Calculation into the engine </w:t>
-        <w:tab/>
-        <w:t xml:space="preserve"> Test Step Expected Result: Adjudication engine applies correct formula and outputs calculated totals.</w:t>
-      </w:r>
-    </w:p>
-    <w:p>
-      <w:r>
-        <w:tab/>
-        <w:t xml:space="preserve">Work Item ID: 1572 </w:t>
-        <w:tab/>
-        <w:t xml:space="preserve"> Module: Claims Adjudication </w:t>
-        <w:tab/>
-        <w:t xml:space="preserve"> Name: Provider NPI Verification - Variant 3 </w:t>
-        <w:tab/>
-        <w:t xml:space="preserve"> Id: TC1605 </w:t>
-        <w:tab/>
-        <w:t xml:space="preserve"> Description: Verify adjudication engine logic for Provider NPI Verification </w:t>
-        <w:tab/>
-        <w:t xml:space="preserve"> Precondition: Claim adjudication rules engine initialized. </w:t>
-        <w:tab/>
-        <w:t xml:space="preserve"> Test Step: 1 </w:t>
-        <w:tab/>
-        <w:t xml:space="preserve"> Test Step Description: Ingest synthetic claim payload testing Provider NPI Verification into the engine </w:t>
-        <w:tab/>
-        <w:t xml:space="preserve"> Test Step Expected Result: Adjudication engine applies correct formula and outputs calculated totals.</w:t>
-      </w:r>
-    </w:p>
-    <w:p>
-      <w:r>
-        <w:tab/>
-        <w:t xml:space="preserve">Work Item ID: 1573 </w:t>
-        <w:tab/>
-        <w:t xml:space="preserve"> Module: AI Insights &amp; Anomaly Detection </w:t>
-        <w:tab/>
-        <w:t xml:space="preserve"> Name: Confidence Threshold Filter - Variant 25 </w:t>
-        <w:tab/>
-        <w:t xml:space="preserve"> Id: TC2476 </w:t>
-        <w:tab/>
-        <w:t xml:space="preserve"> Description: Verify accuracy and SLA metrics for Confidence Threshold Filter predictive execution </w:t>
-        <w:tab/>
-        <w:t xml:space="preserve"> Precondition: Model checkpoint v2.4 loaded in runtime environment. </w:t>
-        <w:tab/>
-        <w:t xml:space="preserve"> Test Step: 1 </w:t>
-        <w:tab/>
-        <w:t xml:space="preserve"> Test Step Description: Interact with AI insight card component for Confidence Threshold Filter </w:t>
-        <w:tab/>
-        <w:t xml:space="preserve"> Test Step Expected Result: Explanation model outputs clear feature contribution breakdown.</w:t>
-      </w:r>
-    </w:p>
-    <w:p>
-      <w:r>
-        <w:tab/>
-        <w:t xml:space="preserve">Work Item ID: 1573 </w:t>
-        <w:tab/>
-        <w:t xml:space="preserve"> Module: AI Insights &amp; Anomaly Detection </w:t>
-        <w:tab/>
-        <w:t xml:space="preserve"> Name: Alert Dismissal Persistence - Variant 19 </w:t>
-        <w:tab/>
-        <w:t xml:space="preserve"> Id: TC2244 </w:t>
-        <w:tab/>
-        <w:t xml:space="preserve"> Description: Verify accuracy and SLA metrics for Alert Dismissal Persistence predictive execution </w:t>
-        <w:tab/>
-        <w:t xml:space="preserve"> Precondition: Model checkpoint v2.4 loaded in runtime environment. </w:t>
-        <w:tab/>
-        <w:t xml:space="preserve"> Test Step: 1 </w:t>
-        <w:tab/>
-        <w:t xml:space="preserve"> Test Step Description: Interact with AI insight card component for Alert Dismissal Persistence </w:t>
-        <w:tab/>
-        <w:t xml:space="preserve"> Test Step Expected Result: Explanation model outputs clear feature contribution breakdown.</w:t>
-      </w:r>
-    </w:p>
-    <w:p>
-      <w:r>
-        <w:tab/>
-        <w:t xml:space="preserve">Work Item ID: 1573 </w:t>
-        <w:tab/>
-        <w:t xml:space="preserve"> Module: AI Insights &amp; Anomaly Detection </w:t>
-        <w:tab/>
-        <w:t xml:space="preserve"> Name: Explainability UI Popover </w:t>
-        <w:tab/>
-        <w:t xml:space="preserve"> Id: TC011 </w:t>
-        <w:tab/>
-        <w:t xml:space="preserve"> Description: Verify clear and understandable natural language explanation rendering for AI insights </w:t>
-        <w:tab/>
-        <w:t xml:space="preserve"> Precondition: AI generated insights are visible on screen. </w:t>
-        <w:tab/>
-        <w:t xml:space="preserve"> Test Step: 1 </w:t>
-        <w:tab/>
-        <w:t xml:space="preserve"> Test Step Description: Click 'Request Explanation' hyperlink on an active trend item card. </w:t>
-        <w:tab/>
-        <w:t xml:space="preserve"> Test Step Expected Result: System renders a popup window containing mathematical contribution factors in clear, plain text format.</w:t>
-      </w:r>
-    </w:p>
-    <w:p>
-      <w:r>
-        <w:tab/>
-        <w:t xml:space="preserve">Work Item ID: 1573 </w:t>
-        <w:tab/>
-        <w:t xml:space="preserve"> Module: AI Insights &amp; Anomaly Detection </w:t>
-        <w:tab/>
-        <w:t xml:space="preserve"> Name: Security - Data Leak Check </w:t>
-        <w:tab/>
-        <w:t xml:space="preserve"> Id: TC026 </w:t>
-        <w:tab/>
-        <w:t xml:space="preserve"> Description: Verify strict data privacy enforcement limits during ML telemetry generation passes </w:t>
-        <w:tab/>
-        <w:t xml:space="preserve"> Precondition: Multi-tenant data partitioning configured. </w:t>
-        <w:tab/>
-        <w:t xml:space="preserve"> Test Step: 1 </w:t>
-        <w:tab/>
-        <w:t xml:space="preserve"> Test Step Description: Execute batch analysis requests concurrently across tenant boundaries. </w:t>
-        <w:tab/>
-        <w:t xml:space="preserve"> Test Step Expected Result: Internal data isolation perimeter blocks crossover references; generated insights strictly contain isolated single-tenant telemetry scopes.</w:t>
-      </w:r>
-    </w:p>
-    <w:p>
-      <w:r>
-        <w:tab/>
-        <w:t xml:space="preserve">Work Item ID: 1573 </w:t>
-        <w:tab/>
-        <w:t xml:space="preserve"> Module: AI Insights &amp; Anomaly Detection </w:t>
-        <w:tab/>
-        <w:t xml:space="preserve"> Name: Confidence Threshold Filter - Variant 29 </w:t>
-        <w:tab/>
-        <w:t xml:space="preserve"> Id: TC2636 </w:t>
-        <w:tab/>
-        <w:t xml:space="preserve"> Description: Verify accuracy and SLA metrics for Confidence Threshold Filter predictive execution </w:t>
-        <w:tab/>
-        <w:t xml:space="preserve"> Precondition: Model checkpoint v2.4 loaded in runtime environment. </w:t>
-        <w:tab/>
-        <w:t xml:space="preserve"> Test Step: 1 </w:t>
-        <w:tab/>
-        <w:t xml:space="preserve"> Test Step Description: Interact with AI insight card component for Confidence Threshold Filter </w:t>
-        <w:tab/>
-        <w:t xml:space="preserve"> Test Step Expected Result: Explanation model outputs clear feature contribution breakdown.</w:t>
-      </w:r>
-    </w:p>
-    <w:p>
-      <w:r>
-        <w:tab/>
-        <w:t xml:space="preserve">Work Item ID: 1573 </w:t>
-        <w:tab/>
-        <w:t xml:space="preserve"> Module: AI Insights &amp; Anomaly Detection </w:t>
-        <w:tab/>
-        <w:t xml:space="preserve"> Name: Trend Anomaly Alert - Variant 16 </w:t>
-        <w:tab/>
-        <w:t xml:space="preserve"> Id: TC2102 </w:t>
-        <w:tab/>
-        <w:t xml:space="preserve"> Description: Verify dashboard UI component displays output from Trend Anomaly Alert </w:t>
-        <w:tab/>
-        <w:t xml:space="preserve"> Precondition: Historical baseline metrics ingested and indexed. </w:t>
-        <w:tab/>
-        <w:t xml:space="preserve"> Test Step: 1 </w:t>
-        <w:tab/>
-        <w:t xml:space="preserve"> Test Step Description: Trigger dashboard refresh and monitor response latency for Trend Anomaly Alert </w:t>
-        <w:tab/>
-        <w:t xml:space="preserve"> Test Step Expected Result: Visualization widget renders top trends with accurate confidence scores.</w:t>
-      </w:r>
-    </w:p>
-    <w:p>
-      <w:r>
-        <w:tab/>
-        <w:t xml:space="preserve">Work Item ID: 1573 </w:t>
-        <w:tab/>
-        <w:t xml:space="preserve"> Module: AI Insights &amp; Anomaly Detection </w:t>
-        <w:tab/>
-        <w:t xml:space="preserve"> Name: Predictive No-Show Score - Variant 28 </w:t>
-        <w:tab/>
-        <w:t xml:space="preserve"> Id: TC2584 </w:t>
-        <w:tab/>
-        <w:t xml:space="preserve"> Description: Verify accuracy and SLA metrics for Predictive No-Show Score predictive execution </w:t>
-        <w:tab/>
-        <w:t xml:space="preserve"> Precondition: Model checkpoint v2.4 loaded in runtime environment. </w:t>
-        <w:tab/>
-        <w:t xml:space="preserve"> Test Step: 1 </w:t>
-        <w:tab/>
-        <w:t xml:space="preserve"> Test Step Description: Interact with AI insight card component for Predictive No-Show Score </w:t>
-        <w:tab/>
-        <w:t xml:space="preserve"> Test Step Expected Result: Explanation model outputs clear feature contribution breakdown.</w:t>
-      </w:r>
-    </w:p>
-    <w:p>
-      <w:r>
-        <w:tab/>
-        <w:t xml:space="preserve">Work Item ID: 1573 </w:t>
-        <w:tab/>
-        <w:t xml:space="preserve"> Module: AI Insights &amp; Anomaly Detection </w:t>
-        <w:tab/>
-        <w:t xml:space="preserve"> Name: Automated Summary Generation - Variant 7 </w:t>
-        <w:tab/>
-        <w:t xml:space="preserve"> Id: TC1778 </w:t>
-        <w:tab/>
-        <w:t xml:space="preserve"> Description: Verify dashboard UI component displays output from Automated Summary Generation </w:t>
-        <w:tab/>
-        <w:t xml:space="preserve"> Precondition: Historical baseline metrics ingested and indexed. </w:t>
-        <w:tab/>
-        <w:t xml:space="preserve"> Test Step: 1 </w:t>
-        <w:tab/>
-        <w:t xml:space="preserve"> Test Step Description: Trigger dashboard refresh and monitor response latency for Automated Summary Generation </w:t>
-        <w:tab/>
-        <w:t xml:space="preserve"> Test Step Expected Result: Visualization widget renders top trends with accurate confidence scores.</w:t>
-      </w:r>
-    </w:p>
-    <w:p>
-      <w:r>
-        <w:tab/>
-        <w:t xml:space="preserve">Work Item ID: 1572 </w:t>
-        <w:tab/>
-        <w:t xml:space="preserve"> Module: Claims Adjudication </w:t>
-        <w:tab/>
-        <w:t xml:space="preserve"> Name: Timely Filing Limit Edge - Variant 10 </w:t>
-        <w:tab/>
-        <w:t xml:space="preserve"> Id: TC1877 </w:t>
-        <w:tab/>
-        <w:t xml:space="preserve"> Description: Verify adjudication engine logic for Timely Filing Limit Edge </w:t>
-        <w:tab/>
-        <w:t xml:space="preserve"> Precondition: Claim adjudication rules engine initialized. </w:t>
-        <w:tab/>
-        <w:t xml:space="preserve"> Test Step: 1 </w:t>
-        <w:tab/>
-        <w:t xml:space="preserve"> Test Step Description: Ingest synthetic claim payload testing Timely Filing Limit Edge into the engine </w:t>
-        <w:tab/>
-        <w:t xml:space="preserve"> Test Step Expected Result: Adjudication engine applies correct formula and outputs calculated totals.</w:t>
-      </w:r>
-    </w:p>
-    <w:p>
-      <w:r>
-        <w:tab/>
-        <w:t xml:space="preserve">Work Item ID: 1573 </w:t>
-        <w:tab/>
-        <w:t xml:space="preserve"> Module: AI Insights &amp; Anomaly Detection </w:t>
-        <w:tab/>
-        <w:t xml:space="preserve"> Name: Real-time Stream Ingestion - Variant 8 </w:t>
-        <w:tab/>
-        <w:t xml:space="preserve"> Id: TC1794 </w:t>
-        <w:tab/>
-        <w:t xml:space="preserve"> Description: Verify dashboard UI component displays output from Real-time Stream Ingestion </w:t>
-        <w:tab/>
-        <w:t xml:space="preserve"> Precondition: Historical baseline metrics ingested and indexed. </w:t>
-        <w:tab/>
-        <w:t xml:space="preserve"> Test Step: 1 </w:t>
-        <w:tab/>
-        <w:t xml:space="preserve"> Test Step Description: Trigger dashboard refresh and monitor response latency for Real-time Stream Ingestion </w:t>
-        <w:tab/>
-        <w:t xml:space="preserve"> Test Step Expected Result: Visualization widget renders top trends with accurate confidence scores.</w:t>
-      </w:r>
-    </w:p>
-    <w:p>
-      <w:r>
-        <w:tab/>
-        <w:t xml:space="preserve">Work Item ID: 1573 </w:t>
-        <w:tab/>
-        <w:t xml:space="preserve"> Module: AI Insights &amp; Anomaly Detection </w:t>
-        <w:tab/>
-        <w:t xml:space="preserve"> Name: Automated Summary Generation - Variant 16 </w:t>
-        <w:tab/>
-        <w:t xml:space="preserve"> Id: TC2138 </w:t>
-        <w:tab/>
-        <w:t xml:space="preserve"> Description: Verify dashboard UI component displays output from Automated Summary Generation </w:t>
-        <w:tab/>
-        <w:t xml:space="preserve"> Precondition: Historical baseline metrics ingested and indexed. </w:t>
-        <w:tab/>
-        <w:t xml:space="preserve"> Test Step: 1 </w:t>
-        <w:tab/>
-        <w:t xml:space="preserve"> Test Step Description: Trigger dashboard refresh and monitor response latency for Automated Summary Generation </w:t>
-        <w:tab/>
-        <w:t xml:space="preserve"> Test Step Expected Result: Visualization widget renders top trends with accurate confidence scores.</w:t>
-      </w:r>
-    </w:p>
-    <w:p>
-      <w:r>
-        <w:tab/>
-        <w:t xml:space="preserve">Work Item ID: 1573 </w:t>
-        <w:tab/>
-        <w:t xml:space="preserve"> Module: AI Insights &amp; Anomaly Detection </w:t>
-        <w:tab/>
-        <w:t xml:space="preserve"> Name: Trend Anomaly Alert - Variant 6 </w:t>
-        <w:tab/>
-        <w:t xml:space="preserve"> Id: TC1702 </w:t>
-        <w:tab/>
-        <w:t xml:space="preserve"> Description: Verify dashboard UI component displays output from Trend Anomaly Alert </w:t>
-        <w:tab/>
-        <w:t xml:space="preserve"> Precondition: Historical baseline metrics ingested and indexed. </w:t>
-        <w:tab/>
-        <w:t xml:space="preserve"> Test Step: 1 </w:t>
-        <w:tab/>
-        <w:t xml:space="preserve"> Test Step Description: Trigger dashboard refresh and monitor response latency for Trend Anomaly Alert </w:t>
-        <w:tab/>
-        <w:t xml:space="preserve"> Test Step Expected Result: Visualization widget renders top trends with accurate confidence scores.</w:t>
-      </w:r>
-    </w:p>
-    <w:p>
-      <w:r>
-        <w:tab/>
-        <w:t xml:space="preserve">Work Item ID: 1572 </w:t>
-        <w:tab/>
-        <w:t xml:space="preserve"> Module: Claims Adjudication </w:t>
-        <w:tab/>
-        <w:t xml:space="preserve"> Name: Maximum Out-of-Pocket Cap - Variant 4 </w:t>
-        <w:tab/>
-        <w:t xml:space="preserve"> Id: TC1649 </w:t>
-        <w:tab/>
-        <w:t xml:space="preserve"> Description: Verify adjudication engine logic for Maximum Out-of-Pocket Cap </w:t>
-        <w:tab/>
-        <w:t xml:space="preserve"> Precondition: Claim adjudication rules engine initialized. </w:t>
-        <w:tab/>
-        <w:t xml:space="preserve"> Test Step: 1 </w:t>
-        <w:tab/>
-        <w:t xml:space="preserve"> Test Step Description: Ingest synthetic claim payload testing Maximum Out-of-Pocket Cap into the engine </w:t>
-        <w:tab/>
-        <w:t xml:space="preserve"> Test Step Expected Result: Adjudication engine applies correct formula and outputs calculated totals.</w:t>
-      </w:r>
-    </w:p>
-    <w:p>
-      <w:r>
-        <w:tab/>
-        <w:t xml:space="preserve">Work Item ID: 1573 </w:t>
-        <w:tab/>
-        <w:t xml:space="preserve"> Module: AI Insights &amp; Anomaly Detection </w:t>
-        <w:tab/>
-        <w:t xml:space="preserve"> Name: Real-time Stream Ingestion - Variant 12 </w:t>
-        <w:tab/>
-        <w:t xml:space="preserve"> Id: TC1954 </w:t>
-        <w:tab/>
-        <w:t xml:space="preserve"> Description: Verify dashboard UI component displays output from Real-time Stream Ingestion </w:t>
-        <w:tab/>
-        <w:t xml:space="preserve"> Precondition: Historical baseline metrics ingested and indexed. </w:t>
-        <w:tab/>
-        <w:t xml:space="preserve"> Test Step: 1 </w:t>
-        <w:tab/>
-        <w:t xml:space="preserve"> Test Step Description: Trigger dashboard refresh and monitor response latency for Real-time Stream Ingestion </w:t>
-        <w:tab/>
-        <w:t xml:space="preserve"> Test Step Expected Result: Visualization widget renders top trends with accurate confidence scores.</w:t>
-      </w:r>
-    </w:p>
-    <w:p>
-      <w:r>
-        <w:tab/>
-        <w:t xml:space="preserve">Work Item ID: 1573 </w:t>
-        <w:tab/>
-        <w:t xml:space="preserve"> Module: AI Insights &amp; Anomaly Detection </w:t>
-        <w:tab/>
-        <w:t xml:space="preserve"> Name: Alert Dismissal Persistence - Variant 2 </w:t>
-        <w:tab/>
-        <w:t xml:space="preserve"> Id: TC1564 </w:t>
-        <w:tab/>
-        <w:t xml:space="preserve"> Description: Verify accuracy and SLA metrics for Alert Dismissal Persistence predictive execution </w:t>
-        <w:tab/>
-        <w:t xml:space="preserve"> Precondition: Model checkpoint v2.4 loaded in runtime environment. </w:t>
-        <w:tab/>
-        <w:t xml:space="preserve"> Test Step: 1 </w:t>
-        <w:tab/>
-        <w:t xml:space="preserve"> Test Step Description: Interact with AI insight card component for Alert Dismissal Persistence </w:t>
-        <w:tab/>
-        <w:t xml:space="preserve"> Test Step Expected Result: Explanation model outputs clear feature contribution breakdown.</w:t>
-      </w:r>
-    </w:p>
-    <w:p>
-      <w:r>
-        <w:tab/>
-        <w:t xml:space="preserve">Work Item ID: 1572 </w:t>
-        <w:tab/>
-        <w:t xml:space="preserve"> Module: Claims Adjudication </w:t>
-        <w:tab/>
-        <w:t xml:space="preserve"> Name: Duplicate Detection Flow </w:t>
-        <w:tab/>
-        <w:t xml:space="preserve"> Id: TC024 </w:t>
-        <w:tab/>
-        <w:t xml:space="preserve"> Description: Verify systemic blocking of duplicate out-of-network claims </w:t>
-        <w:tab/>
-        <w:t xml:space="preserve"> Precondition: Identical claim processed 5 minutes prior. </w:t>
-        <w:tab/>
-        <w:t xml:space="preserve"> Test Step: 1 </w:t>
-        <w:tab/>
-        <w:t xml:space="preserve"> Test Step Description: Submit an identical out-of-network claim for the same diagnostic service date. </w:t>
-        <w:tab/>
-        <w:t xml:space="preserve"> Test Step Expected Result: System intercepts row and flags status as 'Rejected-Duplicate' using reference block code 'ERR-DUP-04'.</w:t>
-      </w:r>
-    </w:p>
-    <w:p>
-      <w:r>
-        <w:tab/>
-        <w:t xml:space="preserve">Work Item ID: 1573 </w:t>
-        <w:tab/>
-        <w:t xml:space="preserve"> Module: AI Insights &amp; Anomaly Detection </w:t>
-        <w:tab/>
-        <w:t xml:space="preserve"> Name: Batch Model Scoring - Variant 22 </w:t>
-        <w:tab/>
-        <w:t xml:space="preserve"> Id: TC2360 </w:t>
-        <w:tab/>
-        <w:t xml:space="preserve"> Description: Verify accuracy and SLA metrics for Batch Model Scoring predictive execution </w:t>
-        <w:tab/>
-        <w:t xml:space="preserve"> Precondition: Model checkpoint v2.4 loaded in runtime environment. </w:t>
-        <w:tab/>
-        <w:t xml:space="preserve"> Test Step: 1 </w:t>
-        <w:tab/>
-        <w:t xml:space="preserve"> Test Step Description: Interact with AI insight card component for Batch Model Scoring </w:t>
-        <w:tab/>
-        <w:t xml:space="preserve"> Test Step Expected Result: Explanation model outputs clear feature contribution breakdown.</w:t>
-      </w:r>
-    </w:p>
-    <w:p>
-      <w:r>
-        <w:tab/>
-        <w:t xml:space="preserve">Work Item ID: 1572 </w:t>
-        <w:tab/>
-        <w:t xml:space="preserve"> Module: Claims Adjudication </w:t>
-        <w:tab/>
-        <w:t xml:space="preserve"> Name: High Value Claim Audit Trigger - Variant 26 </w:t>
-        <w:tab/>
-        <w:t xml:space="preserve"> Id: TC2533 </w:t>
-        <w:tab/>
-        <w:t xml:space="preserve"> Description: Verify adjudication engine logic for High Value Claim Audit Trigger </w:t>
-        <w:tab/>
-        <w:t xml:space="preserve"> Precondition: Claim adjudication rules engine initialized. </w:t>
-        <w:tab/>
-        <w:t xml:space="preserve"> Test Step: 1 </w:t>
-        <w:tab/>
-        <w:t xml:space="preserve"> Test Step Description: Ingest synthetic claim payload testing High Value Claim Audit Trigger into the engine </w:t>
-        <w:tab/>
-        <w:t xml:space="preserve"> Test Step Expected Result: Adjudication engine applies correct formula and outputs calculated totals.</w:t>
-      </w:r>
-    </w:p>
-    <w:p>
-      <w:r>
-        <w:tab/>
-        <w:t xml:space="preserve">Work Item ID: 1573 </w:t>
-        <w:tab/>
-        <w:t xml:space="preserve"> Module: AI Insights &amp; Anomaly Detection </w:t>
-        <w:tab/>
-        <w:t xml:space="preserve"> Name: Trend Anomaly Alert - Variant 20 </w:t>
-        <w:tab/>
-        <w:t xml:space="preserve"> Id: TC2262 </w:t>
-        <w:tab/>
-        <w:t xml:space="preserve"> Description: Verify dashboard UI component displays output from Trend Anomaly Alert </w:t>
-        <w:tab/>
-        <w:t xml:space="preserve"> Precondition: Historical baseline metrics ingested and indexed. </w:t>
-        <w:tab/>
-        <w:t xml:space="preserve"> Test Step: 1 </w:t>
-        <w:tab/>
-        <w:t xml:space="preserve"> Test Step Description: Trigger dashboard refresh and monitor response latency for Trend Anomaly Alert </w:t>
-        <w:tab/>
-        <w:t xml:space="preserve"> Test Step Expected Result: Visualization widget renders top trends with accurate confidence scores.</w:t>
-      </w:r>
-    </w:p>
-    <w:p>
-      <w:r>
-        <w:tab/>
-        <w:t xml:space="preserve">Work Item ID: 1573 </w:t>
-        <w:tab/>
-        <w:t xml:space="preserve"> Module: AI Insights &amp; Anomaly Detection </w:t>
-        <w:tab/>
-        <w:t xml:space="preserve"> Name: Model Retraining Trigger - Variant 7 </w:t>
-        <w:tab/>
-        <w:t xml:space="preserve"> Id: TC1780 </w:t>
-        <w:tab/>
-        <w:t xml:space="preserve"> Description: Verify accuracy and SLA metrics for Model Retraining Trigger predictive execution </w:t>
-        <w:tab/>
-        <w:t xml:space="preserve"> Precondition: Model checkpoint v2.4 loaded in runtime environment. </w:t>
-        <w:tab/>
-        <w:t xml:space="preserve"> Test Step: 1 </w:t>
-        <w:tab/>
-        <w:t xml:space="preserve"> Test Step Description: Interact with AI insight card component for Model Retraining Trigger </w:t>
-        <w:tab/>
-        <w:t xml:space="preserve"> Test Step Expected Result: Explanation model outputs clear feature contribution breakdown.</w:t>
-      </w:r>
-    </w:p>
-    <w:p>
-      <w:r>
-        <w:tab/>
-        <w:t xml:space="preserve">Work Item ID: 1573 </w:t>
-        <w:tab/>
-        <w:t xml:space="preserve"> Module: AI Insights &amp; Anomaly Detection </w:t>
-        <w:tab/>
-        <w:t xml:space="preserve"> Name: Model Drift Monitoring - Variant 25 </w:t>
-        <w:tab/>
-        <w:t xml:space="preserve"> Id: TC2468 </w:t>
-        <w:tab/>
-        <w:t xml:space="preserve"> Description: Verify accuracy and SLA metrics for Model Drift Monitoring predictive execution </w:t>
-        <w:tab/>
-        <w:t xml:space="preserve"> Precondition: Model checkpoint v2.4 loaded in runtime environment. </w:t>
-        <w:tab/>
-        <w:t xml:space="preserve"> Test Step: 1 </w:t>
-        <w:tab/>
-        <w:t xml:space="preserve"> Test Step Description: Interact with AI insight card component for Model Drift Monitoring </w:t>
-        <w:tab/>
-        <w:t xml:space="preserve"> Test Step Expected Result: Explanation model outputs clear feature contribution breakdown.</w:t>
-      </w:r>
-    </w:p>
-    <w:p>
-      <w:r>
-        <w:tab/>
-        <w:t xml:space="preserve">Work Item ID: 1572 </w:t>
-        <w:tab/>
-        <w:t xml:space="preserve"> Module: Claims Adjudication </w:t>
-        <w:tab/>
-        <w:t xml:space="preserve"> Name: Out-of-Network Coinsurance - Variant 7 </w:t>
-        <w:tab/>
-        <w:t xml:space="preserve"> Id: TC1743 </w:t>
-        <w:tab/>
-        <w:t xml:space="preserve"> Description: Verify system handles invalid or missing data during Out-of-Network Coinsurance </w:t>
-        <w:tab/>
-        <w:t xml:space="preserve"> Precondition: Inbound EDI 837 claim processing queue online. </w:t>
-        <w:tab/>
-        <w:t xml:space="preserve"> Test Step: 1 </w:t>
-        <w:tab/>
-        <w:t xml:space="preserve"> Test Step Description: Submit claim batch containing edge case scenarios for Out-of-Network Coinsurance </w:t>
-        <w:tab/>
-        <w:t xml:space="preserve"> Test Step Expected Result: System flags anomaly and routed claim to review queue instantly.</w:t>
-      </w:r>
-    </w:p>
-    <w:p>
-      <w:r>
-        <w:tab/>
-        <w:t xml:space="preserve">Work Item ID: 1572 </w:t>
-        <w:tab/>
-        <w:t xml:space="preserve"> Module: Claims Adjudication </w:t>
-        <w:tab/>
-        <w:t xml:space="preserve"> Name: Tax ID Validation - Variant 27 </w:t>
-        <w:tab/>
-        <w:t xml:space="preserve"> Id: TC2575 </w:t>
-        <w:tab/>
-        <w:t xml:space="preserve"> Description: Verify system handles invalid or missing data during Tax ID Validation </w:t>
-        <w:tab/>
-        <w:t xml:space="preserve"> Precondition: Inbound EDI 837 claim processing queue online. </w:t>
-        <w:tab/>
-        <w:t xml:space="preserve"> Test Step: 1 </w:t>
-        <w:tab/>
-        <w:t xml:space="preserve"> Test Step Description: Submit claim batch containing edge case scenarios for Tax ID Validation </w:t>
-        <w:tab/>
-        <w:t xml:space="preserve"> Test Step Expected Result: System flags anomaly and routed claim to review queue instantly.</w:t>
-      </w:r>
-    </w:p>
-    <w:p>
-      <w:r>
-        <w:tab/>
-        <w:t xml:space="preserve">Work Item ID: 1573 </w:t>
-        <w:tab/>
-        <w:t xml:space="preserve"> Module: AI Insights &amp; Anomaly Detection </w:t>
-        <w:tab/>
-        <w:t xml:space="preserve"> Name: Real-time Stream Ingestion - Variant 18 </w:t>
-        <w:tab/>
-        <w:t xml:space="preserve"> Id: TC2194 </w:t>
-        <w:tab/>
-        <w:t xml:space="preserve"> Description: Verify dashboard UI component displays output from Real-time Stream Ingestion </w:t>
-        <w:tab/>
-        <w:t xml:space="preserve"> Precondition: Historical baseline metrics ingested and indexed. </w:t>
-        <w:tab/>
-        <w:t xml:space="preserve"> Test Step: 1 </w:t>
-        <w:tab/>
-        <w:t xml:space="preserve"> Test Step Description: Trigger dashboard refresh and monitor response latency for Real-time Stream Ingestion </w:t>
-        <w:tab/>
-        <w:t xml:space="preserve"> Test Step Expected Result: Visualization widget renders top trends with accurate confidence scores.</w:t>
-      </w:r>
-    </w:p>
-    <w:p>
-      <w:r>
-        <w:tab/>
-        <w:t xml:space="preserve">Work Item ID: 1573 </w:t>
-        <w:tab/>
-        <w:t xml:space="preserve"> Module: AI Insights &amp; Anomaly Detection </w:t>
-        <w:tab/>
-        <w:t xml:space="preserve"> Name: Confidence Threshold Filter - Variant 28 </w:t>
-        <w:tab/>
-        <w:t xml:space="preserve"> Id: TC2596 </w:t>
-        <w:tab/>
-        <w:t xml:space="preserve"> Description: Verify accuracy and SLA metrics for Confidence Threshold Filter predictive execution </w:t>
-        <w:tab/>
-        <w:t xml:space="preserve"> Precondition: Model checkpoint v2.4 loaded in runtime environment. </w:t>
-        <w:tab/>
-        <w:t xml:space="preserve"> Test Step: 1 </w:t>
-        <w:tab/>
-        <w:t xml:space="preserve"> Test Step Description: Interact with AI insight card component for Confidence Threshold Filter </w:t>
-        <w:tab/>
-        <w:t xml:space="preserve"> Test Step Expected Result: Explanation model outputs clear feature contribution breakdown.</w:t>
-      </w:r>
-    </w:p>
-    <w:p>
-      <w:r>
-        <w:tab/>
-        <w:t xml:space="preserve">Work Item ID: 1573 </w:t>
-        <w:tab/>
-        <w:t xml:space="preserve"> Module: AI Insights &amp; Anomaly Detection </w:t>
-        <w:tab/>
-        <w:t xml:space="preserve"> Name: Explanation Tooltip Generation - Variant 22 </w:t>
-        <w:tab/>
-        <w:t xml:space="preserve"> Id: TC2362 </w:t>
-        <w:tab/>
-        <w:t xml:space="preserve"> Description: Verify dashboard UI component displays output from Explanation Tooltip Generation </w:t>
-        <w:tab/>
-        <w:t xml:space="preserve"> Precondition: Historical baseline metrics ingested and indexed. </w:t>
-        <w:tab/>
-        <w:t xml:space="preserve"> Test Step: 1 </w:t>
-        <w:tab/>
-        <w:t xml:space="preserve"> Test Step Description: Trigger dashboard refresh and monitor response latency for Explanation Tooltip Generation </w:t>
-        <w:tab/>
-        <w:t xml:space="preserve"> Test Step Expected Result: Visualization widget renders top trends with accurate confidence scores.</w:t>
-      </w:r>
-    </w:p>
-    <w:p>
-      <w:r>
-        <w:tab/>
-        <w:t xml:space="preserve">Work Item ID: 1572 </w:t>
-        <w:tab/>
-        <w:t xml:space="preserve"> Module: Claims Adjudication </w:t>
-        <w:tab/>
-        <w:t xml:space="preserve"> Name: Pre-authorization Check - Variant 18 </w:t>
-        <w:tab/>
-        <w:t xml:space="preserve"> Id: TC2185 </w:t>
-        <w:tab/>
-        <w:t xml:space="preserve"> Description: Verify adjudication engine logic for Pre-authorization Check </w:t>
-        <w:tab/>
-        <w:t xml:space="preserve"> Precondition: Claim adjudication rules engine initialized. </w:t>
-        <w:tab/>
-        <w:t xml:space="preserve"> Test Step: 1 </w:t>
-        <w:tab/>
-        <w:t xml:space="preserve"> Test Step Description: Ingest synthetic claim payload testing Pre-authorization Check into the engine </w:t>
-        <w:tab/>
-        <w:t xml:space="preserve"> Test Step Expected Result: Adjudication engine applies correct formula and outputs calculated totals.</w:t>
-      </w:r>
-    </w:p>
-    <w:p>
-      <w:r>
-        <w:tab/>
-        <w:t xml:space="preserve">Work Item ID: 1573 </w:t>
-        <w:tab/>
-        <w:t xml:space="preserve"> Module: AI Insights &amp; Anomaly Detection </w:t>
-        <w:tab/>
-        <w:t xml:space="preserve"> Name: Feature Attribution UI - Variant 12 </w:t>
-        <w:tab/>
-        <w:t xml:space="preserve"> Id: TC1952 </w:t>
-        <w:tab/>
-        <w:t xml:space="preserve"> Description: Verify accuracy and SLA metrics for Feature Attribution UI predictive execution </w:t>
-        <w:tab/>
-        <w:t xml:space="preserve"> Precondition: Model checkpoint v2.4 loaded in runtime environment. </w:t>
-        <w:tab/>
-        <w:t xml:space="preserve"> Test Step: 1 </w:t>
-        <w:tab/>
-        <w:t xml:space="preserve"> Test Step Description: Interact with AI insight card component for Feature Attribution UI </w:t>
-        <w:tab/>
-        <w:t xml:space="preserve"> Test Step Expected Result: Explanation model outputs clear feature contribution breakdown.</w:t>
-      </w:r>
-    </w:p>
-    <w:p>
-      <w:r>
-        <w:tab/>
-        <w:t xml:space="preserve">Work Item ID: 1572 </w:t>
-        <w:tab/>
-        <w:t xml:space="preserve"> Module: Claims Adjudication </w:t>
-        <w:tab/>
-        <w:t xml:space="preserve"> Name: Deductible Not Met Flow - EDI </w:t>
-        <w:tab/>
-        <w:t xml:space="preserve"> Id: TC027 </w:t>
-        <w:tab/>
-        <w:t xml:space="preserve"> Description: Verify EDI 277 generation status update occurs automatically </w:t>
-        <w:tab/>
-        <w:t xml:space="preserve"> Precondition: Member is enrolled. OON deductible balance is $1000. </w:t>
-        <w:tab/>
-        <w:t xml:space="preserve"> Test Step: 1 </w:t>
-        <w:tab/>
-        <w:t xml:space="preserve"> Test Step Description: Check outbound communication logs for transaction confirmation. </w:t>
-        <w:tab/>
-        <w:t xml:space="preserve"> Test Step Expected Result: System automatically triggers and transmits an EDI 277 status update detailing the pending status within SLA bounds.</w:t>
-      </w:r>
-    </w:p>
-    <w:p>
-      <w:r>
-        <w:tab/>
-        <w:t xml:space="preserve">Work Item ID: 1573 </w:t>
-        <w:tab/>
-        <w:t xml:space="preserve"> Module: AI Insights &amp; Anomaly Detection </w:t>
-        <w:tab/>
-        <w:t xml:space="preserve"> Name: Automated Summary Generation - Variant 15 </w:t>
-        <w:tab/>
-        <w:t xml:space="preserve"> Id: TC2098 </w:t>
-        <w:tab/>
-        <w:t xml:space="preserve"> Description: Verify dashboard UI component displays output from Automated Summary Generation </w:t>
-        <w:tab/>
-        <w:t xml:space="preserve"> Precondition: Historical baseline metrics ingested and indexed. </w:t>
-        <w:tab/>
-        <w:t xml:space="preserve"> Test Step: 1 </w:t>
-        <w:tab/>
-        <w:t xml:space="preserve"> Test Step Description: Trigger dashboard refresh and monitor response latency for Automated Summary Generation </w:t>
-        <w:tab/>
-        <w:t xml:space="preserve"> Test Step Expected Result: Visualization widget renders top trends with accurate confidence scores.</w:t>
-      </w:r>
-    </w:p>
-    <w:p>
-      <w:r>
-        <w:tab/>
-        <w:t xml:space="preserve">Work Item ID: 1573 </w:t>
-        <w:tab/>
-        <w:t xml:space="preserve"> Module: AI Insights &amp; Anomaly Detection </w:t>
-        <w:tab/>
-        <w:t xml:space="preserve"> Name: Trend Anomaly Alert - Variant 4 </w:t>
-        <w:tab/>
-        <w:t xml:space="preserve"> Id: TC1622 </w:t>
-        <w:tab/>
-        <w:t xml:space="preserve"> Description: Verify dashboard UI component displays output from Trend Anomaly Alert </w:t>
-        <w:tab/>
-        <w:t xml:space="preserve"> Precondition: Historical baseline metrics ingested and indexed. </w:t>
-        <w:tab/>
-        <w:t xml:space="preserve"> Test Step: 1 </w:t>
-        <w:tab/>
-        <w:t xml:space="preserve"> Test Step Description: Trigger dashboard refresh and monitor response latency for Trend Anomaly Alert </w:t>
-        <w:tab/>
-        <w:t xml:space="preserve"> Test Step Expected Result: Visualization widget renders top trends with accurate confidence scores.</w:t>
-      </w:r>
-    </w:p>
-    <w:p>
-      <w:r>
-        <w:tab/>
-        <w:t xml:space="preserve">Work Item ID: 1573 </w:t>
-        <w:tab/>
-        <w:t xml:space="preserve"> Module: AI Insights &amp; Anomaly Detection </w:t>
-        <w:tab/>
-        <w:t xml:space="preserve"> Name: Batch Model Scoring - Variant 20 </w:t>
-        <w:tab/>
-        <w:t xml:space="preserve"> Id: TC2280 </w:t>
-        <w:tab/>
-        <w:t xml:space="preserve"> Description: Verify accuracy and SLA metrics for Batch Model Scoring predictive execution </w:t>
-        <w:tab/>
-        <w:t xml:space="preserve"> Precondition: Model checkpoint v2.4 loaded in runtime environment. </w:t>
-        <w:tab/>
-        <w:t xml:space="preserve"> Test Step: 1 </w:t>
-        <w:tab/>
-        <w:t xml:space="preserve"> Test Step Description: Interact with AI insight card component for Batch Model Scoring </w:t>
-        <w:tab/>
-        <w:t xml:space="preserve"> Test Step Expected Result: Explanation model outputs clear feature contribution breakdown.</w:t>
-      </w:r>
-    </w:p>
-    <w:p>
-      <w:r>
-        <w:tab/>
-        <w:t xml:space="preserve">Work Item ID: 1573 </w:t>
-        <w:tab/>
-        <w:t xml:space="preserve"> Module: AI Insights &amp; Anomaly Detection </w:t>
-        <w:tab/>
-        <w:t xml:space="preserve"> Name: Feature Attribution UI - Variant 13 </w:t>
-        <w:tab/>
-        <w:t xml:space="preserve"> Id: TC1992 </w:t>
-        <w:tab/>
-        <w:t xml:space="preserve"> Description: Verify accuracy and SLA metrics for Feature Attribution UI predictive execution </w:t>
-        <w:tab/>
-        <w:t xml:space="preserve"> Precondition: Model checkpoint v2.4 loaded in runtime environment. </w:t>
-        <w:tab/>
-        <w:t xml:space="preserve"> Test Step: 1 </w:t>
-        <w:tab/>
-        <w:t xml:space="preserve"> Test Step Description: Interact with AI insight card component for Feature Attribution UI </w:t>
-        <w:tab/>
-        <w:t xml:space="preserve"> Test Step Expected Result: Explanation model outputs clear feature contribution breakdown.</w:t>
-      </w:r>
-    </w:p>
-    <w:p>
-      <w:r>
-        <w:tab/>
-        <w:t xml:space="preserve">Work Item ID: 1573 </w:t>
-        <w:tab/>
-        <w:t xml:space="preserve"> Module: AI Insights &amp; Anomaly Detection </w:t>
-        <w:tab/>
-        <w:t xml:space="preserve"> Name: Historical Baseline Comparison - Variant 3 </w:t>
-        <w:tab/>
-        <w:t xml:space="preserve"> Id: TC1608 </w:t>
-        <w:tab/>
-        <w:t xml:space="preserve"> Description: Verify accuracy and SLA metrics for Historical Baseline Comparison predictive execution </w:t>
-        <w:tab/>
-        <w:t xml:space="preserve"> Precondition: Model checkpoint v2.4 loaded in runtime environment. </w:t>
-        <w:tab/>
-        <w:t xml:space="preserve"> Test Step: 1 </w:t>
-        <w:tab/>
-        <w:t xml:space="preserve"> Test Step Description: Interact with AI insight card component for Historical Baseline Comparison </w:t>
-        <w:tab/>
-        <w:t xml:space="preserve"> Test Step Expected Result: Explanation model outputs clear feature contribution breakdown.</w:t>
-      </w:r>
-    </w:p>
-    <w:p>
-      <w:r>
-        <w:tab/>
-        <w:t xml:space="preserve">Work Item ID: 1573 </w:t>
-        <w:tab/>
-        <w:t xml:space="preserve"> Module: AI Insights &amp; Anomaly Detection </w:t>
-        <w:tab/>
-        <w:t xml:space="preserve"> Name: Recommendation Engine Ranking - Variant 22 </w:t>
-        <w:tab/>
-        <w:t xml:space="preserve"> Id: TC2350 </w:t>
-        <w:tab/>
-        <w:t xml:space="preserve"> Description: Verify dashboard UI component displays output from Recommendation Engine Ranking </w:t>
-        <w:tab/>
-        <w:t xml:space="preserve"> Precondition: Historical baseline metrics ingested and indexed. </w:t>
-        <w:tab/>
-        <w:t xml:space="preserve"> Test Step: 1 </w:t>
-        <w:tab/>
-        <w:t xml:space="preserve"> Test Step Description: Trigger dashboard refresh and monitor response latency for Recommendation Engine Ranking </w:t>
-        <w:tab/>
-        <w:t xml:space="preserve"> Test Step Expected Result: Visualization widget renders top trends with accurate confidence scores.</w:t>
-      </w:r>
-    </w:p>
-    <w:p>
-      <w:r>
-        <w:tab/>
-        <w:t xml:space="preserve">Work Item ID: 1572 </w:t>
-        <w:tab/>
-        <w:t xml:space="preserve"> Module: Claims Adjudication </w:t>
-        <w:tab/>
-        <w:t xml:space="preserve"> Name: Primary vs Secondary Payer - Variant 2 </w:t>
-        <w:tab/>
-        <w:t xml:space="preserve"> Id: TC1559 </w:t>
-        <w:tab/>
-        <w:t xml:space="preserve"> Description: Verify system handles invalid or missing data during Primary vs Secondary Payer </w:t>
-        <w:tab/>
-        <w:t xml:space="preserve"> Precondition: Inbound EDI 837 claim processing queue online. </w:t>
-        <w:tab/>
-        <w:t xml:space="preserve"> Test Step: 1 </w:t>
-        <w:tab/>
-        <w:t xml:space="preserve"> Test Step Description: Submit claim batch containing edge case scenarios for Primary vs Secondary Payer </w:t>
-        <w:tab/>
-        <w:t xml:space="preserve"> Test Step Expected Result: System flags anomaly and routed claim to review queue instantly.</w:t>
-      </w:r>
-    </w:p>
-    <w:p>
-      <w:r>
-        <w:tab/>
-        <w:t xml:space="preserve">Work Item ID: 1573 </w:t>
-        <w:tab/>
-        <w:t xml:space="preserve"> Module: AI Insights &amp; Anomaly Detection </w:t>
-        <w:tab/>
-        <w:t xml:space="preserve"> Name: Real-time Stream Ingestion - Variant 11 </w:t>
-        <w:tab/>
-        <w:t xml:space="preserve"> Id: TC1914 </w:t>
-        <w:tab/>
-        <w:t xml:space="preserve"> Description: Verify dashboard UI component displays output from Real-time Stream Ingestion </w:t>
-        <w:tab/>
-        <w:t xml:space="preserve"> Precondition: Historical baseline metrics ingested and indexed. </w:t>
-        <w:tab/>
-        <w:t xml:space="preserve"> Test Step: 1 </w:t>
-        <w:tab/>
-        <w:t xml:space="preserve"> Test Step Description: Trigger dashboard refresh and monitor response latency for Real-time Stream Ingestion </w:t>
-        <w:tab/>
-        <w:t xml:space="preserve"> Test Step Expected Result: Visualization widget renders top trends with accurate confidence scores.</w:t>
-      </w:r>
-    </w:p>
-    <w:p>
-      <w:r>
-        <w:tab/>
-        <w:t xml:space="preserve">Work Item ID: 1573 </w:t>
-        <w:tab/>
-        <w:t xml:space="preserve"> Module: AI Insights &amp; Anomaly Detection </w:t>
-        <w:tab/>
-        <w:t xml:space="preserve"> Name: Unusual Billing Pattern Flag - Variant 7 </w:t>
-        <w:tab/>
-        <w:t xml:space="preserve"> Id: TC1774 </w:t>
-        <w:tab/>
-        <w:t xml:space="preserve"> Description: Verify dashboard UI component displays output from Unusual Billing Pattern Flag </w:t>
-        <w:tab/>
-        <w:t xml:space="preserve"> Precondition: Historical baseline metrics ingested and indexed. </w:t>
-        <w:tab/>
-        <w:t xml:space="preserve"> Test Step: 1 </w:t>
-        <w:tab/>
-        <w:t xml:space="preserve"> Test Step Description: Trigger dashboard refresh and monitor response latency for Unusual Billing Pattern Flag </w:t>
-        <w:tab/>
-        <w:t xml:space="preserve"> Test Step Expected Result: Visualization widget renders top trends with accurate confidence scores.</w:t>
-      </w:r>
-    </w:p>
-    <w:p>
-      <w:r>
-        <w:tab/>
-        <w:t xml:space="preserve">Work Item ID: 1572 </w:t>
-        <w:tab/>
-        <w:t xml:space="preserve"> Module: Claims Adjudication </w:t>
-        <w:tab/>
-        <w:t xml:space="preserve"> Name: In-Network Co-pay Calculation - Variant 12 </w:t>
-        <w:tab/>
-        <w:t xml:space="preserve"> Id: TC1941 </w:t>
-        <w:tab/>
-        <w:t xml:space="preserve"> Description: Verify adjudication engine logic for In-Network Co-pay Calculation </w:t>
-        <w:tab/>
-        <w:t xml:space="preserve"> Precondition: Claim adjudication rules engine initialized. </w:t>
-        <w:tab/>
-        <w:t xml:space="preserve"> Test Step: 1 </w:t>
-        <w:tab/>
-        <w:t xml:space="preserve"> Test Step Description: Ingest synthetic claim payload testing In-Network Co-pay Calculation into the engine </w:t>
-        <w:tab/>
-        <w:t xml:space="preserve"> Test Step Expected Result: Adjudication engine applies correct formula and outputs calculated totals.</w:t>
-      </w:r>
-    </w:p>
-    <w:p>
-      <w:r>
-        <w:tab/>
-        <w:t xml:space="preserve">Work Item ID: 1572 </w:t>
-        <w:tab/>
-        <w:t xml:space="preserve"> Module: Claims Adjudication </w:t>
-        <w:tab/>
-        <w:t xml:space="preserve"> Name: In-Network Co-pay Calculation - Variant 16 </w:t>
-        <w:tab/>
-        <w:t xml:space="preserve"> Id: TC2101 </w:t>
-        <w:tab/>
-        <w:t xml:space="preserve"> Description: Verify adjudication engine logic for In-Network Co-pay Calculation </w:t>
-        <w:tab/>
-        <w:t xml:space="preserve"> Precondition: Claim adjudication rules engine initialized. </w:t>
-        <w:tab/>
-        <w:t xml:space="preserve"> Test Step: 1 </w:t>
-        <w:tab/>
-        <w:t xml:space="preserve"> Test Step Description: Ingest synthetic claim payload testing In-Network Co-pay Calculation into the engine </w:t>
-        <w:tab/>
-        <w:t xml:space="preserve"> Test Step Expected Result: Adjudication engine applies correct formula and outputs calculated totals.</w:t>
-      </w:r>
-    </w:p>
-    <w:p>
-      <w:r>
-        <w:tab/>
-        <w:t xml:space="preserve">Work Item ID: 1573 </w:t>
-        <w:tab/>
-        <w:t xml:space="preserve"> Module: AI Insights &amp; Anomaly Detection </w:t>
-        <w:tab/>
-        <w:t xml:space="preserve"> Name: Edge - Borderline Deviation Limit </w:t>
-        <w:tab/>
-        <w:t xml:space="preserve"> Id: TC008 </w:t>
-        <w:tab/>
-        <w:t xml:space="preserve"> Description: Verify anomaly classification threshold criteria right at model mathematical limits </w:t>
-        <w:tab/>
-        <w:t xml:space="preserve"> Precondition: Model boundary trigger point set precisely to 3.0 standard deviations. </w:t>
-        <w:tab/>
-        <w:t xml:space="preserve"> Test Step: 1 </w:t>
-        <w:tab/>
-        <w:t xml:space="preserve"> Test Step Description: Transmit precise edge metric adjustment dataset row items. </w:t>
-        <w:tab/>
-        <w:t xml:space="preserve"> Test Step Expected Result: System correctly isolates border fluctuation as an active deviation anomaly, outputting accurate diagnostic reporting values.</w:t>
-      </w:r>
-    </w:p>
-    <w:p>
-      <w:r>
-        <w:tab/>
-        <w:t xml:space="preserve">Work Item ID: 1572 </w:t>
-        <w:tab/>
-        <w:t xml:space="preserve"> Module: Claims Adjudication </w:t>
-        <w:tab/>
-        <w:t xml:space="preserve"> Name: Provider NPI Verification - Variant 24 </w:t>
-        <w:tab/>
-        <w:t xml:space="preserve"> Id: TC2445 </w:t>
-        <w:tab/>
-        <w:t xml:space="preserve"> Description: Verify adjudication engine logic for Provider NPI Verification </w:t>
-        <w:tab/>
-        <w:t xml:space="preserve"> Precondition: Claim adjudication rules engine initialized. </w:t>
-        <w:tab/>
-        <w:t xml:space="preserve"> Test Step: 1 </w:t>
-        <w:tab/>
-        <w:t xml:space="preserve"> Test Step Description: Ingest synthetic claim payload testing Provider NPI Verification into the engine </w:t>
-        <w:tab/>
-        <w:t xml:space="preserve"> Test Step Expected Result: Adjudication engine applies correct formula and outputs calculated totals.</w:t>
-      </w:r>
-    </w:p>
-    <w:p>
-      <w:r>
-        <w:tab/>
-        <w:t xml:space="preserve">Work Item ID: 1573 </w:t>
-        <w:tab/>
-        <w:t xml:space="preserve"> Module: AI Insights &amp; Anomaly Detection </w:t>
-        <w:tab/>
-        <w:t xml:space="preserve"> Name: Custom Threshold Setting - Variant 7 </w:t>
-        <w:tab/>
-        <w:t xml:space="preserve"> Id: TC1766 </w:t>
-        <w:tab/>
-        <w:t xml:space="preserve"> Description: Verify dashboard UI component displays output from Custom Threshold Setting </w:t>
-        <w:tab/>
-        <w:t xml:space="preserve"> Precondition: Historical baseline metrics ingested and indexed. </w:t>
-        <w:tab/>
-        <w:t xml:space="preserve"> Test Step: 1 </w:t>
-        <w:tab/>
-        <w:t xml:space="preserve"> Test Step Description: Trigger dashboard refresh and monitor response latency for Custom Threshold Setting </w:t>
-        <w:tab/>
-        <w:t xml:space="preserve"> Test Step Expected Result: Visualization widget renders top trends with accurate confidence scores.</w:t>
-      </w:r>
-    </w:p>
-    <w:p>
-      <w:r>
-        <w:tab/>
-        <w:t xml:space="preserve">Work Item ID: 1572 </w:t>
-        <w:tab/>
-        <w:t xml:space="preserve"> Module: Claims Adjudication </w:t>
-        <w:tab/>
-        <w:t xml:space="preserve"> Name: Adjustment Code Processing - Variant 27 </w:t>
-        <w:tab/>
-        <w:t xml:space="preserve"> Id: TC2563 </w:t>
-        <w:tab/>
-        <w:t xml:space="preserve"> Description: Verify system handles invalid or missing data during Adjustment Code Processing </w:t>
-        <w:tab/>
-        <w:t xml:space="preserve"> Precondition: Inbound EDI 837 claim processing queue online. </w:t>
-        <w:tab/>
-        <w:t xml:space="preserve"> Test Step: 1 </w:t>
-        <w:tab/>
-        <w:t xml:space="preserve"> Test Step Description: Submit claim batch containing edge case scenarios for Adjustment Code Processing </w:t>
-        <w:tab/>
-        <w:t xml:space="preserve"> Test Step Expected Result: System flags anomaly and routed claim to review queue instantly.</w:t>
-      </w:r>
-    </w:p>
-    <w:p>
-      <w:r>
-        <w:tab/>
-        <w:t xml:space="preserve">Work Item ID: 1573 </w:t>
-        <w:tab/>
-        <w:t xml:space="preserve"> Module: AI Insights &amp; Anomaly Detection </w:t>
-        <w:tab/>
-        <w:t xml:space="preserve"> Name: Trend Anomaly Alert - Variant 19 </w:t>
-        <w:tab/>
-        <w:t xml:space="preserve"> Id: TC2222 </w:t>
-        <w:tab/>
-        <w:t xml:space="preserve"> Description: Verify dashboard UI component displays output from Trend Anomaly Alert </w:t>
-        <w:tab/>
-        <w:t xml:space="preserve"> Precondition: Historical baseline metrics ingested and indexed. </w:t>
-        <w:tab/>
-        <w:t xml:space="preserve"> Test Step: 1 </w:t>
-        <w:tab/>
-        <w:t xml:space="preserve"> Test Step Description: Trigger dashboard refresh and monitor response latency for Trend Anomaly Alert </w:t>
-        <w:tab/>
-        <w:t xml:space="preserve"> Test Step Expected Result: Visualization widget renders top trends with accurate confidence scores.</w:t>
-      </w:r>
-    </w:p>
-    <w:p>
-      <w:r>
-        <w:tab/>
-        <w:t xml:space="preserve">Work Item ID: 1573 </w:t>
-        <w:tab/>
-        <w:t xml:space="preserve"> Module: AI Insights &amp; Anomaly Detection </w:t>
-        <w:tab/>
-        <w:t xml:space="preserve"> Name: Feature Attribution UI - Variant 7 </w:t>
-        <w:tab/>
-        <w:t xml:space="preserve"> Id: TC1752 </w:t>
-        <w:tab/>
-        <w:t xml:space="preserve"> Description: Verify accuracy and SLA metrics for Feature Attribution UI predictive execution </w:t>
-        <w:tab/>
-        <w:t xml:space="preserve"> Precondition: Model checkpoint v2.4 loaded in runtime environment. </w:t>
-        <w:tab/>
-        <w:t xml:space="preserve"> Test Step: 1 </w:t>
-        <w:tab/>
-        <w:t xml:space="preserve"> Test Step Description: Interact with AI insight card component for Feature Attribution UI </w:t>
-        <w:tab/>
-        <w:t xml:space="preserve"> Test Step Expected Result: Explanation model outputs clear feature contribution breakdown.</w:t>
-      </w:r>
-    </w:p>
-    <w:p>
-      <w:r>
-        <w:tab/>
-        <w:t xml:space="preserve">Work Item ID: 1573 </w:t>
-        <w:tab/>
-        <w:t xml:space="preserve"> Module: AI Insights &amp; Anomaly Detection </w:t>
-        <w:tab/>
-        <w:t xml:space="preserve"> Name: Trend Anomaly Alert - Variant 28 </w:t>
-        <w:tab/>
-        <w:t xml:space="preserve"> Id: TC2582 </w:t>
-        <w:tab/>
-        <w:t xml:space="preserve"> Description: Verify dashboard UI component displays output from Trend Anomaly Alert </w:t>
-        <w:tab/>
-        <w:t xml:space="preserve"> Precondition: Historical baseline metrics ingested and indexed. </w:t>
-        <w:tab/>
-        <w:t xml:space="preserve"> Test Step: 1 </w:t>
-        <w:tab/>
-        <w:t xml:space="preserve"> Test Step Description: Trigger dashboard refresh and monitor response latency for Trend Anomaly Alert </w:t>
-        <w:tab/>
-        <w:t xml:space="preserve"> Test Step Expected Result: Visualization widget renders top trends with accurate confidence scores.</w:t>
-      </w:r>
-    </w:p>
-    <w:p>
-      <w:r>
-        <w:tab/>
-        <w:t xml:space="preserve">Work Item ID: 1572 </w:t>
-        <w:tab/>
-        <w:t xml:space="preserve"> Module: Claims Adjudication </w:t>
-        <w:tab/>
-        <w:t xml:space="preserve"> Name: High Value Claim Audit Trigger - Variant 21 </w:t>
-        <w:tab/>
-        <w:t xml:space="preserve"> Id: TC2333 </w:t>
-        <w:tab/>
-        <w:t xml:space="preserve"> Description: Verify adjudication engine logic for High Value Claim Audit Trigger </w:t>
-        <w:tab/>
-        <w:t xml:space="preserve"> Precondition: Claim adjudication rules engine initialized. </w:t>
-        <w:tab/>
-        <w:t xml:space="preserve"> Test Step: 1 </w:t>
-        <w:tab/>
-        <w:t xml:space="preserve"> Test Step Description: Ingest synthetic claim payload testing High Value Claim Audit Trigger into the engine </w:t>
-        <w:tab/>
-        <w:t xml:space="preserve"> Test Step Expected Result: Adjudication engine applies correct formula and outputs calculated totals.</w:t>
-      </w:r>
-    </w:p>
-    <w:p>
-      <w:r>
-        <w:tab/>
-        <w:t xml:space="preserve">Work Item ID: 1572 </w:t>
-        <w:tab/>
-        <w:t xml:space="preserve"> Module: Claims Adjudication </w:t>
-        <w:tab/>
-        <w:t xml:space="preserve"> Name: Batch Claim Ingestion - Variant 14 </w:t>
-        <w:tab/>
-        <w:t xml:space="preserve"> Id: TC2051 </w:t>
-        <w:tab/>
-        <w:t xml:space="preserve"> Description: Verify system handles invalid or missing data during Batch Claim Ingestion </w:t>
-        <w:tab/>
-        <w:t xml:space="preserve"> Precondition: Inbound EDI 837 claim processing queue online. </w:t>
-        <w:tab/>
-        <w:t xml:space="preserve"> Test Step: 1 </w:t>
-        <w:tab/>
-        <w:t xml:space="preserve"> Test Step Description: Submit claim batch containing edge case scenarios for Batch Claim Ingestion </w:t>
-        <w:tab/>
-        <w:t xml:space="preserve"> Test Step Expected Result: System flags anomaly and routed claim to review queue instantly.</w:t>
-      </w:r>
-    </w:p>
-    <w:p>
-      <w:r>
-        <w:tab/>
-        <w:t xml:space="preserve">Work Item ID: 1573 </w:t>
-        <w:tab/>
-        <w:t xml:space="preserve"> Module: AI Insights &amp; Anomaly Detection </w:t>
-        <w:tab/>
-        <w:t xml:space="preserve"> Name: Model Retraining Trigger - Variant 4 </w:t>
-        <w:tab/>
-        <w:t xml:space="preserve"> Id: TC1660 </w:t>
-        <w:tab/>
-        <w:t xml:space="preserve"> Description: Verify accuracy and SLA metrics for Model Retraining Trigger predictive execution </w:t>
-        <w:tab/>
-        <w:t xml:space="preserve"> Precondition: Model checkpoint v2.4 loaded in runtime environment. </w:t>
-        <w:tab/>
-        <w:t xml:space="preserve"> Test Step: 1 </w:t>
-        <w:tab/>
-        <w:t xml:space="preserve"> Test Step Description: Interact with AI insight card component for Model Retraining Trigger </w:t>
-        <w:tab/>
-        <w:t xml:space="preserve"> Test Step Expected Result: Explanation model outputs clear feature contribution breakdown.</w:t>
-      </w:r>
-    </w:p>
-    <w:p>
-      <w:r>
-        <w:tab/>
-        <w:t xml:space="preserve">Work Item ID: 1573 </w:t>
-        <w:tab/>
-        <w:t xml:space="preserve"> Module: AI Insights &amp; Anomaly Detection </w:t>
-        <w:tab/>
-        <w:t xml:space="preserve"> Name: No Significant Insights </w:t>
-        <w:tab/>
-        <w:t xml:space="preserve"> Id: TC035 </w:t>
-        <w:tab/>
-        <w:t xml:space="preserve"> Description: Verify dashboard fallback layout when no significant data trends are detected </w:t>
-        <w:tab/>
-        <w:t xml:space="preserve"> Precondition: Product metrics reflect flat historical norms with zero variance anomalies. </w:t>
-        <w:tab/>
-        <w:t xml:space="preserve"> Test Step: 1 </w:t>
-        <w:tab/>
-        <w:t xml:space="preserve"> Test Step Description: Load product management analytics dashboard view. </w:t>
-        <w:tab/>
-        <w:t xml:space="preserve"> Test Step Expected Result: Dashboard cleanly outputs system fallback status notification layout stating: 'No significant insights found'.</w:t>
-      </w:r>
-    </w:p>
-    <w:p>
-      <w:r>
-        <w:tab/>
-        <w:t xml:space="preserve">Work Item ID: 1573 </w:t>
-        <w:tab/>
-        <w:t xml:space="preserve"> Module: AI Insights &amp; Anomaly Detection </w:t>
-        <w:tab/>
-        <w:t xml:space="preserve"> Name: Unusual Billing Pattern Flag - Variant 11 </w:t>
-        <w:tab/>
-        <w:t xml:space="preserve"> Id: TC1934 </w:t>
-        <w:tab/>
-        <w:t xml:space="preserve"> Description: Verify dashboard UI component displays output from Unusual Billing Pattern Flag </w:t>
-        <w:tab/>
-        <w:t xml:space="preserve"> Precondition: Historical baseline metrics ingested and indexed. </w:t>
-        <w:tab/>
-        <w:t xml:space="preserve"> Test Step: 1 </w:t>
-        <w:tab/>
-        <w:t xml:space="preserve"> Test Step Description: Trigger dashboard refresh and monitor response latency for Unusual Billing Pattern Flag </w:t>
-        <w:tab/>
-        <w:t xml:space="preserve"> Test Step Expected Result: Visualization widget renders top trends with accurate confidence scores.</w:t>
-      </w:r>
-    </w:p>
-    <w:p>
-      <w:r>
-        <w:tab/>
-        <w:t xml:space="preserve">Work Item ID: 1573 </w:t>
-        <w:tab/>
-        <w:t xml:space="preserve"> Module: AI Insights &amp; Anomaly Detection </w:t>
-        <w:tab/>
-        <w:t xml:space="preserve"> Name: Explanation Tooltip Generation - Variant 14 </w:t>
-        <w:tab/>
-        <w:t xml:space="preserve"> Id: TC2042 </w:t>
-        <w:tab/>
-        <w:t xml:space="preserve"> Description: Verify dashboard UI component displays output from Explanation Tooltip Generation </w:t>
-        <w:tab/>
-        <w:t xml:space="preserve"> Precondition: Historical baseline metrics ingested and indexed. </w:t>
-        <w:tab/>
-        <w:t xml:space="preserve"> Test Step: 1 </w:t>
-        <w:tab/>
-        <w:t xml:space="preserve"> Test Step Description: Trigger dashboard refresh and monitor response latency for Explanation Tooltip Generation </w:t>
-        <w:tab/>
-        <w:t xml:space="preserve"> Test Step Expected Result: Visualization widget renders top trends with accurate confidence scores.</w:t>
-      </w:r>
-    </w:p>
-    <w:p>
-      <w:r>
-        <w:tab/>
-        <w:t xml:space="preserve">Work Item ID: 1572 </w:t>
-        <w:tab/>
-        <w:t xml:space="preserve"> Module: Claims Adjudication </w:t>
-        <w:tab/>
-        <w:t xml:space="preserve"> Name: Provider NPI Verification - Variant 27 </w:t>
-        <w:tab/>
-        <w:t xml:space="preserve"> Id: TC2565 </w:t>
-        <w:tab/>
-        <w:t xml:space="preserve"> Description: Verify adjudication engine logic for Provider NPI Verification </w:t>
-        <w:tab/>
-        <w:t xml:space="preserve"> Precondition: Claim adjudication rules engine initialized. </w:t>
-        <w:tab/>
-        <w:t xml:space="preserve"> Test Step: 1 </w:t>
-        <w:tab/>
-        <w:t xml:space="preserve"> Test Step Description: Ingest synthetic claim payload testing Provider NPI Verification into the engine </w:t>
-        <w:tab/>
-        <w:t xml:space="preserve"> Test Step Expected Result: Adjudication engine applies correct formula and outputs calculated totals.</w:t>
-      </w:r>
-    </w:p>
-    <w:p>
-      <w:r>
-        <w:tab/>
-        <w:t xml:space="preserve">Work Item ID: 1572 </w:t>
-        <w:tab/>
-        <w:t xml:space="preserve"> Module: Claims Adjudication </w:t>
-        <w:tab/>
-        <w:t xml:space="preserve"> Name: Bundled Service Deduction - Variant 27 </w:t>
-        <w:tab/>
-        <w:t xml:space="preserve"> Id: TC2567 </w:t>
-        <w:tab/>
-        <w:t xml:space="preserve"> Description: Verify system handles invalid or missing data during Bundled Service Deduction </w:t>
-        <w:tab/>
-        <w:t xml:space="preserve"> Precondition: Inbound EDI 837 claim processing queue online. </w:t>
-        <w:tab/>
-        <w:t xml:space="preserve"> Test Step: 1 </w:t>
-        <w:tab/>
-        <w:t xml:space="preserve"> Test Step Description: Submit claim batch containing edge case scenarios for Bundled Service Deduction </w:t>
-        <w:tab/>
-        <w:t xml:space="preserve"> Test Step Expected Result: System flags anomaly and routed claim to review queue instantly.</w:t>
-      </w:r>
-    </w:p>
-    <w:p>
-      <w:r>
-        <w:tab/>
-        <w:t xml:space="preserve">Work Item ID: 1572 </w:t>
-        <w:tab/>
-        <w:t xml:space="preserve"> Module: Claims Adjudication </w:t>
-        <w:tab/>
-        <w:t xml:space="preserve"> Name: Out-of-Network Coinsurance - Variant 22 </w:t>
-        <w:tab/>
-        <w:t xml:space="preserve"> Id: TC2343 </w:t>
-        <w:tab/>
-        <w:t xml:space="preserve"> Description: Verify system handles invalid or missing data during Out-of-Network Coinsurance </w:t>
-        <w:tab/>
-        <w:t xml:space="preserve"> Precondition: Inbound EDI 837 claim processing queue online. </w:t>
-        <w:tab/>
-        <w:t xml:space="preserve"> Test Step: 1 </w:t>
-        <w:tab/>
-        <w:t xml:space="preserve"> Test Step Description: Submit claim batch containing edge case scenarios for Out-of-Network Coinsurance </w:t>
-        <w:tab/>
-        <w:t xml:space="preserve"> Test Step Expected Result: System flags anomaly and routed claim to review queue instantly.</w:t>
-      </w:r>
-    </w:p>
-    <w:p>
-      <w:r>
-        <w:tab/>
-        <w:t xml:space="preserve">Work Item ID: 1573 </w:t>
-        <w:tab/>
-        <w:t xml:space="preserve"> Module: AI Insights &amp; Anomaly Detection </w:t>
-        <w:tab/>
-        <w:t xml:space="preserve"> Name: Recommendation Engine Ranking - Variant 18 </w:t>
-        <w:tab/>
-        <w:t xml:space="preserve"> Id: TC2190 </w:t>
-        <w:tab/>
-        <w:t xml:space="preserve"> Description: Verify dashboard UI component displays output from Recommendation Engine Ranking </w:t>
-        <w:tab/>
-        <w:t xml:space="preserve"> Precondition: Historical baseline metrics ingested and indexed. </w:t>
-        <w:tab/>
-        <w:t xml:space="preserve"> Test Step: 1 </w:t>
-        <w:tab/>
-        <w:t xml:space="preserve"> Test Step Description: Trigger dashboard refresh and monitor response latency for Recommendation Engine Ranking </w:t>
-        <w:tab/>
-        <w:t xml:space="preserve"> Test Step Expected Result: Visualization widget renders top trends with accurate confidence scores.</w:t>
-      </w:r>
-    </w:p>
-    <w:p>
-      <w:r>
-        <w:tab/>
-        <w:t xml:space="preserve">Work Item ID: 1573 </w:t>
-        <w:tab/>
-        <w:t xml:space="preserve"> Module: AI Insights &amp; Anomaly Detection </w:t>
-        <w:tab/>
-        <w:t xml:space="preserve"> Name: False Positive Feedback Loop - Variant 23 </w:t>
-        <w:tab/>
-        <w:t xml:space="preserve"> Id: TC2398 </w:t>
-        <w:tab/>
-        <w:t xml:space="preserve"> Description: Verify dashboard UI component displays output from False Positive Feedback Loop </w:t>
-        <w:tab/>
-        <w:t xml:space="preserve"> Precondition: Historical baseline metrics ingested and indexed. </w:t>
-        <w:tab/>
-        <w:t xml:space="preserve"> Test Step: 1 </w:t>
-        <w:tab/>
-        <w:t xml:space="preserve"> Test Step Description: Trigger dashboard refresh and monitor response latency for False Positive Feedback Loop </w:t>
-        <w:tab/>
-        <w:t xml:space="preserve"> Test Step Expected Result: Visualization widget renders top trends with accurate confidence scores.</w:t>
-      </w:r>
-    </w:p>
-    <w:p>
-      <w:r>
-        <w:tab/>
-        <w:t xml:space="preserve">Work Item ID: 1573 </w:t>
-        <w:tab/>
-        <w:t xml:space="preserve"> Module: AI Insights &amp; Anomaly Detection </w:t>
-        <w:tab/>
-        <w:t xml:space="preserve"> Name: Recommendation Engine Ranking - Variant 1 </w:t>
-        <w:tab/>
-        <w:t xml:space="preserve"> Id: TC1510 </w:t>
-        <w:tab/>
-        <w:t xml:space="preserve"> Description: Verify dashboard UI component displays output from Recommendation Engine Ranking </w:t>
-        <w:tab/>
-        <w:t xml:space="preserve"> Precondition: Historical baseline metrics ingested and indexed. </w:t>
-        <w:tab/>
-        <w:t xml:space="preserve"> Test Step: 1 </w:t>
-        <w:tab/>
-        <w:t xml:space="preserve"> Test Step Description: Trigger dashboard refresh and monitor response latency for Recommendation Engine Ranking </w:t>
-        <w:tab/>
-        <w:t xml:space="preserve"> Test Step Expected Result: Visualization widget renders top trends with accurate confidence scores.</w:t>
-      </w:r>
-    </w:p>
-    <w:p>
-      <w:r>
-        <w:tab/>
-        <w:t xml:space="preserve">Work Item ID: 1572 </w:t>
-        <w:tab/>
-        <w:t xml:space="preserve"> Module: Claims Adjudication </w:t>
-        <w:tab/>
-        <w:t xml:space="preserve"> Name: Timely Filing Limit Edge - Variant 25 </w:t>
-        <w:tab/>
-        <w:t xml:space="preserve"> Id: TC2477 </w:t>
-        <w:tab/>
-        <w:t xml:space="preserve"> Description: Verify adjudication engine logic for Timely Filing Limit Edge </w:t>
-        <w:tab/>
-        <w:t xml:space="preserve"> Precondition: Claim adjudication rules engine initialized. </w:t>
-        <w:tab/>
-        <w:t xml:space="preserve"> Test Step: 1 </w:t>
-        <w:tab/>
-        <w:t xml:space="preserve"> Test Step Description: Ingest synthetic claim payload testing Timely Filing Limit Edge into the engine </w:t>
-        <w:tab/>
-        <w:t xml:space="preserve"> Test Step Expected Result: Adjudication engine applies correct formula and outputs calculated totals.</w:t>
-      </w:r>
-    </w:p>
-    <w:p>
-      <w:r>
-        <w:tab/>
-        <w:t xml:space="preserve">Work Item ID: 1573 </w:t>
-        <w:tab/>
-        <w:t xml:space="preserve"> Module: AI Insights &amp; Anomaly Detection </w:t>
-        <w:tab/>
-        <w:t xml:space="preserve"> Name: Anomaly Detection Alert </w:t>
-        <w:tab/>
-        <w:t xml:space="preserve"> Id: TC002 </w:t>
-        <w:tab/>
-        <w:t xml:space="preserve"> Description: Verify alert generation SLA when a product metric deviates from historical distribution boundaries </w:t>
-        <w:tab/>
-        <w:t xml:space="preserve"> Precondition: Pre-trained predictive model cores are fully operational. </w:t>
-        <w:tab/>
-        <w:t xml:space="preserve"> Test Step: 1 </w:t>
-        <w:tab/>
-        <w:t xml:space="preserve"> Test Step Description: Inject anomalous sample data stream into active processing queue paths. </w:t>
-        <w:tab/>
-        <w:t xml:space="preserve"> Test Step Expected Result: AI processing layer intercepts structural boundary exception and sends a system alert UI notification within 2 seconds.</w:t>
-      </w:r>
-    </w:p>
-    <w:p>
-      <w:r>
-        <w:tab/>
-        <w:t xml:space="preserve">Work Item ID: 1573 </w:t>
-        <w:tab/>
-        <w:t xml:space="preserve"> Module: AI Insights &amp; Anomaly Detection </w:t>
-        <w:tab/>
-        <w:t xml:space="preserve"> Name: Recommendation Engine Ranking - Variant 2 </w:t>
-        <w:tab/>
-        <w:t xml:space="preserve"> Id: TC1550 </w:t>
-        <w:tab/>
-        <w:t xml:space="preserve"> Description: Verify dashboard UI component displays output from Recommendation Engine Ranking </w:t>
-        <w:tab/>
-        <w:t xml:space="preserve"> Precondition: Historical baseline metrics ingested and indexed. </w:t>
-        <w:tab/>
-        <w:t xml:space="preserve"> Test Step: 1 </w:t>
-        <w:tab/>
-        <w:t xml:space="preserve"> Test Step Description: Trigger dashboard refresh and monitor response latency for Recommendation Engine Ranking </w:t>
-        <w:tab/>
-        <w:t xml:space="preserve"> Test Step Expected Result: Visualization widget renders top trends with accurate confidence scores.</w:t>
-      </w:r>
-    </w:p>
-    <w:p>
-      <w:r>
-        <w:tab/>
-        <w:t xml:space="preserve">Work Item ID: 1572 </w:t>
-        <w:tab/>
-        <w:t xml:space="preserve"> Module: Claims Adjudication </w:t>
-        <w:tab/>
-        <w:t xml:space="preserve"> Name: Claim Line Item Split - Variant 20 </w:t>
-        <w:tab/>
-        <w:t xml:space="preserve"> Id: TC2269 </w:t>
-        <w:tab/>
-        <w:t xml:space="preserve"> Description: Verify adjudication engine logic for Claim Line Item Split </w:t>
-        <w:tab/>
-        <w:t xml:space="preserve"> Precondition: Claim adjudication rules engine initialized. </w:t>
-        <w:tab/>
-        <w:t xml:space="preserve"> Test Step: 1 </w:t>
-        <w:tab/>
-        <w:t xml:space="preserve"> Test Step Description: Ingest synthetic claim payload testing Claim Line Item Split into the engine </w:t>
-        <w:tab/>
-        <w:t xml:space="preserve"> Test Step Expected Result: Adjudication engine applies correct formula and outputs calculated totals.</w:t>
-      </w:r>
-    </w:p>
-    <w:p>
-      <w:r>
-        <w:tab/>
-        <w:t xml:space="preserve">Work Item ID: 1573 </w:t>
-        <w:tab/>
-        <w:t xml:space="preserve"> Module: AI Insights &amp; Anomaly Detection </w:t>
-        <w:tab/>
-        <w:t xml:space="preserve"> Name: Patient Risk Stratification - Variant 21 </w:t>
-        <w:tab/>
-        <w:t xml:space="preserve"> Id: TC2336 </w:t>
-        <w:tab/>
-        <w:t xml:space="preserve"> Description: Verify accuracy and SLA metrics for Patient Risk Stratification predictive execution </w:t>
-        <w:tab/>
-        <w:t xml:space="preserve"> Precondition: Model checkpoint v2.4 loaded in runtime environment. </w:t>
-        <w:tab/>
-        <w:t xml:space="preserve"> Test Step: 1 </w:t>
-        <w:tab/>
-        <w:t xml:space="preserve"> Test Step Description: Interact with AI insight card component for Patient Risk Stratification </w:t>
-        <w:tab/>
-        <w:t xml:space="preserve"> Test Step Expected Result: Explanation model outputs clear feature contribution breakdown.</w:t>
-      </w:r>
-    </w:p>
-    <w:p>
-      <w:r>
-        <w:tab/>
-        <w:t xml:space="preserve">Work Item ID: 1572 </w:t>
-        <w:tab/>
-        <w:t xml:space="preserve"> Module: Claims Adjudication </w:t>
-        <w:tab/>
-        <w:t xml:space="preserve"> Name: Timely Filing Limit Edge - Variant 11 </w:t>
-        <w:tab/>
-        <w:t xml:space="preserve"> Id: TC1917 </w:t>
-        <w:tab/>
-        <w:t xml:space="preserve"> Description: Verify adjudication engine logic for Timely Filing Limit Edge </w:t>
-        <w:tab/>
-        <w:t xml:space="preserve"> Precondition: Claim adjudication rules engine initialized. </w:t>
-        <w:tab/>
-        <w:t xml:space="preserve"> Test Step: 1 </w:t>
-        <w:tab/>
-        <w:t xml:space="preserve"> Test Step Description: Ingest synthetic claim payload testing Timely Filing Limit Edge into the engine </w:t>
-        <w:tab/>
-        <w:t xml:space="preserve"> Test Step Expected Result: Adjudication engine applies correct formula and outputs calculated totals.</w:t>
-      </w:r>
-    </w:p>
-    <w:p>
-      <w:r>
-        <w:tab/>
-        <w:t xml:space="preserve">Work Item ID: 1573 </w:t>
-        <w:tab/>
-        <w:t xml:space="preserve"> Module: AI Insights &amp; Anomaly Detection </w:t>
-        <w:tab/>
-        <w:t xml:space="preserve"> Name: Data Pipeline Health Monitor - Variant 17 </w:t>
-        <w:tab/>
-        <w:t xml:space="preserve"> Id: TC2172 </w:t>
-        <w:tab/>
-        <w:t xml:space="preserve"> Description: Verify accuracy and SLA metrics for Data Pipeline Health Monitor predictive execution </w:t>
-        <w:tab/>
-        <w:t xml:space="preserve"> Precondition: Model checkpoint v2.4 loaded in runtime environment. </w:t>
-        <w:tab/>
-        <w:t xml:space="preserve"> Test Step: 1 </w:t>
-        <w:tab/>
-        <w:t xml:space="preserve"> Test Step Description: Interact with AI insight card component for Data Pipeline Health Monitor </w:t>
-        <w:tab/>
-        <w:t xml:space="preserve"> Test Step Expected Result: Explanation model outputs clear feature contribution breakdown.</w:t>
-      </w:r>
-    </w:p>
-    <w:p>
-      <w:r>
-        <w:tab/>
-        <w:t xml:space="preserve">Work Item ID: 1572 </w:t>
-        <w:tab/>
-        <w:t xml:space="preserve"> Module: Claims Adjudication </w:t>
-        <w:tab/>
-        <w:t xml:space="preserve"> Name: In-Network Co-pay Calculation - Variant 28 </w:t>
-        <w:tab/>
-        <w:t xml:space="preserve"> Id: TC2581 </w:t>
-        <w:tab/>
-        <w:t xml:space="preserve"> Description: Verify adjudication engine logic for In-Network Co-pay Calculation </w:t>
-        <w:tab/>
-        <w:t xml:space="preserve"> Precondition: Claim adjudication rules engine initialized. </w:t>
-        <w:tab/>
-        <w:t xml:space="preserve"> Test Step: 1 </w:t>
-        <w:tab/>
-        <w:t xml:space="preserve"> Test Step Description: Ingest synthetic claim payload testing In-Network Co-pay Calculation into the engine </w:t>
-        <w:tab/>
-        <w:t xml:space="preserve"> Test Step Expected Result: Adjudication engine applies correct formula and outputs calculated totals.</w:t>
-      </w:r>
-    </w:p>
-    <w:p>
-      <w:r>
-        <w:tab/>
-        <w:t xml:space="preserve">Work Item ID: 1573 </w:t>
-        <w:tab/>
-        <w:t xml:space="preserve"> Module: AI Insights &amp; Anomaly Detection </w:t>
-        <w:tab/>
-        <w:t xml:space="preserve"> Name: Model Drift Monitoring - Variant 16 </w:t>
-        <w:tab/>
-        <w:t xml:space="preserve"> Id: TC2108 </w:t>
-        <w:tab/>
-        <w:t xml:space="preserve"> Description: Verify accuracy and SLA metrics for Model Drift Monitoring predictive execution </w:t>
-        <w:tab/>
-        <w:t xml:space="preserve"> Precondition: Model checkpoint v2.4 loaded in runtime environment. </w:t>
-        <w:tab/>
-        <w:t xml:space="preserve"> Test Step: 1 </w:t>
-        <w:tab/>
-        <w:t xml:space="preserve"> Test Step Description: Interact with AI insight card component for Model Drift Monitoring </w:t>
-        <w:tab/>
-        <w:t xml:space="preserve"> Test Step Expected Result: Explanation model outputs clear feature contribution breakdown.</w:t>
-      </w:r>
-    </w:p>
-    <w:p>
-      <w:r>
-        <w:tab/>
-        <w:t xml:space="preserve">Work Item ID: 1573 </w:t>
-        <w:tab/>
-        <w:t xml:space="preserve"> Module: AI Insights &amp; Anomaly Detection </w:t>
-        <w:tab/>
-        <w:t xml:space="preserve"> Name: Cost Spike Detection - Variant 25 </w:t>
-        <w:tab/>
-        <w:t xml:space="preserve"> Id: TC2466 </w:t>
-        <w:tab/>
-        <w:t xml:space="preserve"> Description: Verify dashboard UI component displays output from Cost Spike Detection </w:t>
-        <w:tab/>
-        <w:t xml:space="preserve"> Precondition: Historical baseline metrics ingested and indexed. </w:t>
-        <w:tab/>
-        <w:t xml:space="preserve"> Test Step: 1 </w:t>
-        <w:tab/>
-        <w:t xml:space="preserve"> Test Step Description: Trigger dashboard refresh and monitor response latency for Cost Spike Detection </w:t>
-        <w:tab/>
-        <w:t xml:space="preserve"> Test Step Expected Result: Visualization widget renders top trends with accurate confidence scores.</w:t>
-      </w:r>
-    </w:p>
-    <w:p>
-      <w:r>
-        <w:tab/>
-        <w:t xml:space="preserve">Work Item ID: 1573 </w:t>
-        <w:tab/>
-        <w:t xml:space="preserve"> Module: AI Insights &amp; Anomaly Detection </w:t>
-        <w:tab/>
-        <w:t xml:space="preserve"> Name: Custom Threshold Setting - Variant 26 </w:t>
-        <w:tab/>
-        <w:t xml:space="preserve"> Id: TC2526 </w:t>
-        <w:tab/>
-        <w:t xml:space="preserve"> Description: Verify dashboard UI component displays output from Custom Threshold Setting </w:t>
-        <w:tab/>
-        <w:t xml:space="preserve"> Precondition: Historical baseline metrics ingested and indexed. </w:t>
-        <w:tab/>
-        <w:t xml:space="preserve"> Test Step: 1 </w:t>
-        <w:tab/>
-        <w:t xml:space="preserve"> Test Step Description: Trigger dashboard refresh and monitor response latency for Custom Threshold Setting </w:t>
-        <w:tab/>
-        <w:t xml:space="preserve"> Test Step Expected Result: Visualization widget renders top trends with accurate confidence scores.</w:t>
-      </w:r>
-    </w:p>
-    <w:p>
-      <w:r>
-        <w:tab/>
-        <w:t xml:space="preserve">Work Item ID: 1572 </w:t>
-        <w:tab/>
-        <w:t xml:space="preserve"> Module: Claims Adjudication </w:t>
-        <w:tab/>
-        <w:t xml:space="preserve"> Name: Claim Line Item Split - Variant 27 </w:t>
-        <w:tab/>
-        <w:t xml:space="preserve"> Id: TC2549 </w:t>
-        <w:tab/>
-        <w:t xml:space="preserve"> Description: Verify adjudication engine logic for Claim Line Item Split </w:t>
-        <w:tab/>
-        <w:t xml:space="preserve"> Precondition: Claim adjudication rules engine initialized. </w:t>
-        <w:tab/>
-        <w:t xml:space="preserve"> Test Step: 1 </w:t>
-        <w:tab/>
-        <w:t xml:space="preserve"> Test Step Description: Ingest synthetic claim payload testing Claim Line Item Split into the engine </w:t>
-        <w:tab/>
-        <w:t xml:space="preserve"> Test Step Expected Result: Adjudication engine applies correct formula and outputs calculated totals.</w:t>
-      </w:r>
-    </w:p>
-    <w:p>
-      <w:r>
-        <w:tab/>
-        <w:t xml:space="preserve">Work Item ID: 1573 </w:t>
-        <w:tab/>
-        <w:t xml:space="preserve"> Module: AI Insights &amp; Anomaly Detection </w:t>
-        <w:tab/>
-        <w:t xml:space="preserve"> Name: Unusual Billing Pattern Flag - Variant 16 </w:t>
-        <w:tab/>
-        <w:t xml:space="preserve"> Id: TC2134 </w:t>
-        <w:tab/>
-        <w:t xml:space="preserve"> Description: Verify dashboard UI component displays output from Unusual Billing Pattern Flag </w:t>
-        <w:tab/>
-        <w:t xml:space="preserve"> Precondition: Historical baseline metrics ingested and indexed. </w:t>
-        <w:tab/>
-        <w:t xml:space="preserve"> Test Step: 1 </w:t>
-        <w:tab/>
-        <w:t xml:space="preserve"> Test Step Description: Trigger dashboard refresh and monitor response latency for Unusual Billing Pattern Flag </w:t>
-        <w:tab/>
-        <w:t xml:space="preserve"> Test Step Expected Result: Visualization widget renders top trends with accurate confidence scores.</w:t>
-      </w:r>
-    </w:p>
-    <w:p>
-      <w:r>
-        <w:tab/>
-        <w:t xml:space="preserve">Work Item ID: 1573 </w:t>
-        <w:tab/>
-        <w:t xml:space="preserve"> Module: AI Insights &amp; Anomaly Detection </w:t>
-        <w:tab/>
-        <w:t xml:space="preserve"> Name: Recommendation Engine Ranking - Variant 27 </w:t>
-        <w:tab/>
-        <w:t xml:space="preserve"> Id: TC2550 </w:t>
-        <w:tab/>
-        <w:t xml:space="preserve"> Description: Verify dashboard UI component displays output from Recommendation Engine Ranking </w:t>
-        <w:tab/>
-        <w:t xml:space="preserve"> Precondition: Historical baseline metrics ingested and indexed. </w:t>
-        <w:tab/>
-        <w:t xml:space="preserve"> Test Step: 1 </w:t>
-        <w:tab/>
-        <w:t xml:space="preserve"> Test Step Description: Trigger dashboard refresh and monitor response latency for Recommendation Engine Ranking </w:t>
-        <w:tab/>
-        <w:t xml:space="preserve"> Test Step Expected Result: Visualization widget renders top trends with accurate confidence scores.</w:t>
-      </w:r>
-    </w:p>
-    <w:p>
-      <w:r>
-        <w:tab/>
-        <w:t xml:space="preserve">Work Item ID: 1573 </w:t>
-        <w:tab/>
-        <w:t xml:space="preserve"> Module: AI Insights &amp; Anomaly Detection </w:t>
-        <w:tab/>
-        <w:t xml:space="preserve"> Name: Recommendation Engine Ranking - Variant 12 </w:t>
-        <w:tab/>
-        <w:t xml:space="preserve"> Id: TC1950 </w:t>
-        <w:tab/>
-        <w:t xml:space="preserve"> Description: Verify dashboard UI component displays output from Recommendation Engine Ranking </w:t>
-        <w:tab/>
-        <w:t xml:space="preserve"> Precondition: Historical baseline metrics ingested and indexed. </w:t>
-        <w:tab/>
-        <w:t xml:space="preserve"> Test Step: 1 </w:t>
-        <w:tab/>
-        <w:t xml:space="preserve"> Test Step Description: Trigger dashboard refresh and monitor response latency for Recommendation Engine Ranking </w:t>
-        <w:tab/>
-        <w:t xml:space="preserve"> Test Step Expected Result: Visualization widget renders top trends with accurate confidence scores.</w:t>
-      </w:r>
-    </w:p>
-    <w:p>
-      <w:r>
-        <w:tab/>
-        <w:t xml:space="preserve">Work Item ID: 1573 </w:t>
-        <w:tab/>
-        <w:t xml:space="preserve"> Module: AI Insights &amp; Anomaly Detection </w:t>
-        <w:tab/>
-        <w:t xml:space="preserve"> Name: Model Drift Monitoring - Variant 18 </w:t>
-        <w:tab/>
-        <w:t xml:space="preserve"> Id: TC2188 </w:t>
-        <w:tab/>
-        <w:t xml:space="preserve"> Description: Verify accuracy and SLA metrics for Model Drift Monitoring predictive execution </w:t>
-        <w:tab/>
-        <w:t xml:space="preserve"> Precondition: Model checkpoint v2.4 loaded in runtime environment. </w:t>
-        <w:tab/>
-        <w:t xml:space="preserve"> Test Step: 1 </w:t>
-        <w:tab/>
-        <w:t xml:space="preserve"> Test Step Description: Interact with AI insight card component for Model Drift Monitoring </w:t>
-        <w:tab/>
-        <w:t xml:space="preserve"> Test Step Expected Result: Explanation model outputs clear feature contribution breakdown.</w:t>
-      </w:r>
-    </w:p>
-    <w:p>
-      <w:r>
-        <w:tab/>
-        <w:t xml:space="preserve">Work Item ID: 1573 </w:t>
-        <w:tab/>
-        <w:t xml:space="preserve"> Module: AI Insights &amp; Anomaly Detection </w:t>
-        <w:tab/>
-        <w:t xml:space="preserve"> Name: Batch Model Scoring - Variant 11 </w:t>
-        <w:tab/>
-        <w:t xml:space="preserve"> Id: TC1920 </w:t>
-        <w:tab/>
-        <w:t xml:space="preserve"> Description: Verify accuracy and SLA metrics for Batch Model Scoring predictive execution </w:t>
-        <w:tab/>
-        <w:t xml:space="preserve"> Precondition: Model checkpoint v2.4 loaded in runtime environment. </w:t>
-        <w:tab/>
-        <w:t xml:space="preserve"> Test Step: 1 </w:t>
-        <w:tab/>
-        <w:t xml:space="preserve"> Test Step Description: Interact with AI insight card component for Batch Model Scoring </w:t>
-        <w:tab/>
-        <w:t xml:space="preserve"> Test Step Expected Result: Explanation model outputs clear feature contribution breakdown.</w:t>
-      </w:r>
-    </w:p>
-    <w:p>
-      <w:r>
-        <w:tab/>
-        <w:t xml:space="preserve">Work Item ID: 1572 </w:t>
-        <w:tab/>
-        <w:t xml:space="preserve"> Module: Claims Adjudication </w:t>
-        <w:tab/>
-        <w:t xml:space="preserve"> Name: Out-of-Network Coinsurance - Variant 12 </w:t>
-        <w:tab/>
-        <w:t xml:space="preserve"> Id: TC1943 </w:t>
-        <w:tab/>
-        <w:t xml:space="preserve"> Description: Verify system handles invalid or missing data during Out-of-Network Coinsurance </w:t>
-        <w:tab/>
-        <w:t xml:space="preserve"> Precondition: Inbound EDI 837 claim processing queue online. </w:t>
-        <w:tab/>
-        <w:t xml:space="preserve"> Test Step: 1 </w:t>
-        <w:tab/>
-        <w:t xml:space="preserve"> Test Step Description: Submit claim batch containing edge case scenarios for Out-of-Network Coinsurance </w:t>
-        <w:tab/>
-        <w:t xml:space="preserve"> Test Step Expected Result: System flags anomaly and routed claim to review queue instantly.</w:t>
-      </w:r>
-    </w:p>
-    <w:p>
-      <w:r>
-        <w:tab/>
-        <w:t xml:space="preserve">Work Item ID: 1573 </w:t>
-        <w:tab/>
-        <w:t xml:space="preserve"> Module: AI Insights &amp; Anomaly Detection </w:t>
-        <w:tab/>
-        <w:t xml:space="preserve"> Name: Unusual Billing Pattern Flag - Variant 21 </w:t>
-        <w:tab/>
-        <w:t xml:space="preserve"> Id: TC2334 </w:t>
-        <w:tab/>
-        <w:t xml:space="preserve"> Description: Verify dashboard UI component displays output from Unusual Billing Pattern Flag </w:t>
-        <w:tab/>
-        <w:t xml:space="preserve"> Precondition: Historical baseline metrics ingested and indexed. </w:t>
-        <w:tab/>
-        <w:t xml:space="preserve"> Test Step: 1 </w:t>
-        <w:tab/>
-        <w:t xml:space="preserve"> Test Step Description: Trigger dashboard refresh and monitor response latency for Unusual Billing Pattern Flag </w:t>
-        <w:tab/>
-        <w:t xml:space="preserve"> Test Step Expected Result: Visualization widget renders top trends with accurate confidence scores.</w:t>
-      </w:r>
-    </w:p>
-    <w:p>
-      <w:r>
-        <w:tab/>
-        <w:t xml:space="preserve">Work Item ID: 1573 </w:t>
-        <w:tab/>
-        <w:t xml:space="preserve"> Module: AI Insights &amp; Anomaly Detection </w:t>
-        <w:tab/>
-        <w:t xml:space="preserve"> Name: Trend Anomaly Alert - Variant 17 </w:t>
-        <w:tab/>
-        <w:t xml:space="preserve"> Id: TC2142 </w:t>
-        <w:tab/>
-        <w:t xml:space="preserve"> Description: Verify dashboard UI component displays output from Trend Anomaly Alert </w:t>
-        <w:tab/>
-        <w:t xml:space="preserve"> Precondition: Historical baseline metrics ingested and indexed. </w:t>
-        <w:tab/>
-        <w:t xml:space="preserve"> Test Step: 1 </w:t>
-        <w:tab/>
-        <w:t xml:space="preserve"> Test Step Description: Trigger dashboard refresh and monitor response latency for Trend Anomaly Alert </w:t>
-        <w:tab/>
-        <w:t xml:space="preserve"> Test Step Expected Result: Visualization widget renders top trends with accurate confidence scores.</w:t>
-      </w:r>
-    </w:p>
-    <w:p>
-      <w:r>
-        <w:tab/>
-        <w:t xml:space="preserve">Work Item ID: 1572 </w:t>
-        <w:tab/>
-        <w:t xml:space="preserve"> Module: Claims Adjudication </w:t>
-        <w:tab/>
-        <w:t xml:space="preserve"> Name: In-Network Co-pay Calculation - Variant 20 </w:t>
-        <w:tab/>
-        <w:t xml:space="preserve"> Id: TC2261 </w:t>
-        <w:tab/>
-        <w:t xml:space="preserve"> Description: Verify adjudication engine logic for In-Network Co-pay Calculation </w:t>
-        <w:tab/>
-        <w:t xml:space="preserve"> Precondition: Claim adjudication rules engine initialized. </w:t>
-        <w:tab/>
-        <w:t xml:space="preserve"> Test Step: 1 </w:t>
-        <w:tab/>
-        <w:t xml:space="preserve"> Test Step Description: Ingest synthetic claim payload testing In-Network Co-pay Calculation into the engine </w:t>
-        <w:tab/>
-        <w:t xml:space="preserve"> Test Step Expected Result: Adjudication engine applies correct formula and outputs calculated totals.</w:t>
-      </w:r>
-    </w:p>
-    <w:p>
-      <w:r>
-        <w:tab/>
-        <w:t xml:space="preserve">Work Item ID: 1573 </w:t>
-        <w:tab/>
-        <w:t xml:space="preserve"> Module: AI Insights &amp; Anomaly Detection </w:t>
-        <w:tab/>
-        <w:t xml:space="preserve"> Name: Feature Attribution UI - Variant 3 </w:t>
-        <w:tab/>
-        <w:t xml:space="preserve"> Id: TC1592 </w:t>
-        <w:tab/>
-        <w:t xml:space="preserve"> Description: Verify accuracy and SLA metrics for Feature Attribution UI predictive execution </w:t>
-        <w:tab/>
-        <w:t xml:space="preserve"> Precondition: Model checkpoint v2.4 loaded in runtime environment. </w:t>
-        <w:tab/>
-        <w:t xml:space="preserve"> Test Step: 1 </w:t>
-        <w:tab/>
-        <w:t xml:space="preserve"> Test Step Description: Interact with AI insight card component for Feature Attribution UI </w:t>
-        <w:tab/>
-        <w:t xml:space="preserve"> Test Step Expected Result: Explanation model outputs clear feature contribution breakdown.</w:t>
-      </w:r>
-    </w:p>
-    <w:p>
-      <w:r>
-        <w:tab/>
-        <w:t xml:space="preserve">Work Item ID: 1573 </w:t>
-        <w:tab/>
-        <w:t xml:space="preserve"> Module: AI Insights &amp; Anomaly Detection </w:t>
-        <w:tab/>
-        <w:t xml:space="preserve"> Name: Automated Summary Generation - Variant 11 </w:t>
-        <w:tab/>
-        <w:t xml:space="preserve"> Id: TC1938 </w:t>
-        <w:tab/>
-        <w:t xml:space="preserve"> Description: Verify dashboard UI component displays output from Automated Summary Generation </w:t>
-        <w:tab/>
-        <w:t xml:space="preserve"> Precondition: Historical baseline metrics ingested and indexed. </w:t>
-        <w:tab/>
-        <w:t xml:space="preserve"> Test Step: 1 </w:t>
-        <w:tab/>
-        <w:t xml:space="preserve"> Test Step Description: Trigger dashboard refresh and monitor response latency for Automated Summary Generation </w:t>
-        <w:tab/>
-        <w:t xml:space="preserve"> Test Step Expected Result: Visualization widget renders top trends with accurate confidence scores.</w:t>
-      </w:r>
-    </w:p>
-    <w:p>
-      <w:r>
-        <w:tab/>
-        <w:t xml:space="preserve">Work Item ID: 1573 </w:t>
-        <w:tab/>
-        <w:t xml:space="preserve"> Module: AI Insights &amp; Anomaly Detection </w:t>
-        <w:tab/>
-        <w:t xml:space="preserve"> Name: Model Retraining Trigger - Variant 24 </w:t>
-        <w:tab/>
-        <w:t xml:space="preserve"> Id: TC2460 </w:t>
-        <w:tab/>
-        <w:t xml:space="preserve"> Description: Verify accuracy and SLA metrics for Model Retraining Trigger predictive execution </w:t>
-        <w:tab/>
-        <w:t xml:space="preserve"> Precondition: Model checkpoint v2.4 loaded in runtime environment. </w:t>
-        <w:tab/>
-        <w:t xml:space="preserve"> Test Step: 1 </w:t>
-        <w:tab/>
-        <w:t xml:space="preserve"> Test Step Description: Interact with AI insight card component for Model Retraining Trigger </w:t>
-        <w:tab/>
-        <w:t xml:space="preserve"> Test Step Expected Result: Explanation model outputs clear feature contribution breakdown.</w:t>
-      </w:r>
-    </w:p>
-    <w:p>
-      <w:r>
-        <w:tab/>
-        <w:t xml:space="preserve">Work Item ID: 1573 </w:t>
-        <w:tab/>
-        <w:t xml:space="preserve"> Module: AI Insights &amp; Anomaly Detection </w:t>
-        <w:tab/>
-        <w:t xml:space="preserve"> Name: Historical Baseline Comparison - Variant 4 </w:t>
-        <w:tab/>
-        <w:t xml:space="preserve"> Id: TC1648 </w:t>
-        <w:tab/>
-        <w:t xml:space="preserve"> Description: Verify accuracy and SLA metrics for Historical Baseline Comparison predictive execution </w:t>
-        <w:tab/>
-        <w:t xml:space="preserve"> Precondition: Model checkpoint v2.4 loaded in runtime environment. </w:t>
-        <w:tab/>
-        <w:t xml:space="preserve"> Test Step: 1 </w:t>
-        <w:tab/>
-        <w:t xml:space="preserve"> Test Step Description: Interact with AI insight card component for Historical Baseline Comparison </w:t>
-        <w:tab/>
-        <w:t xml:space="preserve"> Test Step Expected Result: Explanation model outputs clear feature contribution breakdown.</w:t>
-      </w:r>
-    </w:p>
-    <w:p>
-      <w:r>
-        <w:tab/>
-        <w:t xml:space="preserve">Work Item ID: 1572 </w:t>
-        <w:tab/>
-        <w:t xml:space="preserve"> Module: Claims Adjudication </w:t>
-        <w:tab/>
-        <w:t xml:space="preserve"> Name: Tax ID Validation - Variant 23 </w:t>
-        <w:tab/>
-        <w:t xml:space="preserve"> Id: TC2415 </w:t>
-        <w:tab/>
-        <w:t xml:space="preserve"> Description: Verify system handles invalid or missing data during Tax ID Validation </w:t>
-        <w:tab/>
-        <w:t xml:space="preserve"> Precondition: Inbound EDI 837 claim processing queue online. </w:t>
-        <w:tab/>
-        <w:t xml:space="preserve"> Test Step: 1 </w:t>
-        <w:tab/>
-        <w:t xml:space="preserve"> Test Step Description: Submit claim batch containing edge case scenarios for Tax ID Validation </w:t>
-        <w:tab/>
-        <w:t xml:space="preserve"> Test Step Expected Result: System flags anomaly and routed claim to review queue instantly.</w:t>
-      </w:r>
-    </w:p>
-    <w:p>
-      <w:r>
-        <w:tab/>
-        <w:t xml:space="preserve">Work Item ID: 1572 </w:t>
-        <w:tab/>
-        <w:t xml:space="preserve"> Module: Claims Adjudication </w:t>
-        <w:tab/>
-        <w:t xml:space="preserve"> Name: Duplicate Claim Rejection - Variant 21 </w:t>
-        <w:tab/>
-        <w:t xml:space="preserve"> Id: TC2315 </w:t>
-        <w:tab/>
-        <w:t xml:space="preserve"> Description: Verify system handles invalid or missing data during Duplicate Claim Rejection </w:t>
-        <w:tab/>
-        <w:t xml:space="preserve"> Precondition: Inbound EDI 837 claim processing queue online. </w:t>
-        <w:tab/>
-        <w:t xml:space="preserve"> Test Step: 1 </w:t>
-        <w:tab/>
-        <w:t xml:space="preserve"> Test Step Description: Submit claim batch containing edge case scenarios for Duplicate Claim Rejection </w:t>
-        <w:tab/>
-        <w:t xml:space="preserve"> Test Step Expected Result: System flags anomaly and routed claim to review queue instantly.</w:t>
-      </w:r>
-    </w:p>
-    <w:p>
-      <w:r>
-        <w:tab/>
-        <w:t xml:space="preserve">Work Item ID: 1573 </w:t>
-        <w:tab/>
-        <w:t xml:space="preserve"> Module: AI Insights &amp; Anomaly Detection </w:t>
-        <w:tab/>
-        <w:t xml:space="preserve"> Name: False Positive Feedback Loop - Variant 26 </w:t>
-        <w:tab/>
-        <w:t xml:space="preserve"> Id: TC2518 </w:t>
-        <w:tab/>
-        <w:t xml:space="preserve"> Description: Verify dashboard UI component displays output from False Positive Feedback Loop </w:t>
-        <w:tab/>
-        <w:t xml:space="preserve"> Precondition: Historical baseline metrics ingested and indexed. </w:t>
-        <w:tab/>
-        <w:t xml:space="preserve"> Test Step: 1 </w:t>
-        <w:tab/>
-        <w:t xml:space="preserve"> Test Step Description: Trigger dashboard refresh and monitor response latency for False Positive Feedback Loop </w:t>
-        <w:tab/>
-        <w:t xml:space="preserve"> Test Step Expected Result: Visualization widget renders top trends with accurate confidence scores.</w:t>
-      </w:r>
-    </w:p>
-    <w:p>
-      <w:r>
-        <w:tab/>
-        <w:t xml:space="preserve">Work Item ID: 1572 </w:t>
-        <w:tab/>
-        <w:t xml:space="preserve"> Module: Claims Adjudication </w:t>
-        <w:tab/>
-        <w:t xml:space="preserve"> Name: Out-of-Network Coinsurance - Variant 24 </w:t>
-        <w:tab/>
-        <w:t xml:space="preserve"> Id: TC2423 </w:t>
-        <w:tab/>
-        <w:t xml:space="preserve"> Description: Verify system handles invalid or missing data during Out-of-Network Coinsurance </w:t>
-        <w:tab/>
-        <w:t xml:space="preserve"> Precondition: Inbound EDI 837 claim processing queue online. </w:t>
-        <w:tab/>
-        <w:t xml:space="preserve"> Test Step: 1 </w:t>
-        <w:tab/>
-        <w:t xml:space="preserve"> Test Step Description: Submit claim batch containing edge case scenarios for Out-of-Network Coinsurance </w:t>
-        <w:tab/>
-        <w:t xml:space="preserve"> Test Step Expected Result: System flags anomaly and routed claim to review queue instantly.</w:t>
-      </w:r>
-    </w:p>
-    <w:p>
-      <w:r>
-        <w:tab/>
-        <w:t xml:space="preserve">Work Item ID: 1572 </w:t>
-        <w:tab/>
-        <w:t xml:space="preserve"> Module: Claims Adjudication </w:t>
-        <w:tab/>
-        <w:t xml:space="preserve"> Name: Corrected Claim Resubmission - Variant 20 </w:t>
-        <w:tab/>
-        <w:t xml:space="preserve"> Id: TC2297 </w:t>
-        <w:tab/>
-        <w:t xml:space="preserve"> Description: Verify adjudication engine logic for Corrected Claim Resubmission </w:t>
-        <w:tab/>
-        <w:t xml:space="preserve"> Precondition: Claim adjudication rules engine initialized. </w:t>
-        <w:tab/>
-        <w:t xml:space="preserve"> Test Step: 1 </w:t>
-        <w:tab/>
-        <w:t xml:space="preserve"> Test Step Description: Ingest synthetic claim payload testing Corrected Claim Resubmission into the engine </w:t>
-        <w:tab/>
-        <w:t xml:space="preserve"> Test Step Expected Result: Adjudication engine applies correct formula and outputs calculated totals.</w:t>
-      </w:r>
-    </w:p>
-    <w:p>
-      <w:r>
-        <w:tab/>
-        <w:t xml:space="preserve">Work Item ID: 1572 </w:t>
-        <w:tab/>
-        <w:t xml:space="preserve"> Module: Claims Adjudication </w:t>
-        <w:tab/>
-        <w:t xml:space="preserve"> Name: Pre-authorization Check - Variant 19 </w:t>
-        <w:tab/>
-        <w:t xml:space="preserve"> Id: TC2225 </w:t>
-        <w:tab/>
-        <w:t xml:space="preserve"> Description: Verify adjudication engine logic for Pre-authorization Check </w:t>
-        <w:tab/>
-        <w:t xml:space="preserve"> Precondition: Claim adjudication rules engine initialized. </w:t>
-        <w:tab/>
-        <w:t xml:space="preserve"> Test Step: 1 </w:t>
-        <w:tab/>
-        <w:t xml:space="preserve"> Test Step Description: Ingest synthetic claim payload testing Pre-authorization Check into the engine </w:t>
-        <w:tab/>
-        <w:t xml:space="preserve"> Test Step Expected Result: Adjudication engine applies correct formula and outputs calculated totals.</w:t>
-      </w:r>
-    </w:p>
-    <w:p>
-      <w:r>
-        <w:tab/>
-        <w:t xml:space="preserve">Work Item ID: 1573 </w:t>
-        <w:tab/>
-        <w:t xml:space="preserve"> Module: AI Insights &amp; Anomaly Detection </w:t>
-        <w:tab/>
-        <w:t xml:space="preserve"> Name: Cost Spike Detection - Variant 7 </w:t>
-        <w:tab/>
-        <w:t xml:space="preserve"> Id: TC1746 </w:t>
-        <w:tab/>
-        <w:t xml:space="preserve"> Description: Verify dashboard UI component displays output from Cost Spike Detection </w:t>
-        <w:tab/>
-        <w:t xml:space="preserve"> Precondition: Historical baseline metrics ingested and indexed. </w:t>
-        <w:tab/>
-        <w:t xml:space="preserve"> Test Step: 1 </w:t>
-        <w:tab/>
-        <w:t xml:space="preserve"> Test Step Description: Trigger dashboard refresh and monitor response latency for Cost Spike Detection </w:t>
-        <w:tab/>
-        <w:t xml:space="preserve"> Test Step Expected Result: Visualization widget renders top trends with accurate confidence scores.</w:t>
-      </w:r>
-    </w:p>
-    <w:p>
-      <w:r>
-        <w:tab/>
-        <w:t xml:space="preserve">Work Item ID: 1572 </w:t>
-        <w:tab/>
-        <w:t xml:space="preserve"> Module: Claims Adjudication </w:t>
-        <w:tab/>
-        <w:t xml:space="preserve"> Name: Duplicate Claim Rejection - Variant 29 </w:t>
-        <w:tab/>
-        <w:t xml:space="preserve"> Id: TC2635 </w:t>
-        <w:tab/>
-        <w:t xml:space="preserve"> Description: Verify system handles invalid or missing data during Duplicate Claim Rejection </w:t>
-        <w:tab/>
-        <w:t xml:space="preserve"> Precondition: Inbound EDI 837 claim processing queue online. </w:t>
-        <w:tab/>
-        <w:t xml:space="preserve"> Test Step: 1 </w:t>
-        <w:tab/>
-        <w:t xml:space="preserve"> Test Step Description: Submit claim batch containing edge case scenarios for Duplicate Claim Rejection </w:t>
-        <w:tab/>
-        <w:t xml:space="preserve"> Test Step Expected Result: System flags anomaly and routed claim to review queue instantly.</w:t>
-      </w:r>
-    </w:p>
-    <w:p>
-      <w:r>
-        <w:tab/>
-        <w:t xml:space="preserve">Work Item ID: 1572 </w:t>
-        <w:tab/>
-        <w:t xml:space="preserve"> Module: Claims Adjudication </w:t>
-        <w:tab/>
-        <w:t xml:space="preserve"> Name: High Value Claim Audit Trigger - Variant 10 </w:t>
-        <w:tab/>
-        <w:t xml:space="preserve"> Id: TC1893 </w:t>
-        <w:tab/>
-        <w:t xml:space="preserve"> Description: Verify adjudication engine logic for High Value Claim Audit Trigger </w:t>
-        <w:tab/>
-        <w:t xml:space="preserve"> Precondition: Claim adjudication rules engine initialized. </w:t>
-        <w:tab/>
-        <w:t xml:space="preserve"> Test Step: 1 </w:t>
-        <w:tab/>
-        <w:t xml:space="preserve"> Test Step Description: Ingest synthetic claim payload testing High Value Claim Audit Trigger into the engine </w:t>
-        <w:tab/>
-        <w:t xml:space="preserve"> Test Step Expected Result: Adjudication engine applies correct formula and outputs calculated totals.</w:t>
-      </w:r>
-    </w:p>
-    <w:p>
-      <w:r>
-        <w:tab/>
-        <w:t xml:space="preserve">Work Item ID: 1572 </w:t>
-        <w:tab/>
-        <w:t xml:space="preserve"> Module: Claims Adjudication </w:t>
-        <w:tab/>
-        <w:t xml:space="preserve"> Name: Batch Claim Ingestion - Variant 27 </w:t>
-        <w:tab/>
-        <w:t xml:space="preserve"> Id: TC2571 </w:t>
-        <w:tab/>
-        <w:t xml:space="preserve"> Description: Verify system handles invalid or missing data during Batch Claim Ingestion </w:t>
-        <w:tab/>
-        <w:t xml:space="preserve"> Precondition: Inbound EDI 837 claim processing queue online. </w:t>
-        <w:tab/>
-        <w:t xml:space="preserve"> Test Step: 1 </w:t>
-        <w:tab/>
-        <w:t xml:space="preserve"> Test Step Description: Submit claim batch containing edge case scenarios for Batch Claim Ingestion </w:t>
-        <w:tab/>
-        <w:t xml:space="preserve"> Test Step Expected Result: System flags anomaly and routed claim to review queue instantly.</w:t>
-      </w:r>
-    </w:p>
-    <w:p>
-      <w:r>
-        <w:tab/>
-        <w:t xml:space="preserve">Work Item ID: 1572 </w:t>
-        <w:tab/>
-        <w:t xml:space="preserve"> Module: Claims Adjudication </w:t>
-        <w:tab/>
-        <w:t xml:space="preserve"> Name: Pre-authorization Check - Variant 16 </w:t>
-        <w:tab/>
-        <w:t xml:space="preserve"> Id: TC2105 </w:t>
-        <w:tab/>
-        <w:t xml:space="preserve"> Description: Verify adjudication engine logic for Pre-authorization Check </w:t>
-        <w:tab/>
-        <w:t xml:space="preserve"> Precondition: Claim adjudication rules engine initialized. </w:t>
-        <w:tab/>
-        <w:t xml:space="preserve"> Test Step: 1 </w:t>
-        <w:tab/>
-        <w:t xml:space="preserve"> Test Step Description: Ingest synthetic claim payload testing Pre-authorization Check into the engine </w:t>
-        <w:tab/>
-        <w:t xml:space="preserve"> Test Step Expected Result: Adjudication engine applies correct formula and outputs calculated totals.</w:t>
-      </w:r>
-    </w:p>
-    <w:p>
-      <w:r>
-        <w:tab/>
-        <w:t xml:space="preserve">Work Item ID: 1572 </w:t>
-        <w:tab/>
-        <w:t xml:space="preserve"> Module: Claims Adjudication </w:t>
-        <w:tab/>
-        <w:t xml:space="preserve"> Name: Denial Code ERR-ENR-02 - Variant 9 </w:t>
-        <w:tab/>
-        <w:t xml:space="preserve"> Id: TC1841 </w:t>
-        <w:tab/>
-        <w:t xml:space="preserve"> Description: Verify adjudication engine logic for Denial Code ERR-ENR-02 </w:t>
-        <w:tab/>
-        <w:t xml:space="preserve"> Precondition: Claim adjudication rules engine initialized. </w:t>
-        <w:tab/>
-        <w:t xml:space="preserve"> Test Step: 1 </w:t>
-        <w:tab/>
-        <w:t xml:space="preserve"> Test Step Description: Ingest synthetic claim payload testing Denial Code ERR-ENR-02 into the engine </w:t>
-        <w:tab/>
-        <w:t xml:space="preserve"> Test Step Expected Result: Adjudication engine applies correct formula and outputs calculated totals.</w:t>
-      </w:r>
-    </w:p>
-    <w:p>
-      <w:r>
-        <w:tab/>
-        <w:t xml:space="preserve">Work Item ID: 1572 </w:t>
-        <w:tab/>
-        <w:t xml:space="preserve"> Module: Claims Adjudication </w:t>
-        <w:tab/>
-        <w:t xml:space="preserve"> Name: Out-of-Network Coinsurance - Variant 23 </w:t>
-        <w:tab/>
-        <w:t xml:space="preserve"> Id: TC2383 </w:t>
-        <w:tab/>
-        <w:t xml:space="preserve"> Description: Verify system handles invalid or missing data during Out-of-Network Coinsurance </w:t>
-        <w:tab/>
-        <w:t xml:space="preserve"> Precondition: Inbound EDI 837 claim processing queue online. </w:t>
-        <w:tab/>
-        <w:t xml:space="preserve"> Test Step: 1 </w:t>
-        <w:tab/>
-        <w:t xml:space="preserve"> Test Step Description: Submit claim batch containing edge case scenarios for Out-of-Network Coinsurance </w:t>
-        <w:tab/>
-        <w:t xml:space="preserve"> Test Step Expected Result: System flags anomaly and routed claim to review queue instantly.</w:t>
-      </w:r>
-    </w:p>
-    <w:p>
-      <w:r>
-        <w:tab/>
-        <w:t xml:space="preserve">Work Item ID: 1572 </w:t>
-        <w:tab/>
-        <w:t xml:space="preserve"> Module: Claims Adjudication </w:t>
-        <w:tab/>
-        <w:t xml:space="preserve"> Name: Diagnosis Code Validation - Variant 23 </w:t>
-        <w:tab/>
-        <w:t xml:space="preserve"> Id: TC2391 </w:t>
-        <w:tab/>
-        <w:t xml:space="preserve"> Description: Verify system handles invalid or missing data during Diagnosis Code Validation </w:t>
-        <w:tab/>
-        <w:t xml:space="preserve"> Precondition: Inbound EDI 837 claim processing queue online. </w:t>
-        <w:tab/>
-        <w:t xml:space="preserve"> Test Step: 1 </w:t>
-        <w:tab/>
-        <w:t xml:space="preserve"> Test Step Description: Submit claim batch containing edge case scenarios for Diagnosis Code Validation </w:t>
-        <w:tab/>
-        <w:t xml:space="preserve"> Test Step Expected Result: System flags anomaly and routed claim to review queue instantly.</w:t>
-      </w:r>
-    </w:p>
-    <w:p>
-      <w:r>
-        <w:tab/>
-        <w:t xml:space="preserve">Work Item ID: 1572 </w:t>
-        <w:tab/>
-        <w:t xml:space="preserve"> Module: Claims Adjudication </w:t>
-        <w:tab/>
-        <w:t xml:space="preserve"> Name: Provider NPI Verification - Variant 18 </w:t>
-        <w:tab/>
-        <w:t xml:space="preserve"> Id: TC2205 </w:t>
-        <w:tab/>
-        <w:t xml:space="preserve"> Description: Verify adjudication engine logic for Provider NPI Verification </w:t>
-        <w:tab/>
-        <w:t xml:space="preserve"> Precondition: Claim adjudication rules engine initialized. </w:t>
-        <w:tab/>
-        <w:t xml:space="preserve"> Test Step: 1 </w:t>
-        <w:tab/>
-        <w:t xml:space="preserve"> Test Step Description: Ingest synthetic claim payload testing Provider NPI Verification into the engine </w:t>
-        <w:tab/>
-        <w:t xml:space="preserve"> Test Step Expected Result: Adjudication engine applies correct formula and outputs calculated totals.</w:t>
-      </w:r>
-    </w:p>
-    <w:p>
-      <w:r>
-        <w:tab/>
-        <w:t xml:space="preserve">Work Item ID: 1573 </w:t>
-        <w:tab/>
-        <w:t xml:space="preserve"> Module: AI Insights &amp; Anomaly Detection </w:t>
-        <w:tab/>
-        <w:t xml:space="preserve"> Name: Model Retraining Trigger - Variant 25 </w:t>
-        <w:tab/>
-        <w:t xml:space="preserve"> Id: TC2500 </w:t>
-        <w:tab/>
-        <w:t xml:space="preserve"> Description: Verify accuracy and SLA metrics for Model Retraining Trigger predictive execution </w:t>
-        <w:tab/>
-        <w:t xml:space="preserve"> Precondition: Model checkpoint v2.4 loaded in runtime environment. </w:t>
-        <w:tab/>
-        <w:t xml:space="preserve"> Test Step: 1 </w:t>
-        <w:tab/>
-        <w:t xml:space="preserve"> Test Step Description: Interact with AI insight card component for Model Retraining Trigger </w:t>
-        <w:tab/>
-        <w:t xml:space="preserve"> Test Step Expected Result: Explanation model outputs clear feature contribution breakdown.</w:t>
-      </w:r>
-    </w:p>
-    <w:p>
-      <w:r>
-        <w:tab/>
-        <w:t xml:space="preserve">Work Item ID: 1572 </w:t>
-        <w:tab/>
-        <w:t xml:space="preserve"> Module: Claims Adjudication </w:t>
-        <w:tab/>
-        <w:t xml:space="preserve"> Name: Maximum Out-of-Pocket Cap - Variant 25 </w:t>
-        <w:tab/>
-        <w:t xml:space="preserve"> Id: TC2489 </w:t>
-        <w:tab/>
-        <w:t xml:space="preserve"> Description: Verify adjudication engine logic for Maximum Out-of-Pocket Cap </w:t>
-        <w:tab/>
-        <w:t xml:space="preserve"> Precondition: Claim adjudication rules engine initialized. </w:t>
-        <w:tab/>
-        <w:t xml:space="preserve"> Test Step: 1 </w:t>
-        <w:tab/>
-        <w:t xml:space="preserve"> Test Step Description: Ingest synthetic claim payload testing Maximum Out-of-Pocket Cap into the engine </w:t>
-        <w:tab/>
-        <w:t xml:space="preserve"> Test Step Expected Result: Adjudication engine applies correct formula and outputs calculated totals.</w:t>
-      </w:r>
-    </w:p>
-    <w:p>
-      <w:r>
-        <w:tab/>
-        <w:t xml:space="preserve">Work Item ID: 1572 </w:t>
-        <w:tab/>
-        <w:t xml:space="preserve"> Module: Claims Adjudication </w:t>
-        <w:tab/>
-        <w:t xml:space="preserve"> Name: Claim Line Item Split - Variant 22 </w:t>
-        <w:tab/>
-        <w:t xml:space="preserve"> Id: TC2349 </w:t>
-        <w:tab/>
-        <w:t xml:space="preserve"> Description: Verify adjudication engine logic for Claim Line Item Split </w:t>
-        <w:tab/>
-        <w:t xml:space="preserve"> Precondition: Claim adjudication rules engine initialized. </w:t>
-        <w:tab/>
-        <w:t xml:space="preserve"> Test Step: 1 </w:t>
-        <w:tab/>
-        <w:t xml:space="preserve"> Test Step Description: Ingest synthetic claim payload testing Claim Line Item Split into the engine </w:t>
-        <w:tab/>
-        <w:t xml:space="preserve"> Test Step Expected Result: Adjudication engine applies correct formula and outputs calculated totals.</w:t>
-      </w:r>
-    </w:p>
-    <w:p>
-      <w:r>
-        <w:tab/>
-        <w:t xml:space="preserve">Work Item ID: 1573 </w:t>
-        <w:tab/>
-        <w:t xml:space="preserve"> Module: AI Insights &amp; Anomaly Detection </w:t>
-        <w:tab/>
-        <w:t xml:space="preserve"> Name: Predictive No-Show Score - Variant 22 </w:t>
-        <w:tab/>
-        <w:t xml:space="preserve"> Id: TC2344 </w:t>
-        <w:tab/>
-        <w:t xml:space="preserve"> Description: Verify accuracy and SLA metrics for Predictive No-Show Score predictive execution </w:t>
-        <w:tab/>
-        <w:t xml:space="preserve"> Precondition: Model checkpoint v2.4 loaded in runtime environment. </w:t>
-        <w:tab/>
-        <w:t xml:space="preserve"> Test Step: 1 </w:t>
-        <w:tab/>
-        <w:t xml:space="preserve"> Test Step Description: Interact with AI insight card component for Predictive No-Show Score </w:t>
-        <w:tab/>
-        <w:t xml:space="preserve"> Test Step Expected Result: Explanation model outputs clear feature contribution breakdown.</w:t>
-      </w:r>
-    </w:p>
-    <w:p>
-      <w:r>
-        <w:tab/>
-        <w:t xml:space="preserve">Work Item ID: 1573 </w:t>
-        <w:tab/>
-        <w:t xml:space="preserve"> Module: AI Insights &amp; Anomaly Detection </w:t>
-        <w:tab/>
-        <w:t xml:space="preserve"> Name: Patient Risk Stratification - Variant 26 </w:t>
-        <w:tab/>
-        <w:t xml:space="preserve"> Id: TC2536 </w:t>
-        <w:tab/>
-        <w:t xml:space="preserve"> Description: Verify accuracy and SLA metrics for Patient Risk Stratification predictive execution </w:t>
-        <w:tab/>
-        <w:t xml:space="preserve"> Precondition: Model checkpoint v2.4 loaded in runtime environment. </w:t>
-        <w:tab/>
-        <w:t xml:space="preserve"> Test Step: 1 </w:t>
-        <w:tab/>
-        <w:t xml:space="preserve"> Test Step Description: Interact with AI insight card component for Patient Risk Stratification </w:t>
-        <w:tab/>
-        <w:t xml:space="preserve"> Test Step Expected Result: Explanation model outputs clear feature contribution breakdown.</w:t>
-      </w:r>
-    </w:p>
-    <w:p>
-      <w:r>
-        <w:tab/>
-        <w:t xml:space="preserve">Work Item ID: 1572 </w:t>
-        <w:tab/>
-        <w:t xml:space="preserve"> Module: Claims Adjudication </w:t>
-        <w:tab/>
-        <w:t xml:space="preserve"> Name: Bundled Service Deduction - Variant 22 </w:t>
-        <w:tab/>
-        <w:t xml:space="preserve"> Id: TC2367 </w:t>
-        <w:tab/>
-        <w:t xml:space="preserve"> Description: Verify system handles invalid or missing data during Bundled Service Deduction </w:t>
-        <w:tab/>
-        <w:t xml:space="preserve"> Precondition: Inbound EDI 837 claim processing queue online. </w:t>
-        <w:tab/>
-        <w:t xml:space="preserve"> Test Step: 1 </w:t>
-        <w:tab/>
-        <w:t xml:space="preserve"> Test Step Description: Submit claim batch containing edge case scenarios for Bundled Service Deduction </w:t>
-        <w:tab/>
-        <w:t xml:space="preserve"> Test Step Expected Result: System flags anomaly and routed claim to review queue instantly.</w:t>
-      </w:r>
-    </w:p>
-    <w:p>
-      <w:r>
-        <w:tab/>
-        <w:t xml:space="preserve">Work Item ID: 1573 </w:t>
-        <w:tab/>
-        <w:t xml:space="preserve"> Module: AI Insights &amp; Anomaly Detection </w:t>
-        <w:tab/>
-        <w:t xml:space="preserve"> Name: Confidence Threshold Filter - Variant 21 </w:t>
-        <w:tab/>
-        <w:t xml:space="preserve"> Id: TC2316 </w:t>
-        <w:tab/>
-        <w:t xml:space="preserve"> Description: Verify accuracy and SLA metrics for Confidence Threshold Filter predictive execution </w:t>
-        <w:tab/>
-        <w:t xml:space="preserve"> Precondition: Model checkpoint v2.4 loaded in runtime environment. </w:t>
-        <w:tab/>
-        <w:t xml:space="preserve"> Test Step: 1 </w:t>
-        <w:tab/>
-        <w:t xml:space="preserve"> Test Step Description: Interact with AI insight card component for Confidence Threshold Filter </w:t>
-        <w:tab/>
-        <w:t xml:space="preserve"> Test Step Expected Result: Explanation model outputs clear feature contribution breakdown.</w:t>
-      </w:r>
-    </w:p>
-    <w:p>
-      <w:r>
-        <w:tab/>
-        <w:t xml:space="preserve">Work Item ID: 1573 </w:t>
-        <w:tab/>
-        <w:t xml:space="preserve"> Module: AI Insights &amp; Anomaly Detection </w:t>
-        <w:tab/>
-        <w:t xml:space="preserve"> Name: Cost Spike Detection - Variant 2 </w:t>
-        <w:tab/>
-        <w:t xml:space="preserve"> Id: TC1546 </w:t>
-        <w:tab/>
-        <w:t xml:space="preserve"> Description: Verify dashboard UI component displays output from Cost Spike Detection </w:t>
-        <w:tab/>
-        <w:t xml:space="preserve"> Precondition: Historical baseline metrics ingested and indexed. </w:t>
-        <w:tab/>
-        <w:t xml:space="preserve"> Test Step: 1 </w:t>
-        <w:tab/>
-        <w:t xml:space="preserve"> Test Step Description: Trigger dashboard refresh and monitor response latency for Cost Spike Detection </w:t>
-        <w:tab/>
-        <w:t xml:space="preserve"> Test Step Expected Result: Visualization widget renders top trends with accurate confidence scores.</w:t>
-      </w:r>
-    </w:p>
-    <w:p>
-      <w:r>
-        <w:tab/>
-        <w:t xml:space="preserve">Work Item ID: 1573 </w:t>
-        <w:tab/>
-        <w:t xml:space="preserve"> Module: AI Insights &amp; Anomaly Detection </w:t>
-        <w:tab/>
-        <w:t xml:space="preserve"> Name: Historical Baseline Comparison - Variant 2 </w:t>
-        <w:tab/>
-        <w:t xml:space="preserve"> Id: TC1568 </w:t>
-        <w:tab/>
-        <w:t xml:space="preserve"> Description: Verify accuracy and SLA metrics for Historical Baseline Comparison predictive execution </w:t>
-        <w:tab/>
-        <w:t xml:space="preserve"> Precondition: Model checkpoint v2.4 loaded in runtime environment. </w:t>
-        <w:tab/>
-        <w:t xml:space="preserve"> Test Step: 1 </w:t>
-        <w:tab/>
-        <w:t xml:space="preserve"> Test Step Description: Interact with AI insight card component for Historical Baseline Comparison </w:t>
-        <w:tab/>
-        <w:t xml:space="preserve"> Test Step Expected Result: Explanation model outputs clear feature contribution breakdown.</w:t>
-      </w:r>
-    </w:p>
-    <w:p>
-      <w:r>
-        <w:tab/>
-        <w:t xml:space="preserve">Work Item ID: 1572 </w:t>
-        <w:tab/>
-        <w:t xml:space="preserve"> Module: Claims Adjudication </w:t>
-        <w:tab/>
-        <w:t xml:space="preserve"> Name: Denial Code ERR-ENR-02 - Variant 6 </w:t>
-        <w:tab/>
-        <w:t xml:space="preserve"> Id: TC1721 </w:t>
-        <w:tab/>
-        <w:t xml:space="preserve"> Description: Verify adjudication engine logic for Denial Code ERR-ENR-02 </w:t>
-        <w:tab/>
-        <w:t xml:space="preserve"> Precondition: Claim adjudication rules engine initialized. </w:t>
-        <w:tab/>
-        <w:t xml:space="preserve"> Test Step: 1 </w:t>
-        <w:tab/>
-        <w:t xml:space="preserve"> Test Step Description: Ingest synthetic claim payload testing Denial Code ERR-ENR-02 into the engine </w:t>
-        <w:tab/>
-        <w:t xml:space="preserve"> Test Step Expected Result: Adjudication engine applies correct formula and outputs calculated totals.</w:t>
-      </w:r>
-    </w:p>
-    <w:p>
-      <w:r>
-        <w:tab/>
-        <w:t xml:space="preserve">Work Item ID: 1572 </w:t>
-        <w:tab/>
-        <w:t xml:space="preserve"> Module: Claims Adjudication </w:t>
-        <w:tab/>
-        <w:t xml:space="preserve"> Name: In-Network Co-pay Calculation - Variant 23 </w:t>
-        <w:tab/>
-        <w:t xml:space="preserve"> Id: TC2381 </w:t>
-        <w:tab/>
-        <w:t xml:space="preserve"> Description: Verify adjudication engine logic for In-Network Co-pay Calculation </w:t>
-        <w:tab/>
-        <w:t xml:space="preserve"> Precondition: Claim adjudication rules engine initialized. </w:t>
-        <w:tab/>
-        <w:t xml:space="preserve"> Test Step: 1 </w:t>
-        <w:tab/>
-        <w:t xml:space="preserve"> Test Step Description: Ingest synthetic claim payload testing In-Network Co-pay Calculation into the engine </w:t>
-        <w:tab/>
-        <w:t xml:space="preserve"> Test Step Expected Result: Adjudication engine applies correct formula and outputs calculated totals.</w:t>
-      </w:r>
-    </w:p>
-    <w:p>
-      <w:r>
-        <w:tab/>
-        <w:t xml:space="preserve">Work Item ID: 1573 </w:t>
-        <w:tab/>
-        <w:t xml:space="preserve"> Module: AI Insights &amp; Anomaly Detection </w:t>
-        <w:tab/>
-        <w:t xml:space="preserve"> Name: Real-time Stream Ingestion - Variant 20 </w:t>
-        <w:tab/>
-        <w:t xml:space="preserve"> Id: TC2274 </w:t>
-        <w:tab/>
-        <w:t xml:space="preserve"> Description: Verify dashboard UI component displays output from Real-time Stream Ingestion </w:t>
-        <w:tab/>
-        <w:t xml:space="preserve"> Precondition: Historical baseline metrics ingested and indexed. </w:t>
-        <w:tab/>
-        <w:t xml:space="preserve"> Test Step: 1 </w:t>
-        <w:tab/>
-        <w:t xml:space="preserve"> Test Step Description: Trigger dashboard refresh and monitor response latency for Real-time Stream Ingestion </w:t>
-        <w:tab/>
-        <w:t xml:space="preserve"> Test Step Expected Result: Visualization widget renders top trends with accurate confidence scores.</w:t>
-      </w:r>
-    </w:p>
-    <w:p>
-      <w:r>
-        <w:tab/>
-        <w:t xml:space="preserve">Work Item ID: 1573 </w:t>
-        <w:tab/>
-        <w:t xml:space="preserve"> Module: AI Insights &amp; Anomaly Detection </w:t>
-        <w:tab/>
-        <w:t xml:space="preserve"> Name: Model Retraining Trigger - Variant 18 </w:t>
-        <w:tab/>
-        <w:t xml:space="preserve"> Id: TC2220 </w:t>
-        <w:tab/>
-        <w:t xml:space="preserve"> Description: Verify accuracy and SLA metrics for Model Retraining Trigger predictive execution </w:t>
-        <w:tab/>
-        <w:t xml:space="preserve"> Precondition: Model checkpoint v2.4 loaded in runtime environment. </w:t>
-        <w:tab/>
-        <w:t xml:space="preserve"> Test Step: 1 </w:t>
-        <w:tab/>
-        <w:t xml:space="preserve"> Test Step Description: Interact with AI insight card component for Model Retraining Trigger </w:t>
-        <w:tab/>
-        <w:t xml:space="preserve"> Test Step Expected Result: Explanation model outputs clear feature contribution breakdown.</w:t>
-      </w:r>
-    </w:p>
-    <w:p>
-      <w:r>
-        <w:tab/>
-        <w:t xml:space="preserve">Work Item ID: 1573 </w:t>
-        <w:tab/>
-        <w:t xml:space="preserve"> Module: AI Insights &amp; Anomaly Detection </w:t>
-        <w:tab/>
-        <w:t xml:space="preserve"> Name: Automated Summary Generation - Variant 18 </w:t>
-        <w:tab/>
-        <w:t xml:space="preserve"> Id: TC2218 </w:t>
-        <w:tab/>
-        <w:t xml:space="preserve"> Description: Verify dashboard UI component displays output from Automated Summary Generation </w:t>
-        <w:tab/>
-        <w:t xml:space="preserve"> Precondition: Historical baseline metrics ingested and indexed. </w:t>
-        <w:tab/>
-        <w:t xml:space="preserve"> Test Step: 1 </w:t>
-        <w:tab/>
-        <w:t xml:space="preserve"> Test Step Description: Trigger dashboard refresh and monitor response latency for Automated Summary Generation </w:t>
-        <w:tab/>
-        <w:t xml:space="preserve"> Test Step Expected Result: Visualization widget renders top trends with accurate confidence scores.</w:t>
-      </w:r>
-    </w:p>
-    <w:p>
-      <w:r>
-        <w:tab/>
-        <w:t xml:space="preserve">Work Item ID: 1572 </w:t>
-        <w:tab/>
-        <w:t xml:space="preserve"> Module: Claims Adjudication </w:t>
-        <w:tab/>
-        <w:t xml:space="preserve"> Name: Maximum Out-of-Pocket Cap - Variant 1 </w:t>
-        <w:tab/>
-        <w:t xml:space="preserve"> Id: TC1529 </w:t>
-        <w:tab/>
-        <w:t xml:space="preserve"> Description: Verify adjudication engine logic for Maximum Out-of-Pocket Cap </w:t>
-        <w:tab/>
-        <w:t xml:space="preserve"> Precondition: Claim adjudication rules engine initialized. </w:t>
-        <w:tab/>
-        <w:t xml:space="preserve"> Test Step: 1 </w:t>
-        <w:tab/>
-        <w:t xml:space="preserve"> Test Step Description: Ingest synthetic claim payload testing Maximum Out-of-Pocket Cap into the engine </w:t>
-        <w:tab/>
-        <w:t xml:space="preserve"> Test Step Expected Result: Adjudication engine applies correct formula and outputs calculated totals.</w:t>
-      </w:r>
-    </w:p>
-    <w:p>
-      <w:r>
-        <w:tab/>
-        <w:t xml:space="preserve">Work Item ID: 1573 </w:t>
-        <w:tab/>
-        <w:t xml:space="preserve"> Module: AI Insights &amp; Anomaly Detection </w:t>
-        <w:tab/>
-        <w:t xml:space="preserve"> Name: Real-time Stream Ingestion - Variant 27 </w:t>
-        <w:tab/>
-        <w:t xml:space="preserve"> Id: TC2554 </w:t>
-        <w:tab/>
-        <w:t xml:space="preserve"> Description: Verify dashboard UI component displays output from Real-time Stream Ingestion </w:t>
-        <w:tab/>
-        <w:t xml:space="preserve"> Precondition: Historical baseline metrics ingested and indexed. </w:t>
-        <w:tab/>
-        <w:t xml:space="preserve"> Test Step: 1 </w:t>
-        <w:tab/>
-        <w:t xml:space="preserve"> Test Step Description: Trigger dashboard refresh and monitor response latency for Real-time Stream Ingestion </w:t>
-        <w:tab/>
-        <w:t xml:space="preserve"> Test Step Expected Result: Visualization widget renders top trends with accurate confidence scores.</w:t>
-      </w:r>
-    </w:p>
-    <w:p>
-      <w:r>
-        <w:tab/>
-        <w:t xml:space="preserve">Work Item ID: 1573 </w:t>
-        <w:tab/>
-        <w:t xml:space="preserve"> Module: AI Insights &amp; Anomaly Detection </w:t>
-        <w:tab/>
-        <w:t xml:space="preserve"> Name: False Positive Feedback Loop - Variant 25 </w:t>
-        <w:tab/>
-        <w:t xml:space="preserve"> Id: TC2478 </w:t>
-        <w:tab/>
-        <w:t xml:space="preserve"> Description: Verify dashboard UI component displays output from False Positive Feedback Loop </w:t>
-        <w:tab/>
-        <w:t xml:space="preserve"> Precondition: Historical baseline metrics ingested and indexed. </w:t>
-        <w:tab/>
-        <w:t xml:space="preserve"> Test Step: 1 </w:t>
-        <w:tab/>
-        <w:t xml:space="preserve"> Test Step Description: Trigger dashboard refresh and monitor response latency for False Positive Feedback Loop </w:t>
-        <w:tab/>
-        <w:t xml:space="preserve"> Test Step Expected Result: Visualization widget renders top trends with accurate confidence scores.</w:t>
-      </w:r>
-    </w:p>
-    <w:p>
-      <w:r>
-        <w:tab/>
-        <w:t xml:space="preserve">Work Item ID: 1573 </w:t>
-        <w:tab/>
-        <w:t xml:space="preserve"> Module: AI Insights &amp; Anomaly Detection </w:t>
-        <w:tab/>
-        <w:t xml:space="preserve"> Name: Model Retraining Trigger - Variant 22 </w:t>
-        <w:tab/>
-        <w:t xml:space="preserve"> Id: TC2380 </w:t>
-        <w:tab/>
-        <w:t xml:space="preserve"> Description: Verify accuracy and SLA metrics for Model Retraining Trigger predictive execution </w:t>
-        <w:tab/>
-        <w:t xml:space="preserve"> Precondition: Model checkpoint v2.4 loaded in runtime environment. </w:t>
-        <w:tab/>
-        <w:t xml:space="preserve"> Test Step: 1 </w:t>
-        <w:tab/>
-        <w:t xml:space="preserve"> Test Step Description: Interact with AI insight card component for Model Retraining Trigger </w:t>
-        <w:tab/>
-        <w:t xml:space="preserve"> Test Step Expected Result: Explanation model outputs clear feature contribution breakdown.</w:t>
-      </w:r>
-    </w:p>
-    <w:p>
-      <w:r>
-        <w:tab/>
-        <w:t xml:space="preserve">Work Item ID: 1572 </w:t>
-        <w:tab/>
-        <w:t xml:space="preserve"> Module: Claims Adjudication </w:t>
-        <w:tab/>
-        <w:t xml:space="preserve"> Name: Primary vs Secondary Payer - Variant 26 </w:t>
-        <w:tab/>
-        <w:t xml:space="preserve"> Id: TC2519 </w:t>
-        <w:tab/>
-        <w:t xml:space="preserve"> Description: Verify system handles invalid or missing data during Primary vs Secondary Payer </w:t>
-        <w:tab/>
-        <w:t xml:space="preserve"> Precondition: Inbound EDI 837 claim processing queue online. </w:t>
-        <w:tab/>
-        <w:t xml:space="preserve"> Test Step: 1 </w:t>
-        <w:tab/>
-        <w:t xml:space="preserve"> Test Step Description: Submit claim batch containing edge case scenarios for Primary vs Secondary Payer </w:t>
-        <w:tab/>
-        <w:t xml:space="preserve"> Test Step Expected Result: System flags anomaly and routed claim to review queue instantly.</w:t>
-      </w:r>
-    </w:p>
-    <w:p>
-      <w:r>
-        <w:tab/>
-        <w:t xml:space="preserve">Work Item ID: 1573 </w:t>
-        <w:tab/>
-        <w:t xml:space="preserve"> Module: AI Insights &amp; Anomaly Detection </w:t>
-        <w:tab/>
-        <w:t xml:space="preserve"> Name: Model Drift Monitoring - Variant 24 </w:t>
-        <w:tab/>
-        <w:t xml:space="preserve"> Id: TC2428 </w:t>
-        <w:tab/>
-        <w:t xml:space="preserve"> Description: Verify accuracy and SLA metrics for Model Drift Monitoring predictive execution </w:t>
-        <w:tab/>
-        <w:t xml:space="preserve"> Precondition: Model checkpoint v2.4 loaded in runtime environment. </w:t>
-        <w:tab/>
-        <w:t xml:space="preserve"> Test Step: 1 </w:t>
-        <w:tab/>
-        <w:t xml:space="preserve"> Test Step Description: Interact with AI insight card component for Model Drift Monitoring </w:t>
-        <w:tab/>
-        <w:t xml:space="preserve"> Test Step Expected Result: Explanation model outputs clear feature contribution breakdown.</w:t>
-      </w:r>
-    </w:p>
-    <w:p>
-      <w:r>
-        <w:tab/>
-        <w:t xml:space="preserve">Work Item ID: 1572 </w:t>
-        <w:tab/>
-        <w:t xml:space="preserve"> Module: Claims Adjudication </w:t>
-        <w:tab/>
-        <w:t xml:space="preserve"> Name: Duplicate Claim Rejection - Variant 25 </w:t>
-        <w:tab/>
-        <w:t xml:space="preserve"> Id: TC2475 </w:t>
-        <w:tab/>
-        <w:t xml:space="preserve"> Description: Verify system handles invalid or missing data during Duplicate Claim Rejection </w:t>
-        <w:tab/>
-        <w:t xml:space="preserve"> Precondition: Inbound EDI 837 claim processing queue online. </w:t>
-        <w:tab/>
-        <w:t xml:space="preserve"> Test Step: 1 </w:t>
-        <w:tab/>
-        <w:t xml:space="preserve"> Test Step Description: Submit claim batch containing edge case scenarios for Duplicate Claim Rejection </w:t>
-        <w:tab/>
-        <w:t xml:space="preserve"> Test Step Expected Result: System flags anomaly and routed claim to review queue instantly.</w:t>
+        <w:t>Dashboard,US-002,User Stats,Medium</w:t>
       </w:r>
     </w:p>
     <w:sectPr>
